--- a/thesis/CiteGraph-NLP-Thesis.docx
+++ b/thesis/CiteGraph-NLP-Thesis.docx
@@ -35144,347 +35144,376 @@
         <w:rPr>
           <w:rStyle w:val="NormalTok"/>
         </w:rPr>
+        <w:t xml:space="preserve">3</w:t>
+      </w:r>
+    </w:p>
+    <w:p>
+      <w:pPr>
+        <w:pStyle w:val="FirstParagraph"/>
+      </w:pPr>
+      <w:r>
+        <w:t xml:space="preserve">Do not add</w:t>
+      </w:r>
+      <w:r>
+        <w:t xml:space="preserve"> </w:t>
+      </w:r>
+      <w:r>
+        <w:rPr>
+          <w:rStyle w:val="VerbatimChar"/>
+        </w:rPr>
+        <w:t xml:space="preserve">--number-sections</w:t>
+      </w:r>
+      <w:r>
+        <w:t xml:space="preserve">. Every section in this thesis already carries</w:t>
+      </w:r>
+      <w:r>
+        <w:t xml:space="preserve"> </w:t>
+      </w:r>
+      <w:r>
+        <w:t xml:space="preserve">its number in the heading text, and the cross-references throughout the body</w:t>
+      </w:r>
+      <w:r>
+        <w:t xml:space="preserve"> </w:t>
+      </w:r>
+      <w:r>
+        <w:t xml:space="preserve">point at those numbers. Pandoc's automatic numbering is added on top rather</w:t>
+      </w:r>
+      <w:r>
+        <w:t xml:space="preserve"> </w:t>
+      </w:r>
+      <w:r>
+        <w:t xml:space="preserve">than replacing them, so headings render with two numbers ("2.1 1.1 Background</w:t>
+      </w:r>
+      <w:r>
+        <w:t xml:space="preserve"> </w:t>
+      </w:r>
+      <w:r>
+        <w:t xml:space="preserve">and Motivation"), and its count is offset by one because it treats the front</w:t>
+      </w:r>
+      <w:r>
+        <w:t xml:space="preserve"> </w:t>
+      </w:r>
+      <w:r>
+        <w:t xml:space="preserve">matter as the first chapter.</w:t>
+      </w:r>
+    </w:p>
+    <w:p>
+      <w:pPr>
+        <w:pStyle w:val="BodyText"/>
+      </w:pPr>
+      <w:r>
+        <w:rPr>
+          <w:rStyle w:val="VerbatimChar"/>
+        </w:rPr>
+        <w:t xml:space="preserve">-f markdown-smart</w:t>
+      </w:r>
+      <w:r>
+        <w:t xml:space="preserve"> </w:t>
+      </w:r>
+      <w:r>
+        <w:t xml:space="preserve">matters. Pandoc's smart typography rewrites</w:t>
+      </w:r>
+      <w:r>
+        <w:t xml:space="preserve"> </w:t>
+      </w:r>
+      <w:r>
+        <w:rPr>
+          <w:rStyle w:val="VerbatimChar"/>
+        </w:rPr>
+        <w:t xml:space="preserve">--</w:t>
+      </w:r>
+      <w:r>
+        <w:t xml:space="preserve"> </w:t>
+      </w:r>
+      <w:r>
+        <w:t xml:space="preserve">as an en</w:t>
+      </w:r>
+      <w:r>
+        <w:t xml:space="preserve"> </w:t>
+      </w:r>
+      <w:r>
+        <w:t xml:space="preserve">dash and</w:t>
+      </w:r>
+      <w:r>
+        <w:t xml:space="preserve"> </w:t>
+      </w:r>
+      <w:r>
+        <w:rPr>
+          <w:rStyle w:val="VerbatimChar"/>
+        </w:rPr>
+        <w:t xml:space="preserve">---</w:t>
+      </w:r>
+      <w:r>
+        <w:t xml:space="preserve"> </w:t>
+      </w:r>
+      <w:r>
+        <w:t xml:space="preserve">as an em dash, so the rendered PDF ends up containing dashes the</w:t>
+      </w:r>
+      <w:r>
+        <w:t xml:space="preserve"> </w:t>
+      </w:r>
+      <w:r>
+        <w:t xml:space="preserve">source never had. A mechanical pre-submission check run against that PDF then</w:t>
+      </w:r>
+      <w:r>
+        <w:t xml:space="preserve"> </w:t>
+      </w:r>
+      <w:r>
+        <w:t xml:space="preserve">reports them as prose findings: five of the six em dashes flagged in one such</w:t>
+      </w:r>
+      <w:r>
+        <w:t xml:space="preserve"> </w:t>
+      </w:r>
+      <w:r>
+        <w:t xml:space="preserve">run came from this conversion rather than from the manuscript.</w:t>
+      </w:r>
+    </w:p>
+    <w:p>
+      <w:pPr>
+        <w:pStyle w:val="BodyText"/>
+      </w:pPr>
+      <w:r>
+        <w:t xml:space="preserve">A DOCX, if the department requires one:</w:t>
+      </w:r>
+    </w:p>
+    <w:p>
+      <w:pPr>
+        <w:pStyle w:val="SourceCode"/>
+      </w:pPr>
+      <w:r>
+        <w:rPr>
+          <w:rStyle w:val="ExtensionTok"/>
+        </w:rPr>
+        <w:t xml:space="preserve">pandoc</w:t>
+      </w:r>
+      <w:r>
+        <w:rPr>
+          <w:rStyle w:val="NormalTok"/>
+        </w:rPr>
+        <w:t xml:space="preserve"> thesis/CiteGraph-NLP-Thesis.md </w:t>
+      </w:r>
+      <w:r>
+        <w:rPr>
+          <w:rStyle w:val="DataTypeTok"/>
+        </w:rPr>
+        <w:t xml:space="preserve">\</w:t>
+      </w:r>
+      <w:r>
+        <w:br/>
+      </w:r>
+      <w:r>
+        <w:rPr>
+          <w:rStyle w:val="NormalTok"/>
+        </w:rPr>
+        <w:t xml:space="preserve">  </w:t>
+      </w:r>
+      <w:r>
+        <w:rPr>
+          <w:rStyle w:val="AttributeTok"/>
+        </w:rPr>
+        <w:t xml:space="preserve">-o</w:t>
+      </w:r>
+      <w:r>
+        <w:rPr>
+          <w:rStyle w:val="NormalTok"/>
+        </w:rPr>
+        <w:t xml:space="preserve"> thesis/CiteGraph-NLP-Thesis.docx </w:t>
+      </w:r>
+      <w:r>
+        <w:rPr>
+          <w:rStyle w:val="DataTypeTok"/>
+        </w:rPr>
+        <w:t xml:space="preserve">\</w:t>
+      </w:r>
+      <w:r>
+        <w:br/>
+      </w:r>
+      <w:r>
+        <w:rPr>
+          <w:rStyle w:val="NormalTok"/>
+        </w:rPr>
+        <w:t xml:space="preserve">  </w:t>
+      </w:r>
+      <w:r>
+        <w:rPr>
+          <w:rStyle w:val="AttributeTok"/>
+        </w:rPr>
+        <w:t xml:space="preserve">-f</w:t>
+      </w:r>
+      <w:r>
+        <w:rPr>
+          <w:rStyle w:val="NormalTok"/>
+        </w:rPr>
+        <w:t xml:space="preserve"> markdown-smart </w:t>
+      </w:r>
+      <w:r>
+        <w:rPr>
+          <w:rStyle w:val="DataTypeTok"/>
+        </w:rPr>
+        <w:t xml:space="preserve">\</w:t>
+      </w:r>
+      <w:r>
+        <w:br/>
+      </w:r>
+      <w:r>
+        <w:rPr>
+          <w:rStyle w:val="NormalTok"/>
+        </w:rPr>
+        <w:t xml:space="preserve">  </w:t>
+      </w:r>
+      <w:r>
+        <w:rPr>
+          <w:rStyle w:val="AttributeTok"/>
+        </w:rPr>
+        <w:t xml:space="preserve">--toc</w:t>
+      </w:r>
+      <w:r>
+        <w:rPr>
+          <w:rStyle w:val="NormalTok"/>
+        </w:rPr>
+        <w:t xml:space="preserve"> </w:t>
+      </w:r>
+      <w:r>
+        <w:rPr>
+          <w:rStyle w:val="AttributeTok"/>
+        </w:rPr>
+        <w:t xml:space="preserve">--toc-depth</w:t>
+      </w:r>
+      <w:r>
+        <w:rPr>
+          <w:rStyle w:val="OperatorTok"/>
+        </w:rPr>
+        <w:t xml:space="preserve">=</w:t>
+      </w:r>
+      <w:r>
+        <w:rPr>
+          <w:rStyle w:val="NormalTok"/>
+        </w:rPr>
+        <w:t xml:space="preserve">3</w:t>
+      </w:r>
+    </w:p>
+    <w:p>
+      <w:pPr>
+        <w:pStyle w:val="FirstParagraph"/>
+      </w:pPr>
+      <w:r>
+        <w:t xml:space="preserve">With a LaTeX distribution instead:</w:t>
+      </w:r>
+    </w:p>
+    <w:p>
+      <w:pPr>
+        <w:pStyle w:val="SourceCode"/>
+      </w:pPr>
+      <w:r>
+        <w:rPr>
+          <w:rStyle w:val="ExtensionTok"/>
+        </w:rPr>
+        <w:t xml:space="preserve">pandoc</w:t>
+      </w:r>
+      <w:r>
+        <w:rPr>
+          <w:rStyle w:val="NormalTok"/>
+        </w:rPr>
+        <w:t xml:space="preserve"> thesis/CiteGraph-NLP-Thesis.md </w:t>
+      </w:r>
+      <w:r>
+        <w:rPr>
+          <w:rStyle w:val="DataTypeTok"/>
+        </w:rPr>
+        <w:t xml:space="preserve">\</w:t>
+      </w:r>
+      <w:r>
+        <w:br/>
+      </w:r>
+      <w:r>
+        <w:rPr>
+          <w:rStyle w:val="NormalTok"/>
+        </w:rPr>
+        <w:t xml:space="preserve">  </w:t>
+      </w:r>
+      <w:r>
+        <w:rPr>
+          <w:rStyle w:val="AttributeTok"/>
+        </w:rPr>
+        <w:t xml:space="preserve">-o</w:t>
+      </w:r>
+      <w:r>
+        <w:rPr>
+          <w:rStyle w:val="NormalTok"/>
+        </w:rPr>
+        <w:t xml:space="preserve"> thesis/CiteGraph-NLP-Thesis.pdf </w:t>
+      </w:r>
+      <w:r>
+        <w:rPr>
+          <w:rStyle w:val="DataTypeTok"/>
+        </w:rPr>
+        <w:t xml:space="preserve">\</w:t>
+      </w:r>
+      <w:r>
+        <w:br/>
+      </w:r>
+      <w:r>
+        <w:rPr>
+          <w:rStyle w:val="NormalTok"/>
+        </w:rPr>
+        <w:t xml:space="preserve">  </w:t>
+      </w:r>
+      <w:r>
+        <w:rPr>
+          <w:rStyle w:val="AttributeTok"/>
+        </w:rPr>
+        <w:t xml:space="preserve">-f</w:t>
+      </w:r>
+      <w:r>
+        <w:rPr>
+          <w:rStyle w:val="NormalTok"/>
+        </w:rPr>
+        <w:t xml:space="preserve"> markdown-smart </w:t>
+      </w:r>
+      <w:r>
+        <w:rPr>
+          <w:rStyle w:val="DataTypeTok"/>
+        </w:rPr>
+        <w:t xml:space="preserve">\</w:t>
+      </w:r>
+      <w:r>
+        <w:br/>
+      </w:r>
+      <w:r>
+        <w:rPr>
+          <w:rStyle w:val="NormalTok"/>
+        </w:rPr>
+        <w:t xml:space="preserve">  </w:t>
+      </w:r>
+      <w:r>
+        <w:rPr>
+          <w:rStyle w:val="AttributeTok"/>
+        </w:rPr>
+        <w:t xml:space="preserve">--toc</w:t>
+      </w:r>
+      <w:r>
+        <w:rPr>
+          <w:rStyle w:val="NormalTok"/>
+        </w:rPr>
+        <w:t xml:space="preserve"> </w:t>
+      </w:r>
+      <w:r>
+        <w:rPr>
+          <w:rStyle w:val="AttributeTok"/>
+        </w:rPr>
+        <w:t xml:space="preserve">--toc-depth</w:t>
+      </w:r>
+      <w:r>
+        <w:rPr>
+          <w:rStyle w:val="OperatorTok"/>
+        </w:rPr>
+        <w:t xml:space="preserve">=</w:t>
+      </w:r>
+      <w:r>
+        <w:rPr>
+          <w:rStyle w:val="NormalTok"/>
+        </w:rPr>
         <w:t xml:space="preserve">3 </w:t>
-      </w:r>
-      <w:r>
-        <w:rPr>
-          <w:rStyle w:val="DataTypeTok"/>
-        </w:rPr>
-        <w:t xml:space="preserve">\</w:t>
-      </w:r>
-      <w:r>
-        <w:br/>
-      </w:r>
-      <w:r>
-        <w:rPr>
-          <w:rStyle w:val="NormalTok"/>
-        </w:rPr>
-        <w:t xml:space="preserve">  </w:t>
-      </w:r>
-      <w:r>
-        <w:rPr>
-          <w:rStyle w:val="AttributeTok"/>
-        </w:rPr>
-        <w:t xml:space="preserve">--number-sections</w:t>
-      </w:r>
-    </w:p>
-    <w:p>
-      <w:pPr>
-        <w:pStyle w:val="FirstParagraph"/>
-      </w:pPr>
-      <w:r>
-        <w:rPr>
-          <w:rStyle w:val="VerbatimChar"/>
-        </w:rPr>
-        <w:t xml:space="preserve">-f markdown-smart</w:t>
-      </w:r>
-      <w:r>
-        <w:t xml:space="preserve"> </w:t>
-      </w:r>
-      <w:r>
-        <w:t xml:space="preserve">matters. Pandoc's smart typography rewrites</w:t>
-      </w:r>
-      <w:r>
-        <w:t xml:space="preserve"> </w:t>
-      </w:r>
-      <w:r>
-        <w:rPr>
-          <w:rStyle w:val="VerbatimChar"/>
-        </w:rPr>
-        <w:t xml:space="preserve">--</w:t>
-      </w:r>
-      <w:r>
-        <w:t xml:space="preserve"> </w:t>
-      </w:r>
-      <w:r>
-        <w:t xml:space="preserve">as an en</w:t>
-      </w:r>
-      <w:r>
-        <w:t xml:space="preserve"> </w:t>
-      </w:r>
-      <w:r>
-        <w:t xml:space="preserve">dash and</w:t>
-      </w:r>
-      <w:r>
-        <w:t xml:space="preserve"> </w:t>
-      </w:r>
-      <w:r>
-        <w:rPr>
-          <w:rStyle w:val="VerbatimChar"/>
-        </w:rPr>
-        <w:t xml:space="preserve">---</w:t>
-      </w:r>
-      <w:r>
-        <w:t xml:space="preserve"> </w:t>
-      </w:r>
-      <w:r>
-        <w:t xml:space="preserve">as an em dash, so the rendered PDF ends up containing dashes the</w:t>
-      </w:r>
-      <w:r>
-        <w:t xml:space="preserve"> </w:t>
-      </w:r>
-      <w:r>
-        <w:t xml:space="preserve">source never had. A mechanical pre-submission check run against that PDF then</w:t>
-      </w:r>
-      <w:r>
-        <w:t xml:space="preserve"> </w:t>
-      </w:r>
-      <w:r>
-        <w:t xml:space="preserve">reports them as prose findings: five of the six em dashes flagged in one such</w:t>
-      </w:r>
-      <w:r>
-        <w:t xml:space="preserve"> </w:t>
-      </w:r>
-      <w:r>
-        <w:t xml:space="preserve">run came from this conversion rather than from the manuscript.</w:t>
-      </w:r>
-    </w:p>
-    <w:p>
-      <w:pPr>
-        <w:pStyle w:val="BodyText"/>
-      </w:pPr>
-      <w:r>
-        <w:t xml:space="preserve">A DOCX, if the department requires one:</w:t>
-      </w:r>
-    </w:p>
-    <w:p>
-      <w:pPr>
-        <w:pStyle w:val="SourceCode"/>
-      </w:pPr>
-      <w:r>
-        <w:rPr>
-          <w:rStyle w:val="ExtensionTok"/>
-        </w:rPr>
-        <w:t xml:space="preserve">pandoc</w:t>
-      </w:r>
-      <w:r>
-        <w:rPr>
-          <w:rStyle w:val="NormalTok"/>
-        </w:rPr>
-        <w:t xml:space="preserve"> thesis/CiteGraph-NLP-Thesis.md </w:t>
-      </w:r>
-      <w:r>
-        <w:rPr>
-          <w:rStyle w:val="DataTypeTok"/>
-        </w:rPr>
-        <w:t xml:space="preserve">\</w:t>
-      </w:r>
-      <w:r>
-        <w:br/>
-      </w:r>
-      <w:r>
-        <w:rPr>
-          <w:rStyle w:val="NormalTok"/>
-        </w:rPr>
-        <w:t xml:space="preserve">  </w:t>
-      </w:r>
-      <w:r>
-        <w:rPr>
-          <w:rStyle w:val="AttributeTok"/>
-        </w:rPr>
-        <w:t xml:space="preserve">-o</w:t>
-      </w:r>
-      <w:r>
-        <w:rPr>
-          <w:rStyle w:val="NormalTok"/>
-        </w:rPr>
-        <w:t xml:space="preserve"> thesis/CiteGraph-NLP-Thesis.docx </w:t>
-      </w:r>
-      <w:r>
-        <w:rPr>
-          <w:rStyle w:val="DataTypeTok"/>
-        </w:rPr>
-        <w:t xml:space="preserve">\</w:t>
-      </w:r>
-      <w:r>
-        <w:br/>
-      </w:r>
-      <w:r>
-        <w:rPr>
-          <w:rStyle w:val="NormalTok"/>
-        </w:rPr>
-        <w:t xml:space="preserve">  </w:t>
-      </w:r>
-      <w:r>
-        <w:rPr>
-          <w:rStyle w:val="AttributeTok"/>
-        </w:rPr>
-        <w:t xml:space="preserve">-f</w:t>
-      </w:r>
-      <w:r>
-        <w:rPr>
-          <w:rStyle w:val="NormalTok"/>
-        </w:rPr>
-        <w:t xml:space="preserve"> markdown-smart </w:t>
-      </w:r>
-      <w:r>
-        <w:rPr>
-          <w:rStyle w:val="DataTypeTok"/>
-        </w:rPr>
-        <w:t xml:space="preserve">\</w:t>
-      </w:r>
-      <w:r>
-        <w:br/>
-      </w:r>
-      <w:r>
-        <w:rPr>
-          <w:rStyle w:val="NormalTok"/>
-        </w:rPr>
-        <w:t xml:space="preserve">  </w:t>
-      </w:r>
-      <w:r>
-        <w:rPr>
-          <w:rStyle w:val="AttributeTok"/>
-        </w:rPr>
-        <w:t xml:space="preserve">--toc</w:t>
-      </w:r>
-      <w:r>
-        <w:rPr>
-          <w:rStyle w:val="NormalTok"/>
-        </w:rPr>
-        <w:t xml:space="preserve"> </w:t>
-      </w:r>
-      <w:r>
-        <w:rPr>
-          <w:rStyle w:val="AttributeTok"/>
-        </w:rPr>
-        <w:t xml:space="preserve">--toc-depth</w:t>
-      </w:r>
-      <w:r>
-        <w:rPr>
-          <w:rStyle w:val="OperatorTok"/>
-        </w:rPr>
-        <w:t xml:space="preserve">=</w:t>
-      </w:r>
-      <w:r>
-        <w:rPr>
-          <w:rStyle w:val="NormalTok"/>
-        </w:rPr>
-        <w:t xml:space="preserve">3</w:t>
-      </w:r>
-    </w:p>
-    <w:p>
-      <w:pPr>
-        <w:pStyle w:val="FirstParagraph"/>
-      </w:pPr>
-      <w:r>
-        <w:t xml:space="preserve">With a LaTeX distribution instead:</w:t>
-      </w:r>
-    </w:p>
-    <w:p>
-      <w:pPr>
-        <w:pStyle w:val="SourceCode"/>
-      </w:pPr>
-      <w:r>
-        <w:rPr>
-          <w:rStyle w:val="ExtensionTok"/>
-        </w:rPr>
-        <w:t xml:space="preserve">pandoc</w:t>
-      </w:r>
-      <w:r>
-        <w:rPr>
-          <w:rStyle w:val="NormalTok"/>
-        </w:rPr>
-        <w:t xml:space="preserve"> thesis/CiteGraph-NLP-Thesis.md </w:t>
-      </w:r>
-      <w:r>
-        <w:rPr>
-          <w:rStyle w:val="DataTypeTok"/>
-        </w:rPr>
-        <w:t xml:space="preserve">\</w:t>
-      </w:r>
-      <w:r>
-        <w:br/>
-      </w:r>
-      <w:r>
-        <w:rPr>
-          <w:rStyle w:val="NormalTok"/>
-        </w:rPr>
-        <w:t xml:space="preserve">  </w:t>
-      </w:r>
-      <w:r>
-        <w:rPr>
-          <w:rStyle w:val="AttributeTok"/>
-        </w:rPr>
-        <w:t xml:space="preserve">-o</w:t>
-      </w:r>
-      <w:r>
-        <w:rPr>
-          <w:rStyle w:val="NormalTok"/>
-        </w:rPr>
-        <w:t xml:space="preserve"> thesis/CiteGraph-NLP-Thesis.pdf </w:t>
-      </w:r>
-      <w:r>
-        <w:rPr>
-          <w:rStyle w:val="DataTypeTok"/>
-        </w:rPr>
-        <w:t xml:space="preserve">\</w:t>
-      </w:r>
-      <w:r>
-        <w:br/>
-      </w:r>
-      <w:r>
-        <w:rPr>
-          <w:rStyle w:val="NormalTok"/>
-        </w:rPr>
-        <w:t xml:space="preserve">  </w:t>
-      </w:r>
-      <w:r>
-        <w:rPr>
-          <w:rStyle w:val="AttributeTok"/>
-        </w:rPr>
-        <w:t xml:space="preserve">--toc</w:t>
-      </w:r>
-      <w:r>
-        <w:rPr>
-          <w:rStyle w:val="NormalTok"/>
-        </w:rPr>
-        <w:t xml:space="preserve"> </w:t>
-      </w:r>
-      <w:r>
-        <w:rPr>
-          <w:rStyle w:val="AttributeTok"/>
-        </w:rPr>
-        <w:t xml:space="preserve">--toc-depth</w:t>
-      </w:r>
-      <w:r>
-        <w:rPr>
-          <w:rStyle w:val="OperatorTok"/>
-        </w:rPr>
-        <w:t xml:space="preserve">=</w:t>
-      </w:r>
-      <w:r>
-        <w:rPr>
-          <w:rStyle w:val="NormalTok"/>
-        </w:rPr>
-        <w:t xml:space="preserve">3 </w:t>
-      </w:r>
-      <w:r>
-        <w:rPr>
-          <w:rStyle w:val="DataTypeTok"/>
-        </w:rPr>
-        <w:t xml:space="preserve">\</w:t>
-      </w:r>
-      <w:r>
-        <w:br/>
-      </w:r>
-      <w:r>
-        <w:rPr>
-          <w:rStyle w:val="NormalTok"/>
-        </w:rPr>
-        <w:t xml:space="preserve">  </w:t>
-      </w:r>
-      <w:r>
-        <w:rPr>
-          <w:rStyle w:val="AttributeTok"/>
-        </w:rPr>
-        <w:t xml:space="preserve">--number-sections</w:t>
-      </w:r>
-      <w:r>
-        <w:rPr>
-          <w:rStyle w:val="NormalTok"/>
-        </w:rPr>
-        <w:t xml:space="preserve"> </w:t>
       </w:r>
       <w:r>
         <w:rPr>

--- a/thesis/CiteGraph-NLP-Thesis.docx
+++ b/thesis/CiteGraph-NLP-Thesis.docx
@@ -549,7 +549,19 @@
         <w:pStyle w:val="BodyText"/>
       </w:pPr>
       <w:r>
-        <w:t xml:space="preserve">The contribution is not a new ranking algorithm. PageRank on citation networks is long established [chen2007gems; walker2007citerank]. It is a working, measured pipeline that makes the</w:t>
+        <w:t xml:space="preserve">The contribution is not a new ranking algorithm. PageRank on citation networks</w:t>
+      </w:r>
+      <w:r>
+        <w:t xml:space="preserve"> </w:t>
+      </w:r>
+      <w:r>
+        <w:t xml:space="preserve">is long established [chen2007gems; walker2007citerank]. It is a working,</w:t>
+      </w:r>
+      <w:r>
+        <w:t xml:space="preserve"> </w:t>
+      </w:r>
+      <w:r>
+        <w:t xml:space="preserve">measured pipeline that makes the</w:t>
       </w:r>
       <w:r>
         <w:t xml:space="preserve"> </w:t>
@@ -565,7 +577,19 @@
         <w:t xml:space="preserve"> </w:t>
       </w:r>
       <w:r>
-        <w:t xml:space="preserve">of automated evidence extraction visible to the user: every extracted population carries a confidence score and a status of</w:t>
+        <w:t xml:space="preserve">of automated evidence extraction</w:t>
+      </w:r>
+      <w:r>
+        <w:t xml:space="preserve"> </w:t>
+      </w:r>
+      <w:r>
+        <w:t xml:space="preserve">visible to the user: every extracted population carries a confidence score and</w:t>
+      </w:r>
+      <w:r>
+        <w:t xml:space="preserve"> </w:t>
+      </w:r>
+      <w:r>
+        <w:t xml:space="preserve">a status of</w:t>
       </w:r>
       <w:r>
         <w:t xml:space="preserve"> </w:t>
@@ -604,7 +628,19 @@
         <w:t xml:space="preserve">missing</w:t>
       </w:r>
       <w:r>
-        <w:t xml:space="preserve">, and edges whose evidence could not be established fall back to a uniform structural weight rather than silently disappearing.</w:t>
+        <w:t xml:space="preserve">, and edges whose evidence</w:t>
+      </w:r>
+      <w:r>
+        <w:t xml:space="preserve"> </w:t>
+      </w:r>
+      <w:r>
+        <w:t xml:space="preserve">could not be established fall back to a uniform structural weight rather than</w:t>
+      </w:r>
+      <w:r>
+        <w:t xml:space="preserve"> </w:t>
+      </w:r>
+      <w:r>
+        <w:t xml:space="preserve">silently disappearing.</w:t>
       </w:r>
     </w:p>
     <w:p>
@@ -851,11 +887,17 @@
         <w:t xml:space="preserve">Introduction</w:t>
       </w:r>
       <w:r>
-        <w:t xml:space="preserve">, motivation, problem statement, objectives, scope, contributions 2.</w:t>
-      </w:r>
-      <w:r>
-        <w:t xml:space="preserve"> </w:t>
-      </w:r>
+        <w:t xml:space="preserve">: motivation, problem statement, objectives, scope, contributions</w:t>
+      </w:r>
+    </w:p>
+    <w:p>
+      <w:pPr>
+        <w:pStyle w:val="Compact"/>
+        <w:numPr>
+          <w:ilvl w:val="0"/>
+          <w:numId w:val="1001"/>
+        </w:numPr>
+      </w:pPr>
       <w:r>
         <w:rPr>
           <w:b/>
@@ -864,11 +906,17 @@
         <w:t xml:space="preserve">Literature Review</w:t>
       </w:r>
       <w:r>
-        <w:t xml:space="preserve">, citation analysis, scholarly infrastructure, biomedical information extraction, evidence appraisal 3.</w:t>
-      </w:r>
-      <w:r>
-        <w:t xml:space="preserve"> </w:t>
-      </w:r>
+        <w:t xml:space="preserve">: citation analysis, scholarly infrastructure, biomedical information extraction, evidence appraisal</w:t>
+      </w:r>
+    </w:p>
+    <w:p>
+      <w:pPr>
+        <w:pStyle w:val="Compact"/>
+        <w:numPr>
+          <w:ilvl w:val="0"/>
+          <w:numId w:val="1001"/>
+        </w:numPr>
+      </w:pPr>
       <w:r>
         <w:rPr>
           <w:b/>
@@ -877,11 +925,17 @@
         <w:t xml:space="preserve">Requirements and Methodology</w:t>
       </w:r>
       <w:r>
-        <w:t xml:space="preserve">, requirements capture, development process, evaluation strategy 4.</w:t>
-      </w:r>
-      <w:r>
-        <w:t xml:space="preserve"> </w:t>
-      </w:r>
+        <w:t xml:space="preserve">: requirements capture, development process, evaluation strategy</w:t>
+      </w:r>
+    </w:p>
+    <w:p>
+      <w:pPr>
+        <w:pStyle w:val="Compact"/>
+        <w:numPr>
+          <w:ilvl w:val="0"/>
+          <w:numId w:val="1001"/>
+        </w:numPr>
+      </w:pPr>
       <w:r>
         <w:rPr>
           <w:b/>
@@ -890,11 +944,17 @@
         <w:t xml:space="preserve">System Design and Architecture</w:t>
       </w:r>
       <w:r>
-        <w:t xml:space="preserve">, layered architecture, data model, algorithms 5.</w:t>
-      </w:r>
-      <w:r>
-        <w:t xml:space="preserve"> </w:t>
-      </w:r>
+        <w:t xml:space="preserve">: layered architecture, data model, algorithms</w:t>
+      </w:r>
+    </w:p>
+    <w:p>
+      <w:pPr>
+        <w:pStyle w:val="Compact"/>
+        <w:numPr>
+          <w:ilvl w:val="0"/>
+          <w:numId w:val="1001"/>
+        </w:numPr>
+      </w:pPr>
       <w:r>
         <w:rPr>
           <w:b/>
@@ -903,11 +963,17 @@
         <w:t xml:space="preserve">Implementation</w:t>
       </w:r>
       <w:r>
-        <w:t xml:space="preserve">, pipeline stages, provider integration, engineering defects and their resolution 6.</w:t>
-      </w:r>
-      <w:r>
-        <w:t xml:space="preserve"> </w:t>
-      </w:r>
+        <w:t xml:space="preserve">: pipeline stages, provider integration, engineering defects and their resolution</w:t>
+      </w:r>
+    </w:p>
+    <w:p>
+      <w:pPr>
+        <w:pStyle w:val="Compact"/>
+        <w:numPr>
+          <w:ilvl w:val="0"/>
+          <w:numId w:val="1001"/>
+        </w:numPr>
+      </w:pPr>
       <w:r>
         <w:rPr>
           <w:b/>
@@ -916,11 +982,17 @@
         <w:t xml:space="preserve">Evaluation and Results</w:t>
       </w:r>
       <w:r>
-        <w:t xml:space="preserve">, gold standard, measured results, performance, failure analysis 7.</w:t>
-      </w:r>
-      <w:r>
-        <w:t xml:space="preserve"> </w:t>
-      </w:r>
+        <w:t xml:space="preserve">: gold standard, measured results, performance, failure analysis</w:t>
+      </w:r>
+    </w:p>
+    <w:p>
+      <w:pPr>
+        <w:pStyle w:val="Compact"/>
+        <w:numPr>
+          <w:ilvl w:val="0"/>
+          <w:numId w:val="1001"/>
+        </w:numPr>
+      </w:pPr>
       <w:r>
         <w:rPr>
           <w:b/>
@@ -929,11 +1001,17 @@
         <w:t xml:space="preserve">Discussion</w:t>
       </w:r>
       <w:r>
-        <w:t xml:space="preserve">, interpretation, threats to validity, divergence from the proposal 8.</w:t>
-      </w:r>
-      <w:r>
-        <w:t xml:space="preserve"> </w:t>
-      </w:r>
+        <w:t xml:space="preserve">: interpretation, threats to validity, divergence from the proposal</w:t>
+      </w:r>
+    </w:p>
+    <w:p>
+      <w:pPr>
+        <w:pStyle w:val="Compact"/>
+        <w:numPr>
+          <w:ilvl w:val="0"/>
+          <w:numId w:val="1001"/>
+        </w:numPr>
+      </w:pPr>
       <w:r>
         <w:rPr>
           <w:b/>
@@ -1453,13 +1531,6 @@
         </w:tc>
       </w:tr>
     </w:tbl>
-    <w:p>
-      <w:r>
-        <w:pict>
-          <v:rect style="width:0;height:1.5pt" o:hralign="center" o:hrstd="t" o:hr="t"/>
-        </w:pict>
-      </w:r>
-    </w:p>
     <w:bookmarkEnd w:id="14"/>
     <w:bookmarkEnd w:id="15"/>
     <w:bookmarkStart w:id="23" w:name="chapter-1-introduction"/>
@@ -2826,13 +2897,6 @@
         <w:t xml:space="preserve">concludes and sets out future work.</w:t>
       </w:r>
     </w:p>
-    <w:p>
-      <w:r>
-        <w:pict>
-          <v:rect style="width:0;height:1.5pt" o:hralign="center" o:hrstd="t" o:hr="t"/>
-        </w:pict>
-      </w:r>
-    </w:p>
     <w:bookmarkEnd w:id="22"/>
     <w:bookmarkEnd w:id="23"/>
     <w:bookmarkStart w:id="40" w:name="chapter-2-literature-review"/>
@@ -2914,7 +2978,7 @@
         <w:pStyle w:val="Heading2"/>
       </w:pPr>
       <w:r>
-        <w:t xml:space="preserve">2.1 Citation Indexing and Bibliometric Indicators</w:t>
+        <w:t xml:space="preserve">2.1 Citation indexing and bibliometric indicators</w:t>
       </w:r>
     </w:p>
     <w:bookmarkStart w:id="24" w:name="the-citation-index"/>
@@ -3183,7 +3247,7 @@
         <w:pStyle w:val="Heading2"/>
       </w:pPr>
       <w:r>
-        <w:t xml:space="preserve">2.2 Structure and Dynamics of Citation Networks</w:t>
+        <w:t xml:space="preserve">2.2 Structure and dynamics of citation networks</w:t>
       </w:r>
     </w:p>
     <w:bookmarkStart w:id="27" w:name="empirical-distribution-of-citations"/>
@@ -3575,7 +3639,7 @@
         <w:pStyle w:val="Heading2"/>
       </w:pPr>
       <w:r>
-        <w:t xml:space="preserve">2.3 Scholarly Data Infrastructure</w:t>
+        <w:t xml:space="preserve">2.3 Scholarly data infrastructure</w:t>
       </w:r>
     </w:p>
     <w:p>
@@ -3827,7 +3891,7 @@
         <w:pStyle w:val="Heading2"/>
       </w:pPr>
       <w:r>
-        <w:t xml:space="preserve">2.4 Biomedical Information Extraction</w:t>
+        <w:t xml:space="preserve">2.4 Biomedical information extraction</w:t>
       </w:r>
     </w:p>
     <w:bookmarkStart w:id="33" w:name="annotated-corpora"/>
@@ -4402,7 +4466,7 @@
         <w:pStyle w:val="Heading2"/>
       </w:pPr>
       <w:r>
-        <w:t xml:space="preserve">2.6 Synthesis and Research Gap</w:t>
+        <w:t xml:space="preserve">2.6 Synthesis and research gap</w:t>
       </w:r>
     </w:p>
     <w:p>
@@ -4607,13 +4671,6 @@
       </w:r>
       <w:r>
         <w:t xml:space="preserve">principal unaddressed question.</w:t>
-      </w:r>
-    </w:p>
-    <w:p>
-      <w:r>
-        <w:pict>
-          <v:rect style="width:0;height:1.5pt" o:hralign="center" o:hrstd="t" o:hr="t"/>
-        </w:pict>
       </w:r>
     </w:p>
     <w:bookmarkEnd w:id="39"/>
@@ -6991,13 +7048,6 @@
         <w:t xml:space="preserve">papers would not be detected by the present measurement.</w:t>
       </w:r>
     </w:p>
-    <w:p>
-      <w:r>
-        <w:pict>
-          <v:rect style="width:0;height:1.5pt" o:hralign="center" o:hrstd="t" o:hr="t"/>
-        </w:pict>
-      </w:r>
-    </w:p>
     <w:bookmarkEnd w:id="56"/>
     <w:bookmarkEnd w:id="57"/>
     <w:bookmarkEnd w:id="58"/>
@@ -8383,7 +8433,25 @@
         <w:t xml:space="preserve"> </w:t>
       </w:r>
       <w:r>
-        <w:t xml:space="preserve">is cheap and weak. A measurement compares a stage's output against a quantity known independently: how many references the provider reported, or what a human read in the abstract. That costs more to build and is far stronger.</w:t>
+        <w:t xml:space="preserve">is cheap and weak. A measurement compares a stage's</w:t>
+      </w:r>
+      <w:r>
+        <w:t xml:space="preserve"> </w:t>
+      </w:r>
+      <w:r>
+        <w:t xml:space="preserve">output against a quantity known independently: how many references the provider</w:t>
+      </w:r>
+      <w:r>
+        <w:t xml:space="preserve"> </w:t>
+      </w:r>
+      <w:r>
+        <w:t xml:space="preserve">reported, or what a human read in the abstract. That costs more to build and is</w:t>
+      </w:r>
+      <w:r>
+        <w:t xml:space="preserve"> </w:t>
+      </w:r>
+      <w:r>
+        <w:t xml:space="preserve">far stronger.</w:t>
       </w:r>
     </w:p>
     <w:p>
@@ -8420,13 +8488,6 @@
       </w:r>
       <w:r>
         <w:t xml:space="preserve">that never has anything to report.</w:t>
-      </w:r>
-    </w:p>
-    <w:p>
-      <w:r>
-        <w:pict>
-          <v:rect style="width:0;height:1.5pt" o:hralign="center" o:hrstd="t" o:hr="t"/>
-        </w:pict>
       </w:r>
     </w:p>
     <w:bookmarkEnd w:id="63"/>
@@ -11664,13 +11725,6 @@
         <w:t xml:space="preserve">unweighted ranking as though it were evidence-weighted.</w:t>
       </w:r>
     </w:p>
-    <w:p>
-      <w:r>
-        <w:pict>
-          <v:rect style="width:0;height:1.5pt" o:hralign="center" o:hrstd="t" o:hr="t"/>
-        </w:pict>
-      </w:r>
-    </w:p>
     <w:bookmarkEnd w:id="87"/>
     <w:bookmarkEnd w:id="88"/>
     <w:bookmarkStart w:id="109" w:name="X4ad0c278501d60d5adff6fd97050eb9f45935ff"/>
@@ -11708,7 +11762,7 @@
         <w:pStyle w:val="Heading2"/>
       </w:pPr>
       <w:r>
-        <w:t xml:space="preserve">4.8 Algorithm 1: Metadata Merge</w:t>
+        <w:t xml:space="preserve">4.8 Algorithm 1: metadata merge</w:t>
       </w:r>
     </w:p>
     <w:bookmarkStart w:id="89" w:name="problem"/>
@@ -12196,7 +12250,7 @@
         <w:pStyle w:val="Heading2"/>
       </w:pPr>
       <w:r>
-        <w:t xml:space="preserve">4.9 Algorithm 2: Level-Synchronous Citation Traversal</w:t>
+        <w:t xml:space="preserve">4.9 Algorithm 2: level-Synchronous citation traversal</w:t>
       </w:r>
     </w:p>
     <w:bookmarkStart w:id="93" w:name="problem-1"/>
@@ -13370,7 +13424,7 @@
         <w:pStyle w:val="Heading2"/>
       </w:pPr>
       <w:r>
-        <w:t xml:space="preserve">4.10 Algorithm 3: Population Candidate Extraction</w:t>
+        <w:t xml:space="preserve">4.10 Algorithm 3: population candidate extraction</w:t>
       </w:r>
     </w:p>
     <w:bookmarkStart w:id="98" w:name="specification-2"/>
@@ -13750,7 +13804,19 @@
         <w:pStyle w:val="FirstParagraph"/>
       </w:pPr>
       <w:r>
-        <w:t xml:space="preserve">Lines 8–15 encode the single most consequential correction made to this algorithm. The original implementation evaluated the ignore patterns against the</w:t>
+        <w:t xml:space="preserve">Lines 8–15 encode the single most consequential correction made to this</w:t>
+      </w:r>
+      <w:r>
+        <w:t xml:space="preserve"> </w:t>
+      </w:r>
+      <w:r>
+        <w:t xml:space="preserve">algorithm. The original implementation evaluated the ignore patterns against</w:t>
+      </w:r>
+      <w:r>
+        <w:t xml:space="preserve"> </w:t>
+      </w:r>
+      <w:r>
+        <w:t xml:space="preserve">the</w:t>
       </w:r>
       <w:r>
         <w:t xml:space="preserve"> </w:t>
@@ -13793,7 +13859,25 @@
         <w:t xml:space="preserve">\b20\d{2}\b</w:t>
       </w:r>
       <w:r>
-        <w:t xml:space="preserve">, and clinical abstracts mention a year in most sentences, the rule discarded the very numbers it existed to protect. Section 5.5 gives the measurement. Evaluating per span preserves the intent, a year is never read as a population, without the collateral loss.</w:t>
+        <w:t xml:space="preserve">, and clinical abstracts mention a year</w:t>
+      </w:r>
+      <w:r>
+        <w:t xml:space="preserve"> </w:t>
+      </w:r>
+      <w:r>
+        <w:t xml:space="preserve">in most sentences, the rule discarded the very numbers it existed to protect.</w:t>
+      </w:r>
+      <w:r>
+        <w:t xml:space="preserve"> </w:t>
+      </w:r>
+      <w:r>
+        <w:t xml:space="preserve">Section 5.5 gives the measurement. Evaluating per span preserves the intent, a</w:t>
+      </w:r>
+      <w:r>
+        <w:t xml:space="preserve"> </w:t>
+      </w:r>
+      <w:r>
+        <w:t xml:space="preserve">year is never read as a population, without the collateral loss.</w:t>
       </w:r>
     </w:p>
     <w:bookmarkEnd w:id="100"/>
@@ -13804,7 +13888,7 @@
         <w:pStyle w:val="Heading2"/>
       </w:pPr>
       <w:r>
-        <w:t xml:space="preserve">4.11 Algorithm 4: Population Resolution</w:t>
+        <w:t xml:space="preserve">4.11 Algorithm 4: population resolution</w:t>
       </w:r>
     </w:p>
     <w:bookmarkStart w:id="102" w:name="specification-3"/>
@@ -14278,7 +14362,7 @@
         <w:pStyle w:val="Heading2"/>
       </w:pPr>
       <w:r>
-        <w:t xml:space="preserve">4.12 Algorithm 5: Bounded Path Ranking</w:t>
+        <w:t xml:space="preserve">4.12 Algorithm 5: bounded path ranking</w:t>
       </w:r>
     </w:p>
     <w:bookmarkStart w:id="105" w:name="problem-2"/>
@@ -14647,7 +14731,13 @@
         <w:t xml:space="preserve">P</w:t>
       </w:r>
       <w:r>
-        <w:t xml:space="preserve">) in the number of simple paths within the cutoff, with O(</w:t>
+        <w:t xml:space="preserve">) in the number of simple paths within the cutoff, with</w:t>
+      </w:r>
+      <w:r>
+        <w:t xml:space="preserve"> </w:t>
+      </w:r>
+      <w:r>
+        <w:t xml:space="preserve">O(</w:t>
       </w:r>
       <w:r>
         <w:rPr>
@@ -14698,7 +14788,31 @@
         <w:t xml:space="preserve"> </w:t>
       </w:r>
       <w:r>
-        <w:t xml:space="preserve">was called once per target vertex, and each call re-explored the entire reachable subgraph to depth 4, yielding only the paths terminating at that target. It also materialised a result dictionary, including a title lookup per node, for every path before sorting and discarding all but ten.</w:t>
+        <w:t xml:space="preserve">was called</w:t>
+      </w:r>
+      <w:r>
+        <w:t xml:space="preserve"> </w:t>
+      </w:r>
+      <w:r>
+        <w:t xml:space="preserve">once per target vertex, and each call re-explored the entire reachable subgraph</w:t>
+      </w:r>
+      <w:r>
+        <w:t xml:space="preserve"> </w:t>
+      </w:r>
+      <w:r>
+        <w:t xml:space="preserve">to depth 4, yielding only the paths terminating at that target. It also</w:t>
+      </w:r>
+      <w:r>
+        <w:t xml:space="preserve"> </w:t>
+      </w:r>
+      <w:r>
+        <w:t xml:space="preserve">materialised a result dictionary, including a title lookup per node, for every</w:t>
+      </w:r>
+      <w:r>
+        <w:t xml:space="preserve"> </w:t>
+      </w:r>
+      <w:r>
+        <w:t xml:space="preserve">path before sorting and discarding all but ten.</w:t>
       </w:r>
     </w:p>
     <w:p>
@@ -14766,13 +14880,6 @@
       </w:r>
       <w:r>
         <w:t xml:space="preserve">as exhaustive.</w:t>
-      </w:r>
-    </w:p>
-    <w:p>
-      <w:r>
-        <w:pict>
-          <v:rect style="width:0;height:1.5pt" o:hralign="center" o:hrstd="t" o:hr="t"/>
-        </w:pict>
       </w:r>
     </w:p>
     <w:bookmarkEnd w:id="107"/>
@@ -15317,7 +15424,25 @@
         <w:t xml:space="preserve"> </w:t>
       </w:r>
       <w:r>
-        <w:t xml:space="preserve">returns a run identifier immediately, and the client polls. This is necessary because runs take tens of seconds to minutes, Section 6.6 characterises the distribution, which far exceeds a reasonable HTTP timeout.</w:t>
+        <w:t xml:space="preserve">returns a run identifier</w:t>
+      </w:r>
+      <w:r>
+        <w:t xml:space="preserve"> </w:t>
+      </w:r>
+      <w:r>
+        <w:t xml:space="preserve">immediately, and the client polls. This is necessary because runs take tens of</w:t>
+      </w:r>
+      <w:r>
+        <w:t xml:space="preserve"> </w:t>
+      </w:r>
+      <w:r>
+        <w:t xml:space="preserve">seconds to minutes, Section 6.6 characterises the distribution, which far</w:t>
+      </w:r>
+      <w:r>
+        <w:t xml:space="preserve"> </w:t>
+      </w:r>
+      <w:r>
+        <w:t xml:space="preserve">exceeds a reasonable HTTP timeout.</w:t>
       </w:r>
     </w:p>
     <w:bookmarkEnd w:id="111"/>
@@ -15327,7 +15452,7 @@
         <w:pStyle w:val="Heading2"/>
       </w:pPr>
       <w:r>
-        <w:t xml:space="preserve">5.3 Defect 1: Traversal Discarding the Majority of Every Graph</w:t>
+        <w:t xml:space="preserve">5.3 Defect 1: traversal discarding the majority of every graph</w:t>
       </w:r>
     </w:p>
     <w:bookmarkStart w:id="112" w:name="symptom"/>
@@ -15953,7 +16078,7 @@
         <w:pStyle w:val="Heading2"/>
       </w:pPr>
       <w:r>
-        <w:t xml:space="preserve">5.4 Defect 2: A Single Null Field Discarding Batches of Fifty</w:t>
+        <w:t xml:space="preserve">5.4 Defect 2: a single null field discarding batches of fifty</w:t>
       </w:r>
     </w:p>
     <w:bookmarkStart w:id="117" w:name="symptom-1"/>
@@ -16292,7 +16417,7 @@
         <w:pStyle w:val="Heading2"/>
       </w:pPr>
       <w:r>
-        <w:t xml:space="preserve">5.5 Defect 3: Ignore Rules Discarding the Numbers They Protect</w:t>
+        <w:t xml:space="preserve">5.5 Defect 3: ignore rules discarding the numbers they protect</w:t>
       </w:r>
     </w:p>
     <w:bookmarkStart w:id="121" w:name="symptom-2"/>
@@ -16608,7 +16733,19 @@
         <w:pStyle w:val="BodyText"/>
       </w:pPr>
       <w:r>
-        <w:t xml:space="preserve">Separately, the pattern set assumed randomised-trial phrasing. "We analyzed data on the first 425 confirmed cases" matched nothing, because no pattern covered</w:t>
+        <w:t xml:space="preserve">Separately, the pattern set assumed randomised-trial phrasing. "We analyzed</w:t>
+      </w:r>
+      <w:r>
+        <w:t xml:space="preserve"> </w:t>
+      </w:r>
+      <w:r>
+        <w:t xml:space="preserve">data on the first 425 confirmed cases" matched nothing, because no pattern</w:t>
+      </w:r>
+      <w:r>
+        <w:t xml:space="preserve"> </w:t>
+      </w:r>
+      <w:r>
+        <w:t xml:space="preserve">covered</w:t>
       </w:r>
       <w:r>
         <w:t xml:space="preserve"> </w:t>
@@ -16621,7 +16758,13 @@
         <w:t xml:space="preserve">cases</w:t>
       </w:r>
       <w:r>
-        <w:t xml:space="preserve">. Patterns were added for the phrasings observational papers use,</w:t>
+        <w:t xml:space="preserve">. Patterns were added for the phrasings observational papers</w:t>
+      </w:r>
+      <w:r>
+        <w:t xml:space="preserve"> </w:t>
+      </w:r>
+      <w:r>
+        <w:t xml:space="preserve">use,</w:t>
       </w:r>
       <w:r>
         <w:t xml:space="preserve"> </w:t>
@@ -16670,25 +16813,13 @@
           <w:i/>
           <w:iCs/>
         </w:rPr>
-        <w:t xml:space="preserve">N consecutive patients</w:t>
-      </w:r>
-      <w:r>
-        <w:t xml:space="preserve">,</w:t>
-      </w:r>
-      <w:r>
-        <w:t xml:space="preserve"> </w:t>
+        <w:t xml:space="preserve">N consecutive</w:t>
       </w:r>
       <w:r>
         <w:rPr>
           <w:i/>
           <w:iCs/>
         </w:rPr>
-        <w:t xml:space="preserve">included/recruited/studied N</w:t>
-      </w:r>
-      <w:r>
-        <w:t xml:space="preserve">,</w:t>
-      </w:r>
-      <w:r>
         <w:t xml:space="preserve"> </w:t>
       </w:r>
       <w:r>
@@ -16696,6 +16827,32 @@
           <w:i/>
           <w:iCs/>
         </w:rPr>
+        <w:t xml:space="preserve">patients</w:t>
+      </w:r>
+      <w:r>
+        <w:t xml:space="preserve">,</w:t>
+      </w:r>
+      <w:r>
+        <w:t xml:space="preserve"> </w:t>
+      </w:r>
+      <w:r>
+        <w:rPr>
+          <w:i/>
+          <w:iCs/>
+        </w:rPr>
+        <w:t xml:space="preserve">included/recruited/studied N</w:t>
+      </w:r>
+      <w:r>
+        <w:t xml:space="preserve">,</w:t>
+      </w:r>
+      <w:r>
+        <w:t xml:space="preserve"> </w:t>
+      </w:r>
+      <w:r>
+        <w:rPr>
+          <w:i/>
+          <w:iCs/>
+        </w:rPr>
         <w:t xml:space="preserve">data on N</w:t>
       </w:r>
       <w:r>
@@ -16750,7 +16907,13 @@
         <w:t xml:space="preserve">FOLLOWUP_COUNT</w:t>
       </w:r>
       <w:r>
-        <w:t xml:space="preserve">, four semantic types the model defined but which no pattern could previously emit.</w:t>
+        <w:t xml:space="preserve">, four semantic types</w:t>
+      </w:r>
+      <w:r>
+        <w:t xml:space="preserve"> </w:t>
+      </w:r>
+      <w:r>
+        <w:t xml:space="preserve">the model defined but which no pattern could previously emit.</w:t>
       </w:r>
       <w:r>
         <w:t xml:space="preserve"> </w:t>
@@ -16767,7 +16930,7 @@
         <w:pStyle w:val="Heading2"/>
       </w:pPr>
       <w:r>
-        <w:t xml:space="preserve">5.6 Defect 4: Edge Weights Collapsing to Zero</w:t>
+        <w:t xml:space="preserve">5.6 Defect 4: edge weights collapsing to zero</w:t>
       </w:r>
     </w:p>
     <w:bookmarkStart w:id="125" w:name="symptom-3"/>
@@ -16977,7 +17140,13 @@
         <w:t xml:space="preserve">1.0</w:t>
       </w:r>
       <w:r>
-        <w:t xml:space="preserve">. Every zeroed weight was silently replaced by 1.0, and PageRank ran</w:t>
+        <w:t xml:space="preserve">. Every zeroed weight was silently</w:t>
+      </w:r>
+      <w:r>
+        <w:t xml:space="preserve"> </w:t>
+      </w:r>
+      <w:r>
+        <w:t xml:space="preserve">replaced by 1.0, and PageRank ran</w:t>
       </w:r>
       <w:r>
         <w:t xml:space="preserve"> </w:t>
@@ -16990,7 +17159,19 @@
         <w:t xml:space="preserve">unweighted</w:t>
       </w:r>
       <w:r>
-        <w:t xml:space="preserve">. The system's central claim, evidence-weighted citation analysis, was not operating, and the fallback that concealed it was an accident of truthiness rather than a designed behaviour.</w:t>
+        <w:t xml:space="preserve">. The system's central claim,</w:t>
+      </w:r>
+      <w:r>
+        <w:t xml:space="preserve"> </w:t>
+      </w:r>
+      <w:r>
+        <w:t xml:space="preserve">evidence-weighted citation analysis, was not operating, and the fallback that</w:t>
+      </w:r>
+      <w:r>
+        <w:t xml:space="preserve"> </w:t>
+      </w:r>
+      <w:r>
+        <w:t xml:space="preserve">concealed it was an accident of truthiness rather than a designed behaviour.</w:t>
       </w:r>
     </w:p>
     <w:bookmarkEnd w:id="126"/>
@@ -17361,7 +17542,7 @@
         <w:pStyle w:val="Heading2"/>
       </w:pPr>
       <w:r>
-        <w:t xml:space="preserve">5.7 Defect 5: Server-Side Request Forgery in URL Input</w:t>
+        <w:t xml:space="preserve">5.7 Defect 5: server-Side request forgery in URL input</w:t>
       </w:r>
     </w:p>
     <w:p>
@@ -17435,7 +17616,13 @@
         <w:pStyle w:val="FirstParagraph"/>
       </w:pPr>
       <w:r>
-        <w:t xml:space="preserve">The system could be directed at loopback, link-local (cloud metadata) or private addresses, and the fetched page's</w:t>
+        <w:t xml:space="preserve">The system could be directed at loopback, link-local (cloud metadata) or</w:t>
+      </w:r>
+      <w:r>
+        <w:t xml:space="preserve"> </w:t>
+      </w:r>
+      <w:r>
+        <w:t xml:space="preserve">private addresses, and the fetched page's</w:t>
       </w:r>
       <w:r>
         <w:t xml:space="preserve"> </w:t>
@@ -17450,7 +17637,19 @@
         <w:t xml:space="preserve"> </w:t>
       </w:r>
       <w:r>
-        <w:t xml:space="preserve">was forwarded to Crossref and Europe PMC as a search term, a narrow but real exfiltration channel.</w:t>
+        <w:t xml:space="preserve">was forwarded to</w:t>
+      </w:r>
+      <w:r>
+        <w:t xml:space="preserve"> </w:t>
+      </w:r>
+      <w:r>
+        <w:t xml:space="preserve">Crossref and Europe PMC as a search term, a narrow but real exfiltration</w:t>
+      </w:r>
+      <w:r>
+        <w:t xml:space="preserve"> </w:t>
+      </w:r>
+      <w:r>
+        <w:t xml:space="preserve">channel.</w:t>
       </w:r>
     </w:p>
     <w:p>
@@ -17539,7 +17738,7 @@
         <w:pStyle w:val="Heading2"/>
       </w:pPr>
       <w:r>
-        <w:t xml:space="preserve">5.8 Defect 6: Exports Returning JSON Envelopes</w:t>
+        <w:t xml:space="preserve">5.8 Defect 6: exports returning JSON envelopes</w:t>
       </w:r>
     </w:p>
     <w:p>
@@ -17651,7 +17850,31 @@
         <w:t xml:space="preserve"> </w:t>
       </w:r>
       <w:r>
-        <w:t xml:space="preserve">module, so a comma, quote or newline in a title or journal can no longer break a row, the previous hand-rolled formatting never escaped the journal field at all, and carry a UTF-8 byte-order mark so spreadsheet software renders accented author names correctly. An edge-list export and a GraphML export were added; the frontend had offered GraphML as a format although no such route existed.</w:t>
+        <w:t xml:space="preserve">module, so a comma, quote or newline in a title or journal can no longer break</w:t>
+      </w:r>
+      <w:r>
+        <w:t xml:space="preserve"> </w:t>
+      </w:r>
+      <w:r>
+        <w:t xml:space="preserve">a row, the previous hand-rolled formatting never escaped the journal field at</w:t>
+      </w:r>
+      <w:r>
+        <w:t xml:space="preserve"> </w:t>
+      </w:r>
+      <w:r>
+        <w:t xml:space="preserve">all, and carry a UTF-8 byte-order mark so spreadsheet software renders accented</w:t>
+      </w:r>
+      <w:r>
+        <w:t xml:space="preserve"> </w:t>
+      </w:r>
+      <w:r>
+        <w:t xml:space="preserve">author names correctly. An edge-list export and a GraphML export were added;</w:t>
+      </w:r>
+      <w:r>
+        <w:t xml:space="preserve"> </w:t>
+      </w:r>
+      <w:r>
+        <w:t xml:space="preserve">the frontend had offered GraphML as a format although no such route existed.</w:t>
       </w:r>
     </w:p>
     <w:bookmarkEnd w:id="130"/>
@@ -17809,7 +18032,7 @@
         <w:pStyle w:val="Heading2"/>
       </w:pPr>
       <w:r>
-        <w:t xml:space="preserve">5.10 Discussion: Why These Defects Survived</w:t>
+        <w:t xml:space="preserve">5.10 Discussion: why these defects survived</w:t>
       </w:r>
     </w:p>
     <w:p>
@@ -17961,13 +18184,6 @@
       </w:r>
       <w:r>
         <w:t xml:space="preserve">and what the project proposal had specified from the outset.</w:t>
-      </w:r>
-    </w:p>
-    <w:p>
-      <w:r>
-        <w:pict>
-          <v:rect style="width:0;height:1.5pt" o:hralign="center" o:hrstd="t" o:hr="t"/>
-        </w:pict>
       </w:r>
     </w:p>
     <w:bookmarkEnd w:id="132"/>
@@ -18677,7 +18893,7 @@
         <w:pStyle w:val="Heading2"/>
       </w:pPr>
       <w:r>
-        <w:t xml:space="preserve">5.12 The Submission Flow</w:t>
+        <w:t xml:space="preserve">5.12 The submission flow</w:t>
       </w:r>
     </w:p>
     <w:p>
@@ -18864,7 +19080,19 @@
         <w:t xml:space="preserve">missing</w:t>
       </w:r>
       <w:r>
-        <w:t xml:space="preserve">, adjacent to the value, not in a tooltip or a detail panel. The three states are visually distinct. A number presented without its status invites the reader to treat an ambiguous extraction as a settled fact.</w:t>
+        <w:t xml:space="preserve">, adjacent to the value, not in a tooltip or a detail</w:t>
+      </w:r>
+      <w:r>
+        <w:t xml:space="preserve"> </w:t>
+      </w:r>
+      <w:r>
+        <w:t xml:space="preserve">panel. The three states are visually distinct. A number presented without its</w:t>
+      </w:r>
+      <w:r>
+        <w:t xml:space="preserve"> </w:t>
+      </w:r>
+      <w:r>
+        <w:t xml:space="preserve">status invites the reader to treat an ambiguous extraction as a settled fact.</w:t>
       </w:r>
     </w:p>
     <w:bookmarkEnd w:id="137"/>
@@ -19470,13 +19698,6 @@
       </w:r>
       <w:r>
         <w:t xml:space="preserve">likely to circulate.</w:t>
-      </w:r>
-    </w:p>
-    <w:p>
-      <w:r>
-        <w:pict>
-          <v:rect style="width:0;height:1.5pt" o:hralign="center" o:hrstd="t" o:hr="t"/>
-        </w:pict>
       </w:r>
     </w:p>
     <w:bookmarkEnd w:id="143"/>
@@ -21980,7 +22201,25 @@
         <w:t xml:space="preserve"> </w:t>
       </w:r>
       <w:r>
-        <w:t xml:space="preserve">confusions among quantities that are often numerically equal, a trial that randomises 4,744 and analyses 4,744 differs only in framing. The first error has a traceable cause: the phrase "A total of 43,548 participants underwent randomization" matches a generic</w:t>
+        <w:t xml:space="preserve">confusions among quantities that are often</w:t>
+      </w:r>
+      <w:r>
+        <w:t xml:space="preserve"> </w:t>
+      </w:r>
+      <w:r>
+        <w:t xml:space="preserve">numerically equal, a trial that randomises 4,744 and analyses 4,744 differs</w:t>
+      </w:r>
+      <w:r>
+        <w:t xml:space="preserve"> </w:t>
+      </w:r>
+      <w:r>
+        <w:t xml:space="preserve">only in framing. The first error has a traceable cause: the phrase "A total of</w:t>
+      </w:r>
+      <w:r>
+        <w:t xml:space="preserve"> </w:t>
+      </w:r>
+      <w:r>
+        <w:t xml:space="preserve">43,548 participants underwent randomization" matches a generic</w:t>
       </w:r>
       <w:r>
         <w:t xml:space="preserve"> </w:t>
@@ -22007,7 +22246,19 @@
         <w:t xml:space="preserve">SAMPLE_SIZE_GENERIC</w:t>
       </w:r>
       <w:r>
-        <w:t xml:space="preserve">, and that pattern outranked the randomisation-specific one. This is a pattern-priority defect, not an inherent limit.</w:t>
+        <w:t xml:space="preserve">, and that pattern outranked the</w:t>
+      </w:r>
+      <w:r>
+        <w:t xml:space="preserve"> </w:t>
+      </w:r>
+      <w:r>
+        <w:t xml:space="preserve">randomisation-specific one. This is a pattern-priority defect, not an inherent</w:t>
+      </w:r>
+      <w:r>
+        <w:t xml:space="preserve"> </w:t>
+      </w:r>
+      <w:r>
+        <w:t xml:space="preserve">limit.</w:t>
       </w:r>
     </w:p>
     <w:p>
@@ -22302,7 +22553,7 @@
         <w:pStyle w:val="Heading2"/>
       </w:pPr>
       <w:r>
-        <w:t xml:space="preserve">6.5 Citation Graph Construction</w:t>
+        <w:t xml:space="preserve">6.5 Citation graph construction</w:t>
       </w:r>
     </w:p>
     <w:p>
@@ -24176,7 +24427,7 @@
         <w:pStyle w:val="Heading2"/>
       </w:pPr>
       <w:r>
-        <w:t xml:space="preserve">6.7 Methodological Note: Reference Verification</w:t>
+        <w:t xml:space="preserve">6.7 Methodological note: reference verification</w:t>
       </w:r>
     </w:p>
     <w:p>
@@ -24435,7 +24686,7 @@
         <w:pStyle w:val="Heading2"/>
       </w:pPr>
       <w:r>
-        <w:t xml:space="preserve">6.8 Summary of Results Against Objectives</w:t>
+        <w:t xml:space="preserve">6.8 Summary of Results against objectives</w:t>
       </w:r>
     </w:p>
     <w:tbl>
@@ -24857,13 +25108,6 @@
       </w:r>
       <w:r>
         <w:t xml:space="preserve">(6.5).</w:t>
-      </w:r>
-    </w:p>
-    <w:p>
-      <w:r>
-        <w:pict>
-          <v:rect style="width:0;height:1.5pt" o:hralign="center" o:hrstd="t" o:hr="t"/>
-        </w:pict>
       </w:r>
     </w:p>
     <w:bookmarkEnd w:id="163"/>
@@ -25793,7 +26037,19 @@
         <w:t xml:space="preserve"> </w:t>
       </w:r>
       <w:r>
-        <w:t xml:space="preserve">of five correct, with the highest mean confidence (0.96). RCT abstracts follow a reporting convention that surface patterns capture well: a single headline number introduced by</w:t>
+        <w:t xml:space="preserve">of five correct, with the highest mean confidence (0.96). RCT abstracts follow</w:t>
+      </w:r>
+      <w:r>
+        <w:t xml:space="preserve"> </w:t>
+      </w:r>
+      <w:r>
+        <w:t xml:space="preserve">a reporting convention that surface patterns capture well: a single headline</w:t>
+      </w:r>
+      <w:r>
+        <w:t xml:space="preserve"> </w:t>
+      </w:r>
+      <w:r>
+        <w:t xml:space="preserve">number introduced by</w:t>
       </w:r>
       <w:r>
         <w:t xml:space="preserve"> </w:t>
@@ -26018,7 +26274,7 @@
         <w:pStyle w:val="Heading2"/>
       </w:pPr>
       <w:r>
-        <w:t xml:space="preserve">6.10 The Confidence Calibration Failure in Detail</w:t>
+        <w:t xml:space="preserve">6.10 The confidence calibration failure in detail</w:t>
       </w:r>
     </w:p>
     <w:p>
@@ -26685,7 +26941,19 @@
         <w:pStyle w:val="BodyText"/>
       </w:pPr>
       <w:r>
-        <w:t xml:space="preserve">The runtime difference follows directly from density. Fewer edges means fewer neighbours to resolve, which reinforces the finding in Section 6.6.1 that cost is driven by the number of external lookups rather than by graph computation.</w:t>
+        <w:t xml:space="preserve">The runtime difference follows directly from density. Fewer edges means fewer</w:t>
+      </w:r>
+      <w:r>
+        <w:t xml:space="preserve"> </w:t>
+      </w:r>
+      <w:r>
+        <w:t xml:space="preserve">neighbours to resolve, which reinforces the finding in Section 6.6.1 that cost</w:t>
+      </w:r>
+      <w:r>
+        <w:t xml:space="preserve"> </w:t>
+      </w:r>
+      <w:r>
+        <w:t xml:space="preserve">is driven by the number of external lookups rather than by graph computation.</w:t>
       </w:r>
     </w:p>
     <w:bookmarkEnd w:id="167"/>
@@ -26695,7 +26963,7 @@
         <w:pStyle w:val="Heading2"/>
       </w:pPr>
       <w:r>
-        <w:t xml:space="preserve">6.12 What the Abstract Backfill Changed, Stage by Stage</w:t>
+        <w:t xml:space="preserve">6.12 What the abstract backfill changed, stage by stage</w:t>
       </w:r>
     </w:p>
     <w:p>
@@ -27465,13 +27733,6 @@
         <w:t xml:space="preserve">measurement. Section 7.1.1 draws the general lesson.</w:t>
       </w:r>
     </w:p>
-    <w:p>
-      <w:r>
-        <w:pict>
-          <v:rect style="width:0;height:1.5pt" o:hralign="center" o:hrstd="t" o:hr="t"/>
-        </w:pict>
-      </w:r>
-    </w:p>
     <w:bookmarkEnd w:id="169"/>
     <w:bookmarkEnd w:id="170"/>
     <w:bookmarkStart w:id="185" w:name="chapter-7-discussion"/>
@@ -28078,10 +28339,48 @@
           <w:i/>
           <w:iCs/>
         </w:rPr>
-        <w:t xml:space="preserve">measurement against known quantities</w:t>
-      </w:r>
-      <w:r>
-        <w:t xml:space="preserve">: comparing the number of nodes retrieved against the number of references the provider reported, comparing extracted populations against hand-read abstracts, timing each stage. Notably, the evaluation plan that would have caught most of these was specified in the project proposal from the start and left unimplemented, the empty</w:t>
+        <w:t xml:space="preserve">measurement against known</w:t>
+      </w:r>
+      <w:r>
+        <w:rPr>
+          <w:i/>
+          <w:iCs/>
+        </w:rPr>
+        <w:t xml:space="preserve"> </w:t>
+      </w:r>
+      <w:r>
+        <w:rPr>
+          <w:i/>
+          <w:iCs/>
+        </w:rPr>
+        <w:t xml:space="preserve">quantities</w:t>
+      </w:r>
+      <w:r>
+        <w:t xml:space="preserve">: comparing the number of nodes retrieved against the number of</w:t>
+      </w:r>
+      <w:r>
+        <w:t xml:space="preserve"> </w:t>
+      </w:r>
+      <w:r>
+        <w:t xml:space="preserve">references the provider reported, comparing extracted populations against</w:t>
+      </w:r>
+      <w:r>
+        <w:t xml:space="preserve"> </w:t>
+      </w:r>
+      <w:r>
+        <w:t xml:space="preserve">hand-read abstracts, timing each stage. Notably, the evaluation plan that would</w:t>
+      </w:r>
+      <w:r>
+        <w:t xml:space="preserve"> </w:t>
+      </w:r>
+      <w:r>
+        <w:t xml:space="preserve">have caught most of these was specified in the project proposal from the start</w:t>
+      </w:r>
+      <w:r>
+        <w:t xml:space="preserve"> </w:t>
+      </w:r>
+      <w:r>
+        <w:t xml:space="preserve">and left unimplemented, the empty</w:t>
       </w:r>
       <w:r>
         <w:t xml:space="preserve"> </w:t>
@@ -28096,7 +28395,19 @@
         <w:t xml:space="preserve"> </w:t>
       </w:r>
       <w:r>
-        <w:t xml:space="preserve">directory was itself the strongest early warning available, and nothing in the repository made its emptiness visible.</w:t>
+        <w:t xml:space="preserve">directory was itself the</w:t>
+      </w:r>
+      <w:r>
+        <w:t xml:space="preserve"> </w:t>
+      </w:r>
+      <w:r>
+        <w:t xml:space="preserve">strongest early warning available, and nothing in the repository made its</w:t>
+      </w:r>
+      <w:r>
+        <w:t xml:space="preserve"> </w:t>
+      </w:r>
+      <w:r>
+        <w:t xml:space="preserve">emptiness visible.</w:t>
       </w:r>
     </w:p>
     <w:bookmarkEnd w:id="176"/>
@@ -28920,7 +29231,7 @@
         <w:pStyle w:val="Heading2"/>
       </w:pPr>
       <w:r>
-        <w:t xml:space="preserve">7.5 Known Open Issues</w:t>
+        <w:t xml:space="preserve">7.5 Known open issues</w:t>
       </w:r>
     </w:p>
     <w:p>
@@ -29104,7 +29415,7 @@
         <w:pStyle w:val="Heading2"/>
       </w:pPr>
       <w:r>
-        <w:t xml:space="preserve">7.6 Ethical and Legal Considerations</w:t>
+        <w:t xml:space="preserve">7.6 Ethical and legal considerations</w:t>
       </w:r>
     </w:p>
     <w:p>
@@ -29213,13 +29524,6 @@
       </w:r>
       <w:r>
         <w:t xml:space="preserve">under-resourced institutions and non-English literatures.</w:t>
-      </w:r>
-    </w:p>
-    <w:p>
-      <w:r>
-        <w:pict>
-          <v:rect style="width:0;height:1.5pt" o:hralign="center" o:hrstd="t" o:hr="t"/>
-        </w:pict>
       </w:r>
     </w:p>
     <w:bookmarkEnd w:id="184"/>
@@ -30121,13 +30425,6 @@
       </w:r>
       <w:r>
         <w:t xml:space="preserve">authors would carry into another project.</w:t>
-      </w:r>
-    </w:p>
-    <w:p>
-      <w:r>
-        <w:pict>
-          <v:rect style="width:0;height:1.5pt" o:hralign="center" o:hrstd="t" o:hr="t"/>
-        </w:pict>
       </w:r>
     </w:p>
     <w:bookmarkEnd w:id="196"/>
@@ -32124,13 +32421,6 @@
         <w:t xml:space="preserve">UTF-8 byte-order mark so spreadsheet software renders accented author names.</w:t>
       </w:r>
     </w:p>
-    <w:p>
-      <w:r>
-        <w:pict>
-          <v:rect style="width:0;height:1.5pt" o:hralign="center" o:hrstd="t" o:hr="t"/>
-        </w:pict>
-      </w:r>
-    </w:p>
     <w:bookmarkEnd w:id="202"/>
     <w:bookmarkEnd w:id="203"/>
     <w:bookmarkStart w:id="210" w:name="appendix-b-configuration-reference"/>
@@ -34385,13 +34675,6 @@
         </w:tc>
       </w:tr>
     </w:tbl>
-    <w:p>
-      <w:r>
-        <w:pict>
-          <v:rect style="width:0;height:1.5pt" o:hralign="center" o:hrstd="t" o:hr="t"/>
-        </w:pict>
-      </w:r>
-    </w:p>
     <w:bookmarkEnd w:id="209"/>
     <w:bookmarkEnd w:id="210"/>
     <w:bookmarkStart w:id="219" w:name="appendix-c-reproducing-the-results"/>
@@ -34571,7 +34854,19 @@
         <w:t xml:space="preserve"> </w:t>
       </w:r>
       <w:r>
-        <w:t xml:space="preserve">is not optional in practice. OpenAlex serves identified callers from a faster "polite pool"; without it, request latency, which Section 6.6 shows dominates runtime, is materially worse.</w:t>
+        <w:t xml:space="preserve">is not optional in practice. OpenAlex serves</w:t>
+      </w:r>
+      <w:r>
+        <w:t xml:space="preserve"> </w:t>
+      </w:r>
+      <w:r>
+        <w:t xml:space="preserve">identified callers from a faster "polite pool"; without it, request latency,</w:t>
+      </w:r>
+      <w:r>
+        <w:t xml:space="preserve"> </w:t>
+      </w:r>
+      <w:r>
+        <w:t xml:space="preserve">which Section 6.6 shows dominates runtime, is materially worse.</w:t>
       </w:r>
     </w:p>
     <w:bookmarkEnd w:id="211"/>
@@ -35895,13 +36190,6 @@
       </w:r>
       <w:r>
         <w:t xml:space="preserve">proposes snapshotting the corpus to remove this dependency entirely.</w:t>
-      </w:r>
-    </w:p>
-    <w:p>
-      <w:r>
-        <w:pict>
-          <v:rect style="width:0;height:1.5pt" o:hralign="center" o:hrstd="t" o:hr="t"/>
-        </w:pict>
       </w:r>
     </w:p>
     <w:bookmarkEnd w:id="218"/>
@@ -42569,13 +42857,6 @@
         </w:tc>
       </w:tr>
     </w:tbl>
-    <w:p>
-      <w:r>
-        <w:pict>
-          <v:rect style="width:0;height:1.5pt" o:hralign="center" o:hrstd="t" o:hr="t"/>
-        </w:pict>
-      </w:r>
-    </w:p>
     <w:bookmarkEnd w:id="246"/>
     <w:bookmarkEnd w:id="247"/>
     <w:bookmarkStart w:id="253" w:name="X9f57483ed5b2f82fbb3fee302540650aea30fed"/>
@@ -44267,13 +44548,6 @@
         </w:tc>
       </w:tr>
     </w:tbl>
-    <w:p>
-      <w:r>
-        <w:pict>
-          <v:rect style="width:0;height:1.5pt" o:hralign="center" o:hrstd="t" o:hr="t"/>
-        </w:pict>
-      </w:r>
-    </w:p>
     <w:bookmarkEnd w:id="252"/>
     <w:bookmarkEnd w:id="253"/>
     <w:bookmarkStart w:id="264" w:name="appendix-g-selected-code-listings"/>
@@ -49908,13 +50182,6 @@
           <w:rStyle w:val="NormalTok"/>
         </w:rPr>
         <w:t xml:space="preserve"> margin))</w:t>
-      </w:r>
-    </w:p>
-    <w:p>
-      <w:r>
-        <w:pict>
-          <v:rect style="width:0;height:1.5pt" o:hralign="center" o:hrstd="t" o:hr="t"/>
-        </w:pict>
       </w:r>
     </w:p>
     <w:bookmarkEnd w:id="263"/>

--- a/thesis/CiteGraph-NLP-Thesis.docx
+++ b/thesis/CiteGraph-NLP-Thesis.docx
@@ -28,7 +28,62 @@
         </w:p>
       </w:sdtContent>
     </w:sdt>
-    <w:bookmarkStart w:id="15" w:name="X62e8b5a5bc12dc493fa9af7164493978e457605"/>
+    <w:p>
+      <w:pPr>
+        <w:pStyle w:val="CaptionedFigure"/>
+      </w:pPr>
+      <w:r>
+        <w:drawing>
+          <wp:inline>
+            <wp:extent cx="1619999" cy="1619999"/>
+            <wp:effectExtent b="0" l="0" r="0" t="0"/>
+            <wp:docPr descr="National University of Technology" title="" id="10" name="Picture"/>
+            <a:graphic>
+              <a:graphicData uri="http://schemas.openxmlformats.org/drawingml/2006/picture">
+                <pic:pic>
+                  <pic:nvPicPr>
+                    <pic:cNvPr descr="assets/nutech-logo.png" id="11" name="Picture"/>
+                    <pic:cNvPicPr>
+                      <a:picLocks noChangeArrowheads="1" noChangeAspect="1"/>
+                    </pic:cNvPicPr>
+                  </pic:nvPicPr>
+                  <pic:blipFill>
+                    <a:blip r:embed="rId9"/>
+                    <a:stretch>
+                      <a:fillRect/>
+                    </a:stretch>
+                  </pic:blipFill>
+                  <pic:spPr bwMode="auto">
+                    <a:xfrm>
+                      <a:off x="0" y="0"/>
+                      <a:ext cx="1619999" cy="1619999"/>
+                    </a:xfrm>
+                    <a:prstGeom prst="rect">
+                      <a:avLst/>
+                    </a:prstGeom>
+                    <a:noFill/>
+                    <a:ln w="9525">
+                      <a:noFill/>
+                      <a:headEnd/>
+                      <a:tailEnd/>
+                    </a:ln>
+                  </pic:spPr>
+                </pic:pic>
+              </a:graphicData>
+            </a:graphic>
+          </wp:inline>
+        </w:drawing>
+      </w:r>
+    </w:p>
+    <w:p>
+      <w:pPr>
+        <w:pStyle w:val="ImageCaption"/>
+      </w:pPr>
+      <w:r>
+        <w:t xml:space="preserve">National University of Technology</w:t>
+      </w:r>
+    </w:p>
+    <w:bookmarkStart w:id="19" w:name="X62e8b5a5bc12dc493fa9af7164493978e457605"/>
     <w:p>
       <w:pPr>
         <w:pStyle w:val="Heading1"/>
@@ -88,7 +143,7 @@
         </w:pict>
       </w:r>
     </w:p>
-    <w:bookmarkStart w:id="9" w:name="authors"/>
+    <w:bookmarkStart w:id="12" w:name="authors"/>
     <w:p>
       <w:pPr>
         <w:pStyle w:val="Heading2"/>
@@ -250,8 +305,8 @@
         </w:pict>
       </w:r>
     </w:p>
-    <w:bookmarkEnd w:id="9"/>
-    <w:bookmarkStart w:id="10" w:name="declaration"/>
+    <w:bookmarkEnd w:id="12"/>
+    <w:bookmarkStart w:id="13" w:name="declaration"/>
     <w:p>
       <w:pPr>
         <w:pStyle w:val="Heading2"/>
@@ -397,8 +452,8 @@
         </w:pict>
       </w:r>
     </w:p>
-    <w:bookmarkEnd w:id="10"/>
-    <w:bookmarkStart w:id="11" w:name="abstract"/>
+    <w:bookmarkEnd w:id="13"/>
+    <w:bookmarkStart w:id="14" w:name="abstract"/>
     <w:p>
       <w:pPr>
         <w:pStyle w:val="Heading2"/>
@@ -832,8 +887,8 @@
         </w:pict>
       </w:r>
     </w:p>
-    <w:bookmarkEnd w:id="11"/>
-    <w:bookmarkStart w:id="12" w:name="acknowledgements"/>
+    <w:bookmarkEnd w:id="14"/>
+    <w:bookmarkStart w:id="15" w:name="acknowledgements"/>
     <w:p>
       <w:pPr>
         <w:pStyle w:val="Heading2"/>
@@ -861,8 +916,8 @@
         </w:pict>
       </w:r>
     </w:p>
-    <w:bookmarkEnd w:id="12"/>
-    <w:bookmarkStart w:id="13" w:name="table-of-contents"/>
+    <w:bookmarkEnd w:id="15"/>
+    <w:bookmarkStart w:id="16" w:name="table-of-contents"/>
     <w:p>
       <w:pPr>
         <w:pStyle w:val="Heading2"/>
@@ -1089,7 +1144,43 @@
         </w:numPr>
       </w:pPr>
       <w:r>
-        <w:t xml:space="preserve">E. Verified Reference Metadata</w:t>
+        <w:t xml:space="preserve">E. Requirements Traceability</w:t>
+      </w:r>
+    </w:p>
+    <w:p>
+      <w:pPr>
+        <w:pStyle w:val="Compact"/>
+        <w:numPr>
+          <w:ilvl w:val="0"/>
+          <w:numId w:val="1002"/>
+        </w:numPr>
+      </w:pPr>
+      <w:r>
+        <w:t xml:space="preserve">F. Test Inventory</w:t>
+      </w:r>
+    </w:p>
+    <w:p>
+      <w:pPr>
+        <w:pStyle w:val="Compact"/>
+        <w:numPr>
+          <w:ilvl w:val="0"/>
+          <w:numId w:val="1002"/>
+        </w:numPr>
+      </w:pPr>
+      <w:r>
+        <w:t xml:space="preserve">G. Source Listings</w:t>
+      </w:r>
+    </w:p>
+    <w:p>
+      <w:pPr>
+        <w:pStyle w:val="Compact"/>
+        <w:numPr>
+          <w:ilvl w:val="0"/>
+          <w:numId w:val="1002"/>
+        </w:numPr>
+      </w:pPr>
+      <w:r>
+        <w:t xml:space="preserve">H. Full-Scale Generated Diagrams</w:t>
       </w:r>
     </w:p>
     <w:p>
@@ -1099,14 +1190,40 @@
         </w:pict>
       </w:r>
     </w:p>
-    <w:bookmarkEnd w:id="13"/>
-    <w:bookmarkStart w:id="14" w:name="list-of-abbreviations"/>
+    <w:bookmarkEnd w:id="16"/>
+    <w:bookmarkStart w:id="17" w:name="list-of-figures"/>
     <w:p>
       <w:pPr>
         <w:pStyle w:val="Heading2"/>
       </w:pPr>
       <w:r>
-        <w:t xml:space="preserve">List of Abbreviations</w:t>
+        <w:t xml:space="preserve">List of Figures</w:t>
+      </w:r>
+    </w:p>
+    <w:p>
+      <w:pPr>
+        <w:pStyle w:val="FirstParagraph"/>
+      </w:pPr>
+      <w:r>
+        <w:t xml:space="preserve">Every structural figure is generated from the source tree by</w:t>
+      </w:r>
+      <w:r>
+        <w:t xml:space="preserve"> </w:t>
+      </w:r>
+      <w:r>
+        <w:rPr>
+          <w:rStyle w:val="VerbatimChar"/>
+        </w:rPr>
+        <w:t xml:space="preserve">scripts/generate_diagrams.py</w:t>
+      </w:r>
+      <w:r>
+        <w:t xml:space="preserve">; Appendix H records how, and carries the</w:t>
+      </w:r>
+      <w:r>
+        <w:t xml:space="preserve"> </w:t>
+      </w:r>
+      <w:r>
+        <w:t xml:space="preserve">full-scale plates the chapter figures are reduced from.</w:t>
       </w:r>
     </w:p>
     <w:tbl>
@@ -1130,18 +1247,18 @@
               <w:pStyle w:val="Compact"/>
             </w:pPr>
             <w:r>
-              <w:t xml:space="preserve">Term</w:t>
-            </w:r>
-          </w:p>
-        </w:tc>
-        <w:tc>
-          <w:tcPr/>
-          <w:p>
-            <w:pPr>
-              <w:pStyle w:val="Compact"/>
-            </w:pPr>
-            <w:r>
-              <w:t xml:space="preserve">Expansion</w:t>
+              <w:t xml:space="preserve">Figure</w:t>
+            </w:r>
+          </w:p>
+        </w:tc>
+        <w:tc>
+          <w:tcPr/>
+          <w:p>
+            <w:pPr>
+              <w:pStyle w:val="Compact"/>
+            </w:pPr>
+            <w:r>
+              <w:t xml:space="preserve">Subject</w:t>
             </w:r>
           </w:p>
         </w:tc>
@@ -1154,18 +1271,18 @@
               <w:pStyle w:val="Compact"/>
             </w:pPr>
             <w:r>
-              <w:t xml:space="preserve">API</w:t>
-            </w:r>
-          </w:p>
-        </w:tc>
-        <w:tc>
-          <w:tcPr/>
-          <w:p>
-            <w:pPr>
-              <w:pStyle w:val="Compact"/>
-            </w:pPr>
-            <w:r>
-              <w:t xml:space="preserve">Application Programming Interface</w:t>
+              <w:t xml:space="preserve">4.1</w:t>
+            </w:r>
+          </w:p>
+        </w:tc>
+        <w:tc>
+          <w:tcPr/>
+          <w:p>
+            <w:pPr>
+              <w:pStyle w:val="Compact"/>
+            </w:pPr>
+            <w:r>
+              <w:t xml:space="preserve">Inter-package dependencies</w:t>
             </w:r>
           </w:p>
         </w:tc>
@@ -1178,18 +1295,18 @@
               <w:pStyle w:val="Compact"/>
             </w:pPr>
             <w:r>
-              <w:t xml:space="preserve">BFS</w:t>
-            </w:r>
-          </w:p>
-        </w:tc>
-        <w:tc>
-          <w:tcPr/>
-          <w:p>
-            <w:pPr>
-              <w:pStyle w:val="Compact"/>
-            </w:pPr>
-            <w:r>
-              <w:t xml:space="preserve">Breadth-First Search</w:t>
+              <w:t xml:space="preserve">4.2</w:t>
+            </w:r>
+          </w:p>
+        </w:tc>
+        <w:tc>
+          <w:tcPr/>
+          <w:p>
+            <w:pPr>
+              <w:pStyle w:val="Compact"/>
+            </w:pPr>
+            <w:r>
+              <w:t xml:space="preserve">Object composition among related classes</w:t>
             </w:r>
           </w:p>
         </w:tc>
@@ -1202,18 +1319,18 @@
               <w:pStyle w:val="Compact"/>
             </w:pPr>
             <w:r>
-              <w:t xml:space="preserve">CORS</w:t>
-            </w:r>
-          </w:p>
-        </w:tc>
-        <w:tc>
-          <w:tcPr/>
-          <w:p>
-            <w:pPr>
-              <w:pStyle w:val="Compact"/>
-            </w:pPr>
-            <w:r>
-              <w:t xml:space="preserve">Cross-Origin Resource Sharing</w:t>
+              <w:t xml:space="preserve">4.3</w:t>
+            </w:r>
+          </w:p>
+        </w:tc>
+        <w:tc>
+          <w:tcPr/>
+          <w:p>
+            <w:pPr>
+              <w:pStyle w:val="Compact"/>
+            </w:pPr>
+            <w:r>
+              <w:t xml:space="preserve">Data model, query to population</w:t>
             </w:r>
           </w:p>
         </w:tc>
@@ -1226,18 +1343,18 @@
               <w:pStyle w:val="Compact"/>
             </w:pPr>
             <w:r>
-              <w:t xml:space="preserve">DOI</w:t>
-            </w:r>
-          </w:p>
-        </w:tc>
-        <w:tc>
-          <w:tcPr/>
-          <w:p>
-            <w:pPr>
-              <w:pStyle w:val="Compact"/>
-            </w:pPr>
-            <w:r>
-              <w:t xml:space="preserve">Digital Object Identifier</w:t>
+              <w:t xml:space="preserve">4.4</w:t>
+            </w:r>
+          </w:p>
+        </w:tc>
+        <w:tc>
+          <w:tcPr/>
+          <w:p>
+            <w:pPr>
+              <w:pStyle w:val="Compact"/>
+            </w:pPr>
+            <w:r>
+              <w:t xml:space="preserve">Data model, population to run result</w:t>
             </w:r>
           </w:p>
         </w:tc>
@@ -1250,18 +1367,18 @@
               <w:pStyle w:val="Compact"/>
             </w:pPr>
             <w:r>
-              <w:t xml:space="preserve">FYP</w:t>
-            </w:r>
-          </w:p>
-        </w:tc>
-        <w:tc>
-          <w:tcPr/>
-          <w:p>
-            <w:pPr>
-              <w:pStyle w:val="Compact"/>
-            </w:pPr>
-            <w:r>
-              <w:t xml:space="preserve">Final Year Project</w:t>
+              <w:t xml:space="preserve">5.1</w:t>
+            </w:r>
+          </w:p>
+        </w:tc>
+        <w:tc>
+          <w:tcPr/>
+          <w:p>
+            <w:pPr>
+              <w:pStyle w:val="Compact"/>
+            </w:pPr>
+            <w:r>
+              <w:t xml:space="preserve">Calls made by the pipeline orchestrator</w:t>
             </w:r>
           </w:p>
         </w:tc>
@@ -1274,18 +1391,18 @@
               <w:pStyle w:val="Compact"/>
             </w:pPr>
             <w:r>
-              <w:t xml:space="preserve">IE</w:t>
-            </w:r>
-          </w:p>
-        </w:tc>
-        <w:tc>
-          <w:tcPr/>
-          <w:p>
-            <w:pPr>
-              <w:pStyle w:val="Compact"/>
-            </w:pPr>
-            <w:r>
-              <w:t xml:space="preserve">Information Extraction</w:t>
+              <w:t xml:space="preserve">H.1</w:t>
+            </w:r>
+          </w:p>
+        </w:tc>
+        <w:tc>
+          <w:tcPr/>
+          <w:p>
+            <w:pPr>
+              <w:pStyle w:val="Compact"/>
+            </w:pPr>
+            <w:r>
+              <w:t xml:space="preserve">Combined data model, all seven entities</w:t>
             </w:r>
           </w:p>
         </w:tc>
@@ -1298,18 +1415,18 @@
               <w:pStyle w:val="Compact"/>
             </w:pPr>
             <w:r>
-              <w:t xml:space="preserve">JATS</w:t>
-            </w:r>
-          </w:p>
-        </w:tc>
-        <w:tc>
-          <w:tcPr/>
-          <w:p>
-            <w:pPr>
-              <w:pStyle w:val="Compact"/>
-            </w:pPr>
-            <w:r>
-              <w:t xml:space="preserve">Journal Article Tag Suite</w:t>
+              <w:t xml:space="preserve">H.2</w:t>
+            </w:r>
+          </w:p>
+        </w:tc>
+        <w:tc>
+          <w:tcPr/>
+          <w:p>
+            <w:pPr>
+              <w:pStyle w:val="Compact"/>
+            </w:pPr>
+            <w:r>
+              <w:t xml:space="preserve">Complete class diagram</w:t>
             </w:r>
           </w:p>
         </w:tc>
@@ -1322,18 +1439,73 @@
               <w:pStyle w:val="Compact"/>
             </w:pPr>
             <w:r>
-              <w:t xml:space="preserve">N_eff</w:t>
-            </w:r>
-          </w:p>
-        </w:tc>
-        <w:tc>
-          <w:tcPr/>
-          <w:p>
-            <w:pPr>
-              <w:pStyle w:val="Compact"/>
-            </w:pPr>
-            <w:r>
-              <w:t xml:space="preserve">Effective study population size</w:t>
+              <w:t xml:space="preserve">H.3</w:t>
+            </w:r>
+          </w:p>
+        </w:tc>
+        <w:tc>
+          <w:tcPr/>
+          <w:p>
+            <w:pPr>
+              <w:pStyle w:val="Compact"/>
+            </w:pPr>
+            <w:r>
+              <w:t xml:space="preserve">Complete call graph</w:t>
+            </w:r>
+          </w:p>
+        </w:tc>
+      </w:tr>
+    </w:tbl>
+    <w:p>
+      <w:r>
+        <w:pict>
+          <v:rect style="width:0;height:1.5pt" o:hralign="center" o:hrstd="t" o:hr="t"/>
+        </w:pict>
+      </w:r>
+    </w:p>
+    <w:bookmarkEnd w:id="17"/>
+    <w:bookmarkStart w:id="18" w:name="list-of-abbreviations"/>
+    <w:p>
+      <w:pPr>
+        <w:pStyle w:val="Heading2"/>
+      </w:pPr>
+      <w:r>
+        <w:t xml:space="preserve">List of Abbreviations</w:t>
+      </w:r>
+    </w:p>
+    <w:tbl>
+      <w:tblPr>
+        <w:tblStyle w:val="Table"/>
+        <w:tblW w:type="auto" w:w="0"/>
+        <w:tblLook w:firstRow="1" w:lastRow="0" w:firstColumn="0" w:lastColumn="0" w:noHBand="0" w:noVBand="0" w:val="0020"/>
+      </w:tblPr>
+      <w:tblGrid>
+        <w:gridCol w:w="3960"/>
+        <w:gridCol w:w="3960"/>
+      </w:tblGrid>
+      <w:tr>
+        <w:trPr>
+          <w:tblHeader w:val="on"/>
+        </w:trPr>
+        <w:tc>
+          <w:tcPr/>
+          <w:p>
+            <w:pPr>
+              <w:pStyle w:val="Compact"/>
+            </w:pPr>
+            <w:r>
+              <w:t xml:space="preserve">Term</w:t>
+            </w:r>
+          </w:p>
+        </w:tc>
+        <w:tc>
+          <w:tcPr/>
+          <w:p>
+            <w:pPr>
+              <w:pStyle w:val="Compact"/>
+            </w:pPr>
+            <w:r>
+              <w:t xml:space="preserve">Expansion</w:t>
             </w:r>
           </w:p>
         </w:tc>
@@ -1346,18 +1518,18 @@
               <w:pStyle w:val="Compact"/>
             </w:pPr>
             <w:r>
-              <w:t xml:space="preserve">NLP</w:t>
-            </w:r>
-          </w:p>
-        </w:tc>
-        <w:tc>
-          <w:tcPr/>
-          <w:p>
-            <w:pPr>
-              <w:pStyle w:val="Compact"/>
-            </w:pPr>
-            <w:r>
-              <w:t xml:space="preserve">Natural Language Processing</w:t>
+              <w:t xml:space="preserve">API</w:t>
+            </w:r>
+          </w:p>
+        </w:tc>
+        <w:tc>
+          <w:tcPr/>
+          <w:p>
+            <w:pPr>
+              <w:pStyle w:val="Compact"/>
+            </w:pPr>
+            <w:r>
+              <w:t xml:space="preserve">Application Programming Interface</w:t>
             </w:r>
           </w:p>
         </w:tc>
@@ -1370,18 +1542,18 @@
               <w:pStyle w:val="Compact"/>
             </w:pPr>
             <w:r>
-              <w:t xml:space="preserve">PICO</w:t>
-            </w:r>
-          </w:p>
-        </w:tc>
-        <w:tc>
-          <w:tcPr/>
-          <w:p>
-            <w:pPr>
-              <w:pStyle w:val="Compact"/>
-            </w:pPr>
-            <w:r>
-              <w:t xml:space="preserve">Population, Intervention, Comparison, Outcome</w:t>
+              <w:t xml:space="preserve">BFS</w:t>
+            </w:r>
+          </w:p>
+        </w:tc>
+        <w:tc>
+          <w:tcPr/>
+          <w:p>
+            <w:pPr>
+              <w:pStyle w:val="Compact"/>
+            </w:pPr>
+            <w:r>
+              <w:t xml:space="preserve">Breadth-First Search</w:t>
             </w:r>
           </w:p>
         </w:tc>
@@ -1394,18 +1566,18 @@
               <w:pStyle w:val="Compact"/>
             </w:pPr>
             <w:r>
-              <w:t xml:space="preserve">PMCID</w:t>
-            </w:r>
-          </w:p>
-        </w:tc>
-        <w:tc>
-          <w:tcPr/>
-          <w:p>
-            <w:pPr>
-              <w:pStyle w:val="Compact"/>
-            </w:pPr>
-            <w:r>
-              <w:t xml:space="preserve">PubMed Central Identifier</w:t>
+              <w:t xml:space="preserve">CORS</w:t>
+            </w:r>
+          </w:p>
+        </w:tc>
+        <w:tc>
+          <w:tcPr/>
+          <w:p>
+            <w:pPr>
+              <w:pStyle w:val="Compact"/>
+            </w:pPr>
+            <w:r>
+              <w:t xml:space="preserve">Cross-Origin Resource Sharing</w:t>
             </w:r>
           </w:p>
         </w:tc>
@@ -1418,18 +1590,18 @@
               <w:pStyle w:val="Compact"/>
             </w:pPr>
             <w:r>
-              <w:t xml:space="preserve">PMID</w:t>
-            </w:r>
-          </w:p>
-        </w:tc>
-        <w:tc>
-          <w:tcPr/>
-          <w:p>
-            <w:pPr>
-              <w:pStyle w:val="Compact"/>
-            </w:pPr>
-            <w:r>
-              <w:t xml:space="preserve">PubMed Identifier</w:t>
+              <w:t xml:space="preserve">DOI</w:t>
+            </w:r>
+          </w:p>
+        </w:tc>
+        <w:tc>
+          <w:tcPr/>
+          <w:p>
+            <w:pPr>
+              <w:pStyle w:val="Compact"/>
+            </w:pPr>
+            <w:r>
+              <w:t xml:space="preserve">Digital Object Identifier</w:t>
             </w:r>
           </w:p>
         </w:tc>
@@ -1442,18 +1614,18 @@
               <w:pStyle w:val="Compact"/>
             </w:pPr>
             <w:r>
-              <w:t xml:space="preserve">RCT</w:t>
-            </w:r>
-          </w:p>
-        </w:tc>
-        <w:tc>
-          <w:tcPr/>
-          <w:p>
-            <w:pPr>
-              <w:pStyle w:val="Compact"/>
-            </w:pPr>
-            <w:r>
-              <w:t xml:space="preserve">Randomised Controlled Trial</w:t>
+              <w:t xml:space="preserve">FYP</w:t>
+            </w:r>
+          </w:p>
+        </w:tc>
+        <w:tc>
+          <w:tcPr/>
+          <w:p>
+            <w:pPr>
+              <w:pStyle w:val="Compact"/>
+            </w:pPr>
+            <w:r>
+              <w:t xml:space="preserve">Final Year Project</w:t>
             </w:r>
           </w:p>
         </w:tc>
@@ -1466,18 +1638,18 @@
               <w:pStyle w:val="Compact"/>
             </w:pPr>
             <w:r>
-              <w:t xml:space="preserve">SPA</w:t>
-            </w:r>
-          </w:p>
-        </w:tc>
-        <w:tc>
-          <w:tcPr/>
-          <w:p>
-            <w:pPr>
-              <w:pStyle w:val="Compact"/>
-            </w:pPr>
-            <w:r>
-              <w:t xml:space="preserve">Single-Page Application</w:t>
+              <w:t xml:space="preserve">IE</w:t>
+            </w:r>
+          </w:p>
+        </w:tc>
+        <w:tc>
+          <w:tcPr/>
+          <w:p>
+            <w:pPr>
+              <w:pStyle w:val="Compact"/>
+            </w:pPr>
+            <w:r>
+              <w:t xml:space="preserve">Information Extraction</w:t>
             </w:r>
           </w:p>
         </w:tc>
@@ -1490,18 +1662,18 @@
               <w:pStyle w:val="Compact"/>
             </w:pPr>
             <w:r>
-              <w:t xml:space="preserve">SSRF</w:t>
-            </w:r>
-          </w:p>
-        </w:tc>
-        <w:tc>
-          <w:tcPr/>
-          <w:p>
-            <w:pPr>
-              <w:pStyle w:val="Compact"/>
-            </w:pPr>
-            <w:r>
-              <w:t xml:space="preserve">Server-Side Request Forgery</w:t>
+              <w:t xml:space="preserve">JATS</w:t>
+            </w:r>
+          </w:p>
+        </w:tc>
+        <w:tc>
+          <w:tcPr/>
+          <w:p>
+            <w:pPr>
+              <w:pStyle w:val="Compact"/>
+            </w:pPr>
+            <w:r>
+              <w:t xml:space="preserve">Journal Article Tag Suite</w:t>
             </w:r>
           </w:p>
         </w:tc>
@@ -1514,6 +1686,198 @@
               <w:pStyle w:val="Compact"/>
             </w:pPr>
             <w:r>
+              <w:t xml:space="preserve">N_eff</w:t>
+            </w:r>
+          </w:p>
+        </w:tc>
+        <w:tc>
+          <w:tcPr/>
+          <w:p>
+            <w:pPr>
+              <w:pStyle w:val="Compact"/>
+            </w:pPr>
+            <w:r>
+              <w:t xml:space="preserve">Effective study population size</w:t>
+            </w:r>
+          </w:p>
+        </w:tc>
+      </w:tr>
+      <w:tr>
+        <w:tc>
+          <w:tcPr/>
+          <w:p>
+            <w:pPr>
+              <w:pStyle w:val="Compact"/>
+            </w:pPr>
+            <w:r>
+              <w:t xml:space="preserve">NLP</w:t>
+            </w:r>
+          </w:p>
+        </w:tc>
+        <w:tc>
+          <w:tcPr/>
+          <w:p>
+            <w:pPr>
+              <w:pStyle w:val="Compact"/>
+            </w:pPr>
+            <w:r>
+              <w:t xml:space="preserve">Natural Language Processing</w:t>
+            </w:r>
+          </w:p>
+        </w:tc>
+      </w:tr>
+      <w:tr>
+        <w:tc>
+          <w:tcPr/>
+          <w:p>
+            <w:pPr>
+              <w:pStyle w:val="Compact"/>
+            </w:pPr>
+            <w:r>
+              <w:t xml:space="preserve">PICO</w:t>
+            </w:r>
+          </w:p>
+        </w:tc>
+        <w:tc>
+          <w:tcPr/>
+          <w:p>
+            <w:pPr>
+              <w:pStyle w:val="Compact"/>
+            </w:pPr>
+            <w:r>
+              <w:t xml:space="preserve">Population, Intervention, Comparison, Outcome</w:t>
+            </w:r>
+          </w:p>
+        </w:tc>
+      </w:tr>
+      <w:tr>
+        <w:tc>
+          <w:tcPr/>
+          <w:p>
+            <w:pPr>
+              <w:pStyle w:val="Compact"/>
+            </w:pPr>
+            <w:r>
+              <w:t xml:space="preserve">PMCID</w:t>
+            </w:r>
+          </w:p>
+        </w:tc>
+        <w:tc>
+          <w:tcPr/>
+          <w:p>
+            <w:pPr>
+              <w:pStyle w:val="Compact"/>
+            </w:pPr>
+            <w:r>
+              <w:t xml:space="preserve">PubMed Central Identifier</w:t>
+            </w:r>
+          </w:p>
+        </w:tc>
+      </w:tr>
+      <w:tr>
+        <w:tc>
+          <w:tcPr/>
+          <w:p>
+            <w:pPr>
+              <w:pStyle w:val="Compact"/>
+            </w:pPr>
+            <w:r>
+              <w:t xml:space="preserve">PMID</w:t>
+            </w:r>
+          </w:p>
+        </w:tc>
+        <w:tc>
+          <w:tcPr/>
+          <w:p>
+            <w:pPr>
+              <w:pStyle w:val="Compact"/>
+            </w:pPr>
+            <w:r>
+              <w:t xml:space="preserve">PubMed Identifier</w:t>
+            </w:r>
+          </w:p>
+        </w:tc>
+      </w:tr>
+      <w:tr>
+        <w:tc>
+          <w:tcPr/>
+          <w:p>
+            <w:pPr>
+              <w:pStyle w:val="Compact"/>
+            </w:pPr>
+            <w:r>
+              <w:t xml:space="preserve">RCT</w:t>
+            </w:r>
+          </w:p>
+        </w:tc>
+        <w:tc>
+          <w:tcPr/>
+          <w:p>
+            <w:pPr>
+              <w:pStyle w:val="Compact"/>
+            </w:pPr>
+            <w:r>
+              <w:t xml:space="preserve">Randomised Controlled Trial</w:t>
+            </w:r>
+          </w:p>
+        </w:tc>
+      </w:tr>
+      <w:tr>
+        <w:tc>
+          <w:tcPr/>
+          <w:p>
+            <w:pPr>
+              <w:pStyle w:val="Compact"/>
+            </w:pPr>
+            <w:r>
+              <w:t xml:space="preserve">SPA</w:t>
+            </w:r>
+          </w:p>
+        </w:tc>
+        <w:tc>
+          <w:tcPr/>
+          <w:p>
+            <w:pPr>
+              <w:pStyle w:val="Compact"/>
+            </w:pPr>
+            <w:r>
+              <w:t xml:space="preserve">Single-Page Application</w:t>
+            </w:r>
+          </w:p>
+        </w:tc>
+      </w:tr>
+      <w:tr>
+        <w:tc>
+          <w:tcPr/>
+          <w:p>
+            <w:pPr>
+              <w:pStyle w:val="Compact"/>
+            </w:pPr>
+            <w:r>
+              <w:t xml:space="preserve">SSRF</w:t>
+            </w:r>
+          </w:p>
+        </w:tc>
+        <w:tc>
+          <w:tcPr/>
+          <w:p>
+            <w:pPr>
+              <w:pStyle w:val="Compact"/>
+            </w:pPr>
+            <w:r>
+              <w:t xml:space="preserve">Server-Side Request Forgery</w:t>
+            </w:r>
+          </w:p>
+        </w:tc>
+      </w:tr>
+      <w:tr>
+        <w:tc>
+          <w:tcPr/>
+          <w:p>
+            <w:pPr>
+              <w:pStyle w:val="Compact"/>
+            </w:pPr>
+            <w:r>
               <w:t xml:space="preserve">TLS</w:t>
             </w:r>
           </w:p>
@@ -1531,9 +1895,9 @@
         </w:tc>
       </w:tr>
     </w:tbl>
-    <w:bookmarkEnd w:id="14"/>
-    <w:bookmarkEnd w:id="15"/>
-    <w:bookmarkStart w:id="23" w:name="chapter-1-introduction"/>
+    <w:bookmarkEnd w:id="18"/>
+    <w:bookmarkEnd w:id="19"/>
+    <w:bookmarkStart w:id="27" w:name="chapter-1-introduction"/>
     <w:p>
       <w:pPr>
         <w:pStyle w:val="Heading1"/>
@@ -1542,7 +1906,7 @@
         <w:t xml:space="preserve">Chapter 1: Introduction</w:t>
       </w:r>
     </w:p>
-    <w:bookmarkStart w:id="16" w:name="background-and-motivation"/>
+    <w:bookmarkStart w:id="20" w:name="background-and-motivation"/>
     <w:p>
       <w:pPr>
         <w:pStyle w:val="Heading2"/>
@@ -1759,8 +2123,8 @@
         <w:t xml:space="preserve">graph that discards sample size is discarding something a reader needs.</w:t>
       </w:r>
     </w:p>
-    <w:bookmarkEnd w:id="16"/>
-    <w:bookmarkStart w:id="17" w:name="problem-statement"/>
+    <w:bookmarkEnd w:id="20"/>
+    <w:bookmarkStart w:id="21" w:name="problem-statement"/>
     <w:p>
       <w:pPr>
         <w:pStyle w:val="Heading2"/>
@@ -1947,8 +2311,8 @@
         <w:t xml:space="preserve">each cited paper actually reports, and that is honest about the imperfection.</w:t>
       </w:r>
     </w:p>
-    <w:bookmarkEnd w:id="17"/>
-    <w:bookmarkStart w:id="18" w:name="research-questions"/>
+    <w:bookmarkEnd w:id="21"/>
+    <w:bookmarkStart w:id="22" w:name="research-questions"/>
     <w:p>
       <w:pPr>
         <w:pStyle w:val="Heading2"/>
@@ -2093,8 +2457,8 @@
         <w:t xml:space="preserve">judgement study was conducted; Section 7.3 treats this as a threat to validity.</w:t>
       </w:r>
     </w:p>
-    <w:bookmarkEnd w:id="18"/>
-    <w:bookmarkStart w:id="19" w:name="aim-and-objectives"/>
+    <w:bookmarkEnd w:id="22"/>
+    <w:bookmarkStart w:id="23" w:name="aim-and-objectives"/>
     <w:p>
       <w:pPr>
         <w:pStyle w:val="Heading2"/>
@@ -2321,8 +2685,8 @@
         <w:t xml:space="preserve">been computed. Chapter 6 reports the results of implementing that plan.</w:t>
       </w:r>
     </w:p>
-    <w:bookmarkEnd w:id="19"/>
-    <w:bookmarkStart w:id="20" w:name="scope-and-delimitations"/>
+    <w:bookmarkEnd w:id="23"/>
+    <w:bookmarkStart w:id="24" w:name="scope-and-delimitations"/>
     <w:p>
       <w:pPr>
         <w:pStyle w:val="Heading2"/>
@@ -2515,8 +2879,8 @@
         <w:t xml:space="preserve">The implementation maps papers to studies one-to-one.</w:t>
       </w:r>
     </w:p>
-    <w:bookmarkEnd w:id="20"/>
-    <w:bookmarkStart w:id="21" w:name="contributions"/>
+    <w:bookmarkEnd w:id="24"/>
+    <w:bookmarkStart w:id="25" w:name="contributions"/>
     <w:p>
       <w:pPr>
         <w:pStyle w:val="Heading2"/>
@@ -2725,8 +3089,8 @@
         <w:t xml:space="preserve">were found.</w:t>
       </w:r>
     </w:p>
-    <w:bookmarkEnd w:id="21"/>
-    <w:bookmarkStart w:id="22" w:name="thesis-structure"/>
+    <w:bookmarkEnd w:id="25"/>
+    <w:bookmarkStart w:id="26" w:name="thesis-structure"/>
     <w:p>
       <w:pPr>
         <w:pStyle w:val="Heading2"/>
@@ -2897,9 +3261,9 @@
         <w:t xml:space="preserve">concludes and sets out future work.</w:t>
       </w:r>
     </w:p>
-    <w:bookmarkEnd w:id="22"/>
-    <w:bookmarkEnd w:id="23"/>
-    <w:bookmarkStart w:id="40" w:name="chapter-2-literature-review"/>
+    <w:bookmarkEnd w:id="26"/>
+    <w:bookmarkEnd w:id="27"/>
+    <w:bookmarkStart w:id="44" w:name="chapter-2-literature-review"/>
     <w:p>
       <w:pPr>
         <w:pStyle w:val="Heading1"/>
@@ -2972,7 +3336,7 @@
         <w:t xml:space="preserve">different papers; this is reported in Section 6.7 as a methodological note.</w:t>
       </w:r>
     </w:p>
-    <w:bookmarkStart w:id="26" w:name="X3c3434a3936d87efe7635b33a4f0c19f8f9e90f"/>
+    <w:bookmarkStart w:id="30" w:name="X3c3434a3936d87efe7635b33a4f0c19f8f9e90f"/>
     <w:p>
       <w:pPr>
         <w:pStyle w:val="Heading2"/>
@@ -2981,7 +3345,7 @@
         <w:t xml:space="preserve">2.1 Citation indexing and bibliometric indicators</w:t>
       </w:r>
     </w:p>
-    <w:bookmarkStart w:id="24" w:name="the-citation-index"/>
+    <w:bookmarkStart w:id="28" w:name="the-citation-index"/>
     <w:p>
       <w:pPr>
         <w:pStyle w:val="Heading3"/>
@@ -3079,8 +3443,8 @@
         <w:t xml:space="preserve">positive dependency because the available APIs expose no sentiment.</w:t>
       </w:r>
     </w:p>
-    <w:bookmarkEnd w:id="24"/>
-    <w:bookmarkStart w:id="25" w:name="Xd50c60daa026084cb0df83f05a13311eaf567d0"/>
+    <w:bookmarkEnd w:id="28"/>
+    <w:bookmarkStart w:id="29" w:name="Xd50c60daa026084cb0df83f05a13311eaf567d0"/>
     <w:p>
       <w:pPr>
         <w:pStyle w:val="Heading3"/>
@@ -3239,9 +3603,9 @@
         <w:t xml:space="preserve">in Section 6.5, and Section 7.3 notes that no formal relevance study was run.</w:t>
       </w:r>
     </w:p>
-    <w:bookmarkEnd w:id="25"/>
-    <w:bookmarkEnd w:id="26"/>
-    <w:bookmarkStart w:id="31" w:name="Xc68e961cae085f1d193dc8b23f9962ef002d445"/>
+    <w:bookmarkEnd w:id="29"/>
+    <w:bookmarkEnd w:id="30"/>
+    <w:bookmarkStart w:id="35" w:name="Xc68e961cae085f1d193dc8b23f9962ef002d445"/>
     <w:p>
       <w:pPr>
         <w:pStyle w:val="Heading2"/>
@@ -3250,7 +3614,7 @@
         <w:t xml:space="preserve">2.2 Structure and dynamics of citation networks</w:t>
       </w:r>
     </w:p>
-    <w:bookmarkStart w:id="27" w:name="empirical-distribution-of-citations"/>
+    <w:bookmarkStart w:id="31" w:name="empirical-distribution-of-citations"/>
     <w:p>
       <w:pPr>
         <w:pStyle w:val="Heading3"/>
@@ -3341,8 +3705,8 @@
         <w:t xml:space="preserve">treats the resulting incompleteness as a threat to validity.</w:t>
       </w:r>
     </w:p>
-    <w:bookmarkEnd w:id="27"/>
-    <w:bookmarkStart w:id="28" w:name="Xa98dc2d77b4303fdebdd858386ea68d30149ca8"/>
+    <w:bookmarkEnd w:id="31"/>
+    <w:bookmarkStart w:id="32" w:name="Xa98dc2d77b4303fdebdd858386ea68d30149ca8"/>
     <w:p>
       <w:pPr>
         <w:pStyle w:val="Heading3"/>
@@ -3401,8 +3765,8 @@
         <w:t xml:space="preserve">in Section 6.5.</w:t>
       </w:r>
     </w:p>
-    <w:bookmarkEnd w:id="28"/>
-    <w:bookmarkStart w:id="29" w:name="pagerank-applied-to-citation-networks"/>
+    <w:bookmarkEnd w:id="32"/>
+    <w:bookmarkStart w:id="33" w:name="pagerank-applied-to-citation-networks"/>
     <w:p>
       <w:pPr>
         <w:pStyle w:val="Heading3"/>
@@ -3583,8 +3947,8 @@
         <w:t xml:space="preserve">experiment against an unweighted baseline was conducted.</w:t>
       </w:r>
     </w:p>
-    <w:bookmarkEnd w:id="29"/>
-    <w:bookmarkStart w:id="30" w:name="co-citation-analysis-and-visualisation"/>
+    <w:bookmarkEnd w:id="33"/>
+    <w:bookmarkStart w:id="34" w:name="co-citation-analysis-and-visualisation"/>
     <w:p>
       <w:pPr>
         <w:pStyle w:val="Heading3"/>
@@ -3631,9 +3995,9 @@
         <w:t xml:space="preserve">a search result set, whereas CiteGraph-NLP expands outward from a single seed.</w:t>
       </w:r>
     </w:p>
-    <w:bookmarkEnd w:id="30"/>
-    <w:bookmarkEnd w:id="31"/>
-    <w:bookmarkStart w:id="32" w:name="scholarly-data-infrastructure"/>
+    <w:bookmarkEnd w:id="34"/>
+    <w:bookmarkEnd w:id="35"/>
+    <w:bookmarkStart w:id="36" w:name="scholarly-data-infrastructure"/>
     <w:p>
       <w:pPr>
         <w:pStyle w:val="Heading2"/>
@@ -3884,8 +4248,8 @@
         <w:t xml:space="preserve">articles are legally retrievable.</w:t>
       </w:r>
     </w:p>
-    <w:bookmarkEnd w:id="32"/>
-    <w:bookmarkStart w:id="37" w:name="biomedical-information-extraction"/>
+    <w:bookmarkEnd w:id="36"/>
+    <w:bookmarkStart w:id="41" w:name="biomedical-information-extraction"/>
     <w:p>
       <w:pPr>
         <w:pStyle w:val="Heading2"/>
@@ -3894,7 +4258,7 @@
         <w:t xml:space="preserve">2.4 Biomedical information extraction</w:t>
       </w:r>
     </w:p>
-    <w:bookmarkStart w:id="33" w:name="annotated-corpora"/>
+    <w:bookmarkStart w:id="37" w:name="annotated-corpora"/>
     <w:p>
       <w:pPr>
         <w:pStyle w:val="Heading3"/>
@@ -3935,8 +4299,8 @@
         <w:t xml:space="preserve">evaluation substrate, which is the basis for the gold standard in Section 6.1.</w:t>
       </w:r>
     </w:p>
-    <w:bookmarkEnd w:id="33"/>
-    <w:bookmarkStart w:id="34" w:name="pico-extraction"/>
+    <w:bookmarkEnd w:id="37"/>
+    <w:bookmarkStart w:id="38" w:name="pico-extraction"/>
     <w:p>
       <w:pPr>
         <w:pStyle w:val="Heading3"/>
@@ -4091,8 +4455,8 @@
         <w:t xml:space="preserve">improvement path.</w:t>
       </w:r>
     </w:p>
-    <w:bookmarkEnd w:id="34"/>
-    <w:bookmarkStart w:id="35" w:name="domain-adapted-language-models"/>
+    <w:bookmarkEnd w:id="38"/>
+    <w:bookmarkStart w:id="39" w:name="domain-adapted-language-models"/>
     <w:p>
       <w:pPr>
         <w:pStyle w:val="Heading3"/>
@@ -4219,8 +4583,8 @@
         <w:t xml:space="preserve">discrimination a domain-adapted model would be expected to make more reliably.</w:t>
       </w:r>
     </w:p>
-    <w:bookmarkEnd w:id="35"/>
-    <w:bookmarkStart w:id="36" w:name="automated-evidence-appraisal"/>
+    <w:bookmarkEnd w:id="39"/>
+    <w:bookmarkStart w:id="40" w:name="automated-evidence-appraisal"/>
     <w:p>
       <w:pPr>
         <w:pStyle w:val="Heading3"/>
@@ -4318,15 +4682,15 @@
         <w:t xml:space="preserve">the extraction itself.</w:t>
       </w:r>
     </w:p>
-    <w:bookmarkEnd w:id="36"/>
-    <w:bookmarkEnd w:id="37"/>
-    <w:bookmarkStart w:id="38" w:name="X1afa7d70dd3b0502ba0a0e75f9b99d3185e88b9"/>
+    <w:bookmarkEnd w:id="40"/>
+    <w:bookmarkEnd w:id="41"/>
+    <w:bookmarkStart w:id="42" w:name="X1afa7d70dd3b0502ba0a0e75f9b99d3185e88b9"/>
     <w:p>
       <w:pPr>
         <w:pStyle w:val="Heading2"/>
       </w:pPr>
       <w:r>
-        <w:t xml:space="preserve">2.5 Evidence Appraisal and the Role of Study Size</w:t>
+        <w:t xml:space="preserve">2.5 Evidence appraisal and the role of study size</w:t>
       </w:r>
     </w:p>
     <w:p>
@@ -4459,8 +4823,8 @@
         <w:t xml:space="preserve">analysis reports carry an explicit statement to that effect.</w:t>
       </w:r>
     </w:p>
-    <w:bookmarkEnd w:id="38"/>
-    <w:bookmarkStart w:id="39" w:name="synthesis-and-research-gap"/>
+    <w:bookmarkEnd w:id="42"/>
+    <w:bookmarkStart w:id="43" w:name="synthesis-and-research-gap"/>
     <w:p>
       <w:pPr>
         <w:pStyle w:val="Heading2"/>
@@ -4673,9 +5037,9 @@
         <w:t xml:space="preserve">principal unaddressed question.</w:t>
       </w:r>
     </w:p>
-    <w:bookmarkEnd w:id="39"/>
-    <w:bookmarkEnd w:id="40"/>
-    <w:bookmarkStart w:id="58" w:name="chapter-3-requirements-and-methodology"/>
+    <w:bookmarkEnd w:id="43"/>
+    <w:bookmarkEnd w:id="44"/>
+    <w:bookmarkStart w:id="62" w:name="chapter-3-requirements-and-methodology"/>
     <w:p>
       <w:pPr>
         <w:pStyle w:val="Heading1"/>
@@ -4684,7 +5048,7 @@
         <w:t xml:space="preserve">Chapter 3: Requirements and Methodology</w:t>
       </w:r>
     </w:p>
-    <w:bookmarkStart w:id="41" w:name="requirements-elicitation"/>
+    <w:bookmarkStart w:id="45" w:name="requirements-elicitation"/>
     <w:p>
       <w:pPr>
         <w:pStyle w:val="Heading2"/>
@@ -4775,8 +5139,8 @@
         <w:t xml:space="preserve">quantifies what that costs.</w:t>
       </w:r>
     </w:p>
-    <w:bookmarkEnd w:id="41"/>
-    <w:bookmarkStart w:id="47" w:name="functional-requirements"/>
+    <w:bookmarkEnd w:id="45"/>
+    <w:bookmarkStart w:id="51" w:name="functional-requirements"/>
     <w:p>
       <w:pPr>
         <w:pStyle w:val="Heading2"/>
@@ -4812,7 +5176,7 @@
         <w:t xml:space="preserve">method and the section reporting the result.</w:t>
       </w:r>
     </w:p>
-    <w:bookmarkStart w:id="42" w:name="input-handling"/>
+    <w:bookmarkStart w:id="46" w:name="input-handling"/>
     <w:p>
       <w:pPr>
         <w:pStyle w:val="Heading3"/>
@@ -5012,8 +5376,8 @@
         </w:tc>
       </w:tr>
     </w:tbl>
-    <w:bookmarkEnd w:id="42"/>
-    <w:bookmarkStart w:id="43" w:name="metadata-resolution"/>
+    <w:bookmarkEnd w:id="46"/>
+    <w:bookmarkStart w:id="47" w:name="metadata-resolution"/>
     <w:p>
       <w:pPr>
         <w:pStyle w:val="Heading3"/>
@@ -5213,8 +5577,8 @@
         </w:tc>
       </w:tr>
     </w:tbl>
-    <w:bookmarkEnd w:id="43"/>
-    <w:bookmarkStart w:id="44" w:name="citation-traversal"/>
+    <w:bookmarkEnd w:id="47"/>
+    <w:bookmarkStart w:id="48" w:name="citation-traversal"/>
     <w:p>
       <w:pPr>
         <w:pStyle w:val="Heading3"/>
@@ -5449,8 +5813,8 @@
         </w:tc>
       </w:tr>
     </w:tbl>
-    <w:bookmarkEnd w:id="44"/>
-    <w:bookmarkStart w:id="45" w:name="population-extraction"/>
+    <w:bookmarkEnd w:id="48"/>
+    <w:bookmarkStart w:id="49" w:name="population-extraction"/>
     <w:p>
       <w:pPr>
         <w:pStyle w:val="Heading3"/>
@@ -5685,8 +6049,8 @@
         </w:tc>
       </w:tr>
     </w:tbl>
-    <w:bookmarkEnd w:id="45"/>
-    <w:bookmarkStart w:id="46" w:name="weighting-ranking-and-output"/>
+    <w:bookmarkEnd w:id="49"/>
+    <w:bookmarkStart w:id="50" w:name="weighting-ranking-and-output"/>
     <w:p>
       <w:pPr>
         <w:pStyle w:val="Heading3"/>
@@ -5956,15 +6320,15 @@
         </w:tc>
       </w:tr>
     </w:tbl>
-    <w:bookmarkEnd w:id="46"/>
-    <w:bookmarkEnd w:id="47"/>
-    <w:bookmarkStart w:id="48" w:name="non-functional-requirements"/>
+    <w:bookmarkEnd w:id="50"/>
+    <w:bookmarkEnd w:id="51"/>
+    <w:bookmarkStart w:id="52" w:name="non-functional-requirements"/>
     <w:p>
       <w:pPr>
         <w:pStyle w:val="Heading2"/>
       </w:pPr>
       <w:r>
-        <w:t xml:space="preserve">3.3 Non-Functional Requirements</w:t>
+        <w:t xml:space="preserve">3.3 Non-functional requirements</w:t>
       </w:r>
     </w:p>
     <w:tbl>
@@ -6384,8 +6748,8 @@
         <w:t xml:space="preserve">detectable.</w:t>
       </w:r>
     </w:p>
-    <w:bookmarkEnd w:id="48"/>
-    <w:bookmarkStart w:id="51" w:name="development-methodology"/>
+    <w:bookmarkEnd w:id="52"/>
+    <w:bookmarkStart w:id="55" w:name="development-methodology"/>
     <w:p>
       <w:pPr>
         <w:pStyle w:val="Heading2"/>
@@ -6394,7 +6758,7 @@
         <w:t xml:space="preserve">3.4 Development Methodology</w:t>
       </w:r>
     </w:p>
-    <w:bookmarkStart w:id="49" w:name="process"/>
+    <w:bookmarkStart w:id="53" w:name="process"/>
     <w:p>
       <w:pPr>
         <w:pStyle w:val="Heading3"/>
@@ -6408,31 +6772,31 @@
         <w:pStyle w:val="FirstParagraph"/>
       </w:pPr>
       <w:r>
-        <w:t xml:space="preserve">Development followed an iterative build–measure–correct cycle rather than a</w:t>
-      </w:r>
-      <w:r>
-        <w:t xml:space="preserve"> </w:t>
-      </w:r>
-      <w:r>
-        <w:t xml:space="preserve">waterfall. Given a four-person team, a fixed academic deadline and external</w:t>
-      </w:r>
-      <w:r>
-        <w:t xml:space="preserve"> </w:t>
-      </w:r>
-      <w:r>
-        <w:t xml:space="preserve">dependencies whose behaviour was not fully known in advance, planning the</w:t>
-      </w:r>
-      <w:r>
-        <w:t xml:space="preserve"> </w:t>
-      </w:r>
-      <w:r>
-        <w:t xml:space="preserve">system completely before building it was not realistic, a judgement the</w:t>
-      </w:r>
-      <w:r>
-        <w:t xml:space="preserve"> </w:t>
-      </w:r>
-      <w:r>
-        <w:t xml:space="preserve">feasibility study supported.</w:t>
+        <w:t xml:space="preserve">Development followed an iterative cycle of building, measuring and correcting</w:t>
+      </w:r>
+      <w:r>
+        <w:t xml:space="preserve"> </w:t>
+      </w:r>
+      <w:r>
+        <w:t xml:space="preserve">rather than a waterfall. Given a three-person team, a fixed academic deadline</w:t>
+      </w:r>
+      <w:r>
+        <w:t xml:space="preserve"> </w:t>
+      </w:r>
+      <w:r>
+        <w:t xml:space="preserve">and external dependencies whose behaviour was not fully known in advance,</w:t>
+      </w:r>
+      <w:r>
+        <w:t xml:space="preserve"> </w:t>
+      </w:r>
+      <w:r>
+        <w:t xml:space="preserve">planning the system completely before building it was not realistic, a</w:t>
+      </w:r>
+      <w:r>
+        <w:t xml:space="preserve"> </w:t>
+      </w:r>
+      <w:r>
+        <w:t xml:space="preserve">judgement the feasibility study supported.</w:t>
       </w:r>
     </w:p>
     <w:p>
@@ -6514,8 +6878,8 @@
         <w:t xml:space="preserve">output that appeared plausible. Section 5.10 draws the methodological lesson.</w:t>
       </w:r>
     </w:p>
-    <w:bookmarkEnd w:id="49"/>
-    <w:bookmarkStart w:id="50" w:name="version-control-and-quality-gates"/>
+    <w:bookmarkEnd w:id="53"/>
+    <w:bookmarkStart w:id="54" w:name="version-control-and-quality-gates"/>
     <w:p>
       <w:pPr>
         <w:pStyle w:val="Heading3"/>
@@ -6600,9 +6964,9 @@
         <w:t xml:space="preserve">subject to the same defects as the system it tests.</w:t>
       </w:r>
     </w:p>
-    <w:bookmarkEnd w:id="50"/>
-    <w:bookmarkEnd w:id="51"/>
-    <w:bookmarkStart w:id="57" w:name="evaluation-strategy"/>
+    <w:bookmarkEnd w:id="54"/>
+    <w:bookmarkEnd w:id="55"/>
+    <w:bookmarkStart w:id="61" w:name="evaluation-strategy"/>
     <w:p>
       <w:pPr>
         <w:pStyle w:val="Heading2"/>
@@ -6611,7 +6975,7 @@
         <w:t xml:space="preserve">3.5 Evaluation Strategy</w:t>
       </w:r>
     </w:p>
-    <w:bookmarkStart w:id="52" w:name="evaluation-design"/>
+    <w:bookmarkStart w:id="56" w:name="evaluation-design"/>
     <w:p>
       <w:pPr>
         <w:pStyle w:val="Heading3"/>
@@ -6646,8 +7010,8 @@
         <w:t xml:space="preserve">reported as unmeasured where one does not.</w:t>
       </w:r>
     </w:p>
-    <w:bookmarkEnd w:id="52"/>
-    <w:bookmarkStart w:id="53" w:name="gold-standard-construction"/>
+    <w:bookmarkEnd w:id="56"/>
+    <w:bookmarkStart w:id="57" w:name="gold-standard-construction"/>
     <w:p>
       <w:pPr>
         <w:pStyle w:val="Heading3"/>
@@ -6742,8 +7106,8 @@
         <w:t xml:space="preserve">the failure mode that most damages user trust.</w:t>
       </w:r>
     </w:p>
-    <w:bookmarkEnd w:id="53"/>
-    <w:bookmarkStart w:id="54" w:name="statistical-treatment"/>
+    <w:bookmarkEnd w:id="57"/>
+    <w:bookmarkStart w:id="58" w:name="statistical-treatment"/>
     <w:p>
       <w:pPr>
         <w:pStyle w:val="Heading3"/>
@@ -6798,8 +7162,8 @@
         <w:t xml:space="preserve">eleven positives is consistent with a true recall as low as roughly 0.74.</w:t>
       </w:r>
     </w:p>
-    <w:bookmarkEnd w:id="54"/>
-    <w:bookmarkStart w:id="55" w:name="Xf17d870d922ff4c234828a39574d7453a4c851c"/>
+    <w:bookmarkEnd w:id="58"/>
+    <w:bookmarkStart w:id="59" w:name="Xf17d870d922ff4c234828a39574d7453a4c851c"/>
     <w:p>
       <w:pPr>
         <w:pStyle w:val="Heading3"/>
@@ -6946,8 +7310,8 @@
         <w:t xml:space="preserve">literatures is not measured and should not be assumed.</w:t>
       </w:r>
     </w:p>
-    <w:bookmarkEnd w:id="55"/>
-    <w:bookmarkStart w:id="56" w:name="what-is-not-evaluated"/>
+    <w:bookmarkEnd w:id="59"/>
+    <w:bookmarkStart w:id="60" w:name="what-is-not-evaluated"/>
     <w:p>
       <w:pPr>
         <w:pStyle w:val="Heading3"/>
@@ -7048,10 +7412,10 @@
         <w:t xml:space="preserve">papers would not be detected by the present measurement.</w:t>
       </w:r>
     </w:p>
-    <w:bookmarkEnd w:id="56"/>
-    <w:bookmarkEnd w:id="57"/>
-    <w:bookmarkEnd w:id="58"/>
-    <w:bookmarkStart w:id="64" w:name="chapter-3-continued-project-management"/>
+    <w:bookmarkEnd w:id="60"/>
+    <w:bookmarkEnd w:id="61"/>
+    <w:bookmarkEnd w:id="62"/>
+    <w:bookmarkStart w:id="68" w:name="chapter-3-continued-project-management"/>
     <w:p>
       <w:pPr>
         <w:pStyle w:val="Heading1"/>
@@ -7060,7 +7424,7 @@
         <w:t xml:space="preserve">Chapter 3 (continued): Project Management</w:t>
       </w:r>
     </w:p>
-    <w:bookmarkStart w:id="59" w:name="team-organisation"/>
+    <w:bookmarkStart w:id="63" w:name="team-organisation"/>
     <w:p>
       <w:pPr>
         <w:pStyle w:val="Heading2"/>
@@ -7074,19 +7438,25 @@
         <w:pStyle w:val="FirstParagraph"/>
       </w:pPr>
       <w:r>
-        <w:t xml:space="preserve">Four members worked across a pipeline that decomposes naturally into</w:t>
-      </w:r>
-      <w:r>
-        <w:t xml:space="preserve"> </w:t>
-      </w:r>
-      <w:r>
-        <w:t xml:space="preserve">independent modules with narrow interfaces. Ownership was assigned by module so</w:t>
-      </w:r>
-      <w:r>
-        <w:t xml:space="preserve"> </w:t>
-      </w:r>
-      <w:r>
-        <w:t xml:space="preserve">that two people rarely edited the same file, with review shared.</w:t>
+        <w:t xml:space="preserve">Three members worked across a pipeline that decomposes naturally into</w:t>
+      </w:r>
+      <w:r>
+        <w:t xml:space="preserve"> </w:t>
+      </w:r>
+      <w:r>
+        <w:t xml:space="preserve">independent modules with narrow interfaces. Work was organised by module rather</w:t>
+      </w:r>
+      <w:r>
+        <w:t xml:space="preserve"> </w:t>
+      </w:r>
+      <w:r>
+        <w:t xml:space="preserve">than by person, into the four areas below, so that two people rarely edited the</w:t>
+      </w:r>
+      <w:r>
+        <w:t xml:space="preserve"> </w:t>
+      </w:r>
+      <w:r>
+        <w:t xml:space="preserve">same file; review was shared, and the fourth area was covered jointly.</w:t>
       </w:r>
     </w:p>
     <w:tbl>
@@ -7325,8 +7695,8 @@
         <w:t xml:space="preserve">correctness, and nothing in the division of labour was positioned to notice.</w:t>
       </w:r>
     </w:p>
-    <w:bookmarkEnd w:id="59"/>
-    <w:bookmarkStart w:id="60" w:name="development-timeline"/>
+    <w:bookmarkEnd w:id="63"/>
+    <w:bookmarkStart w:id="64" w:name="development-timeline"/>
     <w:p>
       <w:pPr>
         <w:pStyle w:val="Heading2"/>
@@ -7704,8 +8074,8 @@
         <w:t xml:space="preserve">in the repository, and nobody read it as a warning.</w:t>
       </w:r>
     </w:p>
-    <w:bookmarkEnd w:id="60"/>
-    <w:bookmarkStart w:id="61" w:name="risk-management"/>
+    <w:bookmarkEnd w:id="64"/>
+    <w:bookmarkStart w:id="65" w:name="risk-management"/>
     <w:p>
       <w:pPr>
         <w:pStyle w:val="Heading2"/>
@@ -8105,8 +8475,8 @@
         <w:t xml:space="preserve">insufficient for a system whose output is a ranked list.</w:t>
       </w:r>
     </w:p>
-    <w:bookmarkEnd w:id="61"/>
-    <w:bookmarkStart w:id="62" w:name="tools-and-infrastructure"/>
+    <w:bookmarkEnd w:id="65"/>
+    <w:bookmarkStart w:id="66" w:name="tools-and-infrastructure"/>
     <w:p>
       <w:pPr>
         <w:pStyle w:val="Heading2"/>
@@ -8354,8 +8724,8 @@
         <w:t xml:space="preserve">its own defect, recorded in Section 5.9.</w:t>
       </w:r>
     </w:p>
-    <w:bookmarkEnd w:id="62"/>
-    <w:bookmarkStart w:id="63" w:name="lessons-for-process"/>
+    <w:bookmarkEnd w:id="66"/>
+    <w:bookmarkStart w:id="67" w:name="lessons-for-process"/>
     <w:p>
       <w:pPr>
         <w:pStyle w:val="Heading2"/>
@@ -8490,9 +8860,9 @@
         <w:t xml:space="preserve">that never has anything to report.</w:t>
       </w:r>
     </w:p>
-    <w:bookmarkEnd w:id="63"/>
-    <w:bookmarkEnd w:id="64"/>
-    <w:bookmarkStart w:id="88" w:name="chapter-4-system-design-and-architecture"/>
+    <w:bookmarkEnd w:id="67"/>
+    <w:bookmarkEnd w:id="68"/>
+    <w:bookmarkStart w:id="104" w:name="chapter-4-system-design-and-architecture"/>
     <w:p>
       <w:pPr>
         <w:pStyle w:val="Heading1"/>
@@ -8501,7 +8871,7 @@
         <w:t xml:space="preserve">Chapter 4: System Design and Architecture</w:t>
       </w:r>
     </w:p>
-    <w:bookmarkStart w:id="66" w:name="architectural-overview"/>
+    <w:bookmarkStart w:id="76" w:name="architectural-overview"/>
     <w:p>
       <w:pPr>
         <w:pStyle w:val="Heading2"/>
@@ -8793,133 +9163,430 @@
         <w:t xml:space="preserve">                    └─────────────────────────────────┘</w:t>
       </w:r>
     </w:p>
-    <w:bookmarkStart w:id="65" w:name="design-principles"/>
-    <w:p>
-      <w:pPr>
-        <w:pStyle w:val="Heading3"/>
-      </w:pPr>
-      <w:r>
-        <w:t xml:space="preserve">4.1.1 Design principles</w:t>
-      </w:r>
-    </w:p>
-    <w:p>
-      <w:pPr>
-        <w:pStyle w:val="FirstParagraph"/>
+    <w:p>
+      <w:pPr>
+        <w:pStyle w:val="CaptionedFigure"/>
+      </w:pPr>
+      <w:r>
+        <w:drawing>
+          <wp:inline>
+            <wp:extent cx="5334000" cy="2563666"/>
+            <wp:effectExtent b="0" l="0" r="0" t="0"/>
+            <wp:docPr descr="Figure 4.1 Inter-package dependencies, produced by running pyreverse over src/citegraph and collapsing its 46 module nodes to the 13 packages they belong to. Each arrow stands for one or more imports and is drawn thicker the more imports it carries. The heaviest arrows run downward into models, which holds the Pydantic types every other package constructs." title="" id="70" name="Picture"/>
+            <a:graphic>
+              <a:graphicData uri="http://schemas.openxmlformats.org/drawingml/2006/picture">
+                <pic:pic>
+                  <pic:nvPicPr>
+                    <pic:cNvPr descr="figures/architecture_packages.png" id="71" name="Picture"/>
+                    <pic:cNvPicPr>
+                      <a:picLocks noChangeArrowheads="1" noChangeAspect="1"/>
+                    </pic:cNvPicPr>
+                  </pic:nvPicPr>
+                  <pic:blipFill>
+                    <a:blip r:embed="rId69"/>
+                    <a:stretch>
+                      <a:fillRect/>
+                    </a:stretch>
+                  </pic:blipFill>
+                  <pic:spPr bwMode="auto">
+                    <a:xfrm>
+                      <a:off x="0" y="0"/>
+                      <a:ext cx="5334000" cy="2563666"/>
+                    </a:xfrm>
+                    <a:prstGeom prst="rect">
+                      <a:avLst/>
+                    </a:prstGeom>
+                    <a:noFill/>
+                    <a:ln w="9525">
+                      <a:noFill/>
+                      <a:headEnd/>
+                      <a:tailEnd/>
+                    </a:ln>
+                  </pic:spPr>
+                </pic:pic>
+              </a:graphicData>
+            </a:graphic>
+          </wp:inline>
+        </w:drawing>
+      </w:r>
+    </w:p>
+    <w:p>
+      <w:pPr>
+        <w:pStyle w:val="ImageCaption"/>
       </w:pPr>
       <w:r>
         <w:rPr>
           <w:b/>
           <w:bCs/>
         </w:rPr>
-        <w:t xml:space="preserve">Separation of retrieval from interpretation.</w:t>
-      </w:r>
-      <w:r>
-        <w:t xml:space="preserve"> </w:t>
-      </w:r>
-      <w:r>
-        <w:t xml:space="preserve">The provider layer knows how</w:t>
-      </w:r>
-      <w:r>
-        <w:t xml:space="preserve"> </w:t>
-      </w:r>
-      <w:r>
-        <w:t xml:space="preserve">to talk to external APIs and nothing about population extraction or graph</w:t>
-      </w:r>
-      <w:r>
-        <w:t xml:space="preserve"> </w:t>
-      </w:r>
-      <w:r>
-        <w:t xml:space="preserve">analysis. This allowed the Europe PMC abstract backfill described in</w:t>
-      </w:r>
-      <w:r>
-        <w:t xml:space="preserve"> </w:t>
-      </w:r>
-      <w:r>
-        <w:t xml:space="preserve">Section 4.4.3 to be added as a pipeline stage without modifying either the</w:t>
-      </w:r>
-      <w:r>
-        <w:t xml:space="preserve"> </w:t>
-      </w:r>
-      <w:r>
-        <w:t xml:space="preserve">traversal or the extractor.</w:t>
+        <w:t xml:space="preserve">Figure 4.1</w:t>
+      </w:r>
+      <w:r>
+        <w:t xml:space="preserve"> </w:t>
+      </w:r>
+      <w:r>
+        <w:t xml:space="preserve">Inter-package dependencies, produced by running</w:t>
+      </w:r>
+      <w:r>
+        <w:t xml:space="preserve"> </w:t>
+      </w:r>
+      <w:r>
+        <w:rPr>
+          <w:rStyle w:val="VerbatimChar"/>
+        </w:rPr>
+        <w:t xml:space="preserve">pyreverse</w:t>
+      </w:r>
+      <w:r>
+        <w:t xml:space="preserve"> </w:t>
+      </w:r>
+      <w:r>
+        <w:t xml:space="preserve">over</w:t>
+      </w:r>
+      <w:r>
+        <w:t xml:space="preserve"> </w:t>
+      </w:r>
+      <w:r>
+        <w:rPr>
+          <w:rStyle w:val="VerbatimChar"/>
+        </w:rPr>
+        <w:t xml:space="preserve">src/citegraph</w:t>
+      </w:r>
+      <w:r>
+        <w:t xml:space="preserve"> </w:t>
+      </w:r>
+      <w:r>
+        <w:t xml:space="preserve">and collapsing its 46 module nodes to the 13 packages</w:t>
+      </w:r>
+      <w:r>
+        <w:t xml:space="preserve"> </w:t>
+      </w:r>
+      <w:r>
+        <w:t xml:space="preserve">they belong to. Each arrow stands for one or more imports and is drawn</w:t>
+      </w:r>
+      <w:r>
+        <w:t xml:space="preserve"> </w:t>
+      </w:r>
+      <w:r>
+        <w:t xml:space="preserve">thicker the more imports it carries. The heaviest arrows run downward into</w:t>
+      </w:r>
+      <w:r>
+        <w:t xml:space="preserve"> </w:t>
+      </w:r>
+      <w:r>
+        <w:rPr>
+          <w:rStyle w:val="VerbatimChar"/>
+        </w:rPr>
+        <w:t xml:space="preserve">models</w:t>
+      </w:r>
+      <w:r>
+        <w:t xml:space="preserve">, which holds the Pydantic types every other package</w:t>
+      </w:r>
+      <w:r>
+        <w:t xml:space="preserve"> </w:t>
+      </w:r>
+      <w:r>
+        <w:t xml:space="preserve">constructs.</w:t>
       </w:r>
     </w:p>
     <w:p>
       <w:pPr>
         <w:pStyle w:val="BodyText"/>
+      </w:pPr>
+      <w:r>
+        <w:t xml:space="preserve">The figure is generated rather than drawn, so it shows what the code imports</w:t>
+      </w:r>
+      <w:r>
+        <w:t xml:space="preserve"> </w:t>
+      </w:r>
+      <w:r>
+        <w:t xml:space="preserve">rather than what the design intended. Two properties are worth reading off it.</w:t>
+      </w:r>
+      <w:r>
+        <w:t xml:space="preserve"> </w:t>
+      </w:r>
+      <w:r>
+        <w:t xml:space="preserve">Nothing below</w:t>
+      </w:r>
+      <w:r>
+        <w:t xml:space="preserve"> </w:t>
+      </w:r>
+      <w:r>
+        <w:rPr>
+          <w:rStyle w:val="VerbatimChar"/>
+        </w:rPr>
+        <w:t xml:space="preserve">pipeline</w:t>
+      </w:r>
+      <w:r>
+        <w:t xml:space="preserve"> </w:t>
+      </w:r>
+      <w:r>
+        <w:t xml:space="preserve">imports anything above it, so the layering claimed in</w:t>
+      </w:r>
+      <w:r>
+        <w:t xml:space="preserve"> </w:t>
+      </w:r>
+      <w:r>
+        <w:t xml:space="preserve">Section 4.1.1 holds in the import graph and not only in prose. And</w:t>
+      </w:r>
+      <w:r>
+        <w:t xml:space="preserve"> </w:t>
+      </w:r>
+      <w:r>
+        <w:rPr>
+          <w:rStyle w:val="VerbatimChar"/>
+        </w:rPr>
+        <w:t xml:space="preserve">providers</w:t>
+      </w:r>
+      <w:r>
+        <w:t xml:space="preserve"> </w:t>
+      </w:r>
+      <w:r>
+        <w:t xml:space="preserve">is reached from</w:t>
+      </w:r>
+      <w:r>
+        <w:t xml:space="preserve"> </w:t>
+      </w:r>
+      <w:r>
+        <w:rPr>
+          <w:rStyle w:val="VerbatimChar"/>
+        </w:rPr>
+        <w:t xml:space="preserve">citations</w:t>
+      </w:r>
+      <w:r>
+        <w:t xml:space="preserve">,</w:t>
+      </w:r>
+      <w:r>
+        <w:t xml:space="preserve"> </w:t>
+      </w:r>
+      <w:r>
+        <w:rPr>
+          <w:rStyle w:val="VerbatimChar"/>
+        </w:rPr>
+        <w:t xml:space="preserve">metadata</w:t>
+      </w:r>
+      <w:r>
+        <w:t xml:space="preserve"> </w:t>
+      </w:r>
+      <w:r>
+        <w:t xml:space="preserve">and</w:t>
+      </w:r>
+      <w:r>
+        <w:t xml:space="preserve"> </w:t>
+      </w:r>
+      <w:r>
+        <w:rPr>
+          <w:rStyle w:val="VerbatimChar"/>
+        </w:rPr>
+        <w:t xml:space="preserve">pipeline</w:t>
+      </w:r>
+      <w:r>
+        <w:t xml:space="preserve"> </w:t>
+      </w:r>
+      <w:r>
+        <w:t xml:space="preserve">but reaches back to</w:t>
+      </w:r>
+      <w:r>
+        <w:t xml:space="preserve"> </w:t>
+      </w:r>
+      <w:r>
+        <w:t xml:space="preserve">nothing except</w:t>
+      </w:r>
+      <w:r>
+        <w:t xml:space="preserve"> </w:t>
+      </w:r>
+      <w:r>
+        <w:rPr>
+          <w:rStyle w:val="VerbatimChar"/>
+        </w:rPr>
+        <w:t xml:space="preserve">models</w:t>
+      </w:r>
+      <w:r>
+        <w:t xml:space="preserve"> </w:t>
+      </w:r>
+      <w:r>
+        <w:t xml:space="preserve">and</w:t>
+      </w:r>
+      <w:r>
+        <w:t xml:space="preserve"> </w:t>
+      </w:r>
+      <w:r>
+        <w:rPr>
+          <w:rStyle w:val="VerbatimChar"/>
+        </w:rPr>
+        <w:t xml:space="preserve">config</w:t>
+      </w:r>
+      <w:r>
+        <w:t xml:space="preserve">, which is what makes the Europe PMC</w:t>
+      </w:r>
+      <w:r>
+        <w:t xml:space="preserve"> </w:t>
+      </w:r>
+      <w:r>
+        <w:t xml:space="preserve">backfill of Section 4.4.3 a local change.</w:t>
+      </w:r>
+    </w:p>
+    <w:p>
+      <w:pPr>
+        <w:pStyle w:val="CaptionedFigure"/>
+      </w:pPr>
+      <w:r>
+        <w:drawing>
+          <wp:inline>
+            <wp:extent cx="5067300" cy="3080512"/>
+            <wp:effectExtent b="0" l="0" r="0" t="0"/>
+            <wp:docPr descr="Figure 4.2 Object composition among the classes that participate in a relationship, from pyreverse with the 15 unrelated classes removed. PipelineOrchestrator composes eight collaborators, one per stage; edge labels are the attribute names the orchestrator stores them under." title="" id="73" name="Picture"/>
+            <a:graphic>
+              <a:graphicData uri="http://schemas.openxmlformats.org/drawingml/2006/picture">
+                <pic:pic>
+                  <pic:nvPicPr>
+                    <pic:cNvPr descr="figures/classes_core.png" id="74" name="Picture"/>
+                    <pic:cNvPicPr>
+                      <a:picLocks noChangeArrowheads="1" noChangeAspect="1"/>
+                    </pic:cNvPicPr>
+                  </pic:nvPicPr>
+                  <pic:blipFill>
+                    <a:blip r:embed="rId72"/>
+                    <a:stretch>
+                      <a:fillRect/>
+                    </a:stretch>
+                  </pic:blipFill>
+                  <pic:spPr bwMode="auto">
+                    <a:xfrm>
+                      <a:off x="0" y="0"/>
+                      <a:ext cx="5067300" cy="3080512"/>
+                    </a:xfrm>
+                    <a:prstGeom prst="rect">
+                      <a:avLst/>
+                    </a:prstGeom>
+                    <a:noFill/>
+                    <a:ln w="9525">
+                      <a:noFill/>
+                      <a:headEnd/>
+                      <a:tailEnd/>
+                    </a:ln>
+                  </pic:spPr>
+                </pic:pic>
+              </a:graphicData>
+            </a:graphic>
+          </wp:inline>
+        </w:drawing>
+      </w:r>
+    </w:p>
+    <w:p>
+      <w:pPr>
+        <w:pStyle w:val="ImageCaption"/>
       </w:pPr>
       <w:r>
         <w:rPr>
           <w:b/>
           <w:bCs/>
         </w:rPr>
-        <w:t xml:space="preserve">Explicit uncertainty.</w:t>
-      </w:r>
-      <w:r>
-        <w:t xml:space="preserve"> </w:t>
-      </w:r>
-      <w:r>
-        <w:t xml:space="preserve">Every population resolution carries a confidence and</w:t>
-      </w:r>
-      <w:r>
-        <w:t xml:space="preserve"> </w:t>
-      </w:r>
-      <w:r>
-        <w:t xml:space="preserve">a status. Uncertainty is a first-class field in the data model rather than</w:t>
-      </w:r>
-      <w:r>
-        <w:t xml:space="preserve"> </w:t>
-      </w:r>
-      <w:r>
-        <w:t xml:space="preserve">something inferred from a missing value, because "no population found" and</w:t>
-      </w:r>
-      <w:r>
-        <w:t xml:space="preserve"> </w:t>
-      </w:r>
-      <w:r>
-        <w:t xml:space="preserve">"population found but ambiguous" are different states that a reader must be</w:t>
-      </w:r>
-      <w:r>
-        <w:t xml:space="preserve"> </w:t>
-      </w:r>
-      <w:r>
-        <w:t xml:space="preserve">able to distinguish.</w:t>
-      </w:r>
-    </w:p>
-    <w:p>
-      <w:pPr>
-        <w:pStyle w:val="BodyText"/>
+        <w:t xml:space="preserve">Figure 4.2</w:t>
+      </w:r>
+      <w:r>
+        <w:t xml:space="preserve"> </w:t>
+      </w:r>
+      <w:r>
+        <w:t xml:space="preserve">Object composition among the classes that participate in a</w:t>
+      </w:r>
+      <w:r>
+        <w:t xml:space="preserve"> </w:t>
+      </w:r>
+      <w:r>
+        <w:t xml:space="preserve">relationship, from</w:t>
+      </w:r>
+      <w:r>
+        <w:t xml:space="preserve"> </w:t>
+      </w:r>
+      <w:r>
+        <w:rPr>
+          <w:rStyle w:val="VerbatimChar"/>
+        </w:rPr>
+        <w:t xml:space="preserve">pyreverse</w:t>
+      </w:r>
+      <w:r>
+        <w:t xml:space="preserve"> </w:t>
+      </w:r>
+      <w:r>
+        <w:t xml:space="preserve">with the 15 unrelated classes removed.</w:t>
+      </w:r>
+      <w:r>
+        <w:t xml:space="preserve"> </w:t>
+      </w:r>
+      <w:r>
+        <w:rPr>
+          <w:rStyle w:val="VerbatimChar"/>
+        </w:rPr>
+        <w:t xml:space="preserve">PipelineOrchestrator</w:t>
+      </w:r>
+      <w:r>
+        <w:t xml:space="preserve"> </w:t>
+      </w:r>
+      <w:r>
+        <w:t xml:space="preserve">composes eight collaborators, one per stage; edge</w:t>
+      </w:r>
+      <w:r>
+        <w:t xml:space="preserve"> </w:t>
+      </w:r>
+      <w:r>
+        <w:t xml:space="preserve">labels are the attribute names the orchestrator stores them</w:t>
+      </w:r>
+      <w:r>
+        <w:t xml:space="preserve"> </w:t>
+      </w:r>
+      <w:r>
+        <w:t xml:space="preserve">under.</w:t>
+      </w:r>
+    </w:p>
+    <w:bookmarkStart w:id="75" w:name="design-principles"/>
+    <w:p>
+      <w:pPr>
+        <w:pStyle w:val="Heading3"/>
+      </w:pPr>
+      <w:r>
+        <w:t xml:space="preserve">4.1.1 Design principles</w:t>
+      </w:r>
+    </w:p>
+    <w:p>
+      <w:pPr>
+        <w:pStyle w:val="FirstParagraph"/>
       </w:pPr>
       <w:r>
         <w:rPr>
           <w:b/>
           <w:bCs/>
         </w:rPr>
-        <w:t xml:space="preserve">Bounded work.</w:t>
-      </w:r>
-      <w:r>
-        <w:t xml:space="preserve"> </w:t>
-      </w:r>
-      <w:r>
-        <w:t xml:space="preserve">Every stage operates under an explicit budget. The citation</w:t>
-      </w:r>
-      <w:r>
-        <w:t xml:space="preserve"> </w:t>
-      </w:r>
-      <w:r>
-        <w:t xml:space="preserve">graph is unbounded in principle, so traversal is limited by depth and by total</w:t>
-      </w:r>
-      <w:r>
-        <w:t xml:space="preserve"> </w:t>
-      </w:r>
-      <w:r>
-        <w:t xml:space="preserve">paper count, and path enumeration is limited by a cap on paths examined. A</w:t>
-      </w:r>
-      <w:r>
-        <w:t xml:space="preserve"> </w:t>
-      </w:r>
-      <w:r>
-        <w:t xml:space="preserve">stage that could run unboundedly is a stage that will eventually hang.</w:t>
+        <w:t xml:space="preserve">Separation of retrieval from interpretation.</w:t>
+      </w:r>
+      <w:r>
+        <w:t xml:space="preserve"> </w:t>
+      </w:r>
+      <w:r>
+        <w:t xml:space="preserve">The provider layer knows how</w:t>
+      </w:r>
+      <w:r>
+        <w:t xml:space="preserve"> </w:t>
+      </w:r>
+      <w:r>
+        <w:t xml:space="preserve">to talk to external APIs and nothing about population extraction or graph</w:t>
+      </w:r>
+      <w:r>
+        <w:t xml:space="preserve"> </w:t>
+      </w:r>
+      <w:r>
+        <w:t xml:space="preserve">analysis. This allowed the Europe PMC abstract backfill described in</w:t>
+      </w:r>
+      <w:r>
+        <w:t xml:space="preserve"> </w:t>
+      </w:r>
+      <w:r>
+        <w:t xml:space="preserve">Section 4.4.3 to be added as a pipeline stage without modifying either the</w:t>
+      </w:r>
+      <w:r>
+        <w:t xml:space="preserve"> </w:t>
+      </w:r>
+      <w:r>
+        <w:t xml:space="preserve">traversal or the extractor.</w:t>
       </w:r>
     </w:p>
     <w:p>
@@ -8931,6 +9598,84 @@
           <w:b/>
           <w:bCs/>
         </w:rPr>
+        <w:t xml:space="preserve">Explicit uncertainty.</w:t>
+      </w:r>
+      <w:r>
+        <w:t xml:space="preserve"> </w:t>
+      </w:r>
+      <w:r>
+        <w:t xml:space="preserve">Every population resolution carries a confidence and</w:t>
+      </w:r>
+      <w:r>
+        <w:t xml:space="preserve"> </w:t>
+      </w:r>
+      <w:r>
+        <w:t xml:space="preserve">a status. Uncertainty is a first-class field in the data model rather than</w:t>
+      </w:r>
+      <w:r>
+        <w:t xml:space="preserve"> </w:t>
+      </w:r>
+      <w:r>
+        <w:t xml:space="preserve">something inferred from a missing value, because "no population found" and</w:t>
+      </w:r>
+      <w:r>
+        <w:t xml:space="preserve"> </w:t>
+      </w:r>
+      <w:r>
+        <w:t xml:space="preserve">"population found but ambiguous" are different states that a reader must be</w:t>
+      </w:r>
+      <w:r>
+        <w:t xml:space="preserve"> </w:t>
+      </w:r>
+      <w:r>
+        <w:t xml:space="preserve">able to distinguish.</w:t>
+      </w:r>
+    </w:p>
+    <w:p>
+      <w:pPr>
+        <w:pStyle w:val="BodyText"/>
+      </w:pPr>
+      <w:r>
+        <w:rPr>
+          <w:b/>
+          <w:bCs/>
+        </w:rPr>
+        <w:t xml:space="preserve">Bounded work.</w:t>
+      </w:r>
+      <w:r>
+        <w:t xml:space="preserve"> </w:t>
+      </w:r>
+      <w:r>
+        <w:t xml:space="preserve">Every stage operates under an explicit budget. The citation</w:t>
+      </w:r>
+      <w:r>
+        <w:t xml:space="preserve"> </w:t>
+      </w:r>
+      <w:r>
+        <w:t xml:space="preserve">graph is unbounded in principle, so traversal is limited by depth and by total</w:t>
+      </w:r>
+      <w:r>
+        <w:t xml:space="preserve"> </w:t>
+      </w:r>
+      <w:r>
+        <w:t xml:space="preserve">paper count, and path enumeration is limited by a cap on paths examined. A</w:t>
+      </w:r>
+      <w:r>
+        <w:t xml:space="preserve"> </w:t>
+      </w:r>
+      <w:r>
+        <w:t xml:space="preserve">stage that could run unboundedly is a stage that will eventually hang.</w:t>
+      </w:r>
+    </w:p>
+    <w:p>
+      <w:pPr>
+        <w:pStyle w:val="BodyText"/>
+      </w:pPr>
+      <w:r>
+        <w:rPr>
+          <w:b/>
+          <w:bCs/>
+        </w:rPr>
         <w:t xml:space="preserve">Degradation rather than failure.</w:t>
       </w:r>
       <w:r>
@@ -8952,9 +9697,9 @@
         <w:t xml:space="preserve">appears as a node; its edges simply carry no evidential term.</w:t>
       </w:r>
     </w:p>
-    <w:bookmarkEnd w:id="65"/>
-    <w:bookmarkEnd w:id="66"/>
-    <w:bookmarkStart w:id="71" w:name="data-model"/>
+    <w:bookmarkEnd w:id="75"/>
+    <w:bookmarkEnd w:id="76"/>
+    <w:bookmarkStart w:id="87" w:name="data-model"/>
     <w:p>
       <w:pPr>
         <w:pStyle w:val="Heading2"/>
@@ -8977,7 +9722,147 @@
         <w:t xml:space="preserve">construction.</w:t>
       </w:r>
     </w:p>
-    <w:bookmarkStart w:id="67" w:name="paper"/>
+    <w:p>
+      <w:pPr>
+        <w:pStyle w:val="CaptionedFigure"/>
+      </w:pPr>
+      <w:r>
+        <w:drawing>
+          <wp:inline>
+            <wp:extent cx="2773680" cy="6186877"/>
+            <wp:effectExtent b="0" l="0" r="0" t="0"/>
+            <wp:docPr descr="Figure 4.3 The extraction half of the data model, introspected from the Pydantic classes in src/citegraph/models/. Field names and types are read from the live model definitions, so this figure cannot drift from the code. A query resolves to a Paper; the abstract of that paper yields zero or more PopulationCandidate rows; and the resolver collapses those candidates to at most one PopulationResolution." title="" id="78" name="Picture"/>
+            <a:graphic>
+              <a:graphicData uri="http://schemas.openxmlformats.org/drawingml/2006/picture">
+                <pic:pic>
+                  <pic:nvPicPr>
+                    <pic:cNvPr descr="figures/datamodel_extraction.png" id="79" name="Picture"/>
+                    <pic:cNvPicPr>
+                      <a:picLocks noChangeArrowheads="1" noChangeAspect="1"/>
+                    </pic:cNvPicPr>
+                  </pic:nvPicPr>
+                  <pic:blipFill>
+                    <a:blip r:embed="rId77"/>
+                    <a:stretch>
+                      <a:fillRect/>
+                    </a:stretch>
+                  </pic:blipFill>
+                  <pic:spPr bwMode="auto">
+                    <a:xfrm>
+                      <a:off x="0" y="0"/>
+                      <a:ext cx="2773680" cy="6186877"/>
+                    </a:xfrm>
+                    <a:prstGeom prst="rect">
+                      <a:avLst/>
+                    </a:prstGeom>
+                    <a:noFill/>
+                    <a:ln w="9525">
+                      <a:noFill/>
+                      <a:headEnd/>
+                      <a:tailEnd/>
+                    </a:ln>
+                  </pic:spPr>
+                </pic:pic>
+              </a:graphicData>
+            </a:graphic>
+          </wp:inline>
+        </w:drawing>
+      </w:r>
+    </w:p>
+    <w:p>
+      <w:pPr>
+        <w:pStyle w:val="ImageCaption"/>
+      </w:pPr>
+      <w:r>
+        <w:rPr>
+          <w:b/>
+          <w:bCs/>
+        </w:rPr>
+        <w:t xml:space="preserve">Figure 4.3</w:t>
+      </w:r>
+      <w:r>
+        <w:t xml:space="preserve"> </w:t>
+      </w:r>
+      <w:r>
+        <w:t xml:space="preserve">The extraction half of the data model, introspected from the</w:t>
+      </w:r>
+      <w:r>
+        <w:t xml:space="preserve"> </w:t>
+      </w:r>
+      <w:r>
+        <w:t xml:space="preserve">Pydantic classes in</w:t>
+      </w:r>
+      <w:r>
+        <w:t xml:space="preserve"> </w:t>
+      </w:r>
+      <w:r>
+        <w:rPr>
+          <w:rStyle w:val="VerbatimChar"/>
+        </w:rPr>
+        <w:t xml:space="preserve">src/citegraph/models/</w:t>
+      </w:r>
+      <w:r>
+        <w:t xml:space="preserve">. Field names and types are read</w:t>
+      </w:r>
+      <w:r>
+        <w:t xml:space="preserve"> </w:t>
+      </w:r>
+      <w:r>
+        <w:t xml:space="preserve">from the live model definitions, so this figure cannot drift from the code.</w:t>
+      </w:r>
+      <w:r>
+        <w:t xml:space="preserve"> </w:t>
+      </w:r>
+      <w:r>
+        <w:t xml:space="preserve">A query resolves to a</w:t>
+      </w:r>
+      <w:r>
+        <w:t xml:space="preserve"> </w:t>
+      </w:r>
+      <w:r>
+        <w:rPr>
+          <w:rStyle w:val="VerbatimChar"/>
+        </w:rPr>
+        <w:t xml:space="preserve">Paper</w:t>
+      </w:r>
+      <w:r>
+        <w:t xml:space="preserve">; the abstract of that paper yields zero or more</w:t>
+      </w:r>
+      <w:r>
+        <w:t xml:space="preserve"> </w:t>
+      </w:r>
+      <w:r>
+        <w:rPr>
+          <w:rStyle w:val="VerbatimChar"/>
+        </w:rPr>
+        <w:t xml:space="preserve">PopulationCandidate</w:t>
+      </w:r>
+      <w:r>
+        <w:t xml:space="preserve"> </w:t>
+      </w:r>
+      <w:r>
+        <w:t xml:space="preserve">rows; and the resolver collapses those candidates to at</w:t>
+      </w:r>
+      <w:r>
+        <w:t xml:space="preserve"> </w:t>
+      </w:r>
+      <w:r>
+        <w:t xml:space="preserve">most one</w:t>
+      </w:r>
+      <w:r>
+        <w:t xml:space="preserve"> </w:t>
+      </w:r>
+      <w:r>
+        <w:rPr>
+          <w:rStyle w:val="VerbatimChar"/>
+        </w:rPr>
+        <w:t xml:space="preserve">PopulationResolution</w:t>
+      </w:r>
+      <w:r>
+        <w:t xml:space="preserve">.</w:t>
+      </w:r>
+    </w:p>
+    <w:bookmarkStart w:id="80" w:name="paper"/>
     <w:p>
       <w:pPr>
         <w:pStyle w:val="Heading3"/>
@@ -9424,8 +10309,8 @@
         <w:t xml:space="preserve">this rule was applied consistently.</w:t>
       </w:r>
     </w:p>
-    <w:bookmarkEnd w:id="67"/>
-    <w:bookmarkStart w:id="68" w:name="X22091e57e0c3d77d84a447ac01c168649b6726f"/>
+    <w:bookmarkEnd w:id="80"/>
+    <w:bookmarkStart w:id="81" w:name="X22091e57e0c3d77d84a447ac01c168649b6726f"/>
     <w:p>
       <w:pPr>
         <w:pStyle w:val="Heading3"/>
@@ -9929,8 +10814,8 @@
         <w:t xml:space="preserve">gold-standard evaluation in Chapter 6 relies on the same property.</w:t>
       </w:r>
     </w:p>
-    <w:bookmarkEnd w:id="68"/>
-    <w:bookmarkStart w:id="69" w:name="semantic-types"/>
+    <w:bookmarkEnd w:id="81"/>
+    <w:bookmarkStart w:id="82" w:name="semantic-types"/>
     <w:p>
       <w:pPr>
         <w:pStyle w:val="Heading3"/>
@@ -10281,8 +11166,8 @@
         <w:t xml:space="preserve">They are listed here as specified-but-unimplemented rather than quietly omitted.</w:t>
       </w:r>
     </w:p>
-    <w:bookmarkEnd w:id="69"/>
-    <w:bookmarkStart w:id="70" w:name="citationedge"/>
+    <w:bookmarkEnd w:id="82"/>
+    <w:bookmarkStart w:id="86" w:name="citationedge"/>
     <w:p>
       <w:pPr>
         <w:pStyle w:val="Heading3"/>
@@ -10525,9 +11410,173 @@
         <w:t xml:space="preserve">an edge is weighted as it is, and the edge-list export exposes all of them.</w:t>
       </w:r>
     </w:p>
-    <w:bookmarkEnd w:id="70"/>
-    <w:bookmarkEnd w:id="71"/>
-    <w:bookmarkStart w:id="74" w:name="metadata-resolution-1"/>
+    <w:p>
+      <w:pPr>
+        <w:pStyle w:val="CaptionedFigure"/>
+      </w:pPr>
+      <w:r>
+        <w:drawing>
+          <wp:inline>
+            <wp:extent cx="5334000" cy="3822762"/>
+            <wp:effectExtent b="0" l="0" r="0" t="0"/>
+            <wp:docPr descr="Figure 4.4 The graph half of the data model. CitationEdge draws its structural fields from two Paper records and its evidential fields (n_score, final_weight) from the PopulationResolution of its target. RunResult is the aggregate that is serialised to SQLite and returned to the dashboard." title="" id="84" name="Picture"/>
+            <a:graphic>
+              <a:graphicData uri="http://schemas.openxmlformats.org/drawingml/2006/picture">
+                <pic:pic>
+                  <pic:nvPicPr>
+                    <pic:cNvPr descr="figures/datamodel_graph.png" id="85" name="Picture"/>
+                    <pic:cNvPicPr>
+                      <a:picLocks noChangeArrowheads="1" noChangeAspect="1"/>
+                    </pic:cNvPicPr>
+                  </pic:nvPicPr>
+                  <pic:blipFill>
+                    <a:blip r:embed="rId83"/>
+                    <a:stretch>
+                      <a:fillRect/>
+                    </a:stretch>
+                  </pic:blipFill>
+                  <pic:spPr bwMode="auto">
+                    <a:xfrm>
+                      <a:off x="0" y="0"/>
+                      <a:ext cx="5334000" cy="3822762"/>
+                    </a:xfrm>
+                    <a:prstGeom prst="rect">
+                      <a:avLst/>
+                    </a:prstGeom>
+                    <a:noFill/>
+                    <a:ln w="9525">
+                      <a:noFill/>
+                      <a:headEnd/>
+                      <a:tailEnd/>
+                    </a:ln>
+                  </pic:spPr>
+                </pic:pic>
+              </a:graphicData>
+            </a:graphic>
+          </wp:inline>
+        </w:drawing>
+      </w:r>
+    </w:p>
+    <w:p>
+      <w:pPr>
+        <w:pStyle w:val="ImageCaption"/>
+      </w:pPr>
+      <w:r>
+        <w:rPr>
+          <w:b/>
+          <w:bCs/>
+        </w:rPr>
+        <w:t xml:space="preserve">Figure 4.4</w:t>
+      </w:r>
+      <w:r>
+        <w:t xml:space="preserve"> </w:t>
+      </w:r>
+      <w:r>
+        <w:t xml:space="preserve">The graph half of the data model.</w:t>
+      </w:r>
+      <w:r>
+        <w:t xml:space="preserve"> </w:t>
+      </w:r>
+      <w:r>
+        <w:rPr>
+          <w:rStyle w:val="VerbatimChar"/>
+        </w:rPr>
+        <w:t xml:space="preserve">CitationEdge</w:t>
+      </w:r>
+      <w:r>
+        <w:t xml:space="preserve"> </w:t>
+      </w:r>
+      <w:r>
+        <w:t xml:space="preserve">draws its</w:t>
+      </w:r>
+      <w:r>
+        <w:t xml:space="preserve"> </w:t>
+      </w:r>
+      <w:r>
+        <w:t xml:space="preserve">structural fields from two</w:t>
+      </w:r>
+      <w:r>
+        <w:t xml:space="preserve"> </w:t>
+      </w:r>
+      <w:r>
+        <w:rPr>
+          <w:rStyle w:val="VerbatimChar"/>
+        </w:rPr>
+        <w:t xml:space="preserve">Paper</w:t>
+      </w:r>
+      <w:r>
+        <w:t xml:space="preserve"> </w:t>
+      </w:r>
+      <w:r>
+        <w:t xml:space="preserve">records and its evidential fields</w:t>
+      </w:r>
+      <w:r>
+        <w:t xml:space="preserve"> </w:t>
+      </w:r>
+      <w:r>
+        <w:t xml:space="preserve">(</w:t>
+      </w:r>
+      <w:r>
+        <w:rPr>
+          <w:rStyle w:val="VerbatimChar"/>
+        </w:rPr>
+        <w:t xml:space="preserve">n_score</w:t>
+      </w:r>
+      <w:r>
+        <w:t xml:space="preserve">,</w:t>
+      </w:r>
+      <w:r>
+        <w:t xml:space="preserve"> </w:t>
+      </w:r>
+      <w:r>
+        <w:rPr>
+          <w:rStyle w:val="VerbatimChar"/>
+        </w:rPr>
+        <w:t xml:space="preserve">final_weight</w:t>
+      </w:r>
+      <w:r>
+        <w:t xml:space="preserve">) from the</w:t>
+      </w:r>
+      <w:r>
+        <w:t xml:space="preserve"> </w:t>
+      </w:r>
+      <w:r>
+        <w:rPr>
+          <w:rStyle w:val="VerbatimChar"/>
+        </w:rPr>
+        <w:t xml:space="preserve">PopulationResolution</w:t>
+      </w:r>
+      <w:r>
+        <w:t xml:space="preserve"> </w:t>
+      </w:r>
+      <w:r>
+        <w:t xml:space="preserve">of its target.</w:t>
+      </w:r>
+      <w:r>
+        <w:t xml:space="preserve"> </w:t>
+      </w:r>
+      <w:r>
+        <w:rPr>
+          <w:rStyle w:val="VerbatimChar"/>
+        </w:rPr>
+        <w:t xml:space="preserve">RunResult</w:t>
+      </w:r>
+      <w:r>
+        <w:t xml:space="preserve"> </w:t>
+      </w:r>
+      <w:r>
+        <w:t xml:space="preserve">is the aggregate that is serialised to SQLite and returned to the</w:t>
+      </w:r>
+      <w:r>
+        <w:t xml:space="preserve"> </w:t>
+      </w:r>
+      <w:r>
+        <w:t xml:space="preserve">dashboard.</w:t>
+      </w:r>
+    </w:p>
+    <w:bookmarkEnd w:id="86"/>
+    <w:bookmarkEnd w:id="87"/>
+    <w:bookmarkStart w:id="90" w:name="metadata-resolution-1"/>
     <w:p>
       <w:pPr>
         <w:pStyle w:val="Heading2"/>
@@ -10536,7 +11585,7 @@
         <w:t xml:space="preserve">4.3 Metadata Resolution</w:t>
       </w:r>
     </w:p>
-    <w:bookmarkStart w:id="72" w:name="parallel-query-and-merge"/>
+    <w:bookmarkStart w:id="88" w:name="parallel-query-and-merge"/>
     <w:p>
       <w:pPr>
         <w:pStyle w:val="Heading3"/>
@@ -10597,8 +11646,8 @@
         <w:t xml:space="preserve">seconds rather than six.</w:t>
       </w:r>
     </w:p>
-    <w:bookmarkEnd w:id="72"/>
-    <w:bookmarkStart w:id="73" w:name="identifier-canonicalisation"/>
+    <w:bookmarkEnd w:id="88"/>
+    <w:bookmarkStart w:id="89" w:name="identifier-canonicalisation"/>
     <w:p>
       <w:pPr>
         <w:pStyle w:val="Heading3"/>
@@ -10773,9 +11822,9 @@
         <w:t xml:space="preserve">Section 5.7 documents the URL cases.</w:t>
       </w:r>
     </w:p>
-    <w:bookmarkEnd w:id="73"/>
-    <w:bookmarkEnd w:id="74"/>
-    <w:bookmarkStart w:id="79" w:name="citation-traversal-1"/>
+    <w:bookmarkEnd w:id="89"/>
+    <w:bookmarkEnd w:id="90"/>
+    <w:bookmarkStart w:id="95" w:name="citation-traversal-1"/>
     <w:p>
       <w:pPr>
         <w:pStyle w:val="Heading2"/>
@@ -10784,7 +11833,7 @@
         <w:t xml:space="preserve">4.4 Citation Traversal</w:t>
       </w:r>
     </w:p>
-    <w:bookmarkStart w:id="75" w:name="level-synchronous-breadth-first-search"/>
+    <w:bookmarkStart w:id="91" w:name="level-synchronous-breadth-first-search"/>
     <w:p>
       <w:pPr>
         <w:pStyle w:val="Heading3"/>
@@ -10873,8 +11922,8 @@
         <w:t xml:space="preserve">Section 5.3 quantifies the difference.</w:t>
       </w:r>
     </w:p>
-    <w:bookmarkEnd w:id="75"/>
-    <w:bookmarkStart w:id="76" w:name="identity-aliasing"/>
+    <w:bookmarkEnd w:id="91"/>
+    <w:bookmarkStart w:id="92" w:name="identity-aliasing"/>
     <w:p>
       <w:pPr>
         <w:pStyle w:val="Heading3"/>
@@ -11036,8 +12085,8 @@
         <w:t xml:space="preserve">40 distinct papers, not 40 minus the duplicates.</w:t>
       </w:r>
     </w:p>
-    <w:bookmarkEnd w:id="76"/>
-    <w:bookmarkStart w:id="77" w:name="abstract-backfill"/>
+    <w:bookmarkEnd w:id="92"/>
+    <w:bookmarkStart w:id="93" w:name="abstract-backfill"/>
     <w:p>
       <w:pPr>
         <w:pStyle w:val="Heading3"/>
@@ -11078,8 +12127,8 @@
         <w:t xml:space="preserve">Section 6.3 reports the recovery rate.</w:t>
       </w:r>
     </w:p>
-    <w:bookmarkEnd w:id="77"/>
-    <w:bookmarkStart w:id="78" w:name="budget-allocation"/>
+    <w:bookmarkEnd w:id="93"/>
+    <w:bookmarkStart w:id="94" w:name="budget-allocation"/>
     <w:p>
       <w:pPr>
         <w:pStyle w:val="Heading3"/>
@@ -11126,9 +12175,9 @@
         <w:t xml:space="preserve">can no longer expand.</w:t>
       </w:r>
     </w:p>
-    <w:bookmarkEnd w:id="78"/>
-    <w:bookmarkEnd w:id="79"/>
-    <w:bookmarkStart w:id="83" w:name="edge-weighting"/>
+    <w:bookmarkEnd w:id="94"/>
+    <w:bookmarkEnd w:id="95"/>
+    <w:bookmarkStart w:id="99" w:name="edge-weighting"/>
     <w:p>
       <w:pPr>
         <w:pStyle w:val="Heading2"/>
@@ -11137,7 +12186,7 @@
         <w:t xml:space="preserve">4.5 Edge Weighting</w:t>
       </w:r>
     </w:p>
-    <w:bookmarkStart w:id="80" w:name="formulation"/>
+    <w:bookmarkStart w:id="96" w:name="formulation"/>
     <w:p>
       <w:pPr>
         <w:pStyle w:val="Heading3"/>
@@ -11272,8 +12321,8 @@
         <w:t xml:space="preserve">difference.</w:t>
       </w:r>
     </w:p>
-    <w:bookmarkEnd w:id="80"/>
-    <w:bookmarkStart w:id="81" w:name="X7b8b193fc46fd4b3be1cdd117ca73ca5cf80733"/>
+    <w:bookmarkEnd w:id="96"/>
+    <w:bookmarkStart w:id="97" w:name="X7b8b193fc46fd4b3be1cdd117ca73ca5cf80733"/>
     <w:p>
       <w:pPr>
         <w:pStyle w:val="Heading3"/>
@@ -11328,8 +12377,8 @@
         <w:t xml:space="preserve">describes how it was found and why it was invisible.</w:t>
       </w:r>
     </w:p>
-    <w:bookmarkEnd w:id="81"/>
-    <w:bookmarkStart w:id="82" w:name="acknowledged-simplification"/>
+    <w:bookmarkEnd w:id="97"/>
+    <w:bookmarkStart w:id="98" w:name="acknowledged-simplification"/>
     <w:p>
       <w:pPr>
         <w:pStyle w:val="Heading3"/>
@@ -11355,9 +12404,9 @@
         <w:t xml:space="preserve">is a constant 0.5 for every paper. The proposal envisaged a venue-quality term. It is not implemented, and the constant means the term contributes a uniform 0.125 to every edge, a floor rather than a discriminating signal. Section 7.4 lists this among the divergences from the proposal.</w:t>
       </w:r>
     </w:p>
-    <w:bookmarkEnd w:id="82"/>
-    <w:bookmarkEnd w:id="83"/>
-    <w:bookmarkStart w:id="86" w:name="graph-analytics"/>
+    <w:bookmarkEnd w:id="98"/>
+    <w:bookmarkEnd w:id="99"/>
+    <w:bookmarkStart w:id="102" w:name="graph-analytics"/>
     <w:p>
       <w:pPr>
         <w:pStyle w:val="Heading2"/>
@@ -11366,7 +12415,7 @@
         <w:t xml:space="preserve">4.6 Graph Analytics</w:t>
       </w:r>
     </w:p>
-    <w:bookmarkStart w:id="84" w:name="foundational-paper-ranking"/>
+    <w:bookmarkStart w:id="100" w:name="foundational-paper-ranking"/>
     <w:p>
       <w:pPr>
         <w:pStyle w:val="Heading3"/>
@@ -11456,8 +12505,8 @@
         <w:t xml:space="preserve">Section 7.3 records as a limitation.</w:t>
       </w:r>
     </w:p>
-    <w:bookmarkEnd w:id="84"/>
-    <w:bookmarkStart w:id="85" w:name="citation-path-ranking"/>
+    <w:bookmarkEnd w:id="100"/>
+    <w:bookmarkStart w:id="101" w:name="citation-path-ranking"/>
     <w:p>
       <w:pPr>
         <w:pStyle w:val="Heading3"/>
@@ -11518,9 +12567,9 @@
         <w:t xml:space="preserve">feeding a bounded heap, with a hard cap on paths examined.</w:t>
       </w:r>
     </w:p>
-    <w:bookmarkEnd w:id="85"/>
-    <w:bookmarkEnd w:id="86"/>
-    <w:bookmarkStart w:id="87" w:name="surfacing-uncertainty"/>
+    <w:bookmarkEnd w:id="101"/>
+    <w:bookmarkEnd w:id="102"/>
+    <w:bookmarkStart w:id="103" w:name="surfacing-uncertainty"/>
     <w:p>
       <w:pPr>
         <w:pStyle w:val="Heading2"/>
@@ -11725,9 +12774,9 @@
         <w:t xml:space="preserve">unweighted ranking as though it were evidence-weighted.</w:t>
       </w:r>
     </w:p>
-    <w:bookmarkEnd w:id="87"/>
-    <w:bookmarkEnd w:id="88"/>
-    <w:bookmarkStart w:id="109" w:name="X4ad0c278501d60d5adff6fd97050eb9f45935ff"/>
+    <w:bookmarkEnd w:id="103"/>
+    <w:bookmarkEnd w:id="104"/>
+    <w:bookmarkStart w:id="125" w:name="X4ad0c278501d60d5adff6fd97050eb9f45935ff"/>
     <w:p>
       <w:pPr>
         <w:pStyle w:val="Heading1"/>
@@ -11756,7 +12805,7 @@
         <w:t xml:space="preserve">modes, and a note on the design decisions that are not obvious from the code.</w:t>
       </w:r>
     </w:p>
-    <w:bookmarkStart w:id="92" w:name="algorithm-1-metadata-merge"/>
+    <w:bookmarkStart w:id="108" w:name="algorithm-1-metadata-merge"/>
     <w:p>
       <w:pPr>
         <w:pStyle w:val="Heading2"/>
@@ -11765,7 +12814,7 @@
         <w:t xml:space="preserve">4.8 Algorithm 1: metadata merge</w:t>
       </w:r>
     </w:p>
-    <w:bookmarkStart w:id="89" w:name="problem"/>
+    <w:bookmarkStart w:id="105" w:name="problem"/>
     <w:p>
       <w:pPr>
         <w:pStyle w:val="Heading3"/>
@@ -11794,8 +12843,8 @@
         <w:t xml:space="preserve">field, and retain enough provenance that a disagreement can be investigated.</w:t>
       </w:r>
     </w:p>
-    <w:bookmarkEnd w:id="89"/>
-    <w:bookmarkStart w:id="90" w:name="specification"/>
+    <w:bookmarkEnd w:id="105"/>
+    <w:bookmarkStart w:id="106" w:name="specification"/>
     <w:p>
       <w:pPr>
         <w:pStyle w:val="Heading3"/>
@@ -12052,8 +13101,8 @@
         <w:t xml:space="preserve">25               source_ids, confidence, provenance)</w:t>
       </w:r>
     </w:p>
-    <w:bookmarkEnd w:id="90"/>
-    <w:bookmarkStart w:id="91" w:name="complexity-and-notes"/>
+    <w:bookmarkEnd w:id="106"/>
+    <w:bookmarkStart w:id="107" w:name="complexity-and-notes"/>
     <w:p>
       <w:pPr>
         <w:pStyle w:val="Heading3"/>
@@ -12242,18 +13291,18 @@
         <w:t xml:space="preserve">confidence on disagreement. This is not implemented.</w:t>
       </w:r>
     </w:p>
-    <w:bookmarkEnd w:id="91"/>
-    <w:bookmarkEnd w:id="92"/>
-    <w:bookmarkStart w:id="97" w:name="X21f4fe5b2fe55244ef10d49fb56d32b43d0b7d1"/>
+    <w:bookmarkEnd w:id="107"/>
+    <w:bookmarkEnd w:id="108"/>
+    <w:bookmarkStart w:id="113" w:name="X21f4fe5b2fe55244ef10d49fb56d32b43d0b7d1"/>
     <w:p>
       <w:pPr>
         <w:pStyle w:val="Heading2"/>
       </w:pPr>
       <w:r>
-        <w:t xml:space="preserve">4.9 Algorithm 2: level-Synchronous citation traversal</w:t>
-      </w:r>
-    </w:p>
-    <w:bookmarkStart w:id="93" w:name="problem-1"/>
+        <w:t xml:space="preserve">4.9 Algorithm 2: level-synchronous citation traversal</w:t>
+      </w:r>
+    </w:p>
+    <w:bookmarkStart w:id="109" w:name="problem-1"/>
     <w:p>
       <w:pPr>
         <w:pStyle w:val="Heading3"/>
@@ -12282,8 +13331,8 @@
         <w:t xml:space="preserve">onto a single node, and emitting no edge whose endpoints are not both present.</w:t>
       </w:r>
     </w:p>
-    <w:bookmarkEnd w:id="93"/>
-    <w:bookmarkStart w:id="94" w:name="specification-1"/>
+    <w:bookmarkEnd w:id="109"/>
+    <w:bookmarkStart w:id="110" w:name="specification-1"/>
     <w:p>
       <w:pPr>
         <w:pStyle w:val="Heading3"/>
@@ -13069,8 +14118,8 @@
         <w:t xml:space="preserve"> 7      rewrite edge endpoints to (s, t); append to edges</w:t>
       </w:r>
     </w:p>
-    <w:bookmarkEnd w:id="94"/>
-    <w:bookmarkStart w:id="95" w:name="complexity"/>
+    <w:bookmarkEnd w:id="110"/>
+    <w:bookmarkStart w:id="111" w:name="complexity"/>
     <w:p>
       <w:pPr>
         <w:pStyle w:val="Heading3"/>
@@ -13247,8 +14296,8 @@
         <w:t xml:space="preserve">²).</w:t>
       </w:r>
     </w:p>
-    <w:bookmarkEnd w:id="95"/>
-    <w:bookmarkStart w:id="96" w:name="failure-modes-handled"/>
+    <w:bookmarkEnd w:id="111"/>
+    <w:bookmarkStart w:id="112" w:name="failure-modes-handled"/>
     <w:p>
       <w:pPr>
         <w:pStyle w:val="Heading3"/>
@@ -13416,9 +14465,9 @@
         </w:tc>
       </w:tr>
     </w:tbl>
-    <w:bookmarkEnd w:id="96"/>
-    <w:bookmarkEnd w:id="97"/>
-    <w:bookmarkStart w:id="101" w:name="X1e08855fa8b8e2de20583d56d1f2d1ad6ff29ec"/>
+    <w:bookmarkEnd w:id="112"/>
+    <w:bookmarkEnd w:id="113"/>
+    <w:bookmarkStart w:id="117" w:name="X1e08855fa8b8e2de20583d56d1f2d1ad6ff29ec"/>
     <w:p>
       <w:pPr>
         <w:pStyle w:val="Heading2"/>
@@ -13427,7 +14476,7 @@
         <w:t xml:space="preserve">4.10 Algorithm 3: population candidate extraction</w:t>
       </w:r>
     </w:p>
-    <w:bookmarkStart w:id="98" w:name="specification-2"/>
+    <w:bookmarkStart w:id="114" w:name="specification-2"/>
     <w:p>
       <w:pPr>
         <w:pStyle w:val="Heading3"/>
@@ -13666,8 +14715,8 @@
         <w:t xml:space="preserve">23  return candidates</w:t>
       </w:r>
     </w:p>
-    <w:bookmarkEnd w:id="98"/>
-    <w:bookmarkStart w:id="99" w:name="complexity-1"/>
+    <w:bookmarkEnd w:id="114"/>
+    <w:bookmarkStart w:id="115" w:name="complexity-1"/>
     <w:p>
       <w:pPr>
         <w:pStyle w:val="Heading3"/>
@@ -13789,8 +14838,8 @@
         <w:t xml:space="preserve">by spaCy sentence segmentation rather than by matching.</w:t>
       </w:r>
     </w:p>
-    <w:bookmarkEnd w:id="99"/>
-    <w:bookmarkStart w:id="100" w:name="the-span-versus-sentence-decision"/>
+    <w:bookmarkEnd w:id="115"/>
+    <w:bookmarkStart w:id="116" w:name="the-span-versus-sentence-decision"/>
     <w:p>
       <w:pPr>
         <w:pStyle w:val="Heading3"/>
@@ -13880,9 +14929,9 @@
         <w:t xml:space="preserve">year is never read as a population, without the collateral loss.</w:t>
       </w:r>
     </w:p>
-    <w:bookmarkEnd w:id="100"/>
-    <w:bookmarkEnd w:id="101"/>
-    <w:bookmarkStart w:id="104" w:name="algorithm-4-population-resolution"/>
+    <w:bookmarkEnd w:id="116"/>
+    <w:bookmarkEnd w:id="117"/>
+    <w:bookmarkStart w:id="120" w:name="algorithm-4-population-resolution"/>
     <w:p>
       <w:pPr>
         <w:pStyle w:val="Heading2"/>
@@ -13891,7 +14940,7 @@
         <w:t xml:space="preserve">4.11 Algorithm 4: population resolution</w:t>
       </w:r>
     </w:p>
-    <w:bookmarkStart w:id="102" w:name="specification-3"/>
+    <w:bookmarkStart w:id="118" w:name="specification-3"/>
     <w:p>
       <w:pPr>
         <w:pStyle w:val="Heading3"/>
@@ -14279,8 +15328,8 @@
         <w:t xml:space="preserve">0.</w:t>
       </w:r>
     </w:p>
-    <w:bookmarkEnd w:id="102"/>
-    <w:bookmarkStart w:id="103" w:name="known-weakness"/>
+    <w:bookmarkEnd w:id="118"/>
+    <w:bookmarkStart w:id="119" w:name="known-weakness"/>
     <w:p>
       <w:pPr>
         <w:pStyle w:val="Heading3"/>
@@ -14354,9 +15403,9 @@
         <w:t xml:space="preserve">relationship between competing values, are both unused signals.</w:t>
       </w:r>
     </w:p>
-    <w:bookmarkEnd w:id="103"/>
-    <w:bookmarkEnd w:id="104"/>
-    <w:bookmarkStart w:id="108" w:name="algorithm-5-bounded-path-ranking"/>
+    <w:bookmarkEnd w:id="119"/>
+    <w:bookmarkEnd w:id="120"/>
+    <w:bookmarkStart w:id="124" w:name="algorithm-5-bounded-path-ranking"/>
     <w:p>
       <w:pPr>
         <w:pStyle w:val="Heading2"/>
@@ -14365,7 +15414,7 @@
         <w:t xml:space="preserve">4.12 Algorithm 5: bounded path ranking</w:t>
       </w:r>
     </w:p>
-    <w:bookmarkStart w:id="105" w:name="problem-2"/>
+    <w:bookmarkStart w:id="121" w:name="problem-2"/>
     <w:p>
       <w:pPr>
         <w:pStyle w:val="Heading3"/>
@@ -14401,8 +15450,8 @@
         <w:t xml:space="preserve">without enumerating a combinatorial number of paths.</w:t>
       </w:r>
     </w:p>
-    <w:bookmarkEnd w:id="105"/>
-    <w:bookmarkStart w:id="106" w:name="specification-4"/>
+    <w:bookmarkEnd w:id="121"/>
+    <w:bookmarkStart w:id="122" w:name="specification-4"/>
     <w:p>
       <w:pPr>
         <w:pStyle w:val="Heading3"/>
@@ -14706,8 +15755,8 @@
         <w:t xml:space="preserve"> 6  return avg_weight * path_conf * depth_bonus</w:t>
       </w:r>
     </w:p>
-    <w:bookmarkEnd w:id="106"/>
-    <w:bookmarkStart w:id="107" w:name="complexity-2"/>
+    <w:bookmarkEnd w:id="122"/>
+    <w:bookmarkStart w:id="123" w:name="complexity-2"/>
     <w:p>
       <w:pPr>
         <w:pStyle w:val="Heading3"/>
@@ -14882,10 +15931,10 @@
         <w:t xml:space="preserve">as exhaustive.</w:t>
       </w:r>
     </w:p>
-    <w:bookmarkEnd w:id="107"/>
-    <w:bookmarkEnd w:id="108"/>
-    <w:bookmarkEnd w:id="109"/>
-    <w:bookmarkStart w:id="133" w:name="chapter-5-implementation"/>
+    <w:bookmarkEnd w:id="123"/>
+    <w:bookmarkEnd w:id="124"/>
+    <w:bookmarkEnd w:id="125"/>
+    <w:bookmarkStart w:id="152" w:name="chapter-5-implementation"/>
     <w:p>
       <w:pPr>
         <w:pStyle w:val="Heading1"/>
@@ -14926,7 +15975,7 @@
         <w:t xml:space="preserve">each produced output that looked plausible.</w:t>
       </w:r>
     </w:p>
-    <w:bookmarkStart w:id="110" w:name="technology-stack"/>
+    <w:bookmarkStart w:id="126" w:name="technology-stack"/>
     <w:p>
       <w:pPr>
         <w:pStyle w:val="Heading2"/>
@@ -15362,8 +16411,8 @@
         <w:t xml:space="preserve">for 2.5% of runtime. Neo4j appears in the configuration but is not implemented.</w:t>
       </w:r>
     </w:p>
-    <w:bookmarkEnd w:id="110"/>
-    <w:bookmarkStart w:id="111" w:name="pipeline-orchestration"/>
+    <w:bookmarkEnd w:id="126"/>
+    <w:bookmarkStart w:id="130" w:name="pipeline-orchestration"/>
     <w:p>
       <w:pPr>
         <w:pStyle w:val="Heading2"/>
@@ -15406,395 +16455,627 @@
     </w:p>
     <w:p>
       <w:pPr>
-        <w:pStyle w:val="BodyText"/>
-      </w:pPr>
-      <w:r>
-        <w:t xml:space="preserve">Runs execute as background tasks. A</w:t>
-      </w:r>
-      <w:r>
-        <w:t xml:space="preserve"> </w:t>
-      </w:r>
-      <w:r>
-        <w:rPr>
-          <w:rStyle w:val="VerbatimChar"/>
-        </w:rPr>
-        <w:t xml:space="preserve">POST</w:t>
-      </w:r>
-      <w:r>
-        <w:t xml:space="preserve"> </w:t>
-      </w:r>
-      <w:r>
-        <w:t xml:space="preserve">returns a run identifier</w:t>
-      </w:r>
-      <w:r>
-        <w:t xml:space="preserve"> </w:t>
-      </w:r>
-      <w:r>
-        <w:t xml:space="preserve">immediately, and the client polls. This is necessary because runs take tens of</w:t>
-      </w:r>
-      <w:r>
-        <w:t xml:space="preserve"> </w:t>
-      </w:r>
-      <w:r>
-        <w:t xml:space="preserve">seconds to minutes, Section 6.6 characterises the distribution, which far</w:t>
-      </w:r>
-      <w:r>
-        <w:t xml:space="preserve"> </w:t>
-      </w:r>
-      <w:r>
-        <w:t xml:space="preserve">exceeds a reasonable HTTP timeout.</w:t>
-      </w:r>
-    </w:p>
-    <w:bookmarkEnd w:id="111"/>
-    <w:bookmarkStart w:id="116" w:name="Xde757563e4ae70471e7b3a2e19337cfb87ec8c6"/>
-    <w:p>
-      <w:pPr>
-        <w:pStyle w:val="Heading2"/>
-      </w:pPr>
-      <w:r>
-        <w:t xml:space="preserve">5.3 Defect 1: traversal discarding the majority of every graph</w:t>
-      </w:r>
-    </w:p>
-    <w:bookmarkStart w:id="112" w:name="symptom"/>
-    <w:p>
-      <w:pPr>
-        <w:pStyle w:val="Heading3"/>
-      </w:pPr>
-      <w:r>
-        <w:t xml:space="preserve">5.3.1 Symptom</w:t>
-      </w:r>
-    </w:p>
-    <w:p>
-      <w:pPr>
-        <w:pStyle w:val="FirstParagraph"/>
-      </w:pPr>
-      <w:r>
-        <w:t xml:space="preserve">The system produced graphs containing far fewer nodes than expected. For some</w:t>
-      </w:r>
-      <w:r>
-        <w:t xml:space="preserve"> </w:t>
-      </w:r>
-      <w:r>
-        <w:t xml:space="preserve">inputs it produced a graph containing only the seed paper. This was the</w:t>
-      </w:r>
-      <w:r>
-        <w:t xml:space="preserve"> </w:t>
-      </w:r>
-      <w:r>
-        <w:t xml:space="preserve">presenting symptom that prompted the measurement campaign.</w:t>
-      </w:r>
-    </w:p>
-    <w:bookmarkEnd w:id="112"/>
-    <w:bookmarkStart w:id="113" w:name="diagnosis"/>
-    <w:p>
-      <w:pPr>
-        <w:pStyle w:val="Heading3"/>
-      </w:pPr>
-      <w:r>
-        <w:t xml:space="preserve">5.3.2 Diagnosis</w:t>
-      </w:r>
-    </w:p>
-    <w:p>
-      <w:pPr>
-        <w:pStyle w:val="FirstParagraph"/>
-      </w:pPr>
-      <w:r>
-        <w:t xml:space="preserve">OpenAlex returns references as OpenAlex work identifiers (</w:t>
-      </w:r>
-      <w:r>
-        <w:rPr>
-          <w:rStyle w:val="VerbatimChar"/>
-        </w:rPr>
-        <w:t xml:space="preserve">W2741809807</w:t>
-      </w:r>
-      <w:r>
-        <w:t xml:space="preserve">), not</w:t>
-      </w:r>
-      <w:r>
-        <w:t xml:space="preserve"> </w:t>
-      </w:r>
-      <w:r>
-        <w:t xml:space="preserve">DOIs. The traversal inferred a query type from the identifier's shape:</w:t>
-      </w:r>
-    </w:p>
-    <w:p>
-      <w:pPr>
-        <w:pStyle w:val="SourceCode"/>
-      </w:pPr>
-      <w:r>
-        <w:rPr>
-          <w:rStyle w:val="ControlFlowTok"/>
-        </w:rPr>
-        <w:t xml:space="preserve">if</w:t>
-      </w:r>
-      <w:r>
-        <w:rPr>
-          <w:rStyle w:val="NormalTok"/>
-        </w:rPr>
-        <w:t xml:space="preserve"> target_id.startswith(</w:t>
-      </w:r>
-      <w:r>
-        <w:rPr>
-          <w:rStyle w:val="StringTok"/>
-        </w:rPr>
-        <w:t xml:space="preserve">"10."</w:t>
-      </w:r>
-      <w:r>
-        <w:rPr>
-          <w:rStyle w:val="NormalTok"/>
-        </w:rPr>
-        <w:t xml:space="preserve">):   query_type </w:t>
-      </w:r>
-      <w:r>
-        <w:rPr>
-          <w:rStyle w:val="OperatorTok"/>
-        </w:rPr>
-        <w:t xml:space="preserve">=</w:t>
-      </w:r>
-      <w:r>
-        <w:rPr>
-          <w:rStyle w:val="NormalTok"/>
-        </w:rPr>
-        <w:t xml:space="preserve"> </w:t>
-      </w:r>
-      <w:r>
-        <w:rPr>
-          <w:rStyle w:val="StringTok"/>
-        </w:rPr>
-        <w:t xml:space="preserve">"doi"</w:t>
-      </w:r>
-      <w:r>
-        <w:br/>
-      </w:r>
-      <w:r>
-        <w:rPr>
-          <w:rStyle w:val="ControlFlowTok"/>
-        </w:rPr>
-        <w:t xml:space="preserve">elif</w:t>
-      </w:r>
-      <w:r>
-        <w:rPr>
-          <w:rStyle w:val="NormalTok"/>
-        </w:rPr>
-        <w:t xml:space="preserve"> target_id.isdigit():         query_type </w:t>
-      </w:r>
-      <w:r>
-        <w:rPr>
-          <w:rStyle w:val="OperatorTok"/>
-        </w:rPr>
-        <w:t xml:space="preserve">=</w:t>
-      </w:r>
-      <w:r>
-        <w:rPr>
-          <w:rStyle w:val="NormalTok"/>
-        </w:rPr>
-        <w:t xml:space="preserve"> </w:t>
-      </w:r>
-      <w:r>
-        <w:rPr>
-          <w:rStyle w:val="StringTok"/>
-        </w:rPr>
-        <w:t xml:space="preserve">"pmid"</w:t>
-      </w:r>
-      <w:r>
-        <w:br/>
-      </w:r>
-      <w:r>
-        <w:rPr>
-          <w:rStyle w:val="ControlFlowTok"/>
-        </w:rPr>
-        <w:t xml:space="preserve">else</w:t>
-      </w:r>
-      <w:r>
-        <w:rPr>
-          <w:rStyle w:val="NormalTok"/>
-        </w:rPr>
-        <w:t xml:space="preserve">:                             query_type </w:t>
-      </w:r>
-      <w:r>
-        <w:rPr>
-          <w:rStyle w:val="OperatorTok"/>
-        </w:rPr>
-        <w:t xml:space="preserve">=</w:t>
-      </w:r>
-      <w:r>
-        <w:rPr>
-          <w:rStyle w:val="NormalTok"/>
-        </w:rPr>
-        <w:t xml:space="preserve"> </w:t>
-      </w:r>
-      <w:r>
-        <w:rPr>
-          <w:rStyle w:val="StringTok"/>
-        </w:rPr>
-        <w:t xml:space="preserve">"doi"</w:t>
-      </w:r>
-      <w:r>
-        <w:rPr>
-          <w:rStyle w:val="NormalTok"/>
-        </w:rPr>
-        <w:t xml:space="preserve">   </w:t>
-      </w:r>
-      <w:r>
-        <w:rPr>
-          <w:rStyle w:val="CommentTok"/>
-        </w:rPr>
-        <w:t xml:space="preserve"># W-ids land here</w:t>
-      </w:r>
-    </w:p>
-    <w:p>
-      <w:pPr>
-        <w:pStyle w:val="FirstParagraph"/>
-      </w:pPr>
-      <w:r>
-        <w:t xml:space="preserve">A work identifier fell to the final branch and was validated against the DOI</w:t>
-      </w:r>
-      <w:r>
-        <w:t xml:space="preserve"> </w:t>
-      </w:r>
-      <w:r>
-        <w:t xml:space="preserve">regular expression, which rejected it. The resulting exception was caught by a</w:t>
-      </w:r>
-      <w:r>
-        <w:t xml:space="preserve"> </w:t>
-      </w:r>
-      <w:r>
-        <w:t xml:space="preserve">broad handler and logged at warning level, so the paper was silently dropped.</w:t>
-      </w:r>
-    </w:p>
-    <w:p>
-      <w:pPr>
-        <w:pStyle w:val="BodyText"/>
-      </w:pPr>
-      <w:r>
-        <w:t xml:space="preserve">Measurement on a representative seed:</w:t>
-      </w:r>
-    </w:p>
-    <w:p>
-      <w:pPr>
-        <w:pStyle w:val="SourceCode"/>
-      </w:pPr>
-      <w:r>
-        <w:rPr>
-          <w:rStyle w:val="VerbatimChar"/>
-        </w:rPr>
-        <w:t xml:space="preserve">target identifier kinds : {'W-id': 21, 'doi': 19}</w:t>
-      </w:r>
-      <w:r>
-        <w:br/>
-      </w:r>
-      <w:r>
-        <w:rPr>
-          <w:rStyle w:val="VerbatimChar"/>
-        </w:rPr>
-        <w:t xml:space="preserve">constructible as a query: 19     REJECTED: 21</w:t>
-      </w:r>
-    </w:p>
-    <w:p>
-      <w:pPr>
-        <w:pStyle w:val="FirstParagraph"/>
-      </w:pPr>
-      <w:r>
-        <w:t xml:space="preserve">Every OpenAlex-sourced reference was discarded. Only Crossref's DOI-formatted</w:t>
-      </w:r>
-      <w:r>
-        <w:t xml:space="preserve"> </w:t>
-      </w:r>
-      <w:r>
-        <w:t xml:space="preserve">references survived. Where Crossref holds no reference list, which is common,</w:t>
-      </w:r>
-      <w:r>
-        <w:t xml:space="preserve"> </w:t>
-      </w:r>
-      <w:r>
-        <w:t xml:space="preserve">since deposit is at publisher discretion, the result was a graph of one node:</w:t>
-      </w:r>
-    </w:p>
-    <w:p>
-      <w:pPr>
-        <w:pStyle w:val="SourceCode"/>
-      </w:pPr>
-      <w:r>
-        <w:rPr>
-          <w:rStyle w:val="VerbatimChar"/>
-        </w:rPr>
-        <w:t xml:space="preserve">references for PMID 32109013 : OpenAlex 21, Crossref 0  -&gt;  usable nodes 0</w:t>
-      </w:r>
-    </w:p>
-    <w:bookmarkEnd w:id="113"/>
-    <w:bookmarkStart w:id="114" w:name="X7a11b95523d397d7a4c353c47dab2a81bb0922c"/>
-    <w:p>
-      <w:pPr>
-        <w:pStyle w:val="Heading3"/>
-      </w:pPr>
-      <w:r>
-        <w:t xml:space="preserve">5.3.3 A second, independent defect in the same component</w:t>
-      </w:r>
-    </w:p>
-    <w:p>
-      <w:pPr>
-        <w:pStyle w:val="FirstParagraph"/>
-      </w:pPr>
-      <w:r>
-        <w:t xml:space="preserve">Forward citations were always empty. The OpenAlex</w:t>
-      </w:r>
-      <w:r>
-        <w:t xml:space="preserve"> </w:t>
-      </w:r>
-      <w:r>
-        <w:rPr>
-          <w:rStyle w:val="VerbatimChar"/>
-        </w:rPr>
-        <w:t xml:space="preserve">cites</w:t>
-      </w:r>
-      <w:r>
-        <w:t xml:space="preserve"> </w:t>
-      </w:r>
-      <w:r>
-        <w:t xml:space="preserve">filter accepts work</w:t>
-      </w:r>
-      <w:r>
-        <w:t xml:space="preserve"> </w:t>
-      </w:r>
-      <w:r>
-        <w:t xml:space="preserve">identifiers only, but the code passed a DOI-prefixed form:</w:t>
-      </w:r>
-    </w:p>
-    <w:p>
-      <w:pPr>
-        <w:pStyle w:val="SourceCode"/>
-      </w:pPr>
-      <w:r>
-        <w:rPr>
-          <w:rStyle w:val="VerbatimChar"/>
-        </w:rPr>
-        <w:t xml:space="preserve">filter=cites:doi:10.1056/nejmoa2002032   -&gt;  HTTP 200, meta.count = 0</w:t>
-      </w:r>
-      <w:r>
-        <w:br/>
-      </w:r>
-      <w:r>
-        <w:rPr>
-          <w:rStyle w:val="VerbatimChar"/>
-        </w:rPr>
-        <w:t xml:space="preserve">filter=cites:W3008827533                 -&gt;  HTTP 200, meta.count = 30606</w:t>
-      </w:r>
-    </w:p>
-    <w:p>
-      <w:pPr>
-        <w:pStyle w:val="FirstParagraph"/>
-      </w:pPr>
-      <w:r>
-        <w:t xml:space="preserve">This is the more instructive of the two faults. The malformed query returned</w:t>
-      </w:r>
-      <w:r>
-        <w:t xml:space="preserve"> </w:t>
-      </w:r>
+        <w:pStyle w:val="CaptionedFigure"/>
+      </w:pPr>
+      <w:r>
+        <w:drawing>
+          <wp:inline>
+            <wp:extent cx="3307080" cy="5658014"/>
+            <wp:effectExtent b="0" l="0" r="0" t="0"/>
+            <wp:docPr descr="Figure 5.1 Calls made by PipelineOrchestrator.run(), traced by code2flow over the source and cut two levels below the entry point. Node labels carry the line number the function is defined at, so the figure doubles as an index into the source. Dotted boxes are files and classes, and green nodes call nothing further within the project. run() sits at the left, the stages it calls form the middle column, and the functions those stages call in turn sit at the right." title="" id="128" name="Picture"/>
+            <a:graphic>
+              <a:graphicData uri="http://schemas.openxmlformats.org/drawingml/2006/picture">
+                <pic:pic>
+                  <pic:nvPicPr>
+                    <pic:cNvPr descr="figures/callgraph_pipeline.png" id="129" name="Picture"/>
+                    <pic:cNvPicPr>
+                      <a:picLocks noChangeArrowheads="1" noChangeAspect="1"/>
+                    </pic:cNvPicPr>
+                  </pic:nvPicPr>
+                  <pic:blipFill>
+                    <a:blip r:embed="rId127"/>
+                    <a:stretch>
+                      <a:fillRect/>
+                    </a:stretch>
+                  </pic:blipFill>
+                  <pic:spPr bwMode="auto">
+                    <a:xfrm>
+                      <a:off x="0" y="0"/>
+                      <a:ext cx="3307080" cy="5658014"/>
+                    </a:xfrm>
+                    <a:prstGeom prst="rect">
+                      <a:avLst/>
+                    </a:prstGeom>
+                    <a:noFill/>
+                    <a:ln w="9525">
+                      <a:noFill/>
+                      <a:headEnd/>
+                      <a:tailEnd/>
+                    </a:ln>
+                  </pic:spPr>
+                </pic:pic>
+              </a:graphicData>
+            </a:graphic>
+          </wp:inline>
+        </w:drawing>
+      </w:r>
+    </w:p>
+    <w:p>
+      <w:pPr>
+        <w:pStyle w:val="ImageCaption"/>
+      </w:pPr>
       <w:r>
         <w:rPr>
           <w:b/>
           <w:bCs/>
         </w:rPr>
+        <w:t xml:space="preserve">Figure 5.1</w:t>
+      </w:r>
+      <w:r>
+        <w:t xml:space="preserve"> </w:t>
+      </w:r>
+      <w:r>
+        <w:t xml:space="preserve">Calls made by</w:t>
+      </w:r>
+      <w:r>
+        <w:t xml:space="preserve"> </w:t>
+      </w:r>
+      <w:r>
+        <w:rPr>
+          <w:rStyle w:val="VerbatimChar"/>
+        </w:rPr>
+        <w:t xml:space="preserve">PipelineOrchestrator.run()</w:t>
+      </w:r>
+      <w:r>
+        <w:t xml:space="preserve">, traced by</w:t>
+      </w:r>
+      <w:r>
+        <w:t xml:space="preserve"> </w:t>
+      </w:r>
+      <w:r>
+        <w:rPr>
+          <w:rStyle w:val="VerbatimChar"/>
+        </w:rPr>
+        <w:t xml:space="preserve">code2flow</w:t>
+      </w:r>
+      <w:r>
+        <w:t xml:space="preserve"> </w:t>
+      </w:r>
+      <w:r>
+        <w:t xml:space="preserve">over the source and cut two levels below the entry point. Node</w:t>
+      </w:r>
+      <w:r>
+        <w:t xml:space="preserve"> </w:t>
+      </w:r>
+      <w:r>
+        <w:t xml:space="preserve">labels carry the line number the function is defined at, so the figure doubles</w:t>
+      </w:r>
+      <w:r>
+        <w:t xml:space="preserve"> </w:t>
+      </w:r>
+      <w:r>
+        <w:t xml:space="preserve">as an index into the source. Dotted boxes are files and classes, and green</w:t>
+      </w:r>
+      <w:r>
+        <w:t xml:space="preserve"> </w:t>
+      </w:r>
+      <w:r>
+        <w:t xml:space="preserve">nodes call nothing further within the project.</w:t>
+      </w:r>
+      <w:r>
+        <w:t xml:space="preserve"> </w:t>
+      </w:r>
+      <w:r>
+        <w:rPr>
+          <w:rStyle w:val="VerbatimChar"/>
+        </w:rPr>
+        <w:t xml:space="preserve">run()</w:t>
+      </w:r>
+      <w:r>
+        <w:t xml:space="preserve"> </w:t>
+      </w:r>
+      <w:r>
+        <w:t xml:space="preserve">sits at the left, the</w:t>
+      </w:r>
+      <w:r>
+        <w:t xml:space="preserve"> </w:t>
+      </w:r>
+      <w:r>
+        <w:t xml:space="preserve">stages it calls form the middle column, and the functions those stages call in</w:t>
+      </w:r>
+      <w:r>
+        <w:t xml:space="preserve"> </w:t>
+      </w:r>
+      <w:r>
+        <w:t xml:space="preserve">turn sit at the right.</w:t>
+      </w:r>
+    </w:p>
+    <w:p>
+      <w:pPr>
+        <w:pStyle w:val="BodyText"/>
+      </w:pPr>
+      <w:r>
+        <w:t xml:space="preserve">Reading the figure against the stage list above shows one structural property</w:t>
+      </w:r>
+      <w:r>
+        <w:t xml:space="preserve"> </w:t>
+      </w:r>
+      <w:r>
+        <w:t xml:space="preserve">worth stating:</w:t>
+      </w:r>
+      <w:r>
+        <w:t xml:space="preserve"> </w:t>
+      </w:r>
+      <w:r>
+        <w:rPr>
+          <w:rStyle w:val="VerbatimChar"/>
+        </w:rPr>
+        <w:t xml:space="preserve">run()</w:t>
+      </w:r>
+      <w:r>
+        <w:t xml:space="preserve"> </w:t>
+      </w:r>
+      <w:r>
+        <w:t xml:space="preserve">calls each stage directly and no stage calls another.</w:t>
+      </w:r>
+      <w:r>
+        <w:t xml:space="preserve"> </w:t>
+      </w:r>
+      <w:r>
+        <w:t xml:space="preserve">Sequencing lives in one function, so a stage can be reordered or removed by</w:t>
+      </w:r>
+      <w:r>
+        <w:t xml:space="preserve"> </w:t>
+      </w:r>
+      <w:r>
+        <w:t xml:space="preserve">editing</w:t>
+      </w:r>
+      <w:r>
+        <w:t xml:space="preserve"> </w:t>
+      </w:r>
+      <w:r>
+        <w:rPr>
+          <w:rStyle w:val="VerbatimChar"/>
+        </w:rPr>
+        <w:t xml:space="preserve">run()</w:t>
+      </w:r>
+      <w:r>
+        <w:t xml:space="preserve"> </w:t>
+      </w:r>
+      <w:r>
+        <w:t xml:space="preserve">alone. The single exception is</w:t>
+      </w:r>
+      <w:r>
+        <w:t xml:space="preserve"> </w:t>
+      </w:r>
+      <w:r>
+        <w:rPr>
+          <w:rStyle w:val="VerbatimChar"/>
+        </w:rPr>
+        <w:t xml:space="preserve">_backfill_abstracts()</w:t>
+      </w:r>
+      <w:r>
+        <w:t xml:space="preserve">, which</w:t>
+      </w:r>
+      <w:r>
+        <w:t xml:space="preserve"> </w:t>
+      </w:r>
+      <w:r>
+        <w:rPr>
+          <w:rStyle w:val="VerbatimChar"/>
+        </w:rPr>
+        <w:t xml:space="preserve">run()</w:t>
+      </w:r>
+      <w:r>
+        <w:t xml:space="preserve"> </w:t>
+      </w:r>
+      <w:r>
+        <w:t xml:space="preserve">delegates to and which in turn calls the Europe PMC provider; it was</w:t>
+      </w:r>
+      <w:r>
+        <w:t xml:space="preserve"> </w:t>
+      </w:r>
+      <w:r>
+        <w:t xml:space="preserve">added as a separate method rather than inline because it is the one stage that</w:t>
+      </w:r>
+      <w:r>
+        <w:t xml:space="preserve"> </w:t>
+      </w:r>
+      <w:r>
+        <w:t xml:space="preserve">is skipped entirely when every abstract is already present.</w:t>
+      </w:r>
+    </w:p>
+    <w:p>
+      <w:pPr>
+        <w:pStyle w:val="BodyText"/>
+      </w:pPr>
+      <w:r>
+        <w:t xml:space="preserve">Runs execute as background tasks. A</w:t>
+      </w:r>
+      <w:r>
+        <w:t xml:space="preserve"> </w:t>
+      </w:r>
+      <w:r>
+        <w:rPr>
+          <w:rStyle w:val="VerbatimChar"/>
+        </w:rPr>
+        <w:t xml:space="preserve">POST</w:t>
+      </w:r>
+      <w:r>
+        <w:t xml:space="preserve"> </w:t>
+      </w:r>
+      <w:r>
+        <w:t xml:space="preserve">returns a run identifier</w:t>
+      </w:r>
+      <w:r>
+        <w:t xml:space="preserve"> </w:t>
+      </w:r>
+      <w:r>
+        <w:t xml:space="preserve">immediately, and the client polls. This is necessary because runs take tens of</w:t>
+      </w:r>
+      <w:r>
+        <w:t xml:space="preserve"> </w:t>
+      </w:r>
+      <w:r>
+        <w:t xml:space="preserve">seconds to minutes, Section 6.6 characterises the distribution, which far</w:t>
+      </w:r>
+      <w:r>
+        <w:t xml:space="preserve"> </w:t>
+      </w:r>
+      <w:r>
+        <w:t xml:space="preserve">exceeds a reasonable HTTP timeout.</w:t>
+      </w:r>
+    </w:p>
+    <w:bookmarkEnd w:id="130"/>
+    <w:bookmarkStart w:id="135" w:name="Xde757563e4ae70471e7b3a2e19337cfb87ec8c6"/>
+    <w:p>
+      <w:pPr>
+        <w:pStyle w:val="Heading2"/>
+      </w:pPr>
+      <w:r>
+        <w:t xml:space="preserve">5.3 Defect 1: traversal discarding the majority of every graph</w:t>
+      </w:r>
+    </w:p>
+    <w:bookmarkStart w:id="131" w:name="symptom"/>
+    <w:p>
+      <w:pPr>
+        <w:pStyle w:val="Heading3"/>
+      </w:pPr>
+      <w:r>
+        <w:t xml:space="preserve">5.3.1 Symptom</w:t>
+      </w:r>
+    </w:p>
+    <w:p>
+      <w:pPr>
+        <w:pStyle w:val="FirstParagraph"/>
+      </w:pPr>
+      <w:r>
+        <w:t xml:space="preserve">The system produced graphs containing far fewer nodes than expected. For some</w:t>
+      </w:r>
+      <w:r>
+        <w:t xml:space="preserve"> </w:t>
+      </w:r>
+      <w:r>
+        <w:t xml:space="preserve">inputs it produced a graph containing only the seed paper. This was the</w:t>
+      </w:r>
+      <w:r>
+        <w:t xml:space="preserve"> </w:t>
+      </w:r>
+      <w:r>
+        <w:t xml:space="preserve">presenting symptom that prompted the measurement campaign.</w:t>
+      </w:r>
+    </w:p>
+    <w:bookmarkEnd w:id="131"/>
+    <w:bookmarkStart w:id="132" w:name="diagnosis"/>
+    <w:p>
+      <w:pPr>
+        <w:pStyle w:val="Heading3"/>
+      </w:pPr>
+      <w:r>
+        <w:t xml:space="preserve">5.3.2 Diagnosis</w:t>
+      </w:r>
+    </w:p>
+    <w:p>
+      <w:pPr>
+        <w:pStyle w:val="FirstParagraph"/>
+      </w:pPr>
+      <w:r>
+        <w:t xml:space="preserve">OpenAlex returns references as OpenAlex work identifiers (</w:t>
+      </w:r>
+      <w:r>
+        <w:rPr>
+          <w:rStyle w:val="VerbatimChar"/>
+        </w:rPr>
+        <w:t xml:space="preserve">W2741809807</w:t>
+      </w:r>
+      <w:r>
+        <w:t xml:space="preserve">), not</w:t>
+      </w:r>
+      <w:r>
+        <w:t xml:space="preserve"> </w:t>
+      </w:r>
+      <w:r>
+        <w:t xml:space="preserve">DOIs. The traversal inferred a query type from the identifier's shape:</w:t>
+      </w:r>
+    </w:p>
+    <w:p>
+      <w:pPr>
+        <w:pStyle w:val="SourceCode"/>
+      </w:pPr>
+      <w:r>
+        <w:rPr>
+          <w:rStyle w:val="ControlFlowTok"/>
+        </w:rPr>
+        <w:t xml:space="preserve">if</w:t>
+      </w:r>
+      <w:r>
+        <w:rPr>
+          <w:rStyle w:val="NormalTok"/>
+        </w:rPr>
+        <w:t xml:space="preserve"> target_id.startswith(</w:t>
+      </w:r>
+      <w:r>
+        <w:rPr>
+          <w:rStyle w:val="StringTok"/>
+        </w:rPr>
+        <w:t xml:space="preserve">"10."</w:t>
+      </w:r>
+      <w:r>
+        <w:rPr>
+          <w:rStyle w:val="NormalTok"/>
+        </w:rPr>
+        <w:t xml:space="preserve">):   query_type </w:t>
+      </w:r>
+      <w:r>
+        <w:rPr>
+          <w:rStyle w:val="OperatorTok"/>
+        </w:rPr>
+        <w:t xml:space="preserve">=</w:t>
+      </w:r>
+      <w:r>
+        <w:rPr>
+          <w:rStyle w:val="NormalTok"/>
+        </w:rPr>
+        <w:t xml:space="preserve"> </w:t>
+      </w:r>
+      <w:r>
+        <w:rPr>
+          <w:rStyle w:val="StringTok"/>
+        </w:rPr>
+        <w:t xml:space="preserve">"doi"</w:t>
+      </w:r>
+      <w:r>
+        <w:br/>
+      </w:r>
+      <w:r>
+        <w:rPr>
+          <w:rStyle w:val="ControlFlowTok"/>
+        </w:rPr>
+        <w:t xml:space="preserve">elif</w:t>
+      </w:r>
+      <w:r>
+        <w:rPr>
+          <w:rStyle w:val="NormalTok"/>
+        </w:rPr>
+        <w:t xml:space="preserve"> target_id.isdigit():         query_type </w:t>
+      </w:r>
+      <w:r>
+        <w:rPr>
+          <w:rStyle w:val="OperatorTok"/>
+        </w:rPr>
+        <w:t xml:space="preserve">=</w:t>
+      </w:r>
+      <w:r>
+        <w:rPr>
+          <w:rStyle w:val="NormalTok"/>
+        </w:rPr>
+        <w:t xml:space="preserve"> </w:t>
+      </w:r>
+      <w:r>
+        <w:rPr>
+          <w:rStyle w:val="StringTok"/>
+        </w:rPr>
+        <w:t xml:space="preserve">"pmid"</w:t>
+      </w:r>
+      <w:r>
+        <w:br/>
+      </w:r>
+      <w:r>
+        <w:rPr>
+          <w:rStyle w:val="ControlFlowTok"/>
+        </w:rPr>
+        <w:t xml:space="preserve">else</w:t>
+      </w:r>
+      <w:r>
+        <w:rPr>
+          <w:rStyle w:val="NormalTok"/>
+        </w:rPr>
+        <w:t xml:space="preserve">:                             query_type </w:t>
+      </w:r>
+      <w:r>
+        <w:rPr>
+          <w:rStyle w:val="OperatorTok"/>
+        </w:rPr>
+        <w:t xml:space="preserve">=</w:t>
+      </w:r>
+      <w:r>
+        <w:rPr>
+          <w:rStyle w:val="NormalTok"/>
+        </w:rPr>
+        <w:t xml:space="preserve"> </w:t>
+      </w:r>
+      <w:r>
+        <w:rPr>
+          <w:rStyle w:val="StringTok"/>
+        </w:rPr>
+        <w:t xml:space="preserve">"doi"</w:t>
+      </w:r>
+      <w:r>
+        <w:rPr>
+          <w:rStyle w:val="NormalTok"/>
+        </w:rPr>
+        <w:t xml:space="preserve">   </w:t>
+      </w:r>
+      <w:r>
+        <w:rPr>
+          <w:rStyle w:val="CommentTok"/>
+        </w:rPr>
+        <w:t xml:space="preserve"># W-ids land here</w:t>
+      </w:r>
+    </w:p>
+    <w:p>
+      <w:pPr>
+        <w:pStyle w:val="FirstParagraph"/>
+      </w:pPr>
+      <w:r>
+        <w:t xml:space="preserve">A work identifier fell to the final branch and was validated against the DOI</w:t>
+      </w:r>
+      <w:r>
+        <w:t xml:space="preserve"> </w:t>
+      </w:r>
+      <w:r>
+        <w:t xml:space="preserve">regular expression, which rejected it. The resulting exception was caught by a</w:t>
+      </w:r>
+      <w:r>
+        <w:t xml:space="preserve"> </w:t>
+      </w:r>
+      <w:r>
+        <w:t xml:space="preserve">broad handler and logged at warning level, so the paper was silently dropped.</w:t>
+      </w:r>
+    </w:p>
+    <w:p>
+      <w:pPr>
+        <w:pStyle w:val="BodyText"/>
+      </w:pPr>
+      <w:r>
+        <w:t xml:space="preserve">Measurement on a representative seed:</w:t>
+      </w:r>
+    </w:p>
+    <w:p>
+      <w:pPr>
+        <w:pStyle w:val="SourceCode"/>
+      </w:pPr>
+      <w:r>
+        <w:rPr>
+          <w:rStyle w:val="VerbatimChar"/>
+        </w:rPr>
+        <w:t xml:space="preserve">target identifier kinds : {'W-id': 21, 'doi': 19}</w:t>
+      </w:r>
+      <w:r>
+        <w:br/>
+      </w:r>
+      <w:r>
+        <w:rPr>
+          <w:rStyle w:val="VerbatimChar"/>
+        </w:rPr>
+        <w:t xml:space="preserve">constructible as a query: 19     REJECTED: 21</w:t>
+      </w:r>
+    </w:p>
+    <w:p>
+      <w:pPr>
+        <w:pStyle w:val="FirstParagraph"/>
+      </w:pPr>
+      <w:r>
+        <w:t xml:space="preserve">Every OpenAlex-sourced reference was discarded. Only Crossref's DOI-formatted</w:t>
+      </w:r>
+      <w:r>
+        <w:t xml:space="preserve"> </w:t>
+      </w:r>
+      <w:r>
+        <w:t xml:space="preserve">references survived. Where Crossref holds no reference list, which is common,</w:t>
+      </w:r>
+      <w:r>
+        <w:t xml:space="preserve"> </w:t>
+      </w:r>
+      <w:r>
+        <w:t xml:space="preserve">since deposit is at publisher discretion, the result was a graph of one node:</w:t>
+      </w:r>
+    </w:p>
+    <w:p>
+      <w:pPr>
+        <w:pStyle w:val="SourceCode"/>
+      </w:pPr>
+      <w:r>
+        <w:rPr>
+          <w:rStyle w:val="VerbatimChar"/>
+        </w:rPr>
+        <w:t xml:space="preserve">references for PMID 32109013 : OpenAlex 21, Crossref 0  -&gt;  usable nodes 0</w:t>
+      </w:r>
+    </w:p>
+    <w:bookmarkEnd w:id="132"/>
+    <w:bookmarkStart w:id="133" w:name="X7a11b95523d397d7a4c353c47dab2a81bb0922c"/>
+    <w:p>
+      <w:pPr>
+        <w:pStyle w:val="Heading3"/>
+      </w:pPr>
+      <w:r>
+        <w:t xml:space="preserve">5.3.3 A second, independent defect in the same component</w:t>
+      </w:r>
+    </w:p>
+    <w:p>
+      <w:pPr>
+        <w:pStyle w:val="FirstParagraph"/>
+      </w:pPr>
+      <w:r>
+        <w:t xml:space="preserve">Forward citations were always empty. The OpenAlex</w:t>
+      </w:r>
+      <w:r>
+        <w:t xml:space="preserve"> </w:t>
+      </w:r>
+      <w:r>
+        <w:rPr>
+          <w:rStyle w:val="VerbatimChar"/>
+        </w:rPr>
+        <w:t xml:space="preserve">cites</w:t>
+      </w:r>
+      <w:r>
+        <w:t xml:space="preserve"> </w:t>
+      </w:r>
+      <w:r>
+        <w:t xml:space="preserve">filter accepts work</w:t>
+      </w:r>
+      <w:r>
+        <w:t xml:space="preserve"> </w:t>
+      </w:r>
+      <w:r>
+        <w:t xml:space="preserve">identifiers only, but the code passed a DOI-prefixed form:</w:t>
+      </w:r>
+    </w:p>
+    <w:p>
+      <w:pPr>
+        <w:pStyle w:val="SourceCode"/>
+      </w:pPr>
+      <w:r>
+        <w:rPr>
+          <w:rStyle w:val="VerbatimChar"/>
+        </w:rPr>
+        <w:t xml:space="preserve">filter=cites:doi:10.1056/nejmoa2002032   -&gt;  HTTP 200, meta.count = 0</w:t>
+      </w:r>
+      <w:r>
+        <w:br/>
+      </w:r>
+      <w:r>
+        <w:rPr>
+          <w:rStyle w:val="VerbatimChar"/>
+        </w:rPr>
+        <w:t xml:space="preserve">filter=cites:W3008827533                 -&gt;  HTTP 200, meta.count = 30606</w:t>
+      </w:r>
+    </w:p>
+    <w:p>
+      <w:pPr>
+        <w:pStyle w:val="FirstParagraph"/>
+      </w:pPr>
+      <w:r>
+        <w:t xml:space="preserve">This is the more instructive of the two faults. The malformed query returned</w:t>
+      </w:r>
+      <w:r>
+        <w:t xml:space="preserve"> </w:t>
+      </w:r>
+      <w:r>
+        <w:rPr>
+          <w:b/>
+          <w:bCs/>
+        </w:rPr>
         <w:t xml:space="preserve">HTTP 200 with a count of zero</w:t>
       </w:r>
       <w:r>
@@ -15822,8 +17103,8 @@
         <w:t xml:space="preserve">unremarkable.</w:t>
       </w:r>
     </w:p>
-    <w:bookmarkEnd w:id="114"/>
-    <w:bookmarkStart w:id="115" w:name="resolution"/>
+    <w:bookmarkEnd w:id="133"/>
+    <w:bookmarkStart w:id="134" w:name="resolution"/>
     <w:p>
       <w:pPr>
         <w:pStyle w:val="Heading3"/>
@@ -16070,9 +17351,9 @@
         </w:tc>
       </w:tr>
     </w:tbl>
-    <w:bookmarkEnd w:id="115"/>
-    <w:bookmarkEnd w:id="116"/>
-    <w:bookmarkStart w:id="120" w:name="Xc609cee7fc77e58635ee19e1cc6728e2d04a0a0"/>
+    <w:bookmarkEnd w:id="134"/>
+    <w:bookmarkEnd w:id="135"/>
+    <w:bookmarkStart w:id="139" w:name="Xc609cee7fc77e58635ee19e1cc6728e2d04a0a0"/>
     <w:p>
       <w:pPr>
         <w:pStyle w:val="Heading2"/>
@@ -16081,7 +17362,7 @@
         <w:t xml:space="preserve">5.4 Defect 2: a single null field discarding batches of fifty</w:t>
       </w:r>
     </w:p>
-    <w:bookmarkStart w:id="117" w:name="symptom-1"/>
+    <w:bookmarkStart w:id="136" w:name="symptom-1"/>
     <w:p>
       <w:pPr>
         <w:pStyle w:val="Heading3"/>
@@ -16104,8 +17385,8 @@
         <w:t xml:space="preserve">citations although OpenAlex reported 53 citing works.</w:t>
       </w:r>
     </w:p>
-    <w:bookmarkEnd w:id="117"/>
-    <w:bookmarkStart w:id="118" w:name="diagnosis-1"/>
+    <w:bookmarkEnd w:id="136"/>
+    <w:bookmarkStart w:id="137" w:name="diagnosis-1"/>
     <w:p>
       <w:pPr>
         <w:pStyle w:val="Heading3"/>
@@ -16329,8 +17610,8 @@
         <w:t xml:space="preserve">Twenty-three of fifty records had a null venue. This is not an edge case.</w:t>
       </w:r>
     </w:p>
-    <w:bookmarkEnd w:id="118"/>
-    <w:bookmarkStart w:id="119" w:name="resolution-1"/>
+    <w:bookmarkEnd w:id="137"/>
+    <w:bookmarkStart w:id="138" w:name="resolution-1"/>
     <w:p>
       <w:pPr>
         <w:pStyle w:val="Heading3"/>
@@ -16409,9 +17690,9 @@
         <w:t xml:space="preserve">the fix the same run took 12 s.</w:t>
       </w:r>
     </w:p>
-    <w:bookmarkEnd w:id="119"/>
-    <w:bookmarkEnd w:id="120"/>
-    <w:bookmarkStart w:id="124" w:name="X36b7f81446d9b67fd12067aa30c87782e8f11c4"/>
+    <w:bookmarkEnd w:id="138"/>
+    <w:bookmarkEnd w:id="139"/>
+    <w:bookmarkStart w:id="143" w:name="X36b7f81446d9b67fd12067aa30c87782e8f11c4"/>
     <w:p>
       <w:pPr>
         <w:pStyle w:val="Heading2"/>
@@ -16420,7 +17701,7 @@
         <w:t xml:space="preserve">5.5 Defect 3: ignore rules discarding the numbers they protect</w:t>
       </w:r>
     </w:p>
-    <w:bookmarkStart w:id="121" w:name="symptom-2"/>
+    <w:bookmarkStart w:id="140" w:name="symptom-2"/>
     <w:p>
       <w:pPr>
         <w:pStyle w:val="Heading3"/>
@@ -16437,8 +17718,8 @@
         <w:t xml:space="preserve">Only 15% of papers in a typical graph received any population evidence.</w:t>
       </w:r>
     </w:p>
-    <w:bookmarkEnd w:id="121"/>
-    <w:bookmarkStart w:id="122" w:name="diagnosis-2"/>
+    <w:bookmarkEnd w:id="140"/>
+    <w:bookmarkStart w:id="141" w:name="diagnosis-2"/>
     <w:p>
       <w:pPr>
         <w:pStyle w:val="Heading3"/>
@@ -16685,8 +17966,8 @@
         <w:t xml:space="preserve">threw it away because of the date at the end of the sentence.</w:t>
       </w:r>
     </w:p>
-    <w:bookmarkEnd w:id="122"/>
-    <w:bookmarkStart w:id="123" w:name="resolution-2"/>
+    <w:bookmarkEnd w:id="141"/>
+    <w:bookmarkStart w:id="142" w:name="resolution-2"/>
     <w:p>
       <w:pPr>
         <w:pStyle w:val="Heading3"/>
@@ -16922,9 +18203,9 @@
         <w:t xml:space="preserve">| Measure (40-paper graph) | Before | After | |--------------------------|-------:|------:| | Papers with extracted evidence | 7 | 15 | | Of those with an abstract | 7/29 | 15/29 | | High confidence (≥ 0.8) | 3 | 10 |</w:t>
       </w:r>
     </w:p>
-    <w:bookmarkEnd w:id="123"/>
-    <w:bookmarkEnd w:id="124"/>
-    <w:bookmarkStart w:id="128" w:name="defect-4-edge-weights-collapsing-to-zero"/>
+    <w:bookmarkEnd w:id="142"/>
+    <w:bookmarkEnd w:id="143"/>
+    <w:bookmarkStart w:id="147" w:name="defect-4-edge-weights-collapsing-to-zero"/>
     <w:p>
       <w:pPr>
         <w:pStyle w:val="Heading2"/>
@@ -16933,7 +18214,7 @@
         <w:t xml:space="preserve">5.6 Defect 4: edge weights collapsing to zero</w:t>
       </w:r>
     </w:p>
-    <w:bookmarkStart w:id="125" w:name="symptom-3"/>
+    <w:bookmarkStart w:id="144" w:name="symptom-3"/>
     <w:p>
       <w:pPr>
         <w:pStyle w:val="Heading3"/>
@@ -16956,8 +18237,8 @@
         <w:t xml:space="preserve">instructive in the catalogue.</w:t>
       </w:r>
     </w:p>
-    <w:bookmarkEnd w:id="125"/>
-    <w:bookmarkStart w:id="126" w:name="diagnosis-3"/>
+    <w:bookmarkEnd w:id="144"/>
+    <w:bookmarkStart w:id="145" w:name="diagnosis-3"/>
     <w:p>
       <w:pPr>
         <w:pStyle w:val="Heading3"/>
@@ -17174,8 +18455,8 @@
         <w:t xml:space="preserve">concealed it was an accident of truthiness rather than a designed behaviour.</w:t>
       </w:r>
     </w:p>
-    <w:bookmarkEnd w:id="126"/>
-    <w:bookmarkStart w:id="127" w:name="resolution-3"/>
+    <w:bookmarkEnd w:id="145"/>
+    <w:bookmarkStart w:id="146" w:name="resolution-3"/>
     <w:p>
       <w:pPr>
         <w:pStyle w:val="Heading3"/>
@@ -17534,15 +18815,15 @@
         <w:t xml:space="preserve">confidence is penalised, but nothing collapses to zero.</w:t>
       </w:r>
     </w:p>
-    <w:bookmarkEnd w:id="127"/>
-    <w:bookmarkEnd w:id="128"/>
-    <w:bookmarkStart w:id="129" w:name="Xc8ce40f0ec970d77128b6db7fefdfab4a691c46"/>
+    <w:bookmarkEnd w:id="146"/>
+    <w:bookmarkEnd w:id="147"/>
+    <w:bookmarkStart w:id="148" w:name="Xc8ce40f0ec970d77128b6db7fefdfab4a691c46"/>
     <w:p>
       <w:pPr>
         <w:pStyle w:val="Heading2"/>
       </w:pPr>
       <w:r>
-        <w:t xml:space="preserve">5.7 Defect 5: server-Side request forgery in URL input</w:t>
+        <w:t xml:space="preserve">5.7 Defect 5: server-side request forgery in URL input</w:t>
       </w:r>
     </w:p>
     <w:p>
@@ -17731,8 +19012,8 @@
         <w:t xml:space="preserve">failing the run. Trailing view segments are now trimmed.</w:t>
       </w:r>
     </w:p>
-    <w:bookmarkEnd w:id="129"/>
-    <w:bookmarkStart w:id="130" w:name="X90da22bb20cc699d17d9062158df2c33996080c"/>
+    <w:bookmarkEnd w:id="148"/>
+    <w:bookmarkStart w:id="149" w:name="X90da22bb20cc699d17d9062158df2c33996080c"/>
     <w:p>
       <w:pPr>
         <w:pStyle w:val="Heading2"/>
@@ -17877,8 +19158,8 @@
         <w:t xml:space="preserve">the frontend had offered GraphML as a format although no such route existed.</w:t>
       </w:r>
     </w:p>
-    <w:bookmarkEnd w:id="130"/>
-    <w:bookmarkStart w:id="131" w:name="deployment"/>
+    <w:bookmarkEnd w:id="149"/>
+    <w:bookmarkStart w:id="150" w:name="deployment"/>
     <w:p>
       <w:pPr>
         <w:pStyle w:val="Heading2"/>
@@ -18025,8 +19306,8 @@
         <w:t xml:space="preserve">public interface.</w:t>
       </w:r>
     </w:p>
-    <w:bookmarkEnd w:id="131"/>
-    <w:bookmarkStart w:id="132" w:name="discussion-why-these-defects-survived"/>
+    <w:bookmarkEnd w:id="150"/>
+    <w:bookmarkStart w:id="151" w:name="discussion-why-these-defects-survived"/>
     <w:p>
       <w:pPr>
         <w:pStyle w:val="Heading2"/>
@@ -18186,9 +19467,9 @@
         <w:t xml:space="preserve">and what the project proposal had specified from the outset.</w:t>
       </w:r>
     </w:p>
-    <w:bookmarkEnd w:id="132"/>
-    <w:bookmarkEnd w:id="133"/>
-    <w:bookmarkStart w:id="144" w:name="X2afb19af88039816e861f1e40cad1b7f407d604"/>
+    <w:bookmarkEnd w:id="151"/>
+    <w:bookmarkEnd w:id="152"/>
+    <w:bookmarkStart w:id="163" w:name="X2afb19af88039816e861f1e40cad1b7f407d604"/>
     <w:p>
       <w:pPr>
         <w:pStyle w:val="Heading1"/>
@@ -18223,7 +19504,7 @@
         <w:t xml:space="preserve">described in Section 4.7 is represented in the interface.</w:t>
       </w:r>
     </w:p>
-    <w:bookmarkStart w:id="135" w:name="technology-and-structure"/>
+    <w:bookmarkStart w:id="154" w:name="technology-and-structure"/>
     <w:p>
       <w:pPr>
         <w:pStyle w:val="Heading2"/>
@@ -18531,7 +19812,7 @@
         <w:t xml:space="preserve">.</w:t>
       </w:r>
     </w:p>
-    <w:bookmarkStart w:id="134" w:name="route-structure"/>
+    <w:bookmarkStart w:id="153" w:name="route-structure"/>
     <w:p>
       <w:pPr>
         <w:pStyle w:val="Heading3"/>
@@ -18885,9 +20166,9 @@
         <w:t xml:space="preserve">the evidence independently of it.</w:t>
       </w:r>
     </w:p>
-    <w:bookmarkEnd w:id="134"/>
-    <w:bookmarkEnd w:id="135"/>
-    <w:bookmarkStart w:id="136" w:name="the-submission-flow"/>
+    <w:bookmarkEnd w:id="153"/>
+    <w:bookmarkEnd w:id="154"/>
+    <w:bookmarkStart w:id="155" w:name="the-submission-flow"/>
     <w:p>
       <w:pPr>
         <w:pStyle w:val="Heading2"/>
@@ -19003,8 +20284,8 @@
         <w:t xml:space="preserve">spinner. An indeterminate spinner at 30 s reads as a hang.</w:t>
       </w:r>
     </w:p>
-    <w:bookmarkEnd w:id="136"/>
-    <w:bookmarkStart w:id="141" w:name="representing-uncertainty"/>
+    <w:bookmarkEnd w:id="155"/>
+    <w:bookmarkStart w:id="160" w:name="representing-uncertainty"/>
     <w:p>
       <w:pPr>
         <w:pStyle w:val="Heading2"/>
@@ -19027,7 +20308,7 @@
         <w:t xml:space="preserve">where Section 6.4.4 shows it currently overstates its case.</w:t>
       </w:r>
     </w:p>
-    <w:bookmarkStart w:id="137" w:name="status-before-number"/>
+    <w:bookmarkStart w:id="156" w:name="status-before-number"/>
     <w:p>
       <w:pPr>
         <w:pStyle w:val="Heading3"/>
@@ -19095,8 +20376,8 @@
         <w:t xml:space="preserve">status invites the reader to treat an ambiguous extraction as a settled fact.</w:t>
       </w:r>
     </w:p>
-    <w:bookmarkEnd w:id="137"/>
-    <w:bookmarkStart w:id="138" w:name="the-supporting-sentence-is-reachable"/>
+    <w:bookmarkEnd w:id="156"/>
+    <w:bookmarkStart w:id="157" w:name="the-supporting-sentence-is-reachable"/>
     <w:p>
       <w:pPr>
         <w:pStyle w:val="Heading3"/>
@@ -19146,8 +20427,8 @@
         <w:t xml:space="preserve">on every candidate (Section 4.2.2).</w:t>
       </w:r>
     </w:p>
-    <w:bookmarkEnd w:id="138"/>
-    <w:bookmarkStart w:id="139" w:name="absence-is-reported-not-implied"/>
+    <w:bookmarkEnd w:id="157"/>
+    <w:bookmarkStart w:id="158" w:name="absence-is-reported-not-implied"/>
     <w:p>
       <w:pPr>
         <w:pStyle w:val="Heading3"/>
@@ -19194,8 +20475,8 @@
         <w:t xml:space="preserve">and a user cannot distinguish them.</w:t>
       </w:r>
     </w:p>
-    <w:bookmarkEnd w:id="139"/>
-    <w:bookmarkStart w:id="140" w:name="X63633f0b232d7a595ce6e25e226cb980ff35da8"/>
+    <w:bookmarkEnd w:id="158"/>
+    <w:bookmarkStart w:id="159" w:name="X63633f0b232d7a595ce6e25e226cb980ff35da8"/>
     <w:p>
       <w:pPr>
         <w:pStyle w:val="Heading3"/>
@@ -19262,9 +20543,9 @@
         <w:t xml:space="preserve">more truthful with the current model.</w:t>
       </w:r>
     </w:p>
-    <w:bookmarkEnd w:id="140"/>
-    <w:bookmarkEnd w:id="141"/>
-    <w:bookmarkStart w:id="142" w:name="graph-visualisation"/>
+    <w:bookmarkEnd w:id="159"/>
+    <w:bookmarkEnd w:id="160"/>
+    <w:bookmarkStart w:id="161" w:name="graph-visualisation"/>
     <w:p>
       <w:pPr>
         <w:pStyle w:val="Heading2"/>
@@ -19419,8 +20700,8 @@
         <w:t xml:space="preserve">something was wrong, and one nobody read as such.</w:t>
       </w:r>
     </w:p>
-    <w:bookmarkEnd w:id="142"/>
-    <w:bookmarkStart w:id="143" w:name="export-design"/>
+    <w:bookmarkEnd w:id="161"/>
+    <w:bookmarkStart w:id="162" w:name="export-design"/>
     <w:p>
       <w:pPr>
         <w:pStyle w:val="Heading2"/>
@@ -19700,9 +20981,9 @@
         <w:t xml:space="preserve">likely to circulate.</w:t>
       </w:r>
     </w:p>
-    <w:bookmarkEnd w:id="143"/>
-    <w:bookmarkEnd w:id="144"/>
-    <w:bookmarkStart w:id="164" w:name="chapter-6-evaluation-and-results"/>
+    <w:bookmarkEnd w:id="162"/>
+    <w:bookmarkEnd w:id="163"/>
+    <w:bookmarkStart w:id="183" w:name="chapter-6-evaluation-and-results"/>
     <w:p>
       <w:pPr>
         <w:pStyle w:val="Heading1"/>
@@ -19761,7 +21042,7 @@
         <w:t xml:space="preserve">Section 7.3.</w:t>
       </w:r>
     </w:p>
-    <w:bookmarkStart w:id="148" w:name="gold-standard"/>
+    <w:bookmarkStart w:id="167" w:name="gold-standard"/>
     <w:p>
       <w:pPr>
         <w:pStyle w:val="Heading2"/>
@@ -19770,7 +21051,7 @@
         <w:t xml:space="preserve">6.1 Gold Standard</w:t>
       </w:r>
     </w:p>
-    <w:bookmarkStart w:id="145" w:name="composition"/>
+    <w:bookmarkStart w:id="164" w:name="composition"/>
     <w:p>
       <w:pPr>
         <w:pStyle w:val="Heading3"/>
@@ -20270,8 +21551,8 @@
         <w:t xml:space="preserve">for.</w:t>
       </w:r>
     </w:p>
-    <w:bookmarkEnd w:id="145"/>
-    <w:bookmarkStart w:id="146" w:name="hard-negatives"/>
+    <w:bookmarkEnd w:id="164"/>
+    <w:bookmarkStart w:id="165" w:name="hard-negatives"/>
     <w:p>
       <w:pPr>
         <w:pStyle w:val="Heading3"/>
@@ -20579,8 +21860,8 @@
         <w:t xml:space="preserve">most informative in the set.</w:t>
       </w:r>
     </w:p>
-    <w:bookmarkEnd w:id="146"/>
-    <w:bookmarkStart w:id="147" w:name="annotation-protocol-and-its-limits"/>
+    <w:bookmarkEnd w:id="165"/>
+    <w:bookmarkStart w:id="166" w:name="annotation-protocol-and-its-limits"/>
     <w:p>
       <w:pPr>
         <w:pStyle w:val="Heading3"/>
@@ -20641,9 +21922,9 @@
         <w:t xml:space="preserve">only, biomedical concentration.</w:t>
       </w:r>
     </w:p>
-    <w:bookmarkEnd w:id="147"/>
-    <w:bookmarkEnd w:id="148"/>
-    <w:bookmarkStart w:id="149" w:name="metadata-resolution-2"/>
+    <w:bookmarkEnd w:id="166"/>
+    <w:bookmarkEnd w:id="167"/>
+    <w:bookmarkStart w:id="168" w:name="metadata-resolution-2"/>
     <w:p>
       <w:pPr>
         <w:pStyle w:val="Heading2"/>
@@ -20961,8 +22242,8 @@
         <w:t xml:space="preserve">resolution path and were recovered only because a second provider was queried.</w:t>
       </w:r>
     </w:p>
-    <w:bookmarkEnd w:id="149"/>
-    <w:bookmarkStart w:id="150" w:name="abstract-availability"/>
+    <w:bookmarkEnd w:id="168"/>
+    <w:bookmarkStart w:id="169" w:name="abstract-availability"/>
     <w:p>
       <w:pPr>
         <w:pStyle w:val="Heading2"/>
@@ -21233,8 +22514,8 @@
         <w:t xml:space="preserve">additional API call per run.</w:t>
       </w:r>
     </w:p>
-    <w:bookmarkEnd w:id="150"/>
-    <w:bookmarkStart w:id="155" w:name="population-extraction-1"/>
+    <w:bookmarkEnd w:id="169"/>
+    <w:bookmarkStart w:id="174" w:name="population-extraction-1"/>
     <w:p>
       <w:pPr>
         <w:pStyle w:val="Heading2"/>
@@ -21243,7 +22524,7 @@
         <w:t xml:space="preserve">6.4 Population Extraction</w:t>
       </w:r>
     </w:p>
-    <w:bookmarkStart w:id="151" w:name="detection"/>
+    <w:bookmarkStart w:id="170" w:name="detection"/>
     <w:p>
       <w:pPr>
         <w:pStyle w:val="Heading3"/>
@@ -21682,8 +22963,8 @@
         <w:t xml:space="preserve">the sample-size caveat above.</w:t>
       </w:r>
     </w:p>
-    <w:bookmarkEnd w:id="151"/>
-    <w:bookmarkStart w:id="152" w:name="value-accuracy"/>
+    <w:bookmarkEnd w:id="170"/>
+    <w:bookmarkStart w:id="171" w:name="value-accuracy"/>
     <w:p>
       <w:pPr>
         <w:pStyle w:val="Heading3"/>
@@ -21862,8 +23143,8 @@
         <w:t xml:space="preserve">policy in Section 4.2.2 preferred another.</w:t>
       </w:r>
     </w:p>
-    <w:bookmarkEnd w:id="152"/>
-    <w:bookmarkStart w:id="153" w:name="semantic-type-classification"/>
+    <w:bookmarkEnd w:id="171"/>
+    <w:bookmarkStart w:id="172" w:name="semantic-type-classification"/>
     <w:p>
       <w:pPr>
         <w:pStyle w:val="Heading3"/>
@@ -22300,8 +23581,8 @@
         <w:t xml:space="preserve">argument for the supervised approach discussed in Section 8.2.</w:t>
       </w:r>
     </w:p>
-    <w:bookmarkEnd w:id="153"/>
-    <w:bookmarkStart w:id="154" w:name="X979fc6e50f5d42ba475bbaed2d661b6b7e01176"/>
+    <w:bookmarkEnd w:id="172"/>
+    <w:bookmarkStart w:id="173" w:name="X979fc6e50f5d42ba475bbaed2d661b6b7e01176"/>
     <w:p>
       <w:pPr>
         <w:pStyle w:val="Heading3"/>
@@ -22545,9 +23826,9 @@
         <w:t xml:space="preserve">calibration against held-out data as the remedy.</w:t>
       </w:r>
     </w:p>
-    <w:bookmarkEnd w:id="154"/>
-    <w:bookmarkEnd w:id="155"/>
-    <w:bookmarkStart w:id="156" w:name="citation-graph-construction"/>
+    <w:bookmarkEnd w:id="173"/>
+    <w:bookmarkEnd w:id="174"/>
+    <w:bookmarkStart w:id="175" w:name="citation-graph-construction"/>
     <w:p>
       <w:pPr>
         <w:pStyle w:val="Heading2"/>
@@ -23314,8 +24595,8 @@
         <w:t xml:space="preserve">records this as the principal unaddressed question.</w:t>
       </w:r>
     </w:p>
-    <w:bookmarkEnd w:id="156"/>
-    <w:bookmarkStart w:id="161" w:name="performance"/>
+    <w:bookmarkEnd w:id="175"/>
+    <w:bookmarkStart w:id="180" w:name="performance"/>
     <w:p>
       <w:pPr>
         <w:pStyle w:val="Heading2"/>
@@ -23324,7 +24605,7 @@
         <w:t xml:space="preserve">6.6 Performance</w:t>
       </w:r>
     </w:p>
-    <w:bookmarkStart w:id="157" w:name="stage-breakdown"/>
+    <w:bookmarkStart w:id="176" w:name="stage-breakdown"/>
     <w:p>
       <w:pPr>
         <w:pStyle w:val="Heading3"/>
@@ -23756,8 +25037,8 @@
         <w:t xml:space="preserve">the first place local optimisation would pay.</w:t>
       </w:r>
     </w:p>
-    <w:bookmarkEnd w:id="157"/>
-    <w:bookmarkStart w:id="158" w:name="scaling-with-graph-size"/>
+    <w:bookmarkEnd w:id="176"/>
+    <w:bookmarkStart w:id="177" w:name="scaling-with-graph-size"/>
     <w:p>
       <w:pPr>
         <w:pStyle w:val="Heading3"/>
@@ -23913,8 +25194,8 @@
         <w:t xml:space="preserve">at 100 papers and fails at 200.</w:t>
       </w:r>
     </w:p>
-    <w:bookmarkEnd w:id="158"/>
-    <w:bookmarkStart w:id="159" w:name="effect-of-connection-pooling"/>
+    <w:bookmarkEnd w:id="177"/>
+    <w:bookmarkStart w:id="178" w:name="effect-of-connection-pooling"/>
     <w:p>
       <w:pPr>
         <w:pStyle w:val="Heading3"/>
@@ -24077,8 +25358,8 @@
         <w:t xml:space="preserve">| | Before | After | |---|---:|---:| | Mean request latency | 2,893 ms | 573 ms | | 40-paper run | 93.3 s | 27.9 s |</w:t>
       </w:r>
     </w:p>
-    <w:bookmarkEnd w:id="159"/>
-    <w:bookmarkStart w:id="160" w:name="path-ranking-complexity"/>
+    <w:bookmarkEnd w:id="178"/>
+    <w:bookmarkStart w:id="179" w:name="path-ranking-complexity"/>
     <w:p>
       <w:pPr>
         <w:pStyle w:val="Heading3"/>
@@ -24419,9 +25700,9 @@
         <w:t xml:space="preserve">O(nodes × paths) and the replacement is O(paths).</w:t>
       </w:r>
     </w:p>
-    <w:bookmarkEnd w:id="160"/>
-    <w:bookmarkEnd w:id="161"/>
-    <w:bookmarkStart w:id="162" w:name="X842e6b766425d321bd9ec6cf3ce2a8982c51653"/>
+    <w:bookmarkEnd w:id="179"/>
+    <w:bookmarkEnd w:id="180"/>
+    <w:bookmarkStart w:id="181" w:name="X842e6b766425d321bd9ec6cf3ce2a8982c51653"/>
     <w:p>
       <w:pPr>
         <w:pStyle w:val="Heading2"/>
@@ -24679,14 +25960,14 @@
         <w:t xml:space="preserve">resolve.</w:t>
       </w:r>
     </w:p>
-    <w:bookmarkEnd w:id="162"/>
-    <w:bookmarkStart w:id="163" w:name="summary-of-results-against-objectives"/>
+    <w:bookmarkEnd w:id="181"/>
+    <w:bookmarkStart w:id="182" w:name="summary-of-results-against-objectives"/>
     <w:p>
       <w:pPr>
         <w:pStyle w:val="Heading2"/>
       </w:pPr>
       <w:r>
-        <w:t xml:space="preserve">6.8 Summary of Results against objectives</w:t>
+        <w:t xml:space="preserve">6.8 Summary of results against objectives</w:t>
       </w:r>
     </w:p>
     <w:tbl>
@@ -25110,9 +26391,9 @@
         <w:t xml:space="preserve">(6.5).</w:t>
       </w:r>
     </w:p>
-    <w:bookmarkEnd w:id="163"/>
-    <w:bookmarkEnd w:id="164"/>
-    <w:bookmarkStart w:id="170" w:name="chapter-6-continued-extended-analysis"/>
+    <w:bookmarkEnd w:id="182"/>
+    <w:bookmarkEnd w:id="183"/>
+    <w:bookmarkStart w:id="189" w:name="chapter-6-continued-extended-analysis"/>
     <w:p>
       <w:pPr>
         <w:pStyle w:val="Heading1"/>
@@ -25121,13 +26402,13 @@
         <w:t xml:space="preserve">Chapter 6 (continued): Extended Analysis</w:t>
       </w:r>
     </w:p>
-    <w:bookmarkStart w:id="165" w:name="performance-by-study-design"/>
+    <w:bookmarkStart w:id="184" w:name="performance-by-study-design"/>
     <w:p>
       <w:pPr>
         <w:pStyle w:val="Heading2"/>
       </w:pPr>
       <w:r>
-        <w:t xml:space="preserve">6.9 Performance by Study Design</w:t>
+        <w:t xml:space="preserve">6.9 Performance by study design</w:t>
       </w:r>
     </w:p>
     <w:p>
@@ -26267,8 +27548,8 @@
         <w:t xml:space="preserve">whose abstracts most resemble clinical reports without describing a cohort.</w:t>
       </w:r>
     </w:p>
-    <w:bookmarkEnd w:id="165"/>
-    <w:bookmarkStart w:id="166" w:name="X0a62906ae58d6bb3bc97bf6a9257489699ecda6"/>
+    <w:bookmarkEnd w:id="184"/>
+    <w:bookmarkStart w:id="185" w:name="X0a62906ae58d6bb3bc97bf6a9257489699ecda6"/>
     <w:p>
       <w:pPr>
         <w:pStyle w:val="Heading2"/>
@@ -26521,14 +27802,14 @@
         <w:t xml:space="preserve">distinction.</w:t>
       </w:r>
     </w:p>
-    <w:bookmarkEnd w:id="166"/>
-    <w:bookmarkStart w:id="167" w:name="sensitivity-of-the-graph-to-seed-choice"/>
+    <w:bookmarkEnd w:id="185"/>
+    <w:bookmarkStart w:id="186" w:name="sensitivity-of-the-graph-to-seed-choice"/>
     <w:p>
       <w:pPr>
         <w:pStyle w:val="Heading2"/>
       </w:pPr>
       <w:r>
-        <w:t xml:space="preserve">6.11 Sensitivity of the Graph to Seed Choice</w:t>
+        <w:t xml:space="preserve">6.11 Sensitivity of the graph to seed choice</w:t>
       </w:r>
     </w:p>
     <w:p>
@@ -26956,8 +28237,8 @@
         <w:t xml:space="preserve">is driven by the number of external lookups rather than by graph computation.</w:t>
       </w:r>
     </w:p>
-    <w:bookmarkEnd w:id="167"/>
-    <w:bookmarkStart w:id="168" w:name="X4819e9d8a64bd53959a27145836b7050b25c24c"/>
+    <w:bookmarkEnd w:id="186"/>
+    <w:bookmarkStart w:id="187" w:name="X4819e9d8a64bd53959a27145836b7050b25c24c"/>
     <w:p>
       <w:pPr>
         <w:pStyle w:val="Heading2"/>
@@ -27379,14 +28660,14 @@
         <w:t xml:space="preserve">output now separates them.</w:t>
       </w:r>
     </w:p>
-    <w:bookmarkEnd w:id="168"/>
-    <w:bookmarkStart w:id="169" w:name="cumulative-effect-of-the-corrections"/>
+    <w:bookmarkEnd w:id="187"/>
+    <w:bookmarkStart w:id="188" w:name="cumulative-effect-of-the-corrections"/>
     <w:p>
       <w:pPr>
         <w:pStyle w:val="Heading2"/>
       </w:pPr>
       <w:r>
-        <w:t xml:space="preserve">6.13 Cumulative Effect of the Corrections</w:t>
+        <w:t xml:space="preserve">6.13 Cumulative effect of the corrections</w:t>
       </w:r>
     </w:p>
     <w:p>
@@ -27733,9 +29014,9 @@
         <w:t xml:space="preserve">measurement. Section 7.1.1 draws the general lesson.</w:t>
       </w:r>
     </w:p>
-    <w:bookmarkEnd w:id="169"/>
-    <w:bookmarkEnd w:id="170"/>
-    <w:bookmarkStart w:id="185" w:name="chapter-7-discussion"/>
+    <w:bookmarkEnd w:id="188"/>
+    <w:bookmarkEnd w:id="189"/>
+    <w:bookmarkStart w:id="204" w:name="chapter-7-discussion"/>
     <w:p>
       <w:pPr>
         <w:pStyle w:val="Heading1"/>
@@ -27744,7 +29025,7 @@
         <w:t xml:space="preserve">Chapter 7: Discussion</w:t>
       </w:r>
     </w:p>
-    <w:bookmarkStart w:id="175" w:name="interpretation-of-results"/>
+    <w:bookmarkStart w:id="194" w:name="interpretation-of-results"/>
     <w:p>
       <w:pPr>
         <w:pStyle w:val="Heading2"/>
@@ -27753,7 +29034,7 @@
         <w:t xml:space="preserve">7.1 Interpretation of Results</w:t>
       </w:r>
     </w:p>
-    <w:bookmarkStart w:id="171" w:name="Xa006b59f01dfc2b16089884813410c63029d7b4"/>
+    <w:bookmarkStart w:id="190" w:name="Xa006b59f01dfc2b16089884813410c63029d7b4"/>
     <w:p>
       <w:pPr>
         <w:pStyle w:val="Heading3"/>
@@ -27902,8 +29183,8 @@
         <w:t xml:space="preserve">goes to the wrong place.</w:t>
       </w:r>
     </w:p>
-    <w:bookmarkEnd w:id="171"/>
-    <w:bookmarkStart w:id="172" w:name="semantic-typing-is-the-genuine-weakness"/>
+    <w:bookmarkEnd w:id="190"/>
+    <w:bookmarkStart w:id="191" w:name="semantic-typing-is-the-genuine-weakness"/>
     <w:p>
       <w:pPr>
         <w:pStyle w:val="Heading3"/>
@@ -27992,8 +29273,8 @@
         <w:t xml:space="preserve">[nye2018ebmnlp] is the natural route to it.</w:t>
       </w:r>
     </w:p>
-    <w:bookmarkEnd w:id="172"/>
-    <w:bookmarkStart w:id="173" w:name="Xab00344e1cf57a2e630ca0c975ea4778b578c26"/>
+    <w:bookmarkEnd w:id="191"/>
+    <w:bookmarkStart w:id="192" w:name="Xab00344e1cf57a2e630ca0c975ea4778b578c26"/>
     <w:p>
       <w:pPr>
         <w:pStyle w:val="Heading3"/>
@@ -28120,8 +29401,8 @@
         <w:t xml:space="preserve">than twenty papers.</w:t>
       </w:r>
     </w:p>
-    <w:bookmarkEnd w:id="173"/>
-    <w:bookmarkStart w:id="174" w:name="X7a4d1f49f1769d03c53cf7bc88cb74bd234f637"/>
+    <w:bookmarkEnd w:id="192"/>
+    <w:bookmarkStart w:id="193" w:name="X7a4d1f49f1769d03c53cf7bc88cb74bd234f637"/>
     <w:p>
       <w:pPr>
         <w:pStyle w:val="Heading3"/>
@@ -28174,9 +29455,9 @@
         <w:t xml:space="preserve">from reusing one pooled client rather than creating one per request.</w:t>
       </w:r>
     </w:p>
-    <w:bookmarkEnd w:id="174"/>
-    <w:bookmarkEnd w:id="175"/>
-    <w:bookmarkStart w:id="176" w:name="reflections-on-the-development-process"/>
+    <w:bookmarkEnd w:id="193"/>
+    <w:bookmarkEnd w:id="194"/>
+    <w:bookmarkStart w:id="195" w:name="reflections-on-the-development-process"/>
     <w:p>
       <w:pPr>
         <w:pStyle w:val="Heading2"/>
@@ -28410,8 +29691,8 @@
         <w:t xml:space="preserve">emptiness visible.</w:t>
       </w:r>
     </w:p>
-    <w:bookmarkEnd w:id="176"/>
-    <w:bookmarkStart w:id="181" w:name="threats-to-validity"/>
+    <w:bookmarkEnd w:id="195"/>
+    <w:bookmarkStart w:id="200" w:name="threats-to-validity"/>
     <w:p>
       <w:pPr>
         <w:pStyle w:val="Heading2"/>
@@ -28420,7 +29701,7 @@
         <w:t xml:space="preserve">7.3 Threats to Validity</w:t>
       </w:r>
     </w:p>
-    <w:bookmarkStart w:id="177" w:name="construct-validity"/>
+    <w:bookmarkStart w:id="196" w:name="construct-validity"/>
     <w:p>
       <w:pPr>
         <w:pStyle w:val="Heading3"/>
@@ -28507,8 +29788,8 @@
         <w:t xml:space="preserve">sensitivity analysis was performed.</w:t>
       </w:r>
     </w:p>
-    <w:bookmarkEnd w:id="177"/>
-    <w:bookmarkStart w:id="178" w:name="internal-validity"/>
+    <w:bookmarkEnd w:id="196"/>
+    <w:bookmarkStart w:id="197" w:name="internal-validity"/>
     <w:p>
       <w:pPr>
         <w:pStyle w:val="Heading3"/>
@@ -28607,8 +29888,8 @@
         <w:t xml:space="preserve">incorrectly collapsed two distinct papers would not be detected.</w:t>
       </w:r>
     </w:p>
-    <w:bookmarkEnd w:id="178"/>
-    <w:bookmarkStart w:id="179" w:name="external-validity"/>
+    <w:bookmarkEnd w:id="197"/>
+    <w:bookmarkStart w:id="198" w:name="external-validity"/>
     <w:p>
       <w:pPr>
         <w:pStyle w:val="Heading3"/>
@@ -28701,8 +29982,8 @@
         <w:t xml:space="preserve">corpus would be more reproducible and is proposed in Section 8.2.</w:t>
       </w:r>
     </w:p>
-    <w:bookmarkEnd w:id="179"/>
-    <w:bookmarkStart w:id="180" w:name="conclusion-validity"/>
+    <w:bookmarkEnd w:id="198"/>
+    <w:bookmarkStart w:id="199" w:name="conclusion-validity"/>
     <w:p>
       <w:pPr>
         <w:pStyle w:val="Heading3"/>
@@ -28801,9 +30082,9 @@
         <w:t xml:space="preserve">significant unaddressed question in the work.</w:t>
       </w:r>
     </w:p>
-    <w:bookmarkEnd w:id="180"/>
-    <w:bookmarkEnd w:id="181"/>
-    <w:bookmarkStart w:id="182" w:name="divergence-from-the-project-proposal"/>
+    <w:bookmarkEnd w:id="199"/>
+    <w:bookmarkEnd w:id="200"/>
+    <w:bookmarkStart w:id="201" w:name="divergence-from-the-project-proposal"/>
     <w:p>
       <w:pPr>
         <w:pStyle w:val="Heading2"/>
@@ -29224,8 +30505,8 @@
         <w:t xml:space="preserve">study.</w:t>
       </w:r>
     </w:p>
-    <w:bookmarkEnd w:id="182"/>
-    <w:bookmarkStart w:id="183" w:name="known-open-issues"/>
+    <w:bookmarkEnd w:id="201"/>
+    <w:bookmarkStart w:id="202" w:name="known-open-issues"/>
     <w:p>
       <w:pPr>
         <w:pStyle w:val="Heading2"/>
@@ -29408,8 +30689,8 @@
         <w:t xml:space="preserve">NFR-1's 60-second target.</w:t>
       </w:r>
     </w:p>
-    <w:bookmarkEnd w:id="183"/>
-    <w:bookmarkStart w:id="184" w:name="ethical-and-legal-considerations"/>
+    <w:bookmarkEnd w:id="202"/>
+    <w:bookmarkStart w:id="203" w:name="ethical-and-legal-considerations"/>
     <w:p>
       <w:pPr>
         <w:pStyle w:val="Heading2"/>
@@ -29526,9 +30807,9 @@
         <w:t xml:space="preserve">under-resourced institutions and non-English literatures.</w:t>
       </w:r>
     </w:p>
-    <w:bookmarkEnd w:id="184"/>
-    <w:bookmarkEnd w:id="185"/>
-    <w:bookmarkStart w:id="197" w:name="chapter-8-conclusion-and-future-work"/>
+    <w:bookmarkEnd w:id="203"/>
+    <w:bookmarkEnd w:id="204"/>
+    <w:bookmarkStart w:id="216" w:name="chapter-8-conclusion-and-future-work"/>
     <w:p>
       <w:pPr>
         <w:pStyle w:val="Heading1"/>
@@ -29537,7 +30818,7 @@
         <w:t xml:space="preserve">Chapter 8: Conclusion and Future Work</w:t>
       </w:r>
     </w:p>
-    <w:bookmarkStart w:id="186" w:name="conclusion"/>
+    <w:bookmarkStart w:id="205" w:name="conclusion"/>
     <w:p>
       <w:pPr>
         <w:pStyle w:val="Heading2"/>
@@ -29973,8 +31254,8 @@
         <w:t xml:space="preserve">uncertainty signalling is weaker than its interface implies.</w:t>
       </w:r>
     </w:p>
-    <w:bookmarkEnd w:id="186"/>
-    <w:bookmarkStart w:id="195" w:name="future-work"/>
+    <w:bookmarkEnd w:id="205"/>
+    <w:bookmarkStart w:id="214" w:name="future-work"/>
     <w:p>
       <w:pPr>
         <w:pStyle w:val="Heading2"/>
@@ -29991,7 +31272,7 @@
         <w:t xml:space="preserve">Ordered by expected value relative to cost.</w:t>
       </w:r>
     </w:p>
-    <w:bookmarkStart w:id="187" w:name="calibrate-the-confidence-scores"/>
+    <w:bookmarkStart w:id="206" w:name="calibrate-the-confidence-scores"/>
     <w:p>
       <w:pPr>
         <w:pStyle w:val="Heading3"/>
@@ -30044,8 +31325,8 @@
         <w:t xml:space="preserve">distinguishing feature actually trustworthy.</w:t>
       </w:r>
     </w:p>
-    <w:bookmarkEnd w:id="187"/>
-    <w:bookmarkStart w:id="188" w:name="compare-against-an-unweighted-baseline"/>
+    <w:bookmarkEnd w:id="206"/>
+    <w:bookmarkStart w:id="207" w:name="compare-against-an-unweighted-baseline"/>
     <w:p>
       <w:pPr>
         <w:pStyle w:val="Heading3"/>
@@ -30086,8 +31367,8 @@
         <w:t xml:space="preserve">first experiment a continuation of this work should run.</w:t>
       </w:r>
     </w:p>
-    <w:bookmarkEnd w:id="188"/>
-    <w:bookmarkStart w:id="189" w:name="extend-and-re-annotate-the-gold-standard"/>
+    <w:bookmarkEnd w:id="207"/>
+    <w:bookmarkStart w:id="208" w:name="extend-and-re-annotate-the-gold-standard"/>
     <w:p>
       <w:pPr>
         <w:pStyle w:val="Heading3"/>
@@ -30122,8 +31403,8 @@
         <w:t xml:space="preserve">remove the most serious methodological weakness identified in §7.3.2.</w:t>
       </w:r>
     </w:p>
-    <w:bookmarkEnd w:id="189"/>
-    <w:bookmarkStart w:id="190" w:name="supervised-extraction"/>
+    <w:bookmarkEnd w:id="208"/>
+    <w:bookmarkStart w:id="209" w:name="supervised-extraction"/>
     <w:p>
       <w:pPr>
         <w:pStyle w:val="Heading3"/>
@@ -30176,8 +31457,8 @@
         <w:t xml:space="preserve">provides.</w:t>
       </w:r>
     </w:p>
-    <w:bookmarkEnd w:id="190"/>
-    <w:bookmarkStart w:id="191" w:name="full-text-extraction"/>
+    <w:bookmarkEnd w:id="209"/>
+    <w:bookmarkStart w:id="210" w:name="full-text-extraction"/>
     <w:p>
       <w:pPr>
         <w:pStyle w:val="Heading3"/>
@@ -30218,8 +31499,8 @@
         <w:t xml:space="preserve">retrievable, keeping the system within the bounds §7.6 describes.</w:t>
       </w:r>
     </w:p>
-    <w:bookmarkEnd w:id="191"/>
-    <w:bookmarkStart w:id="192" w:name="study-level-deduplication"/>
+    <w:bookmarkEnd w:id="210"/>
+    <w:bookmarkStart w:id="211" w:name="study-level-deduplication"/>
     <w:p>
       <w:pPr>
         <w:pStyle w:val="Heading3"/>
@@ -30260,8 +31541,8 @@
         <w:t xml:space="preserve">offer a practical join key.</w:t>
       </w:r>
     </w:p>
-    <w:bookmarkEnd w:id="192"/>
-    <w:bookmarkStart w:id="193" w:name="a-frozen-evaluation-corpus"/>
+    <w:bookmarkEnd w:id="211"/>
+    <w:bookmarkStart w:id="212" w:name="a-frozen-evaluation-corpus"/>
     <w:p>
       <w:pPr>
         <w:pStyle w:val="Heading3"/>
@@ -30290,8 +31571,8 @@
         <w:t xml:space="preserve">detection when extraction logic changes.</w:t>
       </w:r>
     </w:p>
-    <w:bookmarkEnd w:id="193"/>
-    <w:bookmarkStart w:id="194" w:name="citation-context-and-sentiment"/>
+    <w:bookmarkEnd w:id="212"/>
+    <w:bookmarkStart w:id="213" w:name="citation-context-and-sentiment"/>
     <w:p>
       <w:pPr>
         <w:pStyle w:val="Heading3"/>
@@ -30326,9 +31607,9 @@
         <w:t xml:space="preserve">speculative item here.</w:t>
       </w:r>
     </w:p>
-    <w:bookmarkEnd w:id="194"/>
-    <w:bookmarkEnd w:id="195"/>
-    <w:bookmarkStart w:id="196" w:name="closing-remarks"/>
+    <w:bookmarkEnd w:id="213"/>
+    <w:bookmarkEnd w:id="214"/>
+    <w:bookmarkStart w:id="215" w:name="closing-remarks"/>
     <w:p>
       <w:pPr>
         <w:pStyle w:val="Heading2"/>
@@ -30427,9 +31708,9 @@
         <w:t xml:space="preserve">authors would carry into another project.</w:t>
       </w:r>
     </w:p>
-    <w:bookmarkEnd w:id="196"/>
-    <w:bookmarkEnd w:id="197"/>
-    <w:bookmarkStart w:id="203" w:name="appendix-a-api-reference"/>
+    <w:bookmarkEnd w:id="215"/>
+    <w:bookmarkEnd w:id="216"/>
+    <w:bookmarkStart w:id="222" w:name="appendix-a-api-reference"/>
     <w:p>
       <w:pPr>
         <w:pStyle w:val="Heading1"/>
@@ -30559,7 +31840,7 @@
         <w:t xml:space="preserve">is unset (see Section 7.5).</w:t>
       </w:r>
     </w:p>
-    <w:bookmarkStart w:id="198" w:name="a.1-get-health"/>
+    <w:bookmarkStart w:id="217" w:name="a.1-get-health"/>
     <w:p>
       <w:pPr>
         <w:pStyle w:val="Heading2"/>
@@ -30618,8 +31899,8 @@
         <w:t xml:space="preserve">}</w:t>
       </w:r>
     </w:p>
-    <w:bookmarkEnd w:id="198"/>
-    <w:bookmarkStart w:id="199" w:name="a.2-post-apiruns"/>
+    <w:bookmarkEnd w:id="217"/>
+    <w:bookmarkStart w:id="218" w:name="a.2-post-apiruns"/>
     <w:p>
       <w:pPr>
         <w:pStyle w:val="Heading2"/>
@@ -31414,8 +32695,8 @@
         <w:t xml:space="preserve">}</w:t>
       </w:r>
     </w:p>
-    <w:bookmarkEnd w:id="199"/>
-    <w:bookmarkStart w:id="200" w:name="a.3-get-apirunsrun_id"/>
+    <w:bookmarkEnd w:id="218"/>
+    <w:bookmarkStart w:id="219" w:name="a.3-get-apirunsrun_id"/>
     <w:p>
       <w:pPr>
         <w:pStyle w:val="Heading2"/>
@@ -31764,8 +33045,8 @@
         <w:t xml:space="preserve">return a correlation reference rather than the underlying exception text.</w:t>
       </w:r>
     </w:p>
-    <w:bookmarkEnd w:id="200"/>
-    <w:bookmarkStart w:id="201" w:name="a.4-get-apirunsrun_idgraph"/>
+    <w:bookmarkEnd w:id="219"/>
+    <w:bookmarkStart w:id="220" w:name="a.4-get-apirunsrun_idgraph"/>
     <w:p>
       <w:pPr>
         <w:pStyle w:val="Heading2"/>
@@ -32170,8 +33451,8 @@
         <w:t xml:space="preserve">(Section 4.4.2).</w:t>
       </w:r>
     </w:p>
-    <w:bookmarkEnd w:id="201"/>
-    <w:bookmarkStart w:id="202" w:name="a.5-exports"/>
+    <w:bookmarkEnd w:id="220"/>
+    <w:bookmarkStart w:id="221" w:name="a.5-exports"/>
     <w:p>
       <w:pPr>
         <w:pStyle w:val="Heading2"/>
@@ -32421,9 +33702,9 @@
         <w:t xml:space="preserve">UTF-8 byte-order mark so spreadsheet software renders accented author names.</w:t>
       </w:r>
     </w:p>
-    <w:bookmarkEnd w:id="202"/>
-    <w:bookmarkEnd w:id="203"/>
-    <w:bookmarkStart w:id="210" w:name="appendix-b-configuration-reference"/>
+    <w:bookmarkEnd w:id="221"/>
+    <w:bookmarkEnd w:id="222"/>
+    <w:bookmarkStart w:id="229" w:name="appendix-b-configuration-reference"/>
     <w:p>
       <w:pPr>
         <w:pStyle w:val="Heading1"/>
@@ -32470,7 +33751,7 @@
         <w:t xml:space="preserve">file.</w:t>
       </w:r>
     </w:p>
-    <w:bookmarkStart w:id="204" w:name="b.1-application"/>
+    <w:bookmarkStart w:id="223" w:name="b.1-application"/>
     <w:p>
       <w:pPr>
         <w:pStyle w:val="Heading2"/>
@@ -32664,8 +33945,8 @@
         </w:tc>
       </w:tr>
     </w:tbl>
-    <w:bookmarkEnd w:id="204"/>
-    <w:bookmarkStart w:id="205" w:name="b.2-security"/>
+    <w:bookmarkEnd w:id="223"/>
+    <w:bookmarkStart w:id="224" w:name="b.2-security"/>
     <w:p>
       <w:pPr>
         <w:pStyle w:val="Heading2"/>
@@ -32885,8 +34166,8 @@
         <w:t xml:space="preserve">developer visits drive their locally running instance and read the responses.</w:t>
       </w:r>
     </w:p>
-    <w:bookmarkEnd w:id="205"/>
-    <w:bookmarkStart w:id="206" w:name="b.3-providers"/>
+    <w:bookmarkEnd w:id="224"/>
+    <w:bookmarkStart w:id="225" w:name="b.3-providers"/>
     <w:p>
       <w:pPr>
         <w:pStyle w:val="Heading2"/>
@@ -33419,8 +34700,8 @@
         <w:t xml:space="preserve">Section 6.3, would leave roughly 28% of papers without extractable text.</w:t>
       </w:r>
     </w:p>
-    <w:bookmarkEnd w:id="206"/>
-    <w:bookmarkStart w:id="207" w:name="b.4-traversal-and-weighting"/>
+    <w:bookmarkEnd w:id="225"/>
+    <w:bookmarkStart w:id="226" w:name="b.4-traversal-and-weighting"/>
     <w:p>
       <w:pPr>
         <w:pStyle w:val="Heading2"/>
@@ -33845,8 +35126,8 @@
         <w:t xml:space="preserve">recommends 100 or below: 200 takes around 3.5 minutes and exceeds NFR-1.</w:t>
       </w:r>
     </w:p>
-    <w:bookmarkEnd w:id="207"/>
-    <w:bookmarkStart w:id="208" w:name="b.5-storage-and-optional-services"/>
+    <w:bookmarkEnd w:id="226"/>
+    <w:bookmarkStart w:id="227" w:name="b.5-storage-and-optional-services"/>
     <w:p>
       <w:pPr>
         <w:pStyle w:val="Heading2"/>
@@ -34340,8 +35621,8 @@
         <w:t xml:space="preserve">divergence in Section 7.4 is traceable from the configuration itself.</w:t>
       </w:r>
     </w:p>
-    <w:bookmarkEnd w:id="208"/>
-    <w:bookmarkStart w:id="209" w:name="b.6-internal-constants"/>
+    <w:bookmarkEnd w:id="227"/>
+    <w:bookmarkStart w:id="228" w:name="b.6-internal-constants"/>
     <w:p>
       <w:pPr>
         <w:pStyle w:val="Heading2"/>
@@ -34675,9 +35956,9 @@
         </w:tc>
       </w:tr>
     </w:tbl>
-    <w:bookmarkEnd w:id="209"/>
-    <w:bookmarkEnd w:id="210"/>
-    <w:bookmarkStart w:id="219" w:name="appendix-c-reproducing-the-results"/>
+    <w:bookmarkEnd w:id="228"/>
+    <w:bookmarkEnd w:id="229"/>
+    <w:bookmarkStart w:id="239" w:name="appendix-c-reproducing-the-results"/>
     <w:p>
       <w:pPr>
         <w:pStyle w:val="Heading1"/>
@@ -34700,7 +35981,7 @@
         <w:t xml:space="preserve">repository. This appendix gives the commands.</w:t>
       </w:r>
     </w:p>
-    <w:bookmarkStart w:id="211" w:name="c.1-environment"/>
+    <w:bookmarkStart w:id="230" w:name="c.1-environment"/>
     <w:p>
       <w:pPr>
         <w:pStyle w:val="Heading2"/>
@@ -34869,8 +36150,8 @@
         <w:t xml:space="preserve">which Section 6.6 shows dominates runtime, is materially worse.</w:t>
       </w:r>
     </w:p>
-    <w:bookmarkEnd w:id="211"/>
-    <w:bookmarkStart w:id="212" w:name="c.2-test-suite"/>
+    <w:bookmarkEnd w:id="230"/>
+    <w:bookmarkStart w:id="231" w:name="c.2-test-suite"/>
     <w:p>
       <w:pPr>
         <w:pStyle w:val="Heading2"/>
@@ -34935,8 +36216,8 @@
         <w:t xml:space="preserve">, so it requires no network access and no API keys.</w:t>
       </w:r>
     </w:p>
-    <w:bookmarkEnd w:id="212"/>
-    <w:bookmarkStart w:id="213" w:name="c.3-evaluation-chapter-6"/>
+    <w:bookmarkEnd w:id="231"/>
+    <w:bookmarkStart w:id="232" w:name="c.3-evaluation-chapter-6"/>
     <w:p>
       <w:pPr>
         <w:pStyle w:val="Heading2"/>
@@ -35111,8 +36392,8 @@
         <w:t xml:space="preserve">source for the failure analysis in Sections 6.4.2 to 6.4.4.</w:t>
       </w:r>
     </w:p>
-    <w:bookmarkEnd w:id="213"/>
-    <w:bookmarkStart w:id="214" w:name="c.4-reference-verification-section-6.7"/>
+    <w:bookmarkEnd w:id="232"/>
+    <w:bookmarkStart w:id="233" w:name="c.4-reference-verification-section-6.7"/>
     <w:p>
       <w:pPr>
         <w:pStyle w:val="Heading2"/>
@@ -35197,8 +36478,8 @@
         <w:t xml:space="preserve">fails to resolve is printed as UNVERIFIED and excluded from the bibliography.</w:t>
       </w:r>
     </w:p>
-    <w:bookmarkEnd w:id="214"/>
-    <w:bookmarkStart w:id="215" w:name="c.5-rebuilding-the-thesis"/>
+    <w:bookmarkEnd w:id="233"/>
+    <w:bookmarkStart w:id="234" w:name="c.5-rebuilding-the-thesis"/>
     <w:p>
       <w:pPr>
         <w:pStyle w:val="Heading2"/>
@@ -35269,14 +36550,31 @@
         <w:t xml:space="preserve">hand-maintained, so it cannot drift from the verification record.</w:t>
       </w:r>
     </w:p>
-    <w:bookmarkEnd w:id="215"/>
-    <w:bookmarkStart w:id="216" w:name="c.6-rendering-to-pdf"/>
+    <w:bookmarkEnd w:id="234"/>
+    <w:bookmarkStart w:id="235" w:name="c.6-regenerating-the-figures"/>
     <w:p>
       <w:pPr>
         <w:pStyle w:val="Heading2"/>
       </w:pPr>
       <w:r>
-        <w:t xml:space="preserve">C.6 Rendering to PDF</w:t>
+        <w:t xml:space="preserve">C.6 Regenerating the figures</w:t>
+      </w:r>
+    </w:p>
+    <w:p>
+      <w:pPr>
+        <w:pStyle w:val="SourceCode"/>
+      </w:pPr>
+      <w:r>
+        <w:rPr>
+          <w:rStyle w:val="ExtensionTok"/>
+        </w:rPr>
+        <w:t xml:space="preserve">python</w:t>
+      </w:r>
+      <w:r>
+        <w:rPr>
+          <w:rStyle w:val="NormalTok"/>
+        </w:rPr>
+        <w:t xml:space="preserve"> scripts/generate_diagrams.py</w:t>
       </w:r>
     </w:p>
     <w:p>
@@ -35284,6 +36582,162 @@
         <w:pStyle w:val="FirstParagraph"/>
       </w:pPr>
       <w:r>
+        <w:t xml:space="preserve">Writes all eight SVG figures to</w:t>
+      </w:r>
+      <w:r>
+        <w:t xml:space="preserve"> </w:t>
+      </w:r>
+      <w:r>
+        <w:rPr>
+          <w:rStyle w:val="VerbatimChar"/>
+        </w:rPr>
+        <w:t xml:space="preserve">thesis/figures/</w:t>
+      </w:r>
+      <w:r>
+        <w:t xml:space="preserve">. Needs</w:t>
+      </w:r>
+      <w:r>
+        <w:t xml:space="preserve"> </w:t>
+      </w:r>
+      <w:r>
+        <w:rPr>
+          <w:rStyle w:val="VerbatimChar"/>
+        </w:rPr>
+        <w:t xml:space="preserve">pylint</w:t>
+      </w:r>
+      <w:r>
+        <w:t xml:space="preserve">,</w:t>
+      </w:r>
+      <w:r>
+        <w:t xml:space="preserve"> </w:t>
+      </w:r>
+      <w:r>
+        <w:rPr>
+          <w:rStyle w:val="VerbatimChar"/>
+        </w:rPr>
+        <w:t xml:space="preserve">code2flow</w:t>
+      </w:r>
+      <w:r>
+        <w:t xml:space="preserve"> </w:t>
+      </w:r>
+      <w:r>
+        <w:t xml:space="preserve">and the Graphviz</w:t>
+      </w:r>
+      <w:r>
+        <w:t xml:space="preserve"> </w:t>
+      </w:r>
+      <w:r>
+        <w:rPr>
+          <w:rStyle w:val="VerbatimChar"/>
+        </w:rPr>
+        <w:t xml:space="preserve">dot</w:t>
+      </w:r>
+      <w:r>
+        <w:t xml:space="preserve"> </w:t>
+      </w:r>
+      <w:r>
+        <w:t xml:space="preserve">binary; the first two install with</w:t>
+      </w:r>
+    </w:p>
+    <w:p>
+      <w:pPr>
+        <w:pStyle w:val="SourceCode"/>
+      </w:pPr>
+      <w:r>
+        <w:rPr>
+          <w:rStyle w:val="ExtensionTok"/>
+        </w:rPr>
+        <w:t xml:space="preserve">pip</w:t>
+      </w:r>
+      <w:r>
+        <w:rPr>
+          <w:rStyle w:val="NormalTok"/>
+        </w:rPr>
+        <w:t xml:space="preserve"> install pylint code2flow</w:t>
+      </w:r>
+    </w:p>
+    <w:p>
+      <w:pPr>
+        <w:pStyle w:val="FirstParagraph"/>
+      </w:pPr>
+      <w:r>
+        <w:t xml:space="preserve">and Graphviz is a separate native package (</w:t>
+      </w:r>
+      <w:r>
+        <w:rPr>
+          <w:rStyle w:val="VerbatimChar"/>
+        </w:rPr>
+        <w:t xml:space="preserve">winget install Graphviz.Graphviz</w:t>
+      </w:r>
+      <w:r>
+        <w:t xml:space="preserve">,</w:t>
+      </w:r>
+      <w:r>
+        <w:t xml:space="preserve"> </w:t>
+      </w:r>
+      <w:r>
+        <w:rPr>
+          <w:rStyle w:val="VerbatimChar"/>
+        </w:rPr>
+        <w:t xml:space="preserve">brew install graphviz</w:t>
+      </w:r>
+      <w:r>
+        <w:t xml:space="preserve">, or</w:t>
+      </w:r>
+      <w:r>
+        <w:t xml:space="preserve"> </w:t>
+      </w:r>
+      <w:r>
+        <w:rPr>
+          <w:rStyle w:val="VerbatimChar"/>
+        </w:rPr>
+        <w:t xml:space="preserve">apt install graphviz</w:t>
+      </w:r>
+      <w:r>
+        <w:t xml:space="preserve">). Appendix H explains what</w:t>
+      </w:r>
+      <w:r>
+        <w:t xml:space="preserve"> </w:t>
+      </w:r>
+      <w:r>
+        <w:t xml:space="preserve">each figure is derived from and why the chapter versions are reduced.</w:t>
+      </w:r>
+    </w:p>
+    <w:p>
+      <w:pPr>
+        <w:pStyle w:val="BodyText"/>
+      </w:pPr>
+      <w:r>
+        <w:t xml:space="preserve">The figures are committed, so rebuilding the thesis does not require Graphviz.</w:t>
+      </w:r>
+      <w:r>
+        <w:t xml:space="preserve"> </w:t>
+      </w:r>
+      <w:r>
+        <w:t xml:space="preserve">Rerun the script only after changing the models, the package layout or the</w:t>
+      </w:r>
+      <w:r>
+        <w:t xml:space="preserve"> </w:t>
+      </w:r>
+      <w:r>
+        <w:t xml:space="preserve">orchestrator, since those are what the figures are derived from.</w:t>
+      </w:r>
+    </w:p>
+    <w:bookmarkEnd w:id="235"/>
+    <w:bookmarkStart w:id="236" w:name="c.7-rendering-to-pdf"/>
+    <w:p>
+      <w:pPr>
+        <w:pStyle w:val="Heading2"/>
+      </w:pPr>
+      <w:r>
+        <w:t xml:space="preserve">C.7 Rendering to PDF</w:t>
+      </w:r>
+    </w:p>
+    <w:p>
+      <w:pPr>
+        <w:pStyle w:val="FirstParagraph"/>
+      </w:pPr>
+      <w:r>
         <w:t xml:space="preserve">Two engines work. WeasyPrint needs no LaTeX installation and is what the</w:t>
       </w:r>
       <w:r>
@@ -35969,14 +37423,14 @@
         <w:t xml:space="preserve">honoured by the LaTeX writer.</w:t>
       </w:r>
     </w:p>
-    <w:bookmarkEnd w:id="216"/>
-    <w:bookmarkStart w:id="217" w:name="c.7-running-the-system"/>
+    <w:bookmarkEnd w:id="236"/>
+    <w:bookmarkStart w:id="237" w:name="c.8-running-the-system"/>
     <w:p>
       <w:pPr>
         <w:pStyle w:val="Heading2"/>
       </w:pPr>
       <w:r>
-        <w:t xml:space="preserve">C.7 Running the system</w:t>
+        <w:t xml:space="preserve">C.8 Running the system</w:t>
       </w:r>
     </w:p>
     <w:p>
@@ -36130,14 +37584,14 @@
         <w:t xml:space="preserve">The deployed instance is documented in the project README.</w:t>
       </w:r>
     </w:p>
-    <w:bookmarkEnd w:id="217"/>
-    <w:bookmarkStart w:id="218" w:name="c.8-a-caveat-on-exact-reproduction"/>
+    <w:bookmarkEnd w:id="237"/>
+    <w:bookmarkStart w:id="238" w:name="c.9-a-caveat-on-exact-reproduction"/>
     <w:p>
       <w:pPr>
         <w:pStyle w:val="Heading2"/>
       </w:pPr>
       <w:r>
-        <w:t xml:space="preserve">C.8 A caveat on exact reproduction</w:t>
+        <w:t xml:space="preserve">C.9 A caveat on exact reproduction</w:t>
       </w:r>
     </w:p>
     <w:p>
@@ -36192,9 +37646,9 @@
         <w:t xml:space="preserve">proposes snapshotting the corpus to remove this dependency entirely.</w:t>
       </w:r>
     </w:p>
-    <w:bookmarkEnd w:id="218"/>
-    <w:bookmarkEnd w:id="219"/>
-    <w:bookmarkStart w:id="242" w:name="appendix-d-gold-standard-annotations"/>
+    <w:bookmarkEnd w:id="238"/>
+    <w:bookmarkEnd w:id="239"/>
+    <w:bookmarkStart w:id="262" w:name="appendix-d-gold-standard-annotations"/>
     <w:p>
       <w:pPr>
         <w:pStyle w:val="Heading1"/>
@@ -36252,7 +37706,7 @@
         <w:t xml:space="preserve">population is stated and the correct behaviour is to extract nothing.</w:t>
       </w:r>
     </w:p>
-    <w:bookmarkStart w:id="220" w:name="d.1-summary"/>
+    <w:bookmarkStart w:id="240" w:name="d.1-summary"/>
     <w:p>
       <w:pPr>
         <w:pStyle w:val="Heading2"/>
@@ -37860,8 +39314,8 @@
         </w:tc>
       </w:tr>
     </w:tbl>
-    <w:bookmarkEnd w:id="220"/>
-    <w:bookmarkStart w:id="241" w:name="d.2-annotations-with-supporting-evidence"/>
+    <w:bookmarkEnd w:id="240"/>
+    <w:bookmarkStart w:id="261" w:name="d.2-annotations-with-supporting-evidence"/>
     <w:p>
       <w:pPr>
         <w:pStyle w:val="Heading2"/>
@@ -37870,7 +39324,7 @@
         <w:t xml:space="preserve">D.2 Annotations with supporting evidence</w:t>
       </w:r>
     </w:p>
-    <w:bookmarkStart w:id="221" w:name="d.2.1-10.1056nejmoa2034577"/>
+    <w:bookmarkStart w:id="241" w:name="d.2.1-10.1056nejmoa2034577"/>
     <w:p>
       <w:pPr>
         <w:pStyle w:val="Heading3"/>
@@ -37976,8 +39430,8 @@
         <w:t xml:space="preserve">A total of 43,548 participants underwent randomization, of whom 43,448 received injections.</w:t>
       </w:r>
     </w:p>
-    <w:bookmarkEnd w:id="221"/>
-    <w:bookmarkStart w:id="222" w:name="d.2.2-10.1056nejmoa2035389"/>
+    <w:bookmarkEnd w:id="241"/>
+    <w:bookmarkStart w:id="242" w:name="d.2.2-10.1056nejmoa2035389"/>
     <w:p>
       <w:pPr>
         <w:pStyle w:val="Heading3"/>
@@ -38083,8 +39537,8 @@
         <w:t xml:space="preserve">The trial enrolled 30,420 volunteers who were randomly assigned in a 1:1 ratio.</w:t>
       </w:r>
     </w:p>
-    <w:bookmarkEnd w:id="222"/>
-    <w:bookmarkStart w:id="223" w:name="d.2.3-10.1056nejmoa1911303"/>
+    <w:bookmarkEnd w:id="242"/>
+    <w:bookmarkStart w:id="243" w:name="d.2.3-10.1056nejmoa1911303"/>
     <w:p>
       <w:pPr>
         <w:pStyle w:val="Heading3"/>
@@ -38190,8 +39644,8 @@
         <w:t xml:space="preserve">we randomly assigned 4744 patients with New York Heart Association class II, III, or IV heart failure</w:t>
       </w:r>
     </w:p>
-    <w:bookmarkEnd w:id="223"/>
-    <w:bookmarkStart w:id="224" w:name="d.2.4-10.1056nejmoa1812389"/>
+    <w:bookmarkEnd w:id="243"/>
+    <w:bookmarkStart w:id="244" w:name="d.2.4-10.1056nejmoa1812389"/>
     <w:p>
       <w:pPr>
         <w:pStyle w:val="Heading3"/>
@@ -38297,8 +39751,8 @@
         <w:t xml:space="preserve">We evaluated 17,160 patients, including 10,186 without atherosclerotic cardiovascular disease.</w:t>
       </w:r>
     </w:p>
-    <w:bookmarkEnd w:id="224"/>
-    <w:bookmarkStart w:id="225" w:name="d.2.5-10.1016s0140-67362031604-4"/>
+    <w:bookmarkEnd w:id="244"/>
+    <w:bookmarkStart w:id="245" w:name="d.2.5-10.1016s0140-67362031604-4"/>
     <w:p>
       <w:pPr>
         <w:pStyle w:val="Heading3"/>
@@ -38404,8 +39858,8 @@
         <w:t xml:space="preserve">1077 participants were enrolled and assigned to receive either ChAdOx1 nCoV-19 (n=543) or MenACWY (n=534)</w:t>
       </w:r>
     </w:p>
-    <w:bookmarkEnd w:id="225"/>
-    <w:bookmarkStart w:id="226" w:name="d.2.6-10.1056nejmoa2002032"/>
+    <w:bookmarkEnd w:id="245"/>
+    <w:bookmarkStart w:id="246" w:name="d.2.6-10.1056nejmoa2002032"/>
     <w:p>
       <w:pPr>
         <w:pStyle w:val="Heading3"/>
@@ -38511,8 +39965,8 @@
         <w:t xml:space="preserve">We extracted data regarding 1099 patients with laboratory-confirmed Covid-19 from 552 hospitals.</w:t>
       </w:r>
     </w:p>
-    <w:bookmarkEnd w:id="226"/>
-    <w:bookmarkStart w:id="227" w:name="d.2.7-10.1016s0140-67362030183-5"/>
+    <w:bookmarkEnd w:id="246"/>
+    <w:bookmarkStart w:id="247" w:name="d.2.7-10.1016s0140-67362030183-5"/>
     <w:p>
       <w:pPr>
         <w:pStyle w:val="Heading3"/>
@@ -38618,8 +40072,8 @@
         <w:t xml:space="preserve">By Jan 2, 2020, 41 admitted hospital patients had been identified as having laboratory-confirmed 2019-nCoV infection.</w:t>
       </w:r>
     </w:p>
-    <w:bookmarkEnd w:id="227"/>
-    <w:bookmarkStart w:id="228" w:name="d.2.8-10.1001jama.2020.1585"/>
+    <w:bookmarkEnd w:id="247"/>
+    <w:bookmarkStart w:id="248" w:name="d.2.8-10.1001jama.2020.1585"/>
     <w:p>
       <w:pPr>
         <w:pStyle w:val="Heading3"/>
@@ -38725,8 +40179,8 @@
         <w:t xml:space="preserve">Retrospective, single-center case series of the 138 consecutive hospitalized patients with confirmed NCIP.</w:t>
       </w:r>
     </w:p>
-    <w:bookmarkEnd w:id="228"/>
-    <w:bookmarkStart w:id="229" w:name="d.2.9-10.1056nejmoa2001316"/>
+    <w:bookmarkEnd w:id="248"/>
+    <w:bookmarkStart w:id="249" w:name="d.2.9-10.1056nejmoa2001316"/>
     <w:p>
       <w:pPr>
         <w:pStyle w:val="Heading3"/>
@@ -38832,8 +40286,8 @@
         <w:t xml:space="preserve">We analyzed data on the first 425 confirmed cases in Wuhan.</w:t>
       </w:r>
     </w:p>
-    <w:bookmarkEnd w:id="229"/>
-    <w:bookmarkStart w:id="230" w:name="d.2.10-10.1016s2213-26002030079-5"/>
+    <w:bookmarkEnd w:id="249"/>
+    <w:bookmarkStart w:id="250" w:name="d.2.10-10.1016s2213-26002030079-5"/>
     <w:p>
       <w:pPr>
         <w:pStyle w:val="Heading3"/>
@@ -38939,8 +40393,8 @@
         <w:t xml:space="preserve">we enrolled 52 critically ill adult patients with SARS-CoV-2 pneumonia.</w:t>
       </w:r>
     </w:p>
-    <w:bookmarkEnd w:id="230"/>
-    <w:bookmarkStart w:id="231" w:name="d.2.11-10.1016s1473-30992030243-7"/>
+    <w:bookmarkEnd w:id="250"/>
+    <w:bookmarkStart w:id="251" w:name="d.2.11-10.1016s1473-30992030243-7"/>
     <w:p>
       <w:pPr>
         <w:pStyle w:val="Heading3"/>
@@ -39046,8 +40500,8 @@
         <w:t xml:space="preserve">We also estimated the case fatality ratio from individual line-list data on 1334 cases identified outside of mainland China.</w:t>
       </w:r>
     </w:p>
-    <w:bookmarkEnd w:id="231"/>
-    <w:bookmarkStart w:id="232" w:name="d.2.12-10.1056nejmoa2001017"/>
+    <w:bookmarkEnd w:id="251"/>
+    <w:bookmarkStart w:id="252" w:name="d.2.12-10.1056nejmoa2001017"/>
     <w:p>
       <w:pPr>
         <w:pStyle w:val="Heading3"/>
@@ -39153,8 +40607,8 @@
         <w:t xml:space="preserve">Abstract describes isolation of a novel betacoronavirus; no study population size is stated.</w:t>
       </w:r>
     </w:p>
-    <w:bookmarkEnd w:id="232"/>
-    <w:bookmarkStart w:id="233" w:name="d.2.13-10.1038s41586-020-2012-7"/>
+    <w:bookmarkEnd w:id="252"/>
+    <w:bookmarkStart w:id="253" w:name="d.2.13-10.1038s41586-020-2012-7"/>
     <w:p>
       <w:pPr>
         <w:pStyle w:val="Heading3"/>
@@ -39260,8 +40714,8 @@
         <w:t xml:space="preserve">HARD NEGATIVE: '2,794 laboratory-confirmed infections including 80 deaths' is an epidemic tally, not this study's sample.</w:t>
       </w:r>
     </w:p>
-    <w:bookmarkEnd w:id="233"/>
-    <w:bookmarkStart w:id="234" w:name="d.2.14-10.1136bmj.m1328"/>
+    <w:bookmarkEnd w:id="253"/>
+    <w:bookmarkStart w:id="254" w:name="d.2.14-10.1136bmj.m1328"/>
     <w:p>
       <w:pPr>
         <w:pStyle w:val="Heading3"/>
@@ -39367,8 +40821,8 @@
         <w:t xml:space="preserve">HARD NEGATIVE: a systematic review of prediction models; its units are studies, not patients.</w:t>
       </w:r>
     </w:p>
-    <w:bookmarkEnd w:id="234"/>
-    <w:bookmarkStart w:id="235" w:name="d.2.15-10.1038s41577-020-0311-8"/>
+    <w:bookmarkEnd w:id="254"/>
+    <w:bookmarkStart w:id="255" w:name="d.2.15-10.1038s41577-020-0311-8"/>
     <w:p>
       <w:pPr>
         <w:pStyle w:val="Heading3"/>
@@ -39474,8 +40928,8 @@
         <w:t xml:space="preserve">Narrative review of COVID-19 immunology; no study population.</w:t>
       </w:r>
     </w:p>
-    <w:bookmarkEnd w:id="235"/>
-    <w:bookmarkStart w:id="236" w:name="d.2.16-10.1164rccm.201908-1581st"/>
+    <w:bookmarkEnd w:id="255"/>
+    <w:bookmarkStart w:id="256" w:name="d.2.16-10.1164rccm.201908-1581st"/>
     <w:p>
       <w:pPr>
         <w:pStyle w:val="Heading3"/>
@@ -39581,8 +41035,8 @@
         <w:t xml:space="preserve">Clinical practice guideline; no study population.</w:t>
       </w:r>
     </w:p>
-    <w:bookmarkEnd w:id="236"/>
-    <w:bookmarkStart w:id="237" w:name="d.2.17-10.1056nejmra2026131"/>
+    <w:bookmarkEnd w:id="256"/>
+    <w:bookmarkStart w:id="257" w:name="d.2.17-10.1056nejmra2026131"/>
     <w:p>
       <w:pPr>
         <w:pStyle w:val="Heading3"/>
@@ -39688,8 +41142,8 @@
         <w:t xml:space="preserve">Review article on cytokine storm; no study population.</w:t>
       </w:r>
     </w:p>
-    <w:bookmarkEnd w:id="237"/>
-    <w:bookmarkStart w:id="238" w:name="d.2.18-10.1038s41586-021-03819-2"/>
+    <w:bookmarkEnd w:id="257"/>
+    <w:bookmarkStart w:id="258" w:name="d.2.18-10.1038s41586-021-03819-2"/>
     <w:p>
       <w:pPr>
         <w:pStyle w:val="Heading3"/>
@@ -39795,8 +41249,8 @@
         <w:t xml:space="preserve">HARD NEGATIVE: protein-structure prediction; CASP14 target counts are not human subjects.</w:t>
       </w:r>
     </w:p>
-    <w:bookmarkEnd w:id="238"/>
-    <w:bookmarkStart w:id="239" w:name="d.2.19-10.1038nature14539"/>
+    <w:bookmarkEnd w:id="258"/>
+    <w:bookmarkStart w:id="259" w:name="d.2.19-10.1038nature14539"/>
     <w:p>
       <w:pPr>
         <w:pStyle w:val="Heading3"/>
@@ -39902,8 +41356,8 @@
         <w:t xml:space="preserve">Review of deep learning; no study population.</w:t>
       </w:r>
     </w:p>
-    <w:bookmarkEnd w:id="239"/>
-    <w:bookmarkStart w:id="240" w:name="d.2.20-10.11453065386"/>
+    <w:bookmarkEnd w:id="259"/>
+    <w:bookmarkStart w:id="260" w:name="d.2.20-10.11453065386"/>
     <w:p>
       <w:pPr>
         <w:pStyle w:val="Heading3"/>
@@ -40009,10 +41463,10 @@
         <w:t xml:space="preserve">HARD NEGATIVE: '1.2 million high-resolution images' is a dataset size, not a human study population.</w:t>
       </w:r>
     </w:p>
-    <w:bookmarkEnd w:id="240"/>
-    <w:bookmarkEnd w:id="241"/>
-    <w:bookmarkEnd w:id="242"/>
-    <w:bookmarkStart w:id="247" w:name="appendix-e-requirements-traceability"/>
+    <w:bookmarkEnd w:id="260"/>
+    <w:bookmarkEnd w:id="261"/>
+    <w:bookmarkEnd w:id="262"/>
+    <w:bookmarkStart w:id="267" w:name="appendix-e-requirements-traceability"/>
     <w:p>
       <w:pPr>
         <w:pStyle w:val="Heading1"/>
@@ -40047,7 +41501,7 @@
         <w:t xml:space="preserve">them to be inferred from absence.</w:t>
       </w:r>
     </w:p>
-    <w:bookmarkStart w:id="243" w:name="e.1-functional-requirements"/>
+    <w:bookmarkStart w:id="263" w:name="e.1-functional-requirements"/>
     <w:p>
       <w:pPr>
         <w:pStyle w:val="Heading2"/>
@@ -41734,8 +43188,8 @@
         <w:t xml:space="preserve">judgements about extractions are weaker than its value extraction.</w:t>
       </w:r>
     </w:p>
-    <w:bookmarkEnd w:id="243"/>
-    <w:bookmarkStart w:id="244" w:name="e.2-non-functional-requirements"/>
+    <w:bookmarkEnd w:id="263"/>
+    <w:bookmarkStart w:id="264" w:name="e.2-non-functional-requirements"/>
     <w:p>
       <w:pPr>
         <w:pStyle w:val="Heading2"/>
@@ -42234,8 +43688,8 @@
         </w:tc>
       </w:tr>
     </w:tbl>
-    <w:bookmarkEnd w:id="244"/>
-    <w:bookmarkStart w:id="245" w:name="e.3-proposal-capabilities-not-delivered"/>
+    <w:bookmarkEnd w:id="264"/>
+    <w:bookmarkStart w:id="265" w:name="e.3-proposal-capabilities-not-delivered"/>
     <w:p>
       <w:pPr>
         <w:pStyle w:val="Heading2"/>
@@ -42593,8 +44047,8 @@
         </w:tc>
       </w:tr>
     </w:tbl>
-    <w:bookmarkEnd w:id="245"/>
-    <w:bookmarkStart w:id="246" w:name="e.4-research-questions-to-evidence"/>
+    <w:bookmarkEnd w:id="265"/>
+    <w:bookmarkStart w:id="266" w:name="e.4-research-questions-to-evidence"/>
     <w:p>
       <w:pPr>
         <w:pStyle w:val="Heading2"/>
@@ -42857,9 +44311,9 @@
         </w:tc>
       </w:tr>
     </w:tbl>
-    <w:bookmarkEnd w:id="246"/>
-    <w:bookmarkEnd w:id="247"/>
-    <w:bookmarkStart w:id="253" w:name="X9f57483ed5b2f82fbb3fee302540650aea30fed"/>
+    <w:bookmarkEnd w:id="266"/>
+    <w:bookmarkEnd w:id="267"/>
+    <w:bookmarkStart w:id="273" w:name="X9f57483ed5b2f82fbb3fee302540650aea30fed"/>
     <w:p>
       <w:pPr>
         <w:pStyle w:val="Heading1"/>
@@ -42868,7 +44322,7 @@
         <w:t xml:space="preserve">Appendix F: Test Suite and Verification Inventory</w:t>
       </w:r>
     </w:p>
-    <w:bookmarkStart w:id="248" w:name="f.1-composition"/>
+    <w:bookmarkStart w:id="268" w:name="f.1-composition"/>
     <w:p>
       <w:pPr>
         <w:pStyle w:val="Heading2"/>
@@ -43314,8 +44768,8 @@
         </w:tc>
       </w:tr>
     </w:tbl>
-    <w:bookmarkEnd w:id="248"/>
-    <w:bookmarkStart w:id="249" w:name="Xb5d912080f8c5ecfe26dc8656867249a10a6ba0"/>
+    <w:bookmarkEnd w:id="268"/>
+    <w:bookmarkStart w:id="269" w:name="Xb5d912080f8c5ecfe26dc8656867249a10a6ba0"/>
     <w:p>
       <w:pPr>
         <w:pStyle w:val="Heading2"/>
@@ -43747,8 +45201,8 @@
         </w:tc>
       </w:tr>
     </w:tbl>
-    <w:bookmarkEnd w:id="249"/>
-    <w:bookmarkStart w:id="250" w:name="X0560c0cbe19b5d1ff6bf38b62314ce35832a277"/>
+    <w:bookmarkEnd w:id="269"/>
+    <w:bookmarkStart w:id="270" w:name="X0560c0cbe19b5d1ff6bf38b62314ce35832a277"/>
     <w:p>
       <w:pPr>
         <w:pStyle w:val="Heading2"/>
@@ -44072,8 +45526,8 @@
         <w:t xml:space="preserve">.</w:t>
       </w:r>
     </w:p>
-    <w:bookmarkEnd w:id="250"/>
-    <w:bookmarkStart w:id="251" w:name="f.4-what-the-suite-does-not-establish"/>
+    <w:bookmarkEnd w:id="270"/>
+    <w:bookmarkStart w:id="271" w:name="f.4-what-the-suite-does-not-establish"/>
     <w:p>
       <w:pPr>
         <w:pStyle w:val="Heading2"/>
@@ -44193,8 +45647,8 @@
         <w:t xml:space="preserve">is what Chapter 6 reports.</w:t>
       </w:r>
     </w:p>
-    <w:bookmarkEnd w:id="251"/>
-    <w:bookmarkStart w:id="252" w:name="f.5-manual-verification-performed"/>
+    <w:bookmarkEnd w:id="271"/>
+    <w:bookmarkStart w:id="272" w:name="f.5-manual-verification-performed"/>
     <w:p>
       <w:pPr>
         <w:pStyle w:val="Heading2"/>
@@ -44548,9 +46002,9 @@
         </w:tc>
       </w:tr>
     </w:tbl>
-    <w:bookmarkEnd w:id="252"/>
-    <w:bookmarkEnd w:id="253"/>
-    <w:bookmarkStart w:id="264" w:name="appendix-g-selected-code-listings"/>
+    <w:bookmarkEnd w:id="272"/>
+    <w:bookmarkEnd w:id="273"/>
+    <w:bookmarkStart w:id="284" w:name="appendix-g-selected-code-listings"/>
     <w:p>
       <w:pPr>
         <w:pStyle w:val="Heading1"/>
@@ -44579,7 +46033,7 @@
         <w:t xml:space="preserve">comments are as committed.</w:t>
       </w:r>
     </w:p>
-    <w:bookmarkStart w:id="254" w:name="g.1-per-span-ignore-matching-section-5.5"/>
+    <w:bookmarkStart w:id="274" w:name="g.1-per-span-ignore-matching-section-5.5"/>
     <w:p>
       <w:pPr>
         <w:pStyle w:val="Heading2"/>
@@ -45087,8 +46541,8 @@
         <w:t xml:space="preserve">            ...</w:t>
       </w:r>
     </w:p>
-    <w:bookmarkEnd w:id="254"/>
-    <w:bookmarkStart w:id="255" w:name="g.2-edge-weighting-section-5.6"/>
+    <w:bookmarkEnd w:id="274"/>
+    <w:bookmarkStart w:id="275" w:name="g.2-edge-weighting-section-5.6"/>
     <w:p>
       <w:pPr>
         <w:pStyle w:val="Heading2"/>
@@ -45535,8 +46989,8 @@
         <w:t xml:space="preserve">,</w:t>
       </w:r>
     </w:p>
-    <w:bookmarkEnd w:id="255"/>
-    <w:bookmarkStart w:id="256" w:name="Xf288f2a8e39cd0529034ba039d45ea26c46efbf"/>
+    <w:bookmarkEnd w:id="275"/>
+    <w:bookmarkStart w:id="276" w:name="Xf288f2a8e39cd0529034ba039d45ea26c46efbf"/>
     <w:p>
       <w:pPr>
         <w:pStyle w:val="Heading2"/>
@@ -46204,8 +47658,8 @@
         <w:t xml:space="preserve"> normalised[: cls.TITLE_KEY_PREFIX]</w:t>
       </w:r>
     </w:p>
-    <w:bookmarkEnd w:id="256"/>
-    <w:bookmarkStart w:id="257" w:name="Xe8c09521708db442c339e9e6462530ea555d282"/>
+    <w:bookmarkEnd w:id="276"/>
+    <w:bookmarkStart w:id="277" w:name="Xe8c09521708db442c339e9e6462530ea555d282"/>
     <w:p>
       <w:pPr>
         <w:pStyle w:val="Heading2"/>
@@ -46779,8 +48233,8 @@
         <w:t xml:space="preserve">.edges.append(edge)</w:t>
       </w:r>
     </w:p>
-    <w:bookmarkEnd w:id="257"/>
-    <w:bookmarkStart w:id="258" w:name="X0b8e99fb1befb190dca1c113c62583d0bcf157b"/>
+    <w:bookmarkEnd w:id="277"/>
+    <w:bookmarkStart w:id="278" w:name="X0b8e99fb1befb190dca1c113c62583d0bcf157b"/>
     <w:p>
       <w:pPr>
         <w:pStyle w:val="Heading2"/>
@@ -47335,8 +48789,8 @@
         <w:t xml:space="preserve">, work_id, e)</w:t>
       </w:r>
     </w:p>
-    <w:bookmarkEnd w:id="258"/>
-    <w:bookmarkStart w:id="259" w:name="g.6-ssrf-guard-section-5.7"/>
+    <w:bookmarkEnd w:id="278"/>
+    <w:bookmarkStart w:id="279" w:name="g.6-ssrf-guard-section-5.7"/>
     <w:p>
       <w:pPr>
         <w:pStyle w:val="Heading2"/>
@@ -48126,8 +49580,8 @@
         <w:t xml:space="preserve">redirects to an internal one is refused at the second hop.</w:t>
       </w:r>
     </w:p>
-    <w:bookmarkEnd w:id="259"/>
-    <w:bookmarkStart w:id="260" w:name="X8e304f57b35a12a007c5fa6814a1b117cc752b6"/>
+    <w:bookmarkEnd w:id="279"/>
+    <w:bookmarkStart w:id="280" w:name="X8e304f57b35a12a007c5fa6814a1b117cc752b6"/>
     <w:p>
       <w:pPr>
         <w:pStyle w:val="Heading2"/>
@@ -48645,8 +50099,8 @@
         <w:t xml:space="preserve"> [successor])</w:t>
       </w:r>
     </w:p>
-    <w:bookmarkEnd w:id="260"/>
-    <w:bookmarkStart w:id="261" w:name="g.8-retry-policy-section-5.4"/>
+    <w:bookmarkEnd w:id="280"/>
+    <w:bookmarkStart w:id="281" w:name="g.8-retry-policy-section-5.4"/>
     <w:p>
       <w:pPr>
         <w:pStyle w:val="Heading2"/>
@@ -48993,8 +50447,8 @@
         <w:t xml:space="preserve">(exc, (httpx.TransportError, httpx.StreamError))</w:t>
       </w:r>
     </w:p>
-    <w:bookmarkEnd w:id="261"/>
-    <w:bookmarkStart w:id="262" w:name="g.9-pooled-http-client-section-6.6.3"/>
+    <w:bookmarkEnd w:id="281"/>
+    <w:bookmarkStart w:id="282" w:name="g.9-pooled-http-client-section-6.6.3"/>
     <w:p>
       <w:pPr>
         <w:pStyle w:val="Heading2"/>
@@ -49494,8 +50948,8 @@
         <w:t xml:space="preserve"> _shared_client</w:t>
       </w:r>
     </w:p>
-    <w:bookmarkEnd w:id="262"/>
-    <w:bookmarkStart w:id="263" w:name="X8ab02f42821ec1d63df34454bf86f2ffc1b3168"/>
+    <w:bookmarkEnd w:id="282"/>
+    <w:bookmarkStart w:id="283" w:name="X8ab02f42821ec1d63df34454bf86f2ffc1b3168"/>
     <w:p>
       <w:pPr>
         <w:pStyle w:val="Heading2"/>
@@ -50184,15 +51638,15 @@
         <w:t xml:space="preserve"> margin))</w:t>
       </w:r>
     </w:p>
-    <w:bookmarkEnd w:id="263"/>
-    <w:bookmarkEnd w:id="264"/>
-    <w:bookmarkStart w:id="294" w:name="references"/>
+    <w:bookmarkEnd w:id="283"/>
+    <w:bookmarkEnd w:id="284"/>
+    <w:bookmarkStart w:id="298" w:name="appendix-h-full-scale-generated-diagrams"/>
     <w:p>
       <w:pPr>
         <w:pStyle w:val="Heading1"/>
       </w:pPr>
       <w:r>
-        <w:t xml:space="preserve">References</w:t>
+        <w:t xml:space="preserve">Appendix H: Full-Scale Generated Diagrams</w:t>
       </w:r>
     </w:p>
     <w:p>
@@ -50200,13 +51654,13 @@
         <w:pStyle w:val="FirstParagraph"/>
       </w:pPr>
       <w:r>
-        <w:t xml:space="preserve">Every entry below was resolved against Crossref (with OpenAlex as a</w:t>
-      </w:r>
-      <w:r>
-        <w:t xml:space="preserve"> </w:t>
-      </w:r>
-      <w:r>
-        <w:t xml:space="preserve">fallback) by</w:t>
+        <w:t xml:space="preserve">Every figure in this thesis that describes the structure of the system was</w:t>
+      </w:r>
+      <w:r>
+        <w:t xml:space="preserve"> </w:t>
+      </w:r>
+      <w:r>
+        <w:t xml:space="preserve">produced by running a tool over</w:t>
       </w:r>
       <w:r>
         <w:t xml:space="preserve"> </w:t>
@@ -50215,33 +51669,670 @@
         <w:rPr>
           <w:rStyle w:val="VerbatimChar"/>
         </w:rPr>
-        <w:t xml:space="preserve">scripts/verify_references.py</w:t>
-      </w:r>
-      <w:r>
-        <w:t xml:space="preserve"> </w:t>
-      </w:r>
-      <w:r>
-        <w:t xml:space="preserve">before being cited. Entries</w:t>
-      </w:r>
-      <w:r>
-        <w:t xml:space="preserve"> </w:t>
-      </w:r>
-      <w:r>
-        <w:t xml:space="preserve">that failed to resolve were removed rather than cited from memory; see</w:t>
-      </w:r>
-      <w:r>
-        <w:t xml:space="preserve"> </w:t>
-      </w:r>
-      <w:r>
-        <w:t xml:space="preserve">Section 6.7 for the three identifiers this process corrected.</w:t>
-      </w:r>
-    </w:p>
+        <w:t xml:space="preserve">src/citegraph</w:t>
+      </w:r>
+      <w:r>
+        <w:t xml:space="preserve">, not by drawing it. The</w:t>
+      </w:r>
+      <w:r>
+        <w:t xml:space="preserve"> </w:t>
+      </w:r>
+      <w:r>
+        <w:t xml:space="preserve">chapters show reduced views chosen to stay legible at page width. This</w:t>
+      </w:r>
+      <w:r>
+        <w:t xml:space="preserve"> </w:t>
+      </w:r>
+      <w:r>
+        <w:t xml:space="preserve">appendix carries the complete plates the reductions were taken from, so a</w:t>
+      </w:r>
+      <w:r>
+        <w:t xml:space="preserve"> </w:t>
+      </w:r>
+      <w:r>
+        <w:t xml:space="preserve">reader can check that nothing material was hidden by the reduction.</w:t>
+      </w:r>
+    </w:p>
+    <w:bookmarkStart w:id="285" w:name="h.1-how-the-figures-are-produced"/>
+    <w:p>
+      <w:pPr>
+        <w:pStyle w:val="Heading2"/>
+      </w:pPr>
+      <w:r>
+        <w:t xml:space="preserve">H.1 How the figures are produced</w:t>
+      </w:r>
+    </w:p>
+    <w:p>
+      <w:pPr>
+        <w:pStyle w:val="FirstParagraph"/>
+      </w:pPr>
+      <w:r>
+        <w:t xml:space="preserve">One script generates all eight:</w:t>
+      </w:r>
+    </w:p>
+    <w:p>
+      <w:pPr>
+        <w:pStyle w:val="SourceCode"/>
+      </w:pPr>
+      <w:r>
+        <w:rPr>
+          <w:rStyle w:val="ExtensionTok"/>
+        </w:rPr>
+        <w:t xml:space="preserve">python</w:t>
+      </w:r>
+      <w:r>
+        <w:rPr>
+          <w:rStyle w:val="NormalTok"/>
+        </w:rPr>
+        <w:t xml:space="preserve"> scripts/generate_diagrams.py</w:t>
+      </w:r>
+    </w:p>
+    <w:p>
+      <w:pPr>
+        <w:pStyle w:val="FirstParagraph"/>
+      </w:pPr>
+      <w:r>
+        <w:t xml:space="preserve">It needs</w:t>
+      </w:r>
+      <w:r>
+        <w:t xml:space="preserve"> </w:t>
+      </w:r>
+      <w:r>
+        <w:rPr>
+          <w:rStyle w:val="VerbatimChar"/>
+        </w:rPr>
+        <w:t xml:space="preserve">pylint</w:t>
+      </w:r>
+      <w:r>
+        <w:t xml:space="preserve"> </w:t>
+      </w:r>
+      <w:r>
+        <w:t xml:space="preserve">(which supplies</w:t>
+      </w:r>
+      <w:r>
+        <w:t xml:space="preserve"> </w:t>
+      </w:r>
+      <w:r>
+        <w:rPr>
+          <w:rStyle w:val="VerbatimChar"/>
+        </w:rPr>
+        <w:t xml:space="preserve">pyreverse</w:t>
+      </w:r>
+      <w:r>
+        <w:t xml:space="preserve">),</w:t>
+      </w:r>
+      <w:r>
+        <w:t xml:space="preserve"> </w:t>
+      </w:r>
+      <w:r>
+        <w:rPr>
+          <w:rStyle w:val="VerbatimChar"/>
+        </w:rPr>
+        <w:t xml:space="preserve">code2flow</w:t>
+      </w:r>
+      <w:r>
+        <w:t xml:space="preserve">, and the Graphviz</w:t>
+      </w:r>
+      <w:r>
+        <w:t xml:space="preserve"> </w:t>
+      </w:r>
+      <w:r>
+        <w:rPr>
+          <w:rStyle w:val="VerbatimChar"/>
+        </w:rPr>
+        <w:t xml:space="preserve">dot</w:t>
+      </w:r>
+      <w:r>
+        <w:t xml:space="preserve"> </w:t>
+      </w:r>
+      <w:r>
+        <w:t xml:space="preserve">binary on</w:t>
+      </w:r>
+      <w:r>
+        <w:t xml:space="preserve"> </w:t>
+      </w:r>
+      <w:r>
+        <w:rPr>
+          <w:rStyle w:val="VerbatimChar"/>
+        </w:rPr>
+        <w:t xml:space="preserve">PATH</w:t>
+      </w:r>
+      <w:r>
+        <w:t xml:space="preserve">. Output lands in</w:t>
+      </w:r>
+      <w:r>
+        <w:t xml:space="preserve"> </w:t>
+      </w:r>
+      <w:r>
+        <w:rPr>
+          <w:rStyle w:val="VerbatimChar"/>
+        </w:rPr>
+        <w:t xml:space="preserve">thesis/figures/</w:t>
+      </w:r>
+      <w:r>
+        <w:t xml:space="preserve"> </w:t>
+      </w:r>
+      <w:r>
+        <w:t xml:space="preserve">as SVG. The script</w:t>
+      </w:r>
+      <w:r>
+        <w:t xml:space="preserve"> </w:t>
+      </w:r>
+      <w:r>
+        <w:t xml:space="preserve">prints the node and edge counts for each figure, which is how the counts</w:t>
+      </w:r>
+      <w:r>
+        <w:t xml:space="preserve"> </w:t>
+      </w:r>
+      <w:r>
+        <w:t xml:space="preserve">quoted in the captions were obtained.</w:t>
+      </w:r>
+    </w:p>
+    <w:tbl>
+      <w:tblPr>
+        <w:tblStyle w:val="Table"/>
+        <w:tblW w:type="pct" w:w="5000"/>
+        <w:tblLayout w:type="fixed"/>
+        <w:tblLook w:firstRow="1" w:lastRow="0" w:firstColumn="0" w:lastColumn="0" w:noHBand="0" w:noVBand="0" w:val="0020"/>
+      </w:tblPr>
+      <w:tblGrid>
+        <w:gridCol w:w="2880"/>
+        <w:gridCol w:w="2880"/>
+        <w:gridCol w:w="2160"/>
+      </w:tblGrid>
+      <w:tr>
+        <w:trPr>
+          <w:tblHeader w:val="on"/>
+        </w:trPr>
+        <w:tc>
+          <w:tcPr/>
+          <w:p>
+            <w:pPr>
+              <w:pStyle w:val="Compact"/>
+            </w:pPr>
+            <w:r>
+              <w:t xml:space="preserve">Figure</w:t>
+            </w:r>
+          </w:p>
+        </w:tc>
+        <w:tc>
+          <w:tcPr/>
+          <w:p>
+            <w:pPr>
+              <w:pStyle w:val="Compact"/>
+            </w:pPr>
+            <w:r>
+              <w:t xml:space="preserve">Source</w:t>
+            </w:r>
+          </w:p>
+        </w:tc>
+        <w:tc>
+          <w:tcPr/>
+          <w:p>
+            <w:pPr>
+              <w:pStyle w:val="Compact"/>
+            </w:pPr>
+            <w:r>
+              <w:t xml:space="preserve">Tool</w:t>
+            </w:r>
+          </w:p>
+        </w:tc>
+      </w:tr>
+      <w:tr>
+        <w:tc>
+          <w:tcPr/>
+          <w:p>
+            <w:pPr>
+              <w:pStyle w:val="Compact"/>
+            </w:pPr>
+            <w:r>
+              <w:t xml:space="preserve">4.1 Inter-package dependencies</w:t>
+            </w:r>
+          </w:p>
+        </w:tc>
+        <w:tc>
+          <w:tcPr/>
+          <w:p>
+            <w:pPr>
+              <w:pStyle w:val="Compact"/>
+            </w:pPr>
+            <w:r>
+              <w:rPr>
+                <w:rStyle w:val="VerbatimChar"/>
+              </w:rPr>
+              <w:t xml:space="preserve">src/citegraph</w:t>
+            </w:r>
+            <w:r>
+              <w:t xml:space="preserve"> </w:t>
+            </w:r>
+            <w:r>
+              <w:t xml:space="preserve">imports</w:t>
+            </w:r>
+          </w:p>
+        </w:tc>
+        <w:tc>
+          <w:tcPr/>
+          <w:p>
+            <w:pPr>
+              <w:pStyle w:val="Compact"/>
+            </w:pPr>
+            <w:r>
+              <w:rPr>
+                <w:rStyle w:val="VerbatimChar"/>
+              </w:rPr>
+              <w:t xml:space="preserve">pyreverse</w:t>
+            </w:r>
+            <w:r>
+              <w:t xml:space="preserve">, collapsed to packages</w:t>
+            </w:r>
+          </w:p>
+        </w:tc>
+      </w:tr>
+      <w:tr>
+        <w:tc>
+          <w:tcPr/>
+          <w:p>
+            <w:pPr>
+              <w:pStyle w:val="Compact"/>
+            </w:pPr>
+            <w:r>
+              <w:t xml:space="preserve">4.2 Object composition</w:t>
+            </w:r>
+          </w:p>
+        </w:tc>
+        <w:tc>
+          <w:tcPr/>
+          <w:p>
+            <w:pPr>
+              <w:pStyle w:val="Compact"/>
+            </w:pPr>
+            <w:r>
+              <w:t xml:space="preserve">class attributes</w:t>
+            </w:r>
+          </w:p>
+        </w:tc>
+        <w:tc>
+          <w:tcPr/>
+          <w:p>
+            <w:pPr>
+              <w:pStyle w:val="Compact"/>
+            </w:pPr>
+            <w:r>
+              <w:rPr>
+                <w:rStyle w:val="VerbatimChar"/>
+              </w:rPr>
+              <w:t xml:space="preserve">pyreverse -k</w:t>
+            </w:r>
+            <w:r>
+              <w:t xml:space="preserve">, filtered to connected classes</w:t>
+            </w:r>
+          </w:p>
+        </w:tc>
+      </w:tr>
+      <w:tr>
+        <w:tc>
+          <w:tcPr/>
+          <w:p>
+            <w:pPr>
+              <w:pStyle w:val="Compact"/>
+            </w:pPr>
+            <w:r>
+              <w:t xml:space="preserve">4.3 Data model, extraction half</w:t>
+            </w:r>
+          </w:p>
+        </w:tc>
+        <w:tc>
+          <w:tcPr/>
+          <w:p>
+            <w:pPr>
+              <w:pStyle w:val="Compact"/>
+            </w:pPr>
+            <w:r>
+              <w:rPr>
+                <w:rStyle w:val="VerbatimChar"/>
+              </w:rPr>
+              <w:t xml:space="preserve">models/</w:t>
+            </w:r>
+            <w:r>
+              <w:t xml:space="preserve"> </w:t>
+            </w:r>
+            <w:r>
+              <w:t xml:space="preserve">Pydantic classes</w:t>
+            </w:r>
+          </w:p>
+        </w:tc>
+        <w:tc>
+          <w:tcPr/>
+          <w:p>
+            <w:pPr>
+              <w:pStyle w:val="Compact"/>
+            </w:pPr>
+            <w:r>
+              <w:t xml:space="preserve">introspection of</w:t>
+            </w:r>
+            <w:r>
+              <w:t xml:space="preserve"> </w:t>
+            </w:r>
+            <w:r>
+              <w:rPr>
+                <w:rStyle w:val="VerbatimChar"/>
+              </w:rPr>
+              <w:t xml:space="preserve">model_fields</w:t>
+            </w:r>
+          </w:p>
+        </w:tc>
+      </w:tr>
+      <w:tr>
+        <w:tc>
+          <w:tcPr/>
+          <w:p>
+            <w:pPr>
+              <w:pStyle w:val="Compact"/>
+            </w:pPr>
+            <w:r>
+              <w:t xml:space="preserve">4.4 Data model, graph half</w:t>
+            </w:r>
+          </w:p>
+        </w:tc>
+        <w:tc>
+          <w:tcPr/>
+          <w:p>
+            <w:pPr>
+              <w:pStyle w:val="Compact"/>
+            </w:pPr>
+            <w:r>
+              <w:rPr>
+                <w:rStyle w:val="VerbatimChar"/>
+              </w:rPr>
+              <w:t xml:space="preserve">models/</w:t>
+            </w:r>
+            <w:r>
+              <w:t xml:space="preserve"> </w:t>
+            </w:r>
+            <w:r>
+              <w:t xml:space="preserve">Pydantic classes</w:t>
+            </w:r>
+          </w:p>
+        </w:tc>
+        <w:tc>
+          <w:tcPr/>
+          <w:p>
+            <w:pPr>
+              <w:pStyle w:val="Compact"/>
+            </w:pPr>
+            <w:r>
+              <w:t xml:space="preserve">introspection of</w:t>
+            </w:r>
+            <w:r>
+              <w:t xml:space="preserve"> </w:t>
+            </w:r>
+            <w:r>
+              <w:rPr>
+                <w:rStyle w:val="VerbatimChar"/>
+              </w:rPr>
+              <w:t xml:space="preserve">model_fields</w:t>
+            </w:r>
+          </w:p>
+        </w:tc>
+      </w:tr>
+      <w:tr>
+        <w:tc>
+          <w:tcPr/>
+          <w:p>
+            <w:pPr>
+              <w:pStyle w:val="Compact"/>
+            </w:pPr>
+            <w:r>
+              <w:t xml:space="preserve">5.1 Orchestrator call graph</w:t>
+            </w:r>
+          </w:p>
+        </w:tc>
+        <w:tc>
+          <w:tcPr/>
+          <w:p>
+            <w:pPr>
+              <w:pStyle w:val="Compact"/>
+            </w:pPr>
+            <w:r>
+              <w:rPr>
+                <w:rStyle w:val="VerbatimChar"/>
+              </w:rPr>
+              <w:t xml:space="preserve">pipeline/orchestrator.py</w:t>
+            </w:r>
+          </w:p>
+        </w:tc>
+        <w:tc>
+          <w:tcPr/>
+          <w:p>
+            <w:pPr>
+              <w:pStyle w:val="Compact"/>
+            </w:pPr>
+            <w:r>
+              <w:rPr>
+                <w:rStyle w:val="VerbatimChar"/>
+              </w:rPr>
+              <w:t xml:space="preserve">code2flow</w:t>
+            </w:r>
+            <w:r>
+              <w:t xml:space="preserve">, depth 2</w:t>
+            </w:r>
+          </w:p>
+        </w:tc>
+      </w:tr>
+      <w:tr>
+        <w:tc>
+          <w:tcPr/>
+          <w:p>
+            <w:pPr>
+              <w:pStyle w:val="Compact"/>
+            </w:pPr>
+            <w:r>
+              <w:t xml:space="preserve">H.1 Combined data model</w:t>
+            </w:r>
+          </w:p>
+        </w:tc>
+        <w:tc>
+          <w:tcPr/>
+          <w:p>
+            <w:pPr>
+              <w:pStyle w:val="Compact"/>
+            </w:pPr>
+            <w:r>
+              <w:rPr>
+                <w:rStyle w:val="VerbatimChar"/>
+              </w:rPr>
+              <w:t xml:space="preserve">models/</w:t>
+            </w:r>
+            <w:r>
+              <w:t xml:space="preserve"> </w:t>
+            </w:r>
+            <w:r>
+              <w:t xml:space="preserve">Pydantic classes</w:t>
+            </w:r>
+          </w:p>
+        </w:tc>
+        <w:tc>
+          <w:tcPr/>
+          <w:p>
+            <w:pPr>
+              <w:pStyle w:val="Compact"/>
+            </w:pPr>
+            <w:r>
+              <w:t xml:space="preserve">introspection of</w:t>
+            </w:r>
+            <w:r>
+              <w:t xml:space="preserve"> </w:t>
+            </w:r>
+            <w:r>
+              <w:rPr>
+                <w:rStyle w:val="VerbatimChar"/>
+              </w:rPr>
+              <w:t xml:space="preserve">model_fields</w:t>
+            </w:r>
+          </w:p>
+        </w:tc>
+      </w:tr>
+      <w:tr>
+        <w:tc>
+          <w:tcPr/>
+          <w:p>
+            <w:pPr>
+              <w:pStyle w:val="Compact"/>
+            </w:pPr>
+            <w:r>
+              <w:t xml:space="preserve">H.2 Complete class diagram</w:t>
+            </w:r>
+          </w:p>
+        </w:tc>
+        <w:tc>
+          <w:tcPr/>
+          <w:p>
+            <w:pPr>
+              <w:pStyle w:val="Compact"/>
+            </w:pPr>
+            <w:r>
+              <w:t xml:space="preserve">all classes</w:t>
+            </w:r>
+          </w:p>
+        </w:tc>
+        <w:tc>
+          <w:tcPr/>
+          <w:p>
+            <w:pPr>
+              <w:pStyle w:val="Compact"/>
+            </w:pPr>
+            <w:r>
+              <w:rPr>
+                <w:rStyle w:val="VerbatimChar"/>
+              </w:rPr>
+              <w:t xml:space="preserve">pyreverse</w:t>
+            </w:r>
+          </w:p>
+        </w:tc>
+      </w:tr>
+      <w:tr>
+        <w:tc>
+          <w:tcPr/>
+          <w:p>
+            <w:pPr>
+              <w:pStyle w:val="Compact"/>
+            </w:pPr>
+            <w:r>
+              <w:t xml:space="preserve">H.3 Complete call graph</w:t>
+            </w:r>
+          </w:p>
+        </w:tc>
+        <w:tc>
+          <w:tcPr/>
+          <w:p>
+            <w:pPr>
+              <w:pStyle w:val="Compact"/>
+            </w:pPr>
+            <w:r>
+              <w:t xml:space="preserve">all functions</w:t>
+            </w:r>
+          </w:p>
+        </w:tc>
+        <w:tc>
+          <w:tcPr/>
+          <w:p>
+            <w:pPr>
+              <w:pStyle w:val="Compact"/>
+            </w:pPr>
+            <w:r>
+              <w:rPr>
+                <w:rStyle w:val="VerbatimChar"/>
+              </w:rPr>
+              <w:t xml:space="preserve">code2flow</w:t>
+            </w:r>
+          </w:p>
+        </w:tc>
+      </w:tr>
+    </w:tbl>
     <w:p>
       <w:pPr>
         <w:pStyle w:val="BodyText"/>
       </w:pPr>
       <w:r>
-        <w:t xml:space="preserve">All 29 entries resolve as of the verification run.</w:t>
+        <w:t xml:space="preserve">The data-model figures deserve a note on method. They are not parsed from</w:t>
+      </w:r>
+      <w:r>
+        <w:t xml:space="preserve"> </w:t>
+      </w:r>
+      <w:r>
+        <w:t xml:space="preserve">source text; the script imports the Pydantic classes and reads</w:t>
+      </w:r>
+      <w:r>
+        <w:t xml:space="preserve"> </w:t>
+      </w:r>
+      <w:r>
+        <w:rPr>
+          <w:rStyle w:val="VerbatimChar"/>
+        </w:rPr>
+        <w:t xml:space="preserve">model_fields</w:t>
+      </w:r>
+      <w:r>
+        <w:t xml:space="preserve">, which is the same structure Pydantic uses to validate incoming</w:t>
+      </w:r>
+      <w:r>
+        <w:t xml:space="preserve"> </w:t>
+      </w:r>
+      <w:r>
+        <w:t xml:space="preserve">data at runtime. A field renamed in the code changes the next figure without</w:t>
+      </w:r>
+      <w:r>
+        <w:t xml:space="preserve"> </w:t>
+      </w:r>
+      <w:r>
+        <w:t xml:space="preserve">anyone editing a diagram, and a figure showing a field that no longer exists</w:t>
+      </w:r>
+      <w:r>
+        <w:t xml:space="preserve"> </w:t>
+      </w:r>
+      <w:r>
+        <w:t xml:space="preserve">is not possible.</w:t>
+      </w:r>
+    </w:p>
+    <w:bookmarkEnd w:id="285"/>
+    <w:bookmarkStart w:id="286" w:name="h.2-why-the-chapter-figures-are-reduced"/>
+    <w:p>
+      <w:pPr>
+        <w:pStyle w:val="Heading2"/>
+      </w:pPr>
+      <w:r>
+        <w:t xml:space="preserve">H.2 Why the chapter figures are reduced</w:t>
+      </w:r>
+    </w:p>
+    <w:p>
+      <w:pPr>
+        <w:pStyle w:val="FirstParagraph"/>
+      </w:pPr>
+      <w:r>
+        <w:t xml:space="preserve">Three reductions are applied, each for the same reason. How legible a</w:t>
+      </w:r>
+      <w:r>
+        <w:t xml:space="preserve"> </w:t>
+      </w:r>
+      <w:r>
+        <w:t xml:space="preserve">Graphviz figure is at a fixed page width depends only on the ratio between its</w:t>
+      </w:r>
+      <w:r>
+        <w:t xml:space="preserve"> </w:t>
+      </w:r>
+      <w:r>
+        <w:t xml:space="preserve">font size and its total width, and enlarging the font enlarges the boxes by</w:t>
+      </w:r>
+      <w:r>
+        <w:t xml:space="preserve"> </w:t>
+      </w:r>
+      <w:r>
+        <w:t xml:space="preserve">the same proportion. Narrowing the graph is therefore the only lever</w:t>
+      </w:r>
+      <w:r>
+        <w:t xml:space="preserve"> </w:t>
+      </w:r>
+      <w:r>
+        <w:t xml:space="preserve">available.</w:t>
       </w:r>
     </w:p>
     <w:p>
@@ -50253,6 +52344,750 @@
           <w:b/>
           <w:bCs/>
         </w:rPr>
+        <w:t xml:space="preserve">Collapsing modules to packages</w:t>
+      </w:r>
+      <w:r>
+        <w:t xml:space="preserve"> </w:t>
+      </w:r>
+      <w:r>
+        <w:t xml:space="preserve">(Figure 4.1). The raw output has 46 module</w:t>
+      </w:r>
+      <w:r>
+        <w:t xml:space="preserve"> </w:t>
+      </w:r>
+      <w:r>
+        <w:t xml:space="preserve">nodes and 83 import edges, and at page width its labels render at roughly</w:t>
+      </w:r>
+      <w:r>
+        <w:t xml:space="preserve"> </w:t>
+      </w:r>
+      <w:r>
+        <w:t xml:space="preserve">three points. Collapsing each module to its package leaves 13 nodes and 38</w:t>
+      </w:r>
+      <w:r>
+        <w:t xml:space="preserve"> </w:t>
+      </w:r>
+      <w:r>
+        <w:t xml:space="preserve">edges, and carries the discarded detail as edge thickness rather than losing</w:t>
+      </w:r>
+      <w:r>
+        <w:t xml:space="preserve"> </w:t>
+      </w:r>
+      <w:r>
+        <w:t xml:space="preserve">it.</w:t>
+      </w:r>
+    </w:p>
+    <w:p>
+      <w:pPr>
+        <w:pStyle w:val="BodyText"/>
+      </w:pPr>
+      <w:r>
+        <w:rPr>
+          <w:b/>
+          <w:bCs/>
+        </w:rPr>
+        <w:t xml:space="preserve">Filtering unrelated classes</w:t>
+      </w:r>
+      <w:r>
+        <w:t xml:space="preserve"> </w:t>
+      </w:r>
+      <w:r>
+        <w:t xml:space="preserve">(Figure 4.2).</w:t>
+      </w:r>
+      <w:r>
+        <w:t xml:space="preserve"> </w:t>
+      </w:r>
+      <w:r>
+        <w:rPr>
+          <w:rStyle w:val="VerbatimChar"/>
+        </w:rPr>
+        <w:t xml:space="preserve">pyreverse</w:t>
+      </w:r>
+      <w:r>
+        <w:t xml:space="preserve"> </w:t>
+      </w:r>
+      <w:r>
+        <w:t xml:space="preserve">draws every class it</w:t>
+      </w:r>
+      <w:r>
+        <w:t xml:space="preserve"> </w:t>
+      </w:r>
+      <w:r>
+        <w:t xml:space="preserve">finds, including the 15 that take part in no association or inheritance</w:t>
+      </w:r>
+      <w:r>
+        <w:t xml:space="preserve"> </w:t>
+      </w:r>
+      <w:r>
+        <w:t xml:space="preserve">relationship. Those 15 occupy a full column of the canvas and contribute no</w:t>
+      </w:r>
+      <w:r>
+        <w:t xml:space="preserve"> </w:t>
+      </w:r>
+      <w:r>
+        <w:t xml:space="preserve">structure, so they are dropped from the chapter figure. Plate H.2 below</w:t>
+      </w:r>
+      <w:r>
+        <w:t xml:space="preserve"> </w:t>
+      </w:r>
+      <w:r>
+        <w:t xml:space="preserve">retains them.</w:t>
+      </w:r>
+    </w:p>
+    <w:p>
+      <w:pPr>
+        <w:pStyle w:val="BodyText"/>
+      </w:pPr>
+      <w:r>
+        <w:rPr>
+          <w:b/>
+          <w:bCs/>
+        </w:rPr>
+        <w:t xml:space="preserve">Splitting the data model</w:t>
+      </w:r>
+      <w:r>
+        <w:t xml:space="preserve"> </w:t>
+      </w:r>
+      <w:r>
+        <w:t xml:space="preserve">(Figures 4.3 and 4.4). Seven entities carrying 63</w:t>
+      </w:r>
+      <w:r>
+        <w:t xml:space="preserve"> </w:t>
+      </w:r>
+      <w:r>
+        <w:t xml:space="preserve">fields do not fit one page at a readable size in any orientation. The chapter</w:t>
+      </w:r>
+      <w:r>
+        <w:t xml:space="preserve"> </w:t>
+      </w:r>
+      <w:r>
+        <w:t xml:space="preserve">uses two overlapping views, one per half of the pipeline, with</w:t>
+      </w:r>
+      <w:r>
+        <w:t xml:space="preserve"> </w:t>
+      </w:r>
+      <w:r>
+        <w:rPr>
+          <w:rStyle w:val="VerbatimChar"/>
+        </w:rPr>
+        <w:t xml:space="preserve">Paper</w:t>
+      </w:r>
+      <w:r>
+        <w:t xml:space="preserve">,</w:t>
+      </w:r>
+      <w:r>
+        <w:t xml:space="preserve"> </w:t>
+      </w:r>
+      <w:r>
+        <w:rPr>
+          <w:rStyle w:val="VerbatimChar"/>
+        </w:rPr>
+        <w:t xml:space="preserve">Study</w:t>
+      </w:r>
+      <w:r>
+        <w:t xml:space="preserve"> </w:t>
+      </w:r>
+      <w:r>
+        <w:t xml:space="preserve">and</w:t>
+      </w:r>
+      <w:r>
+        <w:t xml:space="preserve"> </w:t>
+      </w:r>
+      <w:r>
+        <w:rPr>
+          <w:rStyle w:val="VerbatimChar"/>
+        </w:rPr>
+        <w:t xml:space="preserve">PopulationResolution</w:t>
+      </w:r>
+      <w:r>
+        <w:t xml:space="preserve"> </w:t>
+      </w:r>
+      <w:r>
+        <w:t xml:space="preserve">appearing in both because they are the</w:t>
+      </w:r>
+      <w:r>
+        <w:t xml:space="preserve"> </w:t>
+      </w:r>
+      <w:r>
+        <w:t xml:space="preserve">entities the two halves share. Plate H.1 below is the combined view.</w:t>
+      </w:r>
+    </w:p>
+    <w:p>
+      <w:pPr>
+        <w:pStyle w:val="BodyText"/>
+      </w:pPr>
+      <w:r>
+        <w:t xml:space="preserve">No reduction removes an entity, a class relationship or a package dependency</w:t>
+      </w:r>
+      <w:r>
+        <w:t xml:space="preserve"> </w:t>
+      </w:r>
+      <w:r>
+        <w:t xml:space="preserve">without it appearing in a plate here.</w:t>
+      </w:r>
+    </w:p>
+    <w:bookmarkEnd w:id="286"/>
+    <w:bookmarkStart w:id="296" w:name="h.3-plates"/>
+    <w:p>
+      <w:pPr>
+        <w:pStyle w:val="Heading2"/>
+      </w:pPr>
+      <w:r>
+        <w:t xml:space="preserve">H.3 Plates</w:t>
+      </w:r>
+    </w:p>
+    <w:p>
+      <w:pPr>
+        <w:pStyle w:val="CaptionedFigure"/>
+      </w:pPr>
+      <w:r>
+        <w:drawing>
+          <wp:inline>
+            <wp:extent cx="3413760" cy="6435372"/>
+            <wp:effectExtent b="0" l="0" r="0" t="0"/>
+            <wp:docPr descr="Plate H.1 The complete data model: all seven Pydantic entities with every field and type, and all ten relationships. Figures 4.3 and 4.4 are the two halves of this diagram." title="" id="288" name="Picture"/>
+            <a:graphic>
+              <a:graphicData uri="http://schemas.openxmlformats.org/drawingml/2006/picture">
+                <pic:pic>
+                  <pic:nvPicPr>
+                    <pic:cNvPr descr="figures/datamodel_full.png" id="289" name="Picture"/>
+                    <pic:cNvPicPr>
+                      <a:picLocks noChangeArrowheads="1" noChangeAspect="1"/>
+                    </pic:cNvPicPr>
+                  </pic:nvPicPr>
+                  <pic:blipFill>
+                    <a:blip r:embed="rId287"/>
+                    <a:stretch>
+                      <a:fillRect/>
+                    </a:stretch>
+                  </pic:blipFill>
+                  <pic:spPr bwMode="auto">
+                    <a:xfrm>
+                      <a:off x="0" y="0"/>
+                      <a:ext cx="3413760" cy="6435372"/>
+                    </a:xfrm>
+                    <a:prstGeom prst="rect">
+                      <a:avLst/>
+                    </a:prstGeom>
+                    <a:noFill/>
+                    <a:ln w="9525">
+                      <a:noFill/>
+                      <a:headEnd/>
+                      <a:tailEnd/>
+                    </a:ln>
+                  </pic:spPr>
+                </pic:pic>
+              </a:graphicData>
+            </a:graphic>
+          </wp:inline>
+        </w:drawing>
+      </w:r>
+    </w:p>
+    <w:p>
+      <w:pPr>
+        <w:pStyle w:val="ImageCaption"/>
+      </w:pPr>
+      <w:r>
+        <w:rPr>
+          <w:b/>
+          <w:bCs/>
+        </w:rPr>
+        <w:t xml:space="preserve">Plate H.1</w:t>
+      </w:r>
+      <w:r>
+        <w:t xml:space="preserve"> </w:t>
+      </w:r>
+      <w:r>
+        <w:t xml:space="preserve">The complete data model: all seven Pydantic entities with</w:t>
+      </w:r>
+      <w:r>
+        <w:t xml:space="preserve"> </w:t>
+      </w:r>
+      <w:r>
+        <w:t xml:space="preserve">every field and type, and all ten relationships. Figures 4.3 and 4.4 are the</w:t>
+      </w:r>
+      <w:r>
+        <w:t xml:space="preserve"> </w:t>
+      </w:r>
+      <w:r>
+        <w:t xml:space="preserve">two halves of this diagram.</w:t>
+      </w:r>
+    </w:p>
+    <w:p>
+      <w:pPr>
+        <w:pStyle w:val="CaptionedFigure"/>
+      </w:pPr>
+      <w:r>
+        <w:drawing>
+          <wp:inline>
+            <wp:extent cx="5334000" cy="3525864"/>
+            <wp:effectExtent b="0" l="0" r="0" t="0"/>
+            <wp:docPr descr="Plate H.2 The complete class diagram from pyreverse, including the classes that participate in no relationship. Reproduced at full scale; the labels are small in print and are intended to be read by zooming the PDF or by opening thesis/figures/classes_full.svg, which is vector and scales without loss." title="" id="291" name="Picture"/>
+            <a:graphic>
+              <a:graphicData uri="http://schemas.openxmlformats.org/drawingml/2006/picture">
+                <pic:pic>
+                  <pic:nvPicPr>
+                    <pic:cNvPr descr="figures/classes_full.png" id="292" name="Picture"/>
+                    <pic:cNvPicPr>
+                      <a:picLocks noChangeArrowheads="1" noChangeAspect="1"/>
+                    </pic:cNvPicPr>
+                  </pic:nvPicPr>
+                  <pic:blipFill>
+                    <a:blip r:embed="rId290"/>
+                    <a:stretch>
+                      <a:fillRect/>
+                    </a:stretch>
+                  </pic:blipFill>
+                  <pic:spPr bwMode="auto">
+                    <a:xfrm>
+                      <a:off x="0" y="0"/>
+                      <a:ext cx="5334000" cy="3525864"/>
+                    </a:xfrm>
+                    <a:prstGeom prst="rect">
+                      <a:avLst/>
+                    </a:prstGeom>
+                    <a:noFill/>
+                    <a:ln w="9525">
+                      <a:noFill/>
+                      <a:headEnd/>
+                      <a:tailEnd/>
+                    </a:ln>
+                  </pic:spPr>
+                </pic:pic>
+              </a:graphicData>
+            </a:graphic>
+          </wp:inline>
+        </w:drawing>
+      </w:r>
+    </w:p>
+    <w:p>
+      <w:pPr>
+        <w:pStyle w:val="ImageCaption"/>
+      </w:pPr>
+      <w:r>
+        <w:rPr>
+          <w:b/>
+          <w:bCs/>
+        </w:rPr>
+        <w:t xml:space="preserve">Plate H.2</w:t>
+      </w:r>
+      <w:r>
+        <w:t xml:space="preserve"> </w:t>
+      </w:r>
+      <w:r>
+        <w:t xml:space="preserve">The complete class diagram from</w:t>
+      </w:r>
+      <w:r>
+        <w:t xml:space="preserve"> </w:t>
+      </w:r>
+      <w:r>
+        <w:rPr>
+          <w:rStyle w:val="VerbatimChar"/>
+        </w:rPr>
+        <w:t xml:space="preserve">pyreverse</w:t>
+      </w:r>
+      <w:r>
+        <w:t xml:space="preserve">, including the</w:t>
+      </w:r>
+      <w:r>
+        <w:t xml:space="preserve"> </w:t>
+      </w:r>
+      <w:r>
+        <w:t xml:space="preserve">classes that participate in no relationship. Reproduced at full scale; the</w:t>
+      </w:r>
+      <w:r>
+        <w:t xml:space="preserve"> </w:t>
+      </w:r>
+      <w:r>
+        <w:t xml:space="preserve">labels are small in print and are intended to be read by zooming the PDF or by</w:t>
+      </w:r>
+      <w:r>
+        <w:t xml:space="preserve"> </w:t>
+      </w:r>
+      <w:r>
+        <w:t xml:space="preserve">opening</w:t>
+      </w:r>
+      <w:r>
+        <w:t xml:space="preserve"> </w:t>
+      </w:r>
+      <w:r>
+        <w:rPr>
+          <w:rStyle w:val="VerbatimChar"/>
+        </w:rPr>
+        <w:t xml:space="preserve">thesis/figures/classes_full.svg</w:t>
+      </w:r>
+      <w:r>
+        <w:t xml:space="preserve">, which is vector and scales without</w:t>
+      </w:r>
+      <w:r>
+        <w:t xml:space="preserve"> </w:t>
+      </w:r>
+      <w:r>
+        <w:t xml:space="preserve">loss.</w:t>
+      </w:r>
+    </w:p>
+    <w:p>
+      <w:pPr>
+        <w:pStyle w:val="CaptionedFigure"/>
+      </w:pPr>
+      <w:r>
+        <w:drawing>
+          <wp:inline>
+            <wp:extent cx="4693920" cy="5194500"/>
+            <wp:effectExtent b="0" l="0" r="0" t="0"/>
+            <wp:docPr descr="Plate H.3 The complete call graph from code2flow: 105 functions and every call between them, grouped by file and class. Figure 5.1 is the subgraph reachable from PipelineOrchestrator.run() within two levels." title="" id="294" name="Picture"/>
+            <a:graphic>
+              <a:graphicData uri="http://schemas.openxmlformats.org/drawingml/2006/picture">
+                <pic:pic>
+                  <pic:nvPicPr>
+                    <pic:cNvPr descr="figures/callgraph_full.png" id="295" name="Picture"/>
+                    <pic:cNvPicPr>
+                      <a:picLocks noChangeArrowheads="1" noChangeAspect="1"/>
+                    </pic:cNvPicPr>
+                  </pic:nvPicPr>
+                  <pic:blipFill>
+                    <a:blip r:embed="rId293"/>
+                    <a:stretch>
+                      <a:fillRect/>
+                    </a:stretch>
+                  </pic:blipFill>
+                  <pic:spPr bwMode="auto">
+                    <a:xfrm>
+                      <a:off x="0" y="0"/>
+                      <a:ext cx="4693920" cy="5194500"/>
+                    </a:xfrm>
+                    <a:prstGeom prst="rect">
+                      <a:avLst/>
+                    </a:prstGeom>
+                    <a:noFill/>
+                    <a:ln w="9525">
+                      <a:noFill/>
+                      <a:headEnd/>
+                      <a:tailEnd/>
+                    </a:ln>
+                  </pic:spPr>
+                </pic:pic>
+              </a:graphicData>
+            </a:graphic>
+          </wp:inline>
+        </w:drawing>
+      </w:r>
+    </w:p>
+    <w:p>
+      <w:pPr>
+        <w:pStyle w:val="ImageCaption"/>
+      </w:pPr>
+      <w:r>
+        <w:rPr>
+          <w:b/>
+          <w:bCs/>
+        </w:rPr>
+        <w:t xml:space="preserve">Plate H.3</w:t>
+      </w:r>
+      <w:r>
+        <w:t xml:space="preserve"> </w:t>
+      </w:r>
+      <w:r>
+        <w:t xml:space="preserve">The complete call graph from</w:t>
+      </w:r>
+      <w:r>
+        <w:t xml:space="preserve"> </w:t>
+      </w:r>
+      <w:r>
+        <w:rPr>
+          <w:rStyle w:val="VerbatimChar"/>
+        </w:rPr>
+        <w:t xml:space="preserve">code2flow</w:t>
+      </w:r>
+      <w:r>
+        <w:t xml:space="preserve">: 105 functions and</w:t>
+      </w:r>
+      <w:r>
+        <w:t xml:space="preserve"> </w:t>
+      </w:r>
+      <w:r>
+        <w:t xml:space="preserve">every call between them, grouped by file and class. Figure 5.1 is the subgraph</w:t>
+      </w:r>
+      <w:r>
+        <w:t xml:space="preserve"> </w:t>
+      </w:r>
+      <w:r>
+        <w:t xml:space="preserve">reachable from</w:t>
+      </w:r>
+      <w:r>
+        <w:t xml:space="preserve"> </w:t>
+      </w:r>
+      <w:r>
+        <w:rPr>
+          <w:rStyle w:val="VerbatimChar"/>
+        </w:rPr>
+        <w:t xml:space="preserve">PipelineOrchestrator.run()</w:t>
+      </w:r>
+      <w:r>
+        <w:t xml:space="preserve"> </w:t>
+      </w:r>
+      <w:r>
+        <w:t xml:space="preserve">within two</w:t>
+      </w:r>
+      <w:r>
+        <w:t xml:space="preserve"> </w:t>
+      </w:r>
+      <w:r>
+        <w:t xml:space="preserve">levels.</w:t>
+      </w:r>
+    </w:p>
+    <w:bookmarkEnd w:id="296"/>
+    <w:bookmarkStart w:id="297" w:name="h.4-a-caveat-on-the-call-graphs"/>
+    <w:p>
+      <w:pPr>
+        <w:pStyle w:val="Heading2"/>
+      </w:pPr>
+      <w:r>
+        <w:t xml:space="preserve">H.4 A caveat on the call graphs</w:t>
+      </w:r>
+    </w:p>
+    <w:p>
+      <w:pPr>
+        <w:pStyle w:val="FirstParagraph"/>
+      </w:pPr>
+      <w:r>
+        <w:rPr>
+          <w:rStyle w:val="VerbatimChar"/>
+        </w:rPr>
+        <w:t xml:space="preserve">code2flow</w:t>
+      </w:r>
+      <w:r>
+        <w:t xml:space="preserve"> </w:t>
+      </w:r>
+      <w:r>
+        <w:t xml:space="preserve">resolves calls statically by name, which has two consequences a</w:t>
+      </w:r>
+      <w:r>
+        <w:t xml:space="preserve"> </w:t>
+      </w:r>
+      <w:r>
+        <w:t xml:space="preserve">reader should keep in mind when using Plate H.3 as a map of control flow.</w:t>
+      </w:r>
+    </w:p>
+    <w:p>
+      <w:pPr>
+        <w:pStyle w:val="BodyText"/>
+      </w:pPr>
+      <w:r>
+        <w:t xml:space="preserve">Calls made through a variable whose type it cannot infer are recorded against</w:t>
+      </w:r>
+      <w:r>
+        <w:t xml:space="preserve"> </w:t>
+      </w:r>
+      <w:r>
+        <w:t xml:space="preserve">an unknown owner and do not appear as edges. This affects the provider calls</w:t>
+      </w:r>
+      <w:r>
+        <w:t xml:space="preserve"> </w:t>
+      </w:r>
+      <w:r>
+        <w:t xml:space="preserve">most, because the orchestrator holds providers behind the</w:t>
+      </w:r>
+      <w:r>
+        <w:t xml:space="preserve"> </w:t>
+      </w:r>
+      <w:r>
+        <w:rPr>
+          <w:rStyle w:val="VerbatimChar"/>
+        </w:rPr>
+        <w:t xml:space="preserve">MetadataProvider</w:t>
+      </w:r>
+      <w:r>
+        <w:t xml:space="preserve"> </w:t>
+      </w:r>
+      <w:r>
+        <w:t xml:space="preserve">protocol; a call to</w:t>
+      </w:r>
+      <w:r>
+        <w:t xml:space="preserve"> </w:t>
+      </w:r>
+      <w:r>
+        <w:rPr>
+          <w:rStyle w:val="VerbatimChar"/>
+        </w:rPr>
+        <w:t xml:space="preserve">provider.resolve()</w:t>
+      </w:r>
+      <w:r>
+        <w:t xml:space="preserve"> </w:t>
+      </w:r>
+      <w:r>
+        <w:t xml:space="preserve">cannot be attributed to</w:t>
+      </w:r>
+      <w:r>
+        <w:t xml:space="preserve"> </w:t>
+      </w:r>
+      <w:r>
+        <w:rPr>
+          <w:rStyle w:val="VerbatimChar"/>
+        </w:rPr>
+        <w:t xml:space="preserve">OpenAlexProvider</w:t>
+      </w:r>
+      <w:r>
+        <w:t xml:space="preserve">,</w:t>
+      </w:r>
+      <w:r>
+        <w:t xml:space="preserve"> </w:t>
+      </w:r>
+      <w:r>
+        <w:rPr>
+          <w:rStyle w:val="VerbatimChar"/>
+        </w:rPr>
+        <w:t xml:space="preserve">CrossrefProvider</w:t>
+      </w:r>
+      <w:r>
+        <w:t xml:space="preserve"> </w:t>
+      </w:r>
+      <w:r>
+        <w:t xml:space="preserve">or</w:t>
+      </w:r>
+      <w:r>
+        <w:t xml:space="preserve"> </w:t>
+      </w:r>
+      <w:r>
+        <w:rPr>
+          <w:rStyle w:val="VerbatimChar"/>
+        </w:rPr>
+        <w:t xml:space="preserve">EuropePMCProvider</w:t>
+      </w:r>
+      <w:r>
+        <w:t xml:space="preserve"> </w:t>
+      </w:r>
+      <w:r>
+        <w:t xml:space="preserve">without running</w:t>
+      </w:r>
+      <w:r>
+        <w:t xml:space="preserve"> </w:t>
+      </w:r>
+      <w:r>
+        <w:t xml:space="preserve">the program. The three concrete providers therefore appear less connected in</w:t>
+      </w:r>
+      <w:r>
+        <w:t xml:space="preserve"> </w:t>
+      </w:r>
+      <w:r>
+        <w:t xml:space="preserve">the plate than they are at runtime.</w:t>
+      </w:r>
+    </w:p>
+    <w:p>
+      <w:pPr>
+        <w:pStyle w:val="BodyText"/>
+      </w:pPr>
+      <w:r>
+        <w:t xml:space="preserve">Second, the tool records a call site, not a call count or an execution order.</w:t>
+      </w:r>
+      <w:r>
+        <w:t xml:space="preserve"> </w:t>
+      </w:r>
+      <w:r>
+        <w:t xml:space="preserve">An edge drawn once may execute once per paper in a graph of several hundred,</w:t>
+      </w:r>
+      <w:r>
+        <w:t xml:space="preserve"> </w:t>
+      </w:r>
+      <w:r>
+        <w:t xml:space="preserve">and the left-to-right arrangement within a rank carries no meaning. Section</w:t>
+      </w:r>
+      <w:r>
+        <w:t xml:space="preserve"> </w:t>
+      </w:r>
+      <w:r>
+        <w:t xml:space="preserve">6.6 gives the measured runtime distribution, which is the correct source for</w:t>
+      </w:r>
+      <w:r>
+        <w:t xml:space="preserve"> </w:t>
+      </w:r>
+      <w:r>
+        <w:t xml:space="preserve">where time is actually spent.</w:t>
+      </w:r>
+    </w:p>
+    <w:p>
+      <w:pPr>
+        <w:pStyle w:val="BodyText"/>
+      </w:pPr>
+      <w:r>
+        <w:t xml:space="preserve">Neither limitation affects the class, package or data-model figures, which are</w:t>
+      </w:r>
+      <w:r>
+        <w:t xml:space="preserve"> </w:t>
+      </w:r>
+      <w:r>
+        <w:t xml:space="preserve">derived from declarations rather than from call sites.</w:t>
+      </w:r>
+    </w:p>
+    <w:bookmarkEnd w:id="297"/>
+    <w:bookmarkEnd w:id="298"/>
+    <w:bookmarkStart w:id="328" w:name="references"/>
+    <w:p>
+      <w:pPr>
+        <w:pStyle w:val="Heading1"/>
+      </w:pPr>
+      <w:r>
+        <w:t xml:space="preserve">References</w:t>
+      </w:r>
+    </w:p>
+    <w:p>
+      <w:pPr>
+        <w:pStyle w:val="FirstParagraph"/>
+      </w:pPr>
+      <w:r>
+        <w:t xml:space="preserve">Every entry below was resolved against Crossref (with OpenAlex as a</w:t>
+      </w:r>
+      <w:r>
+        <w:t xml:space="preserve"> </w:t>
+      </w:r>
+      <w:r>
+        <w:t xml:space="preserve">fallback) by</w:t>
+      </w:r>
+      <w:r>
+        <w:t xml:space="preserve"> </w:t>
+      </w:r>
+      <w:r>
+        <w:rPr>
+          <w:rStyle w:val="VerbatimChar"/>
+        </w:rPr>
+        <w:t xml:space="preserve">scripts/verify_references.py</w:t>
+      </w:r>
+      <w:r>
+        <w:t xml:space="preserve"> </w:t>
+      </w:r>
+      <w:r>
+        <w:t xml:space="preserve">before being cited. Entries</w:t>
+      </w:r>
+      <w:r>
+        <w:t xml:space="preserve"> </w:t>
+      </w:r>
+      <w:r>
+        <w:t xml:space="preserve">that failed to resolve were removed rather than cited from memory; see</w:t>
+      </w:r>
+      <w:r>
+        <w:t xml:space="preserve"> </w:t>
+      </w:r>
+      <w:r>
+        <w:t xml:space="preserve">Section 6.7 for the three identifiers this process corrected.</w:t>
+      </w:r>
+    </w:p>
+    <w:p>
+      <w:pPr>
+        <w:pStyle w:val="BodyText"/>
+      </w:pPr>
+      <w:r>
+        <w:t xml:space="preserve">All 29 entries resolve as of the verification run.</w:t>
+      </w:r>
+    </w:p>
+    <w:p>
+      <w:pPr>
+        <w:pStyle w:val="BodyText"/>
+      </w:pPr>
+      <w:r>
+        <w:rPr>
+          <w:b/>
+          <w:bCs/>
+        </w:rPr>
         <w:t xml:space="preserve">[1]</w:t>
       </w:r>
       <w:r>
@@ -50283,7 +53118,7 @@
       <w:r>
         <w:t xml:space="preserve"> </w:t>
       </w:r>
-      <w:hyperlink r:id="rId265">
+      <w:hyperlink r:id="rId299">
         <w:r>
           <w:rPr>
             <w:rStyle w:val="Hyperlink"/>
@@ -50347,7 +53182,7 @@
       <w:r>
         <w:t xml:space="preserve"> </w:t>
       </w:r>
-      <w:hyperlink r:id="rId266">
+      <w:hyperlink r:id="rId300">
         <w:r>
           <w:rPr>
             <w:rStyle w:val="Hyperlink"/>
@@ -50411,7 +53246,7 @@
       <w:r>
         <w:t xml:space="preserve"> </w:t>
       </w:r>
-      <w:hyperlink r:id="rId267">
+      <w:hyperlink r:id="rId301">
         <w:r>
           <w:rPr>
             <w:rStyle w:val="Hyperlink"/>
@@ -50475,7 +53310,7 @@
       <w:r>
         <w:t xml:space="preserve"> </w:t>
       </w:r>
-      <w:hyperlink r:id="rId268">
+      <w:hyperlink r:id="rId302">
         <w:r>
           <w:rPr>
             <w:rStyle w:val="Hyperlink"/>
@@ -50539,7 +53374,7 @@
       <w:r>
         <w:t xml:space="preserve"> </w:t>
       </w:r>
-      <w:hyperlink r:id="rId269">
+      <w:hyperlink r:id="rId303">
         <w:r>
           <w:rPr>
             <w:rStyle w:val="Hyperlink"/>
@@ -50603,7 +53438,7 @@
       <w:r>
         <w:t xml:space="preserve"> </w:t>
       </w:r>
-      <w:hyperlink r:id="rId270">
+      <w:hyperlink r:id="rId304">
         <w:r>
           <w:rPr>
             <w:rStyle w:val="Hyperlink"/>
@@ -50667,7 +53502,7 @@
       <w:r>
         <w:t xml:space="preserve"> </w:t>
       </w:r>
-      <w:hyperlink r:id="rId271">
+      <w:hyperlink r:id="rId305">
         <w:r>
           <w:rPr>
             <w:rStyle w:val="Hyperlink"/>
@@ -50731,7 +53566,7 @@
       <w:r>
         <w:t xml:space="preserve"> </w:t>
       </w:r>
-      <w:hyperlink r:id="rId272">
+      <w:hyperlink r:id="rId306">
         <w:r>
           <w:rPr>
             <w:rStyle w:val="Hyperlink"/>
@@ -50795,7 +53630,7 @@
       <w:r>
         <w:t xml:space="preserve"> </w:t>
       </w:r>
-      <w:hyperlink r:id="rId273">
+      <w:hyperlink r:id="rId307">
         <w:r>
           <w:rPr>
             <w:rStyle w:val="Hyperlink"/>
@@ -50859,7 +53694,7 @@
       <w:r>
         <w:t xml:space="preserve"> </w:t>
       </w:r>
-      <w:hyperlink r:id="rId274">
+      <w:hyperlink r:id="rId308">
         <w:r>
           <w:rPr>
             <w:rStyle w:val="Hyperlink"/>
@@ -50923,7 +53758,7 @@
       <w:r>
         <w:t xml:space="preserve"> </w:t>
       </w:r>
-      <w:hyperlink r:id="rId275">
+      <w:hyperlink r:id="rId309">
         <w:r>
           <w:rPr>
             <w:rStyle w:val="Hyperlink"/>
@@ -50987,7 +53822,7 @@
       <w:r>
         <w:t xml:space="preserve"> </w:t>
       </w:r>
-      <w:hyperlink r:id="rId276">
+      <w:hyperlink r:id="rId310">
         <w:r>
           <w:rPr>
             <w:rStyle w:val="Hyperlink"/>
@@ -51051,7 +53886,7 @@
       <w:r>
         <w:t xml:space="preserve"> </w:t>
       </w:r>
-      <w:hyperlink r:id="rId277">
+      <w:hyperlink r:id="rId311">
         <w:r>
           <w:rPr>
             <w:rStyle w:val="Hyperlink"/>
@@ -51115,7 +53950,7 @@
       <w:r>
         <w:t xml:space="preserve"> </w:t>
       </w:r>
-      <w:hyperlink r:id="rId278">
+      <w:hyperlink r:id="rId312">
         <w:r>
           <w:rPr>
             <w:rStyle w:val="Hyperlink"/>
@@ -51179,7 +54014,7 @@
       <w:r>
         <w:t xml:space="preserve"> </w:t>
       </w:r>
-      <w:hyperlink r:id="rId279">
+      <w:hyperlink r:id="rId313">
         <w:r>
           <w:rPr>
             <w:rStyle w:val="Hyperlink"/>
@@ -51243,7 +54078,7 @@
       <w:r>
         <w:t xml:space="preserve"> </w:t>
       </w:r>
-      <w:hyperlink r:id="rId280">
+      <w:hyperlink r:id="rId314">
         <w:r>
           <w:rPr>
             <w:rStyle w:val="Hyperlink"/>
@@ -51307,7 +54142,7 @@
       <w:r>
         <w:t xml:space="preserve"> </w:t>
       </w:r>
-      <w:hyperlink r:id="rId281">
+      <w:hyperlink r:id="rId315">
         <w:r>
           <w:rPr>
             <w:rStyle w:val="Hyperlink"/>
@@ -51371,7 +54206,7 @@
       <w:r>
         <w:t xml:space="preserve"> </w:t>
       </w:r>
-      <w:hyperlink r:id="rId282">
+      <w:hyperlink r:id="rId316">
         <w:r>
           <w:rPr>
             <w:rStyle w:val="Hyperlink"/>
@@ -51435,7 +54270,7 @@
       <w:r>
         <w:t xml:space="preserve"> </w:t>
       </w:r>
-      <w:hyperlink r:id="rId283">
+      <w:hyperlink r:id="rId317">
         <w:r>
           <w:rPr>
             <w:rStyle w:val="Hyperlink"/>
@@ -51499,7 +54334,7 @@
       <w:r>
         <w:t xml:space="preserve"> </w:t>
       </w:r>
-      <w:hyperlink r:id="rId284">
+      <w:hyperlink r:id="rId318">
         <w:r>
           <w:rPr>
             <w:rStyle w:val="Hyperlink"/>
@@ -51563,7 +54398,7 @@
       <w:r>
         <w:t xml:space="preserve"> </w:t>
       </w:r>
-      <w:hyperlink r:id="rId285">
+      <w:hyperlink r:id="rId319">
         <w:r>
           <w:rPr>
             <w:rStyle w:val="Hyperlink"/>
@@ -51627,7 +54462,7 @@
       <w:r>
         <w:t xml:space="preserve"> </w:t>
       </w:r>
-      <w:hyperlink r:id="rId286">
+      <w:hyperlink r:id="rId320">
         <w:r>
           <w:rPr>
             <w:rStyle w:val="Hyperlink"/>
@@ -51691,7 +54526,7 @@
       <w:r>
         <w:t xml:space="preserve"> </w:t>
       </w:r>
-      <w:hyperlink r:id="rId287">
+      <w:hyperlink r:id="rId321">
         <w:r>
           <w:rPr>
             <w:rStyle w:val="Hyperlink"/>
@@ -51755,7 +54590,7 @@
       <w:r>
         <w:t xml:space="preserve"> </w:t>
       </w:r>
-      <w:hyperlink r:id="rId288">
+      <w:hyperlink r:id="rId322">
         <w:r>
           <w:rPr>
             <w:rStyle w:val="Hyperlink"/>
@@ -51819,7 +54654,7 @@
       <w:r>
         <w:t xml:space="preserve"> </w:t>
       </w:r>
-      <w:hyperlink r:id="rId289">
+      <w:hyperlink r:id="rId323">
         <w:r>
           <w:rPr>
             <w:rStyle w:val="Hyperlink"/>
@@ -51883,7 +54718,7 @@
       <w:r>
         <w:t xml:space="preserve"> </w:t>
       </w:r>
-      <w:hyperlink r:id="rId290">
+      <w:hyperlink r:id="rId324">
         <w:r>
           <w:rPr>
             <w:rStyle w:val="Hyperlink"/>
@@ -51947,7 +54782,7 @@
       <w:r>
         <w:t xml:space="preserve"> </w:t>
       </w:r>
-      <w:hyperlink r:id="rId291">
+      <w:hyperlink r:id="rId325">
         <w:r>
           <w:rPr>
             <w:rStyle w:val="Hyperlink"/>
@@ -52011,7 +54846,7 @@
       <w:r>
         <w:t xml:space="preserve"> </w:t>
       </w:r>
-      <w:hyperlink r:id="rId292">
+      <w:hyperlink r:id="rId326">
         <w:r>
           <w:rPr>
             <w:rStyle w:val="Hyperlink"/>
@@ -52075,7 +54910,7 @@
       <w:r>
         <w:t xml:space="preserve"> </w:t>
       </w:r>
-      <w:hyperlink r:id="rId293">
+      <w:hyperlink r:id="rId327">
         <w:r>
           <w:rPr>
             <w:rStyle w:val="Hyperlink"/>
@@ -52100,7 +54935,7 @@
         <w:t xml:space="preserve">Microsoft Academic Graph</w:t>
       </w:r>
     </w:p>
-    <w:bookmarkEnd w:id="294"/>
+    <w:bookmarkEnd w:id="328"/>
     <w:sectPr>
       <w:footnotePr>
         <w:numRestart w:val="eachSect"/>

--- a/thesis/CiteGraph-NLP-Thesis.docx
+++ b/thesis/CiteGraph-NLP-Thesis.docx
@@ -104,7 +104,7 @@
         <w:t xml:space="preserve">A thesis submitted in partial fulfilment of the requirements for the degree of</w:t>
       </w:r>
       <w:r>
-        <w:t xml:space="preserve"> </w:t>
+        <w:br/>
       </w:r>
       <w:r>
         <w:rPr>
@@ -126,7 +126,7 @@
         <w:t xml:space="preserve">Department of Computer Science</w:t>
       </w:r>
       <w:r>
-        <w:t xml:space="preserve"> </w:t>
+        <w:br/>
       </w:r>
       <w:r>
         <w:rPr>

--- a/thesis/CiteGraph-NLP-Thesis.docx
+++ b/thesis/CiteGraph-NLP-Thesis.docx
@@ -5149,7 +5149,7 @@
     </w:p>
     <w:bookmarkEnd w:id="43"/>
     <w:bookmarkEnd w:id="44"/>
-    <w:bookmarkStart w:id="62" w:name="chapter-3-requirements-and-methodology"/>
+    <w:bookmarkStart w:id="63" w:name="chapter-3-requirements-and-methodology"/>
     <w:p>
       <w:pPr>
         <w:pStyle w:val="Heading1"/>
@@ -6858,6 +6858,68 @@
         <w:t xml:space="preserve">detectable.</w:t>
       </w:r>
     </w:p>
+    <w:p>
+      <w:pPr>
+        <w:pStyle w:val="BodyText"/>
+      </w:pPr>
+      <w:r>
+        <w:t xml:space="preserve">The requirement follows Peng's argument that for computational work the</w:t>
+      </w:r>
+      <w:r>
+        <w:t xml:space="preserve"> </w:t>
+      </w:r>
+      <w:r>
+        <w:t xml:space="preserve">reproducible-research standard, code and data published alongside the claims,</w:t>
+      </w:r>
+      <w:r>
+        <w:t xml:space="preserve"> </w:t>
+      </w:r>
+      <w:r>
+        <w:t xml:space="preserve">is the minimum that makes a result checkable at all, since the analysis is the</w:t>
+      </w:r>
+      <w:r>
+        <w:t xml:space="preserve"> </w:t>
+      </w:r>
+      <w:r>
+        <w:t xml:space="preserve">experiment [peng2011reproducible]. Baker's survey of 1,576 researchers puts</w:t>
+      </w:r>
+      <w:r>
+        <w:t xml:space="preserve"> </w:t>
+      </w:r>
+      <w:r>
+        <w:t xml:space="preserve">the practical case: more than half had failed to reproduce another group's</w:t>
+      </w:r>
+      <w:r>
+        <w:t xml:space="preserve"> </w:t>
+      </w:r>
+      <w:r>
+        <w:t xml:space="preserve">result and over 70% had failed to reproduce their own, with selective</w:t>
+      </w:r>
+      <w:r>
+        <w:t xml:space="preserve"> </w:t>
+      </w:r>
+      <w:r>
+        <w:t xml:space="preserve">reporting and unavailable methods among the causes most often named</w:t>
+      </w:r>
+      <w:r>
+        <w:t xml:space="preserve"> </w:t>
+      </w:r>
+      <w:r>
+        <w:t xml:space="preserve">[baker2016reproducibility]. Both point at the same remedy, which is why every</w:t>
+      </w:r>
+      <w:r>
+        <w:t xml:space="preserve"> </w:t>
+      </w:r>
+      <w:r>
+        <w:t xml:space="preserve">number in Chapter 6 is produced by a committed script rather than transcribed</w:t>
+      </w:r>
+      <w:r>
+        <w:t xml:space="preserve"> </w:t>
+      </w:r>
+      <w:r>
+        <w:t xml:space="preserve">from a run someone remembers doing.</w:t>
+      </w:r>
+    </w:p>
     <w:bookmarkEnd w:id="52"/>
     <w:bookmarkStart w:id="55" w:name="development-methodology"/>
     <w:p>
@@ -7076,7 +7138,7 @@
     </w:p>
     <w:bookmarkEnd w:id="54"/>
     <w:bookmarkEnd w:id="55"/>
-    <w:bookmarkStart w:id="61" w:name="evaluation-strategy"/>
+    <w:bookmarkStart w:id="62" w:name="evaluation-strategy"/>
     <w:p>
       <w:pPr>
         <w:pStyle w:val="Heading2"/>
@@ -7231,25 +7293,61 @@
         <w:pStyle w:val="FirstParagraph"/>
       </w:pPr>
       <w:r>
-        <w:t xml:space="preserve">Proportions are reported with 95% Wilson score intervals. The Wilson interval</w:t>
-      </w:r>
-      <w:r>
-        <w:t xml:space="preserve"> </w:t>
-      </w:r>
-      <w:r>
-        <w:t xml:space="preserve">is used rather than the normal approximation because the sample is small</w:t>
-      </w:r>
-      <w:r>
-        <w:t xml:space="preserve"> </w:t>
-      </w:r>
-      <w:r>
-        <w:t xml:space="preserve">(n = 20 overall, n = 11 positives), where the normal approximation is</w:t>
-      </w:r>
-      <w:r>
-        <w:t xml:space="preserve"> </w:t>
-      </w:r>
-      <w:r>
-        <w:t xml:space="preserve">unreliable and degenerates entirely at proportions of 0 or 1.</w:t>
+        <w:t xml:space="preserve">Proportions are reported with 95% Wilson score intervals [wilson1927]. The</w:t>
+      </w:r>
+      <w:r>
+        <w:t xml:space="preserve"> </w:t>
+      </w:r>
+      <w:r>
+        <w:t xml:space="preserve">Wilson interval is used rather than the normal approximation because the</w:t>
+      </w:r>
+      <w:r>
+        <w:t xml:space="preserve"> </w:t>
+      </w:r>
+      <w:r>
+        <w:t xml:space="preserve">sample is small (n = 20 overall, n = 11 positives), where the normal</w:t>
+      </w:r>
+      <w:r>
+        <w:t xml:space="preserve"> </w:t>
+      </w:r>
+      <w:r>
+        <w:t xml:space="preserve">approximation is unreliable and degenerates entirely at proportions of 0 or 1.</w:t>
+      </w:r>
+      <w:r>
+        <w:t xml:space="preserve"> </w:t>
+      </w:r>
+      <w:r>
+        <w:t xml:space="preserve">Brown, Cai and DasGupta show that the normal approximation's coverage is</w:t>
+      </w:r>
+      <w:r>
+        <w:t xml:space="preserve"> </w:t>
+      </w:r>
+      <w:r>
+        <w:t xml:space="preserve">erratic even at sample sizes far larger than this one, and recommend the</w:t>
+      </w:r>
+      <w:r>
+        <w:t xml:space="preserve"> </w:t>
+      </w:r>
+      <w:r>
+        <w:t xml:space="preserve">Wilson interval as the default for small n [brown2001interval]. Agresti and</w:t>
+      </w:r>
+      <w:r>
+        <w:t xml:space="preserve"> </w:t>
+      </w:r>
+      <w:r>
+        <w:t xml:space="preserve">Coull make the related point that the exact Clopper-Pearson interval, despite</w:t>
+      </w:r>
+      <w:r>
+        <w:t xml:space="preserve"> </w:t>
+      </w:r>
+      <w:r>
+        <w:t xml:space="preserve">its name, is conservative rather than accurate, so exactness is not the</w:t>
+      </w:r>
+      <w:r>
+        <w:t xml:space="preserve"> </w:t>
+      </w:r>
+      <w:r>
+        <w:t xml:space="preserve">property to optimise for here [agresti1998approximate].</w:t>
       </w:r>
     </w:p>
     <w:p>
@@ -7273,13 +7371,105 @@
       </w:r>
     </w:p>
     <w:bookmarkEnd w:id="58"/>
-    <w:bookmarkStart w:id="59" w:name="Xf17d870d922ff4c234828a39574d7453a4c851c"/>
+    <w:bookmarkStart w:id="59" w:name="Xc0e2707e3f398f339974fb9767584da7314e2af"/>
     <w:p>
       <w:pPr>
         <w:pStyle w:val="Heading3"/>
       </w:pPr>
       <w:r>
-        <w:t xml:space="preserve">3.5.4 Acknowledged limitations of the evaluation</w:t>
+        <w:t xml:space="preserve">3.5.4 Annotation reliability, and what this evaluation does not establish</w:t>
+      </w:r>
+    </w:p>
+    <w:p>
+      <w:pPr>
+        <w:pStyle w:val="FirstParagraph"/>
+      </w:pPr>
+      <w:r>
+        <w:t xml:space="preserve">The gold standard was annotated from abstract text by the project team.</w:t>
+      </w:r>
+      <w:r>
+        <w:t xml:space="preserve"> </w:t>
+      </w:r>
+      <w:r>
+        <w:t xml:space="preserve">Because a single annotator produced it, no inter-annotator agreement statistic</w:t>
+      </w:r>
+      <w:r>
+        <w:t xml:space="preserve"> </w:t>
+      </w:r>
+      <w:r>
+        <w:t xml:space="preserve">can be computed, and the conventional measures for the purpose, Cohen's kappa</w:t>
+      </w:r>
+      <w:r>
+        <w:t xml:space="preserve"> </w:t>
+      </w:r>
+      <w:r>
+        <w:t xml:space="preserve">[cohen1960kappa] and the variants surveyed for computational linguistics by</w:t>
+      </w:r>
+      <w:r>
+        <w:t xml:space="preserve"> </w:t>
+      </w:r>
+      <w:r>
+        <w:t xml:space="preserve">Artstein and Poesio [artstein2008kappa], are therefore unavailable.</w:t>
+      </w:r>
+    </w:p>
+    <w:p>
+      <w:pPr>
+        <w:pStyle w:val="BodyText"/>
+      </w:pPr>
+      <w:r>
+        <w:t xml:space="preserve">This is a real limitation rather than a formality. Hripcsak and Rothschild</w:t>
+      </w:r>
+      <w:r>
+        <w:t xml:space="preserve"> </w:t>
+      </w:r>
+      <w:r>
+        <w:t xml:space="preserve">show that for information-retrieval-style tasks the F-measure approximates the</w:t>
+      </w:r>
+      <w:r>
+        <w:t xml:space="preserve"> </w:t>
+      </w:r>
+      <w:r>
+        <w:t xml:space="preserve">chance-corrected agreement two annotators would reach, which means a</w:t>
+      </w:r>
+      <w:r>
+        <w:t xml:space="preserve"> </w:t>
+      </w:r>
+      <w:r>
+        <w:t xml:space="preserve">single-annotator gold standard cannot separate the system's error from the</w:t>
+      </w:r>
+      <w:r>
+        <w:t xml:space="preserve"> </w:t>
+      </w:r>
+      <w:r>
+        <w:t xml:space="preserve">annotator's [hripcsak2005agreement]. Where an annotation was a judgement call</w:t>
+      </w:r>
+      <w:r>
+        <w:t xml:space="preserve"> </w:t>
+      </w:r>
+      <w:r>
+        <w:t xml:space="preserve">rather than a reading, Appendix D records the reasoning so that a second</w:t>
+      </w:r>
+      <w:r>
+        <w:t xml:space="preserve"> </w:t>
+      </w:r>
+      <w:r>
+        <w:t xml:space="preserve">reader can disagree with a specific decision rather than with the set as a</w:t>
+      </w:r>
+      <w:r>
+        <w:t xml:space="preserve"> </w:t>
+      </w:r>
+      <w:r>
+        <w:t xml:space="preserve">whole.</w:t>
+      </w:r>
+    </w:p>
+    <w:bookmarkEnd w:id="59"/>
+    <w:bookmarkStart w:id="60" w:name="Xf17d870d922ff4c234828a39574d7453a4c851c"/>
+    <w:p>
+      <w:pPr>
+        <w:pStyle w:val="Heading3"/>
+      </w:pPr>
+      <w:r>
+        <w:t xml:space="preserve">3.5.5 Acknowledged limitations of the evaluation</w:t>
       </w:r>
     </w:p>
     <w:p>
@@ -7420,14 +7610,14 @@
         <w:t xml:space="preserve">literatures is not measured and should not be assumed.</w:t>
       </w:r>
     </w:p>
-    <w:bookmarkEnd w:id="59"/>
-    <w:bookmarkStart w:id="60" w:name="what-is-not-evaluated"/>
+    <w:bookmarkEnd w:id="60"/>
+    <w:bookmarkStart w:id="61" w:name="what-is-not-evaluated"/>
     <w:p>
       <w:pPr>
         <w:pStyle w:val="Heading3"/>
       </w:pPr>
       <w:r>
-        <w:t xml:space="preserve">3.5.5 What is not evaluated</w:t>
+        <w:t xml:space="preserve">3.5.6 What is not evaluated</w:t>
       </w:r>
     </w:p>
     <w:p>
@@ -7522,10 +7712,10 @@
         <w:t xml:space="preserve">papers would not be detected by the present measurement.</w:t>
       </w:r>
     </w:p>
-    <w:bookmarkEnd w:id="60"/>
     <w:bookmarkEnd w:id="61"/>
     <w:bookmarkEnd w:id="62"/>
-    <w:bookmarkStart w:id="68" w:name="chapter-3-continued-project-management"/>
+    <w:bookmarkEnd w:id="63"/>
+    <w:bookmarkStart w:id="69" w:name="chapter-3-continued-project-management"/>
     <w:p>
       <w:pPr>
         <w:pStyle w:val="Heading1"/>
@@ -7534,7 +7724,7 @@
         <w:t xml:space="preserve">Chapter 3 (continued): Project Management</w:t>
       </w:r>
     </w:p>
-    <w:bookmarkStart w:id="63" w:name="team-organisation"/>
+    <w:bookmarkStart w:id="64" w:name="team-organisation"/>
     <w:p>
       <w:pPr>
         <w:pStyle w:val="Heading2"/>
@@ -7805,8 +7995,8 @@
         <w:t xml:space="preserve">correctness, and nothing in the division of labour was positioned to notice.</w:t>
       </w:r>
     </w:p>
-    <w:bookmarkEnd w:id="63"/>
-    <w:bookmarkStart w:id="64" w:name="development-timeline"/>
+    <w:bookmarkEnd w:id="64"/>
+    <w:bookmarkStart w:id="65" w:name="development-timeline"/>
     <w:p>
       <w:pPr>
         <w:pStyle w:val="Heading2"/>
@@ -8184,8 +8374,8 @@
         <w:t xml:space="preserve">in the repository, and nobody read it as a warning.</w:t>
       </w:r>
     </w:p>
-    <w:bookmarkEnd w:id="64"/>
-    <w:bookmarkStart w:id="65" w:name="risk-management"/>
+    <w:bookmarkEnd w:id="65"/>
+    <w:bookmarkStart w:id="66" w:name="risk-management"/>
     <w:p>
       <w:pPr>
         <w:pStyle w:val="Heading2"/>
@@ -8585,8 +8775,8 @@
         <w:t xml:space="preserve">insufficient for a system whose output is a ranked list.</w:t>
       </w:r>
     </w:p>
-    <w:bookmarkEnd w:id="65"/>
-    <w:bookmarkStart w:id="66" w:name="tools-and-infrastructure"/>
+    <w:bookmarkEnd w:id="66"/>
+    <w:bookmarkStart w:id="67" w:name="tools-and-infrastructure"/>
     <w:p>
       <w:pPr>
         <w:pStyle w:val="Heading2"/>
@@ -8834,8 +9024,8 @@
         <w:t xml:space="preserve">its own defect, recorded in Section 5.9.</w:t>
       </w:r>
     </w:p>
-    <w:bookmarkEnd w:id="66"/>
-    <w:bookmarkStart w:id="67" w:name="lessons-for-process"/>
+    <w:bookmarkEnd w:id="67"/>
+    <w:bookmarkStart w:id="68" w:name="lessons-for-process"/>
     <w:p>
       <w:pPr>
         <w:pStyle w:val="Heading2"/>
@@ -8970,9 +9160,9 @@
         <w:t xml:space="preserve">that never has anything to report.</w:t>
       </w:r>
     </w:p>
-    <w:bookmarkEnd w:id="67"/>
     <w:bookmarkEnd w:id="68"/>
-    <w:bookmarkStart w:id="104" w:name="chapter-4-system-design-and-architecture"/>
+    <w:bookmarkEnd w:id="69"/>
+    <w:bookmarkStart w:id="105" w:name="chapter-4-system-design-and-architecture"/>
     <w:p>
       <w:pPr>
         <w:pStyle w:val="Heading1"/>
@@ -8981,7 +9171,7 @@
         <w:t xml:space="preserve">Chapter 4: System Design and Architecture</w:t>
       </w:r>
     </w:p>
-    <w:bookmarkStart w:id="76" w:name="architectural-overview"/>
+    <w:bookmarkStart w:id="77" w:name="architectural-overview"/>
     <w:p>
       <w:pPr>
         <w:pStyle w:val="Heading2"/>
@@ -9282,18 +9472,18 @@
           <wp:inline>
             <wp:extent cx="5334000" cy="2563666"/>
             <wp:effectExtent b="0" l="0" r="0" t="0"/>
-            <wp:docPr descr="Figure 4.1 Inter-package dependencies, produced by running pyreverse over src/citegraph and collapsing its 46 module nodes to the 13 packages they belong to. Each arrow stands for one or more imports and is drawn thicker the more imports it carries. The heaviest arrows run downward into models, which holds the Pydantic types every other package constructs." title="" id="70" name="Picture"/>
+            <wp:docPr descr="Figure 4.1 Inter-package dependencies, produced by running pyreverse over src/citegraph and collapsing its 46 module nodes to the 13 packages they belong to. Each arrow stands for one or more imports and is drawn thicker the more imports it carries. The heaviest arrows run downward into models, which holds the Pydantic types every other package constructs." title="" id="71" name="Picture"/>
             <a:graphic>
               <a:graphicData uri="http://schemas.openxmlformats.org/drawingml/2006/picture">
                 <pic:pic>
                   <pic:nvPicPr>
-                    <pic:cNvPr descr="figures/architecture_packages.png" id="71" name="Picture"/>
+                    <pic:cNvPr descr="figures/architecture_packages.png" id="72" name="Picture"/>
                     <pic:cNvPicPr>
                       <a:picLocks noChangeArrowheads="1" noChangeAspect="1"/>
                     </pic:cNvPicPr>
                   </pic:nvPicPr>
                   <pic:blipFill>
-                    <a:blip r:embed="rId69"/>
+                    <a:blip r:embed="rId70"/>
                     <a:stretch>
                       <a:fillRect/>
                     </a:stretch>
@@ -9544,18 +9734,18 @@
           <wp:inline>
             <wp:extent cx="5067300" cy="3080512"/>
             <wp:effectExtent b="0" l="0" r="0" t="0"/>
-            <wp:docPr descr="Figure 4.2 Object composition among the classes that participate in a relationship, from pyreverse with the 15 unrelated classes removed. PipelineOrchestrator composes eight collaborators, one per stage; edge labels are the attribute names the orchestrator stores them under." title="" id="73" name="Picture"/>
+            <wp:docPr descr="Figure 4.2 Object composition among the classes that participate in a relationship, from pyreverse with the 15 unrelated classes removed. PipelineOrchestrator composes eight collaborators, one per stage; edge labels are the attribute names the orchestrator stores them under." title="" id="74" name="Picture"/>
             <a:graphic>
               <a:graphicData uri="http://schemas.openxmlformats.org/drawingml/2006/picture">
                 <pic:pic>
                   <pic:nvPicPr>
-                    <pic:cNvPr descr="figures/classes_core.png" id="74" name="Picture"/>
+                    <pic:cNvPr descr="figures/classes_core.png" id="75" name="Picture"/>
                     <pic:cNvPicPr>
                       <a:picLocks noChangeArrowheads="1" noChangeAspect="1"/>
                     </pic:cNvPicPr>
                   </pic:nvPicPr>
                   <pic:blipFill>
-                    <a:blip r:embed="rId72"/>
+                    <a:blip r:embed="rId73"/>
                     <a:stretch>
                       <a:fillRect/>
                     </a:stretch>
@@ -9648,7 +9838,7 @@
         <w:t xml:space="preserve">under.</w:t>
       </w:r>
     </w:p>
-    <w:bookmarkStart w:id="75" w:name="design-principles"/>
+    <w:bookmarkStart w:id="76" w:name="design-principles"/>
     <w:p>
       <w:pPr>
         <w:pStyle w:val="Heading3"/>
@@ -9807,9 +9997,9 @@
         <w:t xml:space="preserve">appears as a node; its edges simply carry no evidential term.</w:t>
       </w:r>
     </w:p>
-    <w:bookmarkEnd w:id="75"/>
     <w:bookmarkEnd w:id="76"/>
-    <w:bookmarkStart w:id="87" w:name="data-model"/>
+    <w:bookmarkEnd w:id="77"/>
+    <w:bookmarkStart w:id="88" w:name="data-model"/>
     <w:p>
       <w:pPr>
         <w:pStyle w:val="Heading2"/>
@@ -9841,18 +10031,18 @@
           <wp:inline>
             <wp:extent cx="2773680" cy="6186877"/>
             <wp:effectExtent b="0" l="0" r="0" t="0"/>
-            <wp:docPr descr="Figure 4.3 The extraction half of the data model, introspected from the Pydantic classes in src/citegraph/models/. Field names and types are read from the live model definitions, so this figure cannot drift from the code. A query resolves to a Paper; the abstract of that paper yields zero or more PopulationCandidate rows; and the resolver collapses those candidates to at most one PopulationResolution." title="" id="78" name="Picture"/>
+            <wp:docPr descr="Figure 4.3 The extraction half of the data model, introspected from the Pydantic classes in src/citegraph/models/. Field names and types are read from the live model definitions, so this figure cannot drift from the code. A query resolves to a Paper; the abstract of that paper yields zero or more PopulationCandidate rows; and the resolver collapses those candidates to at most one PopulationResolution." title="" id="79" name="Picture"/>
             <a:graphic>
               <a:graphicData uri="http://schemas.openxmlformats.org/drawingml/2006/picture">
                 <pic:pic>
                   <pic:nvPicPr>
-                    <pic:cNvPr descr="figures/datamodel_extraction.png" id="79" name="Picture"/>
+                    <pic:cNvPr descr="figures/datamodel_extraction.png" id="80" name="Picture"/>
                     <pic:cNvPicPr>
                       <a:picLocks noChangeArrowheads="1" noChangeAspect="1"/>
                     </pic:cNvPicPr>
                   </pic:nvPicPr>
                   <pic:blipFill>
-                    <a:blip r:embed="rId77"/>
+                    <a:blip r:embed="rId78"/>
                     <a:stretch>
                       <a:fillRect/>
                     </a:stretch>
@@ -9972,7 +10162,7 @@
         <w:t xml:space="preserve">.</w:t>
       </w:r>
     </w:p>
-    <w:bookmarkStart w:id="80" w:name="paper"/>
+    <w:bookmarkStart w:id="81" w:name="paper"/>
     <w:p>
       <w:pPr>
         <w:pStyle w:val="Heading3"/>
@@ -10419,8 +10609,8 @@
         <w:t xml:space="preserve">this rule was applied consistently.</w:t>
       </w:r>
     </w:p>
-    <w:bookmarkEnd w:id="80"/>
-    <w:bookmarkStart w:id="81" w:name="X22091e57e0c3d77d84a447ac01c168649b6726f"/>
+    <w:bookmarkEnd w:id="81"/>
+    <w:bookmarkStart w:id="82" w:name="X22091e57e0c3d77d84a447ac01c168649b6726f"/>
     <w:p>
       <w:pPr>
         <w:pStyle w:val="Heading3"/>
@@ -10924,8 +11114,8 @@
         <w:t xml:space="preserve">gold-standard evaluation in Chapter 6 relies on the same property.</w:t>
       </w:r>
     </w:p>
-    <w:bookmarkEnd w:id="81"/>
-    <w:bookmarkStart w:id="82" w:name="semantic-types"/>
+    <w:bookmarkEnd w:id="82"/>
+    <w:bookmarkStart w:id="83" w:name="semantic-types"/>
     <w:p>
       <w:pPr>
         <w:pStyle w:val="Heading3"/>
@@ -11276,8 +11466,8 @@
         <w:t xml:space="preserve">They are listed here as specified-but-unimplemented rather than quietly omitted.</w:t>
       </w:r>
     </w:p>
-    <w:bookmarkEnd w:id="82"/>
-    <w:bookmarkStart w:id="86" w:name="citationedge"/>
+    <w:bookmarkEnd w:id="83"/>
+    <w:bookmarkStart w:id="87" w:name="citationedge"/>
     <w:p>
       <w:pPr>
         <w:pStyle w:val="Heading3"/>
@@ -11529,18 +11719,18 @@
           <wp:inline>
             <wp:extent cx="5334000" cy="3822762"/>
             <wp:effectExtent b="0" l="0" r="0" t="0"/>
-            <wp:docPr descr="Figure 4.4 The graph half of the data model. CitationEdge draws its structural fields from two Paper records and its evidential fields (n_score, final_weight) from the PopulationResolution of its target. RunResult is the aggregate that is serialised to SQLite and returned to the dashboard." title="" id="84" name="Picture"/>
+            <wp:docPr descr="Figure 4.4 The graph half of the data model. CitationEdge draws its structural fields from two Paper records and its evidential fields (n_score, final_weight) from the PopulationResolution of its target. RunResult is the aggregate that is serialised to SQLite and returned to the dashboard." title="" id="85" name="Picture"/>
             <a:graphic>
               <a:graphicData uri="http://schemas.openxmlformats.org/drawingml/2006/picture">
                 <pic:pic>
                   <pic:nvPicPr>
-                    <pic:cNvPr descr="figures/datamodel_graph.png" id="85" name="Picture"/>
+                    <pic:cNvPr descr="figures/datamodel_graph.png" id="86" name="Picture"/>
                     <pic:cNvPicPr>
                       <a:picLocks noChangeArrowheads="1" noChangeAspect="1"/>
                     </pic:cNvPicPr>
                   </pic:nvPicPr>
                   <pic:blipFill>
-                    <a:blip r:embed="rId83"/>
+                    <a:blip r:embed="rId84"/>
                     <a:stretch>
                       <a:fillRect/>
                     </a:stretch>
@@ -11684,9 +11874,9 @@
         <w:t xml:space="preserve">dashboard.</w:t>
       </w:r>
     </w:p>
-    <w:bookmarkEnd w:id="86"/>
     <w:bookmarkEnd w:id="87"/>
-    <w:bookmarkStart w:id="90" w:name="metadata-resolution-1"/>
+    <w:bookmarkEnd w:id="88"/>
+    <w:bookmarkStart w:id="91" w:name="metadata-resolution-1"/>
     <w:p>
       <w:pPr>
         <w:pStyle w:val="Heading2"/>
@@ -11695,7 +11885,7 @@
         <w:t xml:space="preserve">4.3 Metadata Resolution</w:t>
       </w:r>
     </w:p>
-    <w:bookmarkStart w:id="88" w:name="parallel-query-and-merge"/>
+    <w:bookmarkStart w:id="89" w:name="parallel-query-and-merge"/>
     <w:p>
       <w:pPr>
         <w:pStyle w:val="Heading3"/>
@@ -11756,8 +11946,8 @@
         <w:t xml:space="preserve">seconds rather than six.</w:t>
       </w:r>
     </w:p>
-    <w:bookmarkEnd w:id="88"/>
-    <w:bookmarkStart w:id="89" w:name="identifier-canonicalisation"/>
+    <w:bookmarkEnd w:id="89"/>
+    <w:bookmarkStart w:id="90" w:name="identifier-canonicalisation"/>
     <w:p>
       <w:pPr>
         <w:pStyle w:val="Heading3"/>
@@ -11932,9 +12122,9 @@
         <w:t xml:space="preserve">Section 5.7 documents the URL cases.</w:t>
       </w:r>
     </w:p>
-    <w:bookmarkEnd w:id="89"/>
     <w:bookmarkEnd w:id="90"/>
-    <w:bookmarkStart w:id="95" w:name="citation-traversal-1"/>
+    <w:bookmarkEnd w:id="91"/>
+    <w:bookmarkStart w:id="96" w:name="citation-traversal-1"/>
     <w:p>
       <w:pPr>
         <w:pStyle w:val="Heading2"/>
@@ -11943,7 +12133,7 @@
         <w:t xml:space="preserve">4.4 Citation Traversal</w:t>
       </w:r>
     </w:p>
-    <w:bookmarkStart w:id="91" w:name="level-synchronous-breadth-first-search"/>
+    <w:bookmarkStart w:id="92" w:name="level-synchronous-breadth-first-search"/>
     <w:p>
       <w:pPr>
         <w:pStyle w:val="Heading3"/>
@@ -12032,8 +12222,8 @@
         <w:t xml:space="preserve">Section 5.3 quantifies the difference.</w:t>
       </w:r>
     </w:p>
-    <w:bookmarkEnd w:id="91"/>
-    <w:bookmarkStart w:id="92" w:name="identity-aliasing"/>
+    <w:bookmarkEnd w:id="92"/>
+    <w:bookmarkStart w:id="93" w:name="identity-aliasing"/>
     <w:p>
       <w:pPr>
         <w:pStyle w:val="Heading3"/>
@@ -12195,8 +12385,8 @@
         <w:t xml:space="preserve">40 distinct papers, not 40 minus the duplicates.</w:t>
       </w:r>
     </w:p>
-    <w:bookmarkEnd w:id="92"/>
-    <w:bookmarkStart w:id="93" w:name="abstract-backfill"/>
+    <w:bookmarkEnd w:id="93"/>
+    <w:bookmarkStart w:id="94" w:name="abstract-backfill"/>
     <w:p>
       <w:pPr>
         <w:pStyle w:val="Heading3"/>
@@ -12237,8 +12427,8 @@
         <w:t xml:space="preserve">Section 6.3 reports the recovery rate.</w:t>
       </w:r>
     </w:p>
-    <w:bookmarkEnd w:id="93"/>
-    <w:bookmarkStart w:id="94" w:name="budget-allocation"/>
+    <w:bookmarkEnd w:id="94"/>
+    <w:bookmarkStart w:id="95" w:name="budget-allocation"/>
     <w:p>
       <w:pPr>
         <w:pStyle w:val="Heading3"/>
@@ -12285,9 +12475,9 @@
         <w:t xml:space="preserve">can no longer expand.</w:t>
       </w:r>
     </w:p>
-    <w:bookmarkEnd w:id="94"/>
     <w:bookmarkEnd w:id="95"/>
-    <w:bookmarkStart w:id="99" w:name="edge-weighting"/>
+    <w:bookmarkEnd w:id="96"/>
+    <w:bookmarkStart w:id="100" w:name="edge-weighting"/>
     <w:p>
       <w:pPr>
         <w:pStyle w:val="Heading2"/>
@@ -12296,7 +12486,7 @@
         <w:t xml:space="preserve">4.5 Edge Weighting</w:t>
       </w:r>
     </w:p>
-    <w:bookmarkStart w:id="96" w:name="formulation"/>
+    <w:bookmarkStart w:id="97" w:name="formulation"/>
     <w:p>
       <w:pPr>
         <w:pStyle w:val="Heading3"/>
@@ -12431,8 +12621,8 @@
         <w:t xml:space="preserve">difference.</w:t>
       </w:r>
     </w:p>
-    <w:bookmarkEnd w:id="96"/>
-    <w:bookmarkStart w:id="97" w:name="X7b8b193fc46fd4b3be1cdd117ca73ca5cf80733"/>
+    <w:bookmarkEnd w:id="97"/>
+    <w:bookmarkStart w:id="98" w:name="X7b8b193fc46fd4b3be1cdd117ca73ca5cf80733"/>
     <w:p>
       <w:pPr>
         <w:pStyle w:val="Heading3"/>
@@ -12487,8 +12677,8 @@
         <w:t xml:space="preserve">describes how it was found and why it was invisible.</w:t>
       </w:r>
     </w:p>
-    <w:bookmarkEnd w:id="97"/>
-    <w:bookmarkStart w:id="98" w:name="acknowledged-simplification"/>
+    <w:bookmarkEnd w:id="98"/>
+    <w:bookmarkStart w:id="99" w:name="acknowledged-simplification"/>
     <w:p>
       <w:pPr>
         <w:pStyle w:val="Heading3"/>
@@ -12514,9 +12704,9 @@
         <w:t xml:space="preserve">is a constant 0.5 for every paper. The proposal envisaged a venue-quality term. It is not implemented, and the constant means the term contributes a uniform 0.125 to every edge, a floor rather than a discriminating signal. Section 7.4 lists this among the divergences from the proposal.</w:t>
       </w:r>
     </w:p>
-    <w:bookmarkEnd w:id="98"/>
     <w:bookmarkEnd w:id="99"/>
-    <w:bookmarkStart w:id="102" w:name="graph-analytics"/>
+    <w:bookmarkEnd w:id="100"/>
+    <w:bookmarkStart w:id="103" w:name="graph-analytics"/>
     <w:p>
       <w:pPr>
         <w:pStyle w:val="Heading2"/>
@@ -12525,7 +12715,7 @@
         <w:t xml:space="preserve">4.6 Graph Analytics</w:t>
       </w:r>
     </w:p>
-    <w:bookmarkStart w:id="100" w:name="foundational-paper-ranking"/>
+    <w:bookmarkStart w:id="101" w:name="foundational-paper-ranking"/>
     <w:p>
       <w:pPr>
         <w:pStyle w:val="Heading3"/>
@@ -12615,8 +12805,100 @@
         <w:t xml:space="preserve">Section 7.3 records as a limitation.</w:t>
       </w:r>
     </w:p>
-    <w:bookmarkEnd w:id="100"/>
-    <w:bookmarkStart w:id="101" w:name="citation-path-ranking"/>
+    <w:p>
+      <w:pPr>
+        <w:pStyle w:val="BodyText"/>
+      </w:pPr>
+      <w:r>
+        <w:t xml:space="preserve">PageRank runs with NetworkX's default damping factor of 0.85</w:t>
+      </w:r>
+      <w:r>
+        <w:t xml:space="preserve"> </w:t>
+      </w:r>
+      <w:r>
+        <w:t xml:space="preserve">[hagberg2008networkx], the value Brin and Page used [brin1998anatomy], and the</w:t>
+      </w:r>
+      <w:r>
+        <w:t xml:space="preserve"> </w:t>
+      </w:r>
+      <w:r>
+        <w:t xml:space="preserve">choice is inherited rather than argued for. That is worth stating plainly,</w:t>
+      </w:r>
+      <w:r>
+        <w:t xml:space="preserve"> </w:t>
+      </w:r>
+      <w:r>
+        <w:t xml:space="preserve">because the damping factor is not a neutral knob. Boldi, Santini and Vigna</w:t>
+      </w:r>
+      <w:r>
+        <w:t xml:space="preserve"> </w:t>
+      </w:r>
+      <w:r>
+        <w:t xml:space="preserve">show that PageRank varies with it in ways that change the induced ranking, and</w:t>
+      </w:r>
+      <w:r>
+        <w:t xml:space="preserve"> </w:t>
+      </w:r>
+      <w:r>
+        <w:t xml:space="preserve">that values approaching 1 make the ranking depend increasingly on the graph's</w:t>
+      </w:r>
+      <w:r>
+        <w:t xml:space="preserve"> </w:t>
+      </w:r>
+      <w:r>
+        <w:t xml:space="preserve">dangling-node structure rather than on its link topology [boldi2005damping].</w:t>
+      </w:r>
+      <w:r>
+        <w:t xml:space="preserve"> </w:t>
+      </w:r>
+      <w:r>
+        <w:t xml:space="preserve">Langville and Meyer give the same result from the linear-algebraic side: the</w:t>
+      </w:r>
+      <w:r>
+        <w:t xml:space="preserve"> </w:t>
+      </w:r>
+      <w:r>
+        <w:t xml:space="preserve">damping factor governs the convergence rate and the sensitivity of the</w:t>
+      </w:r>
+      <w:r>
+        <w:t xml:space="preserve"> </w:t>
+      </w:r>
+      <w:r>
+        <w:t xml:space="preserve">stationary vector, so it trades stability against fidelity to the raw link</w:t>
+      </w:r>
+      <w:r>
+        <w:t xml:space="preserve"> </w:t>
+      </w:r>
+      <w:r>
+        <w:t xml:space="preserve">structure [langville2004deeper]. On a graph of at most 200 nodes assembled</w:t>
+      </w:r>
+      <w:r>
+        <w:t xml:space="preserve"> </w:t>
+      </w:r>
+      <w:r>
+        <w:t xml:space="preserve">under a traversal budget, the dangling-node population is an artifact of where</w:t>
+      </w:r>
+      <w:r>
+        <w:t xml:space="preserve"> </w:t>
+      </w:r>
+      <w:r>
+        <w:t xml:space="preserve">the traversal stopped rather than a property of the literature, which is</w:t>
+      </w:r>
+      <w:r>
+        <w:t xml:space="preserve"> </w:t>
+      </w:r>
+      <w:r>
+        <w:t xml:space="preserve">exactly the regime those results warn about. No sensitivity analysis over the</w:t>
+      </w:r>
+      <w:r>
+        <w:t xml:space="preserve"> </w:t>
+      </w:r>
+      <w:r>
+        <w:t xml:space="preserve">damping factor was run. Section 8.2 lists it as work the evaluation needs.</w:t>
+      </w:r>
+    </w:p>
+    <w:bookmarkEnd w:id="101"/>
+    <w:bookmarkStart w:id="102" w:name="citation-path-ranking"/>
     <w:p>
       <w:pPr>
         <w:pStyle w:val="Heading3"/>
@@ -12636,7 +12918,19 @@
         <w:t xml:space="preserve"> </w:t>
       </w:r>
       <w:r>
-        <w:t xml:space="preserve">and a depth penalty of 1/√(length).</w:t>
+        <w:t xml:space="preserve">and a depth penalty of 1/√(length). The penalty is a judgement rather than a</w:t>
+      </w:r>
+      <w:r>
+        <w:t xml:space="preserve"> </w:t>
+      </w:r>
+      <w:r>
+        <w:t xml:space="preserve">derivation, chosen so that a long path of strong edges can still outrank a</w:t>
+      </w:r>
+      <w:r>
+        <w:t xml:space="preserve"> </w:t>
+      </w:r>
+      <w:r>
+        <w:t xml:space="preserve">short path of weak ones without long paths dominating by accumulation alone.</w:t>
       </w:r>
     </w:p>
     <w:p>
@@ -12677,9 +12971,9 @@
         <w:t xml:space="preserve">feeding a bounded heap, with a hard cap on paths examined.</w:t>
       </w:r>
     </w:p>
-    <w:bookmarkEnd w:id="101"/>
     <w:bookmarkEnd w:id="102"/>
-    <w:bookmarkStart w:id="103" w:name="surfacing-uncertainty"/>
+    <w:bookmarkEnd w:id="103"/>
+    <w:bookmarkStart w:id="104" w:name="surfacing-uncertainty"/>
     <w:p>
       <w:pPr>
         <w:pStyle w:val="Heading2"/>
@@ -12884,9 +13178,9 @@
         <w:t xml:space="preserve">unweighted ranking as though it were evidence-weighted.</w:t>
       </w:r>
     </w:p>
-    <w:bookmarkEnd w:id="103"/>
     <w:bookmarkEnd w:id="104"/>
-    <w:bookmarkStart w:id="125" w:name="X4ad0c278501d60d5adff6fd97050eb9f45935ff"/>
+    <w:bookmarkEnd w:id="105"/>
+    <w:bookmarkStart w:id="126" w:name="X4ad0c278501d60d5adff6fd97050eb9f45935ff"/>
     <w:p>
       <w:pPr>
         <w:pStyle w:val="Heading1"/>
@@ -12915,7 +13209,7 @@
         <w:t xml:space="preserve">modes, and a note on the design decisions that are not obvious from the code.</w:t>
       </w:r>
     </w:p>
-    <w:bookmarkStart w:id="108" w:name="algorithm-1-metadata-merge"/>
+    <w:bookmarkStart w:id="109" w:name="algorithm-1-metadata-merge"/>
     <w:p>
       <w:pPr>
         <w:pStyle w:val="Heading2"/>
@@ -12924,7 +13218,7 @@
         <w:t xml:space="preserve">4.8 Algorithm 1: metadata merge</w:t>
       </w:r>
     </w:p>
-    <w:bookmarkStart w:id="105" w:name="problem"/>
+    <w:bookmarkStart w:id="106" w:name="problem"/>
     <w:p>
       <w:pPr>
         <w:pStyle w:val="Heading3"/>
@@ -12953,8 +13247,8 @@
         <w:t xml:space="preserve">field, and retain enough provenance that a disagreement can be investigated.</w:t>
       </w:r>
     </w:p>
-    <w:bookmarkEnd w:id="105"/>
-    <w:bookmarkStart w:id="106" w:name="specification"/>
+    <w:bookmarkEnd w:id="106"/>
+    <w:bookmarkStart w:id="107" w:name="specification"/>
     <w:p>
       <w:pPr>
         <w:pStyle w:val="Heading3"/>
@@ -13211,8 +13505,8 @@
         <w:t xml:space="preserve">25               source_ids, confidence, provenance)</w:t>
       </w:r>
     </w:p>
-    <w:bookmarkEnd w:id="106"/>
-    <w:bookmarkStart w:id="107" w:name="complexity-and-notes"/>
+    <w:bookmarkEnd w:id="107"/>
+    <w:bookmarkStart w:id="108" w:name="complexity-and-notes"/>
     <w:p>
       <w:pPr>
         <w:pStyle w:val="Heading3"/>
@@ -13401,9 +13695,9 @@
         <w:t xml:space="preserve">confidence on disagreement. This is not implemented.</w:t>
       </w:r>
     </w:p>
-    <w:bookmarkEnd w:id="107"/>
     <w:bookmarkEnd w:id="108"/>
-    <w:bookmarkStart w:id="113" w:name="X21f4fe5b2fe55244ef10d49fb56d32b43d0b7d1"/>
+    <w:bookmarkEnd w:id="109"/>
+    <w:bookmarkStart w:id="114" w:name="X21f4fe5b2fe55244ef10d49fb56d32b43d0b7d1"/>
     <w:p>
       <w:pPr>
         <w:pStyle w:val="Heading2"/>
@@ -13412,7 +13706,7 @@
         <w:t xml:space="preserve">4.9 Algorithm 2: level-synchronous citation traversal</w:t>
       </w:r>
     </w:p>
-    <w:bookmarkStart w:id="109" w:name="problem-1"/>
+    <w:bookmarkStart w:id="110" w:name="problem-1"/>
     <w:p>
       <w:pPr>
         <w:pStyle w:val="Heading3"/>
@@ -13441,8 +13735,8 @@
         <w:t xml:space="preserve">onto a single node, and emitting no edge whose endpoints are not both present.</w:t>
       </w:r>
     </w:p>
-    <w:bookmarkEnd w:id="109"/>
-    <w:bookmarkStart w:id="110" w:name="specification-1"/>
+    <w:bookmarkEnd w:id="110"/>
+    <w:bookmarkStart w:id="111" w:name="specification-1"/>
     <w:p>
       <w:pPr>
         <w:pStyle w:val="Heading3"/>
@@ -14228,8 +14522,8 @@
         <w:t xml:space="preserve"> 7      rewrite edge endpoints to (s, t); append to edges</w:t>
       </w:r>
     </w:p>
-    <w:bookmarkEnd w:id="110"/>
-    <w:bookmarkStart w:id="111" w:name="complexity"/>
+    <w:bookmarkEnd w:id="111"/>
+    <w:bookmarkStart w:id="112" w:name="complexity"/>
     <w:p>
       <w:pPr>
         <w:pStyle w:val="Heading3"/>
@@ -14406,8 +14700,8 @@
         <w:t xml:space="preserve">²).</w:t>
       </w:r>
     </w:p>
-    <w:bookmarkEnd w:id="111"/>
-    <w:bookmarkStart w:id="112" w:name="failure-modes-handled"/>
+    <w:bookmarkEnd w:id="112"/>
+    <w:bookmarkStart w:id="113" w:name="failure-modes-handled"/>
     <w:p>
       <w:pPr>
         <w:pStyle w:val="Heading3"/>
@@ -14575,9 +14869,9 @@
         </w:tc>
       </w:tr>
     </w:tbl>
-    <w:bookmarkEnd w:id="112"/>
     <w:bookmarkEnd w:id="113"/>
-    <w:bookmarkStart w:id="117" w:name="X1e08855fa8b8e2de20583d56d1f2d1ad6ff29ec"/>
+    <w:bookmarkEnd w:id="114"/>
+    <w:bookmarkStart w:id="118" w:name="X1e08855fa8b8e2de20583d56d1f2d1ad6ff29ec"/>
     <w:p>
       <w:pPr>
         <w:pStyle w:val="Heading2"/>
@@ -14586,7 +14880,7 @@
         <w:t xml:space="preserve">4.10 Algorithm 3: population candidate extraction</w:t>
       </w:r>
     </w:p>
-    <w:bookmarkStart w:id="114" w:name="specification-2"/>
+    <w:bookmarkStart w:id="115" w:name="specification-2"/>
     <w:p>
       <w:pPr>
         <w:pStyle w:val="Heading3"/>
@@ -14825,8 +15119,8 @@
         <w:t xml:space="preserve">23  return candidates</w:t>
       </w:r>
     </w:p>
-    <w:bookmarkEnd w:id="114"/>
-    <w:bookmarkStart w:id="115" w:name="complexity-1"/>
+    <w:bookmarkEnd w:id="115"/>
+    <w:bookmarkStart w:id="116" w:name="complexity-1"/>
     <w:p>
       <w:pPr>
         <w:pStyle w:val="Heading3"/>
@@ -14948,8 +15242,8 @@
         <w:t xml:space="preserve">by spaCy sentence segmentation rather than by matching.</w:t>
       </w:r>
     </w:p>
-    <w:bookmarkEnd w:id="115"/>
-    <w:bookmarkStart w:id="116" w:name="the-span-versus-sentence-decision"/>
+    <w:bookmarkEnd w:id="116"/>
+    <w:bookmarkStart w:id="117" w:name="the-span-versus-sentence-decision"/>
     <w:p>
       <w:pPr>
         <w:pStyle w:val="Heading3"/>
@@ -15039,9 +15333,9 @@
         <w:t xml:space="preserve">year is never read as a population, without the collateral loss.</w:t>
       </w:r>
     </w:p>
-    <w:bookmarkEnd w:id="116"/>
     <w:bookmarkEnd w:id="117"/>
-    <w:bookmarkStart w:id="120" w:name="algorithm-4-population-resolution"/>
+    <w:bookmarkEnd w:id="118"/>
+    <w:bookmarkStart w:id="121" w:name="algorithm-4-population-resolution"/>
     <w:p>
       <w:pPr>
         <w:pStyle w:val="Heading2"/>
@@ -15050,7 +15344,7 @@
         <w:t xml:space="preserve">4.11 Algorithm 4: population resolution</w:t>
       </w:r>
     </w:p>
-    <w:bookmarkStart w:id="118" w:name="specification-3"/>
+    <w:bookmarkStart w:id="119" w:name="specification-3"/>
     <w:p>
       <w:pPr>
         <w:pStyle w:val="Heading3"/>
@@ -15438,8 +15732,8 @@
         <w:t xml:space="preserve">0.</w:t>
       </w:r>
     </w:p>
-    <w:bookmarkEnd w:id="118"/>
-    <w:bookmarkStart w:id="119" w:name="known-weakness"/>
+    <w:bookmarkEnd w:id="119"/>
+    <w:bookmarkStart w:id="120" w:name="known-weakness"/>
     <w:p>
       <w:pPr>
         <w:pStyle w:val="Heading3"/>
@@ -15513,9 +15807,9 @@
         <w:t xml:space="preserve">relationship between competing values, are both unused signals.</w:t>
       </w:r>
     </w:p>
-    <w:bookmarkEnd w:id="119"/>
     <w:bookmarkEnd w:id="120"/>
-    <w:bookmarkStart w:id="124" w:name="algorithm-5-bounded-path-ranking"/>
+    <w:bookmarkEnd w:id="121"/>
+    <w:bookmarkStart w:id="125" w:name="algorithm-5-bounded-path-ranking"/>
     <w:p>
       <w:pPr>
         <w:pStyle w:val="Heading2"/>
@@ -15524,7 +15818,7 @@
         <w:t xml:space="preserve">4.12 Algorithm 5: bounded path ranking</w:t>
       </w:r>
     </w:p>
-    <w:bookmarkStart w:id="121" w:name="problem-2"/>
+    <w:bookmarkStart w:id="122" w:name="problem-2"/>
     <w:p>
       <w:pPr>
         <w:pStyle w:val="Heading3"/>
@@ -15560,8 +15854,8 @@
         <w:t xml:space="preserve">without enumerating a combinatorial number of paths.</w:t>
       </w:r>
     </w:p>
-    <w:bookmarkEnd w:id="121"/>
-    <w:bookmarkStart w:id="122" w:name="specification-4"/>
+    <w:bookmarkEnd w:id="122"/>
+    <w:bookmarkStart w:id="123" w:name="specification-4"/>
     <w:p>
       <w:pPr>
         <w:pStyle w:val="Heading3"/>
@@ -15865,8 +16159,8 @@
         <w:t xml:space="preserve"> 6  return avg_weight * path_conf * depth_bonus</w:t>
       </w:r>
     </w:p>
-    <w:bookmarkEnd w:id="122"/>
-    <w:bookmarkStart w:id="123" w:name="complexity-2"/>
+    <w:bookmarkEnd w:id="123"/>
+    <w:bookmarkStart w:id="124" w:name="complexity-2"/>
     <w:p>
       <w:pPr>
         <w:pStyle w:val="Heading3"/>
@@ -16041,10 +16335,10 @@
         <w:t xml:space="preserve">as exhaustive.</w:t>
       </w:r>
     </w:p>
-    <w:bookmarkEnd w:id="123"/>
     <w:bookmarkEnd w:id="124"/>
     <w:bookmarkEnd w:id="125"/>
-    <w:bookmarkStart w:id="152" w:name="chapter-5-implementation"/>
+    <w:bookmarkEnd w:id="126"/>
+    <w:bookmarkStart w:id="153" w:name="chapter-5-implementation"/>
     <w:p>
       <w:pPr>
         <w:pStyle w:val="Heading1"/>
@@ -16085,7 +16379,7 @@
         <w:t xml:space="preserve">each produced output that looked plausible.</w:t>
       </w:r>
     </w:p>
-    <w:bookmarkStart w:id="126" w:name="technology-stack"/>
+    <w:bookmarkStart w:id="127" w:name="technology-stack"/>
     <w:p>
       <w:pPr>
         <w:pStyle w:val="Heading2"/>
@@ -16521,8 +16815,8 @@
         <w:t xml:space="preserve">for 2.5% of runtime. Neo4j appears in the configuration but is not implemented.</w:t>
       </w:r>
     </w:p>
-    <w:bookmarkEnd w:id="126"/>
-    <w:bookmarkStart w:id="130" w:name="pipeline-orchestration"/>
+    <w:bookmarkEnd w:id="127"/>
+    <w:bookmarkStart w:id="131" w:name="pipeline-orchestration"/>
     <w:p>
       <w:pPr>
         <w:pStyle w:val="Heading2"/>
@@ -16572,18 +16866,18 @@
           <wp:inline>
             <wp:extent cx="3307080" cy="5658014"/>
             <wp:effectExtent b="0" l="0" r="0" t="0"/>
-            <wp:docPr descr="Figure 5.1 Calls made by PipelineOrchestrator.run(), traced by code2flow over the source and cut two levels below the entry point. Node labels carry the line number the function is defined at, so the figure doubles as an index into the source. Dotted boxes are files and classes, and green nodes call nothing further within the project. run() sits at the left, the stages it calls form the middle column, and the functions those stages call in turn sit at the right." title="" id="128" name="Picture"/>
+            <wp:docPr descr="Figure 5.1 Calls made by PipelineOrchestrator.run(), traced by code2flow over the source and cut two levels below the entry point. Node labels carry the line number the function is defined at, so the figure doubles as an index into the source. Dotted boxes are files and classes, and green nodes call nothing further within the project. run() sits at the left, the stages it calls form the middle column, and the functions those stages call in turn sit at the right." title="" id="129" name="Picture"/>
             <a:graphic>
               <a:graphicData uri="http://schemas.openxmlformats.org/drawingml/2006/picture">
                 <pic:pic>
                   <pic:nvPicPr>
-                    <pic:cNvPr descr="figures/callgraph_pipeline.png" id="129" name="Picture"/>
+                    <pic:cNvPr descr="figures/callgraph_pipeline.png" id="130" name="Picture"/>
                     <pic:cNvPicPr>
                       <a:picLocks noChangeArrowheads="1" noChangeAspect="1"/>
                     </pic:cNvPicPr>
                   </pic:nvPicPr>
                   <pic:blipFill>
-                    <a:blip r:embed="rId127"/>
+                    <a:blip r:embed="rId128"/>
                     <a:stretch>
                       <a:fillRect/>
                     </a:stretch>
@@ -16836,8 +17130,8 @@
         <w:t xml:space="preserve">exceeds a reasonable HTTP timeout.</w:t>
       </w:r>
     </w:p>
-    <w:bookmarkEnd w:id="130"/>
-    <w:bookmarkStart w:id="135" w:name="Xde757563e4ae70471e7b3a2e19337cfb87ec8c6"/>
+    <w:bookmarkEnd w:id="131"/>
+    <w:bookmarkStart w:id="136" w:name="Xde757563e4ae70471e7b3a2e19337cfb87ec8c6"/>
     <w:p>
       <w:pPr>
         <w:pStyle w:val="Heading2"/>
@@ -16846,7 +17140,7 @@
         <w:t xml:space="preserve">5.3 Defect 1: traversal discarding the majority of every graph</w:t>
       </w:r>
     </w:p>
-    <w:bookmarkStart w:id="131" w:name="symptom"/>
+    <w:bookmarkStart w:id="132" w:name="symptom"/>
     <w:p>
       <w:pPr>
         <w:pStyle w:val="Heading3"/>
@@ -16875,8 +17169,8 @@
         <w:t xml:space="preserve">presenting symptom that prompted the measurement campaign.</w:t>
       </w:r>
     </w:p>
-    <w:bookmarkEnd w:id="131"/>
-    <w:bookmarkStart w:id="132" w:name="diagnosis"/>
+    <w:bookmarkEnd w:id="132"/>
+    <w:bookmarkStart w:id="133" w:name="diagnosis"/>
     <w:p>
       <w:pPr>
         <w:pStyle w:val="Heading3"/>
@@ -17112,8 +17406,8 @@
         <w:t xml:space="preserve">references for PMID 32109013 : OpenAlex 21, Crossref 0  -&gt;  usable nodes 0</w:t>
       </w:r>
     </w:p>
-    <w:bookmarkEnd w:id="132"/>
-    <w:bookmarkStart w:id="133" w:name="X7a11b95523d397d7a4c353c47dab2a81bb0922c"/>
+    <w:bookmarkEnd w:id="133"/>
+    <w:bookmarkStart w:id="134" w:name="X7a11b95523d397d7a4c353c47dab2a81bb0922c"/>
     <w:p>
       <w:pPr>
         <w:pStyle w:val="Heading3"/>
@@ -17213,8 +17507,8 @@
         <w:t xml:space="preserve">unremarkable.</w:t>
       </w:r>
     </w:p>
-    <w:bookmarkEnd w:id="133"/>
-    <w:bookmarkStart w:id="134" w:name="resolution"/>
+    <w:bookmarkEnd w:id="134"/>
+    <w:bookmarkStart w:id="135" w:name="resolution"/>
     <w:p>
       <w:pPr>
         <w:pStyle w:val="Heading3"/>
@@ -17461,9 +17755,9 @@
         </w:tc>
       </w:tr>
     </w:tbl>
-    <w:bookmarkEnd w:id="134"/>
     <w:bookmarkEnd w:id="135"/>
-    <w:bookmarkStart w:id="139" w:name="Xc609cee7fc77e58635ee19e1cc6728e2d04a0a0"/>
+    <w:bookmarkEnd w:id="136"/>
+    <w:bookmarkStart w:id="140" w:name="Xc609cee7fc77e58635ee19e1cc6728e2d04a0a0"/>
     <w:p>
       <w:pPr>
         <w:pStyle w:val="Heading2"/>
@@ -17472,7 +17766,7 @@
         <w:t xml:space="preserve">5.4 Defect 2: a single null field discarding batches of fifty</w:t>
       </w:r>
     </w:p>
-    <w:bookmarkStart w:id="136" w:name="symptom-1"/>
+    <w:bookmarkStart w:id="137" w:name="symptom-1"/>
     <w:p>
       <w:pPr>
         <w:pStyle w:val="Heading3"/>
@@ -17495,8 +17789,8 @@
         <w:t xml:space="preserve">citations although OpenAlex reported 53 citing works.</w:t>
       </w:r>
     </w:p>
-    <w:bookmarkEnd w:id="136"/>
-    <w:bookmarkStart w:id="137" w:name="diagnosis-1"/>
+    <w:bookmarkEnd w:id="137"/>
+    <w:bookmarkStart w:id="138" w:name="diagnosis-1"/>
     <w:p>
       <w:pPr>
         <w:pStyle w:val="Heading3"/>
@@ -17720,8 +18014,8 @@
         <w:t xml:space="preserve">Twenty-three of fifty records had a null venue. This is not an edge case.</w:t>
       </w:r>
     </w:p>
-    <w:bookmarkEnd w:id="137"/>
-    <w:bookmarkStart w:id="138" w:name="resolution-1"/>
+    <w:bookmarkEnd w:id="138"/>
+    <w:bookmarkStart w:id="139" w:name="resolution-1"/>
     <w:p>
       <w:pPr>
         <w:pStyle w:val="Heading3"/>
@@ -17800,9 +18094,9 @@
         <w:t xml:space="preserve">the fix the same run took 12 s.</w:t>
       </w:r>
     </w:p>
-    <w:bookmarkEnd w:id="138"/>
     <w:bookmarkEnd w:id="139"/>
-    <w:bookmarkStart w:id="143" w:name="X36b7f81446d9b67fd12067aa30c87782e8f11c4"/>
+    <w:bookmarkEnd w:id="140"/>
+    <w:bookmarkStart w:id="144" w:name="X36b7f81446d9b67fd12067aa30c87782e8f11c4"/>
     <w:p>
       <w:pPr>
         <w:pStyle w:val="Heading2"/>
@@ -17811,7 +18105,7 @@
         <w:t xml:space="preserve">5.5 Defect 3: ignore rules discarding the numbers they protect</w:t>
       </w:r>
     </w:p>
-    <w:bookmarkStart w:id="140" w:name="symptom-2"/>
+    <w:bookmarkStart w:id="141" w:name="symptom-2"/>
     <w:p>
       <w:pPr>
         <w:pStyle w:val="Heading3"/>
@@ -17828,8 +18122,8 @@
         <w:t xml:space="preserve">Only 15% of papers in a typical graph received any population evidence.</w:t>
       </w:r>
     </w:p>
-    <w:bookmarkEnd w:id="140"/>
-    <w:bookmarkStart w:id="141" w:name="diagnosis-2"/>
+    <w:bookmarkEnd w:id="141"/>
+    <w:bookmarkStart w:id="142" w:name="diagnosis-2"/>
     <w:p>
       <w:pPr>
         <w:pStyle w:val="Heading3"/>
@@ -18076,8 +18370,8 @@
         <w:t xml:space="preserve">threw it away because of the date at the end of the sentence.</w:t>
       </w:r>
     </w:p>
-    <w:bookmarkEnd w:id="141"/>
-    <w:bookmarkStart w:id="142" w:name="resolution-2"/>
+    <w:bookmarkEnd w:id="142"/>
+    <w:bookmarkStart w:id="143" w:name="resolution-2"/>
     <w:p>
       <w:pPr>
         <w:pStyle w:val="Heading3"/>
@@ -18313,9 +18607,9 @@
         <w:t xml:space="preserve">| Measure (40-paper graph) | Before | After | |--------------------------|-------:|------:| | Papers with extracted evidence | 7 | 15 | | Of those with an abstract | 7/29 | 15/29 | | High confidence (≥ 0.8) | 3 | 10 |</w:t>
       </w:r>
     </w:p>
-    <w:bookmarkEnd w:id="142"/>
     <w:bookmarkEnd w:id="143"/>
-    <w:bookmarkStart w:id="147" w:name="defect-4-edge-weights-collapsing-to-zero"/>
+    <w:bookmarkEnd w:id="144"/>
+    <w:bookmarkStart w:id="148" w:name="defect-4-edge-weights-collapsing-to-zero"/>
     <w:p>
       <w:pPr>
         <w:pStyle w:val="Heading2"/>
@@ -18324,7 +18618,7 @@
         <w:t xml:space="preserve">5.6 Defect 4: edge weights collapsing to zero</w:t>
       </w:r>
     </w:p>
-    <w:bookmarkStart w:id="144" w:name="symptom-3"/>
+    <w:bookmarkStart w:id="145" w:name="symptom-3"/>
     <w:p>
       <w:pPr>
         <w:pStyle w:val="Heading3"/>
@@ -18347,8 +18641,8 @@
         <w:t xml:space="preserve">instructive in the catalogue.</w:t>
       </w:r>
     </w:p>
-    <w:bookmarkEnd w:id="144"/>
-    <w:bookmarkStart w:id="145" w:name="diagnosis-3"/>
+    <w:bookmarkEnd w:id="145"/>
+    <w:bookmarkStart w:id="146" w:name="diagnosis-3"/>
     <w:p>
       <w:pPr>
         <w:pStyle w:val="Heading3"/>
@@ -18565,8 +18859,8 @@
         <w:t xml:space="preserve">concealed it was an accident of truthiness rather than a designed behaviour.</w:t>
       </w:r>
     </w:p>
-    <w:bookmarkEnd w:id="145"/>
-    <w:bookmarkStart w:id="146" w:name="resolution-3"/>
+    <w:bookmarkEnd w:id="146"/>
+    <w:bookmarkStart w:id="147" w:name="resolution-3"/>
     <w:p>
       <w:pPr>
         <w:pStyle w:val="Heading3"/>
@@ -18925,9 +19219,9 @@
         <w:t xml:space="preserve">confidence is penalised, but nothing collapses to zero.</w:t>
       </w:r>
     </w:p>
-    <w:bookmarkEnd w:id="146"/>
     <w:bookmarkEnd w:id="147"/>
-    <w:bookmarkStart w:id="148" w:name="Xc8ce40f0ec970d77128b6db7fefdfab4a691c46"/>
+    <w:bookmarkEnd w:id="148"/>
+    <w:bookmarkStart w:id="149" w:name="Xc8ce40f0ec970d77128b6db7fefdfab4a691c46"/>
     <w:p>
       <w:pPr>
         <w:pStyle w:val="Heading2"/>
@@ -19122,8 +19416,8 @@
         <w:t xml:space="preserve">failing the run. Trailing view segments are now trimmed.</w:t>
       </w:r>
     </w:p>
-    <w:bookmarkEnd w:id="148"/>
-    <w:bookmarkStart w:id="149" w:name="X90da22bb20cc699d17d9062158df2c33996080c"/>
+    <w:bookmarkEnd w:id="149"/>
+    <w:bookmarkStart w:id="150" w:name="X90da22bb20cc699d17d9062158df2c33996080c"/>
     <w:p>
       <w:pPr>
         <w:pStyle w:val="Heading2"/>
@@ -19268,8 +19562,8 @@
         <w:t xml:space="preserve">the frontend had offered GraphML as a format although no such route existed.</w:t>
       </w:r>
     </w:p>
-    <w:bookmarkEnd w:id="149"/>
-    <w:bookmarkStart w:id="150" w:name="deployment"/>
+    <w:bookmarkEnd w:id="150"/>
+    <w:bookmarkStart w:id="151" w:name="deployment"/>
     <w:p>
       <w:pPr>
         <w:pStyle w:val="Heading2"/>
@@ -19416,8 +19710,8 @@
         <w:t xml:space="preserve">public interface.</w:t>
       </w:r>
     </w:p>
-    <w:bookmarkEnd w:id="150"/>
-    <w:bookmarkStart w:id="151" w:name="discussion-why-these-defects-survived"/>
+    <w:bookmarkEnd w:id="151"/>
+    <w:bookmarkStart w:id="152" w:name="discussion-why-these-defects-survived"/>
     <w:p>
       <w:pPr>
         <w:pStyle w:val="Heading2"/>
@@ -19577,9 +19871,9 @@
         <w:t xml:space="preserve">and what the project proposal had specified from the outset.</w:t>
       </w:r>
     </w:p>
-    <w:bookmarkEnd w:id="151"/>
     <w:bookmarkEnd w:id="152"/>
-    <w:bookmarkStart w:id="163" w:name="X2afb19af88039816e861f1e40cad1b7f407d604"/>
+    <w:bookmarkEnd w:id="153"/>
+    <w:bookmarkStart w:id="164" w:name="X2afb19af88039816e861f1e40cad1b7f407d604"/>
     <w:p>
       <w:pPr>
         <w:pStyle w:val="Heading1"/>
@@ -19614,7 +19908,7 @@
         <w:t xml:space="preserve">described in Section 4.7 is represented in the interface.</w:t>
       </w:r>
     </w:p>
-    <w:bookmarkStart w:id="154" w:name="technology-and-structure"/>
+    <w:bookmarkStart w:id="155" w:name="technology-and-structure"/>
     <w:p>
       <w:pPr>
         <w:pStyle w:val="Heading2"/>
@@ -19922,7 +20216,7 @@
         <w:t xml:space="preserve">.</w:t>
       </w:r>
     </w:p>
-    <w:bookmarkStart w:id="153" w:name="route-structure"/>
+    <w:bookmarkStart w:id="154" w:name="route-structure"/>
     <w:p>
       <w:pPr>
         <w:pStyle w:val="Heading3"/>
@@ -20276,9 +20570,9 @@
         <w:t xml:space="preserve">the evidence independently of it.</w:t>
       </w:r>
     </w:p>
-    <w:bookmarkEnd w:id="153"/>
     <w:bookmarkEnd w:id="154"/>
-    <w:bookmarkStart w:id="155" w:name="the-submission-flow"/>
+    <w:bookmarkEnd w:id="155"/>
+    <w:bookmarkStart w:id="156" w:name="the-submission-flow"/>
     <w:p>
       <w:pPr>
         <w:pStyle w:val="Heading2"/>
@@ -20394,8 +20688,8 @@
         <w:t xml:space="preserve">spinner. An indeterminate spinner at 30 s reads as a hang.</w:t>
       </w:r>
     </w:p>
-    <w:bookmarkEnd w:id="155"/>
-    <w:bookmarkStart w:id="160" w:name="representing-uncertainty"/>
+    <w:bookmarkEnd w:id="156"/>
+    <w:bookmarkStart w:id="161" w:name="representing-uncertainty"/>
     <w:p>
       <w:pPr>
         <w:pStyle w:val="Heading2"/>
@@ -20418,7 +20712,7 @@
         <w:t xml:space="preserve">where Section 6.4.4 shows it currently overstates its case.</w:t>
       </w:r>
     </w:p>
-    <w:bookmarkStart w:id="156" w:name="status-before-number"/>
+    <w:bookmarkStart w:id="157" w:name="status-before-number"/>
     <w:p>
       <w:pPr>
         <w:pStyle w:val="Heading3"/>
@@ -20486,8 +20780,8 @@
         <w:t xml:space="preserve">status invites the reader to treat an ambiguous extraction as a settled fact.</w:t>
       </w:r>
     </w:p>
-    <w:bookmarkEnd w:id="156"/>
-    <w:bookmarkStart w:id="157" w:name="the-supporting-sentence-is-reachable"/>
+    <w:bookmarkEnd w:id="157"/>
+    <w:bookmarkStart w:id="158" w:name="the-supporting-sentence-is-reachable"/>
     <w:p>
       <w:pPr>
         <w:pStyle w:val="Heading3"/>
@@ -20537,8 +20831,8 @@
         <w:t xml:space="preserve">on every candidate (Section 4.2.2).</w:t>
       </w:r>
     </w:p>
-    <w:bookmarkEnd w:id="157"/>
-    <w:bookmarkStart w:id="158" w:name="absence-is-reported-not-implied"/>
+    <w:bookmarkEnd w:id="158"/>
+    <w:bookmarkStart w:id="159" w:name="absence-is-reported-not-implied"/>
     <w:p>
       <w:pPr>
         <w:pStyle w:val="Heading3"/>
@@ -20585,8 +20879,8 @@
         <w:t xml:space="preserve">and a user cannot distinguish them.</w:t>
       </w:r>
     </w:p>
-    <w:bookmarkEnd w:id="158"/>
-    <w:bookmarkStart w:id="159" w:name="X63633f0b232d7a595ce6e25e226cb980ff35da8"/>
+    <w:bookmarkEnd w:id="159"/>
+    <w:bookmarkStart w:id="160" w:name="X63633f0b232d7a595ce6e25e226cb980ff35da8"/>
     <w:p>
       <w:pPr>
         <w:pStyle w:val="Heading3"/>
@@ -20653,9 +20947,9 @@
         <w:t xml:space="preserve">more truthful with the current model.</w:t>
       </w:r>
     </w:p>
-    <w:bookmarkEnd w:id="159"/>
     <w:bookmarkEnd w:id="160"/>
-    <w:bookmarkStart w:id="161" w:name="graph-visualisation"/>
+    <w:bookmarkEnd w:id="161"/>
+    <w:bookmarkStart w:id="162" w:name="graph-visualisation"/>
     <w:p>
       <w:pPr>
         <w:pStyle w:val="Heading2"/>
@@ -20810,8 +21104,8 @@
         <w:t xml:space="preserve">something was wrong, and one nobody read as such.</w:t>
       </w:r>
     </w:p>
-    <w:bookmarkEnd w:id="161"/>
-    <w:bookmarkStart w:id="162" w:name="export-design"/>
+    <w:bookmarkEnd w:id="162"/>
+    <w:bookmarkStart w:id="163" w:name="export-design"/>
     <w:p>
       <w:pPr>
         <w:pStyle w:val="Heading2"/>
@@ -21091,9 +21385,9 @@
         <w:t xml:space="preserve">likely to circulate.</w:t>
       </w:r>
     </w:p>
-    <w:bookmarkEnd w:id="162"/>
     <w:bookmarkEnd w:id="163"/>
-    <w:bookmarkStart w:id="183" w:name="chapter-6-evaluation-and-results"/>
+    <w:bookmarkEnd w:id="164"/>
+    <w:bookmarkStart w:id="184" w:name="chapter-6-evaluation-and-results"/>
     <w:p>
       <w:pPr>
         <w:pStyle w:val="Heading1"/>
@@ -21152,7 +21446,7 @@
         <w:t xml:space="preserve">Section 7.3.</w:t>
       </w:r>
     </w:p>
-    <w:bookmarkStart w:id="167" w:name="gold-standard"/>
+    <w:bookmarkStart w:id="168" w:name="gold-standard"/>
     <w:p>
       <w:pPr>
         <w:pStyle w:val="Heading2"/>
@@ -21161,7 +21455,7 @@
         <w:t xml:space="preserve">6.1 Gold Standard</w:t>
       </w:r>
     </w:p>
-    <w:bookmarkStart w:id="164" w:name="composition"/>
+    <w:bookmarkStart w:id="165" w:name="composition"/>
     <w:p>
       <w:pPr>
         <w:pStyle w:val="Heading3"/>
@@ -21661,8 +21955,8 @@
         <w:t xml:space="preserve">for.</w:t>
       </w:r>
     </w:p>
-    <w:bookmarkEnd w:id="164"/>
-    <w:bookmarkStart w:id="165" w:name="hard-negatives"/>
+    <w:bookmarkEnd w:id="165"/>
+    <w:bookmarkStart w:id="166" w:name="hard-negatives"/>
     <w:p>
       <w:pPr>
         <w:pStyle w:val="Heading3"/>
@@ -21970,8 +22264,8 @@
         <w:t xml:space="preserve">most informative in the set.</w:t>
       </w:r>
     </w:p>
-    <w:bookmarkEnd w:id="165"/>
-    <w:bookmarkStart w:id="166" w:name="annotation-protocol-and-its-limits"/>
+    <w:bookmarkEnd w:id="166"/>
+    <w:bookmarkStart w:id="167" w:name="annotation-protocol-and-its-limits"/>
     <w:p>
       <w:pPr>
         <w:pStyle w:val="Heading3"/>
@@ -22017,24 +22311,24 @@
         <w:pStyle w:val="BodyText"/>
       </w:pPr>
       <w:r>
-        <w:t xml:space="preserve">The limitations stated in Section 3.5.4 apply throughout: single annotator who</w:t>
-      </w:r>
-      <w:r>
-        <w:t xml:space="preserve"> </w:t>
-      </w:r>
-      <w:r>
-        <w:t xml:space="preserve">is also a system author, no inter-annotator agreement, twenty papers, abstracts</w:t>
-      </w:r>
-      <w:r>
-        <w:t xml:space="preserve"> </w:t>
-      </w:r>
-      <w:r>
-        <w:t xml:space="preserve">only, biomedical concentration.</w:t>
-      </w:r>
-    </w:p>
-    <w:bookmarkEnd w:id="166"/>
+        <w:t xml:space="preserve">The limitations stated in Sections 3.5.4 and 3.5.5 apply throughout: single</w:t>
+      </w:r>
+      <w:r>
+        <w:t xml:space="preserve"> </w:t>
+      </w:r>
+      <w:r>
+        <w:t xml:space="preserve">annotator who is also a system author, no inter-annotator agreement,</w:t>
+      </w:r>
+      <w:r>
+        <w:t xml:space="preserve"> </w:t>
+      </w:r>
+      <w:r>
+        <w:t xml:space="preserve">twenty papers, abstracts only, biomedical concentration.</w:t>
+      </w:r>
+    </w:p>
     <w:bookmarkEnd w:id="167"/>
-    <w:bookmarkStart w:id="168" w:name="metadata-resolution-2"/>
+    <w:bookmarkEnd w:id="168"/>
+    <w:bookmarkStart w:id="169" w:name="metadata-resolution-2"/>
     <w:p>
       <w:pPr>
         <w:pStyle w:val="Heading2"/>
@@ -22352,8 +22646,8 @@
         <w:t xml:space="preserve">resolution path and were recovered only because a second provider was queried.</w:t>
       </w:r>
     </w:p>
-    <w:bookmarkEnd w:id="168"/>
-    <w:bookmarkStart w:id="169" w:name="abstract-availability"/>
+    <w:bookmarkEnd w:id="169"/>
+    <w:bookmarkStart w:id="170" w:name="abstract-availability"/>
     <w:p>
       <w:pPr>
         <w:pStyle w:val="Heading2"/>
@@ -22624,8 +22918,8 @@
         <w:t xml:space="preserve">additional API call per run.</w:t>
       </w:r>
     </w:p>
-    <w:bookmarkEnd w:id="169"/>
-    <w:bookmarkStart w:id="174" w:name="population-extraction-1"/>
+    <w:bookmarkEnd w:id="170"/>
+    <w:bookmarkStart w:id="175" w:name="population-extraction-1"/>
     <w:p>
       <w:pPr>
         <w:pStyle w:val="Heading2"/>
@@ -22634,7 +22928,7 @@
         <w:t xml:space="preserve">6.4 Population Extraction</w:t>
       </w:r>
     </w:p>
-    <w:bookmarkStart w:id="170" w:name="detection"/>
+    <w:bookmarkStart w:id="171" w:name="detection"/>
     <w:p>
       <w:pPr>
         <w:pStyle w:val="Heading3"/>
@@ -23045,6 +23339,100 @@
         <w:pStyle w:val="BodyText"/>
       </w:pPr>
       <w:r>
+        <w:t xml:space="preserve">Precision, recall, specificity and F1 are reported together rather than</w:t>
+      </w:r>
+      <w:r>
+        <w:t xml:space="preserve"> </w:t>
+      </w:r>
+      <w:r>
+        <w:t xml:space="preserve">singly, because each is blind to a different part of the table and the set is</w:t>
+      </w:r>
+      <w:r>
+        <w:t xml:space="preserve"> </w:t>
+      </w:r>
+      <w:r>
+        <w:t xml:space="preserve">deliberately unbalanced at eleven positives to nine negatives. Sokolova and</w:t>
+      </w:r>
+      <w:r>
+        <w:t xml:space="preserve"> </w:t>
+      </w:r>
+      <w:r>
+        <w:t xml:space="preserve">Lapalme's survey sets out which measure is insensitive to which kind of</w:t>
+      </w:r>
+      <w:r>
+        <w:t xml:space="preserve"> </w:t>
+      </w:r>
+      <w:r>
+        <w:t xml:space="preserve">change, and specificity is included here precisely because precision and</w:t>
+      </w:r>
+      <w:r>
+        <w:t xml:space="preserve"> </w:t>
+      </w:r>
+      <w:r>
+        <w:t xml:space="preserve">recall between them say nothing about the eight true negatives</w:t>
+      </w:r>
+      <w:r>
+        <w:t xml:space="preserve"> </w:t>
+      </w:r>
+      <w:r>
+        <w:t xml:space="preserve">[sokolova2009measures].</w:t>
+      </w:r>
+    </w:p>
+    <w:p>
+      <w:pPr>
+        <w:pStyle w:val="BodyText"/>
+      </w:pPr>
+      <w:r>
+        <w:t xml:space="preserve">These are all threshold-dependent measures: they describe the single operating</w:t>
+      </w:r>
+      <w:r>
+        <w:t xml:space="preserve"> </w:t>
+      </w:r>
+      <w:r>
+        <w:t xml:space="preserve">point the extractor currently sits at, not its behaviour across the range of</w:t>
+      </w:r>
+      <w:r>
+        <w:t xml:space="preserve"> </w:t>
+      </w:r>
+      <w:r>
+        <w:t xml:space="preserve">confidence thresholds a user might filter on. A threshold-free treatment of</w:t>
+      </w:r>
+      <w:r>
+        <w:t xml:space="preserve"> </w:t>
+      </w:r>
+      <w:r>
+        <w:t xml:space="preserve">the kind Fawcett describes would be the more informative evaluation</w:t>
+      </w:r>
+      <w:r>
+        <w:t xml:space="preserve"> </w:t>
+      </w:r>
+      <w:r>
+        <w:t xml:space="preserve">[fawcett2006roc], and it is not reported here for a concrete reason rather</w:t>
+      </w:r>
+      <w:r>
+        <w:t xml:space="preserve"> </w:t>
+      </w:r>
+      <w:r>
+        <w:t xml:space="preserve">than an oversight: Section 6.4.4 shows the confidence score does not separate</w:t>
+      </w:r>
+      <w:r>
+        <w:t xml:space="preserve"> </w:t>
+      </w:r>
+      <w:r>
+        <w:t xml:space="preserve">correct from incorrect extractions, so sweeping a threshold over it would</w:t>
+      </w:r>
+      <w:r>
+        <w:t xml:space="preserve"> </w:t>
+      </w:r>
+      <w:r>
+        <w:t xml:space="preserve">describe noise.</w:t>
+      </w:r>
+    </w:p>
+    <w:p>
+      <w:pPr>
+        <w:pStyle w:val="BodyText"/>
+      </w:pPr>
+      <w:r>
         <w:t xml:space="preserve">This answers the first half of</w:t>
       </w:r>
       <w:r>
@@ -23073,8 +23461,8 @@
         <w:t xml:space="preserve">the sample-size caveat above.</w:t>
       </w:r>
     </w:p>
-    <w:bookmarkEnd w:id="170"/>
-    <w:bookmarkStart w:id="171" w:name="value-accuracy"/>
+    <w:bookmarkEnd w:id="171"/>
+    <w:bookmarkStart w:id="172" w:name="value-accuracy"/>
     <w:p>
       <w:pPr>
         <w:pStyle w:val="Heading3"/>
@@ -23253,8 +23641,8 @@
         <w:t xml:space="preserve">policy in Section 4.2.2 preferred another.</w:t>
       </w:r>
     </w:p>
-    <w:bookmarkEnd w:id="171"/>
-    <w:bookmarkStart w:id="172" w:name="semantic-type-classification"/>
+    <w:bookmarkEnd w:id="172"/>
+    <w:bookmarkStart w:id="173" w:name="semantic-type-classification"/>
     <w:p>
       <w:pPr>
         <w:pStyle w:val="Heading3"/>
@@ -23691,8 +24079,8 @@
         <w:t xml:space="preserve">argument for the supervised approach discussed in Section 8.2.</w:t>
       </w:r>
     </w:p>
-    <w:bookmarkEnd w:id="172"/>
-    <w:bookmarkStart w:id="173" w:name="X979fc6e50f5d42ba475bbaed2d661b6b7e01176"/>
+    <w:bookmarkEnd w:id="173"/>
+    <w:bookmarkStart w:id="174" w:name="X979fc6e50f5d42ba475bbaed2d661b6b7e01176"/>
     <w:p>
       <w:pPr>
         <w:pStyle w:val="Heading3"/>
@@ -23722,13 +24110,19 @@
         <w:t xml:space="preserve"> </w:t>
       </w:r>
       <w:r>
-        <w:t xml:space="preserve">2020, a systematic review of</w:t>
-      </w:r>
-      <w:r>
-        <w:t xml:space="preserve"> </w:t>
-      </w:r>
-      <w:r>
-        <w:t xml:space="preserve">prediction models. The system extracted</w:t>
+        <w:t xml:space="preserve">2020, a living systematic</w:t>
+      </w:r>
+      <w:r>
+        <w:t xml:space="preserve"> </w:t>
+      </w:r>
+      <w:r>
+        <w:t xml:space="preserve">review of covid-19 prediction models [wynants2020prediction]. The system</w:t>
+      </w:r>
+      <w:r>
+        <w:t xml:space="preserve"> </w:t>
+      </w:r>
+      <w:r>
+        <w:t xml:space="preserve">extracted</w:t>
       </w:r>
       <w:r>
         <w:t xml:space="preserve"> </w:t>
@@ -23757,7 +24151,38 @@
         <w:t xml:space="preserve">0.90</w:t>
       </w:r>
       <w:r>
-        <w:t xml:space="preserve">.</w:t>
+        <w:t xml:space="preserve">. The number is real and prominent in</w:t>
+      </w:r>
+      <w:r>
+        <w:t xml:space="preserve"> </w:t>
+      </w:r>
+      <w:r>
+        <w:t xml:space="preserve">the abstract; it is the count of</w:t>
+      </w:r>
+      <w:r>
+        <w:t xml:space="preserve"> </w:t>
+      </w:r>
+      <w:r>
+        <w:rPr>
+          <w:i/>
+          <w:iCs/>
+        </w:rPr>
+        <w:t xml:space="preserve">prediction models reviewed</w:t>
+      </w:r>
+      <w:r>
+        <w:t xml:space="preserve">, not of</w:t>
+      </w:r>
+      <w:r>
+        <w:t xml:space="preserve"> </w:t>
+      </w:r>
+      <w:r>
+        <w:t xml:space="preserve">participants, and nothing in the surface form distinguishes it from a study</w:t>
+      </w:r>
+      <w:r>
+        <w:t xml:space="preserve"> </w:t>
+      </w:r>
+      <w:r>
+        <w:t xml:space="preserve">population. Section 6.10 dissects this case.</w:t>
       </w:r>
     </w:p>
     <w:p>
@@ -23927,18 +24352,112 @@
         <w:t xml:space="preserve"> </w:t>
       </w:r>
       <w:r>
-        <w:t xml:space="preserve">retain the errors along with the correct results. Section 8.2 proposes</w:t>
-      </w:r>
-      <w:r>
-        <w:t xml:space="preserve"> </w:t>
-      </w:r>
-      <w:r>
-        <w:t xml:space="preserve">calibration against held-out data as the remedy.</w:t>
-      </w:r>
-    </w:p>
-    <w:bookmarkEnd w:id="173"/>
+        <w:t xml:space="preserve">retain the errors along with the correct results.</w:t>
+      </w:r>
+    </w:p>
+    <w:p>
+      <w:pPr>
+        <w:pStyle w:val="BodyText"/>
+      </w:pPr>
+      <w:r>
+        <w:t xml:space="preserve">The distinction being failed here is the one between a confidence score and a</w:t>
+      </w:r>
+      <w:r>
+        <w:t xml:space="preserve"> </w:t>
+      </w:r>
+      <w:r>
+        <w:t xml:space="preserve">calibrated probability. A calibrated score is one where, of the cases assigned</w:t>
+      </w:r>
+      <w:r>
+        <w:t xml:space="preserve"> </w:t>
+      </w:r>
+      <w:r>
+        <w:t xml:space="preserve">0.9, about 90% are correct; Niculescu-Mizil and Caruana show that many learning</w:t>
+      </w:r>
+      <w:r>
+        <w:t xml:space="preserve"> </w:t>
+      </w:r>
+      <w:r>
+        <w:t xml:space="preserve">methods produce scores that rank well but are badly calibrated in exactly this</w:t>
+      </w:r>
+      <w:r>
+        <w:t xml:space="preserve"> </w:t>
+      </w:r>
+      <w:r>
+        <w:t xml:space="preserve">sense, and that a post-hoc mapping fitted on held-out data usually repairs them</w:t>
+      </w:r>
+      <w:r>
+        <w:t xml:space="preserve"> </w:t>
+      </w:r>
+      <w:r>
+        <w:t xml:space="preserve">[niculescu2005probabilities]. Guo and colleagues later found the same failure</w:t>
+      </w:r>
+      <w:r>
+        <w:t xml:space="preserve"> </w:t>
+      </w:r>
+      <w:r>
+        <w:t xml:space="preserve">in modern neural networks, along with the more useful observation that</w:t>
+      </w:r>
+      <w:r>
+        <w:t xml:space="preserve"> </w:t>
+      </w:r>
+      <w:r>
+        <w:t xml:space="preserve">miscalibration is largely independent of accuracy: a system can be accurate and</w:t>
+      </w:r>
+      <w:r>
+        <w:t xml:space="preserve"> </w:t>
+      </w:r>
+      <w:r>
+        <w:t xml:space="preserve">confidently wrong at the same time [guo2017calibration]. That is precisely the</w:t>
+      </w:r>
+      <w:r>
+        <w:t xml:space="preserve"> </w:t>
+      </w:r>
+      <w:r>
+        <w:t xml:space="preserve">shape of the result in the table above, where detection is strong and the</w:t>
+      </w:r>
+      <w:r>
+        <w:t xml:space="preserve"> </w:t>
+      </w:r>
+      <w:r>
+        <w:t xml:space="preserve">confidence attached to it is uninformative.</w:t>
+      </w:r>
+    </w:p>
+    <w:p>
+      <w:pPr>
+        <w:pStyle w:val="BodyText"/>
+      </w:pPr>
+      <w:r>
+        <w:t xml:space="preserve">The remedy those results point to is available here and was not applied:</w:t>
+      </w:r>
+      <w:r>
+        <w:t xml:space="preserve"> </w:t>
+      </w:r>
+      <w:r>
+        <w:t xml:space="preserve">fitting a calibration map from the extractor's raw score to observed</w:t>
+      </w:r>
+      <w:r>
+        <w:t xml:space="preserve"> </w:t>
+      </w:r>
+      <w:r>
+        <w:t xml:space="preserve">correctness requires held-out annotated data, and with twenty papers there is</w:t>
+      </w:r>
+      <w:r>
+        <w:t xml:space="preserve"> </w:t>
+      </w:r>
+      <w:r>
+        <w:t xml:space="preserve">not enough to both fit and evaluate one. Section 8.2 records it as the first</w:t>
+      </w:r>
+      <w:r>
+        <w:t xml:space="preserve"> </w:t>
+      </w:r>
+      <w:r>
+        <w:t xml:space="preserve">thing a larger gold standard would make possible.</w:t>
+      </w:r>
+    </w:p>
     <w:bookmarkEnd w:id="174"/>
-    <w:bookmarkStart w:id="175" w:name="citation-graph-construction"/>
+    <w:bookmarkEnd w:id="175"/>
+    <w:bookmarkStart w:id="176" w:name="citation-graph-construction"/>
     <w:p>
       <w:pPr>
         <w:pStyle w:val="Heading2"/>
@@ -24705,8 +25224,8 @@
         <w:t xml:space="preserve">records this as the principal unaddressed question.</w:t>
       </w:r>
     </w:p>
-    <w:bookmarkEnd w:id="175"/>
-    <w:bookmarkStart w:id="180" w:name="performance"/>
+    <w:bookmarkEnd w:id="176"/>
+    <w:bookmarkStart w:id="181" w:name="performance"/>
     <w:p>
       <w:pPr>
         <w:pStyle w:val="Heading2"/>
@@ -24715,7 +25234,7 @@
         <w:t xml:space="preserve">6.6 Performance</w:t>
       </w:r>
     </w:p>
-    <w:bookmarkStart w:id="176" w:name="stage-breakdown"/>
+    <w:bookmarkStart w:id="177" w:name="stage-breakdown"/>
     <w:p>
       <w:pPr>
         <w:pStyle w:val="Heading3"/>
@@ -25147,8 +25666,8 @@
         <w:t xml:space="preserve">the first place local optimisation would pay.</w:t>
       </w:r>
     </w:p>
-    <w:bookmarkEnd w:id="176"/>
-    <w:bookmarkStart w:id="177" w:name="scaling-with-graph-size"/>
+    <w:bookmarkEnd w:id="177"/>
+    <w:bookmarkStart w:id="178" w:name="scaling-with-graph-size"/>
     <w:p>
       <w:pPr>
         <w:pStyle w:val="Heading3"/>
@@ -25304,8 +25823,8 @@
         <w:t xml:space="preserve">at 100 papers and fails at 200.</w:t>
       </w:r>
     </w:p>
-    <w:bookmarkEnd w:id="177"/>
-    <w:bookmarkStart w:id="178" w:name="effect-of-connection-pooling"/>
+    <w:bookmarkEnd w:id="178"/>
+    <w:bookmarkStart w:id="179" w:name="effect-of-connection-pooling"/>
     <w:p>
       <w:pPr>
         <w:pStyle w:val="Heading3"/>
@@ -25468,8 +25987,8 @@
         <w:t xml:space="preserve">| | Before | After | |---|---:|---:| | Mean request latency | 2,893 ms | 573 ms | | 40-paper run | 93.3 s | 27.9 s |</w:t>
       </w:r>
     </w:p>
-    <w:bookmarkEnd w:id="178"/>
-    <w:bookmarkStart w:id="179" w:name="path-ranking-complexity"/>
+    <w:bookmarkEnd w:id="179"/>
+    <w:bookmarkStart w:id="180" w:name="path-ranking-complexity"/>
     <w:p>
       <w:pPr>
         <w:pStyle w:val="Heading3"/>
@@ -25810,9 +26329,9 @@
         <w:t xml:space="preserve">O(nodes × paths) and the replacement is O(paths).</w:t>
       </w:r>
     </w:p>
-    <w:bookmarkEnd w:id="179"/>
     <w:bookmarkEnd w:id="180"/>
-    <w:bookmarkStart w:id="181" w:name="X842e6b766425d321bd9ec6cf3ce2a8982c51653"/>
+    <w:bookmarkEnd w:id="181"/>
+    <w:bookmarkStart w:id="182" w:name="X842e6b766425d321bd9ec6cf3ce2a8982c51653"/>
     <w:p>
       <w:pPr>
         <w:pStyle w:val="Heading2"/>
@@ -26070,8 +26589,8 @@
         <w:t xml:space="preserve">resolve.</w:t>
       </w:r>
     </w:p>
-    <w:bookmarkEnd w:id="181"/>
-    <w:bookmarkStart w:id="182" w:name="summary-of-results-against-objectives"/>
+    <w:bookmarkEnd w:id="182"/>
+    <w:bookmarkStart w:id="183" w:name="summary-of-results-against-objectives"/>
     <w:p>
       <w:pPr>
         <w:pStyle w:val="Heading2"/>
@@ -26501,9 +27020,9 @@
         <w:t xml:space="preserve">(6.5).</w:t>
       </w:r>
     </w:p>
-    <w:bookmarkEnd w:id="182"/>
     <w:bookmarkEnd w:id="183"/>
-    <w:bookmarkStart w:id="189" w:name="chapter-6-continued-extended-analysis"/>
+    <w:bookmarkEnd w:id="184"/>
+    <w:bookmarkStart w:id="190" w:name="chapter-6-continued-extended-analysis"/>
     <w:p>
       <w:pPr>
         <w:pStyle w:val="Heading1"/>
@@ -26512,7 +27031,7 @@
         <w:t xml:space="preserve">Chapter 6 (continued): Extended Analysis</w:t>
       </w:r>
     </w:p>
-    <w:bookmarkStart w:id="184" w:name="performance-by-study-design"/>
+    <w:bookmarkStart w:id="185" w:name="performance-by-study-design"/>
     <w:p>
       <w:pPr>
         <w:pStyle w:val="Heading2"/>
@@ -27658,8 +28177,8 @@
         <w:t xml:space="preserve">whose abstracts most resemble clinical reports without describing a cohort.</w:t>
       </w:r>
     </w:p>
-    <w:bookmarkEnd w:id="184"/>
-    <w:bookmarkStart w:id="185" w:name="X0a62906ae58d6bb3bc97bf6a9257489699ecda6"/>
+    <w:bookmarkEnd w:id="185"/>
+    <w:bookmarkStart w:id="186" w:name="X0a62906ae58d6bb3bc97bf6a9257489699ecda6"/>
     <w:p>
       <w:pPr>
         <w:pStyle w:val="Heading2"/>
@@ -27912,8 +28431,8 @@
         <w:t xml:space="preserve">distinction.</w:t>
       </w:r>
     </w:p>
-    <w:bookmarkEnd w:id="185"/>
-    <w:bookmarkStart w:id="186" w:name="sensitivity-of-the-graph-to-seed-choice"/>
+    <w:bookmarkEnd w:id="186"/>
+    <w:bookmarkStart w:id="187" w:name="sensitivity-of-the-graph-to-seed-choice"/>
     <w:p>
       <w:pPr>
         <w:pStyle w:val="Heading2"/>
@@ -28347,8 +28866,8 @@
         <w:t xml:space="preserve">is driven by the number of external lookups rather than by graph computation.</w:t>
       </w:r>
     </w:p>
-    <w:bookmarkEnd w:id="186"/>
-    <w:bookmarkStart w:id="187" w:name="X4819e9d8a64bd53959a27145836b7050b25c24c"/>
+    <w:bookmarkEnd w:id="187"/>
+    <w:bookmarkStart w:id="188" w:name="X4819e9d8a64bd53959a27145836b7050b25c24c"/>
     <w:p>
       <w:pPr>
         <w:pStyle w:val="Heading2"/>
@@ -28770,8 +29289,8 @@
         <w:t xml:space="preserve">output now separates them.</w:t>
       </w:r>
     </w:p>
-    <w:bookmarkEnd w:id="187"/>
-    <w:bookmarkStart w:id="188" w:name="cumulative-effect-of-the-corrections"/>
+    <w:bookmarkEnd w:id="188"/>
+    <w:bookmarkStart w:id="189" w:name="cumulative-effect-of-the-corrections"/>
     <w:p>
       <w:pPr>
         <w:pStyle w:val="Heading2"/>
@@ -29124,9 +29643,9 @@
         <w:t xml:space="preserve">measurement. Section 7.1.1 draws the general lesson.</w:t>
       </w:r>
     </w:p>
-    <w:bookmarkEnd w:id="188"/>
     <w:bookmarkEnd w:id="189"/>
-    <w:bookmarkStart w:id="204" w:name="chapter-7-discussion"/>
+    <w:bookmarkEnd w:id="190"/>
+    <w:bookmarkStart w:id="205" w:name="chapter-7-discussion"/>
     <w:p>
       <w:pPr>
         <w:pStyle w:val="Heading1"/>
@@ -29135,7 +29654,7 @@
         <w:t xml:space="preserve">Chapter 7: Discussion</w:t>
       </w:r>
     </w:p>
-    <w:bookmarkStart w:id="194" w:name="interpretation-of-results"/>
+    <w:bookmarkStart w:id="195" w:name="interpretation-of-results"/>
     <w:p>
       <w:pPr>
         <w:pStyle w:val="Heading2"/>
@@ -29144,7 +29663,7 @@
         <w:t xml:space="preserve">7.1 Interpretation of Results</w:t>
       </w:r>
     </w:p>
-    <w:bookmarkStart w:id="190" w:name="Xa006b59f01dfc2b16089884813410c63029d7b4"/>
+    <w:bookmarkStart w:id="191" w:name="Xa006b59f01dfc2b16089884813410c63029d7b4"/>
     <w:p>
       <w:pPr>
         <w:pStyle w:val="Heading3"/>
@@ -29293,8 +29812,8 @@
         <w:t xml:space="preserve">goes to the wrong place.</w:t>
       </w:r>
     </w:p>
-    <w:bookmarkEnd w:id="190"/>
-    <w:bookmarkStart w:id="191" w:name="semantic-typing-is-the-genuine-weakness"/>
+    <w:bookmarkEnd w:id="191"/>
+    <w:bookmarkStart w:id="192" w:name="semantic-typing-is-the-genuine-weakness"/>
     <w:p>
       <w:pPr>
         <w:pStyle w:val="Heading3"/>
@@ -29383,8 +29902,8 @@
         <w:t xml:space="preserve">[nye2018ebmnlp] is the natural route to it.</w:t>
       </w:r>
     </w:p>
-    <w:bookmarkEnd w:id="191"/>
-    <w:bookmarkStart w:id="192" w:name="Xab00344e1cf57a2e630ca0c975ea4778b578c26"/>
+    <w:bookmarkEnd w:id="192"/>
+    <w:bookmarkStart w:id="193" w:name="Xab00344e1cf57a2e630ca0c975ea4778b578c26"/>
     <w:p>
       <w:pPr>
         <w:pStyle w:val="Heading3"/>
@@ -29511,8 +30030,8 @@
         <w:t xml:space="preserve">than twenty papers.</w:t>
       </w:r>
     </w:p>
-    <w:bookmarkEnd w:id="192"/>
-    <w:bookmarkStart w:id="193" w:name="X7a4d1f49f1769d03c53cf7bc88cb74bd234f637"/>
+    <w:bookmarkEnd w:id="193"/>
+    <w:bookmarkStart w:id="194" w:name="X7a4d1f49f1769d03c53cf7bc88cb74bd234f637"/>
     <w:p>
       <w:pPr>
         <w:pStyle w:val="Heading3"/>
@@ -29565,9 +30084,9 @@
         <w:t xml:space="preserve">from reusing one pooled client rather than creating one per request.</w:t>
       </w:r>
     </w:p>
-    <w:bookmarkEnd w:id="193"/>
     <w:bookmarkEnd w:id="194"/>
-    <w:bookmarkStart w:id="195" w:name="reflections-on-the-development-process"/>
+    <w:bookmarkEnd w:id="195"/>
+    <w:bookmarkStart w:id="196" w:name="reflections-on-the-development-process"/>
     <w:p>
       <w:pPr>
         <w:pStyle w:val="Heading2"/>
@@ -29801,8 +30320,8 @@
         <w:t xml:space="preserve">emptiness visible.</w:t>
       </w:r>
     </w:p>
-    <w:bookmarkEnd w:id="195"/>
-    <w:bookmarkStart w:id="200" w:name="threats-to-validity"/>
+    <w:bookmarkEnd w:id="196"/>
+    <w:bookmarkStart w:id="201" w:name="threats-to-validity"/>
     <w:p>
       <w:pPr>
         <w:pStyle w:val="Heading2"/>
@@ -29811,7 +30330,7 @@
         <w:t xml:space="preserve">7.3 Threats to Validity</w:t>
       </w:r>
     </w:p>
-    <w:bookmarkStart w:id="196" w:name="construct-validity"/>
+    <w:bookmarkStart w:id="197" w:name="construct-validity"/>
     <w:p>
       <w:pPr>
         <w:pStyle w:val="Heading3"/>
@@ -29898,8 +30417,8 @@
         <w:t xml:space="preserve">sensitivity analysis was performed.</w:t>
       </w:r>
     </w:p>
-    <w:bookmarkEnd w:id="196"/>
-    <w:bookmarkStart w:id="197" w:name="internal-validity"/>
+    <w:bookmarkEnd w:id="197"/>
+    <w:bookmarkStart w:id="198" w:name="internal-validity"/>
     <w:p>
       <w:pPr>
         <w:pStyle w:val="Heading3"/>
@@ -29998,8 +30517,8 @@
         <w:t xml:space="preserve">incorrectly collapsed two distinct papers would not be detected.</w:t>
       </w:r>
     </w:p>
-    <w:bookmarkEnd w:id="197"/>
-    <w:bookmarkStart w:id="198" w:name="external-validity"/>
+    <w:bookmarkEnd w:id="198"/>
+    <w:bookmarkStart w:id="199" w:name="external-validity"/>
     <w:p>
       <w:pPr>
         <w:pStyle w:val="Heading3"/>
@@ -30092,8 +30611,8 @@
         <w:t xml:space="preserve">corpus would be more reproducible and is proposed in Section 8.2.</w:t>
       </w:r>
     </w:p>
-    <w:bookmarkEnd w:id="198"/>
-    <w:bookmarkStart w:id="199" w:name="conclusion-validity"/>
+    <w:bookmarkEnd w:id="199"/>
+    <w:bookmarkStart w:id="200" w:name="conclusion-validity"/>
     <w:p>
       <w:pPr>
         <w:pStyle w:val="Heading3"/>
@@ -30192,9 +30711,9 @@
         <w:t xml:space="preserve">significant unaddressed question in the work.</w:t>
       </w:r>
     </w:p>
-    <w:bookmarkEnd w:id="199"/>
     <w:bookmarkEnd w:id="200"/>
-    <w:bookmarkStart w:id="201" w:name="divergence-from-the-project-proposal"/>
+    <w:bookmarkEnd w:id="201"/>
+    <w:bookmarkStart w:id="202" w:name="divergence-from-the-project-proposal"/>
     <w:p>
       <w:pPr>
         <w:pStyle w:val="Heading2"/>
@@ -30615,8 +31134,8 @@
         <w:t xml:space="preserve">study.</w:t>
       </w:r>
     </w:p>
-    <w:bookmarkEnd w:id="201"/>
-    <w:bookmarkStart w:id="202" w:name="known-open-issues"/>
+    <w:bookmarkEnd w:id="202"/>
+    <w:bookmarkStart w:id="203" w:name="known-open-issues"/>
     <w:p>
       <w:pPr>
         <w:pStyle w:val="Heading2"/>
@@ -30799,8 +31318,8 @@
         <w:t xml:space="preserve">NFR-1's 60-second target.</w:t>
       </w:r>
     </w:p>
-    <w:bookmarkEnd w:id="202"/>
-    <w:bookmarkStart w:id="203" w:name="ethical-and-legal-considerations"/>
+    <w:bookmarkEnd w:id="203"/>
+    <w:bookmarkStart w:id="204" w:name="ethical-and-legal-considerations"/>
     <w:p>
       <w:pPr>
         <w:pStyle w:val="Heading2"/>
@@ -30917,9 +31436,9 @@
         <w:t xml:space="preserve">under-resourced institutions and non-English literatures.</w:t>
       </w:r>
     </w:p>
-    <w:bookmarkEnd w:id="203"/>
     <w:bookmarkEnd w:id="204"/>
-    <w:bookmarkStart w:id="216" w:name="chapter-8-conclusion-and-future-work"/>
+    <w:bookmarkEnd w:id="205"/>
+    <w:bookmarkStart w:id="218" w:name="chapter-8-conclusion-and-future-work"/>
     <w:p>
       <w:pPr>
         <w:pStyle w:val="Heading1"/>
@@ -30928,7 +31447,7 @@
         <w:t xml:space="preserve">Chapter 8: Conclusion and Future Work</w:t>
       </w:r>
     </w:p>
-    <w:bookmarkStart w:id="205" w:name="conclusion"/>
+    <w:bookmarkStart w:id="206" w:name="conclusion"/>
     <w:p>
       <w:pPr>
         <w:pStyle w:val="Heading2"/>
@@ -31364,8 +31883,8 @@
         <w:t xml:space="preserve">uncertainty signalling is weaker than its interface implies.</w:t>
       </w:r>
     </w:p>
-    <w:bookmarkEnd w:id="205"/>
-    <w:bookmarkStart w:id="214" w:name="future-work"/>
+    <w:bookmarkEnd w:id="206"/>
+    <w:bookmarkStart w:id="216" w:name="future-work"/>
     <w:p>
       <w:pPr>
         <w:pStyle w:val="Heading2"/>
@@ -31382,7 +31901,7 @@
         <w:t xml:space="preserve">Ordered by expected value relative to cost.</w:t>
       </w:r>
     </w:p>
-    <w:bookmarkStart w:id="206" w:name="calibrate-the-confidence-scores"/>
+    <w:bookmarkStart w:id="207" w:name="calibrate-the-confidence-scores"/>
     <w:p>
       <w:pPr>
         <w:pStyle w:val="Heading3"/>
@@ -31435,8 +31954,8 @@
         <w:t xml:space="preserve">distinguishing feature actually trustworthy.</w:t>
       </w:r>
     </w:p>
-    <w:bookmarkEnd w:id="206"/>
-    <w:bookmarkStart w:id="207" w:name="compare-against-an-unweighted-baseline"/>
+    <w:bookmarkEnd w:id="207"/>
+    <w:bookmarkStart w:id="208" w:name="compare-against-an-unweighted-baseline"/>
     <w:p>
       <w:pPr>
         <w:pStyle w:val="Heading3"/>
@@ -31477,8 +31996,8 @@
         <w:t xml:space="preserve">first experiment a continuation of this work should run.</w:t>
       </w:r>
     </w:p>
-    <w:bookmarkEnd w:id="207"/>
-    <w:bookmarkStart w:id="208" w:name="extend-and-re-annotate-the-gold-standard"/>
+    <w:bookmarkEnd w:id="208"/>
+    <w:bookmarkStart w:id="209" w:name="extend-and-re-annotate-the-gold-standard"/>
     <w:p>
       <w:pPr>
         <w:pStyle w:val="Heading3"/>
@@ -31513,8 +32032,8 @@
         <w:t xml:space="preserve">remove the most serious methodological weakness identified in §7.3.2.</w:t>
       </w:r>
     </w:p>
-    <w:bookmarkEnd w:id="208"/>
-    <w:bookmarkStart w:id="209" w:name="supervised-extraction"/>
+    <w:bookmarkEnd w:id="209"/>
+    <w:bookmarkStart w:id="210" w:name="supervised-extraction"/>
     <w:p>
       <w:pPr>
         <w:pStyle w:val="Heading3"/>
@@ -31567,8 +32086,8 @@
         <w:t xml:space="preserve">provides.</w:t>
       </w:r>
     </w:p>
-    <w:bookmarkEnd w:id="209"/>
-    <w:bookmarkStart w:id="210" w:name="full-text-extraction"/>
+    <w:bookmarkEnd w:id="210"/>
+    <w:bookmarkStart w:id="211" w:name="full-text-extraction"/>
     <w:p>
       <w:pPr>
         <w:pStyle w:val="Heading3"/>
@@ -31609,8 +32128,8 @@
         <w:t xml:space="preserve">retrievable, keeping the system within the bounds §7.6 describes.</w:t>
       </w:r>
     </w:p>
-    <w:bookmarkEnd w:id="210"/>
-    <w:bookmarkStart w:id="211" w:name="study-level-deduplication"/>
+    <w:bookmarkEnd w:id="211"/>
+    <w:bookmarkStart w:id="212" w:name="study-level-deduplication"/>
     <w:p>
       <w:pPr>
         <w:pStyle w:val="Heading3"/>
@@ -31651,8 +32170,8 @@
         <w:t xml:space="preserve">offer a practical join key.</w:t>
       </w:r>
     </w:p>
-    <w:bookmarkEnd w:id="211"/>
-    <w:bookmarkStart w:id="212" w:name="a-frozen-evaluation-corpus"/>
+    <w:bookmarkEnd w:id="212"/>
+    <w:bookmarkStart w:id="213" w:name="a-frozen-evaluation-corpus"/>
     <w:p>
       <w:pPr>
         <w:pStyle w:val="Heading3"/>
@@ -31681,14 +32200,14 @@
         <w:t xml:space="preserve">detection when extraction logic changes.</w:t>
       </w:r>
     </w:p>
-    <w:bookmarkEnd w:id="212"/>
-    <w:bookmarkStart w:id="213" w:name="citation-context-and-sentiment"/>
+    <w:bookmarkEnd w:id="213"/>
+    <w:bookmarkStart w:id="214" w:name="parameter-sensitivity-analysis"/>
     <w:p>
       <w:pPr>
         <w:pStyle w:val="Heading3"/>
       </w:pPr>
       <w:r>
-        <w:t xml:space="preserve">8.2.8 Citation context and sentiment</w:t>
+        <w:t xml:space="preserve">8.2.8 Parameter sensitivity analysis</w:t>
       </w:r>
     </w:p>
     <w:p>
@@ -31696,6 +32215,104 @@
         <w:pStyle w:val="FirstParagraph"/>
       </w:pPr>
       <w:r>
+        <w:t xml:space="preserve">Several numbers in the system were set by judgement and never varied: the</w:t>
+      </w:r>
+      <w:r>
+        <w:t xml:space="preserve"> </w:t>
+      </w:r>
+      <w:r>
+        <w:t xml:space="preserve">PageRank damping factor of 0.85 inherited from the library default</w:t>
+      </w:r>
+      <w:r>
+        <w:t xml:space="preserve"> </w:t>
+      </w:r>
+      <w:r>
+        <w:t xml:space="preserve">(§4.6.1), the weights 0.5/0.3/0.2 combining PageRank, age and evidence, the</w:t>
+      </w:r>
+      <w:r>
+        <w:t xml:space="preserve"> </w:t>
+      </w:r>
+      <w:r>
+        <w:t xml:space="preserve">weighting constants α = 0.75 and β = 0.25, and the path-length penalty of</w:t>
+      </w:r>
+      <w:r>
+        <w:t xml:space="preserve"> </w:t>
+      </w:r>
+      <w:r>
+        <w:t xml:space="preserve">1/√(length). None has been swept.</w:t>
+      </w:r>
+    </w:p>
+    <w:p>
+      <w:pPr>
+        <w:pStyle w:val="BodyText"/>
+      </w:pPr>
+      <w:r>
+        <w:t xml:space="preserve">The damping factor is the one with published reason to expect sensitivity.</w:t>
+      </w:r>
+      <w:r>
+        <w:t xml:space="preserve"> </w:t>
+      </w:r>
+      <w:r>
+        <w:t xml:space="preserve">Boldi, Santini and Vigna show the induced ranking changes with it, and that</w:t>
+      </w:r>
+      <w:r>
+        <w:t xml:space="preserve"> </w:t>
+      </w:r>
+      <w:r>
+        <w:t xml:space="preserve">the dependence grows with the proportion of dangling nodes</w:t>
+      </w:r>
+      <w:r>
+        <w:t xml:space="preserve"> </w:t>
+      </w:r>
+      <w:r>
+        <w:t xml:space="preserve">[boldi2005damping]. In a graph capped at 200 papers, every node at the</w:t>
+      </w:r>
+      <w:r>
+        <w:t xml:space="preserve"> </w:t>
+      </w:r>
+      <w:r>
+        <w:t xml:space="preserve">traversal frontier is dangling by construction, so the proportion is large and</w:t>
+      </w:r>
+      <w:r>
+        <w:t xml:space="preserve"> </w:t>
+      </w:r>
+      <w:r>
+        <w:t xml:space="preserve">determined by where the budget ran out rather than by the literature. Re-running</w:t>
+      </w:r>
+      <w:r>
+        <w:t xml:space="preserve"> </w:t>
+      </w:r>
+      <w:r>
+        <w:t xml:space="preserve">the rankings across a grid of damping values and reporting the rank correlation</w:t>
+      </w:r>
+      <w:r>
+        <w:t xml:space="preserve"> </w:t>
+      </w:r>
+      <w:r>
+        <w:t xml:space="preserve">between them would establish whether the foundational-paper ordering is a</w:t>
+      </w:r>
+      <w:r>
+        <w:t xml:space="preserve"> </w:t>
+      </w:r>
+      <w:r>
+        <w:t xml:space="preserve">property of the evidence or of the parameter, and it needs no new data.</w:t>
+      </w:r>
+    </w:p>
+    <w:bookmarkEnd w:id="214"/>
+    <w:bookmarkStart w:id="215" w:name="citation-context-and-sentiment"/>
+    <w:p>
+      <w:pPr>
+        <w:pStyle w:val="Heading3"/>
+      </w:pPr>
+      <w:r>
+        <w:t xml:space="preserve">8.2.9 Citation context and sentiment</w:t>
+      </w:r>
+    </w:p>
+    <w:p>
+      <w:pPr>
+        <w:pStyle w:val="FirstParagraph"/>
+      </w:pPr>
+      <w:r>
         <w:t xml:space="preserve">Garfield's original caveat (§2.1.1): a citation may be critical rather than</w:t>
       </w:r>
       <w:r>
@@ -31715,112 +32332,112 @@
       </w:r>
       <w:r>
         <w:t xml:space="preserve">speculative item here.</w:t>
-      </w:r>
-    </w:p>
-    <w:bookmarkEnd w:id="213"/>
-    <w:bookmarkEnd w:id="214"/>
-    <w:bookmarkStart w:id="215" w:name="closing-remarks"/>
-    <w:p>
-      <w:pPr>
-        <w:pStyle w:val="Heading2"/>
-      </w:pPr>
-      <w:r>
-        <w:t xml:space="preserve">8.3 Closing Remarks</w:t>
-      </w:r>
-    </w:p>
-    <w:p>
-      <w:pPr>
-        <w:pStyle w:val="FirstParagraph"/>
-      </w:pPr>
-      <w:r>
-        <w:t xml:space="preserve">The most durable lesson of this project was not about citation graphs.</w:t>
-      </w:r>
-    </w:p>
-    <w:p>
-      <w:pPr>
-        <w:pStyle w:val="BodyText"/>
-      </w:pPr>
-      <w:r>
-        <w:t xml:space="preserve">The system produced plausible output throughout a period in which it was</w:t>
-      </w:r>
-      <w:r>
-        <w:t xml:space="preserve"> </w:t>
-      </w:r>
-      <w:r>
-        <w:t xml:space="preserve">discarding half of every graph, returning zero forward citations for every</w:t>
-      </w:r>
-      <w:r>
-        <w:t xml:space="preserve"> </w:t>
-      </w:r>
-      <w:r>
-        <w:t xml:space="preserve">paper, and running an unweighted ranking while presenting it as</w:t>
-      </w:r>
-      <w:r>
-        <w:t xml:space="preserve"> </w:t>
-      </w:r>
-      <w:r>
-        <w:t xml:space="preserve">evidence-weighted. Every automated test passed. What exposed the faults was</w:t>
-      </w:r>
-      <w:r>
-        <w:t xml:space="preserve"> </w:t>
-      </w:r>
-      <w:r>
-        <w:t xml:space="preserve">measuring the system against quantities known independently, how many</w:t>
-      </w:r>
-      <w:r>
-        <w:t xml:space="preserve"> </w:t>
-      </w:r>
-      <w:r>
-        <w:t xml:space="preserve">references the provider reported, what a human reading the abstract found, how</w:t>
-      </w:r>
-      <w:r>
-        <w:t xml:space="preserve"> </w:t>
-      </w:r>
-      <w:r>
-        <w:t xml:space="preserve">long each stage took.</w:t>
-      </w:r>
-    </w:p>
-    <w:p>
-      <w:pPr>
-        <w:pStyle w:val="BodyText"/>
-      </w:pPr>
-      <w:r>
-        <w:t xml:space="preserve">The evaluation plan that would have caught most of this was written in the</w:t>
-      </w:r>
-      <w:r>
-        <w:t xml:space="preserve"> </w:t>
-      </w:r>
-      <w:r>
-        <w:t xml:space="preserve">project proposal before implementation began, and was left as an empty</w:t>
-      </w:r>
-      <w:r>
-        <w:t xml:space="preserve"> </w:t>
-      </w:r>
-      <w:r>
-        <w:t xml:space="preserve">directory until the thesis was drafted. The measurement was not an afterthought</w:t>
-      </w:r>
-      <w:r>
-        <w:t xml:space="preserve"> </w:t>
-      </w:r>
-      <w:r>
-        <w:t xml:space="preserve">to the engineering; it was the part of the engineering that had been deferred,</w:t>
-      </w:r>
-      <w:r>
-        <w:t xml:space="preserve"> </w:t>
-      </w:r>
-      <w:r>
-        <w:t xml:space="preserve">and deferring it is what allowed the defects to persist. That is the finding the</w:t>
-      </w:r>
-      <w:r>
-        <w:t xml:space="preserve"> </w:t>
-      </w:r>
-      <w:r>
-        <w:t xml:space="preserve">authors would carry into another project.</w:t>
       </w:r>
     </w:p>
     <w:bookmarkEnd w:id="215"/>
     <w:bookmarkEnd w:id="216"/>
-    <w:bookmarkStart w:id="222" w:name="appendix-a-api-reference"/>
+    <w:bookmarkStart w:id="217" w:name="closing-remarks"/>
+    <w:p>
+      <w:pPr>
+        <w:pStyle w:val="Heading2"/>
+      </w:pPr>
+      <w:r>
+        <w:t xml:space="preserve">8.3 Closing Remarks</w:t>
+      </w:r>
+    </w:p>
+    <w:p>
+      <w:pPr>
+        <w:pStyle w:val="FirstParagraph"/>
+      </w:pPr>
+      <w:r>
+        <w:t xml:space="preserve">The most durable lesson of this project was not about citation graphs.</w:t>
+      </w:r>
+    </w:p>
+    <w:p>
+      <w:pPr>
+        <w:pStyle w:val="BodyText"/>
+      </w:pPr>
+      <w:r>
+        <w:t xml:space="preserve">The system produced plausible output throughout a period in which it was</w:t>
+      </w:r>
+      <w:r>
+        <w:t xml:space="preserve"> </w:t>
+      </w:r>
+      <w:r>
+        <w:t xml:space="preserve">discarding half of every graph, returning zero forward citations for every</w:t>
+      </w:r>
+      <w:r>
+        <w:t xml:space="preserve"> </w:t>
+      </w:r>
+      <w:r>
+        <w:t xml:space="preserve">paper, and running an unweighted ranking while presenting it as</w:t>
+      </w:r>
+      <w:r>
+        <w:t xml:space="preserve"> </w:t>
+      </w:r>
+      <w:r>
+        <w:t xml:space="preserve">evidence-weighted. Every automated test passed. What exposed the faults was</w:t>
+      </w:r>
+      <w:r>
+        <w:t xml:space="preserve"> </w:t>
+      </w:r>
+      <w:r>
+        <w:t xml:space="preserve">measuring the system against quantities known independently, how many</w:t>
+      </w:r>
+      <w:r>
+        <w:t xml:space="preserve"> </w:t>
+      </w:r>
+      <w:r>
+        <w:t xml:space="preserve">references the provider reported, what a human reading the abstract found, how</w:t>
+      </w:r>
+      <w:r>
+        <w:t xml:space="preserve"> </w:t>
+      </w:r>
+      <w:r>
+        <w:t xml:space="preserve">long each stage took.</w:t>
+      </w:r>
+    </w:p>
+    <w:p>
+      <w:pPr>
+        <w:pStyle w:val="BodyText"/>
+      </w:pPr>
+      <w:r>
+        <w:t xml:space="preserve">The evaluation plan that would have caught most of this was written in the</w:t>
+      </w:r>
+      <w:r>
+        <w:t xml:space="preserve"> </w:t>
+      </w:r>
+      <w:r>
+        <w:t xml:space="preserve">project proposal before implementation began, and was left as an empty</w:t>
+      </w:r>
+      <w:r>
+        <w:t xml:space="preserve"> </w:t>
+      </w:r>
+      <w:r>
+        <w:t xml:space="preserve">directory until the thesis was drafted. The measurement was not an afterthought</w:t>
+      </w:r>
+      <w:r>
+        <w:t xml:space="preserve"> </w:t>
+      </w:r>
+      <w:r>
+        <w:t xml:space="preserve">to the engineering; it was the part of the engineering that had been deferred,</w:t>
+      </w:r>
+      <w:r>
+        <w:t xml:space="preserve"> </w:t>
+      </w:r>
+      <w:r>
+        <w:t xml:space="preserve">and deferring it is what allowed the defects to persist. That is the finding the</w:t>
+      </w:r>
+      <w:r>
+        <w:t xml:space="preserve"> </w:t>
+      </w:r>
+      <w:r>
+        <w:t xml:space="preserve">authors would carry into another project.</w:t>
+      </w:r>
+    </w:p>
+    <w:bookmarkEnd w:id="217"/>
+    <w:bookmarkEnd w:id="218"/>
+    <w:bookmarkStart w:id="224" w:name="appendix-a-api-reference"/>
     <w:p>
       <w:pPr>
         <w:pStyle w:val="Heading1"/>
@@ -31950,7 +32567,7 @@
         <w:t xml:space="preserve">is unset (see Section 7.5).</w:t>
       </w:r>
     </w:p>
-    <w:bookmarkStart w:id="217" w:name="a.1-get-health"/>
+    <w:bookmarkStart w:id="219" w:name="a.1-get-health"/>
     <w:p>
       <w:pPr>
         <w:pStyle w:val="Heading2"/>
@@ -32009,8 +32626,8 @@
         <w:t xml:space="preserve">}</w:t>
       </w:r>
     </w:p>
-    <w:bookmarkEnd w:id="217"/>
-    <w:bookmarkStart w:id="218" w:name="a.2-post-apiruns"/>
+    <w:bookmarkEnd w:id="219"/>
+    <w:bookmarkStart w:id="220" w:name="a.2-post-apiruns"/>
     <w:p>
       <w:pPr>
         <w:pStyle w:val="Heading2"/>
@@ -32805,8 +33422,8 @@
         <w:t xml:space="preserve">}</w:t>
       </w:r>
     </w:p>
-    <w:bookmarkEnd w:id="218"/>
-    <w:bookmarkStart w:id="219" w:name="a.3-get-apirunsrun_id"/>
+    <w:bookmarkEnd w:id="220"/>
+    <w:bookmarkStart w:id="221" w:name="a.3-get-apirunsrun_id"/>
     <w:p>
       <w:pPr>
         <w:pStyle w:val="Heading2"/>
@@ -33155,8 +33772,8 @@
         <w:t xml:space="preserve">return a correlation reference rather than the underlying exception text.</w:t>
       </w:r>
     </w:p>
-    <w:bookmarkEnd w:id="219"/>
-    <w:bookmarkStart w:id="220" w:name="a.4-get-apirunsrun_idgraph"/>
+    <w:bookmarkEnd w:id="221"/>
+    <w:bookmarkStart w:id="222" w:name="a.4-get-apirunsrun_idgraph"/>
     <w:p>
       <w:pPr>
         <w:pStyle w:val="Heading2"/>
@@ -33561,8 +34178,8 @@
         <w:t xml:space="preserve">(Section 4.4.2).</w:t>
       </w:r>
     </w:p>
-    <w:bookmarkEnd w:id="220"/>
-    <w:bookmarkStart w:id="221" w:name="a.5-exports"/>
+    <w:bookmarkEnd w:id="222"/>
+    <w:bookmarkStart w:id="223" w:name="a.5-exports"/>
     <w:p>
       <w:pPr>
         <w:pStyle w:val="Heading2"/>
@@ -33812,9 +34429,9 @@
         <w:t xml:space="preserve">UTF-8 byte-order mark so spreadsheet software renders accented author names.</w:t>
       </w:r>
     </w:p>
-    <w:bookmarkEnd w:id="221"/>
-    <w:bookmarkEnd w:id="222"/>
-    <w:bookmarkStart w:id="229" w:name="appendix-b-configuration-reference"/>
+    <w:bookmarkEnd w:id="223"/>
+    <w:bookmarkEnd w:id="224"/>
+    <w:bookmarkStart w:id="231" w:name="appendix-b-configuration-reference"/>
     <w:p>
       <w:pPr>
         <w:pStyle w:val="Heading1"/>
@@ -33861,7 +34478,7 @@
         <w:t xml:space="preserve">file.</w:t>
       </w:r>
     </w:p>
-    <w:bookmarkStart w:id="223" w:name="b.1-application"/>
+    <w:bookmarkStart w:id="225" w:name="b.1-application"/>
     <w:p>
       <w:pPr>
         <w:pStyle w:val="Heading2"/>
@@ -34055,8 +34672,8 @@
         </w:tc>
       </w:tr>
     </w:tbl>
-    <w:bookmarkEnd w:id="223"/>
-    <w:bookmarkStart w:id="224" w:name="b.2-security"/>
+    <w:bookmarkEnd w:id="225"/>
+    <w:bookmarkStart w:id="226" w:name="b.2-security"/>
     <w:p>
       <w:pPr>
         <w:pStyle w:val="Heading2"/>
@@ -34276,8 +34893,8 @@
         <w:t xml:space="preserve">developer visits drive their locally running instance and read the responses.</w:t>
       </w:r>
     </w:p>
-    <w:bookmarkEnd w:id="224"/>
-    <w:bookmarkStart w:id="225" w:name="b.3-providers"/>
+    <w:bookmarkEnd w:id="226"/>
+    <w:bookmarkStart w:id="227" w:name="b.3-providers"/>
     <w:p>
       <w:pPr>
         <w:pStyle w:val="Heading2"/>
@@ -34810,8 +35427,8 @@
         <w:t xml:space="preserve">Section 6.3, would leave roughly 28% of papers without extractable text.</w:t>
       </w:r>
     </w:p>
-    <w:bookmarkEnd w:id="225"/>
-    <w:bookmarkStart w:id="226" w:name="b.4-traversal-and-weighting"/>
+    <w:bookmarkEnd w:id="227"/>
+    <w:bookmarkStart w:id="228" w:name="b.4-traversal-and-weighting"/>
     <w:p>
       <w:pPr>
         <w:pStyle w:val="Heading2"/>
@@ -35236,8 +35853,8 @@
         <w:t xml:space="preserve">recommends 100 or below: 200 takes around 3.5 minutes and exceeds NFR-1.</w:t>
       </w:r>
     </w:p>
-    <w:bookmarkEnd w:id="226"/>
-    <w:bookmarkStart w:id="227" w:name="b.5-storage-and-optional-services"/>
+    <w:bookmarkEnd w:id="228"/>
+    <w:bookmarkStart w:id="229" w:name="b.5-storage-and-optional-services"/>
     <w:p>
       <w:pPr>
         <w:pStyle w:val="Heading2"/>
@@ -35731,8 +36348,8 @@
         <w:t xml:space="preserve">divergence in Section 7.4 is traceable from the configuration itself.</w:t>
       </w:r>
     </w:p>
-    <w:bookmarkEnd w:id="227"/>
-    <w:bookmarkStart w:id="228" w:name="b.6-internal-constants"/>
+    <w:bookmarkEnd w:id="229"/>
+    <w:bookmarkStart w:id="230" w:name="b.6-internal-constants"/>
     <w:p>
       <w:pPr>
         <w:pStyle w:val="Heading2"/>
@@ -36066,9 +36683,9 @@
         </w:tc>
       </w:tr>
     </w:tbl>
-    <w:bookmarkEnd w:id="228"/>
-    <w:bookmarkEnd w:id="229"/>
-    <w:bookmarkStart w:id="239" w:name="appendix-c-reproducing-the-results"/>
+    <w:bookmarkEnd w:id="230"/>
+    <w:bookmarkEnd w:id="231"/>
+    <w:bookmarkStart w:id="241" w:name="appendix-c-reproducing-the-results"/>
     <w:p>
       <w:pPr>
         <w:pStyle w:val="Heading1"/>
@@ -36091,7 +36708,7 @@
         <w:t xml:space="preserve">repository. This appendix gives the commands.</w:t>
       </w:r>
     </w:p>
-    <w:bookmarkStart w:id="230" w:name="c.1-environment"/>
+    <w:bookmarkStart w:id="232" w:name="c.1-environment"/>
     <w:p>
       <w:pPr>
         <w:pStyle w:val="Heading2"/>
@@ -36260,8 +36877,8 @@
         <w:t xml:space="preserve">which Section 6.6 shows dominates runtime, is materially worse.</w:t>
       </w:r>
     </w:p>
-    <w:bookmarkEnd w:id="230"/>
-    <w:bookmarkStart w:id="231" w:name="c.2-test-suite"/>
+    <w:bookmarkEnd w:id="232"/>
+    <w:bookmarkStart w:id="233" w:name="c.2-test-suite"/>
     <w:p>
       <w:pPr>
         <w:pStyle w:val="Heading2"/>
@@ -36326,8 +36943,8 @@
         <w:t xml:space="preserve">, so it requires no network access and no API keys.</w:t>
       </w:r>
     </w:p>
-    <w:bookmarkEnd w:id="231"/>
-    <w:bookmarkStart w:id="232" w:name="c.3-evaluation-chapter-6"/>
+    <w:bookmarkEnd w:id="233"/>
+    <w:bookmarkStart w:id="234" w:name="c.3-evaluation-chapter-6"/>
     <w:p>
       <w:pPr>
         <w:pStyle w:val="Heading2"/>
@@ -36502,8 +37119,8 @@
         <w:t xml:space="preserve">source for the failure analysis in Sections 6.4.2 to 6.4.4.</w:t>
       </w:r>
     </w:p>
-    <w:bookmarkEnd w:id="232"/>
-    <w:bookmarkStart w:id="233" w:name="c.4-reference-verification-section-6.7"/>
+    <w:bookmarkEnd w:id="234"/>
+    <w:bookmarkStart w:id="235" w:name="c.4-reference-verification-section-6.7"/>
     <w:p>
       <w:pPr>
         <w:pStyle w:val="Heading2"/>
@@ -36588,8 +37205,8 @@
         <w:t xml:space="preserve">fails to resolve is printed as UNVERIFIED and excluded from the bibliography.</w:t>
       </w:r>
     </w:p>
-    <w:bookmarkEnd w:id="233"/>
-    <w:bookmarkStart w:id="234" w:name="c.5-rebuilding-the-thesis"/>
+    <w:bookmarkEnd w:id="235"/>
+    <w:bookmarkStart w:id="236" w:name="c.5-rebuilding-the-thesis"/>
     <w:p>
       <w:pPr>
         <w:pStyle w:val="Heading2"/>
@@ -36660,8 +37277,8 @@
         <w:t xml:space="preserve">hand-maintained, so it cannot drift from the verification record.</w:t>
       </w:r>
     </w:p>
-    <w:bookmarkEnd w:id="234"/>
-    <w:bookmarkStart w:id="235" w:name="c.6-regenerating-the-figures"/>
+    <w:bookmarkEnd w:id="236"/>
+    <w:bookmarkStart w:id="237" w:name="c.6-regenerating-the-figures"/>
     <w:p>
       <w:pPr>
         <w:pStyle w:val="Heading2"/>
@@ -36833,8 +37450,8 @@
         <w:t xml:space="preserve">orchestrator, since those are what the figures are derived from.</w:t>
       </w:r>
     </w:p>
-    <w:bookmarkEnd w:id="235"/>
-    <w:bookmarkStart w:id="236" w:name="c.7-rendering-to-pdf"/>
+    <w:bookmarkEnd w:id="237"/>
+    <w:bookmarkStart w:id="238" w:name="c.7-rendering-to-pdf"/>
     <w:p>
       <w:pPr>
         <w:pStyle w:val="Heading2"/>
@@ -37533,8 +38150,8 @@
         <w:t xml:space="preserve">honoured by the LaTeX writer.</w:t>
       </w:r>
     </w:p>
-    <w:bookmarkEnd w:id="236"/>
-    <w:bookmarkStart w:id="237" w:name="c.8-running-the-system"/>
+    <w:bookmarkEnd w:id="238"/>
+    <w:bookmarkStart w:id="239" w:name="c.8-running-the-system"/>
     <w:p>
       <w:pPr>
         <w:pStyle w:val="Heading2"/>
@@ -37694,8 +38311,8 @@
         <w:t xml:space="preserve">The deployed instance is documented in the project README.</w:t>
       </w:r>
     </w:p>
-    <w:bookmarkEnd w:id="237"/>
-    <w:bookmarkStart w:id="238" w:name="c.9-a-caveat-on-exact-reproduction"/>
+    <w:bookmarkEnd w:id="239"/>
+    <w:bookmarkStart w:id="240" w:name="c.9-a-caveat-on-exact-reproduction"/>
     <w:p>
       <w:pPr>
         <w:pStyle w:val="Heading2"/>
@@ -37756,9 +38373,9 @@
         <w:t xml:space="preserve">proposes snapshotting the corpus to remove this dependency entirely.</w:t>
       </w:r>
     </w:p>
-    <w:bookmarkEnd w:id="238"/>
-    <w:bookmarkEnd w:id="239"/>
-    <w:bookmarkStart w:id="262" w:name="appendix-d-gold-standard-annotations"/>
+    <w:bookmarkEnd w:id="240"/>
+    <w:bookmarkEnd w:id="241"/>
+    <w:bookmarkStart w:id="264" w:name="appendix-d-gold-standard-annotations"/>
     <w:p>
       <w:pPr>
         <w:pStyle w:val="Heading1"/>
@@ -37816,7 +38433,7 @@
         <w:t xml:space="preserve">population is stated and the correct behaviour is to extract nothing.</w:t>
       </w:r>
     </w:p>
-    <w:bookmarkStart w:id="240" w:name="d.1-summary"/>
+    <w:bookmarkStart w:id="242" w:name="d.1-summary"/>
     <w:p>
       <w:pPr>
         <w:pStyle w:val="Heading2"/>
@@ -39424,8 +40041,8 @@
         </w:tc>
       </w:tr>
     </w:tbl>
-    <w:bookmarkEnd w:id="240"/>
-    <w:bookmarkStart w:id="261" w:name="d.2-annotations-with-supporting-evidence"/>
+    <w:bookmarkEnd w:id="242"/>
+    <w:bookmarkStart w:id="263" w:name="d.2-annotations-with-supporting-evidence"/>
     <w:p>
       <w:pPr>
         <w:pStyle w:val="Heading2"/>
@@ -39434,7 +40051,7 @@
         <w:t xml:space="preserve">D.2 Annotations with supporting evidence</w:t>
       </w:r>
     </w:p>
-    <w:bookmarkStart w:id="241" w:name="d.2.1-10.1056nejmoa2034577"/>
+    <w:bookmarkStart w:id="243" w:name="d.2.1-10.1056nejmoa2034577"/>
     <w:p>
       <w:pPr>
         <w:pStyle w:val="Heading3"/>
@@ -39540,8 +40157,8 @@
         <w:t xml:space="preserve">A total of 43,548 participants underwent randomization, of whom 43,448 received injections.</w:t>
       </w:r>
     </w:p>
-    <w:bookmarkEnd w:id="241"/>
-    <w:bookmarkStart w:id="242" w:name="d.2.2-10.1056nejmoa2035389"/>
+    <w:bookmarkEnd w:id="243"/>
+    <w:bookmarkStart w:id="244" w:name="d.2.2-10.1056nejmoa2035389"/>
     <w:p>
       <w:pPr>
         <w:pStyle w:val="Heading3"/>
@@ -39647,8 +40264,8 @@
         <w:t xml:space="preserve">The trial enrolled 30,420 volunteers who were randomly assigned in a 1:1 ratio.</w:t>
       </w:r>
     </w:p>
-    <w:bookmarkEnd w:id="242"/>
-    <w:bookmarkStart w:id="243" w:name="d.2.3-10.1056nejmoa1911303"/>
+    <w:bookmarkEnd w:id="244"/>
+    <w:bookmarkStart w:id="245" w:name="d.2.3-10.1056nejmoa1911303"/>
     <w:p>
       <w:pPr>
         <w:pStyle w:val="Heading3"/>
@@ -39754,8 +40371,8 @@
         <w:t xml:space="preserve">we randomly assigned 4744 patients with New York Heart Association class II, III, or IV heart failure</w:t>
       </w:r>
     </w:p>
-    <w:bookmarkEnd w:id="243"/>
-    <w:bookmarkStart w:id="244" w:name="d.2.4-10.1056nejmoa1812389"/>
+    <w:bookmarkEnd w:id="245"/>
+    <w:bookmarkStart w:id="246" w:name="d.2.4-10.1056nejmoa1812389"/>
     <w:p>
       <w:pPr>
         <w:pStyle w:val="Heading3"/>
@@ -39861,8 +40478,8 @@
         <w:t xml:space="preserve">We evaluated 17,160 patients, including 10,186 without atherosclerotic cardiovascular disease.</w:t>
       </w:r>
     </w:p>
-    <w:bookmarkEnd w:id="244"/>
-    <w:bookmarkStart w:id="245" w:name="d.2.5-10.1016s0140-67362031604-4"/>
+    <w:bookmarkEnd w:id="246"/>
+    <w:bookmarkStart w:id="247" w:name="d.2.5-10.1016s0140-67362031604-4"/>
     <w:p>
       <w:pPr>
         <w:pStyle w:val="Heading3"/>
@@ -39968,8 +40585,8 @@
         <w:t xml:space="preserve">1077 participants were enrolled and assigned to receive either ChAdOx1 nCoV-19 (n=543) or MenACWY (n=534)</w:t>
       </w:r>
     </w:p>
-    <w:bookmarkEnd w:id="245"/>
-    <w:bookmarkStart w:id="246" w:name="d.2.6-10.1056nejmoa2002032"/>
+    <w:bookmarkEnd w:id="247"/>
+    <w:bookmarkStart w:id="248" w:name="d.2.6-10.1056nejmoa2002032"/>
     <w:p>
       <w:pPr>
         <w:pStyle w:val="Heading3"/>
@@ -40075,8 +40692,8 @@
         <w:t xml:space="preserve">We extracted data regarding 1099 patients with laboratory-confirmed Covid-19 from 552 hospitals.</w:t>
       </w:r>
     </w:p>
-    <w:bookmarkEnd w:id="246"/>
-    <w:bookmarkStart w:id="247" w:name="d.2.7-10.1016s0140-67362030183-5"/>
+    <w:bookmarkEnd w:id="248"/>
+    <w:bookmarkStart w:id="249" w:name="d.2.7-10.1016s0140-67362030183-5"/>
     <w:p>
       <w:pPr>
         <w:pStyle w:val="Heading3"/>
@@ -40182,8 +40799,8 @@
         <w:t xml:space="preserve">By Jan 2, 2020, 41 admitted hospital patients had been identified as having laboratory-confirmed 2019-nCoV infection.</w:t>
       </w:r>
     </w:p>
-    <w:bookmarkEnd w:id="247"/>
-    <w:bookmarkStart w:id="248" w:name="d.2.8-10.1001jama.2020.1585"/>
+    <w:bookmarkEnd w:id="249"/>
+    <w:bookmarkStart w:id="250" w:name="d.2.8-10.1001jama.2020.1585"/>
     <w:p>
       <w:pPr>
         <w:pStyle w:val="Heading3"/>
@@ -40289,8 +40906,8 @@
         <w:t xml:space="preserve">Retrospective, single-center case series of the 138 consecutive hospitalized patients with confirmed NCIP.</w:t>
       </w:r>
     </w:p>
-    <w:bookmarkEnd w:id="248"/>
-    <w:bookmarkStart w:id="249" w:name="d.2.9-10.1056nejmoa2001316"/>
+    <w:bookmarkEnd w:id="250"/>
+    <w:bookmarkStart w:id="251" w:name="d.2.9-10.1056nejmoa2001316"/>
     <w:p>
       <w:pPr>
         <w:pStyle w:val="Heading3"/>
@@ -40396,8 +41013,8 @@
         <w:t xml:space="preserve">We analyzed data on the first 425 confirmed cases in Wuhan.</w:t>
       </w:r>
     </w:p>
-    <w:bookmarkEnd w:id="249"/>
-    <w:bookmarkStart w:id="250" w:name="d.2.10-10.1016s2213-26002030079-5"/>
+    <w:bookmarkEnd w:id="251"/>
+    <w:bookmarkStart w:id="252" w:name="d.2.10-10.1016s2213-26002030079-5"/>
     <w:p>
       <w:pPr>
         <w:pStyle w:val="Heading3"/>
@@ -40503,8 +41120,8 @@
         <w:t xml:space="preserve">we enrolled 52 critically ill adult patients with SARS-CoV-2 pneumonia.</w:t>
       </w:r>
     </w:p>
-    <w:bookmarkEnd w:id="250"/>
-    <w:bookmarkStart w:id="251" w:name="d.2.11-10.1016s1473-30992030243-7"/>
+    <w:bookmarkEnd w:id="252"/>
+    <w:bookmarkStart w:id="253" w:name="d.2.11-10.1016s1473-30992030243-7"/>
     <w:p>
       <w:pPr>
         <w:pStyle w:val="Heading3"/>
@@ -40610,8 +41227,8 @@
         <w:t xml:space="preserve">We also estimated the case fatality ratio from individual line-list data on 1334 cases identified outside of mainland China.</w:t>
       </w:r>
     </w:p>
-    <w:bookmarkEnd w:id="251"/>
-    <w:bookmarkStart w:id="252" w:name="d.2.12-10.1056nejmoa2001017"/>
+    <w:bookmarkEnd w:id="253"/>
+    <w:bookmarkStart w:id="254" w:name="d.2.12-10.1056nejmoa2001017"/>
     <w:p>
       <w:pPr>
         <w:pStyle w:val="Heading3"/>
@@ -40717,8 +41334,8 @@
         <w:t xml:space="preserve">Abstract describes isolation of a novel betacoronavirus; no study population size is stated.</w:t>
       </w:r>
     </w:p>
-    <w:bookmarkEnd w:id="252"/>
-    <w:bookmarkStart w:id="253" w:name="d.2.13-10.1038s41586-020-2012-7"/>
+    <w:bookmarkEnd w:id="254"/>
+    <w:bookmarkStart w:id="255" w:name="d.2.13-10.1038s41586-020-2012-7"/>
     <w:p>
       <w:pPr>
         <w:pStyle w:val="Heading3"/>
@@ -40824,8 +41441,8 @@
         <w:t xml:space="preserve">HARD NEGATIVE: '2,794 laboratory-confirmed infections including 80 deaths' is an epidemic tally, not this study's sample.</w:t>
       </w:r>
     </w:p>
-    <w:bookmarkEnd w:id="253"/>
-    <w:bookmarkStart w:id="254" w:name="d.2.14-10.1136bmj.m1328"/>
+    <w:bookmarkEnd w:id="255"/>
+    <w:bookmarkStart w:id="256" w:name="d.2.14-10.1136bmj.m1328"/>
     <w:p>
       <w:pPr>
         <w:pStyle w:val="Heading3"/>
@@ -40931,8 +41548,8 @@
         <w:t xml:space="preserve">HARD NEGATIVE: a systematic review of prediction models; its units are studies, not patients.</w:t>
       </w:r>
     </w:p>
-    <w:bookmarkEnd w:id="254"/>
-    <w:bookmarkStart w:id="255" w:name="d.2.15-10.1038s41577-020-0311-8"/>
+    <w:bookmarkEnd w:id="256"/>
+    <w:bookmarkStart w:id="257" w:name="d.2.15-10.1038s41577-020-0311-8"/>
     <w:p>
       <w:pPr>
         <w:pStyle w:val="Heading3"/>
@@ -41038,8 +41655,8 @@
         <w:t xml:space="preserve">Narrative review of COVID-19 immunology; no study population.</w:t>
       </w:r>
     </w:p>
-    <w:bookmarkEnd w:id="255"/>
-    <w:bookmarkStart w:id="256" w:name="d.2.16-10.1164rccm.201908-1581st"/>
+    <w:bookmarkEnd w:id="257"/>
+    <w:bookmarkStart w:id="258" w:name="d.2.16-10.1164rccm.201908-1581st"/>
     <w:p>
       <w:pPr>
         <w:pStyle w:val="Heading3"/>
@@ -41145,8 +41762,8 @@
         <w:t xml:space="preserve">Clinical practice guideline; no study population.</w:t>
       </w:r>
     </w:p>
-    <w:bookmarkEnd w:id="256"/>
-    <w:bookmarkStart w:id="257" w:name="d.2.17-10.1056nejmra2026131"/>
+    <w:bookmarkEnd w:id="258"/>
+    <w:bookmarkStart w:id="259" w:name="d.2.17-10.1056nejmra2026131"/>
     <w:p>
       <w:pPr>
         <w:pStyle w:val="Heading3"/>
@@ -41252,8 +41869,8 @@
         <w:t xml:space="preserve">Review article on cytokine storm; no study population.</w:t>
       </w:r>
     </w:p>
-    <w:bookmarkEnd w:id="257"/>
-    <w:bookmarkStart w:id="258" w:name="d.2.18-10.1038s41586-021-03819-2"/>
+    <w:bookmarkEnd w:id="259"/>
+    <w:bookmarkStart w:id="260" w:name="d.2.18-10.1038s41586-021-03819-2"/>
     <w:p>
       <w:pPr>
         <w:pStyle w:val="Heading3"/>
@@ -41359,8 +41976,8 @@
         <w:t xml:space="preserve">HARD NEGATIVE: protein-structure prediction; CASP14 target counts are not human subjects.</w:t>
       </w:r>
     </w:p>
-    <w:bookmarkEnd w:id="258"/>
-    <w:bookmarkStart w:id="259" w:name="d.2.19-10.1038nature14539"/>
+    <w:bookmarkEnd w:id="260"/>
+    <w:bookmarkStart w:id="261" w:name="d.2.19-10.1038nature14539"/>
     <w:p>
       <w:pPr>
         <w:pStyle w:val="Heading3"/>
@@ -41466,8 +42083,8 @@
         <w:t xml:space="preserve">Review of deep learning; no study population.</w:t>
       </w:r>
     </w:p>
-    <w:bookmarkEnd w:id="259"/>
-    <w:bookmarkStart w:id="260" w:name="d.2.20-10.11453065386"/>
+    <w:bookmarkEnd w:id="261"/>
+    <w:bookmarkStart w:id="262" w:name="d.2.20-10.11453065386"/>
     <w:p>
       <w:pPr>
         <w:pStyle w:val="Heading3"/>
@@ -41573,10 +42190,10 @@
         <w:t xml:space="preserve">HARD NEGATIVE: '1.2 million high-resolution images' is a dataset size, not a human study population.</w:t>
       </w:r>
     </w:p>
-    <w:bookmarkEnd w:id="260"/>
-    <w:bookmarkEnd w:id="261"/>
     <w:bookmarkEnd w:id="262"/>
-    <w:bookmarkStart w:id="267" w:name="appendix-e-requirements-traceability"/>
+    <w:bookmarkEnd w:id="263"/>
+    <w:bookmarkEnd w:id="264"/>
+    <w:bookmarkStart w:id="269" w:name="appendix-e-requirements-traceability"/>
     <w:p>
       <w:pPr>
         <w:pStyle w:val="Heading1"/>
@@ -41611,7 +42228,7 @@
         <w:t xml:space="preserve">them to be inferred from absence.</w:t>
       </w:r>
     </w:p>
-    <w:bookmarkStart w:id="263" w:name="e.1-functional-requirements"/>
+    <w:bookmarkStart w:id="265" w:name="e.1-functional-requirements"/>
     <w:p>
       <w:pPr>
         <w:pStyle w:val="Heading2"/>
@@ -43298,8 +43915,8 @@
         <w:t xml:space="preserve">judgements about extractions are weaker than its value extraction.</w:t>
       </w:r>
     </w:p>
-    <w:bookmarkEnd w:id="263"/>
-    <w:bookmarkStart w:id="264" w:name="e.2-non-functional-requirements"/>
+    <w:bookmarkEnd w:id="265"/>
+    <w:bookmarkStart w:id="266" w:name="e.2-non-functional-requirements"/>
     <w:p>
       <w:pPr>
         <w:pStyle w:val="Heading2"/>
@@ -43798,8 +44415,8 @@
         </w:tc>
       </w:tr>
     </w:tbl>
-    <w:bookmarkEnd w:id="264"/>
-    <w:bookmarkStart w:id="265" w:name="e.3-proposal-capabilities-not-delivered"/>
+    <w:bookmarkEnd w:id="266"/>
+    <w:bookmarkStart w:id="267" w:name="e.3-proposal-capabilities-not-delivered"/>
     <w:p>
       <w:pPr>
         <w:pStyle w:val="Heading2"/>
@@ -44157,8 +44774,8 @@
         </w:tc>
       </w:tr>
     </w:tbl>
-    <w:bookmarkEnd w:id="265"/>
-    <w:bookmarkStart w:id="266" w:name="e.4-research-questions-to-evidence"/>
+    <w:bookmarkEnd w:id="267"/>
+    <w:bookmarkStart w:id="268" w:name="e.4-research-questions-to-evidence"/>
     <w:p>
       <w:pPr>
         <w:pStyle w:val="Heading2"/>
@@ -44421,9 +45038,9 @@
         </w:tc>
       </w:tr>
     </w:tbl>
-    <w:bookmarkEnd w:id="266"/>
-    <w:bookmarkEnd w:id="267"/>
-    <w:bookmarkStart w:id="273" w:name="X9f57483ed5b2f82fbb3fee302540650aea30fed"/>
+    <w:bookmarkEnd w:id="268"/>
+    <w:bookmarkEnd w:id="269"/>
+    <w:bookmarkStart w:id="275" w:name="X9f57483ed5b2f82fbb3fee302540650aea30fed"/>
     <w:p>
       <w:pPr>
         <w:pStyle w:val="Heading1"/>
@@ -44432,7 +45049,7 @@
         <w:t xml:space="preserve">Appendix F: Test Suite and Verification Inventory</w:t>
       </w:r>
     </w:p>
-    <w:bookmarkStart w:id="268" w:name="f.1-composition"/>
+    <w:bookmarkStart w:id="270" w:name="f.1-composition"/>
     <w:p>
       <w:pPr>
         <w:pStyle w:val="Heading2"/>
@@ -44878,8 +45495,8 @@
         </w:tc>
       </w:tr>
     </w:tbl>
-    <w:bookmarkEnd w:id="268"/>
-    <w:bookmarkStart w:id="269" w:name="Xb5d912080f8c5ecfe26dc8656867249a10a6ba0"/>
+    <w:bookmarkEnd w:id="270"/>
+    <w:bookmarkStart w:id="271" w:name="Xb5d912080f8c5ecfe26dc8656867249a10a6ba0"/>
     <w:p>
       <w:pPr>
         <w:pStyle w:val="Heading2"/>
@@ -45311,8 +45928,8 @@
         </w:tc>
       </w:tr>
     </w:tbl>
-    <w:bookmarkEnd w:id="269"/>
-    <w:bookmarkStart w:id="270" w:name="X0560c0cbe19b5d1ff6bf38b62314ce35832a277"/>
+    <w:bookmarkEnd w:id="271"/>
+    <w:bookmarkStart w:id="272" w:name="X0560c0cbe19b5d1ff6bf38b62314ce35832a277"/>
     <w:p>
       <w:pPr>
         <w:pStyle w:val="Heading2"/>
@@ -45636,8 +46253,8 @@
         <w:t xml:space="preserve">.</w:t>
       </w:r>
     </w:p>
-    <w:bookmarkEnd w:id="270"/>
-    <w:bookmarkStart w:id="271" w:name="f.4-what-the-suite-does-not-establish"/>
+    <w:bookmarkEnd w:id="272"/>
+    <w:bookmarkStart w:id="273" w:name="f.4-what-the-suite-does-not-establish"/>
     <w:p>
       <w:pPr>
         <w:pStyle w:val="Heading2"/>
@@ -45757,8 +46374,8 @@
         <w:t xml:space="preserve">is what Chapter 6 reports.</w:t>
       </w:r>
     </w:p>
-    <w:bookmarkEnd w:id="271"/>
-    <w:bookmarkStart w:id="272" w:name="f.5-manual-verification-performed"/>
+    <w:bookmarkEnd w:id="273"/>
+    <w:bookmarkStart w:id="274" w:name="f.5-manual-verification-performed"/>
     <w:p>
       <w:pPr>
         <w:pStyle w:val="Heading2"/>
@@ -46112,9 +46729,9 @@
         </w:tc>
       </w:tr>
     </w:tbl>
-    <w:bookmarkEnd w:id="272"/>
-    <w:bookmarkEnd w:id="273"/>
-    <w:bookmarkStart w:id="284" w:name="appendix-g-selected-code-listings"/>
+    <w:bookmarkEnd w:id="274"/>
+    <w:bookmarkEnd w:id="275"/>
+    <w:bookmarkStart w:id="286" w:name="appendix-g-selected-code-listings"/>
     <w:p>
       <w:pPr>
         <w:pStyle w:val="Heading1"/>
@@ -46143,7 +46760,7 @@
         <w:t xml:space="preserve">comments are as committed.</w:t>
       </w:r>
     </w:p>
-    <w:bookmarkStart w:id="274" w:name="g.1-per-span-ignore-matching-section-5.5"/>
+    <w:bookmarkStart w:id="276" w:name="g.1-per-span-ignore-matching-section-5.5"/>
     <w:p>
       <w:pPr>
         <w:pStyle w:val="Heading2"/>
@@ -46651,8 +47268,8 @@
         <w:t xml:space="preserve">            ...</w:t>
       </w:r>
     </w:p>
-    <w:bookmarkEnd w:id="274"/>
-    <w:bookmarkStart w:id="275" w:name="g.2-edge-weighting-section-5.6"/>
+    <w:bookmarkEnd w:id="276"/>
+    <w:bookmarkStart w:id="277" w:name="g.2-edge-weighting-section-5.6"/>
     <w:p>
       <w:pPr>
         <w:pStyle w:val="Heading2"/>
@@ -47099,8 +47716,8 @@
         <w:t xml:space="preserve">,</w:t>
       </w:r>
     </w:p>
-    <w:bookmarkEnd w:id="275"/>
-    <w:bookmarkStart w:id="276" w:name="Xf288f2a8e39cd0529034ba039d45ea26c46efbf"/>
+    <w:bookmarkEnd w:id="277"/>
+    <w:bookmarkStart w:id="278" w:name="Xf288f2a8e39cd0529034ba039d45ea26c46efbf"/>
     <w:p>
       <w:pPr>
         <w:pStyle w:val="Heading2"/>
@@ -47768,8 +48385,8 @@
         <w:t xml:space="preserve"> normalised[: cls.TITLE_KEY_PREFIX]</w:t>
       </w:r>
     </w:p>
-    <w:bookmarkEnd w:id="276"/>
-    <w:bookmarkStart w:id="277" w:name="Xe8c09521708db442c339e9e6462530ea555d282"/>
+    <w:bookmarkEnd w:id="278"/>
+    <w:bookmarkStart w:id="279" w:name="Xe8c09521708db442c339e9e6462530ea555d282"/>
     <w:p>
       <w:pPr>
         <w:pStyle w:val="Heading2"/>
@@ -48343,8 +48960,8 @@
         <w:t xml:space="preserve">.edges.append(edge)</w:t>
       </w:r>
     </w:p>
-    <w:bookmarkEnd w:id="277"/>
-    <w:bookmarkStart w:id="278" w:name="X0b8e99fb1befb190dca1c113c62583d0bcf157b"/>
+    <w:bookmarkEnd w:id="279"/>
+    <w:bookmarkStart w:id="280" w:name="X0b8e99fb1befb190dca1c113c62583d0bcf157b"/>
     <w:p>
       <w:pPr>
         <w:pStyle w:val="Heading2"/>
@@ -48899,8 +49516,8 @@
         <w:t xml:space="preserve">, work_id, e)</w:t>
       </w:r>
     </w:p>
-    <w:bookmarkEnd w:id="278"/>
-    <w:bookmarkStart w:id="279" w:name="g.6-ssrf-guard-section-5.7"/>
+    <w:bookmarkEnd w:id="280"/>
+    <w:bookmarkStart w:id="281" w:name="g.6-ssrf-guard-section-5.7"/>
     <w:p>
       <w:pPr>
         <w:pStyle w:val="Heading2"/>
@@ -49690,8 +50307,8 @@
         <w:t xml:space="preserve">redirects to an internal one is refused at the second hop.</w:t>
       </w:r>
     </w:p>
-    <w:bookmarkEnd w:id="279"/>
-    <w:bookmarkStart w:id="280" w:name="X8e304f57b35a12a007c5fa6814a1b117cc752b6"/>
+    <w:bookmarkEnd w:id="281"/>
+    <w:bookmarkStart w:id="282" w:name="X8e304f57b35a12a007c5fa6814a1b117cc752b6"/>
     <w:p>
       <w:pPr>
         <w:pStyle w:val="Heading2"/>
@@ -50209,8 +50826,8 @@
         <w:t xml:space="preserve"> [successor])</w:t>
       </w:r>
     </w:p>
-    <w:bookmarkEnd w:id="280"/>
-    <w:bookmarkStart w:id="281" w:name="g.8-retry-policy-section-5.4"/>
+    <w:bookmarkEnd w:id="282"/>
+    <w:bookmarkStart w:id="283" w:name="g.8-retry-policy-section-5.4"/>
     <w:p>
       <w:pPr>
         <w:pStyle w:val="Heading2"/>
@@ -50557,8 +51174,8 @@
         <w:t xml:space="preserve">(exc, (httpx.TransportError, httpx.StreamError))</w:t>
       </w:r>
     </w:p>
-    <w:bookmarkEnd w:id="281"/>
-    <w:bookmarkStart w:id="282" w:name="g.9-pooled-http-client-section-6.6.3"/>
+    <w:bookmarkEnd w:id="283"/>
+    <w:bookmarkStart w:id="284" w:name="g.9-pooled-http-client-section-6.6.3"/>
     <w:p>
       <w:pPr>
         <w:pStyle w:val="Heading2"/>
@@ -51058,8 +51675,8 @@
         <w:t xml:space="preserve"> _shared_client</w:t>
       </w:r>
     </w:p>
-    <w:bookmarkEnd w:id="282"/>
-    <w:bookmarkStart w:id="283" w:name="X8ab02f42821ec1d63df34454bf86f2ffc1b3168"/>
+    <w:bookmarkEnd w:id="284"/>
+    <w:bookmarkStart w:id="285" w:name="X8ab02f42821ec1d63df34454bf86f2ffc1b3168"/>
     <w:p>
       <w:pPr>
         <w:pStyle w:val="Heading2"/>
@@ -51748,9 +52365,9 @@
         <w:t xml:space="preserve"> margin))</w:t>
       </w:r>
     </w:p>
-    <w:bookmarkEnd w:id="283"/>
-    <w:bookmarkEnd w:id="284"/>
-    <w:bookmarkStart w:id="298" w:name="appendix-h-full-scale-generated-diagrams"/>
+    <w:bookmarkEnd w:id="285"/>
+    <w:bookmarkEnd w:id="286"/>
+    <w:bookmarkStart w:id="300" w:name="appendix-h-full-scale-generated-diagrams"/>
     <w:p>
       <w:pPr>
         <w:pStyle w:val="Heading1"/>
@@ -51803,7 +52420,7 @@
         <w:t xml:space="preserve">reader can check that nothing material was hidden by the reduction.</w:t>
       </w:r>
     </w:p>
-    <w:bookmarkStart w:id="285" w:name="h.1-how-the-figures-are-produced"/>
+    <w:bookmarkStart w:id="287" w:name="h.1-how-the-figures-are-produced"/>
     <w:p>
       <w:pPr>
         <w:pStyle w:val="Heading2"/>
@@ -52403,8 +53020,8 @@
         <w:t xml:space="preserve">is not possible.</w:t>
       </w:r>
     </w:p>
-    <w:bookmarkEnd w:id="285"/>
-    <w:bookmarkStart w:id="286" w:name="h.2-why-the-chapter-figures-are-reduced"/>
+    <w:bookmarkEnd w:id="287"/>
+    <w:bookmarkStart w:id="288" w:name="h.2-why-the-chapter-figures-are-reduced"/>
     <w:p>
       <w:pPr>
         <w:pStyle w:val="Heading2"/>
@@ -52636,8 +53253,8 @@
         <w:t xml:space="preserve">without it appearing in a plate here.</w:t>
       </w:r>
     </w:p>
-    <w:bookmarkEnd w:id="286"/>
-    <w:bookmarkStart w:id="296" w:name="h.3-plates"/>
+    <w:bookmarkEnd w:id="288"/>
+    <w:bookmarkStart w:id="298" w:name="h.3-plates"/>
     <w:p>
       <w:pPr>
         <w:pStyle w:val="Heading2"/>
@@ -52655,18 +53272,18 @@
           <wp:inline>
             <wp:extent cx="3413760" cy="6435372"/>
             <wp:effectExtent b="0" l="0" r="0" t="0"/>
-            <wp:docPr descr="Plate H.1 The complete data model: all seven Pydantic entities with every field and type, and all ten relationships. Figures 4.3 and 4.4 are the two halves of this diagram." title="" id="288" name="Picture"/>
+            <wp:docPr descr="Plate H.1 The complete data model: all seven Pydantic entities with every field and type, and all ten relationships. Figures 4.3 and 4.4 are the two halves of this diagram." title="" id="290" name="Picture"/>
             <a:graphic>
               <a:graphicData uri="http://schemas.openxmlformats.org/drawingml/2006/picture">
                 <pic:pic>
                   <pic:nvPicPr>
-                    <pic:cNvPr descr="figures/datamodel_full.png" id="289" name="Picture"/>
+                    <pic:cNvPr descr="figures/datamodel_full.png" id="291" name="Picture"/>
                     <pic:cNvPicPr>
                       <a:picLocks noChangeArrowheads="1" noChangeAspect="1"/>
                     </pic:cNvPicPr>
                   </pic:nvPicPr>
                   <pic:blipFill>
-                    <a:blip r:embed="rId287"/>
+                    <a:blip r:embed="rId289"/>
                     <a:stretch>
                       <a:fillRect/>
                     </a:stretch>
@@ -52732,18 +53349,18 @@
           <wp:inline>
             <wp:extent cx="5334000" cy="3525864"/>
             <wp:effectExtent b="0" l="0" r="0" t="0"/>
-            <wp:docPr descr="Plate H.2 The complete class diagram from pyreverse, including the classes that participate in no relationship. Reproduced at full scale; the labels are small in print and are intended to be read by zooming the PDF or by opening thesis/figures/classes_full.svg, which is vector and scales without loss." title="" id="291" name="Picture"/>
+            <wp:docPr descr="Plate H.2 The complete class diagram from pyreverse, including the classes that participate in no relationship. Reproduced at full scale; the labels are small in print and are intended to be read by zooming the PDF or by opening thesis/figures/classes_full.svg, which is vector and scales without loss." title="" id="293" name="Picture"/>
             <a:graphic>
               <a:graphicData uri="http://schemas.openxmlformats.org/drawingml/2006/picture">
                 <pic:pic>
                   <pic:nvPicPr>
-                    <pic:cNvPr descr="figures/classes_full.png" id="292" name="Picture"/>
+                    <pic:cNvPr descr="figures/classes_full.png" id="294" name="Picture"/>
                     <pic:cNvPicPr>
                       <a:picLocks noChangeArrowheads="1" noChangeAspect="1"/>
                     </pic:cNvPicPr>
                   </pic:nvPicPr>
                   <pic:blipFill>
-                    <a:blip r:embed="rId290"/>
+                    <a:blip r:embed="rId292"/>
                     <a:stretch>
                       <a:fillRect/>
                     </a:stretch>
@@ -52845,18 +53462,18 @@
           <wp:inline>
             <wp:extent cx="4693920" cy="5194500"/>
             <wp:effectExtent b="0" l="0" r="0" t="0"/>
-            <wp:docPr descr="Plate H.3 The complete call graph from code2flow: 105 functions and every call between them, grouped by file and class. Figure 5.1 is the subgraph reachable from PipelineOrchestrator.run() within two levels." title="" id="294" name="Picture"/>
+            <wp:docPr descr="Plate H.3 The complete call graph from code2flow: 105 functions and every call between them, grouped by file and class. Figure 5.1 is the subgraph reachable from PipelineOrchestrator.run() within two levels." title="" id="296" name="Picture"/>
             <a:graphic>
               <a:graphicData uri="http://schemas.openxmlformats.org/drawingml/2006/picture">
                 <pic:pic>
                   <pic:nvPicPr>
-                    <pic:cNvPr descr="figures/callgraph_full.png" id="295" name="Picture"/>
+                    <pic:cNvPr descr="figures/callgraph_full.png" id="297" name="Picture"/>
                     <pic:cNvPicPr>
                       <a:picLocks noChangeArrowheads="1" noChangeAspect="1"/>
                     </pic:cNvPicPr>
                   </pic:nvPicPr>
                   <pic:blipFill>
-                    <a:blip r:embed="rId293"/>
+                    <a:blip r:embed="rId295"/>
                     <a:stretch>
                       <a:fillRect/>
                     </a:stretch>
@@ -52946,8 +53563,8 @@
         <w:t xml:space="preserve">levels.</w:t>
       </w:r>
     </w:p>
-    <w:bookmarkEnd w:id="296"/>
-    <w:bookmarkStart w:id="297" w:name="h.4-a-caveat-on-the-call-graphs"/>
+    <w:bookmarkEnd w:id="298"/>
+    <w:bookmarkStart w:id="299" w:name="h.4-a-caveat-on-the-call-graphs"/>
     <w:p>
       <w:pPr>
         <w:pStyle w:val="Heading2"/>
@@ -53129,9 +53746,9 @@
         <w:t xml:space="preserve">derived from declarations rather than from call sites.</w:t>
       </w:r>
     </w:p>
-    <w:bookmarkEnd w:id="297"/>
-    <w:bookmarkEnd w:id="298"/>
-    <w:bookmarkStart w:id="328" w:name="references"/>
+    <w:bookmarkEnd w:id="299"/>
+    <w:bookmarkEnd w:id="300"/>
+    <w:bookmarkStart w:id="345" w:name="references"/>
     <w:p>
       <w:pPr>
         <w:pStyle w:val="Heading1"/>
@@ -53186,7 +53803,7 @@
         <w:pStyle w:val="BodyText"/>
       </w:pPr>
       <w:r>
-        <w:t xml:space="preserve">All 29 entries resolve as of the verification run.</w:t>
+        <w:t xml:space="preserve">All 44 entries resolve as of the verification run.</w:t>
       </w:r>
     </w:p>
     <w:p>
@@ -53207,10 +53824,10 @@
         <w:rPr>
           <w:rStyle w:val="VerbatimChar"/>
         </w:rPr>
-        <w:t xml:space="preserve">beltagy2019scibert</w:t>
-      </w:r>
-      <w:r>
-        <w:t xml:space="preserve">. Iz Beltagy, Kyle Lo, and Arman Cohan. "SciBERT: A Pretrained Language Model for Scientific Text."</w:t>
+        <w:t xml:space="preserve">agresti1998approximate</w:t>
+      </w:r>
+      <w:r>
+        <w:t xml:space="preserve">. Alan Agresti, and Brent A. Coull. "Approximate is Better than “Exact” for Interval Estimation of Binomial Proportions."</w:t>
       </w:r>
       <w:r>
         <w:t xml:space="preserve"> </w:t>
@@ -53220,6 +53837,198 @@
           <w:i/>
           <w:iCs/>
         </w:rPr>
+        <w:t xml:space="preserve">The American Statistician</w:t>
+      </w:r>
+      <w:r>
+        <w:t xml:space="preserve">, 1998. DOI:</w:t>
+      </w:r>
+      <w:r>
+        <w:t xml:space="preserve"> </w:t>
+      </w:r>
+      <w:hyperlink r:id="rId301">
+        <w:r>
+          <w:rPr>
+            <w:rStyle w:val="Hyperlink"/>
+          </w:rPr>
+          <w:t xml:space="preserve">10.1080/00031305.1998.10480550</w:t>
+        </w:r>
+      </w:hyperlink>
+      <w:r>
+        <w:t xml:space="preserve"> </w:t>
+      </w:r>
+      <w:r>
+        <w:rPr>
+          <w:i/>
+          <w:iCs/>
+        </w:rPr>
+        <w:t xml:space="preserve">Cited for:</w:t>
+      </w:r>
+      <w:r>
+        <w:t xml:space="preserve"> </w:t>
+      </w:r>
+      <w:r>
+        <w:t xml:space="preserve">Approximate beats exact for binomial intervals</w:t>
+      </w:r>
+    </w:p>
+    <w:p>
+      <w:pPr>
+        <w:pStyle w:val="BodyText"/>
+      </w:pPr>
+      <w:r>
+        <w:rPr>
+          <w:b/>
+          <w:bCs/>
+        </w:rPr>
+        <w:t xml:space="preserve">[2]</w:t>
+      </w:r>
+      <w:r>
+        <w:t xml:space="preserve"> </w:t>
+      </w:r>
+      <w:r>
+        <w:rPr>
+          <w:rStyle w:val="VerbatimChar"/>
+        </w:rPr>
+        <w:t xml:space="preserve">artstein2008kappa</w:t>
+      </w:r>
+      <w:r>
+        <w:t xml:space="preserve">. Ron Artstein, and Massimo Poesio. "Inter-Coder Agreement for Computational Linguistics."</w:t>
+      </w:r>
+      <w:r>
+        <w:t xml:space="preserve"> </w:t>
+      </w:r>
+      <w:r>
+        <w:rPr>
+          <w:i/>
+          <w:iCs/>
+        </w:rPr>
+        <w:t xml:space="preserve">Computational Linguistics</w:t>
+      </w:r>
+      <w:r>
+        <w:t xml:space="preserve">, 2008. DOI:</w:t>
+      </w:r>
+      <w:r>
+        <w:t xml:space="preserve"> </w:t>
+      </w:r>
+      <w:hyperlink r:id="rId302">
+        <w:r>
+          <w:rPr>
+            <w:rStyle w:val="Hyperlink"/>
+          </w:rPr>
+          <w:t xml:space="preserve">10.1162/coli.07-034-r2</w:t>
+        </w:r>
+      </w:hyperlink>
+      <w:r>
+        <w:t xml:space="preserve"> </w:t>
+      </w:r>
+      <w:r>
+        <w:rPr>
+          <w:i/>
+          <w:iCs/>
+        </w:rPr>
+        <w:t xml:space="preserve">Cited for:</w:t>
+      </w:r>
+      <w:r>
+        <w:t xml:space="preserve"> </w:t>
+      </w:r>
+      <w:r>
+        <w:t xml:space="preserve">Inter-coder agreement for computational linguistics</w:t>
+      </w:r>
+    </w:p>
+    <w:p>
+      <w:pPr>
+        <w:pStyle w:val="BodyText"/>
+      </w:pPr>
+      <w:r>
+        <w:rPr>
+          <w:b/>
+          <w:bCs/>
+        </w:rPr>
+        <w:t xml:space="preserve">[3]</w:t>
+      </w:r>
+      <w:r>
+        <w:t xml:space="preserve"> </w:t>
+      </w:r>
+      <w:r>
+        <w:rPr>
+          <w:rStyle w:val="VerbatimChar"/>
+        </w:rPr>
+        <w:t xml:space="preserve">baker2016reproducibility</w:t>
+      </w:r>
+      <w:r>
+        <w:t xml:space="preserve">. Monya Baker. "1,500 scientists lift the lid on reproducibility."</w:t>
+      </w:r>
+      <w:r>
+        <w:t xml:space="preserve"> </w:t>
+      </w:r>
+      <w:r>
+        <w:rPr>
+          <w:i/>
+          <w:iCs/>
+        </w:rPr>
+        <w:t xml:space="preserve">Nature</w:t>
+      </w:r>
+      <w:r>
+        <w:t xml:space="preserve">, 2016. DOI:</w:t>
+      </w:r>
+      <w:r>
+        <w:t xml:space="preserve"> </w:t>
+      </w:r>
+      <w:hyperlink r:id="rId303">
+        <w:r>
+          <w:rPr>
+            <w:rStyle w:val="Hyperlink"/>
+          </w:rPr>
+          <w:t xml:space="preserve">10.1038/533452a</w:t>
+        </w:r>
+      </w:hyperlink>
+      <w:r>
+        <w:t xml:space="preserve"> </w:t>
+      </w:r>
+      <w:r>
+        <w:rPr>
+          <w:i/>
+          <w:iCs/>
+        </w:rPr>
+        <w:t xml:space="preserve">Cited for:</w:t>
+      </w:r>
+      <w:r>
+        <w:t xml:space="preserve"> </w:t>
+      </w:r>
+      <w:r>
+        <w:t xml:space="preserve">1,500 scientists on reproducibility</w:t>
+      </w:r>
+    </w:p>
+    <w:p>
+      <w:pPr>
+        <w:pStyle w:val="BodyText"/>
+      </w:pPr>
+      <w:r>
+        <w:rPr>
+          <w:b/>
+          <w:bCs/>
+        </w:rPr>
+        <w:t xml:space="preserve">[4]</w:t>
+      </w:r>
+      <w:r>
+        <w:t xml:space="preserve"> </w:t>
+      </w:r>
+      <w:r>
+        <w:rPr>
+          <w:rStyle w:val="VerbatimChar"/>
+        </w:rPr>
+        <w:t xml:space="preserve">beltagy2019scibert</w:t>
+      </w:r>
+      <w:r>
+        <w:t xml:space="preserve">. Iz Beltagy, Kyle Lo, and Arman Cohan. "SciBERT: A Pretrained Language Model for Scientific Text."</w:t>
+      </w:r>
+      <w:r>
+        <w:t xml:space="preserve"> </w:t>
+      </w:r>
+      <w:r>
+        <w:rPr>
+          <w:i/>
+          <w:iCs/>
+        </w:rPr>
         <w:t xml:space="preserve">Proceedings of the 2019 Conference on Empirical Methods in Natural Language Processing and the 9th International Joint Conference on Natural Language Processing (EMNLP-IJCNLP)</w:t>
       </w:r>
       <w:r>
@@ -53228,7 +54037,7 @@
       <w:r>
         <w:t xml:space="preserve"> </w:t>
       </w:r>
-      <w:hyperlink r:id="rId299">
+      <w:hyperlink r:id="rId304">
         <w:r>
           <w:rPr>
             <w:rStyle w:val="Hyperlink"/>
@@ -53262,7 +54071,7 @@
           <w:b/>
           <w:bCs/>
         </w:rPr>
-        <w:t xml:space="preserve">[2]</w:t>
+        <w:t xml:space="preserve">[5]</w:t>
       </w:r>
       <w:r>
         <w:t xml:space="preserve"> </w:t>
@@ -53271,10 +54080,10 @@
         <w:rPr>
           <w:rStyle w:val="VerbatimChar"/>
         </w:rPr>
-        <w:t xml:space="preserve">brin1998anatomy</w:t>
-      </w:r>
-      <w:r>
-        <w:t xml:space="preserve">. Sergey Brin, and Lawrence Page. "The anatomy of a large-scale hypertextual Web search engine."</w:t>
+        <w:t xml:space="preserve">boldi2005damping</w:t>
+      </w:r>
+      <w:r>
+        <w:t xml:space="preserve">. Paolo Boldi, Massimo Santini, and Sebastiano Vigna. "PageRank as a function of the damping factor."</w:t>
       </w:r>
       <w:r>
         <w:t xml:space="preserve"> </w:t>
@@ -53284,6 +54093,70 @@
           <w:i/>
           <w:iCs/>
         </w:rPr>
+        <w:t xml:space="preserve">Proceedings of the 14th international conference on World Wide Web - WWW '05</w:t>
+      </w:r>
+      <w:r>
+        <w:t xml:space="preserve">, 2005. DOI:</w:t>
+      </w:r>
+      <w:r>
+        <w:t xml:space="preserve"> </w:t>
+      </w:r>
+      <w:hyperlink r:id="rId305">
+        <w:r>
+          <w:rPr>
+            <w:rStyle w:val="Hyperlink"/>
+          </w:rPr>
+          <w:t xml:space="preserve">10.1145/1060745.1060827</w:t>
+        </w:r>
+      </w:hyperlink>
+      <w:r>
+        <w:t xml:space="preserve"> </w:t>
+      </w:r>
+      <w:r>
+        <w:rPr>
+          <w:i/>
+          <w:iCs/>
+        </w:rPr>
+        <w:t xml:space="preserve">Cited for:</w:t>
+      </w:r>
+      <w:r>
+        <w:t xml:space="preserve"> </w:t>
+      </w:r>
+      <w:r>
+        <w:t xml:space="preserve">PageRank as a function of the damping factor</w:t>
+      </w:r>
+    </w:p>
+    <w:p>
+      <w:pPr>
+        <w:pStyle w:val="BodyText"/>
+      </w:pPr>
+      <w:r>
+        <w:rPr>
+          <w:b/>
+          <w:bCs/>
+        </w:rPr>
+        <w:t xml:space="preserve">[6]</w:t>
+      </w:r>
+      <w:r>
+        <w:t xml:space="preserve"> </w:t>
+      </w:r>
+      <w:r>
+        <w:rPr>
+          <w:rStyle w:val="VerbatimChar"/>
+        </w:rPr>
+        <w:t xml:space="preserve">brin1998anatomy</w:t>
+      </w:r>
+      <w:r>
+        <w:t xml:space="preserve">. Sergey Brin, and Lawrence Page. "The anatomy of a large-scale hypertextual Web search engine."</w:t>
+      </w:r>
+      <w:r>
+        <w:t xml:space="preserve"> </w:t>
+      </w:r>
+      <w:r>
+        <w:rPr>
+          <w:i/>
+          <w:iCs/>
+        </w:rPr>
         <w:t xml:space="preserve">Computer Networks and ISDN Systems</w:t>
       </w:r>
       <w:r>
@@ -53292,7 +54165,7 @@
       <w:r>
         <w:t xml:space="preserve"> </w:t>
       </w:r>
-      <w:hyperlink r:id="rId300">
+      <w:hyperlink r:id="rId306">
         <w:r>
           <w:rPr>
             <w:rStyle w:val="Hyperlink"/>
@@ -53326,7 +54199,7 @@
           <w:b/>
           <w:bCs/>
         </w:rPr>
-        <w:t xml:space="preserve">[3]</w:t>
+        <w:t xml:space="preserve">[7]</w:t>
       </w:r>
       <w:r>
         <w:t xml:space="preserve"> </w:t>
@@ -53335,10 +54208,10 @@
         <w:rPr>
           <w:rStyle w:val="VerbatimChar"/>
         </w:rPr>
-        <w:t xml:space="preserve">button2013power</w:t>
-      </w:r>
-      <w:r>
-        <w:t xml:space="preserve">. Katherine S. Button et al.. "Power failure: why small sample size undermines the reliability of neuroscience."</w:t>
+        <w:t xml:space="preserve">brown2001interval</w:t>
+      </w:r>
+      <w:r>
+        <w:t xml:space="preserve">. Lawrence D. Brown, T. Tony Cai, and Anirban DasGupta. "Interval Estimation for a Binomial Proportion."</w:t>
       </w:r>
       <w:r>
         <w:t xml:space="preserve"> </w:t>
@@ -53348,6 +54221,70 @@
           <w:i/>
           <w:iCs/>
         </w:rPr>
+        <w:t xml:space="preserve">Statistical Science</w:t>
+      </w:r>
+      <w:r>
+        <w:t xml:space="preserve">, 2001. DOI:</w:t>
+      </w:r>
+      <w:r>
+        <w:t xml:space="preserve"> </w:t>
+      </w:r>
+      <w:hyperlink r:id="rId307">
+        <w:r>
+          <w:rPr>
+            <w:rStyle w:val="Hyperlink"/>
+          </w:rPr>
+          <w:t xml:space="preserve">10.1214/ss/1009213286</w:t>
+        </w:r>
+      </w:hyperlink>
+      <w:r>
+        <w:t xml:space="preserve"> </w:t>
+      </w:r>
+      <w:r>
+        <w:rPr>
+          <w:i/>
+          <w:iCs/>
+        </w:rPr>
+        <w:t xml:space="preserve">Cited for:</w:t>
+      </w:r>
+      <w:r>
+        <w:t xml:space="preserve"> </w:t>
+      </w:r>
+      <w:r>
+        <w:t xml:space="preserve">Interval estimation for a binomial proportion</w:t>
+      </w:r>
+    </w:p>
+    <w:p>
+      <w:pPr>
+        <w:pStyle w:val="BodyText"/>
+      </w:pPr>
+      <w:r>
+        <w:rPr>
+          <w:b/>
+          <w:bCs/>
+        </w:rPr>
+        <w:t xml:space="preserve">[8]</w:t>
+      </w:r>
+      <w:r>
+        <w:t xml:space="preserve"> </w:t>
+      </w:r>
+      <w:r>
+        <w:rPr>
+          <w:rStyle w:val="VerbatimChar"/>
+        </w:rPr>
+        <w:t xml:space="preserve">button2013power</w:t>
+      </w:r>
+      <w:r>
+        <w:t xml:space="preserve">. Katherine S. Button et al.. "Power failure: why small sample size undermines the reliability of neuroscience."</w:t>
+      </w:r>
+      <w:r>
+        <w:t xml:space="preserve"> </w:t>
+      </w:r>
+      <w:r>
+        <w:rPr>
+          <w:i/>
+          <w:iCs/>
+        </w:rPr>
         <w:t xml:space="preserve">Nature Reviews Neuroscience</w:t>
       </w:r>
       <w:r>
@@ -53356,7 +54293,7 @@
       <w:r>
         <w:t xml:space="preserve"> </w:t>
       </w:r>
-      <w:hyperlink r:id="rId301">
+      <w:hyperlink r:id="rId308">
         <w:r>
           <w:rPr>
             <w:rStyle w:val="Hyperlink"/>
@@ -53390,7 +54327,7 @@
           <w:b/>
           <w:bCs/>
         </w:rPr>
-        <w:t xml:space="preserve">[4]</w:t>
+        <w:t xml:space="preserve">[9]</w:t>
       </w:r>
       <w:r>
         <w:t xml:space="preserve"> </w:t>
@@ -53420,7 +54357,7 @@
       <w:r>
         <w:t xml:space="preserve"> </w:t>
       </w:r>
-      <w:hyperlink r:id="rId302">
+      <w:hyperlink r:id="rId309">
         <w:r>
           <w:rPr>
             <w:rStyle w:val="Hyperlink"/>
@@ -53454,7 +54391,7 @@
           <w:b/>
           <w:bCs/>
         </w:rPr>
-        <w:t xml:space="preserve">[5]</w:t>
+        <w:t xml:space="preserve">[10]</w:t>
       </w:r>
       <w:r>
         <w:t xml:space="preserve"> </w:t>
@@ -53466,7 +54403,7 @@
         <w:t xml:space="preserve">chen2007gems</w:t>
       </w:r>
       <w:r>
-        <w:t xml:space="preserve">. P. Chen, Haoxuan Xie, Sergei Maslov, and S. Redner. "Finding scientific gems with Google’s PageRank algorithm."</w:t>
+        <w:t xml:space="preserve">. P. Chen, H. Xie, S. Maslov, and S. Redner. "Finding scientific gems with Google’s PageRank algorithm."</w:t>
       </w:r>
       <w:r>
         <w:t xml:space="preserve"> </w:t>
@@ -53479,12 +54416,12 @@
         <w:t xml:space="preserve">Journal of Informetrics</w:t>
       </w:r>
       <w:r>
-        <w:t xml:space="preserve">, 2006. DOI:</w:t>
-      </w:r>
-      <w:r>
-        <w:t xml:space="preserve"> </w:t>
-      </w:r>
-      <w:hyperlink r:id="rId303">
+        <w:t xml:space="preserve">, 2007. DOI:</w:t>
+      </w:r>
+      <w:r>
+        <w:t xml:space="preserve"> </w:t>
+      </w:r>
+      <w:hyperlink r:id="rId310">
         <w:r>
           <w:rPr>
             <w:rStyle w:val="Hyperlink"/>
@@ -53518,7 +54455,7 @@
           <w:b/>
           <w:bCs/>
         </w:rPr>
-        <w:t xml:space="preserve">[6]</w:t>
+        <w:t xml:space="preserve">[11]</w:t>
       </w:r>
       <w:r>
         <w:t xml:space="preserve"> </w:t>
@@ -53527,10 +54464,10 @@
         <w:rPr>
           <w:rStyle w:val="VerbatimChar"/>
         </w:rPr>
-        <w:t xml:space="preserve">europepmc2015</w:t>
-      </w:r>
-      <w:r>
-        <w:t xml:space="preserve">. Anon.. "Europe PMC: a full-text literature database for the life sciences and platform for innovation."</w:t>
+        <w:t xml:space="preserve">cohen1960kappa</w:t>
+      </w:r>
+      <w:r>
+        <w:t xml:space="preserve">. Jacob Cohen. "A Coefficient of Agreement for Nominal Scales."</w:t>
       </w:r>
       <w:r>
         <w:t xml:space="preserve"> </w:t>
@@ -53540,6 +54477,70 @@
           <w:i/>
           <w:iCs/>
         </w:rPr>
+        <w:t xml:space="preserve">Educational and Psychological Measurement</w:t>
+      </w:r>
+      <w:r>
+        <w:t xml:space="preserve">, 1960. DOI:</w:t>
+      </w:r>
+      <w:r>
+        <w:t xml:space="preserve"> </w:t>
+      </w:r>
+      <w:hyperlink r:id="rId311">
+        <w:r>
+          <w:rPr>
+            <w:rStyle w:val="Hyperlink"/>
+          </w:rPr>
+          <w:t xml:space="preserve">10.1177/001316446002000104</w:t>
+        </w:r>
+      </w:hyperlink>
+      <w:r>
+        <w:t xml:space="preserve"> </w:t>
+      </w:r>
+      <w:r>
+        <w:rPr>
+          <w:i/>
+          <w:iCs/>
+        </w:rPr>
+        <w:t xml:space="preserve">Cited for:</w:t>
+      </w:r>
+      <w:r>
+        <w:t xml:space="preserve"> </w:t>
+      </w:r>
+      <w:r>
+        <w:t xml:space="preserve">Cohen's kappa</w:t>
+      </w:r>
+    </w:p>
+    <w:p>
+      <w:pPr>
+        <w:pStyle w:val="BodyText"/>
+      </w:pPr>
+      <w:r>
+        <w:rPr>
+          <w:b/>
+          <w:bCs/>
+        </w:rPr>
+        <w:t xml:space="preserve">[12]</w:t>
+      </w:r>
+      <w:r>
+        <w:t xml:space="preserve"> </w:t>
+      </w:r>
+      <w:r>
+        <w:rPr>
+          <w:rStyle w:val="VerbatimChar"/>
+        </w:rPr>
+        <w:t xml:space="preserve">europepmc2015</w:t>
+      </w:r>
+      <w:r>
+        <w:t xml:space="preserve">. Anon.. "Europe PMC: a full-text literature database for the life sciences and platform for innovation."</w:t>
+      </w:r>
+      <w:r>
+        <w:t xml:space="preserve"> </w:t>
+      </w:r>
+      <w:r>
+        <w:rPr>
+          <w:i/>
+          <w:iCs/>
+        </w:rPr>
         <w:t xml:space="preserve">Nucleic Acids Research</w:t>
       </w:r>
       <w:r>
@@ -53548,7 +54549,7 @@
       <w:r>
         <w:t xml:space="preserve"> </w:t>
       </w:r>
-      <w:hyperlink r:id="rId304">
+      <w:hyperlink r:id="rId312">
         <w:r>
           <w:rPr>
             <w:rStyle w:val="Hyperlink"/>
@@ -53582,7 +54583,7 @@
           <w:b/>
           <w:bCs/>
         </w:rPr>
-        <w:t xml:space="preserve">[7]</w:t>
+        <w:t xml:space="preserve">[13]</w:t>
       </w:r>
       <w:r>
         <w:t xml:space="preserve"> </w:t>
@@ -53591,10 +54592,10 @@
         <w:rPr>
           <w:rStyle w:val="VerbatimChar"/>
         </w:rPr>
-        <w:t xml:space="preserve">garfield1955</w:t>
-      </w:r>
-      <w:r>
-        <w:t xml:space="preserve">. Eugene Garfield. "Citation Indexes for Science."</w:t>
+        <w:t xml:space="preserve">fawcett2006roc</w:t>
+      </w:r>
+      <w:r>
+        <w:t xml:space="preserve">. Tom Fawcett. "An introduction to ROC analysis."</w:t>
       </w:r>
       <w:r>
         <w:t xml:space="preserve"> </w:t>
@@ -53604,6 +54605,70 @@
           <w:i/>
           <w:iCs/>
         </w:rPr>
+        <w:t xml:space="preserve">Pattern Recognition Letters</w:t>
+      </w:r>
+      <w:r>
+        <w:t xml:space="preserve">, 2006. DOI:</w:t>
+      </w:r>
+      <w:r>
+        <w:t xml:space="preserve"> </w:t>
+      </w:r>
+      <w:hyperlink r:id="rId313">
+        <w:r>
+          <w:rPr>
+            <w:rStyle w:val="Hyperlink"/>
+          </w:rPr>
+          <w:t xml:space="preserve">10.1016/j.patrec.2005.10.010</w:t>
+        </w:r>
+      </w:hyperlink>
+      <w:r>
+        <w:t xml:space="preserve"> </w:t>
+      </w:r>
+      <w:r>
+        <w:rPr>
+          <w:i/>
+          <w:iCs/>
+        </w:rPr>
+        <w:t xml:space="preserve">Cited for:</w:t>
+      </w:r>
+      <w:r>
+        <w:t xml:space="preserve"> </w:t>
+      </w:r>
+      <w:r>
+        <w:t xml:space="preserve">Introduction to ROC analysis</w:t>
+      </w:r>
+    </w:p>
+    <w:p>
+      <w:pPr>
+        <w:pStyle w:val="BodyText"/>
+      </w:pPr>
+      <w:r>
+        <w:rPr>
+          <w:b/>
+          <w:bCs/>
+        </w:rPr>
+        <w:t xml:space="preserve">[14]</w:t>
+      </w:r>
+      <w:r>
+        <w:t xml:space="preserve"> </w:t>
+      </w:r>
+      <w:r>
+        <w:rPr>
+          <w:rStyle w:val="VerbatimChar"/>
+        </w:rPr>
+        <w:t xml:space="preserve">garfield1955</w:t>
+      </w:r>
+      <w:r>
+        <w:t xml:space="preserve">. Eugene Garfield. "Citation Indexes for Science."</w:t>
+      </w:r>
+      <w:r>
+        <w:t xml:space="preserve"> </w:t>
+      </w:r>
+      <w:r>
+        <w:rPr>
+          <w:i/>
+          <w:iCs/>
+        </w:rPr>
         <w:t xml:space="preserve">Science</w:t>
       </w:r>
       <w:r>
@@ -53612,7 +54677,7 @@
       <w:r>
         <w:t xml:space="preserve"> </w:t>
       </w:r>
-      <w:hyperlink r:id="rId305">
+      <w:hyperlink r:id="rId314">
         <w:r>
           <w:rPr>
             <w:rStyle w:val="Hyperlink"/>
@@ -53646,7 +54711,7 @@
           <w:b/>
           <w:bCs/>
         </w:rPr>
-        <w:t xml:space="preserve">[8]</w:t>
+        <w:t xml:space="preserve">[15]</w:t>
       </w:r>
       <w:r>
         <w:t xml:space="preserve"> </w:t>
@@ -53655,10 +54720,10 @@
         <w:rPr>
           <w:rStyle w:val="VerbatimChar"/>
         </w:rPr>
-        <w:t xml:space="preserve">hagberg2008networkx</w:t>
-      </w:r>
-      <w:r>
-        <w:t xml:space="preserve">. Aric A. Hagberg, Daniel A. Schult, and Pieter J. Swart. "Exploring Network Structure, Dynamics, and Function using NetworkX."</w:t>
+        <w:t xml:space="preserve">guo2017calibration</w:t>
+      </w:r>
+      <w:r>
+        <w:t xml:space="preserve">. Chuan Guo, Geoff Pleiss, Yu Sun, and Kilian Q. Weinberger. "On Calibration of Modern Neural Networks."</w:t>
       </w:r>
       <w:r>
         <w:t xml:space="preserve"> </w:t>
@@ -53668,6 +54733,70 @@
           <w:i/>
           <w:iCs/>
         </w:rPr>
+        <w:t xml:space="preserve">arXiv (Cornell University)</w:t>
+      </w:r>
+      <w:r>
+        <w:t xml:space="preserve">, 2017. DOI:</w:t>
+      </w:r>
+      <w:r>
+        <w:t xml:space="preserve"> </w:t>
+      </w:r>
+      <w:hyperlink r:id="rId315">
+        <w:r>
+          <w:rPr>
+            <w:rStyle w:val="Hyperlink"/>
+          </w:rPr>
+          <w:t xml:space="preserve">10.48550/arXiv.1706.04599</w:t>
+        </w:r>
+      </w:hyperlink>
+      <w:r>
+        <w:t xml:space="preserve"> </w:t>
+      </w:r>
+      <w:r>
+        <w:rPr>
+          <w:i/>
+          <w:iCs/>
+        </w:rPr>
+        <w:t xml:space="preserve">Cited for:</w:t>
+      </w:r>
+      <w:r>
+        <w:t xml:space="preserve"> </w:t>
+      </w:r>
+      <w:r>
+        <w:t xml:space="preserve">On calibration of modern neural networks</w:t>
+      </w:r>
+    </w:p>
+    <w:p>
+      <w:pPr>
+        <w:pStyle w:val="BodyText"/>
+      </w:pPr>
+      <w:r>
+        <w:rPr>
+          <w:b/>
+          <w:bCs/>
+        </w:rPr>
+        <w:t xml:space="preserve">[16]</w:t>
+      </w:r>
+      <w:r>
+        <w:t xml:space="preserve"> </w:t>
+      </w:r>
+      <w:r>
+        <w:rPr>
+          <w:rStyle w:val="VerbatimChar"/>
+        </w:rPr>
+        <w:t xml:space="preserve">hagberg2008networkx</w:t>
+      </w:r>
+      <w:r>
+        <w:t xml:space="preserve">. Aric A. Hagberg, Daniel A. Schult, and Pieter J. Swart. "Exploring Network Structure, Dynamics, and Function using NetworkX."</w:t>
+      </w:r>
+      <w:r>
+        <w:t xml:space="preserve"> </w:t>
+      </w:r>
+      <w:r>
+        <w:rPr>
+          <w:i/>
+          <w:iCs/>
+        </w:rPr>
         <w:t xml:space="preserve">Proceedings of the Python in Science Conference</w:t>
       </w:r>
       <w:r>
@@ -53676,7 +54805,7 @@
       <w:r>
         <w:t xml:space="preserve"> </w:t>
       </w:r>
-      <w:hyperlink r:id="rId306">
+      <w:hyperlink r:id="rId316">
         <w:r>
           <w:rPr>
             <w:rStyle w:val="Hyperlink"/>
@@ -53710,7 +54839,7 @@
           <w:b/>
           <w:bCs/>
         </w:rPr>
-        <w:t xml:space="preserve">[9]</w:t>
+        <w:t xml:space="preserve">[17]</w:t>
       </w:r>
       <w:r>
         <w:t xml:space="preserve"> </w:t>
@@ -53740,7 +54869,7 @@
       <w:r>
         <w:t xml:space="preserve"> </w:t>
       </w:r>
-      <w:hyperlink r:id="rId307">
+      <w:hyperlink r:id="rId317">
         <w:r>
           <w:rPr>
             <w:rStyle w:val="Hyperlink"/>
@@ -53774,7 +54903,7 @@
           <w:b/>
           <w:bCs/>
         </w:rPr>
-        <w:t xml:space="preserve">[10]</w:t>
+        <w:t xml:space="preserve">[18]</w:t>
       </w:r>
       <w:r>
         <w:t xml:space="preserve"> </w:t>
@@ -53804,7 +54933,7 @@
       <w:r>
         <w:t xml:space="preserve"> </w:t>
       </w:r>
-      <w:hyperlink r:id="rId308">
+      <w:hyperlink r:id="rId318">
         <w:r>
           <w:rPr>
             <w:rStyle w:val="Hyperlink"/>
@@ -53838,7 +54967,7 @@
           <w:b/>
           <w:bCs/>
         </w:rPr>
-        <w:t xml:space="preserve">[11]</w:t>
+        <w:t xml:space="preserve">[19]</w:t>
       </w:r>
       <w:r>
         <w:t xml:space="preserve"> </w:t>
@@ -53868,7 +54997,7 @@
       <w:r>
         <w:t xml:space="preserve"> </w:t>
       </w:r>
-      <w:hyperlink r:id="rId309">
+      <w:hyperlink r:id="rId319">
         <w:r>
           <w:rPr>
             <w:rStyle w:val="Hyperlink"/>
@@ -53902,7 +55031,7 @@
           <w:b/>
           <w:bCs/>
         </w:rPr>
-        <w:t xml:space="preserve">[12]</w:t>
+        <w:t xml:space="preserve">[20]</w:t>
       </w:r>
       <w:r>
         <w:t xml:space="preserve"> </w:t>
@@ -53911,10 +55040,10 @@
         <w:rPr>
           <w:rStyle w:val="VerbatimChar"/>
         </w:rPr>
-        <w:t xml:space="preserve">ioannidis2005why</w:t>
-      </w:r>
-      <w:r>
-        <w:t xml:space="preserve">. John P. A. Ioannidis. "Why Most Published Research Findings Are False."</w:t>
+        <w:t xml:space="preserve">hripcsak2005agreement</w:t>
+      </w:r>
+      <w:r>
+        <w:t xml:space="preserve">. G. Hripcsak. "Agreement, the F-Measure, and Reliability in Information Retrieval."</w:t>
       </w:r>
       <w:r>
         <w:t xml:space="preserve"> </w:t>
@@ -53924,6 +55053,70 @@
           <w:i/>
           <w:iCs/>
         </w:rPr>
+        <w:t xml:space="preserve">Journal of the American Medical Informatics Association</w:t>
+      </w:r>
+      <w:r>
+        <w:t xml:space="preserve">, 2005. DOI:</w:t>
+      </w:r>
+      <w:r>
+        <w:t xml:space="preserve"> </w:t>
+      </w:r>
+      <w:hyperlink r:id="rId320">
+        <w:r>
+          <w:rPr>
+            <w:rStyle w:val="Hyperlink"/>
+          </w:rPr>
+          <w:t xml:space="preserve">10.1197/jamia.m1733</w:t>
+        </w:r>
+      </w:hyperlink>
+      <w:r>
+        <w:t xml:space="preserve"> </w:t>
+      </w:r>
+      <w:r>
+        <w:rPr>
+          <w:i/>
+          <w:iCs/>
+        </w:rPr>
+        <w:t xml:space="preserve">Cited for:</w:t>
+      </w:r>
+      <w:r>
+        <w:t xml:space="preserve"> </w:t>
+      </w:r>
+      <w:r>
+        <w:t xml:space="preserve">Agreement, F-measure and reliability in IR</w:t>
+      </w:r>
+    </w:p>
+    <w:p>
+      <w:pPr>
+        <w:pStyle w:val="BodyText"/>
+      </w:pPr>
+      <w:r>
+        <w:rPr>
+          <w:b/>
+          <w:bCs/>
+        </w:rPr>
+        <w:t xml:space="preserve">[21]</w:t>
+      </w:r>
+      <w:r>
+        <w:t xml:space="preserve"> </w:t>
+      </w:r>
+      <w:r>
+        <w:rPr>
+          <w:rStyle w:val="VerbatimChar"/>
+        </w:rPr>
+        <w:t xml:space="preserve">ioannidis2005why</w:t>
+      </w:r>
+      <w:r>
+        <w:t xml:space="preserve">. John P. A. Ioannidis. "Why Most Published Research Findings Are False."</w:t>
+      </w:r>
+      <w:r>
+        <w:t xml:space="preserve"> </w:t>
+      </w:r>
+      <w:r>
+        <w:rPr>
+          <w:i/>
+          <w:iCs/>
+        </w:rPr>
         <w:t xml:space="preserve">PLoS Medicine</w:t>
       </w:r>
       <w:r>
@@ -53932,7 +55125,7 @@
       <w:r>
         <w:t xml:space="preserve"> </w:t>
       </w:r>
-      <w:hyperlink r:id="rId310">
+      <w:hyperlink r:id="rId321">
         <w:r>
           <w:rPr>
             <w:rStyle w:val="Hyperlink"/>
@@ -53966,7 +55159,7 @@
           <w:b/>
           <w:bCs/>
         </w:rPr>
-        <w:t xml:space="preserve">[13]</w:t>
+        <w:t xml:space="preserve">[22]</w:t>
       </w:r>
       <w:r>
         <w:t xml:space="preserve"> </w:t>
@@ -53996,7 +55189,7 @@
       <w:r>
         <w:t xml:space="preserve"> </w:t>
       </w:r>
-      <w:hyperlink r:id="rId311">
+      <w:hyperlink r:id="rId322">
         <w:r>
           <w:rPr>
             <w:rStyle w:val="Hyperlink"/>
@@ -54030,7 +55223,7 @@
           <w:b/>
           <w:bCs/>
         </w:rPr>
-        <w:t xml:space="preserve">[14]</w:t>
+        <w:t xml:space="preserve">[23]</w:t>
       </w:r>
       <w:r>
         <w:t xml:space="preserve"> </w:t>
@@ -54042,7 +55235,7 @@
         <w:t xml:space="preserve">kim2003genia</w:t>
       </w:r>
       <w:r>
-        <w:t xml:space="preserve">. JD Kim, Tomoko Ohta, Yuka Tateisi, and J Tsujii. "GENIA corpus—a semantically annotated corpus for bio-textmining."</w:t>
+        <w:t xml:space="preserve">. J.-D. Kim, T. Ohta, Y. Tateisi, and J. Tsujii. "GENIA corpus—a semantically annotated corpus for bio-textmining."</w:t>
       </w:r>
       <w:r>
         <w:t xml:space="preserve"> </w:t>
@@ -54060,7 +55253,7 @@
       <w:r>
         <w:t xml:space="preserve"> </w:t>
       </w:r>
-      <w:hyperlink r:id="rId312">
+      <w:hyperlink r:id="rId323">
         <w:r>
           <w:rPr>
             <w:rStyle w:val="Hyperlink"/>
@@ -54094,7 +55287,7 @@
           <w:b/>
           <w:bCs/>
         </w:rPr>
-        <w:t xml:space="preserve">[15]</w:t>
+        <w:t xml:space="preserve">[24]</w:t>
       </w:r>
       <w:r>
         <w:t xml:space="preserve"> </w:t>
@@ -54103,10 +55296,10 @@
         <w:rPr>
           <w:rStyle w:val="VerbatimChar"/>
         </w:rPr>
-        <w:t xml:space="preserve">lee2020biobert</w:t>
-      </w:r>
-      <w:r>
-        <w:t xml:space="preserve">. Jinhyuk Lee et al.. "BioBERT: a pre-trained biomedical language representation model for biomedical text mining."</w:t>
+        <w:t xml:space="preserve">langville2004deeper</w:t>
+      </w:r>
+      <w:r>
+        <w:t xml:space="preserve">. Amy Langville, and Carl Meyer. "Deeper Inside PageRank."</w:t>
       </w:r>
       <w:r>
         <w:t xml:space="preserve"> </w:t>
@@ -54116,6 +55309,70 @@
           <w:i/>
           <w:iCs/>
         </w:rPr>
+        <w:t xml:space="preserve">Internet Mathematics</w:t>
+      </w:r>
+      <w:r>
+        <w:t xml:space="preserve">, 2004. DOI:</w:t>
+      </w:r>
+      <w:r>
+        <w:t xml:space="preserve"> </w:t>
+      </w:r>
+      <w:hyperlink r:id="rId324">
+        <w:r>
+          <w:rPr>
+            <w:rStyle w:val="Hyperlink"/>
+          </w:rPr>
+          <w:t xml:space="preserve">10.1080/15427951.2004.10129091</w:t>
+        </w:r>
+      </w:hyperlink>
+      <w:r>
+        <w:t xml:space="preserve"> </w:t>
+      </w:r>
+      <w:r>
+        <w:rPr>
+          <w:i/>
+          <w:iCs/>
+        </w:rPr>
+        <w:t xml:space="preserve">Cited for:</w:t>
+      </w:r>
+      <w:r>
+        <w:t xml:space="preserve"> </w:t>
+      </w:r>
+      <w:r>
+        <w:t xml:space="preserve">Deeper inside PageRank</w:t>
+      </w:r>
+    </w:p>
+    <w:p>
+      <w:pPr>
+        <w:pStyle w:val="BodyText"/>
+      </w:pPr>
+      <w:r>
+        <w:rPr>
+          <w:b/>
+          <w:bCs/>
+        </w:rPr>
+        <w:t xml:space="preserve">[25]</w:t>
+      </w:r>
+      <w:r>
+        <w:t xml:space="preserve"> </w:t>
+      </w:r>
+      <w:r>
+        <w:rPr>
+          <w:rStyle w:val="VerbatimChar"/>
+        </w:rPr>
+        <w:t xml:space="preserve">lee2020biobert</w:t>
+      </w:r>
+      <w:r>
+        <w:t xml:space="preserve">. Jinhyuk Lee et al.. "BioBERT: a pre-trained biomedical language representation model for biomedical text mining."</w:t>
+      </w:r>
+      <w:r>
+        <w:t xml:space="preserve"> </w:t>
+      </w:r>
+      <w:r>
+        <w:rPr>
+          <w:i/>
+          <w:iCs/>
+        </w:rPr>
         <w:t xml:space="preserve">Bioinformatics</w:t>
       </w:r>
       <w:r>
@@ -54124,7 +55381,7 @@
       <w:r>
         <w:t xml:space="preserve"> </w:t>
       </w:r>
-      <w:hyperlink r:id="rId313">
+      <w:hyperlink r:id="rId325">
         <w:r>
           <w:rPr>
             <w:rStyle w:val="Hyperlink"/>
@@ -54158,7 +55415,7 @@
           <w:b/>
           <w:bCs/>
         </w:rPr>
-        <w:t xml:space="preserve">[16]</w:t>
+        <w:t xml:space="preserve">[26]</w:t>
       </w:r>
       <w:r>
         <w:t xml:space="preserve"> </w:t>
@@ -54188,7 +55445,7 @@
       <w:r>
         <w:t xml:space="preserve"> </w:t>
       </w:r>
-      <w:hyperlink r:id="rId314">
+      <w:hyperlink r:id="rId326">
         <w:r>
           <w:rPr>
             <w:rStyle w:val="Hyperlink"/>
@@ -54222,7 +55479,7 @@
           <w:b/>
           <w:bCs/>
         </w:rPr>
-        <w:t xml:space="preserve">[17]</w:t>
+        <w:t xml:space="preserve">[27]</w:t>
       </w:r>
       <w:r>
         <w:t xml:space="preserve"> </w:t>
@@ -54252,7 +55509,7 @@
       <w:r>
         <w:t xml:space="preserve"> </w:t>
       </w:r>
-      <w:hyperlink r:id="rId315">
+      <w:hyperlink r:id="rId327">
         <w:r>
           <w:rPr>
             <w:rStyle w:val="Hyperlink"/>
@@ -54286,7 +55543,7 @@
           <w:b/>
           <w:bCs/>
         </w:rPr>
-        <w:t xml:space="preserve">[18]</w:t>
+        <w:t xml:space="preserve">[28]</w:t>
       </w:r>
       <w:r>
         <w:t xml:space="preserve"> </w:t>
@@ -54298,7 +55555,7 @@
         <w:t xml:space="preserve">marshall2020trialstreamer</w:t>
       </w:r>
       <w:r>
-        <w:t xml:space="preserve">. Iain Marshall et al.. "Trialstreamer: A living, automatically updated database of clinical trial reports."</w:t>
+        <w:t xml:space="preserve">. Iain J Marshall et al.. "Trialstreamer: A living, automatically updated database of clinical trial reports."</w:t>
       </w:r>
       <w:r>
         <w:t xml:space="preserve"> </w:t>
@@ -54316,7 +55573,7 @@
       <w:r>
         <w:t xml:space="preserve"> </w:t>
       </w:r>
-      <w:hyperlink r:id="rId316">
+      <w:hyperlink r:id="rId328">
         <w:r>
           <w:rPr>
             <w:rStyle w:val="Hyperlink"/>
@@ -54350,7 +55607,7 @@
           <w:b/>
           <w:bCs/>
         </w:rPr>
-        <w:t xml:space="preserve">[19]</w:t>
+        <w:t xml:space="preserve">[29]</w:t>
       </w:r>
       <w:r>
         <w:t xml:space="preserve"> </w:t>
@@ -54380,7 +55637,7 @@
       <w:r>
         <w:t xml:space="preserve"> </w:t>
       </w:r>
-      <w:hyperlink r:id="rId317">
+      <w:hyperlink r:id="rId329">
         <w:r>
           <w:rPr>
             <w:rStyle w:val="Hyperlink"/>
@@ -54414,7 +55671,7 @@
           <w:b/>
           <w:bCs/>
         </w:rPr>
-        <w:t xml:space="preserve">[20]</w:t>
+        <w:t xml:space="preserve">[30]</w:t>
       </w:r>
       <w:r>
         <w:t xml:space="preserve"> </w:t>
@@ -54444,7 +55701,7 @@
       <w:r>
         <w:t xml:space="preserve"> </w:t>
       </w:r>
-      <w:hyperlink r:id="rId318">
+      <w:hyperlink r:id="rId330">
         <w:r>
           <w:rPr>
             <w:rStyle w:val="Hyperlink"/>
@@ -54478,7 +55735,7 @@
           <w:b/>
           <w:bCs/>
         </w:rPr>
-        <w:t xml:space="preserve">[21]</w:t>
+        <w:t xml:space="preserve">[31]</w:t>
       </w:r>
       <w:r>
         <w:t xml:space="preserve"> </w:t>
@@ -54508,7 +55765,7 @@
       <w:r>
         <w:t xml:space="preserve"> </w:t>
       </w:r>
-      <w:hyperlink r:id="rId319">
+      <w:hyperlink r:id="rId331">
         <w:r>
           <w:rPr>
             <w:rStyle w:val="Hyperlink"/>
@@ -54542,7 +55799,7 @@
           <w:b/>
           <w:bCs/>
         </w:rPr>
-        <w:t xml:space="preserve">[22]</w:t>
+        <w:t xml:space="preserve">[32]</w:t>
       </w:r>
       <w:r>
         <w:t xml:space="preserve"> </w:t>
@@ -54572,7 +55829,7 @@
       <w:r>
         <w:t xml:space="preserve"> </w:t>
       </w:r>
-      <w:hyperlink r:id="rId320">
+      <w:hyperlink r:id="rId332">
         <w:r>
           <w:rPr>
             <w:rStyle w:val="Hyperlink"/>
@@ -54606,7 +55863,7 @@
           <w:b/>
           <w:bCs/>
         </w:rPr>
-        <w:t xml:space="preserve">[23]</w:t>
+        <w:t xml:space="preserve">[33]</w:t>
       </w:r>
       <w:r>
         <w:t xml:space="preserve"> </w:t>
@@ -54615,10 +55872,10 @@
         <w:rPr>
           <w:rStyle w:val="VerbatimChar"/>
         </w:rPr>
-        <w:t xml:space="preserve">nye2018ebmnlp</w:t>
-      </w:r>
-      <w:r>
-        <w:t xml:space="preserve">. Benjamin Nye et al.. "A Corpus with Multi-Level Annotations of Patients, Interventions and Outcomes to Support Language Processing for Medical Literature."</w:t>
+        <w:t xml:space="preserve">niculescu2005probabilities</w:t>
+      </w:r>
+      <w:r>
+        <w:t xml:space="preserve">. Alexandru Niculescu-Mizil, and Rich Caruana. "Predicting good probabilities with supervised learning."</w:t>
       </w:r>
       <w:r>
         <w:t xml:space="preserve"> </w:t>
@@ -54628,6 +55885,70 @@
           <w:i/>
           <w:iCs/>
         </w:rPr>
+        <w:t xml:space="preserve">Proceedings of the 22nd international conference on Machine learning - ICML '05</w:t>
+      </w:r>
+      <w:r>
+        <w:t xml:space="preserve">, 2005. DOI:</w:t>
+      </w:r>
+      <w:r>
+        <w:t xml:space="preserve"> </w:t>
+      </w:r>
+      <w:hyperlink r:id="rId333">
+        <w:r>
+          <w:rPr>
+            <w:rStyle w:val="Hyperlink"/>
+          </w:rPr>
+          <w:t xml:space="preserve">10.1145/1102351.1102430</w:t>
+        </w:r>
+      </w:hyperlink>
+      <w:r>
+        <w:t xml:space="preserve"> </w:t>
+      </w:r>
+      <w:r>
+        <w:rPr>
+          <w:i/>
+          <w:iCs/>
+        </w:rPr>
+        <w:t xml:space="preserve">Cited for:</w:t>
+      </w:r>
+      <w:r>
+        <w:t xml:space="preserve"> </w:t>
+      </w:r>
+      <w:r>
+        <w:t xml:space="preserve">Predicting good probabilities with supervised learning</w:t>
+      </w:r>
+    </w:p>
+    <w:p>
+      <w:pPr>
+        <w:pStyle w:val="BodyText"/>
+      </w:pPr>
+      <w:r>
+        <w:rPr>
+          <w:b/>
+          <w:bCs/>
+        </w:rPr>
+        <w:t xml:space="preserve">[34]</w:t>
+      </w:r>
+      <w:r>
+        <w:t xml:space="preserve"> </w:t>
+      </w:r>
+      <w:r>
+        <w:rPr>
+          <w:rStyle w:val="VerbatimChar"/>
+        </w:rPr>
+        <w:t xml:space="preserve">nye2018ebmnlp</w:t>
+      </w:r>
+      <w:r>
+        <w:t xml:space="preserve">. Benjamin Nye et al.. "A Corpus with Multi-Level Annotations of Patients, Interventions and Outcomes to Support Language Processing for Medical Literature."</w:t>
+      </w:r>
+      <w:r>
+        <w:t xml:space="preserve"> </w:t>
+      </w:r>
+      <w:r>
+        <w:rPr>
+          <w:i/>
+          <w:iCs/>
+        </w:rPr>
         <w:t xml:space="preserve">Proceedings of the 56th Annual Meeting of the Association for Computational Linguistics (Volume 1: Long Papers)</w:t>
       </w:r>
       <w:r>
@@ -54636,7 +55957,7 @@
       <w:r>
         <w:t xml:space="preserve"> </w:t>
       </w:r>
-      <w:hyperlink r:id="rId321">
+      <w:hyperlink r:id="rId334">
         <w:r>
           <w:rPr>
             <w:rStyle w:val="Hyperlink"/>
@@ -54670,7 +55991,7 @@
           <w:b/>
           <w:bCs/>
         </w:rPr>
-        <w:t xml:space="preserve">[24]</w:t>
+        <w:t xml:space="preserve">[35]</w:t>
       </w:r>
       <w:r>
         <w:t xml:space="preserve"> </w:t>
@@ -54679,10 +56000,10 @@
         <w:rPr>
           <w:rStyle w:val="VerbatimChar"/>
         </w:rPr>
-        <w:t xml:space="preserve">priem2022openalex</w:t>
-      </w:r>
-      <w:r>
-        <w:t xml:space="preserve">. Jason R Priem et al.. "OpenAlex Snapshot."</w:t>
+        <w:t xml:space="preserve">peng2011reproducible</w:t>
+      </w:r>
+      <w:r>
+        <w:t xml:space="preserve">. Roger D. Peng. "Reproducible Research in Computational Science."</w:t>
       </w:r>
       <w:r>
         <w:t xml:space="preserve"> </w:t>
@@ -54692,6 +56013,70 @@
           <w:i/>
           <w:iCs/>
         </w:rPr>
+        <w:t xml:space="preserve">Science</w:t>
+      </w:r>
+      <w:r>
+        <w:t xml:space="preserve">, 2011. DOI:</w:t>
+      </w:r>
+      <w:r>
+        <w:t xml:space="preserve"> </w:t>
+      </w:r>
+      <w:hyperlink r:id="rId335">
+        <w:r>
+          <w:rPr>
+            <w:rStyle w:val="Hyperlink"/>
+          </w:rPr>
+          <w:t xml:space="preserve">10.1126/science.1213847</w:t>
+        </w:r>
+      </w:hyperlink>
+      <w:r>
+        <w:t xml:space="preserve"> </w:t>
+      </w:r>
+      <w:r>
+        <w:rPr>
+          <w:i/>
+          <w:iCs/>
+        </w:rPr>
+        <w:t xml:space="preserve">Cited for:</w:t>
+      </w:r>
+      <w:r>
+        <w:t xml:space="preserve"> </w:t>
+      </w:r>
+      <w:r>
+        <w:t xml:space="preserve">Reproducible research in computational science</w:t>
+      </w:r>
+    </w:p>
+    <w:p>
+      <w:pPr>
+        <w:pStyle w:val="BodyText"/>
+      </w:pPr>
+      <w:r>
+        <w:rPr>
+          <w:b/>
+          <w:bCs/>
+        </w:rPr>
+        <w:t xml:space="preserve">[36]</w:t>
+      </w:r>
+      <w:r>
+        <w:t xml:space="preserve"> </w:t>
+      </w:r>
+      <w:r>
+        <w:rPr>
+          <w:rStyle w:val="VerbatimChar"/>
+        </w:rPr>
+        <w:t xml:space="preserve">priem2022openalex</w:t>
+      </w:r>
+      <w:r>
+        <w:t xml:space="preserve">. Jason R Priem et al.. "OpenAlex Snapshot."</w:t>
+      </w:r>
+      <w:r>
+        <w:t xml:space="preserve"> </w:t>
+      </w:r>
+      <w:r>
+        <w:rPr>
+          <w:i/>
+          <w:iCs/>
+        </w:rPr>
         <w:t xml:space="preserve">arXiv (Cornell University)</w:t>
       </w:r>
       <w:r>
@@ -54700,7 +56085,7 @@
       <w:r>
         <w:t xml:space="preserve"> </w:t>
       </w:r>
-      <w:hyperlink r:id="rId322">
+      <w:hyperlink r:id="rId336">
         <w:r>
           <w:rPr>
             <w:rStyle w:val="Hyperlink"/>
@@ -54734,7 +56119,7 @@
           <w:b/>
           <w:bCs/>
         </w:rPr>
-        <w:t xml:space="preserve">[25]</w:t>
+        <w:t xml:space="preserve">[37]</w:t>
       </w:r>
       <w:r>
         <w:t xml:space="preserve"> </w:t>
@@ -54764,7 +56149,7 @@
       <w:r>
         <w:t xml:space="preserve"> </w:t>
       </w:r>
-      <w:hyperlink r:id="rId323">
+      <w:hyperlink r:id="rId337">
         <w:r>
           <w:rPr>
             <w:rStyle w:val="Hyperlink"/>
@@ -54798,7 +56183,7 @@
           <w:b/>
           <w:bCs/>
         </w:rPr>
-        <w:t xml:space="preserve">[26]</w:t>
+        <w:t xml:space="preserve">[38]</w:t>
       </w:r>
       <w:r>
         <w:t xml:space="preserve"> </w:t>
@@ -54828,7 +56213,7 @@
       <w:r>
         <w:t xml:space="preserve"> </w:t>
       </w:r>
-      <w:hyperlink r:id="rId324">
+      <w:hyperlink r:id="rId338">
         <w:r>
           <w:rPr>
             <w:rStyle w:val="Hyperlink"/>
@@ -54862,7 +56247,7 @@
           <w:b/>
           <w:bCs/>
         </w:rPr>
-        <w:t xml:space="preserve">[27]</w:t>
+        <w:t xml:space="preserve">[39]</w:t>
       </w:r>
       <w:r>
         <w:t xml:space="preserve"> </w:t>
@@ -54871,10 +56256,10 @@
         <w:rPr>
           <w:rStyle w:val="VerbatimChar"/>
         </w:rPr>
-        <w:t xml:space="preserve">walker2007citerank</w:t>
-      </w:r>
-      <w:r>
-        <w:t xml:space="preserve">. Dylan Walker, Huafeng Xie, Koon-Kiu Yan, and Sergei Maslov. "Ranking scientific publications using a model of network traffic."</w:t>
+        <w:t xml:space="preserve">sokolova2009measures</w:t>
+      </w:r>
+      <w:r>
+        <w:t xml:space="preserve">. Marina Sokolova, and Guy Lapalme. "A systematic analysis of performance measures for classification tasks."</w:t>
       </w:r>
       <w:r>
         <w:t xml:space="preserve"> </w:t>
@@ -54884,6 +56269,70 @@
           <w:i/>
           <w:iCs/>
         </w:rPr>
+        <w:t xml:space="preserve">Information Processing &amp; Management</w:t>
+      </w:r>
+      <w:r>
+        <w:t xml:space="preserve">, 2009. DOI:</w:t>
+      </w:r>
+      <w:r>
+        <w:t xml:space="preserve"> </w:t>
+      </w:r>
+      <w:hyperlink r:id="rId339">
+        <w:r>
+          <w:rPr>
+            <w:rStyle w:val="Hyperlink"/>
+          </w:rPr>
+          <w:t xml:space="preserve">10.1016/j.ipm.2009.03.002</w:t>
+        </w:r>
+      </w:hyperlink>
+      <w:r>
+        <w:t xml:space="preserve"> </w:t>
+      </w:r>
+      <w:r>
+        <w:rPr>
+          <w:i/>
+          <w:iCs/>
+        </w:rPr>
+        <w:t xml:space="preserve">Cited for:</w:t>
+      </w:r>
+      <w:r>
+        <w:t xml:space="preserve"> </w:t>
+      </w:r>
+      <w:r>
+        <w:t xml:space="preserve">Systematic analysis of classification performance measures</w:t>
+      </w:r>
+    </w:p>
+    <w:p>
+      <w:pPr>
+        <w:pStyle w:val="BodyText"/>
+      </w:pPr>
+      <w:r>
+        <w:rPr>
+          <w:b/>
+          <w:bCs/>
+        </w:rPr>
+        <w:t xml:space="preserve">[40]</w:t>
+      </w:r>
+      <w:r>
+        <w:t xml:space="preserve"> </w:t>
+      </w:r>
+      <w:r>
+        <w:rPr>
+          <w:rStyle w:val="VerbatimChar"/>
+        </w:rPr>
+        <w:t xml:space="preserve">walker2007citerank</w:t>
+      </w:r>
+      <w:r>
+        <w:t xml:space="preserve">. Dylan Walker, Huafeng Xie, Koon-Kiu Yan, and Sergei Maslov. "Ranking scientific publications using a model of network traffic."</w:t>
+      </w:r>
+      <w:r>
+        <w:t xml:space="preserve"> </w:t>
+      </w:r>
+      <w:r>
+        <w:rPr>
+          <w:i/>
+          <w:iCs/>
+        </w:rPr>
         <w:t xml:space="preserve">Journal of Statistical Mechanics: Theory and Experiment</w:t>
       </w:r>
       <w:r>
@@ -54892,7 +56341,7 @@
       <w:r>
         <w:t xml:space="preserve"> </w:t>
       </w:r>
-      <w:hyperlink r:id="rId325">
+      <w:hyperlink r:id="rId340">
         <w:r>
           <w:rPr>
             <w:rStyle w:val="Hyperlink"/>
@@ -54926,7 +56375,7 @@
           <w:b/>
           <w:bCs/>
         </w:rPr>
-        <w:t xml:space="preserve">[28]</w:t>
+        <w:t xml:space="preserve">[41]</w:t>
       </w:r>
       <w:r>
         <w:t xml:space="preserve"> </w:t>
@@ -54956,7 +56405,7 @@
       <w:r>
         <w:t xml:space="preserve"> </w:t>
       </w:r>
-      <w:hyperlink r:id="rId326">
+      <w:hyperlink r:id="rId341">
         <w:r>
           <w:rPr>
             <w:rStyle w:val="Hyperlink"/>
@@ -54990,7 +56439,7 @@
           <w:b/>
           <w:bCs/>
         </w:rPr>
-        <w:t xml:space="preserve">[29]</w:t>
+        <w:t xml:space="preserve">[42]</w:t>
       </w:r>
       <w:r>
         <w:t xml:space="preserve"> </w:t>
@@ -55020,7 +56469,7 @@
       <w:r>
         <w:t xml:space="preserve"> </w:t>
       </w:r>
-      <w:hyperlink r:id="rId327">
+      <w:hyperlink r:id="rId342">
         <w:r>
           <w:rPr>
             <w:rStyle w:val="Hyperlink"/>
@@ -55045,7 +56494,135 @@
         <w:t xml:space="preserve">Microsoft Academic Graph</w:t>
       </w:r>
     </w:p>
-    <w:bookmarkEnd w:id="328"/>
+    <w:p>
+      <w:pPr>
+        <w:pStyle w:val="BodyText"/>
+      </w:pPr>
+      <w:r>
+        <w:rPr>
+          <w:b/>
+          <w:bCs/>
+        </w:rPr>
+        <w:t xml:space="preserve">[43]</w:t>
+      </w:r>
+      <w:r>
+        <w:t xml:space="preserve"> </w:t>
+      </w:r>
+      <w:r>
+        <w:rPr>
+          <w:rStyle w:val="VerbatimChar"/>
+        </w:rPr>
+        <w:t xml:space="preserve">wilson1927</w:t>
+      </w:r>
+      <w:r>
+        <w:t xml:space="preserve">. Edwin B. Wilson. "Probable Inference, the Law of Succession, and Statistical Inference."</w:t>
+      </w:r>
+      <w:r>
+        <w:t xml:space="preserve"> </w:t>
+      </w:r>
+      <w:r>
+        <w:rPr>
+          <w:i/>
+          <w:iCs/>
+        </w:rPr>
+        <w:t xml:space="preserve">Journal of the American Statistical Association</w:t>
+      </w:r>
+      <w:r>
+        <w:t xml:space="preserve">, 1927. DOI:</w:t>
+      </w:r>
+      <w:r>
+        <w:t xml:space="preserve"> </w:t>
+      </w:r>
+      <w:hyperlink r:id="rId343">
+        <w:r>
+          <w:rPr>
+            <w:rStyle w:val="Hyperlink"/>
+          </w:rPr>
+          <w:t xml:space="preserve">10.1080/01621459.1927.10502953</w:t>
+        </w:r>
+      </w:hyperlink>
+      <w:r>
+        <w:t xml:space="preserve"> </w:t>
+      </w:r>
+      <w:r>
+        <w:rPr>
+          <w:i/>
+          <w:iCs/>
+        </w:rPr>
+        <w:t xml:space="preserve">Cited for:</w:t>
+      </w:r>
+      <w:r>
+        <w:t xml:space="preserve"> </w:t>
+      </w:r>
+      <w:r>
+        <w:t xml:space="preserve">Wilson score interval</w:t>
+      </w:r>
+    </w:p>
+    <w:p>
+      <w:pPr>
+        <w:pStyle w:val="BodyText"/>
+      </w:pPr>
+      <w:r>
+        <w:rPr>
+          <w:b/>
+          <w:bCs/>
+        </w:rPr>
+        <w:t xml:space="preserve">[44]</w:t>
+      </w:r>
+      <w:r>
+        <w:t xml:space="preserve"> </w:t>
+      </w:r>
+      <w:r>
+        <w:rPr>
+          <w:rStyle w:val="VerbatimChar"/>
+        </w:rPr>
+        <w:t xml:space="preserve">wynants2020prediction</w:t>
+      </w:r>
+      <w:r>
+        <w:t xml:space="preserve">. Laure Wynants et al.. "Prediction models for diagnosis and prognosis of covid-19: systematic review and critical appraisal."</w:t>
+      </w:r>
+      <w:r>
+        <w:t xml:space="preserve"> </w:t>
+      </w:r>
+      <w:r>
+        <w:rPr>
+          <w:i/>
+          <w:iCs/>
+        </w:rPr>
+        <w:t xml:space="preserve">BMJ</w:t>
+      </w:r>
+      <w:r>
+        <w:t xml:space="preserve">, 2020. DOI:</w:t>
+      </w:r>
+      <w:r>
+        <w:t xml:space="preserve"> </w:t>
+      </w:r>
+      <w:hyperlink r:id="rId344">
+        <w:r>
+          <w:rPr>
+            <w:rStyle w:val="Hyperlink"/>
+          </w:rPr>
+          <w:t xml:space="preserve">10.1136/bmj.m1328</w:t>
+        </w:r>
+      </w:hyperlink>
+      <w:r>
+        <w:t xml:space="preserve"> </w:t>
+      </w:r>
+      <w:r>
+        <w:rPr>
+          <w:i/>
+          <w:iCs/>
+        </w:rPr>
+        <w:t xml:space="preserve">Cited for:</w:t>
+      </w:r>
+      <w:r>
+        <w:t xml:space="preserve"> </w:t>
+      </w:r>
+      <w:r>
+        <w:t xml:space="preserve">The systematic review the extractor false-positived on</w:t>
+      </w:r>
+    </w:p>
+    <w:bookmarkEnd w:id="345"/>
     <w:sectPr>
       <w:footnotePr>
         <w:numRestart w:val="eachSect"/>

--- a/thesis/CiteGraph-NLP-Thesis.docx
+++ b/thesis/CiteGraph-NLP-Thesis.docx
@@ -14927,7 +14927,7 @@
         <w:rPr>
           <w:rStyle w:val="VerbatimChar"/>
         </w:rPr>
-        <w:t xml:space="preserve"> 2  sentences &lt;- split(text)              # spaCy if available, else regex</w:t>
+        <w:t xml:space="preserve"> 2  sentences &lt;- split(text)              # spaCy rule-based sentencizer</w:t>
       </w:r>
       <w:r>
         <w:br/>
@@ -15233,13 +15233,19 @@
         <w:t xml:space="preserve"> </w:t>
       </w:r>
       <w:r>
-        <w:t xml:space="preserve">abstract (Section 6.6.1), which is slow for regular expressions and is dominated</w:t>
-      </w:r>
-      <w:r>
-        <w:t xml:space="preserve"> </w:t>
-      </w:r>
-      <w:r>
-        <w:t xml:space="preserve">by spaCy sentence segmentation rather than by matching.</w:t>
+        <w:t xml:space="preserve">abstract (Section 6.6.1) while sentences were split by spaCy's full statistical</w:t>
+      </w:r>
+      <w:r>
+        <w:t xml:space="preserve"> </w:t>
+      </w:r>
+      <w:r>
+        <w:t xml:space="preserve">pipeline, which dominated the cost; with the rule-based sentencizer it is about</w:t>
+      </w:r>
+      <w:r>
+        <w:t xml:space="preserve"> </w:t>
+      </w:r>
+      <w:r>
+        <w:t xml:space="preserve">15 ms, with identical output (Section 6.6.5).</w:t>
       </w:r>
     </w:p>
     <w:bookmarkEnd w:id="116"/>
@@ -21387,7 +21393,7 @@
     </w:p>
     <w:bookmarkEnd w:id="163"/>
     <w:bookmarkEnd w:id="164"/>
-    <w:bookmarkStart w:id="184" w:name="chapter-6-evaluation-and-results"/>
+    <w:bookmarkStart w:id="185" w:name="chapter-6-evaluation-and-results"/>
     <w:p>
       <w:pPr>
         <w:pStyle w:val="Heading1"/>
@@ -25225,7 +25231,7 @@
       </w:r>
     </w:p>
     <w:bookmarkEnd w:id="176"/>
-    <w:bookmarkStart w:id="181" w:name="performance"/>
+    <w:bookmarkStart w:id="182" w:name="performance"/>
     <w:p>
       <w:pPr>
         <w:pStyle w:val="Heading2"/>
@@ -26330,8 +26336,522 @@
       </w:r>
     </w:p>
     <w:bookmarkEnd w:id="180"/>
+    <w:bookmarkStart w:id="181" w:name="removing-the-extraction-cost"/>
+    <w:p>
+      <w:pPr>
+        <w:pStyle w:val="Heading3"/>
+      </w:pPr>
+      <w:r>
+        <w:t xml:space="preserve">6.6.5 Removing the extraction cost</w:t>
+      </w:r>
+    </w:p>
+    <w:p>
+      <w:pPr>
+        <w:pStyle w:val="FirstParagraph"/>
+      </w:pPr>
+      <w:r>
+        <w:t xml:space="preserve">Section 6.6.1 identified population extraction as the first place local</w:t>
+      </w:r>
+      <w:r>
+        <w:t xml:space="preserve"> </w:t>
+      </w:r>
+      <w:r>
+        <w:t xml:space="preserve">optimisation would pay. Adding full-text recovery later made that cost larger,</w:t>
+      </w:r>
+      <w:r>
+        <w:t xml:space="preserve"> </w:t>
+      </w:r>
+      <w:r>
+        <w:t xml:space="preserve">because the extractor then ran over Methods and Results sections as well as</w:t>
+      </w:r>
+      <w:r>
+        <w:t xml:space="preserve"> </w:t>
+      </w:r>
+      <w:r>
+        <w:t xml:space="preserve">abstracts. In an instrumented 100-paper run it accounted for 62 of 110 seconds.</w:t>
+      </w:r>
+    </w:p>
+    <w:p>
+      <w:pPr>
+        <w:pStyle w:val="BodyText"/>
+      </w:pPr>
+      <w:r>
+        <w:t xml:space="preserve">The cause was the sentence splitter, not the extraction. The patterns operate</w:t>
+      </w:r>
+      <w:r>
+        <w:t xml:space="preserve"> </w:t>
+      </w:r>
+      <w:r>
+        <w:t xml:space="preserve">within a sentence, so the extractor needs sentence boundaries and nothing else,</w:t>
+      </w:r>
+      <w:r>
+        <w:t xml:space="preserve"> </w:t>
+      </w:r>
+      <w:r>
+        <w:t xml:space="preserve">yet it loaded spaCy's</w:t>
+      </w:r>
+      <w:r>
+        <w:t xml:space="preserve"> </w:t>
+      </w:r>
+      <w:r>
+        <w:rPr>
+          <w:rStyle w:val="VerbatimChar"/>
+        </w:rPr>
+        <w:t xml:space="preserve">en_core_web_sm</w:t>
+      </w:r>
+      <w:r>
+        <w:t xml:space="preserve"> </w:t>
+      </w:r>
+      <w:r>
+        <w:t xml:space="preserve">and ran the whole pipeline (tagger,</w:t>
+      </w:r>
+      <w:r>
+        <w:t xml:space="preserve"> </w:t>
+      </w:r>
+      <w:r>
+        <w:t xml:space="preserve">dependency parser, entity recogniser) on every paragraph in order to read</w:t>
+      </w:r>
+      <w:r>
+        <w:t xml:space="preserve"> </w:t>
+      </w:r>
+      <w:r>
+        <w:rPr>
+          <w:rStyle w:val="VerbatimChar"/>
+        </w:rPr>
+        <w:t xml:space="preserve">doc.sents</w:t>
+      </w:r>
+      <w:r>
+        <w:t xml:space="preserve">. Replacing it with spaCy's rule-based sentencizer was measured by</w:t>
+      </w:r>
+      <w:r>
+        <w:t xml:space="preserve"> </w:t>
+      </w:r>
+      <w:r>
+        <w:rPr>
+          <w:rStyle w:val="VerbatimChar"/>
+        </w:rPr>
+        <w:t xml:space="preserve">scripts/benchmark_sentence_splitting.py</w:t>
+      </w:r>
+      <w:r>
+        <w:t xml:space="preserve"> </w:t>
+      </w:r>
+      <w:r>
+        <w:t xml:space="preserve">on identical text: 20 gold abstracts</w:t>
+      </w:r>
+      <w:r>
+        <w:t xml:space="preserve"> </w:t>
+      </w:r>
+      <w:r>
+        <w:t xml:space="preserve">and 146 full-text paragraphs (108,503 characters).</w:t>
+      </w:r>
+    </w:p>
+    <w:tbl>
+      <w:tblPr>
+        <w:tblStyle w:val="Table"/>
+        <w:tblW w:type="auto" w:w="0"/>
+        <w:tblLook w:firstRow="1" w:lastRow="0" w:firstColumn="0" w:lastColumn="0" w:noHBand="0" w:noVBand="0" w:val="0020"/>
+      </w:tblPr>
+      <w:tblGrid>
+        <w:gridCol w:w="1980"/>
+        <w:gridCol w:w="1980"/>
+        <w:gridCol w:w="1980"/>
+        <w:gridCol w:w="1980"/>
+      </w:tblGrid>
+      <w:tr>
+        <w:trPr>
+          <w:tblHeader w:val="on"/>
+        </w:trPr>
+        <w:tc>
+          <w:tcPr/>
+          <w:p>
+            <w:pPr>
+              <w:pStyle w:val="Compact"/>
+            </w:pPr>
+            <w:r>
+              <w:t xml:space="preserve">Splitter</w:t>
+            </w:r>
+          </w:p>
+        </w:tc>
+        <w:tc>
+          <w:tcPr/>
+          <w:p>
+            <w:pPr>
+              <w:pStyle w:val="Compact"/>
+              <w:jc w:val="right"/>
+            </w:pPr>
+            <w:r>
+              <w:t xml:space="preserve">Full text</w:t>
+            </w:r>
+          </w:p>
+        </w:tc>
+        <w:tc>
+          <w:tcPr/>
+          <w:p>
+            <w:pPr>
+              <w:pStyle w:val="Compact"/>
+              <w:jc w:val="right"/>
+            </w:pPr>
+            <w:r>
+              <w:t xml:space="preserve">Relative</w:t>
+            </w:r>
+          </w:p>
+        </w:tc>
+        <w:tc>
+          <w:tcPr/>
+          <w:p>
+            <w:pPr>
+              <w:pStyle w:val="Compact"/>
+            </w:pPr>
+            <w:r>
+              <w:t xml:space="preserve">Output</w:t>
+            </w:r>
+          </w:p>
+        </w:tc>
+      </w:tr>
+      <w:tr>
+        <w:tc>
+          <w:tcPr/>
+          <w:p>
+            <w:pPr>
+              <w:pStyle w:val="Compact"/>
+            </w:pPr>
+            <w:r>
+              <w:t xml:space="preserve">Full</w:t>
+            </w:r>
+            <w:r>
+              <w:t xml:space="preserve"> </w:t>
+            </w:r>
+            <w:r>
+              <w:rPr>
+                <w:rStyle w:val="VerbatimChar"/>
+              </w:rPr>
+              <w:t xml:space="preserve">en_core_web_sm</w:t>
+            </w:r>
+            <w:r>
+              <w:t xml:space="preserve"> </w:t>
+            </w:r>
+            <w:r>
+              <w:t xml:space="preserve">pipeline</w:t>
+            </w:r>
+          </w:p>
+        </w:tc>
+        <w:tc>
+          <w:tcPr/>
+          <w:p>
+            <w:pPr>
+              <w:pStyle w:val="Compact"/>
+              <w:jc w:val="right"/>
+            </w:pPr>
+            <w:r>
+              <w:t xml:space="preserve">5.2–12.3 s</w:t>
+            </w:r>
+          </w:p>
+        </w:tc>
+        <w:tc>
+          <w:tcPr/>
+          <w:p>
+            <w:pPr>
+              <w:pStyle w:val="Compact"/>
+              <w:jc w:val="right"/>
+            </w:pPr>
+            <w:r>
+              <w:t xml:space="preserve">1×</w:t>
+            </w:r>
+          </w:p>
+        </w:tc>
+        <w:tc>
+          <w:tcPr/>
+          <w:p>
+            <w:pPr>
+              <w:pStyle w:val="Compact"/>
+            </w:pPr>
+            <w:r>
+              <w:t xml:space="preserve">reference</w:t>
+            </w:r>
+          </w:p>
+        </w:tc>
+      </w:tr>
+      <w:tr>
+        <w:tc>
+          <w:tcPr/>
+          <w:p>
+            <w:pPr>
+              <w:pStyle w:val="Compact"/>
+            </w:pPr>
+            <w:r>
+              <w:rPr>
+                <w:rStyle w:val="VerbatimChar"/>
+              </w:rPr>
+              <w:t xml:space="preserve">senter</w:t>
+            </w:r>
+            <w:r>
+              <w:t xml:space="preserve"> </w:t>
+            </w:r>
+            <w:r>
+              <w:t xml:space="preserve">component only</w:t>
+            </w:r>
+          </w:p>
+        </w:tc>
+        <w:tc>
+          <w:tcPr/>
+          <w:p>
+            <w:pPr>
+              <w:pStyle w:val="Compact"/>
+              <w:jc w:val="right"/>
+            </w:pPr>
+            <w:r>
+              <w:t xml:space="preserve">5.1–7.2 s</w:t>
+            </w:r>
+          </w:p>
+        </w:tc>
+        <w:tc>
+          <w:tcPr/>
+          <w:p>
+            <w:pPr>
+              <w:pStyle w:val="Compact"/>
+              <w:jc w:val="right"/>
+            </w:pPr>
+            <w:r>
+              <w:t xml:space="preserve">0.7–2.4×</w:t>
+            </w:r>
+          </w:p>
+        </w:tc>
+        <w:tc>
+          <w:tcPr/>
+          <w:p>
+            <w:pPr>
+              <w:pStyle w:val="Compact"/>
+            </w:pPr>
+            <w:r>
+              <w:t xml:space="preserve">identical</w:t>
+            </w:r>
+          </w:p>
+        </w:tc>
+      </w:tr>
+      <w:tr>
+        <w:tc>
+          <w:tcPr/>
+          <w:p>
+            <w:pPr>
+              <w:pStyle w:val="Compact"/>
+            </w:pPr>
+            <w:r>
+              <w:t xml:space="preserve">Rule-based sentencizer (adopted)</w:t>
+            </w:r>
+          </w:p>
+        </w:tc>
+        <w:tc>
+          <w:tcPr/>
+          <w:p>
+            <w:pPr>
+              <w:pStyle w:val="Compact"/>
+              <w:jc w:val="right"/>
+            </w:pPr>
+            <w:r>
+              <w:t xml:space="preserve">0.4 s</w:t>
+            </w:r>
+          </w:p>
+        </w:tc>
+        <w:tc>
+          <w:tcPr/>
+          <w:p>
+            <w:pPr>
+              <w:pStyle w:val="Compact"/>
+              <w:jc w:val="right"/>
+            </w:pPr>
+            <w:r>
+              <w:t xml:space="preserve">13–30×</w:t>
+            </w:r>
+          </w:p>
+        </w:tc>
+        <w:tc>
+          <w:tcPr/>
+          <w:p>
+            <w:pPr>
+              <w:pStyle w:val="Compact"/>
+            </w:pPr>
+            <w:r>
+              <w:t xml:space="preserve">identical</w:t>
+            </w:r>
+          </w:p>
+        </w:tc>
+      </w:tr>
+      <w:tr>
+        <w:tc>
+          <w:tcPr/>
+          <w:p>
+            <w:pPr>
+              <w:pStyle w:val="Compact"/>
+            </w:pPr>
+            <w:r>
+              <w:t xml:space="preserve">Regular-expression fallback</w:t>
+            </w:r>
+          </w:p>
+        </w:tc>
+        <w:tc>
+          <w:tcPr/>
+          <w:p>
+            <w:pPr>
+              <w:pStyle w:val="Compact"/>
+              <w:jc w:val="right"/>
+            </w:pPr>
+            <w:r>
+              <w:t xml:space="preserve">0.2 s</w:t>
+            </w:r>
+          </w:p>
+        </w:tc>
+        <w:tc>
+          <w:tcPr/>
+          <w:p>
+            <w:pPr>
+              <w:pStyle w:val="Compact"/>
+              <w:jc w:val="right"/>
+            </w:pPr>
+            <w:r>
+              <w:t xml:space="preserve">24×</w:t>
+            </w:r>
+          </w:p>
+        </w:tc>
+        <w:tc>
+          <w:tcPr/>
+          <w:p>
+            <w:pPr>
+              <w:pStyle w:val="Compact"/>
+            </w:pPr>
+            <w:r>
+              <w:t xml:space="preserve">identical</w:t>
+            </w:r>
+          </w:p>
+        </w:tc>
+      </w:tr>
+    </w:tbl>
+    <w:p>
+      <w:pPr>
+        <w:pStyle w:val="BodyText"/>
+      </w:pPr>
+      <w:r>
+        <w:t xml:space="preserve">Ranges are across two runs on the same machine (the fallback row is from</w:t>
+      </w:r>
+      <w:r>
+        <w:t xml:space="preserve"> </w:t>
+      </w:r>
+      <w:r>
+        <w:t xml:space="preserve">one); the timings vary with load, the outputs never did. Every one of the 18 gold-standard metrics and every</w:t>
+      </w:r>
+      <w:r>
+        <w:t xml:space="preserve"> </w:t>
+      </w:r>
+      <w:r>
+        <w:t xml:space="preserve">full-text candidate was unchanged, so the figures in Sections 6.3 and 6.4 stand.</w:t>
+      </w:r>
+      <w:r>
+        <w:t xml:space="preserve"> </w:t>
+      </w:r>
+      <w:r>
+        <w:t xml:space="preserve">End-to-end, a 100-paper clinical run fell from 55–176 seconds across three runs</w:t>
+      </w:r>
+      <w:r>
+        <w:t xml:space="preserve"> </w:t>
+      </w:r>
+      <w:r>
+        <w:t xml:space="preserve">to 34–43 seconds across two. The spread in the older figure is network</w:t>
+      </w:r>
+      <w:r>
+        <w:t xml:space="preserve"> </w:t>
+      </w:r>
+      <w:r>
+        <w:t xml:space="preserve">variance, which is why the per-stage comparison on fixed text is the claim</w:t>
+      </w:r>
+      <w:r>
+        <w:t xml:space="preserve"> </w:t>
+      </w:r>
+      <w:r>
+        <w:t xml:space="preserve">this section rests on.</w:t>
+      </w:r>
+    </w:p>
+    <w:p>
+      <w:pPr>
+        <w:pStyle w:val="BodyText"/>
+      </w:pPr>
+      <w:r>
+        <w:t xml:space="preserve">Instrumenting the deployment found something more important than the speed.</w:t>
+      </w:r>
+      <w:r>
+        <w:t xml:space="preserve"> </w:t>
+      </w:r>
+      <w:r>
+        <w:t xml:space="preserve">The container image never installed</w:t>
+      </w:r>
+      <w:r>
+        <w:t xml:space="preserve"> </w:t>
+      </w:r>
+      <w:r>
+        <w:rPr>
+          <w:rStyle w:val="VerbatimChar"/>
+        </w:rPr>
+        <w:t xml:space="preserve">en_core_web_sm</w:t>
+      </w:r>
+      <w:r>
+        <w:t xml:space="preserve">, so production logged a</w:t>
+      </w:r>
+      <w:r>
+        <w:t xml:space="preserve"> </w:t>
+      </w:r>
+      <w:r>
+        <w:t xml:space="preserve">single "model not found" warning at start-up and split sentences with the</w:t>
+      </w:r>
+      <w:r>
+        <w:t xml:space="preserve"> </w:t>
+      </w:r>
+      <w:r>
+        <w:t xml:space="preserve">regular-expression fallback, while every evaluation in this chapter ran the</w:t>
+      </w:r>
+      <w:r>
+        <w:t xml:space="preserve"> </w:t>
+      </w:r>
+      <w:r>
+        <w:t xml:space="preserve">full model. The deployed system was not the evaluated system. The last row of</w:t>
+      </w:r>
+      <w:r>
+        <w:t xml:space="preserve"> </w:t>
+      </w:r>
+      <w:r>
+        <w:t xml:space="preserve">the table shows that the two happen to agree on every gold-standard case, so</w:t>
+      </w:r>
+      <w:r>
+        <w:t xml:space="preserve"> </w:t>
+      </w:r>
+      <w:r>
+        <w:t xml:space="preserve">no reported result was affected, but that agreement was not known until it</w:t>
+      </w:r>
+      <w:r>
+        <w:t xml:space="preserve"> </w:t>
+      </w:r>
+      <w:r>
+        <w:t xml:space="preserve">was measured. The adopted splitter needs no model download, so the evaluated</w:t>
+      </w:r>
+      <w:r>
+        <w:t xml:space="preserve"> </w:t>
+      </w:r>
+      <w:r>
+        <w:t xml:space="preserve">code and the deployed code are now the same code by construction rather than</w:t>
+      </w:r>
+      <w:r>
+        <w:t xml:space="preserve"> </w:t>
+      </w:r>
+      <w:r>
+        <w:t xml:space="preserve">by coincidence. It is the same lesson as Chapter 5: a fallback that logs a</w:t>
+      </w:r>
+      <w:r>
+        <w:t xml:space="preserve"> </w:t>
+      </w:r>
+      <w:r>
+        <w:t xml:space="preserve">warning and carries on is a defect that passes every test.</w:t>
+      </w:r>
+    </w:p>
     <w:bookmarkEnd w:id="181"/>
-    <w:bookmarkStart w:id="182" w:name="X842e6b766425d321bd9ec6cf3ce2a8982c51653"/>
+    <w:bookmarkEnd w:id="182"/>
+    <w:bookmarkStart w:id="183" w:name="X842e6b766425d321bd9ec6cf3ce2a8982c51653"/>
     <w:p>
       <w:pPr>
         <w:pStyle w:val="Heading2"/>
@@ -26589,8 +27109,8 @@
         <w:t xml:space="preserve">resolve.</w:t>
       </w:r>
     </w:p>
-    <w:bookmarkEnd w:id="182"/>
-    <w:bookmarkStart w:id="183" w:name="summary-of-results-against-objectives"/>
+    <w:bookmarkEnd w:id="183"/>
+    <w:bookmarkStart w:id="184" w:name="summary-of-results-against-objectives"/>
     <w:p>
       <w:pPr>
         <w:pStyle w:val="Heading2"/>
@@ -27020,9 +27540,9 @@
         <w:t xml:space="preserve">(6.5).</w:t>
       </w:r>
     </w:p>
-    <w:bookmarkEnd w:id="183"/>
     <w:bookmarkEnd w:id="184"/>
-    <w:bookmarkStart w:id="190" w:name="chapter-6-continued-extended-analysis"/>
+    <w:bookmarkEnd w:id="185"/>
+    <w:bookmarkStart w:id="191" w:name="chapter-6-continued-extended-analysis"/>
     <w:p>
       <w:pPr>
         <w:pStyle w:val="Heading1"/>
@@ -27031,7 +27551,7 @@
         <w:t xml:space="preserve">Chapter 6 (continued): Extended Analysis</w:t>
       </w:r>
     </w:p>
-    <w:bookmarkStart w:id="185" w:name="performance-by-study-design"/>
+    <w:bookmarkStart w:id="186" w:name="performance-by-study-design"/>
     <w:p>
       <w:pPr>
         <w:pStyle w:val="Heading2"/>
@@ -28177,8 +28697,8 @@
         <w:t xml:space="preserve">whose abstracts most resemble clinical reports without describing a cohort.</w:t>
       </w:r>
     </w:p>
-    <w:bookmarkEnd w:id="185"/>
-    <w:bookmarkStart w:id="186" w:name="X0a62906ae58d6bb3bc97bf6a9257489699ecda6"/>
+    <w:bookmarkEnd w:id="186"/>
+    <w:bookmarkStart w:id="187" w:name="X0a62906ae58d6bb3bc97bf6a9257489699ecda6"/>
     <w:p>
       <w:pPr>
         <w:pStyle w:val="Heading2"/>
@@ -28431,8 +28951,8 @@
         <w:t xml:space="preserve">distinction.</w:t>
       </w:r>
     </w:p>
-    <w:bookmarkEnd w:id="186"/>
-    <w:bookmarkStart w:id="187" w:name="sensitivity-of-the-graph-to-seed-choice"/>
+    <w:bookmarkEnd w:id="187"/>
+    <w:bookmarkStart w:id="188" w:name="sensitivity-of-the-graph-to-seed-choice"/>
     <w:p>
       <w:pPr>
         <w:pStyle w:val="Heading2"/>
@@ -28866,8 +29386,8 @@
         <w:t xml:space="preserve">is driven by the number of external lookups rather than by graph computation.</w:t>
       </w:r>
     </w:p>
-    <w:bookmarkEnd w:id="187"/>
-    <w:bookmarkStart w:id="188" w:name="X4819e9d8a64bd53959a27145836b7050b25c24c"/>
+    <w:bookmarkEnd w:id="188"/>
+    <w:bookmarkStart w:id="189" w:name="X4819e9d8a64bd53959a27145836b7050b25c24c"/>
     <w:p>
       <w:pPr>
         <w:pStyle w:val="Heading2"/>
@@ -29289,8 +29809,8 @@
         <w:t xml:space="preserve">output now separates them.</w:t>
       </w:r>
     </w:p>
-    <w:bookmarkEnd w:id="188"/>
-    <w:bookmarkStart w:id="189" w:name="cumulative-effect-of-the-corrections"/>
+    <w:bookmarkEnd w:id="189"/>
+    <w:bookmarkStart w:id="190" w:name="cumulative-effect-of-the-corrections"/>
     <w:p>
       <w:pPr>
         <w:pStyle w:val="Heading2"/>
@@ -29643,9 +30163,9 @@
         <w:t xml:space="preserve">measurement. Section 7.1.1 draws the general lesson.</w:t>
       </w:r>
     </w:p>
-    <w:bookmarkEnd w:id="189"/>
     <w:bookmarkEnd w:id="190"/>
-    <w:bookmarkStart w:id="205" w:name="chapter-7-discussion"/>
+    <w:bookmarkEnd w:id="191"/>
+    <w:bookmarkStart w:id="206" w:name="chapter-7-discussion"/>
     <w:p>
       <w:pPr>
         <w:pStyle w:val="Heading1"/>
@@ -29654,7 +30174,7 @@
         <w:t xml:space="preserve">Chapter 7: Discussion</w:t>
       </w:r>
     </w:p>
-    <w:bookmarkStart w:id="195" w:name="interpretation-of-results"/>
+    <w:bookmarkStart w:id="196" w:name="interpretation-of-results"/>
     <w:p>
       <w:pPr>
         <w:pStyle w:val="Heading2"/>
@@ -29663,7 +30183,7 @@
         <w:t xml:space="preserve">7.1 Interpretation of Results</w:t>
       </w:r>
     </w:p>
-    <w:bookmarkStart w:id="191" w:name="Xa006b59f01dfc2b16089884813410c63029d7b4"/>
+    <w:bookmarkStart w:id="192" w:name="Xa006b59f01dfc2b16089884813410c63029d7b4"/>
     <w:p>
       <w:pPr>
         <w:pStyle w:val="Heading3"/>
@@ -29812,8 +30332,8 @@
         <w:t xml:space="preserve">goes to the wrong place.</w:t>
       </w:r>
     </w:p>
-    <w:bookmarkEnd w:id="191"/>
-    <w:bookmarkStart w:id="192" w:name="semantic-typing-is-the-genuine-weakness"/>
+    <w:bookmarkEnd w:id="192"/>
+    <w:bookmarkStart w:id="193" w:name="semantic-typing-is-the-genuine-weakness"/>
     <w:p>
       <w:pPr>
         <w:pStyle w:val="Heading3"/>
@@ -29902,8 +30422,8 @@
         <w:t xml:space="preserve">[nye2018ebmnlp] is the natural route to it.</w:t>
       </w:r>
     </w:p>
-    <w:bookmarkEnd w:id="192"/>
-    <w:bookmarkStart w:id="193" w:name="Xab00344e1cf57a2e630ca0c975ea4778b578c26"/>
+    <w:bookmarkEnd w:id="193"/>
+    <w:bookmarkStart w:id="194" w:name="Xab00344e1cf57a2e630ca0c975ea4778b578c26"/>
     <w:p>
       <w:pPr>
         <w:pStyle w:val="Heading3"/>
@@ -30030,8 +30550,8 @@
         <w:t xml:space="preserve">than twenty papers.</w:t>
       </w:r>
     </w:p>
-    <w:bookmarkEnd w:id="193"/>
-    <w:bookmarkStart w:id="194" w:name="X7a4d1f49f1769d03c53cf7bc88cb74bd234f637"/>
+    <w:bookmarkEnd w:id="194"/>
+    <w:bookmarkStart w:id="195" w:name="X7a4d1f49f1769d03c53cf7bc88cb74bd234f637"/>
     <w:p>
       <w:pPr>
         <w:pStyle w:val="Heading3"/>
@@ -30084,9 +30604,9 @@
         <w:t xml:space="preserve">from reusing one pooled client rather than creating one per request.</w:t>
       </w:r>
     </w:p>
-    <w:bookmarkEnd w:id="194"/>
     <w:bookmarkEnd w:id="195"/>
-    <w:bookmarkStart w:id="196" w:name="reflections-on-the-development-process"/>
+    <w:bookmarkEnd w:id="196"/>
+    <w:bookmarkStart w:id="197" w:name="reflections-on-the-development-process"/>
     <w:p>
       <w:pPr>
         <w:pStyle w:val="Heading2"/>
@@ -30320,8 +30840,8 @@
         <w:t xml:space="preserve">emptiness visible.</w:t>
       </w:r>
     </w:p>
-    <w:bookmarkEnd w:id="196"/>
-    <w:bookmarkStart w:id="201" w:name="threats-to-validity"/>
+    <w:bookmarkEnd w:id="197"/>
+    <w:bookmarkStart w:id="202" w:name="threats-to-validity"/>
     <w:p>
       <w:pPr>
         <w:pStyle w:val="Heading2"/>
@@ -30330,7 +30850,7 @@
         <w:t xml:space="preserve">7.3 Threats to Validity</w:t>
       </w:r>
     </w:p>
-    <w:bookmarkStart w:id="197" w:name="construct-validity"/>
+    <w:bookmarkStart w:id="198" w:name="construct-validity"/>
     <w:p>
       <w:pPr>
         <w:pStyle w:val="Heading3"/>
@@ -30417,8 +30937,8 @@
         <w:t xml:space="preserve">sensitivity analysis was performed.</w:t>
       </w:r>
     </w:p>
-    <w:bookmarkEnd w:id="197"/>
-    <w:bookmarkStart w:id="198" w:name="internal-validity"/>
+    <w:bookmarkEnd w:id="198"/>
+    <w:bookmarkStart w:id="199" w:name="internal-validity"/>
     <w:p>
       <w:pPr>
         <w:pStyle w:val="Heading3"/>
@@ -30517,8 +31037,8 @@
         <w:t xml:space="preserve">incorrectly collapsed two distinct papers would not be detected.</w:t>
       </w:r>
     </w:p>
-    <w:bookmarkEnd w:id="198"/>
-    <w:bookmarkStart w:id="199" w:name="external-validity"/>
+    <w:bookmarkEnd w:id="199"/>
+    <w:bookmarkStart w:id="200" w:name="external-validity"/>
     <w:p>
       <w:pPr>
         <w:pStyle w:val="Heading3"/>
@@ -30611,8 +31131,8 @@
         <w:t xml:space="preserve">corpus would be more reproducible and is proposed in Section 8.2.</w:t>
       </w:r>
     </w:p>
-    <w:bookmarkEnd w:id="199"/>
-    <w:bookmarkStart w:id="200" w:name="conclusion-validity"/>
+    <w:bookmarkEnd w:id="200"/>
+    <w:bookmarkStart w:id="201" w:name="conclusion-validity"/>
     <w:p>
       <w:pPr>
         <w:pStyle w:val="Heading3"/>
@@ -30711,9 +31231,9 @@
         <w:t xml:space="preserve">significant unaddressed question in the work.</w:t>
       </w:r>
     </w:p>
-    <w:bookmarkEnd w:id="200"/>
     <w:bookmarkEnd w:id="201"/>
-    <w:bookmarkStart w:id="202" w:name="divergence-from-the-project-proposal"/>
+    <w:bookmarkEnd w:id="202"/>
+    <w:bookmarkStart w:id="203" w:name="divergence-from-the-project-proposal"/>
     <w:p>
       <w:pPr>
         <w:pStyle w:val="Heading2"/>
@@ -31134,8 +31654,8 @@
         <w:t xml:space="preserve">study.</w:t>
       </w:r>
     </w:p>
-    <w:bookmarkEnd w:id="202"/>
-    <w:bookmarkStart w:id="203" w:name="known-open-issues"/>
+    <w:bookmarkEnd w:id="203"/>
+    <w:bookmarkStart w:id="204" w:name="known-open-issues"/>
     <w:p>
       <w:pPr>
         <w:pStyle w:val="Heading2"/>
@@ -31318,8 +31838,8 @@
         <w:t xml:space="preserve">NFR-1's 60-second target.</w:t>
       </w:r>
     </w:p>
-    <w:bookmarkEnd w:id="203"/>
-    <w:bookmarkStart w:id="204" w:name="ethical-and-legal-considerations"/>
+    <w:bookmarkEnd w:id="204"/>
+    <w:bookmarkStart w:id="205" w:name="ethical-and-legal-considerations"/>
     <w:p>
       <w:pPr>
         <w:pStyle w:val="Heading2"/>
@@ -31436,9 +31956,9 @@
         <w:t xml:space="preserve">under-resourced institutions and non-English literatures.</w:t>
       </w:r>
     </w:p>
-    <w:bookmarkEnd w:id="204"/>
     <w:bookmarkEnd w:id="205"/>
-    <w:bookmarkStart w:id="218" w:name="chapter-8-conclusion-and-future-work"/>
+    <w:bookmarkEnd w:id="206"/>
+    <w:bookmarkStart w:id="219" w:name="chapter-8-conclusion-and-future-work"/>
     <w:p>
       <w:pPr>
         <w:pStyle w:val="Heading1"/>
@@ -31447,7 +31967,7 @@
         <w:t xml:space="preserve">Chapter 8: Conclusion and Future Work</w:t>
       </w:r>
     </w:p>
-    <w:bookmarkStart w:id="206" w:name="conclusion"/>
+    <w:bookmarkStart w:id="207" w:name="conclusion"/>
     <w:p>
       <w:pPr>
         <w:pStyle w:val="Heading2"/>
@@ -31883,8 +32403,8 @@
         <w:t xml:space="preserve">uncertainty signalling is weaker than its interface implies.</w:t>
       </w:r>
     </w:p>
-    <w:bookmarkEnd w:id="206"/>
-    <w:bookmarkStart w:id="216" w:name="future-work"/>
+    <w:bookmarkEnd w:id="207"/>
+    <w:bookmarkStart w:id="217" w:name="future-work"/>
     <w:p>
       <w:pPr>
         <w:pStyle w:val="Heading2"/>
@@ -31901,7 +32421,7 @@
         <w:t xml:space="preserve">Ordered by expected value relative to cost.</w:t>
       </w:r>
     </w:p>
-    <w:bookmarkStart w:id="207" w:name="calibrate-the-confidence-scores"/>
+    <w:bookmarkStart w:id="208" w:name="calibrate-the-confidence-scores"/>
     <w:p>
       <w:pPr>
         <w:pStyle w:val="Heading3"/>
@@ -31954,8 +32474,8 @@
         <w:t xml:space="preserve">distinguishing feature actually trustworthy.</w:t>
       </w:r>
     </w:p>
-    <w:bookmarkEnd w:id="207"/>
-    <w:bookmarkStart w:id="208" w:name="compare-against-an-unweighted-baseline"/>
+    <w:bookmarkEnd w:id="208"/>
+    <w:bookmarkStart w:id="209" w:name="compare-against-an-unweighted-baseline"/>
     <w:p>
       <w:pPr>
         <w:pStyle w:val="Heading3"/>
@@ -31996,8 +32516,8 @@
         <w:t xml:space="preserve">first experiment a continuation of this work should run.</w:t>
       </w:r>
     </w:p>
-    <w:bookmarkEnd w:id="208"/>
-    <w:bookmarkStart w:id="209" w:name="extend-and-re-annotate-the-gold-standard"/>
+    <w:bookmarkEnd w:id="209"/>
+    <w:bookmarkStart w:id="210" w:name="extend-and-re-annotate-the-gold-standard"/>
     <w:p>
       <w:pPr>
         <w:pStyle w:val="Heading3"/>
@@ -32032,8 +32552,8 @@
         <w:t xml:space="preserve">remove the most serious methodological weakness identified in §7.3.2.</w:t>
       </w:r>
     </w:p>
-    <w:bookmarkEnd w:id="209"/>
-    <w:bookmarkStart w:id="210" w:name="supervised-extraction"/>
+    <w:bookmarkEnd w:id="210"/>
+    <w:bookmarkStart w:id="211" w:name="supervised-extraction"/>
     <w:p>
       <w:pPr>
         <w:pStyle w:val="Heading3"/>
@@ -32086,8 +32606,8 @@
         <w:t xml:space="preserve">provides.</w:t>
       </w:r>
     </w:p>
-    <w:bookmarkEnd w:id="210"/>
-    <w:bookmarkStart w:id="211" w:name="full-text-extraction"/>
+    <w:bookmarkEnd w:id="211"/>
+    <w:bookmarkStart w:id="212" w:name="full-text-extraction"/>
     <w:p>
       <w:pPr>
         <w:pStyle w:val="Heading3"/>
@@ -32128,8 +32648,8 @@
         <w:t xml:space="preserve">retrievable, keeping the system within the bounds §7.6 describes.</w:t>
       </w:r>
     </w:p>
-    <w:bookmarkEnd w:id="211"/>
-    <w:bookmarkStart w:id="212" w:name="study-level-deduplication"/>
+    <w:bookmarkEnd w:id="212"/>
+    <w:bookmarkStart w:id="213" w:name="study-level-deduplication"/>
     <w:p>
       <w:pPr>
         <w:pStyle w:val="Heading3"/>
@@ -32170,8 +32690,8 @@
         <w:t xml:space="preserve">offer a practical join key.</w:t>
       </w:r>
     </w:p>
-    <w:bookmarkEnd w:id="212"/>
-    <w:bookmarkStart w:id="213" w:name="a-frozen-evaluation-corpus"/>
+    <w:bookmarkEnd w:id="213"/>
+    <w:bookmarkStart w:id="214" w:name="a-frozen-evaluation-corpus"/>
     <w:p>
       <w:pPr>
         <w:pStyle w:val="Heading3"/>
@@ -32200,8 +32720,8 @@
         <w:t xml:space="preserve">detection when extraction logic changes.</w:t>
       </w:r>
     </w:p>
-    <w:bookmarkEnd w:id="213"/>
-    <w:bookmarkStart w:id="214" w:name="parameter-sensitivity-analysis"/>
+    <w:bookmarkEnd w:id="214"/>
+    <w:bookmarkStart w:id="215" w:name="parameter-sensitivity-analysis"/>
     <w:p>
       <w:pPr>
         <w:pStyle w:val="Heading3"/>
@@ -32298,8 +32818,8 @@
         <w:t xml:space="preserve">property of the evidence or of the parameter, and it needs no new data.</w:t>
       </w:r>
     </w:p>
-    <w:bookmarkEnd w:id="214"/>
-    <w:bookmarkStart w:id="215" w:name="citation-context-and-sentiment"/>
+    <w:bookmarkEnd w:id="215"/>
+    <w:bookmarkStart w:id="216" w:name="citation-context-and-sentiment"/>
     <w:p>
       <w:pPr>
         <w:pStyle w:val="Heading3"/>
@@ -32334,9 +32854,9 @@
         <w:t xml:space="preserve">speculative item here.</w:t>
       </w:r>
     </w:p>
-    <w:bookmarkEnd w:id="215"/>
     <w:bookmarkEnd w:id="216"/>
-    <w:bookmarkStart w:id="217" w:name="closing-remarks"/>
+    <w:bookmarkEnd w:id="217"/>
+    <w:bookmarkStart w:id="218" w:name="closing-remarks"/>
     <w:p>
       <w:pPr>
         <w:pStyle w:val="Heading2"/>
@@ -32435,9 +32955,9 @@
         <w:t xml:space="preserve">authors would carry into another project.</w:t>
       </w:r>
     </w:p>
-    <w:bookmarkEnd w:id="217"/>
     <w:bookmarkEnd w:id="218"/>
-    <w:bookmarkStart w:id="224" w:name="appendix-a-api-reference"/>
+    <w:bookmarkEnd w:id="219"/>
+    <w:bookmarkStart w:id="225" w:name="appendix-a-api-reference"/>
     <w:p>
       <w:pPr>
         <w:pStyle w:val="Heading1"/>
@@ -32567,7 +33087,7 @@
         <w:t xml:space="preserve">is unset (see Section 7.5).</w:t>
       </w:r>
     </w:p>
-    <w:bookmarkStart w:id="219" w:name="a.1-get-health"/>
+    <w:bookmarkStart w:id="220" w:name="a.1-get-health"/>
     <w:p>
       <w:pPr>
         <w:pStyle w:val="Heading2"/>
@@ -32626,8 +33146,8 @@
         <w:t xml:space="preserve">}</w:t>
       </w:r>
     </w:p>
-    <w:bookmarkEnd w:id="219"/>
-    <w:bookmarkStart w:id="220" w:name="a.2-post-apiruns"/>
+    <w:bookmarkEnd w:id="220"/>
+    <w:bookmarkStart w:id="221" w:name="a.2-post-apiruns"/>
     <w:p>
       <w:pPr>
         <w:pStyle w:val="Heading2"/>
@@ -33422,8 +33942,8 @@
         <w:t xml:space="preserve">}</w:t>
       </w:r>
     </w:p>
-    <w:bookmarkEnd w:id="220"/>
-    <w:bookmarkStart w:id="221" w:name="a.3-get-apirunsrun_id"/>
+    <w:bookmarkEnd w:id="221"/>
+    <w:bookmarkStart w:id="222" w:name="a.3-get-apirunsrun_id"/>
     <w:p>
       <w:pPr>
         <w:pStyle w:val="Heading2"/>
@@ -33772,8 +34292,8 @@
         <w:t xml:space="preserve">return a correlation reference rather than the underlying exception text.</w:t>
       </w:r>
     </w:p>
-    <w:bookmarkEnd w:id="221"/>
-    <w:bookmarkStart w:id="222" w:name="a.4-get-apirunsrun_idgraph"/>
+    <w:bookmarkEnd w:id="222"/>
+    <w:bookmarkStart w:id="223" w:name="a.4-get-apirunsrun_idgraph"/>
     <w:p>
       <w:pPr>
         <w:pStyle w:val="Heading2"/>
@@ -34178,8 +34698,8 @@
         <w:t xml:space="preserve">(Section 4.4.2).</w:t>
       </w:r>
     </w:p>
-    <w:bookmarkEnd w:id="222"/>
-    <w:bookmarkStart w:id="223" w:name="a.5-exports"/>
+    <w:bookmarkEnd w:id="223"/>
+    <w:bookmarkStart w:id="224" w:name="a.5-exports"/>
     <w:p>
       <w:pPr>
         <w:pStyle w:val="Heading2"/>
@@ -34429,9 +34949,9 @@
         <w:t xml:space="preserve">UTF-8 byte-order mark so spreadsheet software renders accented author names.</w:t>
       </w:r>
     </w:p>
-    <w:bookmarkEnd w:id="223"/>
     <w:bookmarkEnd w:id="224"/>
-    <w:bookmarkStart w:id="231" w:name="appendix-b-configuration-reference"/>
+    <w:bookmarkEnd w:id="225"/>
+    <w:bookmarkStart w:id="232" w:name="appendix-b-configuration-reference"/>
     <w:p>
       <w:pPr>
         <w:pStyle w:val="Heading1"/>
@@ -34478,7 +34998,7 @@
         <w:t xml:space="preserve">file.</w:t>
       </w:r>
     </w:p>
-    <w:bookmarkStart w:id="225" w:name="b.1-application"/>
+    <w:bookmarkStart w:id="226" w:name="b.1-application"/>
     <w:p>
       <w:pPr>
         <w:pStyle w:val="Heading2"/>
@@ -34672,8 +35192,8 @@
         </w:tc>
       </w:tr>
     </w:tbl>
-    <w:bookmarkEnd w:id="225"/>
-    <w:bookmarkStart w:id="226" w:name="b.2-security"/>
+    <w:bookmarkEnd w:id="226"/>
+    <w:bookmarkStart w:id="227" w:name="b.2-security"/>
     <w:p>
       <w:pPr>
         <w:pStyle w:val="Heading2"/>
@@ -34893,8 +35413,8 @@
         <w:t xml:space="preserve">developer visits drive their locally running instance and read the responses.</w:t>
       </w:r>
     </w:p>
-    <w:bookmarkEnd w:id="226"/>
-    <w:bookmarkStart w:id="227" w:name="b.3-providers"/>
+    <w:bookmarkEnd w:id="227"/>
+    <w:bookmarkStart w:id="228" w:name="b.3-providers"/>
     <w:p>
       <w:pPr>
         <w:pStyle w:val="Heading2"/>
@@ -35427,8 +35947,8 @@
         <w:t xml:space="preserve">Section 6.3, would leave roughly 28% of papers without extractable text.</w:t>
       </w:r>
     </w:p>
-    <w:bookmarkEnd w:id="227"/>
-    <w:bookmarkStart w:id="228" w:name="b.4-traversal-and-weighting"/>
+    <w:bookmarkEnd w:id="228"/>
+    <w:bookmarkStart w:id="229" w:name="b.4-traversal-and-weighting"/>
     <w:p>
       <w:pPr>
         <w:pStyle w:val="Heading2"/>
@@ -35853,8 +36373,8 @@
         <w:t xml:space="preserve">recommends 100 or below: 200 takes around 3.5 minutes and exceeds NFR-1.</w:t>
       </w:r>
     </w:p>
-    <w:bookmarkEnd w:id="228"/>
-    <w:bookmarkStart w:id="229" w:name="b.5-storage-and-optional-services"/>
+    <w:bookmarkEnd w:id="229"/>
+    <w:bookmarkStart w:id="230" w:name="b.5-storage-and-optional-services"/>
     <w:p>
       <w:pPr>
         <w:pStyle w:val="Heading2"/>
@@ -36348,8 +36868,8 @@
         <w:t xml:space="preserve">divergence in Section 7.4 is traceable from the configuration itself.</w:t>
       </w:r>
     </w:p>
-    <w:bookmarkEnd w:id="229"/>
-    <w:bookmarkStart w:id="230" w:name="b.6-internal-constants"/>
+    <w:bookmarkEnd w:id="230"/>
+    <w:bookmarkStart w:id="231" w:name="b.6-internal-constants"/>
     <w:p>
       <w:pPr>
         <w:pStyle w:val="Heading2"/>
@@ -36683,9 +37203,9 @@
         </w:tc>
       </w:tr>
     </w:tbl>
-    <w:bookmarkEnd w:id="230"/>
     <w:bookmarkEnd w:id="231"/>
-    <w:bookmarkStart w:id="241" w:name="appendix-c-reproducing-the-results"/>
+    <w:bookmarkEnd w:id="232"/>
+    <w:bookmarkStart w:id="242" w:name="appendix-c-reproducing-the-results"/>
     <w:p>
       <w:pPr>
         <w:pStyle w:val="Heading1"/>
@@ -36708,7 +37228,7 @@
         <w:t xml:space="preserve">repository. This appendix gives the commands.</w:t>
       </w:r>
     </w:p>
-    <w:bookmarkStart w:id="232" w:name="c.1-environment"/>
+    <w:bookmarkStart w:id="233" w:name="c.1-environment"/>
     <w:p>
       <w:pPr>
         <w:pStyle w:val="Heading2"/>
@@ -36877,8 +37397,8 @@
         <w:t xml:space="preserve">which Section 6.6 shows dominates runtime, is materially worse.</w:t>
       </w:r>
     </w:p>
-    <w:bookmarkEnd w:id="232"/>
-    <w:bookmarkStart w:id="233" w:name="c.2-test-suite"/>
+    <w:bookmarkEnd w:id="233"/>
+    <w:bookmarkStart w:id="234" w:name="c.2-test-suite"/>
     <w:p>
       <w:pPr>
         <w:pStyle w:val="Heading2"/>
@@ -36943,8 +37463,8 @@
         <w:t xml:space="preserve">, so it requires no network access and no API keys.</w:t>
       </w:r>
     </w:p>
-    <w:bookmarkEnd w:id="233"/>
-    <w:bookmarkStart w:id="234" w:name="c.3-evaluation-chapter-6"/>
+    <w:bookmarkEnd w:id="234"/>
+    <w:bookmarkStart w:id="235" w:name="c.3-evaluation-chapter-6"/>
     <w:p>
       <w:pPr>
         <w:pStyle w:val="Heading2"/>
@@ -37119,8 +37639,8 @@
         <w:t xml:space="preserve">source for the failure analysis in Sections 6.4.2 to 6.4.4.</w:t>
       </w:r>
     </w:p>
-    <w:bookmarkEnd w:id="234"/>
-    <w:bookmarkStart w:id="235" w:name="c.4-reference-verification-section-6.7"/>
+    <w:bookmarkEnd w:id="235"/>
+    <w:bookmarkStart w:id="236" w:name="c.4-reference-verification-section-6.7"/>
     <w:p>
       <w:pPr>
         <w:pStyle w:val="Heading2"/>
@@ -37205,8 +37725,8 @@
         <w:t xml:space="preserve">fails to resolve is printed as UNVERIFIED and excluded from the bibliography.</w:t>
       </w:r>
     </w:p>
-    <w:bookmarkEnd w:id="235"/>
-    <w:bookmarkStart w:id="236" w:name="c.5-rebuilding-the-thesis"/>
+    <w:bookmarkEnd w:id="236"/>
+    <w:bookmarkStart w:id="237" w:name="c.5-rebuilding-the-thesis"/>
     <w:p>
       <w:pPr>
         <w:pStyle w:val="Heading2"/>
@@ -37277,8 +37797,8 @@
         <w:t xml:space="preserve">hand-maintained, so it cannot drift from the verification record.</w:t>
       </w:r>
     </w:p>
-    <w:bookmarkEnd w:id="236"/>
-    <w:bookmarkStart w:id="237" w:name="c.6-regenerating-the-figures"/>
+    <w:bookmarkEnd w:id="237"/>
+    <w:bookmarkStart w:id="238" w:name="c.6-regenerating-the-figures"/>
     <w:p>
       <w:pPr>
         <w:pStyle w:val="Heading2"/>
@@ -37450,8 +37970,8 @@
         <w:t xml:space="preserve">orchestrator, since those are what the figures are derived from.</w:t>
       </w:r>
     </w:p>
-    <w:bookmarkEnd w:id="237"/>
-    <w:bookmarkStart w:id="238" w:name="c.7-rendering-to-pdf"/>
+    <w:bookmarkEnd w:id="238"/>
+    <w:bookmarkStart w:id="239" w:name="c.7-rendering-to-pdf"/>
     <w:p>
       <w:pPr>
         <w:pStyle w:val="Heading2"/>
@@ -38150,8 +38670,8 @@
         <w:t xml:space="preserve">honoured by the LaTeX writer.</w:t>
       </w:r>
     </w:p>
-    <w:bookmarkEnd w:id="238"/>
-    <w:bookmarkStart w:id="239" w:name="c.8-running-the-system"/>
+    <w:bookmarkEnd w:id="239"/>
+    <w:bookmarkStart w:id="240" w:name="c.8-running-the-system"/>
     <w:p>
       <w:pPr>
         <w:pStyle w:val="Heading2"/>
@@ -38311,8 +38831,8 @@
         <w:t xml:space="preserve">The deployed instance is documented in the project README.</w:t>
       </w:r>
     </w:p>
-    <w:bookmarkEnd w:id="239"/>
-    <w:bookmarkStart w:id="240" w:name="c.9-a-caveat-on-exact-reproduction"/>
+    <w:bookmarkEnd w:id="240"/>
+    <w:bookmarkStart w:id="241" w:name="c.9-a-caveat-on-exact-reproduction"/>
     <w:p>
       <w:pPr>
         <w:pStyle w:val="Heading2"/>
@@ -38373,9 +38893,9 @@
         <w:t xml:space="preserve">proposes snapshotting the corpus to remove this dependency entirely.</w:t>
       </w:r>
     </w:p>
-    <w:bookmarkEnd w:id="240"/>
     <w:bookmarkEnd w:id="241"/>
-    <w:bookmarkStart w:id="264" w:name="appendix-d-gold-standard-annotations"/>
+    <w:bookmarkEnd w:id="242"/>
+    <w:bookmarkStart w:id="265" w:name="appendix-d-gold-standard-annotations"/>
     <w:p>
       <w:pPr>
         <w:pStyle w:val="Heading1"/>
@@ -38433,7 +38953,7 @@
         <w:t xml:space="preserve">population is stated and the correct behaviour is to extract nothing.</w:t>
       </w:r>
     </w:p>
-    <w:bookmarkStart w:id="242" w:name="d.1-summary"/>
+    <w:bookmarkStart w:id="243" w:name="d.1-summary"/>
     <w:p>
       <w:pPr>
         <w:pStyle w:val="Heading2"/>
@@ -40041,8 +40561,8 @@
         </w:tc>
       </w:tr>
     </w:tbl>
-    <w:bookmarkEnd w:id="242"/>
-    <w:bookmarkStart w:id="263" w:name="d.2-annotations-with-supporting-evidence"/>
+    <w:bookmarkEnd w:id="243"/>
+    <w:bookmarkStart w:id="264" w:name="d.2-annotations-with-supporting-evidence"/>
     <w:p>
       <w:pPr>
         <w:pStyle w:val="Heading2"/>
@@ -40051,7 +40571,7 @@
         <w:t xml:space="preserve">D.2 Annotations with supporting evidence</w:t>
       </w:r>
     </w:p>
-    <w:bookmarkStart w:id="243" w:name="d.2.1-10.1056nejmoa2034577"/>
+    <w:bookmarkStart w:id="244" w:name="d.2.1-10.1056nejmoa2034577"/>
     <w:p>
       <w:pPr>
         <w:pStyle w:val="Heading3"/>
@@ -40157,8 +40677,8 @@
         <w:t xml:space="preserve">A total of 43,548 participants underwent randomization, of whom 43,448 received injections.</w:t>
       </w:r>
     </w:p>
-    <w:bookmarkEnd w:id="243"/>
-    <w:bookmarkStart w:id="244" w:name="d.2.2-10.1056nejmoa2035389"/>
+    <w:bookmarkEnd w:id="244"/>
+    <w:bookmarkStart w:id="245" w:name="d.2.2-10.1056nejmoa2035389"/>
     <w:p>
       <w:pPr>
         <w:pStyle w:val="Heading3"/>
@@ -40264,8 +40784,8 @@
         <w:t xml:space="preserve">The trial enrolled 30,420 volunteers who were randomly assigned in a 1:1 ratio.</w:t>
       </w:r>
     </w:p>
-    <w:bookmarkEnd w:id="244"/>
-    <w:bookmarkStart w:id="245" w:name="d.2.3-10.1056nejmoa1911303"/>
+    <w:bookmarkEnd w:id="245"/>
+    <w:bookmarkStart w:id="246" w:name="d.2.3-10.1056nejmoa1911303"/>
     <w:p>
       <w:pPr>
         <w:pStyle w:val="Heading3"/>
@@ -40371,8 +40891,8 @@
         <w:t xml:space="preserve">we randomly assigned 4744 patients with New York Heart Association class II, III, or IV heart failure</w:t>
       </w:r>
     </w:p>
-    <w:bookmarkEnd w:id="245"/>
-    <w:bookmarkStart w:id="246" w:name="d.2.4-10.1056nejmoa1812389"/>
+    <w:bookmarkEnd w:id="246"/>
+    <w:bookmarkStart w:id="247" w:name="d.2.4-10.1056nejmoa1812389"/>
     <w:p>
       <w:pPr>
         <w:pStyle w:val="Heading3"/>
@@ -40478,8 +40998,8 @@
         <w:t xml:space="preserve">We evaluated 17,160 patients, including 10,186 without atherosclerotic cardiovascular disease.</w:t>
       </w:r>
     </w:p>
-    <w:bookmarkEnd w:id="246"/>
-    <w:bookmarkStart w:id="247" w:name="d.2.5-10.1016s0140-67362031604-4"/>
+    <w:bookmarkEnd w:id="247"/>
+    <w:bookmarkStart w:id="248" w:name="d.2.5-10.1016s0140-67362031604-4"/>
     <w:p>
       <w:pPr>
         <w:pStyle w:val="Heading3"/>
@@ -40585,8 +41105,8 @@
         <w:t xml:space="preserve">1077 participants were enrolled and assigned to receive either ChAdOx1 nCoV-19 (n=543) or MenACWY (n=534)</w:t>
       </w:r>
     </w:p>
-    <w:bookmarkEnd w:id="247"/>
-    <w:bookmarkStart w:id="248" w:name="d.2.6-10.1056nejmoa2002032"/>
+    <w:bookmarkEnd w:id="248"/>
+    <w:bookmarkStart w:id="249" w:name="d.2.6-10.1056nejmoa2002032"/>
     <w:p>
       <w:pPr>
         <w:pStyle w:val="Heading3"/>
@@ -40692,8 +41212,8 @@
         <w:t xml:space="preserve">We extracted data regarding 1099 patients with laboratory-confirmed Covid-19 from 552 hospitals.</w:t>
       </w:r>
     </w:p>
-    <w:bookmarkEnd w:id="248"/>
-    <w:bookmarkStart w:id="249" w:name="d.2.7-10.1016s0140-67362030183-5"/>
+    <w:bookmarkEnd w:id="249"/>
+    <w:bookmarkStart w:id="250" w:name="d.2.7-10.1016s0140-67362030183-5"/>
     <w:p>
       <w:pPr>
         <w:pStyle w:val="Heading3"/>
@@ -40799,8 +41319,8 @@
         <w:t xml:space="preserve">By Jan 2, 2020, 41 admitted hospital patients had been identified as having laboratory-confirmed 2019-nCoV infection.</w:t>
       </w:r>
     </w:p>
-    <w:bookmarkEnd w:id="249"/>
-    <w:bookmarkStart w:id="250" w:name="d.2.8-10.1001jama.2020.1585"/>
+    <w:bookmarkEnd w:id="250"/>
+    <w:bookmarkStart w:id="251" w:name="d.2.8-10.1001jama.2020.1585"/>
     <w:p>
       <w:pPr>
         <w:pStyle w:val="Heading3"/>
@@ -40906,8 +41426,8 @@
         <w:t xml:space="preserve">Retrospective, single-center case series of the 138 consecutive hospitalized patients with confirmed NCIP.</w:t>
       </w:r>
     </w:p>
-    <w:bookmarkEnd w:id="250"/>
-    <w:bookmarkStart w:id="251" w:name="d.2.9-10.1056nejmoa2001316"/>
+    <w:bookmarkEnd w:id="251"/>
+    <w:bookmarkStart w:id="252" w:name="d.2.9-10.1056nejmoa2001316"/>
     <w:p>
       <w:pPr>
         <w:pStyle w:val="Heading3"/>
@@ -41013,8 +41533,8 @@
         <w:t xml:space="preserve">We analyzed data on the first 425 confirmed cases in Wuhan.</w:t>
       </w:r>
     </w:p>
-    <w:bookmarkEnd w:id="251"/>
-    <w:bookmarkStart w:id="252" w:name="d.2.10-10.1016s2213-26002030079-5"/>
+    <w:bookmarkEnd w:id="252"/>
+    <w:bookmarkStart w:id="253" w:name="d.2.10-10.1016s2213-26002030079-5"/>
     <w:p>
       <w:pPr>
         <w:pStyle w:val="Heading3"/>
@@ -41120,8 +41640,8 @@
         <w:t xml:space="preserve">we enrolled 52 critically ill adult patients with SARS-CoV-2 pneumonia.</w:t>
       </w:r>
     </w:p>
-    <w:bookmarkEnd w:id="252"/>
-    <w:bookmarkStart w:id="253" w:name="d.2.11-10.1016s1473-30992030243-7"/>
+    <w:bookmarkEnd w:id="253"/>
+    <w:bookmarkStart w:id="254" w:name="d.2.11-10.1016s1473-30992030243-7"/>
     <w:p>
       <w:pPr>
         <w:pStyle w:val="Heading3"/>
@@ -41227,8 +41747,8 @@
         <w:t xml:space="preserve">We also estimated the case fatality ratio from individual line-list data on 1334 cases identified outside of mainland China.</w:t>
       </w:r>
     </w:p>
-    <w:bookmarkEnd w:id="253"/>
-    <w:bookmarkStart w:id="254" w:name="d.2.12-10.1056nejmoa2001017"/>
+    <w:bookmarkEnd w:id="254"/>
+    <w:bookmarkStart w:id="255" w:name="d.2.12-10.1056nejmoa2001017"/>
     <w:p>
       <w:pPr>
         <w:pStyle w:val="Heading3"/>
@@ -41334,8 +41854,8 @@
         <w:t xml:space="preserve">Abstract describes isolation of a novel betacoronavirus; no study population size is stated.</w:t>
       </w:r>
     </w:p>
-    <w:bookmarkEnd w:id="254"/>
-    <w:bookmarkStart w:id="255" w:name="d.2.13-10.1038s41586-020-2012-7"/>
+    <w:bookmarkEnd w:id="255"/>
+    <w:bookmarkStart w:id="256" w:name="d.2.13-10.1038s41586-020-2012-7"/>
     <w:p>
       <w:pPr>
         <w:pStyle w:val="Heading3"/>
@@ -41441,8 +41961,8 @@
         <w:t xml:space="preserve">HARD NEGATIVE: '2,794 laboratory-confirmed infections including 80 deaths' is an epidemic tally, not this study's sample.</w:t>
       </w:r>
     </w:p>
-    <w:bookmarkEnd w:id="255"/>
-    <w:bookmarkStart w:id="256" w:name="d.2.14-10.1136bmj.m1328"/>
+    <w:bookmarkEnd w:id="256"/>
+    <w:bookmarkStart w:id="257" w:name="d.2.14-10.1136bmj.m1328"/>
     <w:p>
       <w:pPr>
         <w:pStyle w:val="Heading3"/>
@@ -41548,8 +42068,8 @@
         <w:t xml:space="preserve">HARD NEGATIVE: a systematic review of prediction models; its units are studies, not patients.</w:t>
       </w:r>
     </w:p>
-    <w:bookmarkEnd w:id="256"/>
-    <w:bookmarkStart w:id="257" w:name="d.2.15-10.1038s41577-020-0311-8"/>
+    <w:bookmarkEnd w:id="257"/>
+    <w:bookmarkStart w:id="258" w:name="d.2.15-10.1038s41577-020-0311-8"/>
     <w:p>
       <w:pPr>
         <w:pStyle w:val="Heading3"/>
@@ -41655,8 +42175,8 @@
         <w:t xml:space="preserve">Narrative review of COVID-19 immunology; no study population.</w:t>
       </w:r>
     </w:p>
-    <w:bookmarkEnd w:id="257"/>
-    <w:bookmarkStart w:id="258" w:name="d.2.16-10.1164rccm.201908-1581st"/>
+    <w:bookmarkEnd w:id="258"/>
+    <w:bookmarkStart w:id="259" w:name="d.2.16-10.1164rccm.201908-1581st"/>
     <w:p>
       <w:pPr>
         <w:pStyle w:val="Heading3"/>
@@ -41762,8 +42282,8 @@
         <w:t xml:space="preserve">Clinical practice guideline; no study population.</w:t>
       </w:r>
     </w:p>
-    <w:bookmarkEnd w:id="258"/>
-    <w:bookmarkStart w:id="259" w:name="d.2.17-10.1056nejmra2026131"/>
+    <w:bookmarkEnd w:id="259"/>
+    <w:bookmarkStart w:id="260" w:name="d.2.17-10.1056nejmra2026131"/>
     <w:p>
       <w:pPr>
         <w:pStyle w:val="Heading3"/>
@@ -41869,8 +42389,8 @@
         <w:t xml:space="preserve">Review article on cytokine storm; no study population.</w:t>
       </w:r>
     </w:p>
-    <w:bookmarkEnd w:id="259"/>
-    <w:bookmarkStart w:id="260" w:name="d.2.18-10.1038s41586-021-03819-2"/>
+    <w:bookmarkEnd w:id="260"/>
+    <w:bookmarkStart w:id="261" w:name="d.2.18-10.1038s41586-021-03819-2"/>
     <w:p>
       <w:pPr>
         <w:pStyle w:val="Heading3"/>
@@ -41976,8 +42496,8 @@
         <w:t xml:space="preserve">HARD NEGATIVE: protein-structure prediction; CASP14 target counts are not human subjects.</w:t>
       </w:r>
     </w:p>
-    <w:bookmarkEnd w:id="260"/>
-    <w:bookmarkStart w:id="261" w:name="d.2.19-10.1038nature14539"/>
+    <w:bookmarkEnd w:id="261"/>
+    <w:bookmarkStart w:id="262" w:name="d.2.19-10.1038nature14539"/>
     <w:p>
       <w:pPr>
         <w:pStyle w:val="Heading3"/>
@@ -42083,8 +42603,8 @@
         <w:t xml:space="preserve">Review of deep learning; no study population.</w:t>
       </w:r>
     </w:p>
-    <w:bookmarkEnd w:id="261"/>
-    <w:bookmarkStart w:id="262" w:name="d.2.20-10.11453065386"/>
+    <w:bookmarkEnd w:id="262"/>
+    <w:bookmarkStart w:id="263" w:name="d.2.20-10.11453065386"/>
     <w:p>
       <w:pPr>
         <w:pStyle w:val="Heading3"/>
@@ -42190,10 +42710,10 @@
         <w:t xml:space="preserve">HARD NEGATIVE: '1.2 million high-resolution images' is a dataset size, not a human study population.</w:t>
       </w:r>
     </w:p>
-    <w:bookmarkEnd w:id="262"/>
     <w:bookmarkEnd w:id="263"/>
     <w:bookmarkEnd w:id="264"/>
-    <w:bookmarkStart w:id="269" w:name="appendix-e-requirements-traceability"/>
+    <w:bookmarkEnd w:id="265"/>
+    <w:bookmarkStart w:id="270" w:name="appendix-e-requirements-traceability"/>
     <w:p>
       <w:pPr>
         <w:pStyle w:val="Heading1"/>
@@ -42228,7 +42748,7 @@
         <w:t xml:space="preserve">them to be inferred from absence.</w:t>
       </w:r>
     </w:p>
-    <w:bookmarkStart w:id="265" w:name="e.1-functional-requirements"/>
+    <w:bookmarkStart w:id="266" w:name="e.1-functional-requirements"/>
     <w:p>
       <w:pPr>
         <w:pStyle w:val="Heading2"/>
@@ -43915,8 +44435,8 @@
         <w:t xml:space="preserve">judgements about extractions are weaker than its value extraction.</w:t>
       </w:r>
     </w:p>
-    <w:bookmarkEnd w:id="265"/>
-    <w:bookmarkStart w:id="266" w:name="e.2-non-functional-requirements"/>
+    <w:bookmarkEnd w:id="266"/>
+    <w:bookmarkStart w:id="267" w:name="e.2-non-functional-requirements"/>
     <w:p>
       <w:pPr>
         <w:pStyle w:val="Heading2"/>
@@ -44415,8 +44935,8 @@
         </w:tc>
       </w:tr>
     </w:tbl>
-    <w:bookmarkEnd w:id="266"/>
-    <w:bookmarkStart w:id="267" w:name="e.3-proposal-capabilities-not-delivered"/>
+    <w:bookmarkEnd w:id="267"/>
+    <w:bookmarkStart w:id="268" w:name="e.3-proposal-capabilities-not-delivered"/>
     <w:p>
       <w:pPr>
         <w:pStyle w:val="Heading2"/>
@@ -44774,8 +45294,8 @@
         </w:tc>
       </w:tr>
     </w:tbl>
-    <w:bookmarkEnd w:id="267"/>
-    <w:bookmarkStart w:id="268" w:name="e.4-research-questions-to-evidence"/>
+    <w:bookmarkEnd w:id="268"/>
+    <w:bookmarkStart w:id="269" w:name="e.4-research-questions-to-evidence"/>
     <w:p>
       <w:pPr>
         <w:pStyle w:val="Heading2"/>
@@ -45038,9 +45558,9 @@
         </w:tc>
       </w:tr>
     </w:tbl>
-    <w:bookmarkEnd w:id="268"/>
     <w:bookmarkEnd w:id="269"/>
-    <w:bookmarkStart w:id="275" w:name="X9f57483ed5b2f82fbb3fee302540650aea30fed"/>
+    <w:bookmarkEnd w:id="270"/>
+    <w:bookmarkStart w:id="276" w:name="X9f57483ed5b2f82fbb3fee302540650aea30fed"/>
     <w:p>
       <w:pPr>
         <w:pStyle w:val="Heading1"/>
@@ -45049,7 +45569,7 @@
         <w:t xml:space="preserve">Appendix F: Test Suite and Verification Inventory</w:t>
       </w:r>
     </w:p>
-    <w:bookmarkStart w:id="270" w:name="f.1-composition"/>
+    <w:bookmarkStart w:id="271" w:name="f.1-composition"/>
     <w:p>
       <w:pPr>
         <w:pStyle w:val="Heading2"/>
@@ -45495,8 +46015,8 @@
         </w:tc>
       </w:tr>
     </w:tbl>
-    <w:bookmarkEnd w:id="270"/>
-    <w:bookmarkStart w:id="271" w:name="Xb5d912080f8c5ecfe26dc8656867249a10a6ba0"/>
+    <w:bookmarkEnd w:id="271"/>
+    <w:bookmarkStart w:id="272" w:name="Xb5d912080f8c5ecfe26dc8656867249a10a6ba0"/>
     <w:p>
       <w:pPr>
         <w:pStyle w:val="Heading2"/>
@@ -45928,8 +46448,8 @@
         </w:tc>
       </w:tr>
     </w:tbl>
-    <w:bookmarkEnd w:id="271"/>
-    <w:bookmarkStart w:id="272" w:name="X0560c0cbe19b5d1ff6bf38b62314ce35832a277"/>
+    <w:bookmarkEnd w:id="272"/>
+    <w:bookmarkStart w:id="273" w:name="X0560c0cbe19b5d1ff6bf38b62314ce35832a277"/>
     <w:p>
       <w:pPr>
         <w:pStyle w:val="Heading2"/>
@@ -46253,8 +46773,8 @@
         <w:t xml:space="preserve">.</w:t>
       </w:r>
     </w:p>
-    <w:bookmarkEnd w:id="272"/>
-    <w:bookmarkStart w:id="273" w:name="f.4-what-the-suite-does-not-establish"/>
+    <w:bookmarkEnd w:id="273"/>
+    <w:bookmarkStart w:id="274" w:name="f.4-what-the-suite-does-not-establish"/>
     <w:p>
       <w:pPr>
         <w:pStyle w:val="Heading2"/>
@@ -46374,8 +46894,8 @@
         <w:t xml:space="preserve">is what Chapter 6 reports.</w:t>
       </w:r>
     </w:p>
-    <w:bookmarkEnd w:id="273"/>
-    <w:bookmarkStart w:id="274" w:name="f.5-manual-verification-performed"/>
+    <w:bookmarkEnd w:id="274"/>
+    <w:bookmarkStart w:id="275" w:name="f.5-manual-verification-performed"/>
     <w:p>
       <w:pPr>
         <w:pStyle w:val="Heading2"/>
@@ -46729,9 +47249,9 @@
         </w:tc>
       </w:tr>
     </w:tbl>
-    <w:bookmarkEnd w:id="274"/>
     <w:bookmarkEnd w:id="275"/>
-    <w:bookmarkStart w:id="286" w:name="appendix-g-selected-code-listings"/>
+    <w:bookmarkEnd w:id="276"/>
+    <w:bookmarkStart w:id="287" w:name="appendix-g-selected-code-listings"/>
     <w:p>
       <w:pPr>
         <w:pStyle w:val="Heading1"/>
@@ -46760,7 +47280,7 @@
         <w:t xml:space="preserve">comments are as committed.</w:t>
       </w:r>
     </w:p>
-    <w:bookmarkStart w:id="276" w:name="g.1-per-span-ignore-matching-section-5.5"/>
+    <w:bookmarkStart w:id="277" w:name="g.1-per-span-ignore-matching-section-5.5"/>
     <w:p>
       <w:pPr>
         <w:pStyle w:val="Heading2"/>
@@ -47268,8 +47788,8 @@
         <w:t xml:space="preserve">            ...</w:t>
       </w:r>
     </w:p>
-    <w:bookmarkEnd w:id="276"/>
-    <w:bookmarkStart w:id="277" w:name="g.2-edge-weighting-section-5.6"/>
+    <w:bookmarkEnd w:id="277"/>
+    <w:bookmarkStart w:id="278" w:name="g.2-edge-weighting-section-5.6"/>
     <w:p>
       <w:pPr>
         <w:pStyle w:val="Heading2"/>
@@ -47716,8 +48236,8 @@
         <w:t xml:space="preserve">,</w:t>
       </w:r>
     </w:p>
-    <w:bookmarkEnd w:id="277"/>
-    <w:bookmarkStart w:id="278" w:name="Xf288f2a8e39cd0529034ba039d45ea26c46efbf"/>
+    <w:bookmarkEnd w:id="278"/>
+    <w:bookmarkStart w:id="279" w:name="Xf288f2a8e39cd0529034ba039d45ea26c46efbf"/>
     <w:p>
       <w:pPr>
         <w:pStyle w:val="Heading2"/>
@@ -48385,8 +48905,8 @@
         <w:t xml:space="preserve"> normalised[: cls.TITLE_KEY_PREFIX]</w:t>
       </w:r>
     </w:p>
-    <w:bookmarkEnd w:id="278"/>
-    <w:bookmarkStart w:id="279" w:name="Xe8c09521708db442c339e9e6462530ea555d282"/>
+    <w:bookmarkEnd w:id="279"/>
+    <w:bookmarkStart w:id="280" w:name="Xe8c09521708db442c339e9e6462530ea555d282"/>
     <w:p>
       <w:pPr>
         <w:pStyle w:val="Heading2"/>
@@ -48960,8 +49480,8 @@
         <w:t xml:space="preserve">.edges.append(edge)</w:t>
       </w:r>
     </w:p>
-    <w:bookmarkEnd w:id="279"/>
-    <w:bookmarkStart w:id="280" w:name="X0b8e99fb1befb190dca1c113c62583d0bcf157b"/>
+    <w:bookmarkEnd w:id="280"/>
+    <w:bookmarkStart w:id="281" w:name="X0b8e99fb1befb190dca1c113c62583d0bcf157b"/>
     <w:p>
       <w:pPr>
         <w:pStyle w:val="Heading2"/>
@@ -49516,8 +50036,8 @@
         <w:t xml:space="preserve">, work_id, e)</w:t>
       </w:r>
     </w:p>
-    <w:bookmarkEnd w:id="280"/>
-    <w:bookmarkStart w:id="281" w:name="g.6-ssrf-guard-section-5.7"/>
+    <w:bookmarkEnd w:id="281"/>
+    <w:bookmarkStart w:id="282" w:name="g.6-ssrf-guard-section-5.7"/>
     <w:p>
       <w:pPr>
         <w:pStyle w:val="Heading2"/>
@@ -50307,8 +50827,8 @@
         <w:t xml:space="preserve">redirects to an internal one is refused at the second hop.</w:t>
       </w:r>
     </w:p>
-    <w:bookmarkEnd w:id="281"/>
-    <w:bookmarkStart w:id="282" w:name="X8e304f57b35a12a007c5fa6814a1b117cc752b6"/>
+    <w:bookmarkEnd w:id="282"/>
+    <w:bookmarkStart w:id="283" w:name="X8e304f57b35a12a007c5fa6814a1b117cc752b6"/>
     <w:p>
       <w:pPr>
         <w:pStyle w:val="Heading2"/>
@@ -50826,8 +51346,8 @@
         <w:t xml:space="preserve"> [successor])</w:t>
       </w:r>
     </w:p>
-    <w:bookmarkEnd w:id="282"/>
-    <w:bookmarkStart w:id="283" w:name="g.8-retry-policy-section-5.4"/>
+    <w:bookmarkEnd w:id="283"/>
+    <w:bookmarkStart w:id="284" w:name="g.8-retry-policy-section-5.4"/>
     <w:p>
       <w:pPr>
         <w:pStyle w:val="Heading2"/>
@@ -51174,8 +51694,8 @@
         <w:t xml:space="preserve">(exc, (httpx.TransportError, httpx.StreamError))</w:t>
       </w:r>
     </w:p>
-    <w:bookmarkEnd w:id="283"/>
-    <w:bookmarkStart w:id="284" w:name="g.9-pooled-http-client-section-6.6.3"/>
+    <w:bookmarkEnd w:id="284"/>
+    <w:bookmarkStart w:id="285" w:name="g.9-pooled-http-client-section-6.6.3"/>
     <w:p>
       <w:pPr>
         <w:pStyle w:val="Heading2"/>
@@ -51675,8 +52195,8 @@
         <w:t xml:space="preserve"> _shared_client</w:t>
       </w:r>
     </w:p>
-    <w:bookmarkEnd w:id="284"/>
-    <w:bookmarkStart w:id="285" w:name="X8ab02f42821ec1d63df34454bf86f2ffc1b3168"/>
+    <w:bookmarkEnd w:id="285"/>
+    <w:bookmarkStart w:id="286" w:name="X8ab02f42821ec1d63df34454bf86f2ffc1b3168"/>
     <w:p>
       <w:pPr>
         <w:pStyle w:val="Heading2"/>
@@ -52365,9 +52885,9 @@
         <w:t xml:space="preserve"> margin))</w:t>
       </w:r>
     </w:p>
-    <w:bookmarkEnd w:id="285"/>
     <w:bookmarkEnd w:id="286"/>
-    <w:bookmarkStart w:id="300" w:name="appendix-h-full-scale-generated-diagrams"/>
+    <w:bookmarkEnd w:id="287"/>
+    <w:bookmarkStart w:id="301" w:name="appendix-h-full-scale-generated-diagrams"/>
     <w:p>
       <w:pPr>
         <w:pStyle w:val="Heading1"/>
@@ -52420,7 +52940,7 @@
         <w:t xml:space="preserve">reader can check that nothing material was hidden by the reduction.</w:t>
       </w:r>
     </w:p>
-    <w:bookmarkStart w:id="287" w:name="h.1-how-the-figures-are-produced"/>
+    <w:bookmarkStart w:id="288" w:name="h.1-how-the-figures-are-produced"/>
     <w:p>
       <w:pPr>
         <w:pStyle w:val="Heading2"/>
@@ -53020,8 +53540,8 @@
         <w:t xml:space="preserve">is not possible.</w:t>
       </w:r>
     </w:p>
-    <w:bookmarkEnd w:id="287"/>
-    <w:bookmarkStart w:id="288" w:name="h.2-why-the-chapter-figures-are-reduced"/>
+    <w:bookmarkEnd w:id="288"/>
+    <w:bookmarkStart w:id="289" w:name="h.2-why-the-chapter-figures-are-reduced"/>
     <w:p>
       <w:pPr>
         <w:pStyle w:val="Heading2"/>
@@ -53253,8 +53773,8 @@
         <w:t xml:space="preserve">without it appearing in a plate here.</w:t>
       </w:r>
     </w:p>
-    <w:bookmarkEnd w:id="288"/>
-    <w:bookmarkStart w:id="298" w:name="h.3-plates"/>
+    <w:bookmarkEnd w:id="289"/>
+    <w:bookmarkStart w:id="299" w:name="h.3-plates"/>
     <w:p>
       <w:pPr>
         <w:pStyle w:val="Heading2"/>
@@ -53272,18 +53792,18 @@
           <wp:inline>
             <wp:extent cx="3413760" cy="6435372"/>
             <wp:effectExtent b="0" l="0" r="0" t="0"/>
-            <wp:docPr descr="Plate H.1 The complete data model: all seven Pydantic entities with every field and type, and all ten relationships. Figures 4.3 and 4.4 are the two halves of this diagram." title="" id="290" name="Picture"/>
+            <wp:docPr descr="Plate H.1 The complete data model: all seven Pydantic entities with every field and type, and all ten relationships. Figures 4.3 and 4.4 are the two halves of this diagram." title="" id="291" name="Picture"/>
             <a:graphic>
               <a:graphicData uri="http://schemas.openxmlformats.org/drawingml/2006/picture">
                 <pic:pic>
                   <pic:nvPicPr>
-                    <pic:cNvPr descr="figures/datamodel_full.png" id="291" name="Picture"/>
+                    <pic:cNvPr descr="figures/datamodel_full.png" id="292" name="Picture"/>
                     <pic:cNvPicPr>
                       <a:picLocks noChangeArrowheads="1" noChangeAspect="1"/>
                     </pic:cNvPicPr>
                   </pic:nvPicPr>
                   <pic:blipFill>
-                    <a:blip r:embed="rId289"/>
+                    <a:blip r:embed="rId290"/>
                     <a:stretch>
                       <a:fillRect/>
                     </a:stretch>
@@ -53349,18 +53869,18 @@
           <wp:inline>
             <wp:extent cx="5334000" cy="3525864"/>
             <wp:effectExtent b="0" l="0" r="0" t="0"/>
-            <wp:docPr descr="Plate H.2 The complete class diagram from pyreverse, including the classes that participate in no relationship. Reproduced at full scale; the labels are small in print and are intended to be read by zooming the PDF or by opening thesis/figures/classes_full.svg, which is vector and scales without loss." title="" id="293" name="Picture"/>
+            <wp:docPr descr="Plate H.2 The complete class diagram from pyreverse, including the classes that participate in no relationship. Reproduced at full scale; the labels are small in print and are intended to be read by zooming the PDF or by opening thesis/figures/classes_full.svg, which is vector and scales without loss." title="" id="294" name="Picture"/>
             <a:graphic>
               <a:graphicData uri="http://schemas.openxmlformats.org/drawingml/2006/picture">
                 <pic:pic>
                   <pic:nvPicPr>
-                    <pic:cNvPr descr="figures/classes_full.png" id="294" name="Picture"/>
+                    <pic:cNvPr descr="figures/classes_full.png" id="295" name="Picture"/>
                     <pic:cNvPicPr>
                       <a:picLocks noChangeArrowheads="1" noChangeAspect="1"/>
                     </pic:cNvPicPr>
                   </pic:nvPicPr>
                   <pic:blipFill>
-                    <a:blip r:embed="rId292"/>
+                    <a:blip r:embed="rId293"/>
                     <a:stretch>
                       <a:fillRect/>
                     </a:stretch>
@@ -53462,18 +53982,18 @@
           <wp:inline>
             <wp:extent cx="4693920" cy="5194500"/>
             <wp:effectExtent b="0" l="0" r="0" t="0"/>
-            <wp:docPr descr="Plate H.3 The complete call graph from code2flow: 105 functions and every call between them, grouped by file and class. Figure 5.1 is the subgraph reachable from PipelineOrchestrator.run() within two levels." title="" id="296" name="Picture"/>
+            <wp:docPr descr="Plate H.3 The complete call graph from code2flow: 105 functions and every call between them, grouped by file and class. Figure 5.1 is the subgraph reachable from PipelineOrchestrator.run() within two levels." title="" id="297" name="Picture"/>
             <a:graphic>
               <a:graphicData uri="http://schemas.openxmlformats.org/drawingml/2006/picture">
                 <pic:pic>
                   <pic:nvPicPr>
-                    <pic:cNvPr descr="figures/callgraph_full.png" id="297" name="Picture"/>
+                    <pic:cNvPr descr="figures/callgraph_full.png" id="298" name="Picture"/>
                     <pic:cNvPicPr>
                       <a:picLocks noChangeArrowheads="1" noChangeAspect="1"/>
                     </pic:cNvPicPr>
                   </pic:nvPicPr>
                   <pic:blipFill>
-                    <a:blip r:embed="rId295"/>
+                    <a:blip r:embed="rId296"/>
                     <a:stretch>
                       <a:fillRect/>
                     </a:stretch>
@@ -53563,8 +54083,8 @@
         <w:t xml:space="preserve">levels.</w:t>
       </w:r>
     </w:p>
-    <w:bookmarkEnd w:id="298"/>
-    <w:bookmarkStart w:id="299" w:name="h.4-a-caveat-on-the-call-graphs"/>
+    <w:bookmarkEnd w:id="299"/>
+    <w:bookmarkStart w:id="300" w:name="h.4-a-caveat-on-the-call-graphs"/>
     <w:p>
       <w:pPr>
         <w:pStyle w:val="Heading2"/>
@@ -53746,9 +54266,9 @@
         <w:t xml:space="preserve">derived from declarations rather than from call sites.</w:t>
       </w:r>
     </w:p>
-    <w:bookmarkEnd w:id="299"/>
     <w:bookmarkEnd w:id="300"/>
-    <w:bookmarkStart w:id="345" w:name="references"/>
+    <w:bookmarkEnd w:id="301"/>
+    <w:bookmarkStart w:id="346" w:name="references"/>
     <w:p>
       <w:pPr>
         <w:pStyle w:val="Heading1"/>
@@ -53845,7 +54365,7 @@
       <w:r>
         <w:t xml:space="preserve"> </w:t>
       </w:r>
-      <w:hyperlink r:id="rId301">
+      <w:hyperlink r:id="rId302">
         <w:r>
           <w:rPr>
             <w:rStyle w:val="Hyperlink"/>
@@ -53909,7 +54429,7 @@
       <w:r>
         <w:t xml:space="preserve"> </w:t>
       </w:r>
-      <w:hyperlink r:id="rId302">
+      <w:hyperlink r:id="rId303">
         <w:r>
           <w:rPr>
             <w:rStyle w:val="Hyperlink"/>
@@ -53973,7 +54493,7 @@
       <w:r>
         <w:t xml:space="preserve"> </w:t>
       </w:r>
-      <w:hyperlink r:id="rId303">
+      <w:hyperlink r:id="rId304">
         <w:r>
           <w:rPr>
             <w:rStyle w:val="Hyperlink"/>
@@ -54037,7 +54557,7 @@
       <w:r>
         <w:t xml:space="preserve"> </w:t>
       </w:r>
-      <w:hyperlink r:id="rId304">
+      <w:hyperlink r:id="rId305">
         <w:r>
           <w:rPr>
             <w:rStyle w:val="Hyperlink"/>
@@ -54101,7 +54621,7 @@
       <w:r>
         <w:t xml:space="preserve"> </w:t>
       </w:r>
-      <w:hyperlink r:id="rId305">
+      <w:hyperlink r:id="rId306">
         <w:r>
           <w:rPr>
             <w:rStyle w:val="Hyperlink"/>
@@ -54165,7 +54685,7 @@
       <w:r>
         <w:t xml:space="preserve"> </w:t>
       </w:r>
-      <w:hyperlink r:id="rId306">
+      <w:hyperlink r:id="rId307">
         <w:r>
           <w:rPr>
             <w:rStyle w:val="Hyperlink"/>
@@ -54229,7 +54749,7 @@
       <w:r>
         <w:t xml:space="preserve"> </w:t>
       </w:r>
-      <w:hyperlink r:id="rId307">
+      <w:hyperlink r:id="rId308">
         <w:r>
           <w:rPr>
             <w:rStyle w:val="Hyperlink"/>
@@ -54293,7 +54813,7 @@
       <w:r>
         <w:t xml:space="preserve"> </w:t>
       </w:r>
-      <w:hyperlink r:id="rId308">
+      <w:hyperlink r:id="rId309">
         <w:r>
           <w:rPr>
             <w:rStyle w:val="Hyperlink"/>
@@ -54357,7 +54877,7 @@
       <w:r>
         <w:t xml:space="preserve"> </w:t>
       </w:r>
-      <w:hyperlink r:id="rId309">
+      <w:hyperlink r:id="rId310">
         <w:r>
           <w:rPr>
             <w:rStyle w:val="Hyperlink"/>
@@ -54421,7 +54941,7 @@
       <w:r>
         <w:t xml:space="preserve"> </w:t>
       </w:r>
-      <w:hyperlink r:id="rId310">
+      <w:hyperlink r:id="rId311">
         <w:r>
           <w:rPr>
             <w:rStyle w:val="Hyperlink"/>
@@ -54485,7 +55005,7 @@
       <w:r>
         <w:t xml:space="preserve"> </w:t>
       </w:r>
-      <w:hyperlink r:id="rId311">
+      <w:hyperlink r:id="rId312">
         <w:r>
           <w:rPr>
             <w:rStyle w:val="Hyperlink"/>
@@ -54549,7 +55069,7 @@
       <w:r>
         <w:t xml:space="preserve"> </w:t>
       </w:r>
-      <w:hyperlink r:id="rId312">
+      <w:hyperlink r:id="rId313">
         <w:r>
           <w:rPr>
             <w:rStyle w:val="Hyperlink"/>
@@ -54613,7 +55133,7 @@
       <w:r>
         <w:t xml:space="preserve"> </w:t>
       </w:r>
-      <w:hyperlink r:id="rId313">
+      <w:hyperlink r:id="rId314">
         <w:r>
           <w:rPr>
             <w:rStyle w:val="Hyperlink"/>
@@ -54677,7 +55197,7 @@
       <w:r>
         <w:t xml:space="preserve"> </w:t>
       </w:r>
-      <w:hyperlink r:id="rId314">
+      <w:hyperlink r:id="rId315">
         <w:r>
           <w:rPr>
             <w:rStyle w:val="Hyperlink"/>
@@ -54741,7 +55261,7 @@
       <w:r>
         <w:t xml:space="preserve"> </w:t>
       </w:r>
-      <w:hyperlink r:id="rId315">
+      <w:hyperlink r:id="rId316">
         <w:r>
           <w:rPr>
             <w:rStyle w:val="Hyperlink"/>
@@ -54805,7 +55325,7 @@
       <w:r>
         <w:t xml:space="preserve"> </w:t>
       </w:r>
-      <w:hyperlink r:id="rId316">
+      <w:hyperlink r:id="rId317">
         <w:r>
           <w:rPr>
             <w:rStyle w:val="Hyperlink"/>
@@ -54869,7 +55389,7 @@
       <w:r>
         <w:t xml:space="preserve"> </w:t>
       </w:r>
-      <w:hyperlink r:id="rId317">
+      <w:hyperlink r:id="rId318">
         <w:r>
           <w:rPr>
             <w:rStyle w:val="Hyperlink"/>
@@ -54933,7 +55453,7 @@
       <w:r>
         <w:t xml:space="preserve"> </w:t>
       </w:r>
-      <w:hyperlink r:id="rId318">
+      <w:hyperlink r:id="rId319">
         <w:r>
           <w:rPr>
             <w:rStyle w:val="Hyperlink"/>
@@ -54997,7 +55517,7 @@
       <w:r>
         <w:t xml:space="preserve"> </w:t>
       </w:r>
-      <w:hyperlink r:id="rId319">
+      <w:hyperlink r:id="rId320">
         <w:r>
           <w:rPr>
             <w:rStyle w:val="Hyperlink"/>
@@ -55061,7 +55581,7 @@
       <w:r>
         <w:t xml:space="preserve"> </w:t>
       </w:r>
-      <w:hyperlink r:id="rId320">
+      <w:hyperlink r:id="rId321">
         <w:r>
           <w:rPr>
             <w:rStyle w:val="Hyperlink"/>
@@ -55125,7 +55645,7 @@
       <w:r>
         <w:t xml:space="preserve"> </w:t>
       </w:r>
-      <w:hyperlink r:id="rId321">
+      <w:hyperlink r:id="rId322">
         <w:r>
           <w:rPr>
             <w:rStyle w:val="Hyperlink"/>
@@ -55189,7 +55709,7 @@
       <w:r>
         <w:t xml:space="preserve"> </w:t>
       </w:r>
-      <w:hyperlink r:id="rId322">
+      <w:hyperlink r:id="rId323">
         <w:r>
           <w:rPr>
             <w:rStyle w:val="Hyperlink"/>
@@ -55253,7 +55773,7 @@
       <w:r>
         <w:t xml:space="preserve"> </w:t>
       </w:r>
-      <w:hyperlink r:id="rId323">
+      <w:hyperlink r:id="rId324">
         <w:r>
           <w:rPr>
             <w:rStyle w:val="Hyperlink"/>
@@ -55317,7 +55837,7 @@
       <w:r>
         <w:t xml:space="preserve"> </w:t>
       </w:r>
-      <w:hyperlink r:id="rId324">
+      <w:hyperlink r:id="rId325">
         <w:r>
           <w:rPr>
             <w:rStyle w:val="Hyperlink"/>
@@ -55381,7 +55901,7 @@
       <w:r>
         <w:t xml:space="preserve"> </w:t>
       </w:r>
-      <w:hyperlink r:id="rId325">
+      <w:hyperlink r:id="rId326">
         <w:r>
           <w:rPr>
             <w:rStyle w:val="Hyperlink"/>
@@ -55445,7 +55965,7 @@
       <w:r>
         <w:t xml:space="preserve"> </w:t>
       </w:r>
-      <w:hyperlink r:id="rId326">
+      <w:hyperlink r:id="rId327">
         <w:r>
           <w:rPr>
             <w:rStyle w:val="Hyperlink"/>
@@ -55509,7 +56029,7 @@
       <w:r>
         <w:t xml:space="preserve"> </w:t>
       </w:r>
-      <w:hyperlink r:id="rId327">
+      <w:hyperlink r:id="rId328">
         <w:r>
           <w:rPr>
             <w:rStyle w:val="Hyperlink"/>
@@ -55573,7 +56093,7 @@
       <w:r>
         <w:t xml:space="preserve"> </w:t>
       </w:r>
-      <w:hyperlink r:id="rId328">
+      <w:hyperlink r:id="rId329">
         <w:r>
           <w:rPr>
             <w:rStyle w:val="Hyperlink"/>
@@ -55637,7 +56157,7 @@
       <w:r>
         <w:t xml:space="preserve"> </w:t>
       </w:r>
-      <w:hyperlink r:id="rId329">
+      <w:hyperlink r:id="rId330">
         <w:r>
           <w:rPr>
             <w:rStyle w:val="Hyperlink"/>
@@ -55701,7 +56221,7 @@
       <w:r>
         <w:t xml:space="preserve"> </w:t>
       </w:r>
-      <w:hyperlink r:id="rId330">
+      <w:hyperlink r:id="rId331">
         <w:r>
           <w:rPr>
             <w:rStyle w:val="Hyperlink"/>
@@ -55765,7 +56285,7 @@
       <w:r>
         <w:t xml:space="preserve"> </w:t>
       </w:r>
-      <w:hyperlink r:id="rId331">
+      <w:hyperlink r:id="rId332">
         <w:r>
           <w:rPr>
             <w:rStyle w:val="Hyperlink"/>
@@ -55829,7 +56349,7 @@
       <w:r>
         <w:t xml:space="preserve"> </w:t>
       </w:r>
-      <w:hyperlink r:id="rId332">
+      <w:hyperlink r:id="rId333">
         <w:r>
           <w:rPr>
             <w:rStyle w:val="Hyperlink"/>
@@ -55893,7 +56413,7 @@
       <w:r>
         <w:t xml:space="preserve"> </w:t>
       </w:r>
-      <w:hyperlink r:id="rId333">
+      <w:hyperlink r:id="rId334">
         <w:r>
           <w:rPr>
             <w:rStyle w:val="Hyperlink"/>
@@ -55957,7 +56477,7 @@
       <w:r>
         <w:t xml:space="preserve"> </w:t>
       </w:r>
-      <w:hyperlink r:id="rId334">
+      <w:hyperlink r:id="rId335">
         <w:r>
           <w:rPr>
             <w:rStyle w:val="Hyperlink"/>
@@ -56021,7 +56541,7 @@
       <w:r>
         <w:t xml:space="preserve"> </w:t>
       </w:r>
-      <w:hyperlink r:id="rId335">
+      <w:hyperlink r:id="rId336">
         <w:r>
           <w:rPr>
             <w:rStyle w:val="Hyperlink"/>
@@ -56085,7 +56605,7 @@
       <w:r>
         <w:t xml:space="preserve"> </w:t>
       </w:r>
-      <w:hyperlink r:id="rId336">
+      <w:hyperlink r:id="rId337">
         <w:r>
           <w:rPr>
             <w:rStyle w:val="Hyperlink"/>
@@ -56149,7 +56669,7 @@
       <w:r>
         <w:t xml:space="preserve"> </w:t>
       </w:r>
-      <w:hyperlink r:id="rId337">
+      <w:hyperlink r:id="rId338">
         <w:r>
           <w:rPr>
             <w:rStyle w:val="Hyperlink"/>
@@ -56213,7 +56733,7 @@
       <w:r>
         <w:t xml:space="preserve"> </w:t>
       </w:r>
-      <w:hyperlink r:id="rId338">
+      <w:hyperlink r:id="rId339">
         <w:r>
           <w:rPr>
             <w:rStyle w:val="Hyperlink"/>
@@ -56277,7 +56797,7 @@
       <w:r>
         <w:t xml:space="preserve"> </w:t>
       </w:r>
-      <w:hyperlink r:id="rId339">
+      <w:hyperlink r:id="rId340">
         <w:r>
           <w:rPr>
             <w:rStyle w:val="Hyperlink"/>
@@ -56341,7 +56861,7 @@
       <w:r>
         <w:t xml:space="preserve"> </w:t>
       </w:r>
-      <w:hyperlink r:id="rId340">
+      <w:hyperlink r:id="rId341">
         <w:r>
           <w:rPr>
             <w:rStyle w:val="Hyperlink"/>
@@ -56405,7 +56925,7 @@
       <w:r>
         <w:t xml:space="preserve"> </w:t>
       </w:r>
-      <w:hyperlink r:id="rId341">
+      <w:hyperlink r:id="rId342">
         <w:r>
           <w:rPr>
             <w:rStyle w:val="Hyperlink"/>
@@ -56469,7 +56989,7 @@
       <w:r>
         <w:t xml:space="preserve"> </w:t>
       </w:r>
-      <w:hyperlink r:id="rId342">
+      <w:hyperlink r:id="rId343">
         <w:r>
           <w:rPr>
             <w:rStyle w:val="Hyperlink"/>
@@ -56533,7 +57053,7 @@
       <w:r>
         <w:t xml:space="preserve"> </w:t>
       </w:r>
-      <w:hyperlink r:id="rId343">
+      <w:hyperlink r:id="rId344">
         <w:r>
           <w:rPr>
             <w:rStyle w:val="Hyperlink"/>
@@ -56597,7 +57117,7 @@
       <w:r>
         <w:t xml:space="preserve"> </w:t>
       </w:r>
-      <w:hyperlink r:id="rId344">
+      <w:hyperlink r:id="rId345">
         <w:r>
           <w:rPr>
             <w:rStyle w:val="Hyperlink"/>
@@ -56622,7 +57142,7 @@
         <w:t xml:space="preserve">The systematic review the extractor false-positived on</w:t>
       </w:r>
     </w:p>
-    <w:bookmarkEnd w:id="345"/>
+    <w:bookmarkEnd w:id="346"/>
     <w:sectPr>
       <w:footnotePr>
         <w:numRestart w:val="eachSect"/>

--- a/thesis/CiteGraph-NLP-Thesis.docx
+++ b/thesis/CiteGraph-NLP-Thesis.docx
@@ -12778,31 +12778,161 @@
         <w:pStyle w:val="BodyText"/>
       </w:pPr>
       <w:r>
-        <w:t xml:space="preserve">The age term is a deliberate inversion of the usual bibliometric bias. Citation</w:t>
-      </w:r>
-      <w:r>
-        <w:t xml:space="preserve"> </w:t>
-      </w:r>
-      <w:r>
-        <w:t xml:space="preserve">counts favour recent, highly visible work [waltman2016review]; this system is</w:t>
-      </w:r>
-      <w:r>
-        <w:t xml:space="preserve"> </w:t>
-      </w:r>
-      <w:r>
-        <w:t xml:space="preserve">looking for origins, so age is rewarded. The weights are not empirically tuned,</w:t>
-      </w:r>
-      <w:r>
-        <w:t xml:space="preserve"> </w:t>
-      </w:r>
-      <w:r>
-        <w:t xml:space="preserve">they were set by judgement and no sensitivity analysis was performed, which</w:t>
-      </w:r>
-      <w:r>
-        <w:t xml:space="preserve"> </w:t>
-      </w:r>
-      <w:r>
-        <w:t xml:space="preserve">Section 7.3 records as a limitation.</w:t>
+        <w:t xml:space="preserve">The age term needs defending, because an examiner can fairly read it as</w:t>
+      </w:r>
+      <w:r>
+        <w:t xml:space="preserve"> </w:t>
+      </w:r>
+      <w:r>
+        <w:t xml:space="preserve">circular. The case for it comes from the question the system asks. It is not</w:t>
+      </w:r>
+      <w:r>
+        <w:t xml:space="preserve"> </w:t>
+      </w:r>
+      <w:r>
+        <w:t xml:space="preserve">ranking papers by general importance; it is asking where a line of work began,</w:t>
+      </w:r>
+      <w:r>
+        <w:t xml:space="preserve"> </w:t>
+      </w:r>
+      <w:r>
+        <w:t xml:space="preserve">and in a graph grown outward from a single seed the origin of an idea is older</w:t>
+      </w:r>
+      <w:r>
+        <w:t xml:space="preserve"> </w:t>
+      </w:r>
+      <w:r>
+        <w:t xml:space="preserve">than what descends from it. An age term encodes that expectation directly.</w:t>
+      </w:r>
+    </w:p>
+    <w:p>
+      <w:pPr>
+        <w:pStyle w:val="BodyText"/>
+      </w:pPr>
+      <w:r>
+        <w:t xml:space="preserve">The difficulty is that PageRank already carries the same preference. Citations</w:t>
+      </w:r>
+      <w:r>
+        <w:t xml:space="preserve"> </w:t>
+      </w:r>
+      <w:r>
+        <w:t xml:space="preserve">point backwards in time, so rank flows towards older papers, and an older paper</w:t>
+      </w:r>
+      <w:r>
+        <w:t xml:space="preserve"> </w:t>
+      </w:r>
+      <w:r>
+        <w:t xml:space="preserve">has also had longer to be cited. Mariani, Medo and Zhang show that raw PageRank</w:t>
+      </w:r>
+      <w:r>
+        <w:t xml:space="preserve"> </w:t>
+      </w:r>
+      <w:r>
+        <w:t xml:space="preserve">is biased by age in exactly this way, and that rescaling each paper's score</w:t>
+      </w:r>
+      <w:r>
+        <w:t xml:space="preserve"> </w:t>
+      </w:r>
+      <w:r>
+        <w:t xml:space="preserve">against papers of similar age recovers editorially selected milestone papers</w:t>
+      </w:r>
+      <w:r>
+        <w:t xml:space="preserve"> </w:t>
+      </w:r>
+      <w:r>
+        <w:t xml:space="preserve">better than PageRank does [mariani2016milestone]; Vaccario and colleagues</w:t>
+      </w:r>
+      <w:r>
+        <w:t xml:space="preserve"> </w:t>
+      </w:r>
+      <w:r>
+        <w:t xml:space="preserve">measure the same age bias, alongside a field bias, in a large citation network</w:t>
+      </w:r>
+      <w:r>
+        <w:t xml:space="preserve"> </w:t>
+      </w:r>
+      <w:r>
+        <w:t xml:space="preserve">[vaccario2017bias], and citation indicators in general need normalising for</w:t>
+      </w:r>
+      <w:r>
+        <w:t xml:space="preserve"> </w:t>
+      </w:r>
+      <w:r>
+        <w:t xml:space="preserve">both [waltman2016review]. Adding 0.3 · year_score on top of 0.5 · PageRank</w:t>
+      </w:r>
+      <w:r>
+        <w:t xml:space="preserve"> </w:t>
+      </w:r>
+      <w:r>
+        <w:t xml:space="preserve">therefore counts age twice, and age has more influence on the final score than</w:t>
+      </w:r>
+      <w:r>
+        <w:t xml:space="preserve"> </w:t>
+      </w:r>
+      <w:r>
+        <w:t xml:space="preserve">its 0.3 weight suggests.</w:t>
+      </w:r>
+    </w:p>
+    <w:p>
+      <w:pPr>
+        <w:pStyle w:val="BodyText"/>
+      </w:pPr>
+      <w:r>
+        <w:t xml:space="preserve">Two consequences follow. No result in this thesis is circular, because the</w:t>
+      </w:r>
+      <w:r>
+        <w:t xml:space="preserve"> </w:t>
+      </w:r>
+      <w:r>
+        <w:t xml:space="preserve">foundational ranking is not scored against labelled papers (Section 3.5.6), so</w:t>
+      </w:r>
+      <w:r>
+        <w:t xml:space="preserve"> </w:t>
+      </w:r>
+      <w:r>
+        <w:t xml:space="preserve">the concern is about how it may later be evaluated rather than about any figure</w:t>
+      </w:r>
+      <w:r>
+        <w:t xml:space="preserve"> </w:t>
+      </w:r>
+      <w:r>
+        <w:t xml:space="preserve">reported here. And that evaluation has to control for age. A list of</w:t>
+      </w:r>
+      <w:r>
+        <w:t xml:space="preserve"> </w:t>
+      </w:r>
+      <w:r>
+        <w:t xml:space="preserve">"foundational" papers compiled from reputation will skew old, and a ranking</w:t>
+      </w:r>
+      <w:r>
+        <w:t xml:space="preserve"> </w:t>
+      </w:r>
+      <w:r>
+        <w:t xml:space="preserve">that rewards age will agree with it partly for that reason alone, so the fair</w:t>
+      </w:r>
+      <w:r>
+        <w:t xml:space="preserve"> </w:t>
+      </w:r>
+      <w:r>
+        <w:t xml:space="preserve">test compares the ranking with and without the age term, against a</w:t>
+      </w:r>
+      <w:r>
+        <w:t xml:space="preserve"> </w:t>
+      </w:r>
+      <w:r>
+        <w:t xml:space="preserve">time-rescaled PageRank baseline, and reports older and newer papers separately</w:t>
+      </w:r>
+      <w:r>
+        <w:t xml:space="preserve"> </w:t>
+      </w:r>
+      <w:r>
+        <w:t xml:space="preserve">(Section 8.2.8). The weights themselves were set by judgement rather than</w:t>
+      </w:r>
+      <w:r>
+        <w:t xml:space="preserve"> </w:t>
+      </w:r>
+      <w:r>
+        <w:t xml:space="preserve">tuned, which Section 7.3 records as a limitation.</w:t>
       </w:r>
     </w:p>
     <w:p>
@@ -32818,6 +32948,50 @@
         <w:t xml:space="preserve">property of the evidence or of the parameter, and it needs no new data.</w:t>
       </w:r>
     </w:p>
+    <w:p>
+      <w:pPr>
+        <w:pStyle w:val="BodyText"/>
+      </w:pPr>
+      <w:r>
+        <w:t xml:space="preserve">The age weight needs the same treatment for a different reason. Section 4.6.1</w:t>
+      </w:r>
+      <w:r>
+        <w:t xml:space="preserve"> </w:t>
+      </w:r>
+      <w:r>
+        <w:t xml:space="preserve">explains that PageRank is itself biased towards older papers</w:t>
+      </w:r>
+      <w:r>
+        <w:t xml:space="preserve"> </w:t>
+      </w:r>
+      <w:r>
+        <w:t xml:space="preserve">[mariani2016milestone; vaccario2017bias], so the explicit age term counts age a</w:t>
+      </w:r>
+      <w:r>
+        <w:t xml:space="preserve"> </w:t>
+      </w:r>
+      <w:r>
+        <w:t xml:space="preserve">second time. Ranking with the age term removed, and against Mariani and</w:t>
+      </w:r>
+      <w:r>
+        <w:t xml:space="preserve"> </w:t>
+      </w:r>
+      <w:r>
+        <w:t xml:space="preserve">colleagues' time-rescaled PageRank, would show how much of the "foundational"</w:t>
+      </w:r>
+      <w:r>
+        <w:t xml:space="preserve"> </w:t>
+      </w:r>
+      <w:r>
+        <w:t xml:space="preserve">ordering is age alone. Any comparison against expert-chosen foundational papers</w:t>
+      </w:r>
+      <w:r>
+        <w:t xml:space="preserve"> </w:t>
+      </w:r>
+      <w:r>
+        <w:t xml:space="preserve">should report older and newer papers separately, since those lists skew old.</w:t>
+      </w:r>
+    </w:p>
     <w:bookmarkEnd w:id="215"/>
     <w:bookmarkStart w:id="216" w:name="citation-context-and-sentiment"/>
     <w:p>
@@ -54268,7 +54442,7 @@
     </w:p>
     <w:bookmarkEnd w:id="300"/>
     <w:bookmarkEnd w:id="301"/>
-    <w:bookmarkStart w:id="346" w:name="references"/>
+    <w:bookmarkStart w:id="348" w:name="references"/>
     <w:p>
       <w:pPr>
         <w:pStyle w:val="Heading1"/>
@@ -54323,7 +54497,7 @@
         <w:pStyle w:val="BodyText"/>
       </w:pPr>
       <w:r>
-        <w:t xml:space="preserve">All 44 entries resolve as of the verification run.</w:t>
+        <w:t xml:space="preserve">All 46 entries resolve as of the verification run.</w:t>
       </w:r>
     </w:p>
     <w:p>
@@ -55243,7 +55417,7 @@
         <w:t xml:space="preserve">guo2017calibration</w:t>
       </w:r>
       <w:r>
-        <w:t xml:space="preserve">. Chuan Guo, Geoff Pleiss, Yu Sun, and Kilian Q. Weinberger. "On Calibration of Modern Neural Networks."</w:t>
+        <w:t xml:space="preserve">. Chuan Jun Guo, Geoff Pleiss, Yu Sun, and Kilian Q. Weinberger. "On Calibration of Modern Neural Networks."</w:t>
       </w:r>
       <w:r>
         <w:t xml:space="preserve"> </w:t>
@@ -56008,10 +56182,10 @@
         <w:rPr>
           <w:rStyle w:val="VerbatimChar"/>
         </w:rPr>
-        <w:t xml:space="preserve">marshall2016robotreviewer</w:t>
-      </w:r>
-      <w:r>
-        <w:t xml:space="preserve">. Iain J Marshall, Joël Kuiper, and Byron C Wallace. "RobotReviewer: evaluation of a system for automatically assessing bias in clinical trials."</w:t>
+        <w:t xml:space="preserve">mariani2016milestone</w:t>
+      </w:r>
+      <w:r>
+        <w:t xml:space="preserve">. Manuel Sebastian Mariani, Matúš Medo, and Yi-Cheng Zhang. "Identification of milestone papers through time-balanced network centrality."</w:t>
       </w:r>
       <w:r>
         <w:t xml:space="preserve"> </w:t>
@@ -56021,6 +56195,70 @@
           <w:i/>
           <w:iCs/>
         </w:rPr>
+        <w:t xml:space="preserve">Journal of Informetrics</w:t>
+      </w:r>
+      <w:r>
+        <w:t xml:space="preserve">, 2016. DOI:</w:t>
+      </w:r>
+      <w:r>
+        <w:t xml:space="preserve"> </w:t>
+      </w:r>
+      <w:hyperlink r:id="rId328">
+        <w:r>
+          <w:rPr>
+            <w:rStyle w:val="Hyperlink"/>
+          </w:rPr>
+          <w:t xml:space="preserve">10.1016/j.joi.2016.10.005</w:t>
+        </w:r>
+      </w:hyperlink>
+      <w:r>
+        <w:t xml:space="preserve"> </w:t>
+      </w:r>
+      <w:r>
+        <w:rPr>
+          <w:i/>
+          <w:iCs/>
+        </w:rPr>
+        <w:t xml:space="preserve">Cited for:</w:t>
+      </w:r>
+      <w:r>
+        <w:t xml:space="preserve"> </w:t>
+      </w:r>
+      <w:r>
+        <w:t xml:space="preserve">Time-balanced centrality recovers milestone papers</w:t>
+      </w:r>
+    </w:p>
+    <w:p>
+      <w:pPr>
+        <w:pStyle w:val="BodyText"/>
+      </w:pPr>
+      <w:r>
+        <w:rPr>
+          <w:b/>
+          <w:bCs/>
+        </w:rPr>
+        <w:t xml:space="preserve">[28]</w:t>
+      </w:r>
+      <w:r>
+        <w:t xml:space="preserve"> </w:t>
+      </w:r>
+      <w:r>
+        <w:rPr>
+          <w:rStyle w:val="VerbatimChar"/>
+        </w:rPr>
+        <w:t xml:space="preserve">marshall2016robotreviewer</w:t>
+      </w:r>
+      <w:r>
+        <w:t xml:space="preserve">. Iain J Marshall, Joël Kuiper, and Byron C Wallace. "RobotReviewer: evaluation of a system for automatically assessing bias in clinical trials."</w:t>
+      </w:r>
+      <w:r>
+        <w:t xml:space="preserve"> </w:t>
+      </w:r>
+      <w:r>
+        <w:rPr>
+          <w:i/>
+          <w:iCs/>
+        </w:rPr>
         <w:t xml:space="preserve">Journal of the American Medical Informatics Association</w:t>
       </w:r>
       <w:r>
@@ -56029,7 +56267,7 @@
       <w:r>
         <w:t xml:space="preserve"> </w:t>
       </w:r>
-      <w:hyperlink r:id="rId328">
+      <w:hyperlink r:id="rId329">
         <w:r>
           <w:rPr>
             <w:rStyle w:val="Hyperlink"/>
@@ -56063,7 +56301,7 @@
           <w:b/>
           <w:bCs/>
         </w:rPr>
-        <w:t xml:space="preserve">[28]</w:t>
+        <w:t xml:space="preserve">[29]</w:t>
       </w:r>
       <w:r>
         <w:t xml:space="preserve"> </w:t>
@@ -56093,7 +56331,7 @@
       <w:r>
         <w:t xml:space="preserve"> </w:t>
       </w:r>
-      <w:hyperlink r:id="rId329">
+      <w:hyperlink r:id="rId330">
         <w:r>
           <w:rPr>
             <w:rStyle w:val="Hyperlink"/>
@@ -56127,7 +56365,7 @@
           <w:b/>
           <w:bCs/>
         </w:rPr>
-        <w:t xml:space="preserve">[29]</w:t>
+        <w:t xml:space="preserve">[30]</w:t>
       </w:r>
       <w:r>
         <w:t xml:space="preserve"> </w:t>
@@ -56157,7 +56395,7 @@
       <w:r>
         <w:t xml:space="preserve"> </w:t>
       </w:r>
-      <w:hyperlink r:id="rId330">
+      <w:hyperlink r:id="rId331">
         <w:r>
           <w:rPr>
             <w:rStyle w:val="Hyperlink"/>
@@ -56191,7 +56429,7 @@
           <w:b/>
           <w:bCs/>
         </w:rPr>
-        <w:t xml:space="preserve">[30]</w:t>
+        <w:t xml:space="preserve">[31]</w:t>
       </w:r>
       <w:r>
         <w:t xml:space="preserve"> </w:t>
@@ -56221,7 +56459,7 @@
       <w:r>
         <w:t xml:space="preserve"> </w:t>
       </w:r>
-      <w:hyperlink r:id="rId331">
+      <w:hyperlink r:id="rId332">
         <w:r>
           <w:rPr>
             <w:rStyle w:val="Hyperlink"/>
@@ -56255,7 +56493,7 @@
           <w:b/>
           <w:bCs/>
         </w:rPr>
-        <w:t xml:space="preserve">[31]</w:t>
+        <w:t xml:space="preserve">[32]</w:t>
       </w:r>
       <w:r>
         <w:t xml:space="preserve"> </w:t>
@@ -56285,7 +56523,7 @@
       <w:r>
         <w:t xml:space="preserve"> </w:t>
       </w:r>
-      <w:hyperlink r:id="rId332">
+      <w:hyperlink r:id="rId333">
         <w:r>
           <w:rPr>
             <w:rStyle w:val="Hyperlink"/>
@@ -56319,7 +56557,7 @@
           <w:b/>
           <w:bCs/>
         </w:rPr>
-        <w:t xml:space="preserve">[32]</w:t>
+        <w:t xml:space="preserve">[33]</w:t>
       </w:r>
       <w:r>
         <w:t xml:space="preserve"> </w:t>
@@ -56349,7 +56587,7 @@
       <w:r>
         <w:t xml:space="preserve"> </w:t>
       </w:r>
-      <w:hyperlink r:id="rId333">
+      <w:hyperlink r:id="rId334">
         <w:r>
           <w:rPr>
             <w:rStyle w:val="Hyperlink"/>
@@ -56383,7 +56621,7 @@
           <w:b/>
           <w:bCs/>
         </w:rPr>
-        <w:t xml:space="preserve">[33]</w:t>
+        <w:t xml:space="preserve">[34]</w:t>
       </w:r>
       <w:r>
         <w:t xml:space="preserve"> </w:t>
@@ -56413,7 +56651,7 @@
       <w:r>
         <w:t xml:space="preserve"> </w:t>
       </w:r>
-      <w:hyperlink r:id="rId334">
+      <w:hyperlink r:id="rId335">
         <w:r>
           <w:rPr>
             <w:rStyle w:val="Hyperlink"/>
@@ -56447,7 +56685,7 @@
           <w:b/>
           <w:bCs/>
         </w:rPr>
-        <w:t xml:space="preserve">[34]</w:t>
+        <w:t xml:space="preserve">[35]</w:t>
       </w:r>
       <w:r>
         <w:t xml:space="preserve"> </w:t>
@@ -56477,7 +56715,7 @@
       <w:r>
         <w:t xml:space="preserve"> </w:t>
       </w:r>
-      <w:hyperlink r:id="rId335">
+      <w:hyperlink r:id="rId336">
         <w:r>
           <w:rPr>
             <w:rStyle w:val="Hyperlink"/>
@@ -56511,7 +56749,7 @@
           <w:b/>
           <w:bCs/>
         </w:rPr>
-        <w:t xml:space="preserve">[35]</w:t>
+        <w:t xml:space="preserve">[36]</w:t>
       </w:r>
       <w:r>
         <w:t xml:space="preserve"> </w:t>
@@ -56541,7 +56779,7 @@
       <w:r>
         <w:t xml:space="preserve"> </w:t>
       </w:r>
-      <w:hyperlink r:id="rId336">
+      <w:hyperlink r:id="rId337">
         <w:r>
           <w:rPr>
             <w:rStyle w:val="Hyperlink"/>
@@ -56575,7 +56813,7 @@
           <w:b/>
           <w:bCs/>
         </w:rPr>
-        <w:t xml:space="preserve">[36]</w:t>
+        <w:t xml:space="preserve">[37]</w:t>
       </w:r>
       <w:r>
         <w:t xml:space="preserve"> </w:t>
@@ -56605,7 +56843,7 @@
       <w:r>
         <w:t xml:space="preserve"> </w:t>
       </w:r>
-      <w:hyperlink r:id="rId337">
+      <w:hyperlink r:id="rId338">
         <w:r>
           <w:rPr>
             <w:rStyle w:val="Hyperlink"/>
@@ -56639,7 +56877,7 @@
           <w:b/>
           <w:bCs/>
         </w:rPr>
-        <w:t xml:space="preserve">[37]</w:t>
+        <w:t xml:space="preserve">[38]</w:t>
       </w:r>
       <w:r>
         <w:t xml:space="preserve"> </w:t>
@@ -56669,7 +56907,7 @@
       <w:r>
         <w:t xml:space="preserve"> </w:t>
       </w:r>
-      <w:hyperlink r:id="rId338">
+      <w:hyperlink r:id="rId339">
         <w:r>
           <w:rPr>
             <w:rStyle w:val="Hyperlink"/>
@@ -56703,7 +56941,7 @@
           <w:b/>
           <w:bCs/>
         </w:rPr>
-        <w:t xml:space="preserve">[38]</w:t>
+        <w:t xml:space="preserve">[39]</w:t>
       </w:r>
       <w:r>
         <w:t xml:space="preserve"> </w:t>
@@ -56733,7 +56971,7 @@
       <w:r>
         <w:t xml:space="preserve"> </w:t>
       </w:r>
-      <w:hyperlink r:id="rId339">
+      <w:hyperlink r:id="rId340">
         <w:r>
           <w:rPr>
             <w:rStyle w:val="Hyperlink"/>
@@ -56767,7 +57005,7 @@
           <w:b/>
           <w:bCs/>
         </w:rPr>
-        <w:t xml:space="preserve">[39]</w:t>
+        <w:t xml:space="preserve">[40]</w:t>
       </w:r>
       <w:r>
         <w:t xml:space="preserve"> </w:t>
@@ -56797,7 +57035,7 @@
       <w:r>
         <w:t xml:space="preserve"> </w:t>
       </w:r>
-      <w:hyperlink r:id="rId340">
+      <w:hyperlink r:id="rId341">
         <w:r>
           <w:rPr>
             <w:rStyle w:val="Hyperlink"/>
@@ -56831,7 +57069,7 @@
           <w:b/>
           <w:bCs/>
         </w:rPr>
-        <w:t xml:space="preserve">[40]</w:t>
+        <w:t xml:space="preserve">[41]</w:t>
       </w:r>
       <w:r>
         <w:t xml:space="preserve"> </w:t>
@@ -56840,10 +57078,10 @@
         <w:rPr>
           <w:rStyle w:val="VerbatimChar"/>
         </w:rPr>
-        <w:t xml:space="preserve">walker2007citerank</w:t>
-      </w:r>
-      <w:r>
-        <w:t xml:space="preserve">. Dylan Walker, Huafeng Xie, Koon-Kiu Yan, and Sergei Maslov. "Ranking scientific publications using a model of network traffic."</w:t>
+        <w:t xml:space="preserve">vaccario2017bias</w:t>
+      </w:r>
+      <w:r>
+        <w:t xml:space="preserve">. Giacomo Vaccario, Matúš Medo, Nicolas Wider, and Manuel Sebastian Mariani. "Quantifying and suppressing ranking bias in a large citation network."</w:t>
       </w:r>
       <w:r>
         <w:t xml:space="preserve"> </w:t>
@@ -56853,6 +57091,70 @@
           <w:i/>
           <w:iCs/>
         </w:rPr>
+        <w:t xml:space="preserve">Journal of Informetrics</w:t>
+      </w:r>
+      <w:r>
+        <w:t xml:space="preserve">, 2017. DOI:</w:t>
+      </w:r>
+      <w:r>
+        <w:t xml:space="preserve"> </w:t>
+      </w:r>
+      <w:hyperlink r:id="rId342">
+        <w:r>
+          <w:rPr>
+            <w:rStyle w:val="Hyperlink"/>
+          </w:rPr>
+          <w:t xml:space="preserve">10.1016/j.joi.2017.05.014</w:t>
+        </w:r>
+      </w:hyperlink>
+      <w:r>
+        <w:t xml:space="preserve"> </w:t>
+      </w:r>
+      <w:r>
+        <w:rPr>
+          <w:i/>
+          <w:iCs/>
+        </w:rPr>
+        <w:t xml:space="preserve">Cited for:</w:t>
+      </w:r>
+      <w:r>
+        <w:t xml:space="preserve"> </w:t>
+      </w:r>
+      <w:r>
+        <w:t xml:space="preserve">Age and field bias in citation-network rankings</w:t>
+      </w:r>
+    </w:p>
+    <w:p>
+      <w:pPr>
+        <w:pStyle w:val="BodyText"/>
+      </w:pPr>
+      <w:r>
+        <w:rPr>
+          <w:b/>
+          <w:bCs/>
+        </w:rPr>
+        <w:t xml:space="preserve">[42]</w:t>
+      </w:r>
+      <w:r>
+        <w:t xml:space="preserve"> </w:t>
+      </w:r>
+      <w:r>
+        <w:rPr>
+          <w:rStyle w:val="VerbatimChar"/>
+        </w:rPr>
+        <w:t xml:space="preserve">walker2007citerank</w:t>
+      </w:r>
+      <w:r>
+        <w:t xml:space="preserve">. Dylan Walker, Huafeng Xie, Koon-Kiu Yan, and Sergei Maslov. "Ranking scientific publications using a model of network traffic."</w:t>
+      </w:r>
+      <w:r>
+        <w:t xml:space="preserve"> </w:t>
+      </w:r>
+      <w:r>
+        <w:rPr>
+          <w:i/>
+          <w:iCs/>
+        </w:rPr>
         <w:t xml:space="preserve">Journal of Statistical Mechanics: Theory and Experiment</w:t>
       </w:r>
       <w:r>
@@ -56861,7 +57163,7 @@
       <w:r>
         <w:t xml:space="preserve"> </w:t>
       </w:r>
-      <w:hyperlink r:id="rId341">
+      <w:hyperlink r:id="rId343">
         <w:r>
           <w:rPr>
             <w:rStyle w:val="Hyperlink"/>
@@ -56895,7 +57197,7 @@
           <w:b/>
           <w:bCs/>
         </w:rPr>
-        <w:t xml:space="preserve">[41]</w:t>
+        <w:t xml:space="preserve">[43]</w:t>
       </w:r>
       <w:r>
         <w:t xml:space="preserve"> </w:t>
@@ -56925,7 +57227,7 @@
       <w:r>
         <w:t xml:space="preserve"> </w:t>
       </w:r>
-      <w:hyperlink r:id="rId342">
+      <w:hyperlink r:id="rId344">
         <w:r>
           <w:rPr>
             <w:rStyle w:val="Hyperlink"/>
@@ -56959,7 +57261,7 @@
           <w:b/>
           <w:bCs/>
         </w:rPr>
-        <w:t xml:space="preserve">[42]</w:t>
+        <w:t xml:space="preserve">[44]</w:t>
       </w:r>
       <w:r>
         <w:t xml:space="preserve"> </w:t>
@@ -56989,7 +57291,7 @@
       <w:r>
         <w:t xml:space="preserve"> </w:t>
       </w:r>
-      <w:hyperlink r:id="rId343">
+      <w:hyperlink r:id="rId345">
         <w:r>
           <w:rPr>
             <w:rStyle w:val="Hyperlink"/>
@@ -57023,7 +57325,7 @@
           <w:b/>
           <w:bCs/>
         </w:rPr>
-        <w:t xml:space="preserve">[43]</w:t>
+        <w:t xml:space="preserve">[45]</w:t>
       </w:r>
       <w:r>
         <w:t xml:space="preserve"> </w:t>
@@ -57053,7 +57355,7 @@
       <w:r>
         <w:t xml:space="preserve"> </w:t>
       </w:r>
-      <w:hyperlink r:id="rId344">
+      <w:hyperlink r:id="rId346">
         <w:r>
           <w:rPr>
             <w:rStyle w:val="Hyperlink"/>
@@ -57087,7 +57389,7 @@
           <w:b/>
           <w:bCs/>
         </w:rPr>
-        <w:t xml:space="preserve">[44]</w:t>
+        <w:t xml:space="preserve">[46]</w:t>
       </w:r>
       <w:r>
         <w:t xml:space="preserve"> </w:t>
@@ -57117,7 +57419,7 @@
       <w:r>
         <w:t xml:space="preserve"> </w:t>
       </w:r>
-      <w:hyperlink r:id="rId345">
+      <w:hyperlink r:id="rId347">
         <w:r>
           <w:rPr>
             <w:rStyle w:val="Hyperlink"/>
@@ -57142,7 +57444,7 @@
         <w:t xml:space="preserve">The systematic review the extractor false-positived on</w:t>
       </w:r>
     </w:p>
-    <w:bookmarkEnd w:id="346"/>
+    <w:bookmarkEnd w:id="348"/>
     <w:sectPr>
       <w:footnotePr>
         <w:numRestart w:val="eachSect"/>

--- a/thesis/CiteGraph-NLP-Thesis.docx
+++ b/thesis/CiteGraph-NLP-Thesis.docx
@@ -21523,7 +21523,7 @@
     </w:p>
     <w:bookmarkEnd w:id="163"/>
     <w:bookmarkEnd w:id="164"/>
-    <w:bookmarkStart w:id="185" w:name="chapter-6-evaluation-and-results"/>
+    <w:bookmarkStart w:id="186" w:name="chapter-6-evaluation-and-results"/>
     <w:p>
       <w:pPr>
         <w:pStyle w:val="Heading1"/>
@@ -25361,7 +25361,7 @@
       </w:r>
     </w:p>
     <w:bookmarkEnd w:id="176"/>
-    <w:bookmarkStart w:id="182" w:name="performance"/>
+    <w:bookmarkStart w:id="183" w:name="performance"/>
     <w:p>
       <w:pPr>
         <w:pStyle w:val="Heading2"/>
@@ -26980,8 +26980,289 @@
       </w:r>
     </w:p>
     <w:bookmarkEnd w:id="181"/>
+    <w:bookmarkStart w:id="182" w:name="run-to-run-consistency"/>
+    <w:p>
+      <w:pPr>
+        <w:pStyle w:val="Heading3"/>
+      </w:pPr>
+      <w:r>
+        <w:t xml:space="preserve">6.6.6 Run-to-run consistency</w:t>
+      </w:r>
+    </w:p>
+    <w:p>
+      <w:pPr>
+        <w:pStyle w:val="FirstParagraph"/>
+      </w:pPr>
+      <w:r>
+        <w:t xml:space="preserve">Running the same seed repeatedly produced the same graph, 100 papers and 206</w:t>
+      </w:r>
+      <w:r>
+        <w:t xml:space="preserve"> </w:t>
+      </w:r>
+      <w:r>
+        <w:t xml:space="preserve">edges every time, but not the same evidence: full-text recovery found</w:t>
+      </w:r>
+      <w:r>
+        <w:t xml:space="preserve"> </w:t>
+      </w:r>
+      <w:r>
+        <w:t xml:space="preserve">populations for 6, 11 and then 9 papers. The cause was Europe PMC, which answers</w:t>
+      </w:r>
+      <w:r>
+        <w:t xml:space="preserve"> </w:t>
+      </w:r>
+      <w:r>
+        <w:t xml:space="preserve">HTTP 503 intermittently, and a provider that sent every request once and</w:t>
+      </w:r>
+      <w:r>
+        <w:t xml:space="preserve"> </w:t>
+      </w:r>
+      <w:r>
+        <w:t xml:space="preserve">dropped a whole batch of 25 DOIs on any error. Measured on one fixed set of 98</w:t>
+      </w:r>
+      <w:r>
+        <w:t xml:space="preserve"> </w:t>
+      </w:r>
+      <w:r>
+        <w:t xml:space="preserve">DOIs, four identical abstract lookups returned 64, 65, 62 and 84 abstracts, and</w:t>
+      </w:r>
+      <w:r>
+        <w:t xml:space="preserve"> </w:t>
+      </w:r>
+      <w:r>
+        <w:t xml:space="preserve">one open-access lookup lost 12 PMCIDs to a single 503.</w:t>
+      </w:r>
+    </w:p>
+    <w:p>
+      <w:pPr>
+        <w:pStyle w:val="BodyText"/>
+      </w:pPr>
+      <w:r>
+        <w:t xml:space="preserve">Europe PMC calls now retry transient failures under the same policy as the</w:t>
+      </w:r>
+      <w:r>
+        <w:t xml:space="preserve"> </w:t>
+      </w:r>
+      <w:r>
+        <w:t xml:space="preserve">other providers (three attempts, exponential backoff, and no retry of a 404,</w:t>
+      </w:r>
+      <w:r>
+        <w:t xml:space="preserve"> </w:t>
+      </w:r>
+      <w:r>
+        <w:t xml:space="preserve">which means the paper is not held). A batch that still fails is reported in the</w:t>
+      </w:r>
+      <w:r>
+        <w:t xml:space="preserve"> </w:t>
+      </w:r>
+      <w:r>
+        <w:t xml:space="preserve">run's warnings rather than treated as papers with no abstract.</w:t>
+      </w:r>
+    </w:p>
+    <w:tbl>
+      <w:tblPr>
+        <w:tblStyle w:val="Table"/>
+        <w:tblW w:type="auto" w:w="0"/>
+        <w:tblLook w:firstRow="1" w:lastRow="0" w:firstColumn="0" w:lastColumn="0" w:noHBand="0" w:noVBand="0" w:val="0020"/>
+      </w:tblPr>
+      <w:tblGrid>
+        <w:gridCol w:w="2640"/>
+        <w:gridCol w:w="2640"/>
+        <w:gridCol w:w="2640"/>
+      </w:tblGrid>
+      <w:tr>
+        <w:trPr>
+          <w:tblHeader w:val="on"/>
+        </w:trPr>
+        <w:tc>
+          <w:tcPr/>
+          <w:p>
+            <w:pPr>
+              <w:pStyle w:val="Compact"/>
+            </w:pPr>
+            <w:r>
+              <w:t xml:space="preserve">Measure (same input, repeated)</w:t>
+            </w:r>
+          </w:p>
+        </w:tc>
+        <w:tc>
+          <w:tcPr/>
+          <w:p>
+            <w:pPr>
+              <w:pStyle w:val="Compact"/>
+              <w:jc w:val="right"/>
+            </w:pPr>
+            <w:r>
+              <w:t xml:space="preserve">Before</w:t>
+            </w:r>
+          </w:p>
+        </w:tc>
+        <w:tc>
+          <w:tcPr/>
+          <w:p>
+            <w:pPr>
+              <w:pStyle w:val="Compact"/>
+              <w:jc w:val="right"/>
+            </w:pPr>
+            <w:r>
+              <w:t xml:space="preserve">After</w:t>
+            </w:r>
+          </w:p>
+        </w:tc>
+      </w:tr>
+      <w:tr>
+        <w:tc>
+          <w:tcPr/>
+          <w:p>
+            <w:pPr>
+              <w:pStyle w:val="Compact"/>
+            </w:pPr>
+            <w:r>
+              <w:t xml:space="preserve">Abstracts returned, 98 DOIs</w:t>
+            </w:r>
+          </w:p>
+        </w:tc>
+        <w:tc>
+          <w:tcPr/>
+          <w:p>
+            <w:pPr>
+              <w:pStyle w:val="Compact"/>
+              <w:jc w:val="right"/>
+            </w:pPr>
+            <w:r>
+              <w:t xml:space="preserve">62–84 over 4 tries</w:t>
+            </w:r>
+          </w:p>
+        </w:tc>
+        <w:tc>
+          <w:tcPr/>
+          <w:p>
+            <w:pPr>
+              <w:pStyle w:val="Compact"/>
+              <w:jc w:val="right"/>
+            </w:pPr>
+            <w:r>
+              <w:t xml:space="preserve">84 on all 5</w:t>
+            </w:r>
+          </w:p>
+        </w:tc>
+      </w:tr>
+      <w:tr>
+        <w:tc>
+          <w:tcPr/>
+          <w:p>
+            <w:pPr>
+              <w:pStyle w:val="Compact"/>
+            </w:pPr>
+            <w:r>
+              <w:t xml:space="preserve">Open-access PMCIDs found</w:t>
+            </w:r>
+          </w:p>
+        </w:tc>
+        <w:tc>
+          <w:tcPr/>
+          <w:p>
+            <w:pPr>
+              <w:pStyle w:val="Compact"/>
+              <w:jc w:val="right"/>
+            </w:pPr>
+            <w:r>
+              <w:t xml:space="preserve">lost a batch of 12 once</w:t>
+            </w:r>
+          </w:p>
+        </w:tc>
+        <w:tc>
+          <w:tcPr/>
+          <w:p>
+            <w:pPr>
+              <w:pStyle w:val="Compact"/>
+              <w:jc w:val="right"/>
+            </w:pPr>
+            <w:r>
+              <w:t xml:space="preserve">45 on all 5</w:t>
+            </w:r>
+          </w:p>
+        </w:tc>
+      </w:tr>
+      <w:tr>
+        <w:tc>
+          <w:tcPr/>
+          <w:p>
+            <w:pPr>
+              <w:pStyle w:val="Compact"/>
+            </w:pPr>
+            <w:r>
+              <w:t xml:space="preserve">Populations recovered from full text</w:t>
+            </w:r>
+          </w:p>
+        </w:tc>
+        <w:tc>
+          <w:tcPr/>
+          <w:p>
+            <w:pPr>
+              <w:pStyle w:val="Compact"/>
+              <w:jc w:val="right"/>
+            </w:pPr>
+            <w:r>
+              <w:t xml:space="preserve">6, 11, 9</w:t>
+            </w:r>
+          </w:p>
+        </w:tc>
+        <w:tc>
+          <w:tcPr/>
+          <w:p>
+            <w:pPr>
+              <w:pStyle w:val="Compact"/>
+              <w:jc w:val="right"/>
+            </w:pPr>
+            <w:r>
+              <w:t xml:space="preserve">9, 9, 9</w:t>
+            </w:r>
+          </w:p>
+        </w:tc>
+      </w:tr>
+    </w:tbl>
+    <w:p>
+      <w:pPr>
+        <w:pStyle w:val="BodyText"/>
+      </w:pPr>
+      <w:r>
+        <w:t xml:space="preserve">The gold-standard evaluation was not affected: all 20 papers had an abstract</w:t>
+      </w:r>
+      <w:r>
+        <w:t xml:space="preserve"> </w:t>
+      </w:r>
+      <w:r>
+        <w:t xml:space="preserve">after backfill (Section 6.2), so no figure in this chapter changes. The</w:t>
+      </w:r>
+      <w:r>
+        <w:t xml:space="preserve"> </w:t>
+      </w:r>
+      <w:r>
+        <w:t xml:space="preserve">practical effect was on the graphs users see, where a typical run had been</w:t>
+      </w:r>
+      <w:r>
+        <w:t xml:space="preserve"> </w:t>
+      </w:r>
+      <w:r>
+        <w:t xml:space="preserve">receiving about 20 fewer abstracts than Europe PMC holds. Consistency has a</w:t>
+      </w:r>
+      <w:r>
+        <w:t xml:space="preserve"> </w:t>
+      </w:r>
+      <w:r>
+        <w:t xml:space="preserve">cost: when Europe PMC is struggling, a run now waits for it rather than</w:t>
+      </w:r>
+      <w:r>
+        <w:t xml:space="preserve"> </w:t>
+      </w:r>
+      <w:r>
+        <w:t xml:space="preserve">finishing early with less data.</w:t>
+      </w:r>
+    </w:p>
     <w:bookmarkEnd w:id="182"/>
-    <w:bookmarkStart w:id="183" w:name="X842e6b766425d321bd9ec6cf3ce2a8982c51653"/>
+    <w:bookmarkEnd w:id="183"/>
+    <w:bookmarkStart w:id="184" w:name="X842e6b766425d321bd9ec6cf3ce2a8982c51653"/>
     <w:p>
       <w:pPr>
         <w:pStyle w:val="Heading2"/>
@@ -27239,8 +27520,8 @@
         <w:t xml:space="preserve">resolve.</w:t>
       </w:r>
     </w:p>
-    <w:bookmarkEnd w:id="183"/>
-    <w:bookmarkStart w:id="184" w:name="summary-of-results-against-objectives"/>
+    <w:bookmarkEnd w:id="184"/>
+    <w:bookmarkStart w:id="185" w:name="summary-of-results-against-objectives"/>
     <w:p>
       <w:pPr>
         <w:pStyle w:val="Heading2"/>
@@ -27670,9 +27951,9 @@
         <w:t xml:space="preserve">(6.5).</w:t>
       </w:r>
     </w:p>
-    <w:bookmarkEnd w:id="184"/>
     <w:bookmarkEnd w:id="185"/>
-    <w:bookmarkStart w:id="191" w:name="chapter-6-continued-extended-analysis"/>
+    <w:bookmarkEnd w:id="186"/>
+    <w:bookmarkStart w:id="192" w:name="chapter-6-continued-extended-analysis"/>
     <w:p>
       <w:pPr>
         <w:pStyle w:val="Heading1"/>
@@ -27681,7 +27962,7 @@
         <w:t xml:space="preserve">Chapter 6 (continued): Extended Analysis</w:t>
       </w:r>
     </w:p>
-    <w:bookmarkStart w:id="186" w:name="performance-by-study-design"/>
+    <w:bookmarkStart w:id="187" w:name="performance-by-study-design"/>
     <w:p>
       <w:pPr>
         <w:pStyle w:val="Heading2"/>
@@ -28827,8 +29108,8 @@
         <w:t xml:space="preserve">whose abstracts most resemble clinical reports without describing a cohort.</w:t>
       </w:r>
     </w:p>
-    <w:bookmarkEnd w:id="186"/>
-    <w:bookmarkStart w:id="187" w:name="X0a62906ae58d6bb3bc97bf6a9257489699ecda6"/>
+    <w:bookmarkEnd w:id="187"/>
+    <w:bookmarkStart w:id="188" w:name="X0a62906ae58d6bb3bc97bf6a9257489699ecda6"/>
     <w:p>
       <w:pPr>
         <w:pStyle w:val="Heading2"/>
@@ -29081,8 +29362,8 @@
         <w:t xml:space="preserve">distinction.</w:t>
       </w:r>
     </w:p>
-    <w:bookmarkEnd w:id="187"/>
-    <w:bookmarkStart w:id="188" w:name="sensitivity-of-the-graph-to-seed-choice"/>
+    <w:bookmarkEnd w:id="188"/>
+    <w:bookmarkStart w:id="189" w:name="sensitivity-of-the-graph-to-seed-choice"/>
     <w:p>
       <w:pPr>
         <w:pStyle w:val="Heading2"/>
@@ -29516,8 +29797,8 @@
         <w:t xml:space="preserve">is driven by the number of external lookups rather than by graph computation.</w:t>
       </w:r>
     </w:p>
-    <w:bookmarkEnd w:id="188"/>
-    <w:bookmarkStart w:id="189" w:name="X4819e9d8a64bd53959a27145836b7050b25c24c"/>
+    <w:bookmarkEnd w:id="189"/>
+    <w:bookmarkStart w:id="190" w:name="X4819e9d8a64bd53959a27145836b7050b25c24c"/>
     <w:p>
       <w:pPr>
         <w:pStyle w:val="Heading2"/>
@@ -29939,8 +30220,8 @@
         <w:t xml:space="preserve">output now separates them.</w:t>
       </w:r>
     </w:p>
-    <w:bookmarkEnd w:id="189"/>
-    <w:bookmarkStart w:id="190" w:name="cumulative-effect-of-the-corrections"/>
+    <w:bookmarkEnd w:id="190"/>
+    <w:bookmarkStart w:id="191" w:name="cumulative-effect-of-the-corrections"/>
     <w:p>
       <w:pPr>
         <w:pStyle w:val="Heading2"/>
@@ -30293,9 +30574,9 @@
         <w:t xml:space="preserve">measurement. Section 7.1.1 draws the general lesson.</w:t>
       </w:r>
     </w:p>
-    <w:bookmarkEnd w:id="190"/>
     <w:bookmarkEnd w:id="191"/>
-    <w:bookmarkStart w:id="206" w:name="chapter-7-discussion"/>
+    <w:bookmarkEnd w:id="192"/>
+    <w:bookmarkStart w:id="207" w:name="chapter-7-discussion"/>
     <w:p>
       <w:pPr>
         <w:pStyle w:val="Heading1"/>
@@ -30304,7 +30585,7 @@
         <w:t xml:space="preserve">Chapter 7: Discussion</w:t>
       </w:r>
     </w:p>
-    <w:bookmarkStart w:id="196" w:name="interpretation-of-results"/>
+    <w:bookmarkStart w:id="197" w:name="interpretation-of-results"/>
     <w:p>
       <w:pPr>
         <w:pStyle w:val="Heading2"/>
@@ -30313,7 +30594,7 @@
         <w:t xml:space="preserve">7.1 Interpretation of Results</w:t>
       </w:r>
     </w:p>
-    <w:bookmarkStart w:id="192" w:name="Xa006b59f01dfc2b16089884813410c63029d7b4"/>
+    <w:bookmarkStart w:id="193" w:name="Xa006b59f01dfc2b16089884813410c63029d7b4"/>
     <w:p>
       <w:pPr>
         <w:pStyle w:val="Heading3"/>
@@ -30462,8 +30743,8 @@
         <w:t xml:space="preserve">goes to the wrong place.</w:t>
       </w:r>
     </w:p>
-    <w:bookmarkEnd w:id="192"/>
-    <w:bookmarkStart w:id="193" w:name="semantic-typing-is-the-genuine-weakness"/>
+    <w:bookmarkEnd w:id="193"/>
+    <w:bookmarkStart w:id="194" w:name="semantic-typing-is-the-genuine-weakness"/>
     <w:p>
       <w:pPr>
         <w:pStyle w:val="Heading3"/>
@@ -30552,8 +30833,8 @@
         <w:t xml:space="preserve">[nye2018ebmnlp] is the natural route to it.</w:t>
       </w:r>
     </w:p>
-    <w:bookmarkEnd w:id="193"/>
-    <w:bookmarkStart w:id="194" w:name="Xab00344e1cf57a2e630ca0c975ea4778b578c26"/>
+    <w:bookmarkEnd w:id="194"/>
+    <w:bookmarkStart w:id="195" w:name="Xab00344e1cf57a2e630ca0c975ea4778b578c26"/>
     <w:p>
       <w:pPr>
         <w:pStyle w:val="Heading3"/>
@@ -30680,8 +30961,8 @@
         <w:t xml:space="preserve">than twenty papers.</w:t>
       </w:r>
     </w:p>
-    <w:bookmarkEnd w:id="194"/>
-    <w:bookmarkStart w:id="195" w:name="X7a4d1f49f1769d03c53cf7bc88cb74bd234f637"/>
+    <w:bookmarkEnd w:id="195"/>
+    <w:bookmarkStart w:id="196" w:name="X7a4d1f49f1769d03c53cf7bc88cb74bd234f637"/>
     <w:p>
       <w:pPr>
         <w:pStyle w:val="Heading3"/>
@@ -30734,9 +31015,9 @@
         <w:t xml:space="preserve">from reusing one pooled client rather than creating one per request.</w:t>
       </w:r>
     </w:p>
-    <w:bookmarkEnd w:id="195"/>
     <w:bookmarkEnd w:id="196"/>
-    <w:bookmarkStart w:id="197" w:name="reflections-on-the-development-process"/>
+    <w:bookmarkEnd w:id="197"/>
+    <w:bookmarkStart w:id="198" w:name="reflections-on-the-development-process"/>
     <w:p>
       <w:pPr>
         <w:pStyle w:val="Heading2"/>
@@ -30970,8 +31251,8 @@
         <w:t xml:space="preserve">emptiness visible.</w:t>
       </w:r>
     </w:p>
-    <w:bookmarkEnd w:id="197"/>
-    <w:bookmarkStart w:id="202" w:name="threats-to-validity"/>
+    <w:bookmarkEnd w:id="198"/>
+    <w:bookmarkStart w:id="203" w:name="threats-to-validity"/>
     <w:p>
       <w:pPr>
         <w:pStyle w:val="Heading2"/>
@@ -30980,7 +31261,7 @@
         <w:t xml:space="preserve">7.3 Threats to Validity</w:t>
       </w:r>
     </w:p>
-    <w:bookmarkStart w:id="198" w:name="construct-validity"/>
+    <w:bookmarkStart w:id="199" w:name="construct-validity"/>
     <w:p>
       <w:pPr>
         <w:pStyle w:val="Heading3"/>
@@ -31067,8 +31348,8 @@
         <w:t xml:space="preserve">sensitivity analysis was performed.</w:t>
       </w:r>
     </w:p>
-    <w:bookmarkEnd w:id="198"/>
-    <w:bookmarkStart w:id="199" w:name="internal-validity"/>
+    <w:bookmarkEnd w:id="199"/>
+    <w:bookmarkStart w:id="200" w:name="internal-validity"/>
     <w:p>
       <w:pPr>
         <w:pStyle w:val="Heading3"/>
@@ -31167,8 +31448,8 @@
         <w:t xml:space="preserve">incorrectly collapsed two distinct papers would not be detected.</w:t>
       </w:r>
     </w:p>
-    <w:bookmarkEnd w:id="199"/>
-    <w:bookmarkStart w:id="200" w:name="external-validity"/>
+    <w:bookmarkEnd w:id="200"/>
+    <w:bookmarkStart w:id="201" w:name="external-validity"/>
     <w:p>
       <w:pPr>
         <w:pStyle w:val="Heading3"/>
@@ -31261,8 +31542,8 @@
         <w:t xml:space="preserve">corpus would be more reproducible and is proposed in Section 8.2.</w:t>
       </w:r>
     </w:p>
-    <w:bookmarkEnd w:id="200"/>
-    <w:bookmarkStart w:id="201" w:name="conclusion-validity"/>
+    <w:bookmarkEnd w:id="201"/>
+    <w:bookmarkStart w:id="202" w:name="conclusion-validity"/>
     <w:p>
       <w:pPr>
         <w:pStyle w:val="Heading3"/>
@@ -31361,9 +31642,9 @@
         <w:t xml:space="preserve">significant unaddressed question in the work.</w:t>
       </w:r>
     </w:p>
-    <w:bookmarkEnd w:id="201"/>
     <w:bookmarkEnd w:id="202"/>
-    <w:bookmarkStart w:id="203" w:name="divergence-from-the-project-proposal"/>
+    <w:bookmarkEnd w:id="203"/>
+    <w:bookmarkStart w:id="204" w:name="divergence-from-the-project-proposal"/>
     <w:p>
       <w:pPr>
         <w:pStyle w:val="Heading2"/>
@@ -31784,8 +32065,8 @@
         <w:t xml:space="preserve">study.</w:t>
       </w:r>
     </w:p>
-    <w:bookmarkEnd w:id="203"/>
-    <w:bookmarkStart w:id="204" w:name="known-open-issues"/>
+    <w:bookmarkEnd w:id="204"/>
+    <w:bookmarkStart w:id="205" w:name="known-open-issues"/>
     <w:p>
       <w:pPr>
         <w:pStyle w:val="Heading2"/>
@@ -31968,8 +32249,8 @@
         <w:t xml:space="preserve">NFR-1's 60-second target.</w:t>
       </w:r>
     </w:p>
-    <w:bookmarkEnd w:id="204"/>
-    <w:bookmarkStart w:id="205" w:name="ethical-and-legal-considerations"/>
+    <w:bookmarkEnd w:id="205"/>
+    <w:bookmarkStart w:id="206" w:name="ethical-and-legal-considerations"/>
     <w:p>
       <w:pPr>
         <w:pStyle w:val="Heading2"/>
@@ -32086,9 +32367,9 @@
         <w:t xml:space="preserve">under-resourced institutions and non-English literatures.</w:t>
       </w:r>
     </w:p>
-    <w:bookmarkEnd w:id="205"/>
     <w:bookmarkEnd w:id="206"/>
-    <w:bookmarkStart w:id="219" w:name="chapter-8-conclusion-and-future-work"/>
+    <w:bookmarkEnd w:id="207"/>
+    <w:bookmarkStart w:id="220" w:name="chapter-8-conclusion-and-future-work"/>
     <w:p>
       <w:pPr>
         <w:pStyle w:val="Heading1"/>
@@ -32097,7 +32378,7 @@
         <w:t xml:space="preserve">Chapter 8: Conclusion and Future Work</w:t>
       </w:r>
     </w:p>
-    <w:bookmarkStart w:id="207" w:name="conclusion"/>
+    <w:bookmarkStart w:id="208" w:name="conclusion"/>
     <w:p>
       <w:pPr>
         <w:pStyle w:val="Heading2"/>
@@ -32533,8 +32814,8 @@
         <w:t xml:space="preserve">uncertainty signalling is weaker than its interface implies.</w:t>
       </w:r>
     </w:p>
-    <w:bookmarkEnd w:id="207"/>
-    <w:bookmarkStart w:id="217" w:name="future-work"/>
+    <w:bookmarkEnd w:id="208"/>
+    <w:bookmarkStart w:id="218" w:name="future-work"/>
     <w:p>
       <w:pPr>
         <w:pStyle w:val="Heading2"/>
@@ -32551,7 +32832,7 @@
         <w:t xml:space="preserve">Ordered by expected value relative to cost.</w:t>
       </w:r>
     </w:p>
-    <w:bookmarkStart w:id="208" w:name="calibrate-the-confidence-scores"/>
+    <w:bookmarkStart w:id="209" w:name="calibrate-the-confidence-scores"/>
     <w:p>
       <w:pPr>
         <w:pStyle w:val="Heading3"/>
@@ -32604,8 +32885,8 @@
         <w:t xml:space="preserve">distinguishing feature actually trustworthy.</w:t>
       </w:r>
     </w:p>
-    <w:bookmarkEnd w:id="208"/>
-    <w:bookmarkStart w:id="209" w:name="compare-against-an-unweighted-baseline"/>
+    <w:bookmarkEnd w:id="209"/>
+    <w:bookmarkStart w:id="210" w:name="compare-against-an-unweighted-baseline"/>
     <w:p>
       <w:pPr>
         <w:pStyle w:val="Heading3"/>
@@ -32646,8 +32927,8 @@
         <w:t xml:space="preserve">first experiment a continuation of this work should run.</w:t>
       </w:r>
     </w:p>
-    <w:bookmarkEnd w:id="209"/>
-    <w:bookmarkStart w:id="210" w:name="extend-and-re-annotate-the-gold-standard"/>
+    <w:bookmarkEnd w:id="210"/>
+    <w:bookmarkStart w:id="211" w:name="extend-and-re-annotate-the-gold-standard"/>
     <w:p>
       <w:pPr>
         <w:pStyle w:val="Heading3"/>
@@ -32682,8 +32963,8 @@
         <w:t xml:space="preserve">remove the most serious methodological weakness identified in §7.3.2.</w:t>
       </w:r>
     </w:p>
-    <w:bookmarkEnd w:id="210"/>
-    <w:bookmarkStart w:id="211" w:name="supervised-extraction"/>
+    <w:bookmarkEnd w:id="211"/>
+    <w:bookmarkStart w:id="212" w:name="supervised-extraction"/>
     <w:p>
       <w:pPr>
         <w:pStyle w:val="Heading3"/>
@@ -32736,8 +33017,8 @@
         <w:t xml:space="preserve">provides.</w:t>
       </w:r>
     </w:p>
-    <w:bookmarkEnd w:id="211"/>
-    <w:bookmarkStart w:id="212" w:name="full-text-extraction"/>
+    <w:bookmarkEnd w:id="212"/>
+    <w:bookmarkStart w:id="213" w:name="full-text-extraction"/>
     <w:p>
       <w:pPr>
         <w:pStyle w:val="Heading3"/>
@@ -32778,8 +33059,8 @@
         <w:t xml:space="preserve">retrievable, keeping the system within the bounds §7.6 describes.</w:t>
       </w:r>
     </w:p>
-    <w:bookmarkEnd w:id="212"/>
-    <w:bookmarkStart w:id="213" w:name="study-level-deduplication"/>
+    <w:bookmarkEnd w:id="213"/>
+    <w:bookmarkStart w:id="214" w:name="study-level-deduplication"/>
     <w:p>
       <w:pPr>
         <w:pStyle w:val="Heading3"/>
@@ -32820,8 +33101,8 @@
         <w:t xml:space="preserve">offer a practical join key.</w:t>
       </w:r>
     </w:p>
-    <w:bookmarkEnd w:id="213"/>
-    <w:bookmarkStart w:id="214" w:name="a-frozen-evaluation-corpus"/>
+    <w:bookmarkEnd w:id="214"/>
+    <w:bookmarkStart w:id="215" w:name="a-frozen-evaluation-corpus"/>
     <w:p>
       <w:pPr>
         <w:pStyle w:val="Heading3"/>
@@ -32850,8 +33131,8 @@
         <w:t xml:space="preserve">detection when extraction logic changes.</w:t>
       </w:r>
     </w:p>
-    <w:bookmarkEnd w:id="214"/>
-    <w:bookmarkStart w:id="215" w:name="parameter-sensitivity-analysis"/>
+    <w:bookmarkEnd w:id="215"/>
+    <w:bookmarkStart w:id="216" w:name="parameter-sensitivity-analysis"/>
     <w:p>
       <w:pPr>
         <w:pStyle w:val="Heading3"/>
@@ -32992,8 +33273,8 @@
         <w:t xml:space="preserve">should report older and newer papers separately, since those lists skew old.</w:t>
       </w:r>
     </w:p>
-    <w:bookmarkEnd w:id="215"/>
-    <w:bookmarkStart w:id="216" w:name="citation-context-and-sentiment"/>
+    <w:bookmarkEnd w:id="216"/>
+    <w:bookmarkStart w:id="217" w:name="citation-context-and-sentiment"/>
     <w:p>
       <w:pPr>
         <w:pStyle w:val="Heading3"/>
@@ -33028,9 +33309,9 @@
         <w:t xml:space="preserve">speculative item here.</w:t>
       </w:r>
     </w:p>
-    <w:bookmarkEnd w:id="216"/>
     <w:bookmarkEnd w:id="217"/>
-    <w:bookmarkStart w:id="218" w:name="closing-remarks"/>
+    <w:bookmarkEnd w:id="218"/>
+    <w:bookmarkStart w:id="219" w:name="closing-remarks"/>
     <w:p>
       <w:pPr>
         <w:pStyle w:val="Heading2"/>
@@ -33129,9 +33410,9 @@
         <w:t xml:space="preserve">authors would carry into another project.</w:t>
       </w:r>
     </w:p>
-    <w:bookmarkEnd w:id="218"/>
     <w:bookmarkEnd w:id="219"/>
-    <w:bookmarkStart w:id="225" w:name="appendix-a-api-reference"/>
+    <w:bookmarkEnd w:id="220"/>
+    <w:bookmarkStart w:id="226" w:name="appendix-a-api-reference"/>
     <w:p>
       <w:pPr>
         <w:pStyle w:val="Heading1"/>
@@ -33261,7 +33542,7 @@
         <w:t xml:space="preserve">is unset (see Section 7.5).</w:t>
       </w:r>
     </w:p>
-    <w:bookmarkStart w:id="220" w:name="a.1-get-health"/>
+    <w:bookmarkStart w:id="221" w:name="a.1-get-health"/>
     <w:p>
       <w:pPr>
         <w:pStyle w:val="Heading2"/>
@@ -33320,8 +33601,8 @@
         <w:t xml:space="preserve">}</w:t>
       </w:r>
     </w:p>
-    <w:bookmarkEnd w:id="220"/>
-    <w:bookmarkStart w:id="221" w:name="a.2-post-apiruns"/>
+    <w:bookmarkEnd w:id="221"/>
+    <w:bookmarkStart w:id="222" w:name="a.2-post-apiruns"/>
     <w:p>
       <w:pPr>
         <w:pStyle w:val="Heading2"/>
@@ -34116,8 +34397,8 @@
         <w:t xml:space="preserve">}</w:t>
       </w:r>
     </w:p>
-    <w:bookmarkEnd w:id="221"/>
-    <w:bookmarkStart w:id="222" w:name="a.3-get-apirunsrun_id"/>
+    <w:bookmarkEnd w:id="222"/>
+    <w:bookmarkStart w:id="223" w:name="a.3-get-apirunsrun_id"/>
     <w:p>
       <w:pPr>
         <w:pStyle w:val="Heading2"/>
@@ -34466,8 +34747,8 @@
         <w:t xml:space="preserve">return a correlation reference rather than the underlying exception text.</w:t>
       </w:r>
     </w:p>
-    <w:bookmarkEnd w:id="222"/>
-    <w:bookmarkStart w:id="223" w:name="a.4-get-apirunsrun_idgraph"/>
+    <w:bookmarkEnd w:id="223"/>
+    <w:bookmarkStart w:id="224" w:name="a.4-get-apirunsrun_idgraph"/>
     <w:p>
       <w:pPr>
         <w:pStyle w:val="Heading2"/>
@@ -34872,8 +35153,8 @@
         <w:t xml:space="preserve">(Section 4.4.2).</w:t>
       </w:r>
     </w:p>
-    <w:bookmarkEnd w:id="223"/>
-    <w:bookmarkStart w:id="224" w:name="a.5-exports"/>
+    <w:bookmarkEnd w:id="224"/>
+    <w:bookmarkStart w:id="225" w:name="a.5-exports"/>
     <w:p>
       <w:pPr>
         <w:pStyle w:val="Heading2"/>
@@ -35123,9 +35404,9 @@
         <w:t xml:space="preserve">UTF-8 byte-order mark so spreadsheet software renders accented author names.</w:t>
       </w:r>
     </w:p>
-    <w:bookmarkEnd w:id="224"/>
     <w:bookmarkEnd w:id="225"/>
-    <w:bookmarkStart w:id="232" w:name="appendix-b-configuration-reference"/>
+    <w:bookmarkEnd w:id="226"/>
+    <w:bookmarkStart w:id="233" w:name="appendix-b-configuration-reference"/>
     <w:p>
       <w:pPr>
         <w:pStyle w:val="Heading1"/>
@@ -35172,7 +35453,7 @@
         <w:t xml:space="preserve">file.</w:t>
       </w:r>
     </w:p>
-    <w:bookmarkStart w:id="226" w:name="b.1-application"/>
+    <w:bookmarkStart w:id="227" w:name="b.1-application"/>
     <w:p>
       <w:pPr>
         <w:pStyle w:val="Heading2"/>
@@ -35366,8 +35647,8 @@
         </w:tc>
       </w:tr>
     </w:tbl>
-    <w:bookmarkEnd w:id="226"/>
-    <w:bookmarkStart w:id="227" w:name="b.2-security"/>
+    <w:bookmarkEnd w:id="227"/>
+    <w:bookmarkStart w:id="228" w:name="b.2-security"/>
     <w:p>
       <w:pPr>
         <w:pStyle w:val="Heading2"/>
@@ -35587,8 +35868,8 @@
         <w:t xml:space="preserve">developer visits drive their locally running instance and read the responses.</w:t>
       </w:r>
     </w:p>
-    <w:bookmarkEnd w:id="227"/>
-    <w:bookmarkStart w:id="228" w:name="b.3-providers"/>
+    <w:bookmarkEnd w:id="228"/>
+    <w:bookmarkStart w:id="229" w:name="b.3-providers"/>
     <w:p>
       <w:pPr>
         <w:pStyle w:val="Heading2"/>
@@ -36121,8 +36402,8 @@
         <w:t xml:space="preserve">Section 6.3, would leave roughly 28% of papers without extractable text.</w:t>
       </w:r>
     </w:p>
-    <w:bookmarkEnd w:id="228"/>
-    <w:bookmarkStart w:id="229" w:name="b.4-traversal-and-weighting"/>
+    <w:bookmarkEnd w:id="229"/>
+    <w:bookmarkStart w:id="230" w:name="b.4-traversal-and-weighting"/>
     <w:p>
       <w:pPr>
         <w:pStyle w:val="Heading2"/>
@@ -36547,8 +36828,8 @@
         <w:t xml:space="preserve">recommends 100 or below: 200 takes around 3.5 minutes and exceeds NFR-1.</w:t>
       </w:r>
     </w:p>
-    <w:bookmarkEnd w:id="229"/>
-    <w:bookmarkStart w:id="230" w:name="b.5-storage-and-optional-services"/>
+    <w:bookmarkEnd w:id="230"/>
+    <w:bookmarkStart w:id="231" w:name="b.5-storage-and-optional-services"/>
     <w:p>
       <w:pPr>
         <w:pStyle w:val="Heading2"/>
@@ -37042,8 +37323,8 @@
         <w:t xml:space="preserve">divergence in Section 7.4 is traceable from the configuration itself.</w:t>
       </w:r>
     </w:p>
-    <w:bookmarkEnd w:id="230"/>
-    <w:bookmarkStart w:id="231" w:name="b.6-internal-constants"/>
+    <w:bookmarkEnd w:id="231"/>
+    <w:bookmarkStart w:id="232" w:name="b.6-internal-constants"/>
     <w:p>
       <w:pPr>
         <w:pStyle w:val="Heading2"/>
@@ -37377,9 +37658,9 @@
         </w:tc>
       </w:tr>
     </w:tbl>
-    <w:bookmarkEnd w:id="231"/>
     <w:bookmarkEnd w:id="232"/>
-    <w:bookmarkStart w:id="242" w:name="appendix-c-reproducing-the-results"/>
+    <w:bookmarkEnd w:id="233"/>
+    <w:bookmarkStart w:id="243" w:name="appendix-c-reproducing-the-results"/>
     <w:p>
       <w:pPr>
         <w:pStyle w:val="Heading1"/>
@@ -37402,7 +37683,7 @@
         <w:t xml:space="preserve">repository. This appendix gives the commands.</w:t>
       </w:r>
     </w:p>
-    <w:bookmarkStart w:id="233" w:name="c.1-environment"/>
+    <w:bookmarkStart w:id="234" w:name="c.1-environment"/>
     <w:p>
       <w:pPr>
         <w:pStyle w:val="Heading2"/>
@@ -37571,8 +37852,8 @@
         <w:t xml:space="preserve">which Section 6.6 shows dominates runtime, is materially worse.</w:t>
       </w:r>
     </w:p>
-    <w:bookmarkEnd w:id="233"/>
-    <w:bookmarkStart w:id="234" w:name="c.2-test-suite"/>
+    <w:bookmarkEnd w:id="234"/>
+    <w:bookmarkStart w:id="235" w:name="c.2-test-suite"/>
     <w:p>
       <w:pPr>
         <w:pStyle w:val="Heading2"/>
@@ -37637,8 +37918,8 @@
         <w:t xml:space="preserve">, so it requires no network access and no API keys.</w:t>
       </w:r>
     </w:p>
-    <w:bookmarkEnd w:id="234"/>
-    <w:bookmarkStart w:id="235" w:name="c.3-evaluation-chapter-6"/>
+    <w:bookmarkEnd w:id="235"/>
+    <w:bookmarkStart w:id="236" w:name="c.3-evaluation-chapter-6"/>
     <w:p>
       <w:pPr>
         <w:pStyle w:val="Heading2"/>
@@ -37813,8 +38094,8 @@
         <w:t xml:space="preserve">source for the failure analysis in Sections 6.4.2 to 6.4.4.</w:t>
       </w:r>
     </w:p>
-    <w:bookmarkEnd w:id="235"/>
-    <w:bookmarkStart w:id="236" w:name="c.4-reference-verification-section-6.7"/>
+    <w:bookmarkEnd w:id="236"/>
+    <w:bookmarkStart w:id="237" w:name="c.4-reference-verification-section-6.7"/>
     <w:p>
       <w:pPr>
         <w:pStyle w:val="Heading2"/>
@@ -37899,8 +38180,8 @@
         <w:t xml:space="preserve">fails to resolve is printed as UNVERIFIED and excluded from the bibliography.</w:t>
       </w:r>
     </w:p>
-    <w:bookmarkEnd w:id="236"/>
-    <w:bookmarkStart w:id="237" w:name="c.5-rebuilding-the-thesis"/>
+    <w:bookmarkEnd w:id="237"/>
+    <w:bookmarkStart w:id="238" w:name="c.5-rebuilding-the-thesis"/>
     <w:p>
       <w:pPr>
         <w:pStyle w:val="Heading2"/>
@@ -37971,8 +38252,8 @@
         <w:t xml:space="preserve">hand-maintained, so it cannot drift from the verification record.</w:t>
       </w:r>
     </w:p>
-    <w:bookmarkEnd w:id="237"/>
-    <w:bookmarkStart w:id="238" w:name="c.6-regenerating-the-figures"/>
+    <w:bookmarkEnd w:id="238"/>
+    <w:bookmarkStart w:id="239" w:name="c.6-regenerating-the-figures"/>
     <w:p>
       <w:pPr>
         <w:pStyle w:val="Heading2"/>
@@ -38144,8 +38425,8 @@
         <w:t xml:space="preserve">orchestrator, since those are what the figures are derived from.</w:t>
       </w:r>
     </w:p>
-    <w:bookmarkEnd w:id="238"/>
-    <w:bookmarkStart w:id="239" w:name="c.7-rendering-to-pdf"/>
+    <w:bookmarkEnd w:id="239"/>
+    <w:bookmarkStart w:id="240" w:name="c.7-rendering-to-pdf"/>
     <w:p>
       <w:pPr>
         <w:pStyle w:val="Heading2"/>
@@ -38844,8 +39125,8 @@
         <w:t xml:space="preserve">honoured by the LaTeX writer.</w:t>
       </w:r>
     </w:p>
-    <w:bookmarkEnd w:id="239"/>
-    <w:bookmarkStart w:id="240" w:name="c.8-running-the-system"/>
+    <w:bookmarkEnd w:id="240"/>
+    <w:bookmarkStart w:id="241" w:name="c.8-running-the-system"/>
     <w:p>
       <w:pPr>
         <w:pStyle w:val="Heading2"/>
@@ -39005,8 +39286,8 @@
         <w:t xml:space="preserve">The deployed instance is documented in the project README.</w:t>
       </w:r>
     </w:p>
-    <w:bookmarkEnd w:id="240"/>
-    <w:bookmarkStart w:id="241" w:name="c.9-a-caveat-on-exact-reproduction"/>
+    <w:bookmarkEnd w:id="241"/>
+    <w:bookmarkStart w:id="242" w:name="c.9-a-caveat-on-exact-reproduction"/>
     <w:p>
       <w:pPr>
         <w:pStyle w:val="Heading2"/>
@@ -39067,9 +39348,9 @@
         <w:t xml:space="preserve">proposes snapshotting the corpus to remove this dependency entirely.</w:t>
       </w:r>
     </w:p>
-    <w:bookmarkEnd w:id="241"/>
     <w:bookmarkEnd w:id="242"/>
-    <w:bookmarkStart w:id="265" w:name="appendix-d-gold-standard-annotations"/>
+    <w:bookmarkEnd w:id="243"/>
+    <w:bookmarkStart w:id="266" w:name="appendix-d-gold-standard-annotations"/>
     <w:p>
       <w:pPr>
         <w:pStyle w:val="Heading1"/>
@@ -39127,7 +39408,7 @@
         <w:t xml:space="preserve">population is stated and the correct behaviour is to extract nothing.</w:t>
       </w:r>
     </w:p>
-    <w:bookmarkStart w:id="243" w:name="d.1-summary"/>
+    <w:bookmarkStart w:id="244" w:name="d.1-summary"/>
     <w:p>
       <w:pPr>
         <w:pStyle w:val="Heading2"/>
@@ -40735,8 +41016,8 @@
         </w:tc>
       </w:tr>
     </w:tbl>
-    <w:bookmarkEnd w:id="243"/>
-    <w:bookmarkStart w:id="264" w:name="d.2-annotations-with-supporting-evidence"/>
+    <w:bookmarkEnd w:id="244"/>
+    <w:bookmarkStart w:id="265" w:name="d.2-annotations-with-supporting-evidence"/>
     <w:p>
       <w:pPr>
         <w:pStyle w:val="Heading2"/>
@@ -40745,7 +41026,7 @@
         <w:t xml:space="preserve">D.2 Annotations with supporting evidence</w:t>
       </w:r>
     </w:p>
-    <w:bookmarkStart w:id="244" w:name="d.2.1-10.1056nejmoa2034577"/>
+    <w:bookmarkStart w:id="245" w:name="d.2.1-10.1056nejmoa2034577"/>
     <w:p>
       <w:pPr>
         <w:pStyle w:val="Heading3"/>
@@ -40851,8 +41132,8 @@
         <w:t xml:space="preserve">A total of 43,548 participants underwent randomization, of whom 43,448 received injections.</w:t>
       </w:r>
     </w:p>
-    <w:bookmarkEnd w:id="244"/>
-    <w:bookmarkStart w:id="245" w:name="d.2.2-10.1056nejmoa2035389"/>
+    <w:bookmarkEnd w:id="245"/>
+    <w:bookmarkStart w:id="246" w:name="d.2.2-10.1056nejmoa2035389"/>
     <w:p>
       <w:pPr>
         <w:pStyle w:val="Heading3"/>
@@ -40958,8 +41239,8 @@
         <w:t xml:space="preserve">The trial enrolled 30,420 volunteers who were randomly assigned in a 1:1 ratio.</w:t>
       </w:r>
     </w:p>
-    <w:bookmarkEnd w:id="245"/>
-    <w:bookmarkStart w:id="246" w:name="d.2.3-10.1056nejmoa1911303"/>
+    <w:bookmarkEnd w:id="246"/>
+    <w:bookmarkStart w:id="247" w:name="d.2.3-10.1056nejmoa1911303"/>
     <w:p>
       <w:pPr>
         <w:pStyle w:val="Heading3"/>
@@ -41065,8 +41346,8 @@
         <w:t xml:space="preserve">we randomly assigned 4744 patients with New York Heart Association class II, III, or IV heart failure</w:t>
       </w:r>
     </w:p>
-    <w:bookmarkEnd w:id="246"/>
-    <w:bookmarkStart w:id="247" w:name="d.2.4-10.1056nejmoa1812389"/>
+    <w:bookmarkEnd w:id="247"/>
+    <w:bookmarkStart w:id="248" w:name="d.2.4-10.1056nejmoa1812389"/>
     <w:p>
       <w:pPr>
         <w:pStyle w:val="Heading3"/>
@@ -41172,8 +41453,8 @@
         <w:t xml:space="preserve">We evaluated 17,160 patients, including 10,186 without atherosclerotic cardiovascular disease.</w:t>
       </w:r>
     </w:p>
-    <w:bookmarkEnd w:id="247"/>
-    <w:bookmarkStart w:id="248" w:name="d.2.5-10.1016s0140-67362031604-4"/>
+    <w:bookmarkEnd w:id="248"/>
+    <w:bookmarkStart w:id="249" w:name="d.2.5-10.1016s0140-67362031604-4"/>
     <w:p>
       <w:pPr>
         <w:pStyle w:val="Heading3"/>
@@ -41279,8 +41560,8 @@
         <w:t xml:space="preserve">1077 participants were enrolled and assigned to receive either ChAdOx1 nCoV-19 (n=543) or MenACWY (n=534)</w:t>
       </w:r>
     </w:p>
-    <w:bookmarkEnd w:id="248"/>
-    <w:bookmarkStart w:id="249" w:name="d.2.6-10.1056nejmoa2002032"/>
+    <w:bookmarkEnd w:id="249"/>
+    <w:bookmarkStart w:id="250" w:name="d.2.6-10.1056nejmoa2002032"/>
     <w:p>
       <w:pPr>
         <w:pStyle w:val="Heading3"/>
@@ -41386,8 +41667,8 @@
         <w:t xml:space="preserve">We extracted data regarding 1099 patients with laboratory-confirmed Covid-19 from 552 hospitals.</w:t>
       </w:r>
     </w:p>
-    <w:bookmarkEnd w:id="249"/>
-    <w:bookmarkStart w:id="250" w:name="d.2.7-10.1016s0140-67362030183-5"/>
+    <w:bookmarkEnd w:id="250"/>
+    <w:bookmarkStart w:id="251" w:name="d.2.7-10.1016s0140-67362030183-5"/>
     <w:p>
       <w:pPr>
         <w:pStyle w:val="Heading3"/>
@@ -41493,8 +41774,8 @@
         <w:t xml:space="preserve">By Jan 2, 2020, 41 admitted hospital patients had been identified as having laboratory-confirmed 2019-nCoV infection.</w:t>
       </w:r>
     </w:p>
-    <w:bookmarkEnd w:id="250"/>
-    <w:bookmarkStart w:id="251" w:name="d.2.8-10.1001jama.2020.1585"/>
+    <w:bookmarkEnd w:id="251"/>
+    <w:bookmarkStart w:id="252" w:name="d.2.8-10.1001jama.2020.1585"/>
     <w:p>
       <w:pPr>
         <w:pStyle w:val="Heading3"/>
@@ -41600,8 +41881,8 @@
         <w:t xml:space="preserve">Retrospective, single-center case series of the 138 consecutive hospitalized patients with confirmed NCIP.</w:t>
       </w:r>
     </w:p>
-    <w:bookmarkEnd w:id="251"/>
-    <w:bookmarkStart w:id="252" w:name="d.2.9-10.1056nejmoa2001316"/>
+    <w:bookmarkEnd w:id="252"/>
+    <w:bookmarkStart w:id="253" w:name="d.2.9-10.1056nejmoa2001316"/>
     <w:p>
       <w:pPr>
         <w:pStyle w:val="Heading3"/>
@@ -41707,8 +41988,8 @@
         <w:t xml:space="preserve">We analyzed data on the first 425 confirmed cases in Wuhan.</w:t>
       </w:r>
     </w:p>
-    <w:bookmarkEnd w:id="252"/>
-    <w:bookmarkStart w:id="253" w:name="d.2.10-10.1016s2213-26002030079-5"/>
+    <w:bookmarkEnd w:id="253"/>
+    <w:bookmarkStart w:id="254" w:name="d.2.10-10.1016s2213-26002030079-5"/>
     <w:p>
       <w:pPr>
         <w:pStyle w:val="Heading3"/>
@@ -41814,8 +42095,8 @@
         <w:t xml:space="preserve">we enrolled 52 critically ill adult patients with SARS-CoV-2 pneumonia.</w:t>
       </w:r>
     </w:p>
-    <w:bookmarkEnd w:id="253"/>
-    <w:bookmarkStart w:id="254" w:name="d.2.11-10.1016s1473-30992030243-7"/>
+    <w:bookmarkEnd w:id="254"/>
+    <w:bookmarkStart w:id="255" w:name="d.2.11-10.1016s1473-30992030243-7"/>
     <w:p>
       <w:pPr>
         <w:pStyle w:val="Heading3"/>
@@ -41921,8 +42202,8 @@
         <w:t xml:space="preserve">We also estimated the case fatality ratio from individual line-list data on 1334 cases identified outside of mainland China.</w:t>
       </w:r>
     </w:p>
-    <w:bookmarkEnd w:id="254"/>
-    <w:bookmarkStart w:id="255" w:name="d.2.12-10.1056nejmoa2001017"/>
+    <w:bookmarkEnd w:id="255"/>
+    <w:bookmarkStart w:id="256" w:name="d.2.12-10.1056nejmoa2001017"/>
     <w:p>
       <w:pPr>
         <w:pStyle w:val="Heading3"/>
@@ -42028,8 +42309,8 @@
         <w:t xml:space="preserve">Abstract describes isolation of a novel betacoronavirus; no study population size is stated.</w:t>
       </w:r>
     </w:p>
-    <w:bookmarkEnd w:id="255"/>
-    <w:bookmarkStart w:id="256" w:name="d.2.13-10.1038s41586-020-2012-7"/>
+    <w:bookmarkEnd w:id="256"/>
+    <w:bookmarkStart w:id="257" w:name="d.2.13-10.1038s41586-020-2012-7"/>
     <w:p>
       <w:pPr>
         <w:pStyle w:val="Heading3"/>
@@ -42135,8 +42416,8 @@
         <w:t xml:space="preserve">HARD NEGATIVE: '2,794 laboratory-confirmed infections including 80 deaths' is an epidemic tally, not this study's sample.</w:t>
       </w:r>
     </w:p>
-    <w:bookmarkEnd w:id="256"/>
-    <w:bookmarkStart w:id="257" w:name="d.2.14-10.1136bmj.m1328"/>
+    <w:bookmarkEnd w:id="257"/>
+    <w:bookmarkStart w:id="258" w:name="d.2.14-10.1136bmj.m1328"/>
     <w:p>
       <w:pPr>
         <w:pStyle w:val="Heading3"/>
@@ -42242,8 +42523,8 @@
         <w:t xml:space="preserve">HARD NEGATIVE: a systematic review of prediction models; its units are studies, not patients.</w:t>
       </w:r>
     </w:p>
-    <w:bookmarkEnd w:id="257"/>
-    <w:bookmarkStart w:id="258" w:name="d.2.15-10.1038s41577-020-0311-8"/>
+    <w:bookmarkEnd w:id="258"/>
+    <w:bookmarkStart w:id="259" w:name="d.2.15-10.1038s41577-020-0311-8"/>
     <w:p>
       <w:pPr>
         <w:pStyle w:val="Heading3"/>
@@ -42349,8 +42630,8 @@
         <w:t xml:space="preserve">Narrative review of COVID-19 immunology; no study population.</w:t>
       </w:r>
     </w:p>
-    <w:bookmarkEnd w:id="258"/>
-    <w:bookmarkStart w:id="259" w:name="d.2.16-10.1164rccm.201908-1581st"/>
+    <w:bookmarkEnd w:id="259"/>
+    <w:bookmarkStart w:id="260" w:name="d.2.16-10.1164rccm.201908-1581st"/>
     <w:p>
       <w:pPr>
         <w:pStyle w:val="Heading3"/>
@@ -42456,8 +42737,8 @@
         <w:t xml:space="preserve">Clinical practice guideline; no study population.</w:t>
       </w:r>
     </w:p>
-    <w:bookmarkEnd w:id="259"/>
-    <w:bookmarkStart w:id="260" w:name="d.2.17-10.1056nejmra2026131"/>
+    <w:bookmarkEnd w:id="260"/>
+    <w:bookmarkStart w:id="261" w:name="d.2.17-10.1056nejmra2026131"/>
     <w:p>
       <w:pPr>
         <w:pStyle w:val="Heading3"/>
@@ -42563,8 +42844,8 @@
         <w:t xml:space="preserve">Review article on cytokine storm; no study population.</w:t>
       </w:r>
     </w:p>
-    <w:bookmarkEnd w:id="260"/>
-    <w:bookmarkStart w:id="261" w:name="d.2.18-10.1038s41586-021-03819-2"/>
+    <w:bookmarkEnd w:id="261"/>
+    <w:bookmarkStart w:id="262" w:name="d.2.18-10.1038s41586-021-03819-2"/>
     <w:p>
       <w:pPr>
         <w:pStyle w:val="Heading3"/>
@@ -42670,8 +42951,8 @@
         <w:t xml:space="preserve">HARD NEGATIVE: protein-structure prediction; CASP14 target counts are not human subjects.</w:t>
       </w:r>
     </w:p>
-    <w:bookmarkEnd w:id="261"/>
-    <w:bookmarkStart w:id="262" w:name="d.2.19-10.1038nature14539"/>
+    <w:bookmarkEnd w:id="262"/>
+    <w:bookmarkStart w:id="263" w:name="d.2.19-10.1038nature14539"/>
     <w:p>
       <w:pPr>
         <w:pStyle w:val="Heading3"/>
@@ -42777,8 +43058,8 @@
         <w:t xml:space="preserve">Review of deep learning; no study population.</w:t>
       </w:r>
     </w:p>
-    <w:bookmarkEnd w:id="262"/>
-    <w:bookmarkStart w:id="263" w:name="d.2.20-10.11453065386"/>
+    <w:bookmarkEnd w:id="263"/>
+    <w:bookmarkStart w:id="264" w:name="d.2.20-10.11453065386"/>
     <w:p>
       <w:pPr>
         <w:pStyle w:val="Heading3"/>
@@ -42884,10 +43165,10 @@
         <w:t xml:space="preserve">HARD NEGATIVE: '1.2 million high-resolution images' is a dataset size, not a human study population.</w:t>
       </w:r>
     </w:p>
-    <w:bookmarkEnd w:id="263"/>
     <w:bookmarkEnd w:id="264"/>
     <w:bookmarkEnd w:id="265"/>
-    <w:bookmarkStart w:id="270" w:name="appendix-e-requirements-traceability"/>
+    <w:bookmarkEnd w:id="266"/>
+    <w:bookmarkStart w:id="271" w:name="appendix-e-requirements-traceability"/>
     <w:p>
       <w:pPr>
         <w:pStyle w:val="Heading1"/>
@@ -42922,7 +43203,7 @@
         <w:t xml:space="preserve">them to be inferred from absence.</w:t>
       </w:r>
     </w:p>
-    <w:bookmarkStart w:id="266" w:name="e.1-functional-requirements"/>
+    <w:bookmarkStart w:id="267" w:name="e.1-functional-requirements"/>
     <w:p>
       <w:pPr>
         <w:pStyle w:val="Heading2"/>
@@ -44609,8 +44890,8 @@
         <w:t xml:space="preserve">judgements about extractions are weaker than its value extraction.</w:t>
       </w:r>
     </w:p>
-    <w:bookmarkEnd w:id="266"/>
-    <w:bookmarkStart w:id="267" w:name="e.2-non-functional-requirements"/>
+    <w:bookmarkEnd w:id="267"/>
+    <w:bookmarkStart w:id="268" w:name="e.2-non-functional-requirements"/>
     <w:p>
       <w:pPr>
         <w:pStyle w:val="Heading2"/>
@@ -45109,8 +45390,8 @@
         </w:tc>
       </w:tr>
     </w:tbl>
-    <w:bookmarkEnd w:id="267"/>
-    <w:bookmarkStart w:id="268" w:name="e.3-proposal-capabilities-not-delivered"/>
+    <w:bookmarkEnd w:id="268"/>
+    <w:bookmarkStart w:id="269" w:name="e.3-proposal-capabilities-not-delivered"/>
     <w:p>
       <w:pPr>
         <w:pStyle w:val="Heading2"/>
@@ -45468,8 +45749,8 @@
         </w:tc>
       </w:tr>
     </w:tbl>
-    <w:bookmarkEnd w:id="268"/>
-    <w:bookmarkStart w:id="269" w:name="e.4-research-questions-to-evidence"/>
+    <w:bookmarkEnd w:id="269"/>
+    <w:bookmarkStart w:id="270" w:name="e.4-research-questions-to-evidence"/>
     <w:p>
       <w:pPr>
         <w:pStyle w:val="Heading2"/>
@@ -45732,9 +46013,9 @@
         </w:tc>
       </w:tr>
     </w:tbl>
-    <w:bookmarkEnd w:id="269"/>
     <w:bookmarkEnd w:id="270"/>
-    <w:bookmarkStart w:id="276" w:name="X9f57483ed5b2f82fbb3fee302540650aea30fed"/>
+    <w:bookmarkEnd w:id="271"/>
+    <w:bookmarkStart w:id="277" w:name="X9f57483ed5b2f82fbb3fee302540650aea30fed"/>
     <w:p>
       <w:pPr>
         <w:pStyle w:val="Heading1"/>
@@ -45743,7 +46024,7 @@
         <w:t xml:space="preserve">Appendix F: Test Suite and Verification Inventory</w:t>
       </w:r>
     </w:p>
-    <w:bookmarkStart w:id="271" w:name="f.1-composition"/>
+    <w:bookmarkStart w:id="272" w:name="f.1-composition"/>
     <w:p>
       <w:pPr>
         <w:pStyle w:val="Heading2"/>
@@ -46189,8 +46470,8 @@
         </w:tc>
       </w:tr>
     </w:tbl>
-    <w:bookmarkEnd w:id="271"/>
-    <w:bookmarkStart w:id="272" w:name="Xb5d912080f8c5ecfe26dc8656867249a10a6ba0"/>
+    <w:bookmarkEnd w:id="272"/>
+    <w:bookmarkStart w:id="273" w:name="Xb5d912080f8c5ecfe26dc8656867249a10a6ba0"/>
     <w:p>
       <w:pPr>
         <w:pStyle w:val="Heading2"/>
@@ -46622,8 +46903,8 @@
         </w:tc>
       </w:tr>
     </w:tbl>
-    <w:bookmarkEnd w:id="272"/>
-    <w:bookmarkStart w:id="273" w:name="X0560c0cbe19b5d1ff6bf38b62314ce35832a277"/>
+    <w:bookmarkEnd w:id="273"/>
+    <w:bookmarkStart w:id="274" w:name="X0560c0cbe19b5d1ff6bf38b62314ce35832a277"/>
     <w:p>
       <w:pPr>
         <w:pStyle w:val="Heading2"/>
@@ -46947,8 +47228,8 @@
         <w:t xml:space="preserve">.</w:t>
       </w:r>
     </w:p>
-    <w:bookmarkEnd w:id="273"/>
-    <w:bookmarkStart w:id="274" w:name="f.4-what-the-suite-does-not-establish"/>
+    <w:bookmarkEnd w:id="274"/>
+    <w:bookmarkStart w:id="275" w:name="f.4-what-the-suite-does-not-establish"/>
     <w:p>
       <w:pPr>
         <w:pStyle w:val="Heading2"/>
@@ -47068,8 +47349,8 @@
         <w:t xml:space="preserve">is what Chapter 6 reports.</w:t>
       </w:r>
     </w:p>
-    <w:bookmarkEnd w:id="274"/>
-    <w:bookmarkStart w:id="275" w:name="f.5-manual-verification-performed"/>
+    <w:bookmarkEnd w:id="275"/>
+    <w:bookmarkStart w:id="276" w:name="f.5-manual-verification-performed"/>
     <w:p>
       <w:pPr>
         <w:pStyle w:val="Heading2"/>
@@ -47423,9 +47704,9 @@
         </w:tc>
       </w:tr>
     </w:tbl>
-    <w:bookmarkEnd w:id="275"/>
     <w:bookmarkEnd w:id="276"/>
-    <w:bookmarkStart w:id="287" w:name="appendix-g-selected-code-listings"/>
+    <w:bookmarkEnd w:id="277"/>
+    <w:bookmarkStart w:id="288" w:name="appendix-g-selected-code-listings"/>
     <w:p>
       <w:pPr>
         <w:pStyle w:val="Heading1"/>
@@ -47454,7 +47735,7 @@
         <w:t xml:space="preserve">comments are as committed.</w:t>
       </w:r>
     </w:p>
-    <w:bookmarkStart w:id="277" w:name="g.1-per-span-ignore-matching-section-5.5"/>
+    <w:bookmarkStart w:id="278" w:name="g.1-per-span-ignore-matching-section-5.5"/>
     <w:p>
       <w:pPr>
         <w:pStyle w:val="Heading2"/>
@@ -47962,8 +48243,8 @@
         <w:t xml:space="preserve">            ...</w:t>
       </w:r>
     </w:p>
-    <w:bookmarkEnd w:id="277"/>
-    <w:bookmarkStart w:id="278" w:name="g.2-edge-weighting-section-5.6"/>
+    <w:bookmarkEnd w:id="278"/>
+    <w:bookmarkStart w:id="279" w:name="g.2-edge-weighting-section-5.6"/>
     <w:p>
       <w:pPr>
         <w:pStyle w:val="Heading2"/>
@@ -48410,8 +48691,8 @@
         <w:t xml:space="preserve">,</w:t>
       </w:r>
     </w:p>
-    <w:bookmarkEnd w:id="278"/>
-    <w:bookmarkStart w:id="279" w:name="Xf288f2a8e39cd0529034ba039d45ea26c46efbf"/>
+    <w:bookmarkEnd w:id="279"/>
+    <w:bookmarkStart w:id="280" w:name="Xf288f2a8e39cd0529034ba039d45ea26c46efbf"/>
     <w:p>
       <w:pPr>
         <w:pStyle w:val="Heading2"/>
@@ -49079,8 +49360,8 @@
         <w:t xml:space="preserve"> normalised[: cls.TITLE_KEY_PREFIX]</w:t>
       </w:r>
     </w:p>
-    <w:bookmarkEnd w:id="279"/>
-    <w:bookmarkStart w:id="280" w:name="Xe8c09521708db442c339e9e6462530ea555d282"/>
+    <w:bookmarkEnd w:id="280"/>
+    <w:bookmarkStart w:id="281" w:name="Xe8c09521708db442c339e9e6462530ea555d282"/>
     <w:p>
       <w:pPr>
         <w:pStyle w:val="Heading2"/>
@@ -49654,8 +49935,8 @@
         <w:t xml:space="preserve">.edges.append(edge)</w:t>
       </w:r>
     </w:p>
-    <w:bookmarkEnd w:id="280"/>
-    <w:bookmarkStart w:id="281" w:name="X0b8e99fb1befb190dca1c113c62583d0bcf157b"/>
+    <w:bookmarkEnd w:id="281"/>
+    <w:bookmarkStart w:id="282" w:name="X0b8e99fb1befb190dca1c113c62583d0bcf157b"/>
     <w:p>
       <w:pPr>
         <w:pStyle w:val="Heading2"/>
@@ -50210,8 +50491,8 @@
         <w:t xml:space="preserve">, work_id, e)</w:t>
       </w:r>
     </w:p>
-    <w:bookmarkEnd w:id="281"/>
-    <w:bookmarkStart w:id="282" w:name="g.6-ssrf-guard-section-5.7"/>
+    <w:bookmarkEnd w:id="282"/>
+    <w:bookmarkStart w:id="283" w:name="g.6-ssrf-guard-section-5.7"/>
     <w:p>
       <w:pPr>
         <w:pStyle w:val="Heading2"/>
@@ -51001,8 +51282,8 @@
         <w:t xml:space="preserve">redirects to an internal one is refused at the second hop.</w:t>
       </w:r>
     </w:p>
-    <w:bookmarkEnd w:id="282"/>
-    <w:bookmarkStart w:id="283" w:name="X8e304f57b35a12a007c5fa6814a1b117cc752b6"/>
+    <w:bookmarkEnd w:id="283"/>
+    <w:bookmarkStart w:id="284" w:name="X8e304f57b35a12a007c5fa6814a1b117cc752b6"/>
     <w:p>
       <w:pPr>
         <w:pStyle w:val="Heading2"/>
@@ -51520,8 +51801,8 @@
         <w:t xml:space="preserve"> [successor])</w:t>
       </w:r>
     </w:p>
-    <w:bookmarkEnd w:id="283"/>
-    <w:bookmarkStart w:id="284" w:name="g.8-retry-policy-section-5.4"/>
+    <w:bookmarkEnd w:id="284"/>
+    <w:bookmarkStart w:id="285" w:name="g.8-retry-policy-section-5.4"/>
     <w:p>
       <w:pPr>
         <w:pStyle w:val="Heading2"/>
@@ -51868,8 +52149,8 @@
         <w:t xml:space="preserve">(exc, (httpx.TransportError, httpx.StreamError))</w:t>
       </w:r>
     </w:p>
-    <w:bookmarkEnd w:id="284"/>
-    <w:bookmarkStart w:id="285" w:name="g.9-pooled-http-client-section-6.6.3"/>
+    <w:bookmarkEnd w:id="285"/>
+    <w:bookmarkStart w:id="286" w:name="g.9-pooled-http-client-section-6.6.3"/>
     <w:p>
       <w:pPr>
         <w:pStyle w:val="Heading2"/>
@@ -52369,8 +52650,8 @@
         <w:t xml:space="preserve"> _shared_client</w:t>
       </w:r>
     </w:p>
-    <w:bookmarkEnd w:id="285"/>
-    <w:bookmarkStart w:id="286" w:name="X8ab02f42821ec1d63df34454bf86f2ffc1b3168"/>
+    <w:bookmarkEnd w:id="286"/>
+    <w:bookmarkStart w:id="287" w:name="X8ab02f42821ec1d63df34454bf86f2ffc1b3168"/>
     <w:p>
       <w:pPr>
         <w:pStyle w:val="Heading2"/>
@@ -53059,9 +53340,9 @@
         <w:t xml:space="preserve"> margin))</w:t>
       </w:r>
     </w:p>
-    <w:bookmarkEnd w:id="286"/>
     <w:bookmarkEnd w:id="287"/>
-    <w:bookmarkStart w:id="301" w:name="appendix-h-full-scale-generated-diagrams"/>
+    <w:bookmarkEnd w:id="288"/>
+    <w:bookmarkStart w:id="302" w:name="appendix-h-full-scale-generated-diagrams"/>
     <w:p>
       <w:pPr>
         <w:pStyle w:val="Heading1"/>
@@ -53114,7 +53395,7 @@
         <w:t xml:space="preserve">reader can check that nothing material was hidden by the reduction.</w:t>
       </w:r>
     </w:p>
-    <w:bookmarkStart w:id="288" w:name="h.1-how-the-figures-are-produced"/>
+    <w:bookmarkStart w:id="289" w:name="h.1-how-the-figures-are-produced"/>
     <w:p>
       <w:pPr>
         <w:pStyle w:val="Heading2"/>
@@ -53714,8 +53995,8 @@
         <w:t xml:space="preserve">is not possible.</w:t>
       </w:r>
     </w:p>
-    <w:bookmarkEnd w:id="288"/>
-    <w:bookmarkStart w:id="289" w:name="h.2-why-the-chapter-figures-are-reduced"/>
+    <w:bookmarkEnd w:id="289"/>
+    <w:bookmarkStart w:id="290" w:name="h.2-why-the-chapter-figures-are-reduced"/>
     <w:p>
       <w:pPr>
         <w:pStyle w:val="Heading2"/>
@@ -53947,8 +54228,8 @@
         <w:t xml:space="preserve">without it appearing in a plate here.</w:t>
       </w:r>
     </w:p>
-    <w:bookmarkEnd w:id="289"/>
-    <w:bookmarkStart w:id="299" w:name="h.3-plates"/>
+    <w:bookmarkEnd w:id="290"/>
+    <w:bookmarkStart w:id="300" w:name="h.3-plates"/>
     <w:p>
       <w:pPr>
         <w:pStyle w:val="Heading2"/>
@@ -53966,18 +54247,18 @@
           <wp:inline>
             <wp:extent cx="3413760" cy="6435372"/>
             <wp:effectExtent b="0" l="0" r="0" t="0"/>
-            <wp:docPr descr="Plate H.1 The complete data model: all seven Pydantic entities with every field and type, and all ten relationships. Figures 4.3 and 4.4 are the two halves of this diagram." title="" id="291" name="Picture"/>
+            <wp:docPr descr="Plate H.1 The complete data model: all seven Pydantic entities with every field and type, and all ten relationships. Figures 4.3 and 4.4 are the two halves of this diagram." title="" id="292" name="Picture"/>
             <a:graphic>
               <a:graphicData uri="http://schemas.openxmlformats.org/drawingml/2006/picture">
                 <pic:pic>
                   <pic:nvPicPr>
-                    <pic:cNvPr descr="figures/datamodel_full.png" id="292" name="Picture"/>
+                    <pic:cNvPr descr="figures/datamodel_full.png" id="293" name="Picture"/>
                     <pic:cNvPicPr>
                       <a:picLocks noChangeArrowheads="1" noChangeAspect="1"/>
                     </pic:cNvPicPr>
                   </pic:nvPicPr>
                   <pic:blipFill>
-                    <a:blip r:embed="rId290"/>
+                    <a:blip r:embed="rId291"/>
                     <a:stretch>
                       <a:fillRect/>
                     </a:stretch>
@@ -54043,18 +54324,18 @@
           <wp:inline>
             <wp:extent cx="5334000" cy="3525864"/>
             <wp:effectExtent b="0" l="0" r="0" t="0"/>
-            <wp:docPr descr="Plate H.2 The complete class diagram from pyreverse, including the classes that participate in no relationship. Reproduced at full scale; the labels are small in print and are intended to be read by zooming the PDF or by opening thesis/figures/classes_full.svg, which is vector and scales without loss." title="" id="294" name="Picture"/>
+            <wp:docPr descr="Plate H.2 The complete class diagram from pyreverse, including the classes that participate in no relationship. Reproduced at full scale; the labels are small in print and are intended to be read by zooming the PDF or by opening thesis/figures/classes_full.svg, which is vector and scales without loss." title="" id="295" name="Picture"/>
             <a:graphic>
               <a:graphicData uri="http://schemas.openxmlformats.org/drawingml/2006/picture">
                 <pic:pic>
                   <pic:nvPicPr>
-                    <pic:cNvPr descr="figures/classes_full.png" id="295" name="Picture"/>
+                    <pic:cNvPr descr="figures/classes_full.png" id="296" name="Picture"/>
                     <pic:cNvPicPr>
                       <a:picLocks noChangeArrowheads="1" noChangeAspect="1"/>
                     </pic:cNvPicPr>
                   </pic:nvPicPr>
                   <pic:blipFill>
-                    <a:blip r:embed="rId293"/>
+                    <a:blip r:embed="rId294"/>
                     <a:stretch>
                       <a:fillRect/>
                     </a:stretch>
@@ -54156,18 +54437,18 @@
           <wp:inline>
             <wp:extent cx="4693920" cy="5194500"/>
             <wp:effectExtent b="0" l="0" r="0" t="0"/>
-            <wp:docPr descr="Plate H.3 The complete call graph from code2flow: 105 functions and every call between them, grouped by file and class. Figure 5.1 is the subgraph reachable from PipelineOrchestrator.run() within two levels." title="" id="297" name="Picture"/>
+            <wp:docPr descr="Plate H.3 The complete call graph from code2flow: 105 functions and every call between them, grouped by file and class. Figure 5.1 is the subgraph reachable from PipelineOrchestrator.run() within two levels." title="" id="298" name="Picture"/>
             <a:graphic>
               <a:graphicData uri="http://schemas.openxmlformats.org/drawingml/2006/picture">
                 <pic:pic>
                   <pic:nvPicPr>
-                    <pic:cNvPr descr="figures/callgraph_full.png" id="298" name="Picture"/>
+                    <pic:cNvPr descr="figures/callgraph_full.png" id="299" name="Picture"/>
                     <pic:cNvPicPr>
                       <a:picLocks noChangeArrowheads="1" noChangeAspect="1"/>
                     </pic:cNvPicPr>
                   </pic:nvPicPr>
                   <pic:blipFill>
-                    <a:blip r:embed="rId296"/>
+                    <a:blip r:embed="rId297"/>
                     <a:stretch>
                       <a:fillRect/>
                     </a:stretch>
@@ -54257,8 +54538,8 @@
         <w:t xml:space="preserve">levels.</w:t>
       </w:r>
     </w:p>
-    <w:bookmarkEnd w:id="299"/>
-    <w:bookmarkStart w:id="300" w:name="h.4-a-caveat-on-the-call-graphs"/>
+    <w:bookmarkEnd w:id="300"/>
+    <w:bookmarkStart w:id="301" w:name="h.4-a-caveat-on-the-call-graphs"/>
     <w:p>
       <w:pPr>
         <w:pStyle w:val="Heading2"/>
@@ -54440,9 +54721,9 @@
         <w:t xml:space="preserve">derived from declarations rather than from call sites.</w:t>
       </w:r>
     </w:p>
-    <w:bookmarkEnd w:id="300"/>
     <w:bookmarkEnd w:id="301"/>
-    <w:bookmarkStart w:id="348" w:name="references"/>
+    <w:bookmarkEnd w:id="302"/>
+    <w:bookmarkStart w:id="349" w:name="references"/>
     <w:p>
       <w:pPr>
         <w:pStyle w:val="Heading1"/>
@@ -54539,7 +54820,7 @@
       <w:r>
         <w:t xml:space="preserve"> </w:t>
       </w:r>
-      <w:hyperlink r:id="rId302">
+      <w:hyperlink r:id="rId303">
         <w:r>
           <w:rPr>
             <w:rStyle w:val="Hyperlink"/>
@@ -54603,7 +54884,7 @@
       <w:r>
         <w:t xml:space="preserve"> </w:t>
       </w:r>
-      <w:hyperlink r:id="rId303">
+      <w:hyperlink r:id="rId304">
         <w:r>
           <w:rPr>
             <w:rStyle w:val="Hyperlink"/>
@@ -54667,7 +54948,7 @@
       <w:r>
         <w:t xml:space="preserve"> </w:t>
       </w:r>
-      <w:hyperlink r:id="rId304">
+      <w:hyperlink r:id="rId305">
         <w:r>
           <w:rPr>
             <w:rStyle w:val="Hyperlink"/>
@@ -54731,7 +55012,7 @@
       <w:r>
         <w:t xml:space="preserve"> </w:t>
       </w:r>
-      <w:hyperlink r:id="rId305">
+      <w:hyperlink r:id="rId306">
         <w:r>
           <w:rPr>
             <w:rStyle w:val="Hyperlink"/>
@@ -54795,7 +55076,7 @@
       <w:r>
         <w:t xml:space="preserve"> </w:t>
       </w:r>
-      <w:hyperlink r:id="rId306">
+      <w:hyperlink r:id="rId307">
         <w:r>
           <w:rPr>
             <w:rStyle w:val="Hyperlink"/>
@@ -54859,7 +55140,7 @@
       <w:r>
         <w:t xml:space="preserve"> </w:t>
       </w:r>
-      <w:hyperlink r:id="rId307">
+      <w:hyperlink r:id="rId308">
         <w:r>
           <w:rPr>
             <w:rStyle w:val="Hyperlink"/>
@@ -54923,7 +55204,7 @@
       <w:r>
         <w:t xml:space="preserve"> </w:t>
       </w:r>
-      <w:hyperlink r:id="rId308">
+      <w:hyperlink r:id="rId309">
         <w:r>
           <w:rPr>
             <w:rStyle w:val="Hyperlink"/>
@@ -54987,7 +55268,7 @@
       <w:r>
         <w:t xml:space="preserve"> </w:t>
       </w:r>
-      <w:hyperlink r:id="rId309">
+      <w:hyperlink r:id="rId310">
         <w:r>
           <w:rPr>
             <w:rStyle w:val="Hyperlink"/>
@@ -55051,7 +55332,7 @@
       <w:r>
         <w:t xml:space="preserve"> </w:t>
       </w:r>
-      <w:hyperlink r:id="rId310">
+      <w:hyperlink r:id="rId311">
         <w:r>
           <w:rPr>
             <w:rStyle w:val="Hyperlink"/>
@@ -55115,7 +55396,7 @@
       <w:r>
         <w:t xml:space="preserve"> </w:t>
       </w:r>
-      <w:hyperlink r:id="rId311">
+      <w:hyperlink r:id="rId312">
         <w:r>
           <w:rPr>
             <w:rStyle w:val="Hyperlink"/>
@@ -55179,7 +55460,7 @@
       <w:r>
         <w:t xml:space="preserve"> </w:t>
       </w:r>
-      <w:hyperlink r:id="rId312">
+      <w:hyperlink r:id="rId313">
         <w:r>
           <w:rPr>
             <w:rStyle w:val="Hyperlink"/>
@@ -55243,7 +55524,7 @@
       <w:r>
         <w:t xml:space="preserve"> </w:t>
       </w:r>
-      <w:hyperlink r:id="rId313">
+      <w:hyperlink r:id="rId314">
         <w:r>
           <w:rPr>
             <w:rStyle w:val="Hyperlink"/>
@@ -55307,7 +55588,7 @@
       <w:r>
         <w:t xml:space="preserve"> </w:t>
       </w:r>
-      <w:hyperlink r:id="rId314">
+      <w:hyperlink r:id="rId315">
         <w:r>
           <w:rPr>
             <w:rStyle w:val="Hyperlink"/>
@@ -55371,7 +55652,7 @@
       <w:r>
         <w:t xml:space="preserve"> </w:t>
       </w:r>
-      <w:hyperlink r:id="rId315">
+      <w:hyperlink r:id="rId316">
         <w:r>
           <w:rPr>
             <w:rStyle w:val="Hyperlink"/>
@@ -55435,7 +55716,7 @@
       <w:r>
         <w:t xml:space="preserve"> </w:t>
       </w:r>
-      <w:hyperlink r:id="rId316">
+      <w:hyperlink r:id="rId317">
         <w:r>
           <w:rPr>
             <w:rStyle w:val="Hyperlink"/>
@@ -55499,7 +55780,7 @@
       <w:r>
         <w:t xml:space="preserve"> </w:t>
       </w:r>
-      <w:hyperlink r:id="rId317">
+      <w:hyperlink r:id="rId318">
         <w:r>
           <w:rPr>
             <w:rStyle w:val="Hyperlink"/>
@@ -55563,7 +55844,7 @@
       <w:r>
         <w:t xml:space="preserve"> </w:t>
       </w:r>
-      <w:hyperlink r:id="rId318">
+      <w:hyperlink r:id="rId319">
         <w:r>
           <w:rPr>
             <w:rStyle w:val="Hyperlink"/>
@@ -55627,7 +55908,7 @@
       <w:r>
         <w:t xml:space="preserve"> </w:t>
       </w:r>
-      <w:hyperlink r:id="rId319">
+      <w:hyperlink r:id="rId320">
         <w:r>
           <w:rPr>
             <w:rStyle w:val="Hyperlink"/>
@@ -55691,7 +55972,7 @@
       <w:r>
         <w:t xml:space="preserve"> </w:t>
       </w:r>
-      <w:hyperlink r:id="rId320">
+      <w:hyperlink r:id="rId321">
         <w:r>
           <w:rPr>
             <w:rStyle w:val="Hyperlink"/>
@@ -55755,7 +56036,7 @@
       <w:r>
         <w:t xml:space="preserve"> </w:t>
       </w:r>
-      <w:hyperlink r:id="rId321">
+      <w:hyperlink r:id="rId322">
         <w:r>
           <w:rPr>
             <w:rStyle w:val="Hyperlink"/>
@@ -55819,7 +56100,7 @@
       <w:r>
         <w:t xml:space="preserve"> </w:t>
       </w:r>
-      <w:hyperlink r:id="rId322">
+      <w:hyperlink r:id="rId323">
         <w:r>
           <w:rPr>
             <w:rStyle w:val="Hyperlink"/>
@@ -55883,7 +56164,7 @@
       <w:r>
         <w:t xml:space="preserve"> </w:t>
       </w:r>
-      <w:hyperlink r:id="rId323">
+      <w:hyperlink r:id="rId324">
         <w:r>
           <w:rPr>
             <w:rStyle w:val="Hyperlink"/>
@@ -55947,7 +56228,7 @@
       <w:r>
         <w:t xml:space="preserve"> </w:t>
       </w:r>
-      <w:hyperlink r:id="rId324">
+      <w:hyperlink r:id="rId325">
         <w:r>
           <w:rPr>
             <w:rStyle w:val="Hyperlink"/>
@@ -56011,7 +56292,7 @@
       <w:r>
         <w:t xml:space="preserve"> </w:t>
       </w:r>
-      <w:hyperlink r:id="rId325">
+      <w:hyperlink r:id="rId326">
         <w:r>
           <w:rPr>
             <w:rStyle w:val="Hyperlink"/>
@@ -56075,7 +56356,7 @@
       <w:r>
         <w:t xml:space="preserve"> </w:t>
       </w:r>
-      <w:hyperlink r:id="rId326">
+      <w:hyperlink r:id="rId327">
         <w:r>
           <w:rPr>
             <w:rStyle w:val="Hyperlink"/>
@@ -56139,7 +56420,7 @@
       <w:r>
         <w:t xml:space="preserve"> </w:t>
       </w:r>
-      <w:hyperlink r:id="rId327">
+      <w:hyperlink r:id="rId328">
         <w:r>
           <w:rPr>
             <w:rStyle w:val="Hyperlink"/>
@@ -56203,7 +56484,7 @@
       <w:r>
         <w:t xml:space="preserve"> </w:t>
       </w:r>
-      <w:hyperlink r:id="rId328">
+      <w:hyperlink r:id="rId329">
         <w:r>
           <w:rPr>
             <w:rStyle w:val="Hyperlink"/>
@@ -56267,7 +56548,7 @@
       <w:r>
         <w:t xml:space="preserve"> </w:t>
       </w:r>
-      <w:hyperlink r:id="rId329">
+      <w:hyperlink r:id="rId330">
         <w:r>
           <w:rPr>
             <w:rStyle w:val="Hyperlink"/>
@@ -56331,7 +56612,7 @@
       <w:r>
         <w:t xml:space="preserve"> </w:t>
       </w:r>
-      <w:hyperlink r:id="rId330">
+      <w:hyperlink r:id="rId331">
         <w:r>
           <w:rPr>
             <w:rStyle w:val="Hyperlink"/>
@@ -56395,7 +56676,7 @@
       <w:r>
         <w:t xml:space="preserve"> </w:t>
       </w:r>
-      <w:hyperlink r:id="rId331">
+      <w:hyperlink r:id="rId332">
         <w:r>
           <w:rPr>
             <w:rStyle w:val="Hyperlink"/>
@@ -56459,7 +56740,7 @@
       <w:r>
         <w:t xml:space="preserve"> </w:t>
       </w:r>
-      <w:hyperlink r:id="rId332">
+      <w:hyperlink r:id="rId333">
         <w:r>
           <w:rPr>
             <w:rStyle w:val="Hyperlink"/>
@@ -56523,7 +56804,7 @@
       <w:r>
         <w:t xml:space="preserve"> </w:t>
       </w:r>
-      <w:hyperlink r:id="rId333">
+      <w:hyperlink r:id="rId334">
         <w:r>
           <w:rPr>
             <w:rStyle w:val="Hyperlink"/>
@@ -56587,7 +56868,7 @@
       <w:r>
         <w:t xml:space="preserve"> </w:t>
       </w:r>
-      <w:hyperlink r:id="rId334">
+      <w:hyperlink r:id="rId335">
         <w:r>
           <w:rPr>
             <w:rStyle w:val="Hyperlink"/>
@@ -56651,7 +56932,7 @@
       <w:r>
         <w:t xml:space="preserve"> </w:t>
       </w:r>
-      <w:hyperlink r:id="rId335">
+      <w:hyperlink r:id="rId336">
         <w:r>
           <w:rPr>
             <w:rStyle w:val="Hyperlink"/>
@@ -56715,7 +56996,7 @@
       <w:r>
         <w:t xml:space="preserve"> </w:t>
       </w:r>
-      <w:hyperlink r:id="rId336">
+      <w:hyperlink r:id="rId337">
         <w:r>
           <w:rPr>
             <w:rStyle w:val="Hyperlink"/>
@@ -56779,7 +57060,7 @@
       <w:r>
         <w:t xml:space="preserve"> </w:t>
       </w:r>
-      <w:hyperlink r:id="rId337">
+      <w:hyperlink r:id="rId338">
         <w:r>
           <w:rPr>
             <w:rStyle w:val="Hyperlink"/>
@@ -56843,7 +57124,7 @@
       <w:r>
         <w:t xml:space="preserve"> </w:t>
       </w:r>
-      <w:hyperlink r:id="rId338">
+      <w:hyperlink r:id="rId339">
         <w:r>
           <w:rPr>
             <w:rStyle w:val="Hyperlink"/>
@@ -56907,7 +57188,7 @@
       <w:r>
         <w:t xml:space="preserve"> </w:t>
       </w:r>
-      <w:hyperlink r:id="rId339">
+      <w:hyperlink r:id="rId340">
         <w:r>
           <w:rPr>
             <w:rStyle w:val="Hyperlink"/>
@@ -56971,7 +57252,7 @@
       <w:r>
         <w:t xml:space="preserve"> </w:t>
       </w:r>
-      <w:hyperlink r:id="rId340">
+      <w:hyperlink r:id="rId341">
         <w:r>
           <w:rPr>
             <w:rStyle w:val="Hyperlink"/>
@@ -57035,7 +57316,7 @@
       <w:r>
         <w:t xml:space="preserve"> </w:t>
       </w:r>
-      <w:hyperlink r:id="rId341">
+      <w:hyperlink r:id="rId342">
         <w:r>
           <w:rPr>
             <w:rStyle w:val="Hyperlink"/>
@@ -57099,7 +57380,7 @@
       <w:r>
         <w:t xml:space="preserve"> </w:t>
       </w:r>
-      <w:hyperlink r:id="rId342">
+      <w:hyperlink r:id="rId343">
         <w:r>
           <w:rPr>
             <w:rStyle w:val="Hyperlink"/>
@@ -57163,7 +57444,7 @@
       <w:r>
         <w:t xml:space="preserve"> </w:t>
       </w:r>
-      <w:hyperlink r:id="rId343">
+      <w:hyperlink r:id="rId344">
         <w:r>
           <w:rPr>
             <w:rStyle w:val="Hyperlink"/>
@@ -57227,7 +57508,7 @@
       <w:r>
         <w:t xml:space="preserve"> </w:t>
       </w:r>
-      <w:hyperlink r:id="rId344">
+      <w:hyperlink r:id="rId345">
         <w:r>
           <w:rPr>
             <w:rStyle w:val="Hyperlink"/>
@@ -57291,7 +57572,7 @@
       <w:r>
         <w:t xml:space="preserve"> </w:t>
       </w:r>
-      <w:hyperlink r:id="rId345">
+      <w:hyperlink r:id="rId346">
         <w:r>
           <w:rPr>
             <w:rStyle w:val="Hyperlink"/>
@@ -57355,7 +57636,7 @@
       <w:r>
         <w:t xml:space="preserve"> </w:t>
       </w:r>
-      <w:hyperlink r:id="rId346">
+      <w:hyperlink r:id="rId347">
         <w:r>
           <w:rPr>
             <w:rStyle w:val="Hyperlink"/>
@@ -57419,7 +57700,7 @@
       <w:r>
         <w:t xml:space="preserve"> </w:t>
       </w:r>
-      <w:hyperlink r:id="rId347">
+      <w:hyperlink r:id="rId348">
         <w:r>
           <w:rPr>
             <w:rStyle w:val="Hyperlink"/>
@@ -57444,7 +57725,7 @@
         <w:t xml:space="preserve">The systematic review the extractor false-positived on</w:t>
       </w:r>
     </w:p>
-    <w:bookmarkEnd w:id="348"/>
+    <w:bookmarkEnd w:id="349"/>
     <w:sectPr>
       <w:footnotePr>
         <w:numRestart w:val="eachSect"/>

--- a/thesis/CiteGraph-NLP-Thesis.docx
+++ b/thesis/CiteGraph-NLP-Thesis.docx
@@ -761,7 +761,31 @@
         <w:t xml:space="preserve"> </w:t>
       </w:r>
       <w:r>
-        <w:t xml:space="preserve">20 papers. Three live citation traversals produced graphs with zero dangling</w:t>
+        <w:t xml:space="preserve">20 papers. Because typing was the weakest result, a computer-vision reader was</w:t>
+      </w:r>
+      <w:r>
+        <w:t xml:space="preserve"> </w:t>
+      </w:r>
+      <w:r>
+        <w:t xml:space="preserve">added for the CONSORT participant-flow diagrams that most trials publish, where</w:t>
+      </w:r>
+      <w:r>
+        <w:t xml:space="preserve"> </w:t>
+      </w:r>
+      <w:r>
+        <w:t xml:space="preserve">a count's stage is fixed by the box it sits in. Frozen before a held-out set of</w:t>
+      </w:r>
+      <w:r>
+        <w:t xml:space="preserve"> </w:t>
+      </w:r>
+      <w:r>
+        <w:t xml:space="preserve">42 diagrams was collected, it read 61 of 69 stated counts correctly against 2 of</w:t>
+      </w:r>
+      <w:r>
+        <w:t xml:space="preserve"> </w:t>
+      </w:r>
+      <w:r>
+        <w:t xml:space="preserve">69 for the text method on the same papers. Three live citation traversals produced graphs with zero dangling</w:t>
       </w:r>
       <w:r>
         <w:t xml:space="preserve"> </w:t>
@@ -1489,6 +1513,30 @@
             </w:pPr>
             <w:r>
               <w:t xml:space="preserve">Calls made by the pipeline orchestrator</w:t>
+            </w:r>
+          </w:p>
+        </w:tc>
+      </w:tr>
+      <w:tr>
+        <w:tc>
+          <w:tcPr/>
+          <w:p>
+            <w:pPr>
+              <w:pStyle w:val="Compact"/>
+            </w:pPr>
+            <w:r>
+              <w:t xml:space="preserve">6.1</w:t>
+            </w:r>
+          </w:p>
+        </w:tc>
+        <w:tc>
+          <w:tcPr/>
+          <w:p>
+            <w:pPr>
+              <w:pStyle w:val="Compact"/>
+            </w:pPr>
+            <w:r>
+              <w:t xml:space="preserve">The flow-diagram reader on a CONSORT diagram</w:t>
             </w:r>
           </w:p>
         </w:tc>
@@ -30576,16 +30624,1836 @@
     </w:p>
     <w:bookmarkEnd w:id="191"/>
     <w:bookmarkEnd w:id="192"/>
-    <w:bookmarkStart w:id="207" w:name="chapter-7-discussion"/>
+    <w:bookmarkStart w:id="203" w:name="Xc33201fe9a80468fe0b2bbb1225d9292ff28d0b"/>
     <w:p>
       <w:pPr>
         <w:pStyle w:val="Heading1"/>
       </w:pPr>
       <w:r>
+        <w:t xml:space="preserve">Chapter 6 (continued): Reading Participant-Flow Diagrams</w:t>
+      </w:r>
+    </w:p>
+    <w:bookmarkStart w:id="202" w:name="X3c4c3180bf7a0006e16ce8925c409ba37278c41"/>
+    <w:p>
+      <w:pPr>
+        <w:pStyle w:val="Heading2"/>
+      </w:pPr>
+      <w:r>
+        <w:t xml:space="preserve">6.14 A computer-vision reader for CONSORT flow diagrams</w:t>
+      </w:r>
+    </w:p>
+    <w:bookmarkStart w:id="193" w:name="why-read-the-diagram"/>
+    <w:p>
+      <w:pPr>
+        <w:pStyle w:val="Heading3"/>
+      </w:pPr>
+      <w:r>
+        <w:t xml:space="preserve">6.14.1 Why read the diagram</w:t>
+      </w:r>
+    </w:p>
+    <w:p>
+      <w:pPr>
+        <w:pStyle w:val="FirstParagraph"/>
+      </w:pPr>
+      <w:r>
+        <w:t xml:space="preserve">The weakest measured result in this chapter is semantic typing: of ten</w:t>
+      </w:r>
+      <w:r>
+        <w:t xml:space="preserve"> </w:t>
+      </w:r>
+      <w:r>
+        <w:t xml:space="preserve">correctly extracted population sizes, only six were labelled with the right</w:t>
+      </w:r>
+      <w:r>
+        <w:t xml:space="preserve"> </w:t>
+      </w:r>
+      <w:r>
+        <w:t xml:space="preserve">stage (Section 6.4.3). Telling randomised from enrolled from analysed from</w:t>
+      </w:r>
+      <w:r>
+        <w:t xml:space="preserve"> </w:t>
+      </w:r>
+      <w:r>
+        <w:t xml:space="preserve">surface patterns in an abstract is hard, because abstracts use the words</w:t>
+      </w:r>
+      <w:r>
+        <w:t xml:space="preserve"> </w:t>
+      </w:r>
+      <w:r>
+        <w:t xml:space="preserve">loosely and often state one number for several stages.</w:t>
+      </w:r>
+    </w:p>
+    <w:p>
+      <w:pPr>
+        <w:pStyle w:val="BodyText"/>
+      </w:pPr>
+      <w:r>
+        <w:t xml:space="preserve">Most randomised trials report the same numbers a second time, in a form that</w:t>
+      </w:r>
+      <w:r>
+        <w:t xml:space="preserve"> </w:t>
+      </w:r>
+      <w:r>
+        <w:t xml:space="preserve">removes the ambiguity. The CONSORT statement asks every trial to publish a</w:t>
+      </w:r>
+      <w:r>
+        <w:t xml:space="preserve"> </w:t>
+      </w:r>
+      <w:r>
+        <w:t xml:space="preserve">participant-flow diagram showing how many people were assessed for</w:t>
+      </w:r>
+      <w:r>
+        <w:t xml:space="preserve"> </w:t>
+      </w:r>
+      <w:r>
+        <w:t xml:space="preserve">eligibility, randomised, allocated to each arm, followed up and analysed</w:t>
+      </w:r>
+      <w:r>
+        <w:t xml:space="preserve"> </w:t>
+      </w:r>
+      <w:r>
+        <w:t xml:space="preserve">[schulz2010consort]. In that diagram each count sits in a box, and the box's</w:t>
+      </w:r>
+      <w:r>
+        <w:t xml:space="preserve"> </w:t>
+      </w:r>
+      <w:r>
+        <w:t xml:space="preserve">position in the flow states which stage it counts. Reading the stage from the</w:t>
+      </w:r>
+      <w:r>
+        <w:t xml:space="preserve"> </w:t>
+      </w:r>
+      <w:r>
+        <w:t xml:space="preserve">layout, rather than guessing it from wording, is a computer-vision problem, and</w:t>
+      </w:r>
+      <w:r>
+        <w:t xml:space="preserve"> </w:t>
+      </w:r>
+      <w:r>
+        <w:t xml:space="preserve">this section describes a reader for it and measures it against the text method</w:t>
+      </w:r>
+      <w:r>
+        <w:t xml:space="preserve"> </w:t>
+      </w:r>
+      <w:r>
+        <w:t xml:space="preserve">on the same papers.</w:t>
+      </w:r>
+    </w:p>
+    <w:p>
+      <w:pPr>
+        <w:pStyle w:val="BodyText"/>
+      </w:pPr>
+      <w:r>
+        <w:t xml:space="preserve">Coverage was measured before any code was written. Of 60 open-access</w:t>
+      </w:r>
+      <w:r>
+        <w:t xml:space="preserve"> </w:t>
+      </w:r>
+      <w:r>
+        <w:t xml:space="preserve">randomised trials from Europe PMC (2015 to 2024), 37 (62%) had a figure whose</w:t>
+      </w:r>
+      <w:r>
+        <w:t xml:space="preserve"> </w:t>
+      </w:r>
+      <w:r>
+        <w:t xml:space="preserve">caption identifies it as a flow diagram; a second sample of 60 had 42 (70%).</w:t>
+      </w:r>
+      <w:r>
+        <w:t xml:space="preserve"> </w:t>
+      </w:r>
+      <w:r>
+        <w:t xml:space="preserve">Every one of these images is retrievable from NCBI's public PMC Article</w:t>
+      </w:r>
+      <w:r>
+        <w:t xml:space="preserve"> </w:t>
+      </w:r>
+      <w:r>
+        <w:t xml:space="preserve">Datasets bucket, the supported route for bulk reuse of open-access figures.</w:t>
+      </w:r>
+    </w:p>
+    <w:bookmarkEnd w:id="193"/>
+    <w:bookmarkStart w:id="197" w:name="method"/>
+    <w:p>
+      <w:pPr>
+        <w:pStyle w:val="Heading3"/>
+      </w:pPr>
+      <w:r>
+        <w:t xml:space="preserve">6.14.2 Method</w:t>
+      </w:r>
+    </w:p>
+    <w:p>
+      <w:pPr>
+        <w:pStyle w:val="FirstParagraph"/>
+      </w:pPr>
+      <w:r>
+        <w:t xml:space="preserve">The reader,</w:t>
+      </w:r>
+      <w:r>
+        <w:t xml:space="preserve"> </w:t>
+      </w:r>
+      <w:r>
+        <w:rPr>
+          <w:rStyle w:val="VerbatimChar"/>
+        </w:rPr>
+        <w:t xml:space="preserve">src/citegraph/vision/flow_diagram.py</w:t>
+      </w:r>
+      <w:r>
+        <w:t xml:space="preserve">, has six stages.</w:t>
+      </w:r>
+    </w:p>
+    <w:p>
+      <w:pPr>
+        <w:pStyle w:val="Compact"/>
+        <w:numPr>
+          <w:ilvl w:val="0"/>
+          <w:numId w:val="1012"/>
+        </w:numPr>
+      </w:pPr>
+      <w:r>
+        <w:rPr>
+          <w:b/>
+          <w:bCs/>
+        </w:rPr>
+        <w:t xml:space="preserve">Text recognition.</w:t>
+      </w:r>
+      <w:r>
+        <w:t xml:space="preserve"> </w:t>
+      </w:r>
+      <w:r>
+        <w:t xml:space="preserve">RapidOCR, an ONNX export of the PP-OCR pipeline</w:t>
+      </w:r>
+      <w:r>
+        <w:t xml:space="preserve"> </w:t>
+      </w:r>
+      <w:r>
+        <w:t xml:space="preserve">[du2020ppocr], returns each text line with its position. It is a fixed</w:t>
+      </w:r>
+      <w:r>
+        <w:t xml:space="preserve"> </w:t>
+      </w:r>
+      <w:r>
+        <w:t xml:space="preserve">classifier rather than a generative model, so it cannot produce a number</w:t>
+      </w:r>
+      <w:r>
+        <w:t xml:space="preserve"> </w:t>
+      </w:r>
+      <w:r>
+        <w:t xml:space="preserve">that is not in the image, which matters when the numbers are the output.</w:t>
+      </w:r>
+      <w:r>
+        <w:t xml:space="preserve"> </w:t>
+      </w:r>
+      <w:r>
+        <w:t xml:space="preserve">Lines it is unsure of that contain a digit are cropped, enlarged three times</w:t>
+      </w:r>
+      <w:r>
+        <w:t xml:space="preserve"> </w:t>
+      </w:r>
+      <w:r>
+        <w:t xml:space="preserve">and recognised again without re-running detection. PMC stores figures at</w:t>
+      </w:r>
+      <w:r>
+        <w:t xml:space="preserve"> </w:t>
+      </w:r>
+      <w:r>
+        <w:t xml:space="preserve">about 700 pixels wide, where a four-arm diagram's text is 10 to 12 pixels</w:t>
+      </w:r>
+      <w:r>
+        <w:t xml:space="preserve"> </w:t>
+      </w:r>
+      <w:r>
+        <w:t xml:space="preserve">tall; this step turned "Anaal s((a4)" back into "Analysed (n=4)" in 57 ms.</w:t>
+      </w:r>
+    </w:p>
+    <w:p>
+      <w:pPr>
+        <w:pStyle w:val="Compact"/>
+        <w:numPr>
+          <w:ilvl w:val="0"/>
+          <w:numId w:val="1012"/>
+        </w:numPr>
+      </w:pPr>
+      <w:r>
+        <w:rPr>
+          <w:b/>
+          <w:bCs/>
+        </w:rPr>
+        <w:t xml:space="preserve">Box detection.</w:t>
+      </w:r>
+      <w:r>
+        <w:t xml:space="preserve"> </w:t>
+      </w:r>
+      <w:r>
+        <w:t xml:space="preserve">Connector arrows touch the boxes they join, so the ink of</w:t>
+      </w:r>
+      <w:r>
+        <w:t xml:space="preserve"> </w:t>
+      </w:r>
+      <w:r>
+        <w:t xml:space="preserve">a whole flow chart is usually one connected shape, and each box's interior</w:t>
+      </w:r>
+      <w:r>
+        <w:t xml:space="preserve"> </w:t>
+      </w:r>
+      <w:r>
+        <w:t xml:space="preserve">is a hole in it. OpenCV finds those holes after adaptive thresholding, which</w:t>
+      </w:r>
+      <w:r>
+        <w:t xml:space="preserve"> </w:t>
+      </w:r>
+      <w:r>
+        <w:t xml:space="preserve">treats square, rounded and elliptical boxes alike and keeps boxes separate</w:t>
+      </w:r>
+      <w:r>
+        <w:t xml:space="preserve"> </w:t>
+      </w:r>
+      <w:r>
+        <w:t xml:space="preserve">even when an arrow runs into them.</w:t>
+      </w:r>
+    </w:p>
+    <w:p>
+      <w:pPr>
+        <w:pStyle w:val="Compact"/>
+        <w:numPr>
+          <w:ilvl w:val="0"/>
+          <w:numId w:val="1012"/>
+        </w:numPr>
+      </w:pPr>
+      <w:r>
+        <w:rPr>
+          <w:b/>
+          <w:bCs/>
+        </w:rPr>
+        <w:t xml:space="preserve">Regions.</w:t>
+      </w:r>
+      <w:r>
+        <w:t xml:space="preserve"> </w:t>
+      </w:r>
+      <w:r>
+        <w:t xml:space="preserve">Each text line joins the smallest box around its centre. Lines</w:t>
+      </w:r>
+      <w:r>
+        <w:t xml:space="preserve"> </w:t>
+      </w:r>
+      <w:r>
+        <w:t xml:space="preserve">outside every box are clustered by proximity, because some diagrams draw no</w:t>
+      </w:r>
+      <w:r>
+        <w:t xml:space="preserve"> </w:t>
+      </w:r>
+      <w:r>
+        <w:t xml:space="preserve">boxes at all.</w:t>
+      </w:r>
+    </w:p>
+    <w:p>
+      <w:pPr>
+        <w:pStyle w:val="Compact"/>
+        <w:numPr>
+          <w:ilvl w:val="0"/>
+          <w:numId w:val="1012"/>
+        </w:numPr>
+      </w:pPr>
+      <w:r>
+        <w:rPr>
+          <w:b/>
+          <w:bCs/>
+        </w:rPr>
+        <w:t xml:space="preserve">Counts.</w:t>
+      </w:r>
+      <w:r>
+        <w:t xml:space="preserve"> </w:t>
+      </w:r>
+      <w:r>
+        <w:t xml:space="preserve">Each count is paired with its label, in either of the two styles</w:t>
+      </w:r>
+      <w:r>
+        <w:t xml:space="preserve"> </w:t>
+      </w:r>
+      <w:r>
+        <w:t xml:space="preserve">diagrams use: "Analysed (n = 35)", where the label precedes the count, and</w:t>
+      </w:r>
+      <w:r>
+        <w:t xml:space="preserve"> </w:t>
+      </w:r>
+      <w:r>
+        <w:t xml:space="preserve">"96 Patients assessed for eligibility", where it follows.</w:t>
+      </w:r>
+    </w:p>
+    <w:p>
+      <w:pPr>
+        <w:pStyle w:val="Compact"/>
+        <w:numPr>
+          <w:ilvl w:val="0"/>
+          <w:numId w:val="1012"/>
+        </w:numPr>
+      </w:pPr>
+      <w:r>
+        <w:rPr>
+          <w:b/>
+          <w:bCs/>
+        </w:rPr>
+        <w:t xml:space="preserve">Stages.</w:t>
+      </w:r>
+      <w:r>
+        <w:t xml:space="preserve"> </w:t>
+      </w:r>
+      <w:r>
+        <w:t xml:space="preserve">Labels are classified with CONSORT vocabulary. Exclusion terms</w:t>
+      </w:r>
+      <w:r>
+        <w:t xml:space="preserve"> </w:t>
+      </w:r>
+      <w:r>
+        <w:t xml:space="preserve">take precedence, so "Excluded from analysis (n = 3)" is not an analysed</w:t>
+      </w:r>
+      <w:r>
+        <w:t xml:space="preserve"> </w:t>
+      </w:r>
+      <w:r>
+        <w:t xml:space="preserve">count, and every count inside a box that opens with an exclusion is treated</w:t>
+      </w:r>
+      <w:r>
+        <w:t xml:space="preserve"> </w:t>
+      </w:r>
+      <w:r>
+        <w:t xml:space="preserve">as one of its listed reasons.</w:t>
+      </w:r>
+    </w:p>
+    <w:p>
+      <w:pPr>
+        <w:pStyle w:val="Compact"/>
+        <w:numPr>
+          <w:ilvl w:val="0"/>
+          <w:numId w:val="1012"/>
+        </w:numPr>
+      </w:pPr>
+      <w:r>
+        <w:rPr>
+          <w:b/>
+          <w:bCs/>
+        </w:rPr>
+        <w:t xml:space="preserve">Layout.</w:t>
+      </w:r>
+      <w:r>
+        <w:t xml:space="preserve"> </w:t>
+      </w:r>
+      <w:r>
+        <w:t xml:space="preserve">A count whose own label names no stage takes one from the side</w:t>
+      </w:r>
+      <w:r>
+        <w:t xml:space="preserve"> </w:t>
+      </w:r>
+      <w:r>
+        <w:t xml:space="preserve">banner in its row or a heading directly above it. Arms in the same row are</w:t>
+      </w:r>
+      <w:r>
+        <w:t xml:space="preserve"> </w:t>
+      </w:r>
+      <w:r>
+        <w:t xml:space="preserve">summed unless one box already states their total, the analysis row must lie</w:t>
+      </w:r>
+      <w:r>
+        <w:t xml:space="preserve"> </w:t>
+      </w:r>
+      <w:r>
+        <w:t xml:space="preserve">below the allocated arms, and when no randomised count is printed the</w:t>
+      </w:r>
+      <w:r>
+        <w:t xml:space="preserve"> </w:t>
+      </w:r>
+      <w:r>
+        <w:t xml:space="preserve">allocation row supplies it.</w:t>
+      </w:r>
+    </w:p>
+    <w:p>
+      <w:pPr>
+        <w:pStyle w:val="FirstParagraph"/>
+      </w:pPr>
+      <w:r>
+        <w:t xml:space="preserve">Figure 6.1 shows the reasoning on one diagram whose analysis boxes contain</w:t>
+      </w:r>
+      <w:r>
+        <w:t xml:space="preserve"> </w:t>
+      </w:r>
+      <w:r>
+        <w:t xml:space="preserve">nothing but "N = 85".</w:t>
+      </w:r>
+    </w:p>
+    <w:p>
+      <w:pPr>
+        <w:pStyle w:val="CaptionedFigure"/>
+      </w:pPr>
+      <w:r>
+        <w:drawing>
+          <wp:inline>
+            <wp:extent cx="4160520" cy="4349348"/>
+            <wp:effectExtent b="0" l="0" r="0" t="0"/>
+            <wp:docPr descr="Figure 6.1 The reader on a development diagram from F1000Research (doi:10.12688/f1000research.147840.3, CC BY 4.0). Grey outlines are every box the detector found; coloured outlines are the boxes whose counts were used, tagged with the stage assigned. The arms say only &quot;Control&quot; and &quot;Video&quot; and the analysis boxes only &quot;N = 85&quot;: their stages come from the side banners, and the randomised total of 178 from summing the allocation row, because the &quot;Randomized&quot; heading carries no count." title="" id="195" name="Picture"/>
+            <a:graphic>
+              <a:graphicData uri="http://schemas.openxmlformats.org/drawingml/2006/picture">
+                <pic:pic>
+                  <pic:nvPicPr>
+                    <pic:cNvPr descr="figures/flow_reader_example.png" id="196" name="Picture"/>
+                    <pic:cNvPicPr>
+                      <a:picLocks noChangeArrowheads="1" noChangeAspect="1"/>
+                    </pic:cNvPicPr>
+                  </pic:nvPicPr>
+                  <pic:blipFill>
+                    <a:blip r:embed="rId194"/>
+                    <a:stretch>
+                      <a:fillRect/>
+                    </a:stretch>
+                  </pic:blipFill>
+                  <pic:spPr bwMode="auto">
+                    <a:xfrm>
+                      <a:off x="0" y="0"/>
+                      <a:ext cx="4160520" cy="4349348"/>
+                    </a:xfrm>
+                    <a:prstGeom prst="rect">
+                      <a:avLst/>
+                    </a:prstGeom>
+                    <a:noFill/>
+                    <a:ln w="9525">
+                      <a:noFill/>
+                      <a:headEnd/>
+                      <a:tailEnd/>
+                    </a:ln>
+                  </pic:spPr>
+                </pic:pic>
+              </a:graphicData>
+            </a:graphic>
+          </wp:inline>
+        </w:drawing>
+      </w:r>
+    </w:p>
+    <w:p>
+      <w:pPr>
+        <w:pStyle w:val="ImageCaption"/>
+      </w:pPr>
+      <w:r>
+        <w:rPr>
+          <w:b/>
+          <w:bCs/>
+        </w:rPr>
+        <w:t xml:space="preserve">Figure 6.1</w:t>
+      </w:r>
+      <w:r>
+        <w:t xml:space="preserve"> </w:t>
+      </w:r>
+      <w:r>
+        <w:t xml:space="preserve">The reader on a development diagram from F1000Research</w:t>
+      </w:r>
+      <w:r>
+        <w:t xml:space="preserve"> </w:t>
+      </w:r>
+      <w:r>
+        <w:t xml:space="preserve">(doi:10.12688/f1000research.147840.3, CC BY 4.0). Grey outlines are every box</w:t>
+      </w:r>
+      <w:r>
+        <w:t xml:space="preserve"> </w:t>
+      </w:r>
+      <w:r>
+        <w:t xml:space="preserve">the detector found; coloured outlines are the boxes whose counts were used,</w:t>
+      </w:r>
+      <w:r>
+        <w:t xml:space="preserve"> </w:t>
+      </w:r>
+      <w:r>
+        <w:t xml:space="preserve">tagged with the stage assigned. The arms say only "Control" and "Video" and</w:t>
+      </w:r>
+      <w:r>
+        <w:t xml:space="preserve"> </w:t>
+      </w:r>
+      <w:r>
+        <w:t xml:space="preserve">the analysis boxes only "N = 85": their stages come from the side banners, and</w:t>
+      </w:r>
+      <w:r>
+        <w:t xml:space="preserve"> </w:t>
+      </w:r>
+      <w:r>
+        <w:t xml:space="preserve">the randomised total of 178 from summing the allocation row, because the</w:t>
+      </w:r>
+      <w:r>
+        <w:t xml:space="preserve"> </w:t>
+      </w:r>
+      <w:r>
+        <w:t xml:space="preserve">"Randomized" heading carries no count.</w:t>
+      </w:r>
+    </w:p>
+    <w:bookmarkEnd w:id="197"/>
+    <w:bookmarkStart w:id="198" w:name="evaluation-protocol"/>
+    <w:p>
+      <w:pPr>
+        <w:pStyle w:val="Heading3"/>
+      </w:pPr>
+      <w:r>
+        <w:t xml:space="preserve">6.14.3 Evaluation protocol</w:t>
+      </w:r>
+    </w:p>
+    <w:p>
+      <w:pPr>
+        <w:pStyle w:val="FirstParagraph"/>
+      </w:pPr>
+      <w:r>
+        <w:t xml:space="preserve">The reader was evaluated in three sets, and the order in which things were</w:t>
+      </w:r>
+      <w:r>
+        <w:t xml:space="preserve"> </w:t>
+      </w:r>
+      <w:r>
+        <w:t xml:space="preserve">done is part of the result, so it is recorded in the commit history.</w:t>
+      </w:r>
+    </w:p>
+    <w:tbl>
+      <w:tblPr>
+        <w:tblStyle w:val="Table"/>
+        <w:tblW w:type="pct" w:w="5000"/>
+        <w:tblLayout w:type="fixed"/>
+        <w:tblLook w:firstRow="1" w:lastRow="0" w:firstColumn="0" w:lastColumn="0" w:noHBand="0" w:noVBand="0" w:val="0020"/>
+      </w:tblPr>
+      <w:tblGrid>
+        <w:gridCol w:w="1820"/>
+        <w:gridCol w:w="910"/>
+        <w:gridCol w:w="3004"/>
+        <w:gridCol w:w="2184"/>
+      </w:tblGrid>
+      <w:tr>
+        <w:trPr>
+          <w:tblHeader w:val="on"/>
+        </w:trPr>
+        <w:tc>
+          <w:tcPr/>
+          <w:p>
+            <w:pPr>
+              <w:pStyle w:val="Compact"/>
+            </w:pPr>
+            <w:r>
+              <w:t xml:space="preserve">Set</w:t>
+            </w:r>
+          </w:p>
+        </w:tc>
+        <w:tc>
+          <w:tcPr/>
+          <w:p>
+            <w:pPr>
+              <w:pStyle w:val="Compact"/>
+              <w:jc w:val="right"/>
+            </w:pPr>
+            <w:r>
+              <w:t xml:space="preserve">Diagrams</w:t>
+            </w:r>
+          </w:p>
+        </w:tc>
+        <w:tc>
+          <w:tcPr/>
+          <w:p>
+            <w:pPr>
+              <w:pStyle w:val="Compact"/>
+            </w:pPr>
+            <w:r>
+              <w:t xml:space="preserve">Role</w:t>
+            </w:r>
+          </w:p>
+        </w:tc>
+        <w:tc>
+          <w:tcPr/>
+          <w:p>
+            <w:pPr>
+              <w:pStyle w:val="Compact"/>
+            </w:pPr>
+            <w:r>
+              <w:t xml:space="preserve">Seen by the designer before scoring?</w:t>
+            </w:r>
+          </w:p>
+        </w:tc>
+      </w:tr>
+      <w:tr>
+        <w:tc>
+          <w:tcPr/>
+          <w:p>
+            <w:pPr>
+              <w:pStyle w:val="Compact"/>
+            </w:pPr>
+            <w:r>
+              <w:t xml:space="preserve">Development</w:t>
+            </w:r>
+          </w:p>
+        </w:tc>
+        <w:tc>
+          <w:tcPr/>
+          <w:p>
+            <w:pPr>
+              <w:pStyle w:val="Compact"/>
+              <w:jc w:val="right"/>
+            </w:pPr>
+            <w:r>
+              <w:t xml:space="preserve">10</w:t>
+            </w:r>
+          </w:p>
+        </w:tc>
+        <w:tc>
+          <w:tcPr/>
+          <w:p>
+            <w:pPr>
+              <w:pStyle w:val="Compact"/>
+            </w:pPr>
+            <w:r>
+              <w:t xml:space="preserve">rules written against these</w:t>
+            </w:r>
+          </w:p>
+        </w:tc>
+        <w:tc>
+          <w:tcPr/>
+          <w:p>
+            <w:pPr>
+              <w:pStyle w:val="Compact"/>
+            </w:pPr>
+            <w:r>
+              <w:t xml:space="preserve">yes</w:t>
+            </w:r>
+          </w:p>
+        </w:tc>
+      </w:tr>
+      <w:tr>
+        <w:tc>
+          <w:tcPr/>
+          <w:p>
+            <w:pPr>
+              <w:pStyle w:val="Compact"/>
+            </w:pPr>
+            <w:r>
+              <w:t xml:space="preserve">Second development</w:t>
+            </w:r>
+          </w:p>
+        </w:tc>
+        <w:tc>
+          <w:tcPr/>
+          <w:p>
+            <w:pPr>
+              <w:pStyle w:val="Compact"/>
+              <w:jc w:val="right"/>
+            </w:pPr>
+            <w:r>
+              <w:t xml:space="preserve">27</w:t>
+            </w:r>
+          </w:p>
+        </w:tc>
+        <w:tc>
+          <w:tcPr/>
+          <w:p>
+            <w:pPr>
+              <w:pStyle w:val="Compact"/>
+            </w:pPr>
+            <w:r>
+              <w:t xml:space="preserve">first held-out, then demoted</w:t>
+            </w:r>
+          </w:p>
+        </w:tc>
+        <w:tc>
+          <w:tcPr/>
+          <w:p>
+            <w:pPr>
+              <w:pStyle w:val="Compact"/>
+            </w:pPr>
+            <w:r>
+              <w:t xml:space="preserve">yes, during annotation</w:t>
+            </w:r>
+          </w:p>
+        </w:tc>
+      </w:tr>
+      <w:tr>
+        <w:tc>
+          <w:tcPr/>
+          <w:p>
+            <w:pPr>
+              <w:pStyle w:val="Compact"/>
+            </w:pPr>
+            <w:r>
+              <w:t xml:space="preserve">Held-out</w:t>
+            </w:r>
+          </w:p>
+        </w:tc>
+        <w:tc>
+          <w:tcPr/>
+          <w:p>
+            <w:pPr>
+              <w:pStyle w:val="Compact"/>
+              <w:jc w:val="right"/>
+            </w:pPr>
+            <w:r>
+              <w:t xml:space="preserve">42</w:t>
+            </w:r>
+          </w:p>
+        </w:tc>
+        <w:tc>
+          <w:tcPr/>
+          <w:p>
+            <w:pPr>
+              <w:pStyle w:val="Compact"/>
+            </w:pPr>
+            <w:r>
+              <w:t xml:space="preserve">the only basis for the decision</w:t>
+            </w:r>
+          </w:p>
+        </w:tc>
+        <w:tc>
+          <w:tcPr/>
+          <w:p>
+            <w:pPr>
+              <w:pStyle w:val="Compact"/>
+            </w:pPr>
+            <w:r>
+              <w:t xml:space="preserve">no</w:t>
+            </w:r>
+          </w:p>
+        </w:tc>
+      </w:tr>
+    </w:tbl>
+    <w:p>
+      <w:pPr>
+        <w:pStyle w:val="BodyText"/>
+      </w:pPr>
+      <w:r>
+        <w:t xml:space="preserve">The answer key records, for each diagram, the screened, enrolled, randomised</w:t>
+      </w:r>
+      <w:r>
+        <w:t xml:space="preserve"> </w:t>
+      </w:r>
+      <w:r>
+        <w:t xml:space="preserve">and analysed counts it states, with stages it leaves genuinely ambiguous marked</w:t>
+      </w:r>
+      <w:r>
+        <w:t xml:space="preserve"> </w:t>
+      </w:r>
+      <w:r>
+        <w:t xml:space="preserve">unscored rather than guessed. It was written by reading each image before any</w:t>
+      </w:r>
+      <w:r>
+        <w:t xml:space="preserve"> </w:t>
+      </w:r>
+      <w:r>
+        <w:t xml:space="preserve">reader code existed and committed at that point (commit</w:t>
+      </w:r>
+      <w:r>
+        <w:t xml:space="preserve"> </w:t>
+      </w:r>
+      <w:r>
+        <w:rPr>
+          <w:rStyle w:val="VerbatimChar"/>
+        </w:rPr>
+        <w:t xml:space="preserve">0aa6294</w:t>
+      </w:r>
+      <w:r>
+        <w:t xml:space="preserve">).</w:t>
+      </w:r>
+    </w:p>
+    <w:p>
+      <w:pPr>
+        <w:pStyle w:val="BodyText"/>
+      </w:pPr>
+      <w:r>
+        <w:t xml:space="preserve">The 27 diagrams first intended as a test set were annotated by the same person</w:t>
+      </w:r>
+      <w:r>
+        <w:t xml:space="preserve"> </w:t>
+      </w:r>
+      <w:r>
+        <w:t xml:space="preserve">who then built the reader, so their result cannot count as held out. They were</w:t>
+      </w:r>
+      <w:r>
+        <w:t xml:space="preserve"> </w:t>
+      </w:r>
+      <w:r>
+        <w:t xml:space="preserve">used as a second development set instead, and four general fixes came from</w:t>
+      </w:r>
+      <w:r>
+        <w:t xml:space="preserve"> </w:t>
+      </w:r>
+      <w:r>
+        <w:t xml:space="preserve">their errors. Three further misses were deliberately left unfixed, because</w:t>
+      </w:r>
+      <w:r>
+        <w:t xml:space="preserve"> </w:t>
+      </w:r>
+      <w:r>
+        <w:t xml:space="preserve">fixing them would have meant special-casing single diagrams, one of them a</w:t>
+      </w:r>
+      <w:r>
+        <w:t xml:space="preserve"> </w:t>
+      </w:r>
+      <w:r>
+        <w:t xml:space="preserve">figure that misspells "analysis" as "amalysis".</w:t>
+      </w:r>
+    </w:p>
+    <w:p>
+      <w:pPr>
+        <w:pStyle w:val="BodyText"/>
+      </w:pPr>
+      <w:r>
+        <w:t xml:space="preserve">The reader was then frozen (commit</w:t>
+      </w:r>
+      <w:r>
+        <w:t xml:space="preserve"> </w:t>
+      </w:r>
+      <w:r>
+        <w:rPr>
+          <w:rStyle w:val="VerbatimChar"/>
+        </w:rPr>
+        <w:t xml:space="preserve">b12ce13</w:t>
+      </w:r>
+      <w:r>
+        <w:t xml:space="preserve">). Only afterwards were 42 new</w:t>
+      </w:r>
+      <w:r>
+        <w:t xml:space="preserve"> </w:t>
+      </w:r>
+      <w:r>
+        <w:t xml:space="preserve">diagrams collected from the next page of the same search, sharing no paper</w:t>
+      </w:r>
+      <w:r>
+        <w:t xml:space="preserve"> </w:t>
+      </w:r>
+      <w:r>
+        <w:t xml:space="preserve">with the first set, and their answer key was written and committed</w:t>
+      </w:r>
+      <w:r>
+        <w:t xml:space="preserve"> </w:t>
+      </w:r>
+      <w:r>
+        <w:t xml:space="preserve">(</w:t>
+      </w:r>
+      <w:r>
+        <w:rPr>
+          <w:rStyle w:val="VerbatimChar"/>
+        </w:rPr>
+        <w:t xml:space="preserve">eb0e25a</w:t>
+      </w:r>
+      <w:r>
+        <w:t xml:space="preserve">) before the reader was run on any of them. The decision rule was</w:t>
+      </w:r>
+      <w:r>
+        <w:t xml:space="preserve"> </w:t>
+      </w:r>
+      <w:r>
+        <w:t xml:space="preserve">stated in</w:t>
+      </w:r>
+      <w:r>
+        <w:t xml:space="preserve"> </w:t>
+      </w:r>
+      <w:r>
+        <w:rPr>
+          <w:rStyle w:val="VerbatimChar"/>
+        </w:rPr>
+        <w:t xml:space="preserve">scripts/evaluate_flow_diagrams.py</w:t>
+      </w:r>
+      <w:r>
+        <w:t xml:space="preserve"> </w:t>
+      </w:r>
+      <w:r>
+        <w:t xml:space="preserve">before that run: the reader ships</w:t>
+      </w:r>
+      <w:r>
+        <w:t xml:space="preserve"> </w:t>
+      </w:r>
+      <w:r>
+        <w:t xml:space="preserve">only if, on held-out diagrams, it is right on at least 15 percentage points</w:t>
+      </w:r>
+      <w:r>
+        <w:t xml:space="preserve"> </w:t>
+      </w:r>
+      <w:r>
+        <w:t xml:space="preserve">more of the stated enrolled, randomised and analysed counts than the text</w:t>
+      </w:r>
+      <w:r>
+        <w:t xml:space="preserve"> </w:t>
+      </w:r>
+      <w:r>
+        <w:t xml:space="preserve">method, the difference holds under an exact McNemar test at p &lt; 0.05, and it</w:t>
+      </w:r>
+      <w:r>
+        <w:t xml:space="preserve"> </w:t>
+      </w:r>
+      <w:r>
+        <w:t xml:space="preserve">reports nothing for most figures that are not participant flows.</w:t>
+      </w:r>
+    </w:p>
+    <w:p>
+      <w:pPr>
+        <w:pStyle w:val="BodyText"/>
+      </w:pPr>
+      <w:r>
+        <w:t xml:space="preserve">The text method is the one the pipeline already uses: the pattern extractor of</w:t>
+      </w:r>
+      <w:r>
+        <w:t xml:space="preserve"> </w:t>
+      </w:r>
+      <w:r>
+        <w:t xml:space="preserve">Section 4.10 over the same paper's abstract, taking the first candidate of each</w:t>
+      </w:r>
+      <w:r>
+        <w:t xml:space="preserve"> </w:t>
+      </w:r>
+      <w:r>
+        <w:t xml:space="preserve">semantic type. Only stages a diagram states are scored, because an abstract</w:t>
+      </w:r>
+      <w:r>
+        <w:t xml:space="preserve"> </w:t>
+      </w:r>
+      <w:r>
+        <w:t xml:space="preserve">saying "91 patients were enrolled" is not wrong merely because the diagram</w:t>
+      </w:r>
+      <w:r>
+        <w:t xml:space="preserve"> </w:t>
+      </w:r>
+      <w:r>
+        <w:t xml:space="preserve">folds enrolment into randomisation. A lenient score is also reported, crediting</w:t>
+      </w:r>
+      <w:r>
+        <w:t xml:space="preserve"> </w:t>
+      </w:r>
+      <w:r>
+        <w:t xml:space="preserve">the text method whenever the right number appears among its candidates under</w:t>
+      </w:r>
+      <w:r>
+        <w:t xml:space="preserve"> </w:t>
+      </w:r>
+      <w:r>
+        <w:t xml:space="preserve">any label, which separates "not in the abstract" from "found but mislabelled".</w:t>
+      </w:r>
+    </w:p>
+    <w:bookmarkEnd w:id="198"/>
+    <w:bookmarkStart w:id="199" w:name="results"/>
+    <w:p>
+      <w:pPr>
+        <w:pStyle w:val="Heading3"/>
+      </w:pPr>
+      <w:r>
+        <w:t xml:space="preserve">6.14.4 Results</w:t>
+      </w:r>
+    </w:p>
+    <w:p>
+      <w:pPr>
+        <w:pStyle w:val="FirstParagraph"/>
+      </w:pPr>
+      <w:r>
+        <w:t xml:space="preserve">On the held-out set, counting the enrolled, randomised and analysed stages the</w:t>
+      </w:r>
+      <w:r>
+        <w:t xml:space="preserve"> </w:t>
+      </w:r>
+      <w:r>
+        <w:t xml:space="preserve">diagrams state:</w:t>
+      </w:r>
+    </w:p>
+    <w:tbl>
+      <w:tblPr>
+        <w:tblStyle w:val="Table"/>
+        <w:tblW w:type="auto" w:w="0"/>
+        <w:tblLook w:firstRow="1" w:lastRow="0" w:firstColumn="0" w:lastColumn="0" w:noHBand="0" w:noVBand="0" w:val="0020"/>
+      </w:tblPr>
+      <w:tblGrid>
+        <w:gridCol w:w="2640"/>
+        <w:gridCol w:w="2640"/>
+        <w:gridCol w:w="2640"/>
+      </w:tblGrid>
+      <w:tr>
+        <w:trPr>
+          <w:tblHeader w:val="on"/>
+        </w:trPr>
+        <w:tc>
+          <w:tcPr/>
+          <w:p>
+            <w:pPr>
+              <w:pStyle w:val="Compact"/>
+            </w:pPr>
+            <w:r>
+              <w:t xml:space="preserve">Method</w:t>
+            </w:r>
+          </w:p>
+        </w:tc>
+        <w:tc>
+          <w:tcPr/>
+          <w:p>
+            <w:pPr>
+              <w:pStyle w:val="Compact"/>
+              <w:jc w:val="right"/>
+            </w:pPr>
+            <w:r>
+              <w:t xml:space="preserve">Correct</w:t>
+            </w:r>
+          </w:p>
+        </w:tc>
+        <w:tc>
+          <w:tcPr/>
+          <w:p>
+            <w:pPr>
+              <w:pStyle w:val="Compact"/>
+            </w:pPr>
+            <w:r>
+              <w:t xml:space="preserve">95% Wilson interval</w:t>
+            </w:r>
+          </w:p>
+        </w:tc>
+      </w:tr>
+      <w:tr>
+        <w:tc>
+          <w:tcPr/>
+          <w:p>
+            <w:pPr>
+              <w:pStyle w:val="Compact"/>
+            </w:pPr>
+            <w:r>
+              <w:t xml:space="preserve">Diagram reader</w:t>
+            </w:r>
+          </w:p>
+        </w:tc>
+        <w:tc>
+          <w:tcPr/>
+          <w:p>
+            <w:pPr>
+              <w:pStyle w:val="Compact"/>
+              <w:jc w:val="right"/>
+            </w:pPr>
+            <w:r>
+              <w:t xml:space="preserve">61 / 69 (88%)</w:t>
+            </w:r>
+          </w:p>
+        </w:tc>
+        <w:tc>
+          <w:tcPr/>
+          <w:p>
+            <w:pPr>
+              <w:pStyle w:val="Compact"/>
+            </w:pPr>
+            <w:r>
+              <w:t xml:space="preserve">[0.79, 0.94]</w:t>
+            </w:r>
+          </w:p>
+        </w:tc>
+      </w:tr>
+      <w:tr>
+        <w:tc>
+          <w:tcPr/>
+          <w:p>
+            <w:pPr>
+              <w:pStyle w:val="Compact"/>
+            </w:pPr>
+            <w:r>
+              <w:t xml:space="preserve">Text method, stage-typed</w:t>
+            </w:r>
+          </w:p>
+        </w:tc>
+        <w:tc>
+          <w:tcPr/>
+          <w:p>
+            <w:pPr>
+              <w:pStyle w:val="Compact"/>
+              <w:jc w:val="right"/>
+            </w:pPr>
+            <w:r>
+              <w:t xml:space="preserve">2 / 69 (3%)</w:t>
+            </w:r>
+          </w:p>
+        </w:tc>
+        <w:tc>
+          <w:tcPr/>
+          <w:p>
+            <w:pPr>
+              <w:pStyle w:val="Compact"/>
+            </w:pPr>
+            <w:r>
+              <w:t xml:space="preserve">[0.01, 0.10]</w:t>
+            </w:r>
+          </w:p>
+        </w:tc>
+      </w:tr>
+      <w:tr>
+        <w:tc>
+          <w:tcPr/>
+          <w:p>
+            <w:pPr>
+              <w:pStyle w:val="Compact"/>
+            </w:pPr>
+            <w:r>
+              <w:t xml:space="preserve">Text method, right number under any label</w:t>
+            </w:r>
+          </w:p>
+        </w:tc>
+        <w:tc>
+          <w:tcPr/>
+          <w:p>
+            <w:pPr>
+              <w:pStyle w:val="Compact"/>
+              <w:jc w:val="right"/>
+            </w:pPr>
+            <w:r>
+              <w:t xml:space="preserve">26 / 69 (38%)</w:t>
+            </w:r>
+          </w:p>
+        </w:tc>
+        <w:tc>
+          <w:tcPr/>
+          <w:p>
+            <w:pPr>
+              <w:pStyle w:val="Compact"/>
+            </w:pPr>
+          </w:p>
+        </w:tc>
+      </w:tr>
+    </w:tbl>
+    <w:p>
+      <w:pPr>
+        <w:pStyle w:val="BodyText"/>
+      </w:pPr>
+      <w:r>
+        <w:t xml:space="preserve">Of the 61 disagreements between the two methods, the reader was right in 60</w:t>
+      </w:r>
+      <w:r>
+        <w:t xml:space="preserve"> </w:t>
+      </w:r>
+      <w:r>
+        <w:t xml:space="preserve">and the text method in one (exact McNemar p &lt; 0.0001). The reader reported</w:t>
+      </w:r>
+      <w:r>
+        <w:t xml:space="preserve"> </w:t>
+      </w:r>
+      <w:r>
+        <w:t xml:space="preserve">nothing for both held-out figures that were not participant flows, and for all</w:t>
+      </w:r>
+      <w:r>
+        <w:t xml:space="preserve"> </w:t>
+      </w:r>
+      <w:r>
+        <w:t xml:space="preserve">four such figures across the development sets. The rule is met.</w:t>
+      </w:r>
+    </w:p>
+    <w:tbl>
+      <w:tblPr>
+        <w:tblStyle w:val="Table"/>
+        <w:tblW w:type="auto" w:w="0"/>
+        <w:tblLook w:firstRow="1" w:lastRow="0" w:firstColumn="0" w:lastColumn="0" w:noHBand="0" w:noVBand="0" w:val="0020"/>
+      </w:tblPr>
+      <w:tblGrid>
+        <w:gridCol w:w="2640"/>
+        <w:gridCol w:w="2640"/>
+        <w:gridCol w:w="2640"/>
+      </w:tblGrid>
+      <w:tr>
+        <w:trPr>
+          <w:tblHeader w:val="on"/>
+        </w:trPr>
+        <w:tc>
+          <w:tcPr/>
+          <w:p>
+            <w:pPr>
+              <w:pStyle w:val="Compact"/>
+            </w:pPr>
+            <w:r>
+              <w:t xml:space="preserve">Stage (held-out)</w:t>
+            </w:r>
+          </w:p>
+        </w:tc>
+        <w:tc>
+          <w:tcPr/>
+          <w:p>
+            <w:pPr>
+              <w:pStyle w:val="Compact"/>
+              <w:jc w:val="right"/>
+            </w:pPr>
+            <w:r>
+              <w:t xml:space="preserve">Reader</w:t>
+            </w:r>
+          </w:p>
+        </w:tc>
+        <w:tc>
+          <w:tcPr/>
+          <w:p>
+            <w:pPr>
+              <w:pStyle w:val="Compact"/>
+              <w:jc w:val="right"/>
+            </w:pPr>
+            <w:r>
+              <w:t xml:space="preserve">Text method</w:t>
+            </w:r>
+          </w:p>
+        </w:tc>
+      </w:tr>
+      <w:tr>
+        <w:tc>
+          <w:tcPr/>
+          <w:p>
+            <w:pPr>
+              <w:pStyle w:val="Compact"/>
+            </w:pPr>
+            <w:r>
+              <w:t xml:space="preserve">Screened</w:t>
+            </w:r>
+          </w:p>
+        </w:tc>
+        <w:tc>
+          <w:tcPr/>
+          <w:p>
+            <w:pPr>
+              <w:pStyle w:val="Compact"/>
+              <w:jc w:val="right"/>
+            </w:pPr>
+            <w:r>
+              <w:t xml:space="preserve">25 / 31 (81%)</w:t>
+            </w:r>
+          </w:p>
+        </w:tc>
+        <w:tc>
+          <w:tcPr/>
+          <w:p>
+            <w:pPr>
+              <w:pStyle w:val="Compact"/>
+              <w:jc w:val="right"/>
+            </w:pPr>
+            <w:r>
+              <w:t xml:space="preserve">2 / 31 (6%)</w:t>
+            </w:r>
+          </w:p>
+        </w:tc>
+      </w:tr>
+      <w:tr>
+        <w:tc>
+          <w:tcPr/>
+          <w:p>
+            <w:pPr>
+              <w:pStyle w:val="Compact"/>
+            </w:pPr>
+            <w:r>
+              <w:t xml:space="preserve">Enrolled</w:t>
+            </w:r>
+          </w:p>
+        </w:tc>
+        <w:tc>
+          <w:tcPr/>
+          <w:p>
+            <w:pPr>
+              <w:pStyle w:val="Compact"/>
+              <w:jc w:val="right"/>
+            </w:pPr>
+            <w:r>
+              <w:t xml:space="preserve">5 / 6 (83%)</w:t>
+            </w:r>
+          </w:p>
+        </w:tc>
+        <w:tc>
+          <w:tcPr/>
+          <w:p>
+            <w:pPr>
+              <w:pStyle w:val="Compact"/>
+              <w:jc w:val="right"/>
+            </w:pPr>
+            <w:r>
+              <w:t xml:space="preserve">1 / 6 (17%)</w:t>
+            </w:r>
+          </w:p>
+        </w:tc>
+      </w:tr>
+      <w:tr>
+        <w:tc>
+          <w:tcPr/>
+          <w:p>
+            <w:pPr>
+              <w:pStyle w:val="Compact"/>
+            </w:pPr>
+            <w:r>
+              <w:t xml:space="preserve">Randomised</w:t>
+            </w:r>
+          </w:p>
+        </w:tc>
+        <w:tc>
+          <w:tcPr/>
+          <w:p>
+            <w:pPr>
+              <w:pStyle w:val="Compact"/>
+              <w:jc w:val="right"/>
+            </w:pPr>
+            <w:r>
+              <w:t xml:space="preserve">35 / 37 (95%)</w:t>
+            </w:r>
+          </w:p>
+        </w:tc>
+        <w:tc>
+          <w:tcPr/>
+          <w:p>
+            <w:pPr>
+              <w:pStyle w:val="Compact"/>
+              <w:jc w:val="right"/>
+            </w:pPr>
+            <w:r>
+              <w:t xml:space="preserve">0 / 37 (0%)</w:t>
+            </w:r>
+          </w:p>
+        </w:tc>
+      </w:tr>
+      <w:tr>
+        <w:tc>
+          <w:tcPr/>
+          <w:p>
+            <w:pPr>
+              <w:pStyle w:val="Compact"/>
+            </w:pPr>
+            <w:r>
+              <w:t xml:space="preserve">Analysed</w:t>
+            </w:r>
+          </w:p>
+        </w:tc>
+        <w:tc>
+          <w:tcPr/>
+          <w:p>
+            <w:pPr>
+              <w:pStyle w:val="Compact"/>
+              <w:jc w:val="right"/>
+            </w:pPr>
+            <w:r>
+              <w:t xml:space="preserve">21 / 26 (81%)</w:t>
+            </w:r>
+          </w:p>
+        </w:tc>
+        <w:tc>
+          <w:tcPr/>
+          <w:p>
+            <w:pPr>
+              <w:pStyle w:val="Compact"/>
+              <w:jc w:val="right"/>
+            </w:pPr>
+            <w:r>
+              <w:t xml:space="preserve">1 / 26 (4%)</w:t>
+            </w:r>
+          </w:p>
+        </w:tc>
+      </w:tr>
+    </w:tbl>
+    <w:p>
+      <w:pPr>
+        <w:pStyle w:val="BodyText"/>
+      </w:pPr>
+      <w:r>
+        <w:t xml:space="preserve">The development sets agree: 18 of 18 on the first, and 50 of 53 on the second</w:t>
+      </w:r>
+      <w:r>
+        <w:t xml:space="preserve"> </w:t>
+      </w:r>
+      <w:r>
+        <w:t xml:space="preserve">after its fixes (45 of 53 before them). The held-out figure is the lower of the</w:t>
+      </w:r>
+      <w:r>
+        <w:t xml:space="preserve"> </w:t>
+      </w:r>
+      <w:r>
+        <w:t xml:space="preserve">three, which is the expected direction and the reason it is the one reported</w:t>
+      </w:r>
+      <w:r>
+        <w:t xml:space="preserve"> </w:t>
+      </w:r>
+      <w:r>
+        <w:t xml:space="preserve">as the result.</w:t>
+      </w:r>
+    </w:p>
+    <w:p>
+      <w:pPr>
+        <w:pStyle w:val="BodyText"/>
+      </w:pPr>
+      <w:r>
+        <w:t xml:space="preserve">The lenient line is the more useful comparison for understanding the text</w:t>
+      </w:r>
+      <w:r>
+        <w:t xml:space="preserve"> </w:t>
+      </w:r>
+      <w:r>
+        <w:t xml:space="preserve">method. The right number is present in the abstract for 38% of stated counts,</w:t>
+      </w:r>
+      <w:r>
+        <w:t xml:space="preserve"> </w:t>
+      </w:r>
+      <w:r>
+        <w:t xml:space="preserve">yet correctly typed for 3%, so most of the gap is the typing problem of Section</w:t>
+      </w:r>
+      <w:r>
+        <w:t xml:space="preserve"> </w:t>
+      </w:r>
+      <w:r>
+        <w:t xml:space="preserve">6.4.3 rather than missing information. The rest is that abstracts often state</w:t>
+      </w:r>
+      <w:r>
+        <w:t xml:space="preserve"> </w:t>
+      </w:r>
+      <w:r>
+        <w:t xml:space="preserve">only one or two of the four counts a diagram gives.</w:t>
+      </w:r>
+    </w:p>
+    <w:bookmarkEnd w:id="199"/>
+    <w:bookmarkStart w:id="200" w:name="how-it-fails"/>
+    <w:p>
+      <w:pPr>
+        <w:pStyle w:val="Heading3"/>
+      </w:pPr>
+      <w:r>
+        <w:t xml:space="preserve">6.14.5 How it fails</w:t>
+      </w:r>
+    </w:p>
+    <w:p>
+      <w:pPr>
+        <w:pStyle w:val="FirstParagraph"/>
+      </w:pPr>
+      <w:r>
+        <w:t xml:space="preserve">Seven of the eight held-out misses on the scored stages are abstentions: the</w:t>
+      </w:r>
+      <w:r>
+        <w:t xml:space="preserve"> </w:t>
+      </w:r>
+      <w:r>
+        <w:t xml:space="preserve">reader reported nothing rather than a wrong number. In a tool meant to surface</w:t>
+      </w:r>
+      <w:r>
+        <w:t xml:space="preserve"> </w:t>
+      </w:r>
+      <w:r>
+        <w:t xml:space="preserve">uncertainty, that is the preferable way to fail. The one wrong value summed two</w:t>
+      </w:r>
+      <w:r>
+        <w:t xml:space="preserve"> </w:t>
+      </w:r>
+      <w:r>
+        <w:t xml:space="preserve">of three arms of an analysis row. Most misses trace to layouts the development</w:t>
+      </w:r>
+      <w:r>
+        <w:t xml:space="preserve"> </w:t>
+      </w:r>
+      <w:r>
+        <w:t xml:space="preserve">sets did not contain:</w:t>
+      </w:r>
+    </w:p>
+    <w:p>
+      <w:pPr>
+        <w:pStyle w:val="Compact"/>
+        <w:numPr>
+          <w:ilvl w:val="0"/>
+          <w:numId w:val="1013"/>
+        </w:numPr>
+      </w:pPr>
+      <w:r>
+        <w:t xml:space="preserve">a label above a bare number, with no "n =" ("Number randomised" over "43");</w:t>
+      </w:r>
+    </w:p>
+    <w:p>
+      <w:pPr>
+        <w:pStyle w:val="Compact"/>
+        <w:numPr>
+          <w:ilvl w:val="0"/>
+          <w:numId w:val="1013"/>
+        </w:numPr>
+      </w:pPr>
+      <w:r>
+        <w:t xml:space="preserve">"Number of patient analyzed = 12", an equals sign without "n";</w:t>
+      </w:r>
+    </w:p>
+    <w:p>
+      <w:pPr>
+        <w:pStyle w:val="Compact"/>
+        <w:numPr>
+          <w:ilvl w:val="0"/>
+          <w:numId w:val="1013"/>
+        </w:numPr>
+      </w:pPr>
+      <w:r>
+        <w:t xml:space="preserve">the count written before its label inside a box, "N=64 included in the</w:t>
+      </w:r>
+      <w:r>
+        <w:t xml:space="preserve"> </w:t>
+      </w:r>
+      <w:r>
+        <w:t xml:space="preserve">analysis";</w:t>
+      </w:r>
+    </w:p>
+    <w:p>
+      <w:pPr>
+        <w:pStyle w:val="Compact"/>
+        <w:numPr>
+          <w:ilvl w:val="0"/>
+          <w:numId w:val="1013"/>
+        </w:numPr>
+      </w:pPr>
+      <w:r>
+        <w:t xml:space="preserve">stage words outside the CONSORT vocabulary, such as "Inclusion (N = 76)" and</w:t>
+      </w:r>
+      <w:r>
+        <w:t xml:space="preserve"> </w:t>
+      </w:r>
+      <w:r>
+        <w:t xml:space="preserve">a randomisation box labelled only "Random:".</w:t>
+      </w:r>
+    </w:p>
+    <w:p>
+      <w:pPr>
+        <w:pStyle w:val="FirstParagraph"/>
+      </w:pPr>
+      <w:r>
+        <w:t xml:space="preserve">Each is a straightforward rule to add, but adding them now would repeat the</w:t>
+      </w:r>
+      <w:r>
+        <w:t xml:space="preserve"> </w:t>
+      </w:r>
+      <w:r>
+        <w:t xml:space="preserve">problem this protocol was designed to avoid: they were found by looking at the</w:t>
+      </w:r>
+      <w:r>
+        <w:t xml:space="preserve"> </w:t>
+      </w:r>
+      <w:r>
+        <w:t xml:space="preserve">held-out set, so their effect would have to be measured on another one.</w:t>
+      </w:r>
+    </w:p>
+    <w:bookmarkEnd w:id="200"/>
+    <w:bookmarkStart w:id="201" w:name="cost-scope-and-limits"/>
+    <w:p>
+      <w:pPr>
+        <w:pStyle w:val="Heading3"/>
+      </w:pPr>
+      <w:r>
+        <w:t xml:space="preserve">6.14.6 Cost, scope and limits</w:t>
+      </w:r>
+    </w:p>
+    <w:p>
+      <w:pPr>
+        <w:pStyle w:val="FirstParagraph"/>
+      </w:pPr>
+      <w:r>
+        <w:t xml:space="preserve">Box detection takes about 10 ms; text recognition is the cost, a median of</w:t>
+      </w:r>
+      <w:r>
+        <w:t xml:space="preserve"> </w:t>
+      </w:r>
+      <w:r>
+        <w:t xml:space="preserve">4.9 s and at most 11 s per diagram on the development machine, with no GPU. That</w:t>
+      </w:r>
+      <w:r>
+        <w:t xml:space="preserve"> </w:t>
+      </w:r>
+      <w:r>
+        <w:t xml:space="preserve">is too slow to run for every trial in a 100-paper graph, so the reader is not</w:t>
+      </w:r>
+      <w:r>
+        <w:t xml:space="preserve"> </w:t>
+      </w:r>
+      <w:r>
+        <w:t xml:space="preserve">part of a run. The dashboard offers it on a trial's detail panel, the server</w:t>
+      </w:r>
+      <w:r>
+        <w:t xml:space="preserve"> </w:t>
+      </w:r>
+      <w:r>
+        <w:t xml:space="preserve">reads one diagram at a time in a worker thread so the API stays responsive, and</w:t>
+      </w:r>
+      <w:r>
+        <w:t xml:space="preserve"> </w:t>
+      </w:r>
+      <w:r>
+        <w:t xml:space="preserve">the result is stored with the run so a diagram is never read twice. Its counts</w:t>
+      </w:r>
+      <w:r>
+        <w:t xml:space="preserve"> </w:t>
+      </w:r>
+      <w:r>
+        <w:t xml:space="preserve">are shown beside the abstract extraction, not substituted for it, so a run's</w:t>
+      </w:r>
+      <w:r>
+        <w:t xml:space="preserve"> </w:t>
+      </w:r>
+      <w:r>
+        <w:t xml:space="preserve">edge weights and rankings remain the ones it was computed with. Feeding</w:t>
+      </w:r>
+      <w:r>
+        <w:t xml:space="preserve"> </w:t>
+      </w:r>
+      <w:r>
+        <w:t xml:space="preserve">diagram counts into the weighting is the natural next step, once the choice</w:t>
+      </w:r>
+      <w:r>
+        <w:t xml:space="preserve"> </w:t>
+      </w:r>
+      <w:r>
+        <w:t xml:space="preserve">between a diagram and an abstract that disagree has a principled rule.</w:t>
+      </w:r>
+    </w:p>
+    <w:p>
+      <w:pPr>
+        <w:pStyle w:val="BodyText"/>
+      </w:pPr>
+      <w:r>
+        <w:t xml:space="preserve">The limits are specific:</w:t>
+      </w:r>
+    </w:p>
+    <w:p>
+      <w:pPr>
+        <w:pStyle w:val="Compact"/>
+        <w:numPr>
+          <w:ilvl w:val="0"/>
+          <w:numId w:val="1014"/>
+        </w:numPr>
+      </w:pPr>
+      <w:r>
+        <w:rPr>
+          <w:b/>
+          <w:bCs/>
+        </w:rPr>
+        <w:t xml:space="preserve">Open access only.</w:t>
+      </w:r>
+      <w:r>
+        <w:t xml:space="preserve"> </w:t>
+      </w:r>
+      <w:r>
+        <w:t xml:space="preserve">The reader depends on open-access figures; about two</w:t>
+      </w:r>
+      <w:r>
+        <w:t xml:space="preserve"> </w:t>
+      </w:r>
+      <w:r>
+        <w:t xml:space="preserve">thirds of the sampled open-access trials had a detectable diagram, and</w:t>
+      </w:r>
+      <w:r>
+        <w:t xml:space="preserve"> </w:t>
+      </w:r>
+      <w:r>
+        <w:t xml:space="preserve">closed-access trials have none available.</w:t>
+      </w:r>
+    </w:p>
+    <w:p>
+      <w:pPr>
+        <w:pStyle w:val="Compact"/>
+        <w:numPr>
+          <w:ilvl w:val="0"/>
+          <w:numId w:val="1014"/>
+        </w:numPr>
+      </w:pPr>
+      <w:r>
+        <w:rPr>
+          <w:b/>
+          <w:bCs/>
+        </w:rPr>
+        <w:t xml:space="preserve">The answer keys were written by the AI assistant used to build the system,</w:t>
+      </w:r>
+      <w:r>
+        <w:t xml:space="preserve"> </w:t>
+      </w:r>
+      <w:r>
+        <w:t xml:space="preserve">by reading each image. They are committed with a note on every non-obvious</w:t>
+      </w:r>
+      <w:r>
+        <w:t xml:space="preserve"> </w:t>
+      </w:r>
+      <w:r>
+        <w:t xml:space="preserve">decision, but they have not yet been checked by a second, human annotator,</w:t>
+      </w:r>
+      <w:r>
+        <w:t xml:space="preserve"> </w:t>
+      </w:r>
+      <w:r>
+        <w:t xml:space="preserve">and the results in this section should be read as provisional until a team</w:t>
+      </w:r>
+      <w:r>
+        <w:t xml:space="preserve"> </w:t>
+      </w:r>
+      <w:r>
+        <w:t xml:space="preserve">member has spot-checked them against the images. Section 3.5.4's concern about</w:t>
+      </w:r>
+      <w:r>
+        <w:t xml:space="preserve"> </w:t>
+      </w:r>
+      <w:r>
+        <w:t xml:space="preserve">single-annotator gold standards applies here with extra force.</w:t>
+      </w:r>
+    </w:p>
+    <w:p>
+      <w:pPr>
+        <w:pStyle w:val="Compact"/>
+        <w:numPr>
+          <w:ilvl w:val="0"/>
+          <w:numId w:val="1014"/>
+        </w:numPr>
+      </w:pPr>
+      <w:r>
+        <w:rPr>
+          <w:b/>
+          <w:bCs/>
+        </w:rPr>
+        <w:t xml:space="preserve">Units.</w:t>
+      </w:r>
+      <w:r>
+        <w:t xml:space="preserve"> </w:t>
+      </w:r>
+      <w:r>
+        <w:t xml:space="preserve">Cluster trials randomise clinics or schools and analyse people.</w:t>
+      </w:r>
+      <w:r>
+        <w:t xml:space="preserve"> </w:t>
+      </w:r>
+      <w:r>
+        <w:t xml:space="preserve">The reader reports what each box says and does not reconcile units, so its</w:t>
+      </w:r>
+      <w:r>
+        <w:t xml:space="preserve"> </w:t>
+      </w:r>
+      <w:r>
+        <w:t xml:space="preserve">randomised and analysed counts for such a trial can refer to different</w:t>
+      </w:r>
+      <w:r>
+        <w:t xml:space="preserve"> </w:t>
+      </w:r>
+      <w:r>
+        <w:t xml:space="preserve">things, exactly as the diagram does.</w:t>
+      </w:r>
+    </w:p>
+    <w:p>
+      <w:pPr>
+        <w:pStyle w:val="Compact"/>
+        <w:numPr>
+          <w:ilvl w:val="0"/>
+          <w:numId w:val="1014"/>
+        </w:numPr>
+      </w:pPr>
+      <w:r>
+        <w:rPr>
+          <w:b/>
+          <w:bCs/>
+        </w:rPr>
+        <w:t xml:space="preserve">Scale of the evidence.</w:t>
+      </w:r>
+      <w:r>
+        <w:t xml:space="preserve"> </w:t>
+      </w:r>
+      <w:r>
+        <w:t xml:space="preserve">42 held-out diagrams give 69 scored decision</w:t>
+      </w:r>
+      <w:r>
+        <w:t xml:space="preserve"> </w:t>
+      </w:r>
+      <w:r>
+        <w:t xml:space="preserve">counts. The interval on the reader's accuracy is correspondingly wide, from</w:t>
+      </w:r>
+      <w:r>
+        <w:t xml:space="preserve"> </w:t>
+      </w:r>
+      <w:r>
+        <w:t xml:space="preserve">79% to 94%, though it does not approach the text method's.</w:t>
+      </w:r>
+    </w:p>
+    <w:bookmarkEnd w:id="201"/>
+    <w:bookmarkEnd w:id="202"/>
+    <w:bookmarkEnd w:id="203"/>
+    <w:bookmarkStart w:id="218" w:name="chapter-7-discussion"/>
+    <w:p>
+      <w:pPr>
+        <w:pStyle w:val="Heading1"/>
+      </w:pPr>
+      <w:r>
         <w:t xml:space="preserve">Chapter 7: Discussion</w:t>
       </w:r>
     </w:p>
-    <w:bookmarkStart w:id="197" w:name="interpretation-of-results"/>
+    <w:bookmarkStart w:id="208" w:name="interpretation-of-results"/>
     <w:p>
       <w:pPr>
         <w:pStyle w:val="Heading2"/>
@@ -30594,7 +32462,7 @@
         <w:t xml:space="preserve">7.1 Interpretation of Results</w:t>
       </w:r>
     </w:p>
-    <w:bookmarkStart w:id="193" w:name="Xa006b59f01dfc2b16089884813410c63029d7b4"/>
+    <w:bookmarkStart w:id="204" w:name="Xa006b59f01dfc2b16089884813410c63029d7b4"/>
     <w:p>
       <w:pPr>
         <w:pStyle w:val="Heading3"/>
@@ -30743,8 +32611,8 @@
         <w:t xml:space="preserve">goes to the wrong place.</w:t>
       </w:r>
     </w:p>
-    <w:bookmarkEnd w:id="193"/>
-    <w:bookmarkStart w:id="194" w:name="semantic-typing-is-the-genuine-weakness"/>
+    <w:bookmarkEnd w:id="204"/>
+    <w:bookmarkStart w:id="205" w:name="semantic-typing-is-the-genuine-weakness"/>
     <w:p>
       <w:pPr>
         <w:pStyle w:val="Heading3"/>
@@ -30833,8 +32701,8 @@
         <w:t xml:space="preserve">[nye2018ebmnlp] is the natural route to it.</w:t>
       </w:r>
     </w:p>
-    <w:bookmarkEnd w:id="194"/>
-    <w:bookmarkStart w:id="195" w:name="Xab00344e1cf57a2e630ca0c975ea4778b578c26"/>
+    <w:bookmarkEnd w:id="205"/>
+    <w:bookmarkStart w:id="206" w:name="Xab00344e1cf57a2e630ca0c975ea4778b578c26"/>
     <w:p>
       <w:pPr>
         <w:pStyle w:val="Heading3"/>
@@ -30961,8 +32829,8 @@
         <w:t xml:space="preserve">than twenty papers.</w:t>
       </w:r>
     </w:p>
-    <w:bookmarkEnd w:id="195"/>
-    <w:bookmarkStart w:id="196" w:name="X7a4d1f49f1769d03c53cf7bc88cb74bd234f637"/>
+    <w:bookmarkEnd w:id="206"/>
+    <w:bookmarkStart w:id="207" w:name="X7a4d1f49f1769d03c53cf7bc88cb74bd234f637"/>
     <w:p>
       <w:pPr>
         <w:pStyle w:val="Heading3"/>
@@ -31015,9 +32883,9 @@
         <w:t xml:space="preserve">from reusing one pooled client rather than creating one per request.</w:t>
       </w:r>
     </w:p>
-    <w:bookmarkEnd w:id="196"/>
-    <w:bookmarkEnd w:id="197"/>
-    <w:bookmarkStart w:id="198" w:name="reflections-on-the-development-process"/>
+    <w:bookmarkEnd w:id="207"/>
+    <w:bookmarkEnd w:id="208"/>
+    <w:bookmarkStart w:id="209" w:name="reflections-on-the-development-process"/>
     <w:p>
       <w:pPr>
         <w:pStyle w:val="Heading2"/>
@@ -31251,8 +33119,8 @@
         <w:t xml:space="preserve">emptiness visible.</w:t>
       </w:r>
     </w:p>
-    <w:bookmarkEnd w:id="198"/>
-    <w:bookmarkStart w:id="203" w:name="threats-to-validity"/>
+    <w:bookmarkEnd w:id="209"/>
+    <w:bookmarkStart w:id="214" w:name="threats-to-validity"/>
     <w:p>
       <w:pPr>
         <w:pStyle w:val="Heading2"/>
@@ -31261,7 +33129,7 @@
         <w:t xml:space="preserve">7.3 Threats to Validity</w:t>
       </w:r>
     </w:p>
-    <w:bookmarkStart w:id="199" w:name="construct-validity"/>
+    <w:bookmarkStart w:id="210" w:name="construct-validity"/>
     <w:p>
       <w:pPr>
         <w:pStyle w:val="Heading3"/>
@@ -31348,8 +33216,8 @@
         <w:t xml:space="preserve">sensitivity analysis was performed.</w:t>
       </w:r>
     </w:p>
-    <w:bookmarkEnd w:id="199"/>
-    <w:bookmarkStart w:id="200" w:name="internal-validity"/>
+    <w:bookmarkEnd w:id="210"/>
+    <w:bookmarkStart w:id="211" w:name="internal-validity"/>
     <w:p>
       <w:pPr>
         <w:pStyle w:val="Heading3"/>
@@ -31448,8 +33316,8 @@
         <w:t xml:space="preserve">incorrectly collapsed two distinct papers would not be detected.</w:t>
       </w:r>
     </w:p>
-    <w:bookmarkEnd w:id="200"/>
-    <w:bookmarkStart w:id="201" w:name="external-validity"/>
+    <w:bookmarkEnd w:id="211"/>
+    <w:bookmarkStart w:id="212" w:name="external-validity"/>
     <w:p>
       <w:pPr>
         <w:pStyle w:val="Heading3"/>
@@ -31542,8 +33410,8 @@
         <w:t xml:space="preserve">corpus would be more reproducible and is proposed in Section 8.2.</w:t>
       </w:r>
     </w:p>
-    <w:bookmarkEnd w:id="201"/>
-    <w:bookmarkStart w:id="202" w:name="conclusion-validity"/>
+    <w:bookmarkEnd w:id="212"/>
+    <w:bookmarkStart w:id="213" w:name="conclusion-validity"/>
     <w:p>
       <w:pPr>
         <w:pStyle w:val="Heading3"/>
@@ -31642,9 +33510,9 @@
         <w:t xml:space="preserve">significant unaddressed question in the work.</w:t>
       </w:r>
     </w:p>
-    <w:bookmarkEnd w:id="202"/>
-    <w:bookmarkEnd w:id="203"/>
-    <w:bookmarkStart w:id="204" w:name="divergence-from-the-project-proposal"/>
+    <w:bookmarkEnd w:id="213"/>
+    <w:bookmarkEnd w:id="214"/>
+    <w:bookmarkStart w:id="215" w:name="divergence-from-the-project-proposal"/>
     <w:p>
       <w:pPr>
         <w:pStyle w:val="Heading2"/>
@@ -32065,8 +33933,8 @@
         <w:t xml:space="preserve">study.</w:t>
       </w:r>
     </w:p>
-    <w:bookmarkEnd w:id="204"/>
-    <w:bookmarkStart w:id="205" w:name="known-open-issues"/>
+    <w:bookmarkEnd w:id="215"/>
+    <w:bookmarkStart w:id="216" w:name="known-open-issues"/>
     <w:p>
       <w:pPr>
         <w:pStyle w:val="Heading2"/>
@@ -32088,7 +33956,7 @@
         <w:pStyle w:val="Compact"/>
         <w:numPr>
           <w:ilvl w:val="0"/>
-          <w:numId w:val="1012"/>
+          <w:numId w:val="1015"/>
         </w:numPr>
       </w:pPr>
       <w:r>
@@ -32122,7 +33990,7 @@
         <w:pStyle w:val="Compact"/>
         <w:numPr>
           <w:ilvl w:val="0"/>
-          <w:numId w:val="1012"/>
+          <w:numId w:val="1015"/>
         </w:numPr>
       </w:pPr>
       <w:r>
@@ -32150,7 +34018,7 @@
         <w:pStyle w:val="Compact"/>
         <w:numPr>
           <w:ilvl w:val="0"/>
-          <w:numId w:val="1012"/>
+          <w:numId w:val="1015"/>
         </w:numPr>
       </w:pPr>
       <w:r>
@@ -32172,7 +34040,7 @@
         <w:pStyle w:val="Compact"/>
         <w:numPr>
           <w:ilvl w:val="0"/>
-          <w:numId w:val="1012"/>
+          <w:numId w:val="1015"/>
         </w:numPr>
       </w:pPr>
       <w:r>
@@ -32200,7 +34068,7 @@
         <w:pStyle w:val="Compact"/>
         <w:numPr>
           <w:ilvl w:val="0"/>
-          <w:numId w:val="1012"/>
+          <w:numId w:val="1015"/>
         </w:numPr>
       </w:pPr>
       <w:r>
@@ -32249,8 +34117,8 @@
         <w:t xml:space="preserve">NFR-1's 60-second target.</w:t>
       </w:r>
     </w:p>
-    <w:bookmarkEnd w:id="205"/>
-    <w:bookmarkStart w:id="206" w:name="ethical-and-legal-considerations"/>
+    <w:bookmarkEnd w:id="216"/>
+    <w:bookmarkStart w:id="217" w:name="ethical-and-legal-considerations"/>
     <w:p>
       <w:pPr>
         <w:pStyle w:val="Heading2"/>
@@ -32367,9 +34235,9 @@
         <w:t xml:space="preserve">under-resourced institutions and non-English literatures.</w:t>
       </w:r>
     </w:p>
-    <w:bookmarkEnd w:id="206"/>
-    <w:bookmarkEnd w:id="207"/>
-    <w:bookmarkStart w:id="220" w:name="chapter-8-conclusion-and-future-work"/>
+    <w:bookmarkEnd w:id="217"/>
+    <w:bookmarkEnd w:id="218"/>
+    <w:bookmarkStart w:id="232" w:name="chapter-8-conclusion-and-future-work"/>
     <w:p>
       <w:pPr>
         <w:pStyle w:val="Heading1"/>
@@ -32378,7 +34246,7 @@
         <w:t xml:space="preserve">Chapter 8: Conclusion and Future Work</w:t>
       </w:r>
     </w:p>
-    <w:bookmarkStart w:id="208" w:name="conclusion"/>
+    <w:bookmarkStart w:id="219" w:name="conclusion"/>
     <w:p>
       <w:pPr>
         <w:pStyle w:val="Heading2"/>
@@ -32486,7 +34354,25 @@
         <w:t xml:space="preserve"> </w:t>
       </w:r>
       <w:r>
-        <w:t xml:space="preserve">(mean 0.91 when right, 0.90 when wrong). Extraction is good enough to drive</w:t>
+        <w:t xml:space="preserve">(mean 0.91 when right, 0.90 when wrong). Typing improves sharply when the count</w:t>
+      </w:r>
+      <w:r>
+        <w:t xml:space="preserve"> </w:t>
+      </w:r>
+      <w:r>
+        <w:t xml:space="preserve">is read from a trial's participant-flow diagram instead: on 42 held-out</w:t>
+      </w:r>
+      <w:r>
+        <w:t xml:space="preserve"> </w:t>
+      </w:r>
+      <w:r>
+        <w:t xml:space="preserve">diagrams a vision reader was right on 61 of 69 stated counts where the text</w:t>
+      </w:r>
+      <w:r>
+        <w:t xml:space="preserve"> </w:t>
+      </w:r>
+      <w:r>
+        <w:t xml:space="preserve">method was right on 2 (Section 6.14). Extraction is good enough to drive</w:t>
       </w:r>
       <w:r>
         <w:t xml:space="preserve"> </w:t>
@@ -32814,8 +34700,8 @@
         <w:t xml:space="preserve">uncertainty signalling is weaker than its interface implies.</w:t>
       </w:r>
     </w:p>
-    <w:bookmarkEnd w:id="208"/>
-    <w:bookmarkStart w:id="218" w:name="future-work"/>
+    <w:bookmarkEnd w:id="219"/>
+    <w:bookmarkStart w:id="230" w:name="future-work"/>
     <w:p>
       <w:pPr>
         <w:pStyle w:val="Heading2"/>
@@ -32832,7 +34718,7 @@
         <w:t xml:space="preserve">Ordered by expected value relative to cost.</w:t>
       </w:r>
     </w:p>
-    <w:bookmarkStart w:id="209" w:name="calibrate-the-confidence-scores"/>
+    <w:bookmarkStart w:id="220" w:name="calibrate-the-confidence-scores"/>
     <w:p>
       <w:pPr>
         <w:pStyle w:val="Heading3"/>
@@ -32885,8 +34771,8 @@
         <w:t xml:space="preserve">distinguishing feature actually trustworthy.</w:t>
       </w:r>
     </w:p>
-    <w:bookmarkEnd w:id="209"/>
-    <w:bookmarkStart w:id="210" w:name="compare-against-an-unweighted-baseline"/>
+    <w:bookmarkEnd w:id="220"/>
+    <w:bookmarkStart w:id="221" w:name="compare-against-an-unweighted-baseline"/>
     <w:p>
       <w:pPr>
         <w:pStyle w:val="Heading3"/>
@@ -32927,8 +34813,8 @@
         <w:t xml:space="preserve">first experiment a continuation of this work should run.</w:t>
       </w:r>
     </w:p>
-    <w:bookmarkEnd w:id="210"/>
-    <w:bookmarkStart w:id="211" w:name="extend-and-re-annotate-the-gold-standard"/>
+    <w:bookmarkEnd w:id="221"/>
+    <w:bookmarkStart w:id="222" w:name="extend-and-re-annotate-the-gold-standard"/>
     <w:p>
       <w:pPr>
         <w:pStyle w:val="Heading3"/>
@@ -32963,8 +34849,8 @@
         <w:t xml:space="preserve">remove the most serious methodological weakness identified in §7.3.2.</w:t>
       </w:r>
     </w:p>
-    <w:bookmarkEnd w:id="211"/>
-    <w:bookmarkStart w:id="212" w:name="supervised-extraction"/>
+    <w:bookmarkEnd w:id="222"/>
+    <w:bookmarkStart w:id="223" w:name="supervised-extraction"/>
     <w:p>
       <w:pPr>
         <w:pStyle w:val="Heading3"/>
@@ -33017,8 +34903,8 @@
         <w:t xml:space="preserve">provides.</w:t>
       </w:r>
     </w:p>
-    <w:bookmarkEnd w:id="212"/>
-    <w:bookmarkStart w:id="213" w:name="full-text-extraction"/>
+    <w:bookmarkEnd w:id="223"/>
+    <w:bookmarkStart w:id="224" w:name="full-text-extraction"/>
     <w:p>
       <w:pPr>
         <w:pStyle w:val="Heading3"/>
@@ -33059,8 +34945,8 @@
         <w:t xml:space="preserve">retrievable, keeping the system within the bounds §7.6 describes.</w:t>
       </w:r>
     </w:p>
-    <w:bookmarkEnd w:id="213"/>
-    <w:bookmarkStart w:id="214" w:name="study-level-deduplication"/>
+    <w:bookmarkEnd w:id="224"/>
+    <w:bookmarkStart w:id="225" w:name="study-level-deduplication"/>
     <w:p>
       <w:pPr>
         <w:pStyle w:val="Heading3"/>
@@ -33101,8 +34987,8 @@
         <w:t xml:space="preserve">offer a practical join key.</w:t>
       </w:r>
     </w:p>
-    <w:bookmarkEnd w:id="214"/>
-    <w:bookmarkStart w:id="215" w:name="a-frozen-evaluation-corpus"/>
+    <w:bookmarkEnd w:id="225"/>
+    <w:bookmarkStart w:id="226" w:name="a-frozen-evaluation-corpus"/>
     <w:p>
       <w:pPr>
         <w:pStyle w:val="Heading3"/>
@@ -33131,8 +35017,8 @@
         <w:t xml:space="preserve">detection when extraction logic changes.</w:t>
       </w:r>
     </w:p>
-    <w:bookmarkEnd w:id="215"/>
-    <w:bookmarkStart w:id="216" w:name="parameter-sensitivity-analysis"/>
+    <w:bookmarkEnd w:id="226"/>
+    <w:bookmarkStart w:id="227" w:name="parameter-sensitivity-analysis"/>
     <w:p>
       <w:pPr>
         <w:pStyle w:val="Heading3"/>
@@ -33273,8 +35159,8 @@
         <w:t xml:space="preserve">should report older and newer papers separately, since those lists skew old.</w:t>
       </w:r>
     </w:p>
-    <w:bookmarkEnd w:id="216"/>
-    <w:bookmarkStart w:id="217" w:name="citation-context-and-sentiment"/>
+    <w:bookmarkEnd w:id="227"/>
+    <w:bookmarkStart w:id="228" w:name="citation-context-and-sentiment"/>
     <w:p>
       <w:pPr>
         <w:pStyle w:val="Heading3"/>
@@ -33309,9 +35195,57 @@
         <w:t xml:space="preserve">speculative item here.</w:t>
       </w:r>
     </w:p>
-    <w:bookmarkEnd w:id="217"/>
-    <w:bookmarkEnd w:id="218"/>
-    <w:bookmarkStart w:id="219" w:name="closing-remarks"/>
+    <w:bookmarkEnd w:id="228"/>
+    <w:bookmarkStart w:id="229" w:name="weight-edges-with-diagram-counts"/>
+    <w:p>
+      <w:pPr>
+        <w:pStyle w:val="Heading3"/>
+      </w:pPr>
+      <w:r>
+        <w:t xml:space="preserve">8.2.10 Weight edges with diagram counts</w:t>
+      </w:r>
+    </w:p>
+    <w:p>
+      <w:pPr>
+        <w:pStyle w:val="FirstParagraph"/>
+      </w:pPr>
+      <w:r>
+        <w:t xml:space="preserve">The flow-diagram reader of Section 6.14 runs on demand and its counts are shown</w:t>
+      </w:r>
+      <w:r>
+        <w:t xml:space="preserve"> </w:t>
+      </w:r>
+      <w:r>
+        <w:t xml:space="preserve">beside the abstract extraction without changing any weight. Using them in the</w:t>
+      </w:r>
+      <w:r>
+        <w:t xml:space="preserve"> </w:t>
+      </w:r>
+      <w:r>
+        <w:t xml:space="preserve">weighting needs a rule for the cases where the diagram and the abstract</w:t>
+      </w:r>
+      <w:r>
+        <w:t xml:space="preserve"> </w:t>
+      </w:r>
+      <w:r>
+        <w:t xml:space="preserve">disagree, and a measurement of how often each is right when they do. The four</w:t>
+      </w:r>
+      <w:r>
+        <w:t xml:space="preserve"> </w:t>
+      </w:r>
+      <w:r>
+        <w:t xml:space="preserve">held-out failure patterns listed in Section 6.14.5 should be fixed first and</w:t>
+      </w:r>
+      <w:r>
+        <w:t xml:space="preserve"> </w:t>
+      </w:r>
+      <w:r>
+        <w:t xml:space="preserve">evaluated on a new set of diagrams, since they were found on this one.</w:t>
+      </w:r>
+    </w:p>
+    <w:bookmarkEnd w:id="229"/>
+    <w:bookmarkEnd w:id="230"/>
+    <w:bookmarkStart w:id="231" w:name="closing-remarks"/>
     <w:p>
       <w:pPr>
         <w:pStyle w:val="Heading2"/>
@@ -33410,9 +35344,9 @@
         <w:t xml:space="preserve">authors would carry into another project.</w:t>
       </w:r>
     </w:p>
-    <w:bookmarkEnd w:id="219"/>
-    <w:bookmarkEnd w:id="220"/>
-    <w:bookmarkStart w:id="226" w:name="appendix-a-api-reference"/>
+    <w:bookmarkEnd w:id="231"/>
+    <w:bookmarkEnd w:id="232"/>
+    <w:bookmarkStart w:id="238" w:name="appendix-a-api-reference"/>
     <w:p>
       <w:pPr>
         <w:pStyle w:val="Heading1"/>
@@ -33542,7 +35476,7 @@
         <w:t xml:space="preserve">is unset (see Section 7.5).</w:t>
       </w:r>
     </w:p>
-    <w:bookmarkStart w:id="221" w:name="a.1-get-health"/>
+    <w:bookmarkStart w:id="233" w:name="a.1-get-health"/>
     <w:p>
       <w:pPr>
         <w:pStyle w:val="Heading2"/>
@@ -33601,8 +35535,8 @@
         <w:t xml:space="preserve">}</w:t>
       </w:r>
     </w:p>
-    <w:bookmarkEnd w:id="221"/>
-    <w:bookmarkStart w:id="222" w:name="a.2-post-apiruns"/>
+    <w:bookmarkEnd w:id="233"/>
+    <w:bookmarkStart w:id="234" w:name="a.2-post-apiruns"/>
     <w:p>
       <w:pPr>
         <w:pStyle w:val="Heading2"/>
@@ -34397,8 +36331,8 @@
         <w:t xml:space="preserve">}</w:t>
       </w:r>
     </w:p>
-    <w:bookmarkEnd w:id="222"/>
-    <w:bookmarkStart w:id="223" w:name="a.3-get-apirunsrun_id"/>
+    <w:bookmarkEnd w:id="234"/>
+    <w:bookmarkStart w:id="235" w:name="a.3-get-apirunsrun_id"/>
     <w:p>
       <w:pPr>
         <w:pStyle w:val="Heading2"/>
@@ -34747,8 +36681,8 @@
         <w:t xml:space="preserve">return a correlation reference rather than the underlying exception text.</w:t>
       </w:r>
     </w:p>
-    <w:bookmarkEnd w:id="223"/>
-    <w:bookmarkStart w:id="224" w:name="a.4-get-apirunsrun_idgraph"/>
+    <w:bookmarkEnd w:id="235"/>
+    <w:bookmarkStart w:id="236" w:name="a.4-get-apirunsrun_idgraph"/>
     <w:p>
       <w:pPr>
         <w:pStyle w:val="Heading2"/>
@@ -35153,8 +37087,8 @@
         <w:t xml:space="preserve">(Section 4.4.2).</w:t>
       </w:r>
     </w:p>
-    <w:bookmarkEnd w:id="224"/>
-    <w:bookmarkStart w:id="225" w:name="a.5-exports"/>
+    <w:bookmarkEnd w:id="236"/>
+    <w:bookmarkStart w:id="237" w:name="a.5-exports"/>
     <w:p>
       <w:pPr>
         <w:pStyle w:val="Heading2"/>
@@ -35404,9 +37338,9 @@
         <w:t xml:space="preserve">UTF-8 byte-order mark so spreadsheet software renders accented author names.</w:t>
       </w:r>
     </w:p>
-    <w:bookmarkEnd w:id="225"/>
-    <w:bookmarkEnd w:id="226"/>
-    <w:bookmarkStart w:id="233" w:name="appendix-b-configuration-reference"/>
+    <w:bookmarkEnd w:id="237"/>
+    <w:bookmarkEnd w:id="238"/>
+    <w:bookmarkStart w:id="245" w:name="appendix-b-configuration-reference"/>
     <w:p>
       <w:pPr>
         <w:pStyle w:val="Heading1"/>
@@ -35453,7 +37387,7 @@
         <w:t xml:space="preserve">file.</w:t>
       </w:r>
     </w:p>
-    <w:bookmarkStart w:id="227" w:name="b.1-application"/>
+    <w:bookmarkStart w:id="239" w:name="b.1-application"/>
     <w:p>
       <w:pPr>
         <w:pStyle w:val="Heading2"/>
@@ -35647,8 +37581,8 @@
         </w:tc>
       </w:tr>
     </w:tbl>
-    <w:bookmarkEnd w:id="227"/>
-    <w:bookmarkStart w:id="228" w:name="b.2-security"/>
+    <w:bookmarkEnd w:id="239"/>
+    <w:bookmarkStart w:id="240" w:name="b.2-security"/>
     <w:p>
       <w:pPr>
         <w:pStyle w:val="Heading2"/>
@@ -35868,8 +37802,8 @@
         <w:t xml:space="preserve">developer visits drive their locally running instance and read the responses.</w:t>
       </w:r>
     </w:p>
-    <w:bookmarkEnd w:id="228"/>
-    <w:bookmarkStart w:id="229" w:name="b.3-providers"/>
+    <w:bookmarkEnd w:id="240"/>
+    <w:bookmarkStart w:id="241" w:name="b.3-providers"/>
     <w:p>
       <w:pPr>
         <w:pStyle w:val="Heading2"/>
@@ -36402,8 +38336,8 @@
         <w:t xml:space="preserve">Section 6.3, would leave roughly 28% of papers without extractable text.</w:t>
       </w:r>
     </w:p>
-    <w:bookmarkEnd w:id="229"/>
-    <w:bookmarkStart w:id="230" w:name="b.4-traversal-and-weighting"/>
+    <w:bookmarkEnd w:id="241"/>
+    <w:bookmarkStart w:id="242" w:name="b.4-traversal-and-weighting"/>
     <w:p>
       <w:pPr>
         <w:pStyle w:val="Heading2"/>
@@ -36828,8 +38762,8 @@
         <w:t xml:space="preserve">recommends 100 or below: 200 takes around 3.5 minutes and exceeds NFR-1.</w:t>
       </w:r>
     </w:p>
-    <w:bookmarkEnd w:id="230"/>
-    <w:bookmarkStart w:id="231" w:name="b.5-storage-and-optional-services"/>
+    <w:bookmarkEnd w:id="242"/>
+    <w:bookmarkStart w:id="243" w:name="b.5-storage-and-optional-services"/>
     <w:p>
       <w:pPr>
         <w:pStyle w:val="Heading2"/>
@@ -37323,8 +39257,8 @@
         <w:t xml:space="preserve">divergence in Section 7.4 is traceable from the configuration itself.</w:t>
       </w:r>
     </w:p>
-    <w:bookmarkEnd w:id="231"/>
-    <w:bookmarkStart w:id="232" w:name="b.6-internal-constants"/>
+    <w:bookmarkEnd w:id="243"/>
+    <w:bookmarkStart w:id="244" w:name="b.6-internal-constants"/>
     <w:p>
       <w:pPr>
         <w:pStyle w:val="Heading2"/>
@@ -37658,9 +39592,9 @@
         </w:tc>
       </w:tr>
     </w:tbl>
-    <w:bookmarkEnd w:id="232"/>
-    <w:bookmarkEnd w:id="233"/>
-    <w:bookmarkStart w:id="243" w:name="appendix-c-reproducing-the-results"/>
+    <w:bookmarkEnd w:id="244"/>
+    <w:bookmarkEnd w:id="245"/>
+    <w:bookmarkStart w:id="255" w:name="appendix-c-reproducing-the-results"/>
     <w:p>
       <w:pPr>
         <w:pStyle w:val="Heading1"/>
@@ -37683,7 +39617,7 @@
         <w:t xml:space="preserve">repository. This appendix gives the commands.</w:t>
       </w:r>
     </w:p>
-    <w:bookmarkStart w:id="234" w:name="c.1-environment"/>
+    <w:bookmarkStart w:id="246" w:name="c.1-environment"/>
     <w:p>
       <w:pPr>
         <w:pStyle w:val="Heading2"/>
@@ -37852,8 +39786,8 @@
         <w:t xml:space="preserve">which Section 6.6 shows dominates runtime, is materially worse.</w:t>
       </w:r>
     </w:p>
-    <w:bookmarkEnd w:id="234"/>
-    <w:bookmarkStart w:id="235" w:name="c.2-test-suite"/>
+    <w:bookmarkEnd w:id="246"/>
+    <w:bookmarkStart w:id="247" w:name="c.2-test-suite"/>
     <w:p>
       <w:pPr>
         <w:pStyle w:val="Heading2"/>
@@ -37918,8 +39852,8 @@
         <w:t xml:space="preserve">, so it requires no network access and no API keys.</w:t>
       </w:r>
     </w:p>
-    <w:bookmarkEnd w:id="235"/>
-    <w:bookmarkStart w:id="236" w:name="c.3-evaluation-chapter-6"/>
+    <w:bookmarkEnd w:id="247"/>
+    <w:bookmarkStart w:id="248" w:name="c.3-evaluation-chapter-6"/>
     <w:p>
       <w:pPr>
         <w:pStyle w:val="Heading2"/>
@@ -38094,8 +40028,8 @@
         <w:t xml:space="preserve">source for the failure analysis in Sections 6.4.2 to 6.4.4.</w:t>
       </w:r>
     </w:p>
-    <w:bookmarkEnd w:id="236"/>
-    <w:bookmarkStart w:id="237" w:name="c.4-reference-verification-section-6.7"/>
+    <w:bookmarkEnd w:id="248"/>
+    <w:bookmarkStart w:id="249" w:name="c.4-reference-verification-section-6.7"/>
     <w:p>
       <w:pPr>
         <w:pStyle w:val="Heading2"/>
@@ -38180,8 +40114,8 @@
         <w:t xml:space="preserve">fails to resolve is printed as UNVERIFIED and excluded from the bibliography.</w:t>
       </w:r>
     </w:p>
-    <w:bookmarkEnd w:id="237"/>
-    <w:bookmarkStart w:id="238" w:name="c.5-rebuilding-the-thesis"/>
+    <w:bookmarkEnd w:id="249"/>
+    <w:bookmarkStart w:id="250" w:name="c.5-rebuilding-the-thesis"/>
     <w:p>
       <w:pPr>
         <w:pStyle w:val="Heading2"/>
@@ -38252,8 +40186,8 @@
         <w:t xml:space="preserve">hand-maintained, so it cannot drift from the verification record.</w:t>
       </w:r>
     </w:p>
-    <w:bookmarkEnd w:id="238"/>
-    <w:bookmarkStart w:id="239" w:name="c.6-regenerating-the-figures"/>
+    <w:bookmarkEnd w:id="250"/>
+    <w:bookmarkStart w:id="251" w:name="c.6-regenerating-the-figures"/>
     <w:p>
       <w:pPr>
         <w:pStyle w:val="Heading2"/>
@@ -38425,8 +40359,8 @@
         <w:t xml:space="preserve">orchestrator, since those are what the figures are derived from.</w:t>
       </w:r>
     </w:p>
-    <w:bookmarkEnd w:id="239"/>
-    <w:bookmarkStart w:id="240" w:name="c.7-rendering-to-pdf"/>
+    <w:bookmarkEnd w:id="251"/>
+    <w:bookmarkStart w:id="252" w:name="c.7-rendering-to-pdf"/>
     <w:p>
       <w:pPr>
         <w:pStyle w:val="Heading2"/>
@@ -39125,8 +41059,8 @@
         <w:t xml:space="preserve">honoured by the LaTeX writer.</w:t>
       </w:r>
     </w:p>
-    <w:bookmarkEnd w:id="240"/>
-    <w:bookmarkStart w:id="241" w:name="c.8-running-the-system"/>
+    <w:bookmarkEnd w:id="252"/>
+    <w:bookmarkStart w:id="253" w:name="c.8-running-the-system"/>
     <w:p>
       <w:pPr>
         <w:pStyle w:val="Heading2"/>
@@ -39286,8 +41220,8 @@
         <w:t xml:space="preserve">The deployed instance is documented in the project README.</w:t>
       </w:r>
     </w:p>
-    <w:bookmarkEnd w:id="241"/>
-    <w:bookmarkStart w:id="242" w:name="c.9-a-caveat-on-exact-reproduction"/>
+    <w:bookmarkEnd w:id="253"/>
+    <w:bookmarkStart w:id="254" w:name="c.9-a-caveat-on-exact-reproduction"/>
     <w:p>
       <w:pPr>
         <w:pStyle w:val="Heading2"/>
@@ -39348,9 +41282,9 @@
         <w:t xml:space="preserve">proposes snapshotting the corpus to remove this dependency entirely.</w:t>
       </w:r>
     </w:p>
-    <w:bookmarkEnd w:id="242"/>
-    <w:bookmarkEnd w:id="243"/>
-    <w:bookmarkStart w:id="266" w:name="appendix-d-gold-standard-annotations"/>
+    <w:bookmarkEnd w:id="254"/>
+    <w:bookmarkEnd w:id="255"/>
+    <w:bookmarkStart w:id="278" w:name="appendix-d-gold-standard-annotations"/>
     <w:p>
       <w:pPr>
         <w:pStyle w:val="Heading1"/>
@@ -39408,7 +41342,7 @@
         <w:t xml:space="preserve">population is stated and the correct behaviour is to extract nothing.</w:t>
       </w:r>
     </w:p>
-    <w:bookmarkStart w:id="244" w:name="d.1-summary"/>
+    <w:bookmarkStart w:id="256" w:name="d.1-summary"/>
     <w:p>
       <w:pPr>
         <w:pStyle w:val="Heading2"/>
@@ -41016,8 +42950,8 @@
         </w:tc>
       </w:tr>
     </w:tbl>
-    <w:bookmarkEnd w:id="244"/>
-    <w:bookmarkStart w:id="265" w:name="d.2-annotations-with-supporting-evidence"/>
+    <w:bookmarkEnd w:id="256"/>
+    <w:bookmarkStart w:id="277" w:name="d.2-annotations-with-supporting-evidence"/>
     <w:p>
       <w:pPr>
         <w:pStyle w:val="Heading2"/>
@@ -41026,7 +42960,7 @@
         <w:t xml:space="preserve">D.2 Annotations with supporting evidence</w:t>
       </w:r>
     </w:p>
-    <w:bookmarkStart w:id="245" w:name="d.2.1-10.1056nejmoa2034577"/>
+    <w:bookmarkStart w:id="257" w:name="d.2.1-10.1056nejmoa2034577"/>
     <w:p>
       <w:pPr>
         <w:pStyle w:val="Heading3"/>
@@ -41042,327 +42976,6 @@
           <w:rStyle w:val="VerbatimChar"/>
         </w:rPr>
         <w:t xml:space="preserve">10.1056/nejmoa2034577</w:t>
-      </w:r>
-    </w:p>
-    <w:p>
-      <w:pPr>
-        <w:pStyle w:val="Compact"/>
-        <w:numPr>
-          <w:ilvl w:val="0"/>
-          <w:numId w:val="1013"/>
-        </w:numPr>
-      </w:pPr>
-      <w:r>
-        <w:rPr>
-          <w:b/>
-          <w:bCs/>
-        </w:rPr>
-        <w:t xml:space="preserve">Design:</w:t>
-      </w:r>
-      <w:r>
-        <w:t xml:space="preserve"> </w:t>
-      </w:r>
-      <w:r>
-        <w:t xml:space="preserve">rct</w:t>
-      </w:r>
-    </w:p>
-    <w:p>
-      <w:pPr>
-        <w:pStyle w:val="Compact"/>
-        <w:numPr>
-          <w:ilvl w:val="0"/>
-          <w:numId w:val="1013"/>
-        </w:numPr>
-      </w:pPr>
-      <w:r>
-        <w:rPr>
-          <w:b/>
-          <w:bCs/>
-        </w:rPr>
-        <w:t xml:space="preserve">Gold n_eff:</w:t>
-      </w:r>
-      <w:r>
-        <w:t xml:space="preserve"> </w:t>
-      </w:r>
-      <w:r>
-        <w:t xml:space="preserve">43548</w:t>
-      </w:r>
-    </w:p>
-    <w:p>
-      <w:pPr>
-        <w:pStyle w:val="Compact"/>
-        <w:numPr>
-          <w:ilvl w:val="0"/>
-          <w:numId w:val="1013"/>
-        </w:numPr>
-      </w:pPr>
-      <w:r>
-        <w:rPr>
-          <w:b/>
-          <w:bCs/>
-        </w:rPr>
-        <w:t xml:space="preserve">Gold semantic type:</w:t>
-      </w:r>
-      <w:r>
-        <w:t xml:space="preserve"> </w:t>
-      </w:r>
-      <w:r>
-        <w:t xml:space="preserve">TOTAL_RANDOMIZED</w:t>
-      </w:r>
-    </w:p>
-    <w:p>
-      <w:pPr>
-        <w:pStyle w:val="Compact"/>
-        <w:numPr>
-          <w:ilvl w:val="0"/>
-          <w:numId w:val="1013"/>
-        </w:numPr>
-      </w:pPr>
-      <w:r>
-        <w:rPr>
-          <w:b/>
-          <w:bCs/>
-        </w:rPr>
-        <w:t xml:space="preserve">Supporting evidence:</w:t>
-      </w:r>
-      <w:r>
-        <w:t xml:space="preserve"> </w:t>
-      </w:r>
-      <w:r>
-        <w:t xml:space="preserve">A total of 43,548 participants underwent randomization, of whom 43,448 received injections.</w:t>
-      </w:r>
-    </w:p>
-    <w:bookmarkEnd w:id="245"/>
-    <w:bookmarkStart w:id="246" w:name="d.2.2-10.1056nejmoa2035389"/>
-    <w:p>
-      <w:pPr>
-        <w:pStyle w:val="Heading3"/>
-      </w:pPr>
-      <w:r>
-        <w:t xml:space="preserve">D.2.2</w:t>
-      </w:r>
-      <w:r>
-        <w:t xml:space="preserve"> </w:t>
-      </w:r>
-      <w:r>
-        <w:rPr>
-          <w:rStyle w:val="VerbatimChar"/>
-        </w:rPr>
-        <w:t xml:space="preserve">10.1056/nejmoa2035389</w:t>
-      </w:r>
-    </w:p>
-    <w:p>
-      <w:pPr>
-        <w:pStyle w:val="Compact"/>
-        <w:numPr>
-          <w:ilvl w:val="0"/>
-          <w:numId w:val="1014"/>
-        </w:numPr>
-      </w:pPr>
-      <w:r>
-        <w:rPr>
-          <w:b/>
-          <w:bCs/>
-        </w:rPr>
-        <w:t xml:space="preserve">Design:</w:t>
-      </w:r>
-      <w:r>
-        <w:t xml:space="preserve"> </w:t>
-      </w:r>
-      <w:r>
-        <w:t xml:space="preserve">rct</w:t>
-      </w:r>
-    </w:p>
-    <w:p>
-      <w:pPr>
-        <w:pStyle w:val="Compact"/>
-        <w:numPr>
-          <w:ilvl w:val="0"/>
-          <w:numId w:val="1014"/>
-        </w:numPr>
-      </w:pPr>
-      <w:r>
-        <w:rPr>
-          <w:b/>
-          <w:bCs/>
-        </w:rPr>
-        <w:t xml:space="preserve">Gold n_eff:</w:t>
-      </w:r>
-      <w:r>
-        <w:t xml:space="preserve"> </w:t>
-      </w:r>
-      <w:r>
-        <w:t xml:space="preserve">30420</w:t>
-      </w:r>
-    </w:p>
-    <w:p>
-      <w:pPr>
-        <w:pStyle w:val="Compact"/>
-        <w:numPr>
-          <w:ilvl w:val="0"/>
-          <w:numId w:val="1014"/>
-        </w:numPr>
-      </w:pPr>
-      <w:r>
-        <w:rPr>
-          <w:b/>
-          <w:bCs/>
-        </w:rPr>
-        <w:t xml:space="preserve">Gold semantic type:</w:t>
-      </w:r>
-      <w:r>
-        <w:t xml:space="preserve"> </w:t>
-      </w:r>
-      <w:r>
-        <w:t xml:space="preserve">TOTAL_ENROLLED</w:t>
-      </w:r>
-    </w:p>
-    <w:p>
-      <w:pPr>
-        <w:pStyle w:val="Compact"/>
-        <w:numPr>
-          <w:ilvl w:val="0"/>
-          <w:numId w:val="1014"/>
-        </w:numPr>
-      </w:pPr>
-      <w:r>
-        <w:rPr>
-          <w:b/>
-          <w:bCs/>
-        </w:rPr>
-        <w:t xml:space="preserve">Supporting evidence:</w:t>
-      </w:r>
-      <w:r>
-        <w:t xml:space="preserve"> </w:t>
-      </w:r>
-      <w:r>
-        <w:t xml:space="preserve">The trial enrolled 30,420 volunteers who were randomly assigned in a 1:1 ratio.</w:t>
-      </w:r>
-    </w:p>
-    <w:bookmarkEnd w:id="246"/>
-    <w:bookmarkStart w:id="247" w:name="d.2.3-10.1056nejmoa1911303"/>
-    <w:p>
-      <w:pPr>
-        <w:pStyle w:val="Heading3"/>
-      </w:pPr>
-      <w:r>
-        <w:t xml:space="preserve">D.2.3</w:t>
-      </w:r>
-      <w:r>
-        <w:t xml:space="preserve"> </w:t>
-      </w:r>
-      <w:r>
-        <w:rPr>
-          <w:rStyle w:val="VerbatimChar"/>
-        </w:rPr>
-        <w:t xml:space="preserve">10.1056/nejmoa1911303</w:t>
-      </w:r>
-    </w:p>
-    <w:p>
-      <w:pPr>
-        <w:pStyle w:val="Compact"/>
-        <w:numPr>
-          <w:ilvl w:val="0"/>
-          <w:numId w:val="1015"/>
-        </w:numPr>
-      </w:pPr>
-      <w:r>
-        <w:rPr>
-          <w:b/>
-          <w:bCs/>
-        </w:rPr>
-        <w:t xml:space="preserve">Design:</w:t>
-      </w:r>
-      <w:r>
-        <w:t xml:space="preserve"> </w:t>
-      </w:r>
-      <w:r>
-        <w:t xml:space="preserve">rct</w:t>
-      </w:r>
-    </w:p>
-    <w:p>
-      <w:pPr>
-        <w:pStyle w:val="Compact"/>
-        <w:numPr>
-          <w:ilvl w:val="0"/>
-          <w:numId w:val="1015"/>
-        </w:numPr>
-      </w:pPr>
-      <w:r>
-        <w:rPr>
-          <w:b/>
-          <w:bCs/>
-        </w:rPr>
-        <w:t xml:space="preserve">Gold n_eff:</w:t>
-      </w:r>
-      <w:r>
-        <w:t xml:space="preserve"> </w:t>
-      </w:r>
-      <w:r>
-        <w:t xml:space="preserve">4744</w:t>
-      </w:r>
-    </w:p>
-    <w:p>
-      <w:pPr>
-        <w:pStyle w:val="Compact"/>
-        <w:numPr>
-          <w:ilvl w:val="0"/>
-          <w:numId w:val="1015"/>
-        </w:numPr>
-      </w:pPr>
-      <w:r>
-        <w:rPr>
-          <w:b/>
-          <w:bCs/>
-        </w:rPr>
-        <w:t xml:space="preserve">Gold semantic type:</w:t>
-      </w:r>
-      <w:r>
-        <w:t xml:space="preserve"> </w:t>
-      </w:r>
-      <w:r>
-        <w:t xml:space="preserve">TOTAL_RANDOMIZED</w:t>
-      </w:r>
-    </w:p>
-    <w:p>
-      <w:pPr>
-        <w:pStyle w:val="Compact"/>
-        <w:numPr>
-          <w:ilvl w:val="0"/>
-          <w:numId w:val="1015"/>
-        </w:numPr>
-      </w:pPr>
-      <w:r>
-        <w:rPr>
-          <w:b/>
-          <w:bCs/>
-        </w:rPr>
-        <w:t xml:space="preserve">Supporting evidence:</w:t>
-      </w:r>
-      <w:r>
-        <w:t xml:space="preserve"> </w:t>
-      </w:r>
-      <w:r>
-        <w:t xml:space="preserve">we randomly assigned 4744 patients with New York Heart Association class II, III, or IV heart failure</w:t>
-      </w:r>
-    </w:p>
-    <w:bookmarkEnd w:id="247"/>
-    <w:bookmarkStart w:id="248" w:name="d.2.4-10.1056nejmoa1812389"/>
-    <w:p>
-      <w:pPr>
-        <w:pStyle w:val="Heading3"/>
-      </w:pPr>
-      <w:r>
-        <w:t xml:space="preserve">D.2.4</w:t>
-      </w:r>
-      <w:r>
-        <w:t xml:space="preserve"> </w:t>
-      </w:r>
-      <w:r>
-        <w:rPr>
-          <w:rStyle w:val="VerbatimChar"/>
-        </w:rPr>
-        <w:t xml:space="preserve">10.1056/nejmoa1812389</w:t>
       </w:r>
     </w:p>
     <w:p>
@@ -41406,7 +43019,7 @@
         <w:t xml:space="preserve"> </w:t>
       </w:r>
       <w:r>
-        <w:t xml:space="preserve">17160</w:t>
+        <w:t xml:space="preserve">43548</w:t>
       </w:r>
     </w:p>
     <w:p>
@@ -41428,7 +43041,7 @@
         <w:t xml:space="preserve"> </w:t>
       </w:r>
       <w:r>
-        <w:t xml:space="preserve">TOTAL_ANALYZED</w:t>
+        <w:t xml:space="preserve">TOTAL_RANDOMIZED</w:t>
       </w:r>
     </w:p>
     <w:p>
@@ -41450,17 +43063,17 @@
         <w:t xml:space="preserve"> </w:t>
       </w:r>
       <w:r>
-        <w:t xml:space="preserve">We evaluated 17,160 patients, including 10,186 without atherosclerotic cardiovascular disease.</w:t>
-      </w:r>
-    </w:p>
-    <w:bookmarkEnd w:id="248"/>
-    <w:bookmarkStart w:id="249" w:name="d.2.5-10.1016s0140-67362031604-4"/>
+        <w:t xml:space="preserve">A total of 43,548 participants underwent randomization, of whom 43,448 received injections.</w:t>
+      </w:r>
+    </w:p>
+    <w:bookmarkEnd w:id="257"/>
+    <w:bookmarkStart w:id="258" w:name="d.2.2-10.1056nejmoa2035389"/>
     <w:p>
       <w:pPr>
         <w:pStyle w:val="Heading3"/>
       </w:pPr>
       <w:r>
-        <w:t xml:space="preserve">D.2.5</w:t>
+        <w:t xml:space="preserve">D.2.2</w:t>
       </w:r>
       <w:r>
         <w:t xml:space="preserve"> </w:t>
@@ -41469,7 +43082,7 @@
         <w:rPr>
           <w:rStyle w:val="VerbatimChar"/>
         </w:rPr>
-        <w:t xml:space="preserve">10.1016/s0140-6736(20)31604-4</w:t>
+        <w:t xml:space="preserve">10.1056/nejmoa2035389</w:t>
       </w:r>
     </w:p>
     <w:p>
@@ -41513,7 +43126,7 @@
         <w:t xml:space="preserve"> </w:t>
       </w:r>
       <w:r>
-        <w:t xml:space="preserve">1077</w:t>
+        <w:t xml:space="preserve">30420</w:t>
       </w:r>
     </w:p>
     <w:p>
@@ -41557,17 +43170,17 @@
         <w:t xml:space="preserve"> </w:t>
       </w:r>
       <w:r>
-        <w:t xml:space="preserve">1077 participants were enrolled and assigned to receive either ChAdOx1 nCoV-19 (n=543) or MenACWY (n=534)</w:t>
-      </w:r>
-    </w:p>
-    <w:bookmarkEnd w:id="249"/>
-    <w:bookmarkStart w:id="250" w:name="d.2.6-10.1056nejmoa2002032"/>
+        <w:t xml:space="preserve">The trial enrolled 30,420 volunteers who were randomly assigned in a 1:1 ratio.</w:t>
+      </w:r>
+    </w:p>
+    <w:bookmarkEnd w:id="258"/>
+    <w:bookmarkStart w:id="259" w:name="d.2.3-10.1056nejmoa1911303"/>
     <w:p>
       <w:pPr>
         <w:pStyle w:val="Heading3"/>
       </w:pPr>
       <w:r>
-        <w:t xml:space="preserve">D.2.6</w:t>
+        <w:t xml:space="preserve">D.2.3</w:t>
       </w:r>
       <w:r>
         <w:t xml:space="preserve"> </w:t>
@@ -41576,7 +43189,7 @@
         <w:rPr>
           <w:rStyle w:val="VerbatimChar"/>
         </w:rPr>
-        <w:t xml:space="preserve">10.1056/nejmoa2002032</w:t>
+        <w:t xml:space="preserve">10.1056/nejmoa1911303</w:t>
       </w:r>
     </w:p>
     <w:p>
@@ -41598,7 +43211,7 @@
         <w:t xml:space="preserve"> </w:t>
       </w:r>
       <w:r>
-        <w:t xml:space="preserve">cohort</w:t>
+        <w:t xml:space="preserve">rct</w:t>
       </w:r>
     </w:p>
     <w:p>
@@ -41620,7 +43233,7 @@
         <w:t xml:space="preserve"> </w:t>
       </w:r>
       <w:r>
-        <w:t xml:space="preserve">1099</w:t>
+        <w:t xml:space="preserve">4744</w:t>
       </w:r>
     </w:p>
     <w:p>
@@ -41642,7 +43255,7 @@
         <w:t xml:space="preserve"> </w:t>
       </w:r>
       <w:r>
-        <w:t xml:space="preserve">TOTAL_ANALYZED</w:t>
+        <w:t xml:space="preserve">TOTAL_RANDOMIZED</w:t>
       </w:r>
     </w:p>
     <w:p>
@@ -41664,17 +43277,17 @@
         <w:t xml:space="preserve"> </w:t>
       </w:r>
       <w:r>
-        <w:t xml:space="preserve">We extracted data regarding 1099 patients with laboratory-confirmed Covid-19 from 552 hospitals.</w:t>
-      </w:r>
-    </w:p>
-    <w:bookmarkEnd w:id="250"/>
-    <w:bookmarkStart w:id="251" w:name="d.2.7-10.1016s0140-67362030183-5"/>
+        <w:t xml:space="preserve">we randomly assigned 4744 patients with New York Heart Association class II, III, or IV heart failure</w:t>
+      </w:r>
+    </w:p>
+    <w:bookmarkEnd w:id="259"/>
+    <w:bookmarkStart w:id="260" w:name="d.2.4-10.1056nejmoa1812389"/>
     <w:p>
       <w:pPr>
         <w:pStyle w:val="Heading3"/>
       </w:pPr>
       <w:r>
-        <w:t xml:space="preserve">D.2.7</w:t>
+        <w:t xml:space="preserve">D.2.4</w:t>
       </w:r>
       <w:r>
         <w:t xml:space="preserve"> </w:t>
@@ -41683,7 +43296,7 @@
         <w:rPr>
           <w:rStyle w:val="VerbatimChar"/>
         </w:rPr>
-        <w:t xml:space="preserve">10.1016/s0140-6736(20)30183-5</w:t>
+        <w:t xml:space="preserve">10.1056/nejmoa1812389</w:t>
       </w:r>
     </w:p>
     <w:p>
@@ -41705,7 +43318,7 @@
         <w:t xml:space="preserve"> </w:t>
       </w:r>
       <w:r>
-        <w:t xml:space="preserve">case_series</w:t>
+        <w:t xml:space="preserve">rct</w:t>
       </w:r>
     </w:p>
     <w:p>
@@ -41727,7 +43340,7 @@
         <w:t xml:space="preserve"> </w:t>
       </w:r>
       <w:r>
-        <w:t xml:space="preserve">41</w:t>
+        <w:t xml:space="preserve">17160</w:t>
       </w:r>
     </w:p>
     <w:p>
@@ -41771,17 +43384,17 @@
         <w:t xml:space="preserve"> </w:t>
       </w:r>
       <w:r>
-        <w:t xml:space="preserve">By Jan 2, 2020, 41 admitted hospital patients had been identified as having laboratory-confirmed 2019-nCoV infection.</w:t>
-      </w:r>
-    </w:p>
-    <w:bookmarkEnd w:id="251"/>
-    <w:bookmarkStart w:id="252" w:name="d.2.8-10.1001jama.2020.1585"/>
+        <w:t xml:space="preserve">We evaluated 17,160 patients, including 10,186 without atherosclerotic cardiovascular disease.</w:t>
+      </w:r>
+    </w:p>
+    <w:bookmarkEnd w:id="260"/>
+    <w:bookmarkStart w:id="261" w:name="d.2.5-10.1016s0140-67362031604-4"/>
     <w:p>
       <w:pPr>
         <w:pStyle w:val="Heading3"/>
       </w:pPr>
       <w:r>
-        <w:t xml:space="preserve">D.2.8</w:t>
+        <w:t xml:space="preserve">D.2.5</w:t>
       </w:r>
       <w:r>
         <w:t xml:space="preserve"> </w:t>
@@ -41790,7 +43403,7 @@
         <w:rPr>
           <w:rStyle w:val="VerbatimChar"/>
         </w:rPr>
-        <w:t xml:space="preserve">10.1001/jama.2020.1585</w:t>
+        <w:t xml:space="preserve">10.1016/s0140-6736(20)31604-4</w:t>
       </w:r>
     </w:p>
     <w:p>
@@ -41812,7 +43425,7 @@
         <w:t xml:space="preserve"> </w:t>
       </w:r>
       <w:r>
-        <w:t xml:space="preserve">case_series</w:t>
+        <w:t xml:space="preserve">rct</w:t>
       </w:r>
     </w:p>
     <w:p>
@@ -41834,7 +43447,7 @@
         <w:t xml:space="preserve"> </w:t>
       </w:r>
       <w:r>
-        <w:t xml:space="preserve">138</w:t>
+        <w:t xml:space="preserve">1077</w:t>
       </w:r>
     </w:p>
     <w:p>
@@ -41856,7 +43469,7 @@
         <w:t xml:space="preserve"> </w:t>
       </w:r>
       <w:r>
-        <w:t xml:space="preserve">TOTAL_ANALYZED</w:t>
+        <w:t xml:space="preserve">TOTAL_ENROLLED</w:t>
       </w:r>
     </w:p>
     <w:p>
@@ -41878,17 +43491,17 @@
         <w:t xml:space="preserve"> </w:t>
       </w:r>
       <w:r>
-        <w:t xml:space="preserve">Retrospective, single-center case series of the 138 consecutive hospitalized patients with confirmed NCIP.</w:t>
-      </w:r>
-    </w:p>
-    <w:bookmarkEnd w:id="252"/>
-    <w:bookmarkStart w:id="253" w:name="d.2.9-10.1056nejmoa2001316"/>
+        <w:t xml:space="preserve">1077 participants were enrolled and assigned to receive either ChAdOx1 nCoV-19 (n=543) or MenACWY (n=534)</w:t>
+      </w:r>
+    </w:p>
+    <w:bookmarkEnd w:id="261"/>
+    <w:bookmarkStart w:id="262" w:name="d.2.6-10.1056nejmoa2002032"/>
     <w:p>
       <w:pPr>
         <w:pStyle w:val="Heading3"/>
       </w:pPr>
       <w:r>
-        <w:t xml:space="preserve">D.2.9</w:t>
+        <w:t xml:space="preserve">D.2.6</w:t>
       </w:r>
       <w:r>
         <w:t xml:space="preserve"> </w:t>
@@ -41897,7 +43510,7 @@
         <w:rPr>
           <w:rStyle w:val="VerbatimChar"/>
         </w:rPr>
-        <w:t xml:space="preserve">10.1056/nejmoa2001316</w:t>
+        <w:t xml:space="preserve">10.1056/nejmoa2002032</w:t>
       </w:r>
     </w:p>
     <w:p>
@@ -41919,7 +43532,7 @@
         <w:t xml:space="preserve"> </w:t>
       </w:r>
       <w:r>
-        <w:t xml:space="preserve">epidemiological</w:t>
+        <w:t xml:space="preserve">cohort</w:t>
       </w:r>
     </w:p>
     <w:p>
@@ -41941,7 +43554,7 @@
         <w:t xml:space="preserve"> </w:t>
       </w:r>
       <w:r>
-        <w:t xml:space="preserve">425</w:t>
+        <w:t xml:space="preserve">1099</w:t>
       </w:r>
     </w:p>
     <w:p>
@@ -41985,17 +43598,17 @@
         <w:t xml:space="preserve"> </w:t>
       </w:r>
       <w:r>
-        <w:t xml:space="preserve">We analyzed data on the first 425 confirmed cases in Wuhan.</w:t>
-      </w:r>
-    </w:p>
-    <w:bookmarkEnd w:id="253"/>
-    <w:bookmarkStart w:id="254" w:name="d.2.10-10.1016s2213-26002030079-5"/>
+        <w:t xml:space="preserve">We extracted data regarding 1099 patients with laboratory-confirmed Covid-19 from 552 hospitals.</w:t>
+      </w:r>
+    </w:p>
+    <w:bookmarkEnd w:id="262"/>
+    <w:bookmarkStart w:id="263" w:name="d.2.7-10.1016s0140-67362030183-5"/>
     <w:p>
       <w:pPr>
         <w:pStyle w:val="Heading3"/>
       </w:pPr>
       <w:r>
-        <w:t xml:space="preserve">D.2.10</w:t>
+        <w:t xml:space="preserve">D.2.7</w:t>
       </w:r>
       <w:r>
         <w:t xml:space="preserve"> </w:t>
@@ -42004,7 +43617,7 @@
         <w:rPr>
           <w:rStyle w:val="VerbatimChar"/>
         </w:rPr>
-        <w:t xml:space="preserve">10.1016/s2213-2600(20)30079-5</w:t>
+        <w:t xml:space="preserve">10.1016/s0140-6736(20)30183-5</w:t>
       </w:r>
     </w:p>
     <w:p>
@@ -42026,7 +43639,7 @@
         <w:t xml:space="preserve"> </w:t>
       </w:r>
       <w:r>
-        <w:t xml:space="preserve">cohort</w:t>
+        <w:t xml:space="preserve">case_series</w:t>
       </w:r>
     </w:p>
     <w:p>
@@ -42048,7 +43661,7 @@
         <w:t xml:space="preserve"> </w:t>
       </w:r>
       <w:r>
-        <w:t xml:space="preserve">52</w:t>
+        <w:t xml:space="preserve">41</w:t>
       </w:r>
     </w:p>
     <w:p>
@@ -42070,7 +43683,7 @@
         <w:t xml:space="preserve"> </w:t>
       </w:r>
       <w:r>
-        <w:t xml:space="preserve">TOTAL_ENROLLED</w:t>
+        <w:t xml:space="preserve">TOTAL_ANALYZED</w:t>
       </w:r>
     </w:p>
     <w:p>
@@ -42092,17 +43705,17 @@
         <w:t xml:space="preserve"> </w:t>
       </w:r>
       <w:r>
-        <w:t xml:space="preserve">we enrolled 52 critically ill adult patients with SARS-CoV-2 pneumonia.</w:t>
-      </w:r>
-    </w:p>
-    <w:bookmarkEnd w:id="254"/>
-    <w:bookmarkStart w:id="255" w:name="d.2.11-10.1016s1473-30992030243-7"/>
+        <w:t xml:space="preserve">By Jan 2, 2020, 41 admitted hospital patients had been identified as having laboratory-confirmed 2019-nCoV infection.</w:t>
+      </w:r>
+    </w:p>
+    <w:bookmarkEnd w:id="263"/>
+    <w:bookmarkStart w:id="264" w:name="d.2.8-10.1001jama.2020.1585"/>
     <w:p>
       <w:pPr>
         <w:pStyle w:val="Heading3"/>
       </w:pPr>
       <w:r>
-        <w:t xml:space="preserve">D.2.11</w:t>
+        <w:t xml:space="preserve">D.2.8</w:t>
       </w:r>
       <w:r>
         <w:t xml:space="preserve"> </w:t>
@@ -42111,7 +43724,7 @@
         <w:rPr>
           <w:rStyle w:val="VerbatimChar"/>
         </w:rPr>
-        <w:t xml:space="preserve">10.1016/s1473-3099(20)30243-7</w:t>
+        <w:t xml:space="preserve">10.1001/jama.2020.1585</w:t>
       </w:r>
     </w:p>
     <w:p>
@@ -42133,7 +43746,7 @@
         <w:t xml:space="preserve"> </w:t>
       </w:r>
       <w:r>
-        <w:t xml:space="preserve">modelling</w:t>
+        <w:t xml:space="preserve">case_series</w:t>
       </w:r>
     </w:p>
     <w:p>
@@ -42155,7 +43768,7 @@
         <w:t xml:space="preserve"> </w:t>
       </w:r>
       <w:r>
-        <w:t xml:space="preserve">1334</w:t>
+        <w:t xml:space="preserve">138</w:t>
       </w:r>
     </w:p>
     <w:p>
@@ -42177,7 +43790,7 @@
         <w:t xml:space="preserve"> </w:t>
       </w:r>
       <w:r>
-        <w:t xml:space="preserve">SAMPLE_SIZE_GENERIC</w:t>
+        <w:t xml:space="preserve">TOTAL_ANALYZED</w:t>
       </w:r>
     </w:p>
     <w:p>
@@ -42199,17 +43812,17 @@
         <w:t xml:space="preserve"> </w:t>
       </w:r>
       <w:r>
-        <w:t xml:space="preserve">We also estimated the case fatality ratio from individual line-list data on 1334 cases identified outside of mainland China.</w:t>
-      </w:r>
-    </w:p>
-    <w:bookmarkEnd w:id="255"/>
-    <w:bookmarkStart w:id="256" w:name="d.2.12-10.1056nejmoa2001017"/>
+        <w:t xml:space="preserve">Retrospective, single-center case series of the 138 consecutive hospitalized patients with confirmed NCIP.</w:t>
+      </w:r>
+    </w:p>
+    <w:bookmarkEnd w:id="264"/>
+    <w:bookmarkStart w:id="265" w:name="d.2.9-10.1056nejmoa2001316"/>
     <w:p>
       <w:pPr>
         <w:pStyle w:val="Heading3"/>
       </w:pPr>
       <w:r>
-        <w:t xml:space="preserve">D.2.12</w:t>
+        <w:t xml:space="preserve">D.2.9</w:t>
       </w:r>
       <w:r>
         <w:t xml:space="preserve"> </w:t>
@@ -42218,7 +43831,7 @@
         <w:rPr>
           <w:rStyle w:val="VerbatimChar"/>
         </w:rPr>
-        <w:t xml:space="preserve">10.1056/nejmoa2001017</w:t>
+        <w:t xml:space="preserve">10.1056/nejmoa2001316</w:t>
       </w:r>
     </w:p>
     <w:p>
@@ -42240,7 +43853,7 @@
         <w:t xml:space="preserve"> </w:t>
       </w:r>
       <w:r>
-        <w:t xml:space="preserve">virus_characterisation</w:t>
+        <w:t xml:space="preserve">epidemiological</w:t>
       </w:r>
     </w:p>
     <w:p>
@@ -42262,7 +43875,7 @@
         <w:t xml:space="preserve"> </w:t>
       </w:r>
       <w:r>
-        <w:t xml:space="preserve">none (negative case)</w:t>
+        <w:t xml:space="preserve">425</w:t>
       </w:r>
     </w:p>
     <w:p>
@@ -42284,7 +43897,7 @@
         <w:t xml:space="preserve"> </w:t>
       </w:r>
       <w:r>
-        <w:t xml:space="preserve">n/a</w:t>
+        <w:t xml:space="preserve">TOTAL_ANALYZED</w:t>
       </w:r>
     </w:p>
     <w:p>
@@ -42306,17 +43919,17 @@
         <w:t xml:space="preserve"> </w:t>
       </w:r>
       <w:r>
-        <w:t xml:space="preserve">Abstract describes isolation of a novel betacoronavirus; no study population size is stated.</w:t>
-      </w:r>
-    </w:p>
-    <w:bookmarkEnd w:id="256"/>
-    <w:bookmarkStart w:id="257" w:name="d.2.13-10.1038s41586-020-2012-7"/>
+        <w:t xml:space="preserve">We analyzed data on the first 425 confirmed cases in Wuhan.</w:t>
+      </w:r>
+    </w:p>
+    <w:bookmarkEnd w:id="265"/>
+    <w:bookmarkStart w:id="266" w:name="d.2.10-10.1016s2213-26002030079-5"/>
     <w:p>
       <w:pPr>
         <w:pStyle w:val="Heading3"/>
       </w:pPr>
       <w:r>
-        <w:t xml:space="preserve">D.2.13</w:t>
+        <w:t xml:space="preserve">D.2.10</w:t>
       </w:r>
       <w:r>
         <w:t xml:space="preserve"> </w:t>
@@ -42325,7 +43938,7 @@
         <w:rPr>
           <w:rStyle w:val="VerbatimChar"/>
         </w:rPr>
-        <w:t xml:space="preserve">10.1038/s41586-020-2012-7</w:t>
+        <w:t xml:space="preserve">10.1016/s2213-2600(20)30079-5</w:t>
       </w:r>
     </w:p>
     <w:p>
@@ -42347,7 +43960,7 @@
         <w:t xml:space="preserve"> </w:t>
       </w:r>
       <w:r>
-        <w:t xml:space="preserve">virus_characterisation</w:t>
+        <w:t xml:space="preserve">cohort</w:t>
       </w:r>
     </w:p>
     <w:p>
@@ -42369,7 +43982,7 @@
         <w:t xml:space="preserve"> </w:t>
       </w:r>
       <w:r>
-        <w:t xml:space="preserve">none (negative case)</w:t>
+        <w:t xml:space="preserve">52</w:t>
       </w:r>
     </w:p>
     <w:p>
@@ -42391,7 +44004,7 @@
         <w:t xml:space="preserve"> </w:t>
       </w:r>
       <w:r>
-        <w:t xml:space="preserve">n/a</w:t>
+        <w:t xml:space="preserve">TOTAL_ENROLLED</w:t>
       </w:r>
     </w:p>
     <w:p>
@@ -42413,17 +44026,17 @@
         <w:t xml:space="preserve"> </w:t>
       </w:r>
       <w:r>
-        <w:t xml:space="preserve">HARD NEGATIVE: '2,794 laboratory-confirmed infections including 80 deaths' is an epidemic tally, not this study's sample.</w:t>
-      </w:r>
-    </w:p>
-    <w:bookmarkEnd w:id="257"/>
-    <w:bookmarkStart w:id="258" w:name="d.2.14-10.1136bmj.m1328"/>
+        <w:t xml:space="preserve">we enrolled 52 critically ill adult patients with SARS-CoV-2 pneumonia.</w:t>
+      </w:r>
+    </w:p>
+    <w:bookmarkEnd w:id="266"/>
+    <w:bookmarkStart w:id="267" w:name="d.2.11-10.1016s1473-30992030243-7"/>
     <w:p>
       <w:pPr>
         <w:pStyle w:val="Heading3"/>
       </w:pPr>
       <w:r>
-        <w:t xml:space="preserve">D.2.14</w:t>
+        <w:t xml:space="preserve">D.2.11</w:t>
       </w:r>
       <w:r>
         <w:t xml:space="preserve"> </w:t>
@@ -42432,7 +44045,7 @@
         <w:rPr>
           <w:rStyle w:val="VerbatimChar"/>
         </w:rPr>
-        <w:t xml:space="preserve">10.1136/bmj.m1328</w:t>
+        <w:t xml:space="preserve">10.1016/s1473-3099(20)30243-7</w:t>
       </w:r>
     </w:p>
     <w:p>
@@ -42454,7 +44067,7 @@
         <w:t xml:space="preserve"> </w:t>
       </w:r>
       <w:r>
-        <w:t xml:space="preserve">systematic_review</w:t>
+        <w:t xml:space="preserve">modelling</w:t>
       </w:r>
     </w:p>
     <w:p>
@@ -42476,7 +44089,7 @@
         <w:t xml:space="preserve"> </w:t>
       </w:r>
       <w:r>
-        <w:t xml:space="preserve">none (negative case)</w:t>
+        <w:t xml:space="preserve">1334</w:t>
       </w:r>
     </w:p>
     <w:p>
@@ -42498,7 +44111,7 @@
         <w:t xml:space="preserve"> </w:t>
       </w:r>
       <w:r>
-        <w:t xml:space="preserve">n/a</w:t>
+        <w:t xml:space="preserve">SAMPLE_SIZE_GENERIC</w:t>
       </w:r>
     </w:p>
     <w:p>
@@ -42520,17 +44133,17 @@
         <w:t xml:space="preserve"> </w:t>
       </w:r>
       <w:r>
-        <w:t xml:space="preserve">HARD NEGATIVE: a systematic review of prediction models; its units are studies, not patients.</w:t>
-      </w:r>
-    </w:p>
-    <w:bookmarkEnd w:id="258"/>
-    <w:bookmarkStart w:id="259" w:name="d.2.15-10.1038s41577-020-0311-8"/>
+        <w:t xml:space="preserve">We also estimated the case fatality ratio from individual line-list data on 1334 cases identified outside of mainland China.</w:t>
+      </w:r>
+    </w:p>
+    <w:bookmarkEnd w:id="267"/>
+    <w:bookmarkStart w:id="268" w:name="d.2.12-10.1056nejmoa2001017"/>
     <w:p>
       <w:pPr>
         <w:pStyle w:val="Heading3"/>
       </w:pPr>
       <w:r>
-        <w:t xml:space="preserve">D.2.15</w:t>
+        <w:t xml:space="preserve">D.2.12</w:t>
       </w:r>
       <w:r>
         <w:t xml:space="preserve"> </w:t>
@@ -42539,7 +44152,7 @@
         <w:rPr>
           <w:rStyle w:val="VerbatimChar"/>
         </w:rPr>
-        <w:t xml:space="preserve">10.1038/s41577-020-0311-8</w:t>
+        <w:t xml:space="preserve">10.1056/nejmoa2001017</w:t>
       </w:r>
     </w:p>
     <w:p>
@@ -42561,7 +44174,7 @@
         <w:t xml:space="preserve"> </w:t>
       </w:r>
       <w:r>
-        <w:t xml:space="preserve">review</w:t>
+        <w:t xml:space="preserve">virus_characterisation</w:t>
       </w:r>
     </w:p>
     <w:p>
@@ -42627,17 +44240,17 @@
         <w:t xml:space="preserve"> </w:t>
       </w:r>
       <w:r>
-        <w:t xml:space="preserve">Narrative review of COVID-19 immunology; no study population.</w:t>
-      </w:r>
-    </w:p>
-    <w:bookmarkEnd w:id="259"/>
-    <w:bookmarkStart w:id="260" w:name="d.2.16-10.1164rccm.201908-1581st"/>
+        <w:t xml:space="preserve">Abstract describes isolation of a novel betacoronavirus; no study population size is stated.</w:t>
+      </w:r>
+    </w:p>
+    <w:bookmarkEnd w:id="268"/>
+    <w:bookmarkStart w:id="269" w:name="d.2.13-10.1038s41586-020-2012-7"/>
     <w:p>
       <w:pPr>
         <w:pStyle w:val="Heading3"/>
       </w:pPr>
       <w:r>
-        <w:t xml:space="preserve">D.2.16</w:t>
+        <w:t xml:space="preserve">D.2.13</w:t>
       </w:r>
       <w:r>
         <w:t xml:space="preserve"> </w:t>
@@ -42646,7 +44259,7 @@
         <w:rPr>
           <w:rStyle w:val="VerbatimChar"/>
         </w:rPr>
-        <w:t xml:space="preserve">10.1164/rccm.201908-1581st</w:t>
+        <w:t xml:space="preserve">10.1038/s41586-020-2012-7</w:t>
       </w:r>
     </w:p>
     <w:p>
@@ -42668,7 +44281,7 @@
         <w:t xml:space="preserve"> </w:t>
       </w:r>
       <w:r>
-        <w:t xml:space="preserve">guideline</w:t>
+        <w:t xml:space="preserve">virus_characterisation</w:t>
       </w:r>
     </w:p>
     <w:p>
@@ -42734,17 +44347,17 @@
         <w:t xml:space="preserve"> </w:t>
       </w:r>
       <w:r>
-        <w:t xml:space="preserve">Clinical practice guideline; no study population.</w:t>
-      </w:r>
-    </w:p>
-    <w:bookmarkEnd w:id="260"/>
-    <w:bookmarkStart w:id="261" w:name="d.2.17-10.1056nejmra2026131"/>
+        <w:t xml:space="preserve">HARD NEGATIVE: '2,794 laboratory-confirmed infections including 80 deaths' is an epidemic tally, not this study's sample.</w:t>
+      </w:r>
+    </w:p>
+    <w:bookmarkEnd w:id="269"/>
+    <w:bookmarkStart w:id="270" w:name="d.2.14-10.1136bmj.m1328"/>
     <w:p>
       <w:pPr>
         <w:pStyle w:val="Heading3"/>
       </w:pPr>
       <w:r>
-        <w:t xml:space="preserve">D.2.17</w:t>
+        <w:t xml:space="preserve">D.2.14</w:t>
       </w:r>
       <w:r>
         <w:t xml:space="preserve"> </w:t>
@@ -42753,7 +44366,7 @@
         <w:rPr>
           <w:rStyle w:val="VerbatimChar"/>
         </w:rPr>
-        <w:t xml:space="preserve">10.1056/nejmra2026131</w:t>
+        <w:t xml:space="preserve">10.1136/bmj.m1328</w:t>
       </w:r>
     </w:p>
     <w:p>
@@ -42775,7 +44388,7 @@
         <w:t xml:space="preserve"> </w:t>
       </w:r>
       <w:r>
-        <w:t xml:space="preserve">review</w:t>
+        <w:t xml:space="preserve">systematic_review</w:t>
       </w:r>
     </w:p>
     <w:p>
@@ -42841,17 +44454,17 @@
         <w:t xml:space="preserve"> </w:t>
       </w:r>
       <w:r>
-        <w:t xml:space="preserve">Review article on cytokine storm; no study population.</w:t>
-      </w:r>
-    </w:p>
-    <w:bookmarkEnd w:id="261"/>
-    <w:bookmarkStart w:id="262" w:name="d.2.18-10.1038s41586-021-03819-2"/>
+        <w:t xml:space="preserve">HARD NEGATIVE: a systematic review of prediction models; its units are studies, not patients.</w:t>
+      </w:r>
+    </w:p>
+    <w:bookmarkEnd w:id="270"/>
+    <w:bookmarkStart w:id="271" w:name="d.2.15-10.1038s41577-020-0311-8"/>
     <w:p>
       <w:pPr>
         <w:pStyle w:val="Heading3"/>
       </w:pPr>
       <w:r>
-        <w:t xml:space="preserve">D.2.18</w:t>
+        <w:t xml:space="preserve">D.2.15</w:t>
       </w:r>
       <w:r>
         <w:t xml:space="preserve"> </w:t>
@@ -42860,7 +44473,7 @@
         <w:rPr>
           <w:rStyle w:val="VerbatimChar"/>
         </w:rPr>
-        <w:t xml:space="preserve">10.1038/s41586-021-03819-2</w:t>
+        <w:t xml:space="preserve">10.1038/s41577-020-0311-8</w:t>
       </w:r>
     </w:p>
     <w:p>
@@ -42882,7 +44495,7 @@
         <w:t xml:space="preserve"> </w:t>
       </w:r>
       <w:r>
-        <w:t xml:space="preserve">computational</w:t>
+        <w:t xml:space="preserve">review</w:t>
       </w:r>
     </w:p>
     <w:p>
@@ -42948,17 +44561,17 @@
         <w:t xml:space="preserve"> </w:t>
       </w:r>
       <w:r>
-        <w:t xml:space="preserve">HARD NEGATIVE: protein-structure prediction; CASP14 target counts are not human subjects.</w:t>
-      </w:r>
-    </w:p>
-    <w:bookmarkEnd w:id="262"/>
-    <w:bookmarkStart w:id="263" w:name="d.2.19-10.1038nature14539"/>
+        <w:t xml:space="preserve">Narrative review of COVID-19 immunology; no study population.</w:t>
+      </w:r>
+    </w:p>
+    <w:bookmarkEnd w:id="271"/>
+    <w:bookmarkStart w:id="272" w:name="d.2.16-10.1164rccm.201908-1581st"/>
     <w:p>
       <w:pPr>
         <w:pStyle w:val="Heading3"/>
       </w:pPr>
       <w:r>
-        <w:t xml:space="preserve">D.2.19</w:t>
+        <w:t xml:space="preserve">D.2.16</w:t>
       </w:r>
       <w:r>
         <w:t xml:space="preserve"> </w:t>
@@ -42967,7 +44580,7 @@
         <w:rPr>
           <w:rStyle w:val="VerbatimChar"/>
         </w:rPr>
-        <w:t xml:space="preserve">10.1038/nature14539</w:t>
+        <w:t xml:space="preserve">10.1164/rccm.201908-1581st</w:t>
       </w:r>
     </w:p>
     <w:p>
@@ -42989,7 +44602,7 @@
         <w:t xml:space="preserve"> </w:t>
       </w:r>
       <w:r>
-        <w:t xml:space="preserve">review</w:t>
+        <w:t xml:space="preserve">guideline</w:t>
       </w:r>
     </w:p>
     <w:p>
@@ -43055,17 +44668,17 @@
         <w:t xml:space="preserve"> </w:t>
       </w:r>
       <w:r>
-        <w:t xml:space="preserve">Review of deep learning; no study population.</w:t>
-      </w:r>
-    </w:p>
-    <w:bookmarkEnd w:id="263"/>
-    <w:bookmarkStart w:id="264" w:name="d.2.20-10.11453065386"/>
+        <w:t xml:space="preserve">Clinical practice guideline; no study population.</w:t>
+      </w:r>
+    </w:p>
+    <w:bookmarkEnd w:id="272"/>
+    <w:bookmarkStart w:id="273" w:name="d.2.17-10.1056nejmra2026131"/>
     <w:p>
       <w:pPr>
         <w:pStyle w:val="Heading3"/>
       </w:pPr>
       <w:r>
-        <w:t xml:space="preserve">D.2.20</w:t>
+        <w:t xml:space="preserve">D.2.17</w:t>
       </w:r>
       <w:r>
         <w:t xml:space="preserve"> </w:t>
@@ -43074,7 +44687,7 @@
         <w:rPr>
           <w:rStyle w:val="VerbatimChar"/>
         </w:rPr>
-        <w:t xml:space="preserve">10.1145/3065386</w:t>
+        <w:t xml:space="preserve">10.1056/nejmra2026131</w:t>
       </w:r>
     </w:p>
     <w:p>
@@ -43096,7 +44709,7 @@
         <w:t xml:space="preserve"> </w:t>
       </w:r>
       <w:r>
-        <w:t xml:space="preserve">computational</w:t>
+        <w:t xml:space="preserve">review</w:t>
       </w:r>
     </w:p>
     <w:p>
@@ -43162,13 +44775,334 @@
         <w:t xml:space="preserve"> </w:t>
       </w:r>
       <w:r>
+        <w:t xml:space="preserve">Review article on cytokine storm; no study population.</w:t>
+      </w:r>
+    </w:p>
+    <w:bookmarkEnd w:id="273"/>
+    <w:bookmarkStart w:id="274" w:name="d.2.18-10.1038s41586-021-03819-2"/>
+    <w:p>
+      <w:pPr>
+        <w:pStyle w:val="Heading3"/>
+      </w:pPr>
+      <w:r>
+        <w:t xml:space="preserve">D.2.18</w:t>
+      </w:r>
+      <w:r>
+        <w:t xml:space="preserve"> </w:t>
+      </w:r>
+      <w:r>
+        <w:rPr>
+          <w:rStyle w:val="VerbatimChar"/>
+        </w:rPr>
+        <w:t xml:space="preserve">10.1038/s41586-021-03819-2</w:t>
+      </w:r>
+    </w:p>
+    <w:p>
+      <w:pPr>
+        <w:pStyle w:val="Compact"/>
+        <w:numPr>
+          <w:ilvl w:val="0"/>
+          <w:numId w:val="1033"/>
+        </w:numPr>
+      </w:pPr>
+      <w:r>
+        <w:rPr>
+          <w:b/>
+          <w:bCs/>
+        </w:rPr>
+        <w:t xml:space="preserve">Design:</w:t>
+      </w:r>
+      <w:r>
+        <w:t xml:space="preserve"> </w:t>
+      </w:r>
+      <w:r>
+        <w:t xml:space="preserve">computational</w:t>
+      </w:r>
+    </w:p>
+    <w:p>
+      <w:pPr>
+        <w:pStyle w:val="Compact"/>
+        <w:numPr>
+          <w:ilvl w:val="0"/>
+          <w:numId w:val="1033"/>
+        </w:numPr>
+      </w:pPr>
+      <w:r>
+        <w:rPr>
+          <w:b/>
+          <w:bCs/>
+        </w:rPr>
+        <w:t xml:space="preserve">Gold n_eff:</w:t>
+      </w:r>
+      <w:r>
+        <w:t xml:space="preserve"> </w:t>
+      </w:r>
+      <w:r>
+        <w:t xml:space="preserve">none (negative case)</w:t>
+      </w:r>
+    </w:p>
+    <w:p>
+      <w:pPr>
+        <w:pStyle w:val="Compact"/>
+        <w:numPr>
+          <w:ilvl w:val="0"/>
+          <w:numId w:val="1033"/>
+        </w:numPr>
+      </w:pPr>
+      <w:r>
+        <w:rPr>
+          <w:b/>
+          <w:bCs/>
+        </w:rPr>
+        <w:t xml:space="preserve">Gold semantic type:</w:t>
+      </w:r>
+      <w:r>
+        <w:t xml:space="preserve"> </w:t>
+      </w:r>
+      <w:r>
+        <w:t xml:space="preserve">n/a</w:t>
+      </w:r>
+    </w:p>
+    <w:p>
+      <w:pPr>
+        <w:pStyle w:val="Compact"/>
+        <w:numPr>
+          <w:ilvl w:val="0"/>
+          <w:numId w:val="1033"/>
+        </w:numPr>
+      </w:pPr>
+      <w:r>
+        <w:rPr>
+          <w:b/>
+          <w:bCs/>
+        </w:rPr>
+        <w:t xml:space="preserve">Supporting evidence:</w:t>
+      </w:r>
+      <w:r>
+        <w:t xml:space="preserve"> </w:t>
+      </w:r>
+      <w:r>
+        <w:t xml:space="preserve">HARD NEGATIVE: protein-structure prediction; CASP14 target counts are not human subjects.</w:t>
+      </w:r>
+    </w:p>
+    <w:bookmarkEnd w:id="274"/>
+    <w:bookmarkStart w:id="275" w:name="d.2.19-10.1038nature14539"/>
+    <w:p>
+      <w:pPr>
+        <w:pStyle w:val="Heading3"/>
+      </w:pPr>
+      <w:r>
+        <w:t xml:space="preserve">D.2.19</w:t>
+      </w:r>
+      <w:r>
+        <w:t xml:space="preserve"> </w:t>
+      </w:r>
+      <w:r>
+        <w:rPr>
+          <w:rStyle w:val="VerbatimChar"/>
+        </w:rPr>
+        <w:t xml:space="preserve">10.1038/nature14539</w:t>
+      </w:r>
+    </w:p>
+    <w:p>
+      <w:pPr>
+        <w:pStyle w:val="Compact"/>
+        <w:numPr>
+          <w:ilvl w:val="0"/>
+          <w:numId w:val="1034"/>
+        </w:numPr>
+      </w:pPr>
+      <w:r>
+        <w:rPr>
+          <w:b/>
+          <w:bCs/>
+        </w:rPr>
+        <w:t xml:space="preserve">Design:</w:t>
+      </w:r>
+      <w:r>
+        <w:t xml:space="preserve"> </w:t>
+      </w:r>
+      <w:r>
+        <w:t xml:space="preserve">review</w:t>
+      </w:r>
+    </w:p>
+    <w:p>
+      <w:pPr>
+        <w:pStyle w:val="Compact"/>
+        <w:numPr>
+          <w:ilvl w:val="0"/>
+          <w:numId w:val="1034"/>
+        </w:numPr>
+      </w:pPr>
+      <w:r>
+        <w:rPr>
+          <w:b/>
+          <w:bCs/>
+        </w:rPr>
+        <w:t xml:space="preserve">Gold n_eff:</w:t>
+      </w:r>
+      <w:r>
+        <w:t xml:space="preserve"> </w:t>
+      </w:r>
+      <w:r>
+        <w:t xml:space="preserve">none (negative case)</w:t>
+      </w:r>
+    </w:p>
+    <w:p>
+      <w:pPr>
+        <w:pStyle w:val="Compact"/>
+        <w:numPr>
+          <w:ilvl w:val="0"/>
+          <w:numId w:val="1034"/>
+        </w:numPr>
+      </w:pPr>
+      <w:r>
+        <w:rPr>
+          <w:b/>
+          <w:bCs/>
+        </w:rPr>
+        <w:t xml:space="preserve">Gold semantic type:</w:t>
+      </w:r>
+      <w:r>
+        <w:t xml:space="preserve"> </w:t>
+      </w:r>
+      <w:r>
+        <w:t xml:space="preserve">n/a</w:t>
+      </w:r>
+    </w:p>
+    <w:p>
+      <w:pPr>
+        <w:pStyle w:val="Compact"/>
+        <w:numPr>
+          <w:ilvl w:val="0"/>
+          <w:numId w:val="1034"/>
+        </w:numPr>
+      </w:pPr>
+      <w:r>
+        <w:rPr>
+          <w:b/>
+          <w:bCs/>
+        </w:rPr>
+        <w:t xml:space="preserve">Supporting evidence:</w:t>
+      </w:r>
+      <w:r>
+        <w:t xml:space="preserve"> </w:t>
+      </w:r>
+      <w:r>
+        <w:t xml:space="preserve">Review of deep learning; no study population.</w:t>
+      </w:r>
+    </w:p>
+    <w:bookmarkEnd w:id="275"/>
+    <w:bookmarkStart w:id="276" w:name="d.2.20-10.11453065386"/>
+    <w:p>
+      <w:pPr>
+        <w:pStyle w:val="Heading3"/>
+      </w:pPr>
+      <w:r>
+        <w:t xml:space="preserve">D.2.20</w:t>
+      </w:r>
+      <w:r>
+        <w:t xml:space="preserve"> </w:t>
+      </w:r>
+      <w:r>
+        <w:rPr>
+          <w:rStyle w:val="VerbatimChar"/>
+        </w:rPr>
+        <w:t xml:space="preserve">10.1145/3065386</w:t>
+      </w:r>
+    </w:p>
+    <w:p>
+      <w:pPr>
+        <w:pStyle w:val="Compact"/>
+        <w:numPr>
+          <w:ilvl w:val="0"/>
+          <w:numId w:val="1035"/>
+        </w:numPr>
+      </w:pPr>
+      <w:r>
+        <w:rPr>
+          <w:b/>
+          <w:bCs/>
+        </w:rPr>
+        <w:t xml:space="preserve">Design:</w:t>
+      </w:r>
+      <w:r>
+        <w:t xml:space="preserve"> </w:t>
+      </w:r>
+      <w:r>
+        <w:t xml:space="preserve">computational</w:t>
+      </w:r>
+    </w:p>
+    <w:p>
+      <w:pPr>
+        <w:pStyle w:val="Compact"/>
+        <w:numPr>
+          <w:ilvl w:val="0"/>
+          <w:numId w:val="1035"/>
+        </w:numPr>
+      </w:pPr>
+      <w:r>
+        <w:rPr>
+          <w:b/>
+          <w:bCs/>
+        </w:rPr>
+        <w:t xml:space="preserve">Gold n_eff:</w:t>
+      </w:r>
+      <w:r>
+        <w:t xml:space="preserve"> </w:t>
+      </w:r>
+      <w:r>
+        <w:t xml:space="preserve">none (negative case)</w:t>
+      </w:r>
+    </w:p>
+    <w:p>
+      <w:pPr>
+        <w:pStyle w:val="Compact"/>
+        <w:numPr>
+          <w:ilvl w:val="0"/>
+          <w:numId w:val="1035"/>
+        </w:numPr>
+      </w:pPr>
+      <w:r>
+        <w:rPr>
+          <w:b/>
+          <w:bCs/>
+        </w:rPr>
+        <w:t xml:space="preserve">Gold semantic type:</w:t>
+      </w:r>
+      <w:r>
+        <w:t xml:space="preserve"> </w:t>
+      </w:r>
+      <w:r>
+        <w:t xml:space="preserve">n/a</w:t>
+      </w:r>
+    </w:p>
+    <w:p>
+      <w:pPr>
+        <w:pStyle w:val="Compact"/>
+        <w:numPr>
+          <w:ilvl w:val="0"/>
+          <w:numId w:val="1035"/>
+        </w:numPr>
+      </w:pPr>
+      <w:r>
+        <w:rPr>
+          <w:b/>
+          <w:bCs/>
+        </w:rPr>
+        <w:t xml:space="preserve">Supporting evidence:</w:t>
+      </w:r>
+      <w:r>
+        <w:t xml:space="preserve"> </w:t>
+      </w:r>
+      <w:r>
         <w:t xml:space="preserve">HARD NEGATIVE: '1.2 million high-resolution images' is a dataset size, not a human study population.</w:t>
       </w:r>
     </w:p>
-    <w:bookmarkEnd w:id="264"/>
-    <w:bookmarkEnd w:id="265"/>
-    <w:bookmarkEnd w:id="266"/>
-    <w:bookmarkStart w:id="271" w:name="appendix-e-requirements-traceability"/>
+    <w:bookmarkEnd w:id="276"/>
+    <w:bookmarkEnd w:id="277"/>
+    <w:bookmarkEnd w:id="278"/>
+    <w:bookmarkStart w:id="283" w:name="appendix-e-requirements-traceability"/>
     <w:p>
       <w:pPr>
         <w:pStyle w:val="Heading1"/>
@@ -43203,7 +45137,7 @@
         <w:t xml:space="preserve">them to be inferred from absence.</w:t>
       </w:r>
     </w:p>
-    <w:bookmarkStart w:id="267" w:name="e.1-functional-requirements"/>
+    <w:bookmarkStart w:id="279" w:name="e.1-functional-requirements"/>
     <w:p>
       <w:pPr>
         <w:pStyle w:val="Heading2"/>
@@ -44890,8 +46824,8 @@
         <w:t xml:space="preserve">judgements about extractions are weaker than its value extraction.</w:t>
       </w:r>
     </w:p>
-    <w:bookmarkEnd w:id="267"/>
-    <w:bookmarkStart w:id="268" w:name="e.2-non-functional-requirements"/>
+    <w:bookmarkEnd w:id="279"/>
+    <w:bookmarkStart w:id="280" w:name="e.2-non-functional-requirements"/>
     <w:p>
       <w:pPr>
         <w:pStyle w:val="Heading2"/>
@@ -45390,8 +47324,8 @@
         </w:tc>
       </w:tr>
     </w:tbl>
-    <w:bookmarkEnd w:id="268"/>
-    <w:bookmarkStart w:id="269" w:name="e.3-proposal-capabilities-not-delivered"/>
+    <w:bookmarkEnd w:id="280"/>
+    <w:bookmarkStart w:id="281" w:name="e.3-proposal-capabilities-not-delivered"/>
     <w:p>
       <w:pPr>
         <w:pStyle w:val="Heading2"/>
@@ -45749,8 +47683,8 @@
         </w:tc>
       </w:tr>
     </w:tbl>
-    <w:bookmarkEnd w:id="269"/>
-    <w:bookmarkStart w:id="270" w:name="e.4-research-questions-to-evidence"/>
+    <w:bookmarkEnd w:id="281"/>
+    <w:bookmarkStart w:id="282" w:name="e.4-research-questions-to-evidence"/>
     <w:p>
       <w:pPr>
         <w:pStyle w:val="Heading2"/>
@@ -46013,9 +47947,9 @@
         </w:tc>
       </w:tr>
     </w:tbl>
-    <w:bookmarkEnd w:id="270"/>
-    <w:bookmarkEnd w:id="271"/>
-    <w:bookmarkStart w:id="277" w:name="X9f57483ed5b2f82fbb3fee302540650aea30fed"/>
+    <w:bookmarkEnd w:id="282"/>
+    <w:bookmarkEnd w:id="283"/>
+    <w:bookmarkStart w:id="289" w:name="X9f57483ed5b2f82fbb3fee302540650aea30fed"/>
     <w:p>
       <w:pPr>
         <w:pStyle w:val="Heading1"/>
@@ -46024,7 +47958,7 @@
         <w:t xml:space="preserve">Appendix F: Test Suite and Verification Inventory</w:t>
       </w:r>
     </w:p>
-    <w:bookmarkStart w:id="272" w:name="f.1-composition"/>
+    <w:bookmarkStart w:id="284" w:name="f.1-composition"/>
     <w:p>
       <w:pPr>
         <w:pStyle w:val="Heading2"/>
@@ -46470,8 +48404,8 @@
         </w:tc>
       </w:tr>
     </w:tbl>
-    <w:bookmarkEnd w:id="272"/>
-    <w:bookmarkStart w:id="273" w:name="Xb5d912080f8c5ecfe26dc8656867249a10a6ba0"/>
+    <w:bookmarkEnd w:id="284"/>
+    <w:bookmarkStart w:id="285" w:name="Xb5d912080f8c5ecfe26dc8656867249a10a6ba0"/>
     <w:p>
       <w:pPr>
         <w:pStyle w:val="Heading2"/>
@@ -46903,8 +48837,8 @@
         </w:tc>
       </w:tr>
     </w:tbl>
-    <w:bookmarkEnd w:id="273"/>
-    <w:bookmarkStart w:id="274" w:name="X0560c0cbe19b5d1ff6bf38b62314ce35832a277"/>
+    <w:bookmarkEnd w:id="285"/>
+    <w:bookmarkStart w:id="286" w:name="X0560c0cbe19b5d1ff6bf38b62314ce35832a277"/>
     <w:p>
       <w:pPr>
         <w:pStyle w:val="Heading2"/>
@@ -47228,8 +49162,8 @@
         <w:t xml:space="preserve">.</w:t>
       </w:r>
     </w:p>
-    <w:bookmarkEnd w:id="274"/>
-    <w:bookmarkStart w:id="275" w:name="f.4-what-the-suite-does-not-establish"/>
+    <w:bookmarkEnd w:id="286"/>
+    <w:bookmarkStart w:id="287" w:name="f.4-what-the-suite-does-not-establish"/>
     <w:p>
       <w:pPr>
         <w:pStyle w:val="Heading2"/>
@@ -47349,8 +49283,8 @@
         <w:t xml:space="preserve">is what Chapter 6 reports.</w:t>
       </w:r>
     </w:p>
-    <w:bookmarkEnd w:id="275"/>
-    <w:bookmarkStart w:id="276" w:name="f.5-manual-verification-performed"/>
+    <w:bookmarkEnd w:id="287"/>
+    <w:bookmarkStart w:id="288" w:name="f.5-manual-verification-performed"/>
     <w:p>
       <w:pPr>
         <w:pStyle w:val="Heading2"/>
@@ -47704,9 +49638,9 @@
         </w:tc>
       </w:tr>
     </w:tbl>
-    <w:bookmarkEnd w:id="276"/>
-    <w:bookmarkEnd w:id="277"/>
-    <w:bookmarkStart w:id="288" w:name="appendix-g-selected-code-listings"/>
+    <w:bookmarkEnd w:id="288"/>
+    <w:bookmarkEnd w:id="289"/>
+    <w:bookmarkStart w:id="300" w:name="appendix-g-selected-code-listings"/>
     <w:p>
       <w:pPr>
         <w:pStyle w:val="Heading1"/>
@@ -47735,7 +49669,7 @@
         <w:t xml:space="preserve">comments are as committed.</w:t>
       </w:r>
     </w:p>
-    <w:bookmarkStart w:id="278" w:name="g.1-per-span-ignore-matching-section-5.5"/>
+    <w:bookmarkStart w:id="290" w:name="g.1-per-span-ignore-matching-section-5.5"/>
     <w:p>
       <w:pPr>
         <w:pStyle w:val="Heading2"/>
@@ -48243,8 +50177,8 @@
         <w:t xml:space="preserve">            ...</w:t>
       </w:r>
     </w:p>
-    <w:bookmarkEnd w:id="278"/>
-    <w:bookmarkStart w:id="279" w:name="g.2-edge-weighting-section-5.6"/>
+    <w:bookmarkEnd w:id="290"/>
+    <w:bookmarkStart w:id="291" w:name="g.2-edge-weighting-section-5.6"/>
     <w:p>
       <w:pPr>
         <w:pStyle w:val="Heading2"/>
@@ -48691,8 +50625,8 @@
         <w:t xml:space="preserve">,</w:t>
       </w:r>
     </w:p>
-    <w:bookmarkEnd w:id="279"/>
-    <w:bookmarkStart w:id="280" w:name="Xf288f2a8e39cd0529034ba039d45ea26c46efbf"/>
+    <w:bookmarkEnd w:id="291"/>
+    <w:bookmarkStart w:id="292" w:name="Xf288f2a8e39cd0529034ba039d45ea26c46efbf"/>
     <w:p>
       <w:pPr>
         <w:pStyle w:val="Heading2"/>
@@ -49360,8 +51294,8 @@
         <w:t xml:space="preserve"> normalised[: cls.TITLE_KEY_PREFIX]</w:t>
       </w:r>
     </w:p>
-    <w:bookmarkEnd w:id="280"/>
-    <w:bookmarkStart w:id="281" w:name="Xe8c09521708db442c339e9e6462530ea555d282"/>
+    <w:bookmarkEnd w:id="292"/>
+    <w:bookmarkStart w:id="293" w:name="Xe8c09521708db442c339e9e6462530ea555d282"/>
     <w:p>
       <w:pPr>
         <w:pStyle w:val="Heading2"/>
@@ -49935,8 +51869,8 @@
         <w:t xml:space="preserve">.edges.append(edge)</w:t>
       </w:r>
     </w:p>
-    <w:bookmarkEnd w:id="281"/>
-    <w:bookmarkStart w:id="282" w:name="X0b8e99fb1befb190dca1c113c62583d0bcf157b"/>
+    <w:bookmarkEnd w:id="293"/>
+    <w:bookmarkStart w:id="294" w:name="X0b8e99fb1befb190dca1c113c62583d0bcf157b"/>
     <w:p>
       <w:pPr>
         <w:pStyle w:val="Heading2"/>
@@ -50491,8 +52425,8 @@
         <w:t xml:space="preserve">, work_id, e)</w:t>
       </w:r>
     </w:p>
-    <w:bookmarkEnd w:id="282"/>
-    <w:bookmarkStart w:id="283" w:name="g.6-ssrf-guard-section-5.7"/>
+    <w:bookmarkEnd w:id="294"/>
+    <w:bookmarkStart w:id="295" w:name="g.6-ssrf-guard-section-5.7"/>
     <w:p>
       <w:pPr>
         <w:pStyle w:val="Heading2"/>
@@ -51282,8 +53216,8 @@
         <w:t xml:space="preserve">redirects to an internal one is refused at the second hop.</w:t>
       </w:r>
     </w:p>
-    <w:bookmarkEnd w:id="283"/>
-    <w:bookmarkStart w:id="284" w:name="X8e304f57b35a12a007c5fa6814a1b117cc752b6"/>
+    <w:bookmarkEnd w:id="295"/>
+    <w:bookmarkStart w:id="296" w:name="X8e304f57b35a12a007c5fa6814a1b117cc752b6"/>
     <w:p>
       <w:pPr>
         <w:pStyle w:val="Heading2"/>
@@ -51801,8 +53735,8 @@
         <w:t xml:space="preserve"> [successor])</w:t>
       </w:r>
     </w:p>
-    <w:bookmarkEnd w:id="284"/>
-    <w:bookmarkStart w:id="285" w:name="g.8-retry-policy-section-5.4"/>
+    <w:bookmarkEnd w:id="296"/>
+    <w:bookmarkStart w:id="297" w:name="g.8-retry-policy-section-5.4"/>
     <w:p>
       <w:pPr>
         <w:pStyle w:val="Heading2"/>
@@ -52149,8 +54083,8 @@
         <w:t xml:space="preserve">(exc, (httpx.TransportError, httpx.StreamError))</w:t>
       </w:r>
     </w:p>
-    <w:bookmarkEnd w:id="285"/>
-    <w:bookmarkStart w:id="286" w:name="g.9-pooled-http-client-section-6.6.3"/>
+    <w:bookmarkEnd w:id="297"/>
+    <w:bookmarkStart w:id="298" w:name="g.9-pooled-http-client-section-6.6.3"/>
     <w:p>
       <w:pPr>
         <w:pStyle w:val="Heading2"/>
@@ -52650,8 +54584,8 @@
         <w:t xml:space="preserve"> _shared_client</w:t>
       </w:r>
     </w:p>
-    <w:bookmarkEnd w:id="286"/>
-    <w:bookmarkStart w:id="287" w:name="X8ab02f42821ec1d63df34454bf86f2ffc1b3168"/>
+    <w:bookmarkEnd w:id="298"/>
+    <w:bookmarkStart w:id="299" w:name="X8ab02f42821ec1d63df34454bf86f2ffc1b3168"/>
     <w:p>
       <w:pPr>
         <w:pStyle w:val="Heading2"/>
@@ -53340,9 +55274,9 @@
         <w:t xml:space="preserve"> margin))</w:t>
       </w:r>
     </w:p>
-    <w:bookmarkEnd w:id="287"/>
-    <w:bookmarkEnd w:id="288"/>
-    <w:bookmarkStart w:id="302" w:name="appendix-h-full-scale-generated-diagrams"/>
+    <w:bookmarkEnd w:id="299"/>
+    <w:bookmarkEnd w:id="300"/>
+    <w:bookmarkStart w:id="314" w:name="appendix-h-full-scale-generated-diagrams"/>
     <w:p>
       <w:pPr>
         <w:pStyle w:val="Heading1"/>
@@ -53395,7 +55329,7 @@
         <w:t xml:space="preserve">reader can check that nothing material was hidden by the reduction.</w:t>
       </w:r>
     </w:p>
-    <w:bookmarkStart w:id="289" w:name="h.1-how-the-figures-are-produced"/>
+    <w:bookmarkStart w:id="301" w:name="h.1-how-the-figures-are-produced"/>
     <w:p>
       <w:pPr>
         <w:pStyle w:val="Heading2"/>
@@ -53995,8 +55929,8 @@
         <w:t xml:space="preserve">is not possible.</w:t>
       </w:r>
     </w:p>
-    <w:bookmarkEnd w:id="289"/>
-    <w:bookmarkStart w:id="290" w:name="h.2-why-the-chapter-figures-are-reduced"/>
+    <w:bookmarkEnd w:id="301"/>
+    <w:bookmarkStart w:id="302" w:name="h.2-why-the-chapter-figures-are-reduced"/>
     <w:p>
       <w:pPr>
         <w:pStyle w:val="Heading2"/>
@@ -54228,8 +56162,8 @@
         <w:t xml:space="preserve">without it appearing in a plate here.</w:t>
       </w:r>
     </w:p>
-    <w:bookmarkEnd w:id="290"/>
-    <w:bookmarkStart w:id="300" w:name="h.3-plates"/>
+    <w:bookmarkEnd w:id="302"/>
+    <w:bookmarkStart w:id="312" w:name="h.3-plates"/>
     <w:p>
       <w:pPr>
         <w:pStyle w:val="Heading2"/>
@@ -54247,18 +56181,18 @@
           <wp:inline>
             <wp:extent cx="3413760" cy="6435372"/>
             <wp:effectExtent b="0" l="0" r="0" t="0"/>
-            <wp:docPr descr="Plate H.1 The complete data model: all seven Pydantic entities with every field and type, and all ten relationships. Figures 4.3 and 4.4 are the two halves of this diagram." title="" id="292" name="Picture"/>
+            <wp:docPr descr="Plate H.1 The complete data model: all seven Pydantic entities with every field and type, and all ten relationships. Figures 4.3 and 4.4 are the two halves of this diagram." title="" id="304" name="Picture"/>
             <a:graphic>
               <a:graphicData uri="http://schemas.openxmlformats.org/drawingml/2006/picture">
                 <pic:pic>
                   <pic:nvPicPr>
-                    <pic:cNvPr descr="figures/datamodel_full.png" id="293" name="Picture"/>
+                    <pic:cNvPr descr="figures/datamodel_full.png" id="305" name="Picture"/>
                     <pic:cNvPicPr>
                       <a:picLocks noChangeArrowheads="1" noChangeAspect="1"/>
                     </pic:cNvPicPr>
                   </pic:nvPicPr>
                   <pic:blipFill>
-                    <a:blip r:embed="rId291"/>
+                    <a:blip r:embed="rId303"/>
                     <a:stretch>
                       <a:fillRect/>
                     </a:stretch>
@@ -54324,18 +56258,18 @@
           <wp:inline>
             <wp:extent cx="5334000" cy="3525864"/>
             <wp:effectExtent b="0" l="0" r="0" t="0"/>
-            <wp:docPr descr="Plate H.2 The complete class diagram from pyreverse, including the classes that participate in no relationship. Reproduced at full scale; the labels are small in print and are intended to be read by zooming the PDF or by opening thesis/figures/classes_full.svg, which is vector and scales without loss." title="" id="295" name="Picture"/>
+            <wp:docPr descr="Plate H.2 The complete class diagram from pyreverse, including the classes that participate in no relationship. Reproduced at full scale; the labels are small in print and are intended to be read by zooming the PDF or by opening thesis/figures/classes_full.svg, which is vector and scales without loss." title="" id="307" name="Picture"/>
             <a:graphic>
               <a:graphicData uri="http://schemas.openxmlformats.org/drawingml/2006/picture">
                 <pic:pic>
                   <pic:nvPicPr>
-                    <pic:cNvPr descr="figures/classes_full.png" id="296" name="Picture"/>
+                    <pic:cNvPr descr="figures/classes_full.png" id="308" name="Picture"/>
                     <pic:cNvPicPr>
                       <a:picLocks noChangeArrowheads="1" noChangeAspect="1"/>
                     </pic:cNvPicPr>
                   </pic:nvPicPr>
                   <pic:blipFill>
-                    <a:blip r:embed="rId294"/>
+                    <a:blip r:embed="rId306"/>
                     <a:stretch>
                       <a:fillRect/>
                     </a:stretch>
@@ -54437,18 +56371,18 @@
           <wp:inline>
             <wp:extent cx="4693920" cy="5194500"/>
             <wp:effectExtent b="0" l="0" r="0" t="0"/>
-            <wp:docPr descr="Plate H.3 The complete call graph from code2flow: 105 functions and every call between them, grouped by file and class. Figure 5.1 is the subgraph reachable from PipelineOrchestrator.run() within two levels." title="" id="298" name="Picture"/>
+            <wp:docPr descr="Plate H.3 The complete call graph from code2flow: 105 functions and every call between them, grouped by file and class. Figure 5.1 is the subgraph reachable from PipelineOrchestrator.run() within two levels." title="" id="310" name="Picture"/>
             <a:graphic>
               <a:graphicData uri="http://schemas.openxmlformats.org/drawingml/2006/picture">
                 <pic:pic>
                   <pic:nvPicPr>
-                    <pic:cNvPr descr="figures/callgraph_full.png" id="299" name="Picture"/>
+                    <pic:cNvPr descr="figures/callgraph_full.png" id="311" name="Picture"/>
                     <pic:cNvPicPr>
                       <a:picLocks noChangeArrowheads="1" noChangeAspect="1"/>
                     </pic:cNvPicPr>
                   </pic:nvPicPr>
                   <pic:blipFill>
-                    <a:blip r:embed="rId297"/>
+                    <a:blip r:embed="rId309"/>
                     <a:stretch>
                       <a:fillRect/>
                     </a:stretch>
@@ -54538,8 +56472,8 @@
         <w:t xml:space="preserve">levels.</w:t>
       </w:r>
     </w:p>
-    <w:bookmarkEnd w:id="300"/>
-    <w:bookmarkStart w:id="301" w:name="h.4-a-caveat-on-the-call-graphs"/>
+    <w:bookmarkEnd w:id="312"/>
+    <w:bookmarkStart w:id="313" w:name="h.4-a-caveat-on-the-call-graphs"/>
     <w:p>
       <w:pPr>
         <w:pStyle w:val="Heading2"/>
@@ -54721,9 +56655,9 @@
         <w:t xml:space="preserve">derived from declarations rather than from call sites.</w:t>
       </w:r>
     </w:p>
-    <w:bookmarkEnd w:id="301"/>
-    <w:bookmarkEnd w:id="302"/>
-    <w:bookmarkStart w:id="349" w:name="references"/>
+    <w:bookmarkEnd w:id="313"/>
+    <w:bookmarkEnd w:id="314"/>
+    <w:bookmarkStart w:id="363" w:name="references"/>
     <w:p>
       <w:pPr>
         <w:pStyle w:val="Heading1"/>
@@ -54778,7 +56712,7 @@
         <w:pStyle w:val="BodyText"/>
       </w:pPr>
       <w:r>
-        <w:t xml:space="preserve">All 46 entries resolve as of the verification run.</w:t>
+        <w:t xml:space="preserve">All 48 entries resolve as of the verification run.</w:t>
       </w:r>
     </w:p>
     <w:p>
@@ -54820,7 +56754,7 @@
       <w:r>
         <w:t xml:space="preserve"> </w:t>
       </w:r>
-      <w:hyperlink r:id="rId303">
+      <w:hyperlink r:id="rId315">
         <w:r>
           <w:rPr>
             <w:rStyle w:val="Hyperlink"/>
@@ -54884,7 +56818,7 @@
       <w:r>
         <w:t xml:space="preserve"> </w:t>
       </w:r>
-      <w:hyperlink r:id="rId304">
+      <w:hyperlink r:id="rId316">
         <w:r>
           <w:rPr>
             <w:rStyle w:val="Hyperlink"/>
@@ -54948,7 +56882,7 @@
       <w:r>
         <w:t xml:space="preserve"> </w:t>
       </w:r>
-      <w:hyperlink r:id="rId305">
+      <w:hyperlink r:id="rId317">
         <w:r>
           <w:rPr>
             <w:rStyle w:val="Hyperlink"/>
@@ -55012,7 +56946,7 @@
       <w:r>
         <w:t xml:space="preserve"> </w:t>
       </w:r>
-      <w:hyperlink r:id="rId306">
+      <w:hyperlink r:id="rId318">
         <w:r>
           <w:rPr>
             <w:rStyle w:val="Hyperlink"/>
@@ -55076,7 +57010,7 @@
       <w:r>
         <w:t xml:space="preserve"> </w:t>
       </w:r>
-      <w:hyperlink r:id="rId307">
+      <w:hyperlink r:id="rId319">
         <w:r>
           <w:rPr>
             <w:rStyle w:val="Hyperlink"/>
@@ -55140,7 +57074,7 @@
       <w:r>
         <w:t xml:space="preserve"> </w:t>
       </w:r>
-      <w:hyperlink r:id="rId308">
+      <w:hyperlink r:id="rId320">
         <w:r>
           <w:rPr>
             <w:rStyle w:val="Hyperlink"/>
@@ -55204,7 +57138,7 @@
       <w:r>
         <w:t xml:space="preserve"> </w:t>
       </w:r>
-      <w:hyperlink r:id="rId309">
+      <w:hyperlink r:id="rId321">
         <w:r>
           <w:rPr>
             <w:rStyle w:val="Hyperlink"/>
@@ -55268,7 +57202,7 @@
       <w:r>
         <w:t xml:space="preserve"> </w:t>
       </w:r>
-      <w:hyperlink r:id="rId310">
+      <w:hyperlink r:id="rId322">
         <w:r>
           <w:rPr>
             <w:rStyle w:val="Hyperlink"/>
@@ -55332,7 +57266,7 @@
       <w:r>
         <w:t xml:space="preserve"> </w:t>
       </w:r>
-      <w:hyperlink r:id="rId311">
+      <w:hyperlink r:id="rId323">
         <w:r>
           <w:rPr>
             <w:rStyle w:val="Hyperlink"/>
@@ -55396,7 +57330,7 @@
       <w:r>
         <w:t xml:space="preserve"> </w:t>
       </w:r>
-      <w:hyperlink r:id="rId312">
+      <w:hyperlink r:id="rId324">
         <w:r>
           <w:rPr>
             <w:rStyle w:val="Hyperlink"/>
@@ -55460,7 +57394,7 @@
       <w:r>
         <w:t xml:space="preserve"> </w:t>
       </w:r>
-      <w:hyperlink r:id="rId313">
+      <w:hyperlink r:id="rId325">
         <w:r>
           <w:rPr>
             <w:rStyle w:val="Hyperlink"/>
@@ -55503,10 +57437,10 @@
         <w:rPr>
           <w:rStyle w:val="VerbatimChar"/>
         </w:rPr>
-        <w:t xml:space="preserve">europepmc2015</w:t>
-      </w:r>
-      <w:r>
-        <w:t xml:space="preserve">. Anon.. "Europe PMC: a full-text literature database for the life sciences and platform for innovation."</w:t>
+        <w:t xml:space="preserve">du2020ppocr</w:t>
+      </w:r>
+      <w:r>
+        <w:t xml:space="preserve">. Yuning Du et al.. "PP-OCR: A Practical Ultra Lightweight OCR System."</w:t>
       </w:r>
       <w:r>
         <w:t xml:space="preserve"> </w:t>
@@ -55516,6 +57450,70 @@
           <w:i/>
           <w:iCs/>
         </w:rPr>
+        <w:t xml:space="preserve">arXiv (Cornell University)</w:t>
+      </w:r>
+      <w:r>
+        <w:t xml:space="preserve">, 2020. DOI:</w:t>
+      </w:r>
+      <w:r>
+        <w:t xml:space="preserve"> </w:t>
+      </w:r>
+      <w:hyperlink r:id="rId326">
+        <w:r>
+          <w:rPr>
+            <w:rStyle w:val="Hyperlink"/>
+          </w:rPr>
+          <w:t xml:space="preserve">10.48550/arXiv.2009.09941</w:t>
+        </w:r>
+      </w:hyperlink>
+      <w:r>
+        <w:t xml:space="preserve"> </w:t>
+      </w:r>
+      <w:r>
+        <w:rPr>
+          <w:i/>
+          <w:iCs/>
+        </w:rPr>
+        <w:t xml:space="preserve">Cited for:</w:t>
+      </w:r>
+      <w:r>
+        <w:t xml:space="preserve"> </w:t>
+      </w:r>
+      <w:r>
+        <w:t xml:space="preserve">PP-OCR, the recogniser RapidOCR exports</w:t>
+      </w:r>
+    </w:p>
+    <w:p>
+      <w:pPr>
+        <w:pStyle w:val="BodyText"/>
+      </w:pPr>
+      <w:r>
+        <w:rPr>
+          <w:b/>
+          <w:bCs/>
+        </w:rPr>
+        <w:t xml:space="preserve">[13]</w:t>
+      </w:r>
+      <w:r>
+        <w:t xml:space="preserve"> </w:t>
+      </w:r>
+      <w:r>
+        <w:rPr>
+          <w:rStyle w:val="VerbatimChar"/>
+        </w:rPr>
+        <w:t xml:space="preserve">europepmc2015</w:t>
+      </w:r>
+      <w:r>
+        <w:t xml:space="preserve">. Anon.. "Europe PMC: a full-text literature database for the life sciences and platform for innovation."</w:t>
+      </w:r>
+      <w:r>
+        <w:t xml:space="preserve"> </w:t>
+      </w:r>
+      <w:r>
+        <w:rPr>
+          <w:i/>
+          <w:iCs/>
+        </w:rPr>
         <w:t xml:space="preserve">Nucleic Acids Research</w:t>
       </w:r>
       <w:r>
@@ -55524,7 +57522,7 @@
       <w:r>
         <w:t xml:space="preserve"> </w:t>
       </w:r>
-      <w:hyperlink r:id="rId314">
+      <w:hyperlink r:id="rId327">
         <w:r>
           <w:rPr>
             <w:rStyle w:val="Hyperlink"/>
@@ -55558,7 +57556,7 @@
           <w:b/>
           <w:bCs/>
         </w:rPr>
-        <w:t xml:space="preserve">[13]</w:t>
+        <w:t xml:space="preserve">[14]</w:t>
       </w:r>
       <w:r>
         <w:t xml:space="preserve"> </w:t>
@@ -55588,7 +57586,7 @@
       <w:r>
         <w:t xml:space="preserve"> </w:t>
       </w:r>
-      <w:hyperlink r:id="rId315">
+      <w:hyperlink r:id="rId328">
         <w:r>
           <w:rPr>
             <w:rStyle w:val="Hyperlink"/>
@@ -55622,7 +57620,7 @@
           <w:b/>
           <w:bCs/>
         </w:rPr>
-        <w:t xml:space="preserve">[14]</w:t>
+        <w:t xml:space="preserve">[15]</w:t>
       </w:r>
       <w:r>
         <w:t xml:space="preserve"> </w:t>
@@ -55652,7 +57650,7 @@
       <w:r>
         <w:t xml:space="preserve"> </w:t>
       </w:r>
-      <w:hyperlink r:id="rId316">
+      <w:hyperlink r:id="rId329">
         <w:r>
           <w:rPr>
             <w:rStyle w:val="Hyperlink"/>
@@ -55686,7 +57684,7 @@
           <w:b/>
           <w:bCs/>
         </w:rPr>
-        <w:t xml:space="preserve">[15]</w:t>
+        <w:t xml:space="preserve">[16]</w:t>
       </w:r>
       <w:r>
         <w:t xml:space="preserve"> </w:t>
@@ -55716,7 +57714,7 @@
       <w:r>
         <w:t xml:space="preserve"> </w:t>
       </w:r>
-      <w:hyperlink r:id="rId317">
+      <w:hyperlink r:id="rId330">
         <w:r>
           <w:rPr>
             <w:rStyle w:val="Hyperlink"/>
@@ -55750,7 +57748,7 @@
           <w:b/>
           <w:bCs/>
         </w:rPr>
-        <w:t xml:space="preserve">[16]</w:t>
+        <w:t xml:space="preserve">[17]</w:t>
       </w:r>
       <w:r>
         <w:t xml:space="preserve"> </w:t>
@@ -55780,7 +57778,7 @@
       <w:r>
         <w:t xml:space="preserve"> </w:t>
       </w:r>
-      <w:hyperlink r:id="rId318">
+      <w:hyperlink r:id="rId331">
         <w:r>
           <w:rPr>
             <w:rStyle w:val="Hyperlink"/>
@@ -55814,7 +57812,7 @@
           <w:b/>
           <w:bCs/>
         </w:rPr>
-        <w:t xml:space="preserve">[17]</w:t>
+        <w:t xml:space="preserve">[18]</w:t>
       </w:r>
       <w:r>
         <w:t xml:space="preserve"> </w:t>
@@ -55844,7 +57842,7 @@
       <w:r>
         <w:t xml:space="preserve"> </w:t>
       </w:r>
-      <w:hyperlink r:id="rId319">
+      <w:hyperlink r:id="rId332">
         <w:r>
           <w:rPr>
             <w:rStyle w:val="Hyperlink"/>
@@ -55878,7 +57876,7 @@
           <w:b/>
           <w:bCs/>
         </w:rPr>
-        <w:t xml:space="preserve">[18]</w:t>
+        <w:t xml:space="preserve">[19]</w:t>
       </w:r>
       <w:r>
         <w:t xml:space="preserve"> </w:t>
@@ -55908,7 +57906,7 @@
       <w:r>
         <w:t xml:space="preserve"> </w:t>
       </w:r>
-      <w:hyperlink r:id="rId320">
+      <w:hyperlink r:id="rId333">
         <w:r>
           <w:rPr>
             <w:rStyle w:val="Hyperlink"/>
@@ -55942,7 +57940,7 @@
           <w:b/>
           <w:bCs/>
         </w:rPr>
-        <w:t xml:space="preserve">[19]</w:t>
+        <w:t xml:space="preserve">[20]</w:t>
       </w:r>
       <w:r>
         <w:t xml:space="preserve"> </w:t>
@@ -55972,7 +57970,7 @@
       <w:r>
         <w:t xml:space="preserve"> </w:t>
       </w:r>
-      <w:hyperlink r:id="rId321">
+      <w:hyperlink r:id="rId334">
         <w:r>
           <w:rPr>
             <w:rStyle w:val="Hyperlink"/>
@@ -56006,7 +58004,7 @@
           <w:b/>
           <w:bCs/>
         </w:rPr>
-        <w:t xml:space="preserve">[20]</w:t>
+        <w:t xml:space="preserve">[21]</w:t>
       </w:r>
       <w:r>
         <w:t xml:space="preserve"> </w:t>
@@ -56036,7 +58034,7 @@
       <w:r>
         <w:t xml:space="preserve"> </w:t>
       </w:r>
-      <w:hyperlink r:id="rId322">
+      <w:hyperlink r:id="rId335">
         <w:r>
           <w:rPr>
             <w:rStyle w:val="Hyperlink"/>
@@ -56070,7 +58068,7 @@
           <w:b/>
           <w:bCs/>
         </w:rPr>
-        <w:t xml:space="preserve">[21]</w:t>
+        <w:t xml:space="preserve">[22]</w:t>
       </w:r>
       <w:r>
         <w:t xml:space="preserve"> </w:t>
@@ -56100,7 +58098,7 @@
       <w:r>
         <w:t xml:space="preserve"> </w:t>
       </w:r>
-      <w:hyperlink r:id="rId323">
+      <w:hyperlink r:id="rId336">
         <w:r>
           <w:rPr>
             <w:rStyle w:val="Hyperlink"/>
@@ -56134,7 +58132,7 @@
           <w:b/>
           <w:bCs/>
         </w:rPr>
-        <w:t xml:space="preserve">[22]</w:t>
+        <w:t xml:space="preserve">[23]</w:t>
       </w:r>
       <w:r>
         <w:t xml:space="preserve"> </w:t>
@@ -56164,7 +58162,7 @@
       <w:r>
         <w:t xml:space="preserve"> </w:t>
       </w:r>
-      <w:hyperlink r:id="rId324">
+      <w:hyperlink r:id="rId337">
         <w:r>
           <w:rPr>
             <w:rStyle w:val="Hyperlink"/>
@@ -56198,7 +58196,7 @@
           <w:b/>
           <w:bCs/>
         </w:rPr>
-        <w:t xml:space="preserve">[23]</w:t>
+        <w:t xml:space="preserve">[24]</w:t>
       </w:r>
       <w:r>
         <w:t xml:space="preserve"> </w:t>
@@ -56228,7 +58226,7 @@
       <w:r>
         <w:t xml:space="preserve"> </w:t>
       </w:r>
-      <w:hyperlink r:id="rId325">
+      <w:hyperlink r:id="rId338">
         <w:r>
           <w:rPr>
             <w:rStyle w:val="Hyperlink"/>
@@ -56262,7 +58260,7 @@
           <w:b/>
           <w:bCs/>
         </w:rPr>
-        <w:t xml:space="preserve">[24]</w:t>
+        <w:t xml:space="preserve">[25]</w:t>
       </w:r>
       <w:r>
         <w:t xml:space="preserve"> </w:t>
@@ -56292,7 +58290,7 @@
       <w:r>
         <w:t xml:space="preserve"> </w:t>
       </w:r>
-      <w:hyperlink r:id="rId326">
+      <w:hyperlink r:id="rId339">
         <w:r>
           <w:rPr>
             <w:rStyle w:val="Hyperlink"/>
@@ -56326,7 +58324,7 @@
           <w:b/>
           <w:bCs/>
         </w:rPr>
-        <w:t xml:space="preserve">[25]</w:t>
+        <w:t xml:space="preserve">[26]</w:t>
       </w:r>
       <w:r>
         <w:t xml:space="preserve"> </w:t>
@@ -56356,7 +58354,7 @@
       <w:r>
         <w:t xml:space="preserve"> </w:t>
       </w:r>
-      <w:hyperlink r:id="rId327">
+      <w:hyperlink r:id="rId340">
         <w:r>
           <w:rPr>
             <w:rStyle w:val="Hyperlink"/>
@@ -56390,7 +58388,7 @@
           <w:b/>
           <w:bCs/>
         </w:rPr>
-        <w:t xml:space="preserve">[26]</w:t>
+        <w:t xml:space="preserve">[27]</w:t>
       </w:r>
       <w:r>
         <w:t xml:space="preserve"> </w:t>
@@ -56420,7 +58418,7 @@
       <w:r>
         <w:t xml:space="preserve"> </w:t>
       </w:r>
-      <w:hyperlink r:id="rId328">
+      <w:hyperlink r:id="rId341">
         <w:r>
           <w:rPr>
             <w:rStyle w:val="Hyperlink"/>
@@ -56454,7 +58452,7 @@
           <w:b/>
           <w:bCs/>
         </w:rPr>
-        <w:t xml:space="preserve">[27]</w:t>
+        <w:t xml:space="preserve">[28]</w:t>
       </w:r>
       <w:r>
         <w:t xml:space="preserve"> </w:t>
@@ -56484,7 +58482,7 @@
       <w:r>
         <w:t xml:space="preserve"> </w:t>
       </w:r>
-      <w:hyperlink r:id="rId329">
+      <w:hyperlink r:id="rId342">
         <w:r>
           <w:rPr>
             <w:rStyle w:val="Hyperlink"/>
@@ -56518,7 +58516,7 @@
           <w:b/>
           <w:bCs/>
         </w:rPr>
-        <w:t xml:space="preserve">[28]</w:t>
+        <w:t xml:space="preserve">[29]</w:t>
       </w:r>
       <w:r>
         <w:t xml:space="preserve"> </w:t>
@@ -56548,7 +58546,7 @@
       <w:r>
         <w:t xml:space="preserve"> </w:t>
       </w:r>
-      <w:hyperlink r:id="rId330">
+      <w:hyperlink r:id="rId343">
         <w:r>
           <w:rPr>
             <w:rStyle w:val="Hyperlink"/>
@@ -56582,7 +58580,7 @@
           <w:b/>
           <w:bCs/>
         </w:rPr>
-        <w:t xml:space="preserve">[29]</w:t>
+        <w:t xml:space="preserve">[30]</w:t>
       </w:r>
       <w:r>
         <w:t xml:space="preserve"> </w:t>
@@ -56612,7 +58610,7 @@
       <w:r>
         <w:t xml:space="preserve"> </w:t>
       </w:r>
-      <w:hyperlink r:id="rId331">
+      <w:hyperlink r:id="rId344">
         <w:r>
           <w:rPr>
             <w:rStyle w:val="Hyperlink"/>
@@ -56646,7 +58644,7 @@
           <w:b/>
           <w:bCs/>
         </w:rPr>
-        <w:t xml:space="preserve">[30]</w:t>
+        <w:t xml:space="preserve">[31]</w:t>
       </w:r>
       <w:r>
         <w:t xml:space="preserve"> </w:t>
@@ -56676,7 +58674,7 @@
       <w:r>
         <w:t xml:space="preserve"> </w:t>
       </w:r>
-      <w:hyperlink r:id="rId332">
+      <w:hyperlink r:id="rId345">
         <w:r>
           <w:rPr>
             <w:rStyle w:val="Hyperlink"/>
@@ -56710,7 +58708,7 @@
           <w:b/>
           <w:bCs/>
         </w:rPr>
-        <w:t xml:space="preserve">[31]</w:t>
+        <w:t xml:space="preserve">[32]</w:t>
       </w:r>
       <w:r>
         <w:t xml:space="preserve"> </w:t>
@@ -56740,7 +58738,7 @@
       <w:r>
         <w:t xml:space="preserve"> </w:t>
       </w:r>
-      <w:hyperlink r:id="rId333">
+      <w:hyperlink r:id="rId346">
         <w:r>
           <w:rPr>
             <w:rStyle w:val="Hyperlink"/>
@@ -56774,7 +58772,7 @@
           <w:b/>
           <w:bCs/>
         </w:rPr>
-        <w:t xml:space="preserve">[32]</w:t>
+        <w:t xml:space="preserve">[33]</w:t>
       </w:r>
       <w:r>
         <w:t xml:space="preserve"> </w:t>
@@ -56804,7 +58802,7 @@
       <w:r>
         <w:t xml:space="preserve"> </w:t>
       </w:r>
-      <w:hyperlink r:id="rId334">
+      <w:hyperlink r:id="rId347">
         <w:r>
           <w:rPr>
             <w:rStyle w:val="Hyperlink"/>
@@ -56838,7 +58836,7 @@
           <w:b/>
           <w:bCs/>
         </w:rPr>
-        <w:t xml:space="preserve">[33]</w:t>
+        <w:t xml:space="preserve">[34]</w:t>
       </w:r>
       <w:r>
         <w:t xml:space="preserve"> </w:t>
@@ -56868,7 +58866,7 @@
       <w:r>
         <w:t xml:space="preserve"> </w:t>
       </w:r>
-      <w:hyperlink r:id="rId335">
+      <w:hyperlink r:id="rId348">
         <w:r>
           <w:rPr>
             <w:rStyle w:val="Hyperlink"/>
@@ -56902,7 +58900,7 @@
           <w:b/>
           <w:bCs/>
         </w:rPr>
-        <w:t xml:space="preserve">[34]</w:t>
+        <w:t xml:space="preserve">[35]</w:t>
       </w:r>
       <w:r>
         <w:t xml:space="preserve"> </w:t>
@@ -56932,7 +58930,7 @@
       <w:r>
         <w:t xml:space="preserve"> </w:t>
       </w:r>
-      <w:hyperlink r:id="rId336">
+      <w:hyperlink r:id="rId349">
         <w:r>
           <w:rPr>
             <w:rStyle w:val="Hyperlink"/>
@@ -56966,7 +58964,7 @@
           <w:b/>
           <w:bCs/>
         </w:rPr>
-        <w:t xml:space="preserve">[35]</w:t>
+        <w:t xml:space="preserve">[36]</w:t>
       </w:r>
       <w:r>
         <w:t xml:space="preserve"> </w:t>
@@ -56996,7 +58994,7 @@
       <w:r>
         <w:t xml:space="preserve"> </w:t>
       </w:r>
-      <w:hyperlink r:id="rId337">
+      <w:hyperlink r:id="rId350">
         <w:r>
           <w:rPr>
             <w:rStyle w:val="Hyperlink"/>
@@ -57030,7 +59028,7 @@
           <w:b/>
           <w:bCs/>
         </w:rPr>
-        <w:t xml:space="preserve">[36]</w:t>
+        <w:t xml:space="preserve">[37]</w:t>
       </w:r>
       <w:r>
         <w:t xml:space="preserve"> </w:t>
@@ -57060,7 +59058,7 @@
       <w:r>
         <w:t xml:space="preserve"> </w:t>
       </w:r>
-      <w:hyperlink r:id="rId338">
+      <w:hyperlink r:id="rId351">
         <w:r>
           <w:rPr>
             <w:rStyle w:val="Hyperlink"/>
@@ -57094,7 +59092,7 @@
           <w:b/>
           <w:bCs/>
         </w:rPr>
-        <w:t xml:space="preserve">[37]</w:t>
+        <w:t xml:space="preserve">[38]</w:t>
       </w:r>
       <w:r>
         <w:t xml:space="preserve"> </w:t>
@@ -57124,7 +59122,7 @@
       <w:r>
         <w:t xml:space="preserve"> </w:t>
       </w:r>
-      <w:hyperlink r:id="rId339">
+      <w:hyperlink r:id="rId352">
         <w:r>
           <w:rPr>
             <w:rStyle w:val="Hyperlink"/>
@@ -57158,7 +59156,7 @@
           <w:b/>
           <w:bCs/>
         </w:rPr>
-        <w:t xml:space="preserve">[38]</w:t>
+        <w:t xml:space="preserve">[39]</w:t>
       </w:r>
       <w:r>
         <w:t xml:space="preserve"> </w:t>
@@ -57188,7 +59186,7 @@
       <w:r>
         <w:t xml:space="preserve"> </w:t>
       </w:r>
-      <w:hyperlink r:id="rId340">
+      <w:hyperlink r:id="rId353">
         <w:r>
           <w:rPr>
             <w:rStyle w:val="Hyperlink"/>
@@ -57222,7 +59220,7 @@
           <w:b/>
           <w:bCs/>
         </w:rPr>
-        <w:t xml:space="preserve">[39]</w:t>
+        <w:t xml:space="preserve">[40]</w:t>
       </w:r>
       <w:r>
         <w:t xml:space="preserve"> </w:t>
@@ -57252,7 +59250,7 @@
       <w:r>
         <w:t xml:space="preserve"> </w:t>
       </w:r>
-      <w:hyperlink r:id="rId341">
+      <w:hyperlink r:id="rId354">
         <w:r>
           <w:rPr>
             <w:rStyle w:val="Hyperlink"/>
@@ -57286,7 +59284,7 @@
           <w:b/>
           <w:bCs/>
         </w:rPr>
-        <w:t xml:space="preserve">[40]</w:t>
+        <w:t xml:space="preserve">[41]</w:t>
       </w:r>
       <w:r>
         <w:t xml:space="preserve"> </w:t>
@@ -57295,10 +59293,10 @@
         <w:rPr>
           <w:rStyle w:val="VerbatimChar"/>
         </w:rPr>
-        <w:t xml:space="preserve">sokolova2009measures</w:t>
-      </w:r>
-      <w:r>
-        <w:t xml:space="preserve">. Marina Sokolova, and Guy Lapalme. "A systematic analysis of performance measures for classification tasks."</w:t>
+        <w:t xml:space="preserve">schulz2010consort</w:t>
+      </w:r>
+      <w:r>
+        <w:t xml:space="preserve">. K. F Schulz, D. G Altman, and D. Moher. "CONSORT 2010 Statement: updated guidelines for reporting parallel group randomised trials."</w:t>
       </w:r>
       <w:r>
         <w:t xml:space="preserve"> </w:t>
@@ -57308,6 +59306,70 @@
           <w:i/>
           <w:iCs/>
         </w:rPr>
+        <w:t xml:space="preserve">BMJ</w:t>
+      </w:r>
+      <w:r>
+        <w:t xml:space="preserve">, 2010. DOI:</w:t>
+      </w:r>
+      <w:r>
+        <w:t xml:space="preserve"> </w:t>
+      </w:r>
+      <w:hyperlink r:id="rId355">
+        <w:r>
+          <w:rPr>
+            <w:rStyle w:val="Hyperlink"/>
+          </w:rPr>
+          <w:t xml:space="preserve">10.1136/bmj.c332</w:t>
+        </w:r>
+      </w:hyperlink>
+      <w:r>
+        <w:t xml:space="preserve"> </w:t>
+      </w:r>
+      <w:r>
+        <w:rPr>
+          <w:i/>
+          <w:iCs/>
+        </w:rPr>
+        <w:t xml:space="preserve">Cited for:</w:t>
+      </w:r>
+      <w:r>
+        <w:t xml:space="preserve"> </w:t>
+      </w:r>
+      <w:r>
+        <w:t xml:space="preserve">CONSORT 2010 statement and its flow diagram</w:t>
+      </w:r>
+    </w:p>
+    <w:p>
+      <w:pPr>
+        <w:pStyle w:val="BodyText"/>
+      </w:pPr>
+      <w:r>
+        <w:rPr>
+          <w:b/>
+          <w:bCs/>
+        </w:rPr>
+        <w:t xml:space="preserve">[42]</w:t>
+      </w:r>
+      <w:r>
+        <w:t xml:space="preserve"> </w:t>
+      </w:r>
+      <w:r>
+        <w:rPr>
+          <w:rStyle w:val="VerbatimChar"/>
+        </w:rPr>
+        <w:t xml:space="preserve">sokolova2009measures</w:t>
+      </w:r>
+      <w:r>
+        <w:t xml:space="preserve">. Marina Sokolova, and Guy Lapalme. "A systematic analysis of performance measures for classification tasks."</w:t>
+      </w:r>
+      <w:r>
+        <w:t xml:space="preserve"> </w:t>
+      </w:r>
+      <w:r>
+        <w:rPr>
+          <w:i/>
+          <w:iCs/>
+        </w:rPr>
         <w:t xml:space="preserve">Information Processing &amp; Management</w:t>
       </w:r>
       <w:r>
@@ -57316,7 +59378,7 @@
       <w:r>
         <w:t xml:space="preserve"> </w:t>
       </w:r>
-      <w:hyperlink r:id="rId342">
+      <w:hyperlink r:id="rId356">
         <w:r>
           <w:rPr>
             <w:rStyle w:val="Hyperlink"/>
@@ -57350,7 +59412,7 @@
           <w:b/>
           <w:bCs/>
         </w:rPr>
-        <w:t xml:space="preserve">[41]</w:t>
+        <w:t xml:space="preserve">[43]</w:t>
       </w:r>
       <w:r>
         <w:t xml:space="preserve"> </w:t>
@@ -57380,7 +59442,7 @@
       <w:r>
         <w:t xml:space="preserve"> </w:t>
       </w:r>
-      <w:hyperlink r:id="rId343">
+      <w:hyperlink r:id="rId357">
         <w:r>
           <w:rPr>
             <w:rStyle w:val="Hyperlink"/>
@@ -57414,7 +59476,7 @@
           <w:b/>
           <w:bCs/>
         </w:rPr>
-        <w:t xml:space="preserve">[42]</w:t>
+        <w:t xml:space="preserve">[44]</w:t>
       </w:r>
       <w:r>
         <w:t xml:space="preserve"> </w:t>
@@ -57444,7 +59506,7 @@
       <w:r>
         <w:t xml:space="preserve"> </w:t>
       </w:r>
-      <w:hyperlink r:id="rId344">
+      <w:hyperlink r:id="rId358">
         <w:r>
           <w:rPr>
             <w:rStyle w:val="Hyperlink"/>
@@ -57478,7 +59540,7 @@
           <w:b/>
           <w:bCs/>
         </w:rPr>
-        <w:t xml:space="preserve">[43]</w:t>
+        <w:t xml:space="preserve">[45]</w:t>
       </w:r>
       <w:r>
         <w:t xml:space="preserve"> </w:t>
@@ -57508,7 +59570,7 @@
       <w:r>
         <w:t xml:space="preserve"> </w:t>
       </w:r>
-      <w:hyperlink r:id="rId345">
+      <w:hyperlink r:id="rId359">
         <w:r>
           <w:rPr>
             <w:rStyle w:val="Hyperlink"/>
@@ -57542,7 +59604,7 @@
           <w:b/>
           <w:bCs/>
         </w:rPr>
-        <w:t xml:space="preserve">[44]</w:t>
+        <w:t xml:space="preserve">[46]</w:t>
       </w:r>
       <w:r>
         <w:t xml:space="preserve"> </w:t>
@@ -57572,7 +59634,7 @@
       <w:r>
         <w:t xml:space="preserve"> </w:t>
       </w:r>
-      <w:hyperlink r:id="rId346">
+      <w:hyperlink r:id="rId360">
         <w:r>
           <w:rPr>
             <w:rStyle w:val="Hyperlink"/>
@@ -57606,7 +59668,7 @@
           <w:b/>
           <w:bCs/>
         </w:rPr>
-        <w:t xml:space="preserve">[45]</w:t>
+        <w:t xml:space="preserve">[47]</w:t>
       </w:r>
       <w:r>
         <w:t xml:space="preserve"> </w:t>
@@ -57636,7 +59698,7 @@
       <w:r>
         <w:t xml:space="preserve"> </w:t>
       </w:r>
-      <w:hyperlink r:id="rId347">
+      <w:hyperlink r:id="rId361">
         <w:r>
           <w:rPr>
             <w:rStyle w:val="Hyperlink"/>
@@ -57670,7 +59732,7 @@
           <w:b/>
           <w:bCs/>
         </w:rPr>
-        <w:t xml:space="preserve">[46]</w:t>
+        <w:t xml:space="preserve">[48]</w:t>
       </w:r>
       <w:r>
         <w:t xml:space="preserve"> </w:t>
@@ -57700,7 +59762,7 @@
       <w:r>
         <w:t xml:space="preserve"> </w:t>
       </w:r>
-      <w:hyperlink r:id="rId348">
+      <w:hyperlink r:id="rId362">
         <w:r>
           <w:rPr>
             <w:rStyle w:val="Hyperlink"/>
@@ -57725,7 +59787,7 @@
         <w:t xml:space="preserve">The systematic review the extractor false-positived on</w:t>
       </w:r>
     </w:p>
-    <w:bookmarkEnd w:id="349"/>
+    <w:bookmarkEnd w:id="363"/>
     <w:sectPr>
       <w:footnotePr>
         <w:numRestart w:val="eachSect"/>
@@ -58232,7 +60294,34 @@
     <w:abstractNumId w:val="991"/>
   </w:num>
   <w:num w:numId="1015">
-    <w:abstractNumId w:val="991"/>
+    <w:abstractNumId w:val="99411"/>
+    <w:lvlOverride w:ilvl="0">
+      <w:startOverride w:val="1"/>
+    </w:lvlOverride>
+    <w:lvlOverride w:ilvl="1">
+      <w:startOverride w:val="1"/>
+    </w:lvlOverride>
+    <w:lvlOverride w:ilvl="2">
+      <w:startOverride w:val="1"/>
+    </w:lvlOverride>
+    <w:lvlOverride w:ilvl="3">
+      <w:startOverride w:val="1"/>
+    </w:lvlOverride>
+    <w:lvlOverride w:ilvl="4">
+      <w:startOverride w:val="1"/>
+    </w:lvlOverride>
+    <w:lvlOverride w:ilvl="5">
+      <w:startOverride w:val="1"/>
+    </w:lvlOverride>
+    <w:lvlOverride w:ilvl="6">
+      <w:startOverride w:val="1"/>
+    </w:lvlOverride>
+    <w:lvlOverride w:ilvl="7">
+      <w:startOverride w:val="1"/>
+    </w:lvlOverride>
+    <w:lvlOverride w:ilvl="8">
+      <w:startOverride w:val="1"/>
+    </w:lvlOverride>
   </w:num>
   <w:num w:numId="1016">
     <w:abstractNumId w:val="991"/>
@@ -58283,6 +60372,15 @@
     <w:abstractNumId w:val="991"/>
   </w:num>
   <w:num w:numId="1032">
+    <w:abstractNumId w:val="991"/>
+  </w:num>
+  <w:num w:numId="1033">
+    <w:abstractNumId w:val="991"/>
+  </w:num>
+  <w:num w:numId="1034">
+    <w:abstractNumId w:val="991"/>
+  </w:num>
+  <w:num w:numId="1035">
     <w:abstractNumId w:val="991"/>
   </w:num>
 </w:numbering>
